--- a/docs/CW交信トレーニング_使い方説明書.docx
+++ b/docs/CW交信トレーニング_使い方説明書.docx
@@ -54,7 +54,7 @@
         <w:rPr>
           <w:rFonts w:ascii="Yu Gothic" w:cs="Yu Gothic" w:eastAsia="Yu Gothic" w:hAnsi="Yu Gothic"/>
         </w:rPr>
-        <w:t xml:space="preserve">最初にすること</w:t>
+        <w:t xml:space="preserve">アプリを開く</w:t>
       </w:r>
     </w:p>
     <w:p>
@@ -70,7 +70,7 @@
         <w:rPr>
           <w:rFonts w:ascii="Yu Gothic" w:cs="Yu Gothic" w:eastAsia="Yu Gothic" w:hAnsi="Yu Gothic"/>
         </w:rPr>
-        <w:t xml:space="preserve">どこから始めるか（習熟度別）</w:t>
+        <w:t xml:space="preserve">最初にすること</w:t>
       </w:r>
     </w:p>
     <w:p>
@@ -86,7 +86,7 @@
         <w:rPr>
           <w:rFonts w:ascii="Yu Gothic" w:cs="Yu Gothic" w:eastAsia="Yu Gothic" w:hAnsi="Yu Gothic"/>
         </w:rPr>
-        <w:t xml:space="preserve">画面の見方</w:t>
+        <w:t xml:space="preserve">どこから始めるか（習熟度別）</w:t>
       </w:r>
     </w:p>
     <w:p>
@@ -102,7 +102,7 @@
         <w:rPr>
           <w:rFonts w:ascii="Yu Gothic" w:cs="Yu Gothic" w:eastAsia="Yu Gothic" w:hAnsi="Yu Gothic"/>
         </w:rPr>
-        <w:t xml:space="preserve">交信シミュレーター</w:t>
+        <w:t xml:space="preserve">画面の見方</w:t>
       </w:r>
     </w:p>
     <w:p>
@@ -118,7 +118,7 @@
         <w:rPr>
           <w:rFonts w:ascii="Yu Gothic" w:cs="Yu Gothic" w:eastAsia="Yu Gothic" w:hAnsi="Yu Gothic"/>
         </w:rPr>
-        <w:t xml:space="preserve">聞き取りドリル</w:t>
+        <w:t xml:space="preserve">交信シミュレーター</w:t>
       </w:r>
     </w:p>
     <w:p>
@@ -134,7 +134,7 @@
         <w:rPr>
           <w:rFonts w:ascii="Yu Gothic" w:cs="Yu Gothic" w:eastAsia="Yu Gothic" w:hAnsi="Yu Gothic"/>
         </w:rPr>
-        <w:t xml:space="preserve">コンテスト運用</w:t>
+        <w:t xml:space="preserve">聞き取りドリル</w:t>
       </w:r>
     </w:p>
     <w:p>
@@ -150,7 +150,7 @@
         <w:rPr>
           <w:rFonts w:ascii="Yu Gothic" w:cs="Yu Gothic" w:eastAsia="Yu Gothic" w:hAnsi="Yu Gothic"/>
         </w:rPr>
-        <w:t xml:space="preserve">パドル送信</w:t>
+        <w:t xml:space="preserve">コンテスト運用</w:t>
       </w:r>
     </w:p>
     <w:p>
@@ -166,7 +166,7 @@
         <w:rPr>
           <w:rFonts w:ascii="Yu Gothic" w:cs="Yu Gothic" w:eastAsia="Yu Gothic" w:hAnsi="Yu Gothic"/>
         </w:rPr>
-        <w:t xml:space="preserve">変換・電鍵</w:t>
+        <w:t xml:space="preserve">パドル送信</w:t>
       </w:r>
     </w:p>
     <w:p>
@@ -182,7 +182,7 @@
         <w:rPr>
           <w:rFonts w:ascii="Yu Gothic" w:cs="Yu Gothic" w:eastAsia="Yu Gothic" w:hAnsi="Yu Gothic"/>
         </w:rPr>
-        <w:t xml:space="preserve">略語集</w:t>
+        <w:t xml:space="preserve">変換・電鍵</w:t>
       </w:r>
     </w:p>
     <w:p>
@@ -198,7 +198,7 @@
         <w:rPr>
           <w:rFonts w:ascii="Yu Gothic" w:cs="Yu Gothic" w:eastAsia="Yu Gothic" w:hAnsi="Yu Gothic"/>
         </w:rPr>
-        <w:t xml:space="preserve">設定・記録</w:t>
+        <w:t xml:space="preserve">略語集</w:t>
       </w:r>
     </w:p>
     <w:p>
@@ -214,7 +214,7 @@
         <w:rPr>
           <w:rFonts w:ascii="Yu Gothic" w:cs="Yu Gothic" w:eastAsia="Yu Gothic" w:hAnsi="Yu Gothic"/>
         </w:rPr>
-        <w:t xml:space="preserve">速度の考え方</w:t>
+        <w:t xml:space="preserve">設定・記録</w:t>
       </w:r>
     </w:p>
     <w:p>
@@ -230,7 +230,7 @@
         <w:rPr>
           <w:rFonts w:ascii="Yu Gothic" w:cs="Yu Gothic" w:eastAsia="Yu Gothic" w:hAnsi="Yu Gothic"/>
         </w:rPr>
-        <w:t xml:space="preserve">キーボード操作の一覧</w:t>
+        <w:t xml:space="preserve">速度の考え方</w:t>
       </w:r>
     </w:p>
     <w:p>
@@ -246,6 +246,22 @@
         <w:rPr>
           <w:rFonts w:ascii="Yu Gothic" w:cs="Yu Gothic" w:eastAsia="Yu Gothic" w:hAnsi="Yu Gothic"/>
         </w:rPr>
+        <w:t xml:space="preserve">キーボード操作の一覧</w:t>
+      </w:r>
+    </w:p>
+    <w:p>
+      <w:pPr>
+        <w:pStyle w:val="ListParagraph"/>
+        <w:numPr>
+          <w:ilvl w:val="0"/>
+          <w:numId w:val="2"/>
+        </w:numPr>
+        <w:spacing w:after="90" w:line="320"/>
+      </w:pPr>
+      <w:r>
+        <w:rPr>
+          <w:rFonts w:ascii="Yu Gothic" w:cs="Yu Gothic" w:eastAsia="Yu Gothic" w:hAnsi="Yu Gothic"/>
+        </w:rPr>
         <w:t xml:space="preserve">困ったとき</w:t>
       </w:r>
     </w:p>
@@ -262,7 +278,870 @@
         <w:rPr>
           <w:rFonts w:ascii="Yu Gothic" w:cs="Yu Gothic" w:eastAsia="Yu Gothic" w:hAnsi="Yu Gothic"/>
         </w:rPr>
-        <w:t xml:space="preserve">1. 最初にすること</w:t>
+        <w:t xml:space="preserve">1. アプリを開く</w:t>
+      </w:r>
+    </w:p>
+    <w:p>
+      <w:pPr>
+        <w:spacing w:after="160" w:line="330"/>
+      </w:pPr>
+      <w:r>
+        <w:rPr>
+          <w:rFonts w:ascii="Yu Gothic" w:cs="Yu Gothic" w:eastAsia="Yu Gothic" w:hAnsi="Yu Gothic"/>
+        </w:rPr>
+        <w:t xml:space="preserve">インストールは不要です。ブラウザで開くだけで動きます。使い方は 3 通りあり、</w:t>
+      </w:r>
+      <w:r>
+        <w:rPr>
+          <w:rFonts w:ascii="Yu Gothic" w:cs="Yu Gothic" w:eastAsia="Yu Gothic" w:hAnsi="Yu Gothic"/>
+          <w:b/>
+          <w:bCs/>
+        </w:rPr>
+        <w:t xml:space="preserve">方法 A が最も簡単</w:t>
+      </w:r>
+      <w:r>
+        <w:rPr>
+          <w:rFonts w:ascii="Yu Gothic" w:cs="Yu Gothic" w:eastAsia="Yu Gothic" w:hAnsi="Yu Gothic"/>
+        </w:rPr>
+        <w:t xml:space="preserve">です。</w:t>
+      </w:r>
+    </w:p>
+    <w:p>
+      <w:pPr>
+        <w:pStyle w:val="Heading2"/>
+        <w:spacing w:after="150" w:before="340"/>
+      </w:pPr>
+      <w:r>
+        <w:rPr>
+          <w:rFonts w:ascii="Yu Gothic" w:cs="Yu Gothic" w:eastAsia="Yu Gothic" w:hAnsi="Yu Gothic"/>
+        </w:rPr>
+        <w:t xml:space="preserve">方法 A: 公開ページを開く（推奨）</w:t>
+      </w:r>
+    </w:p>
+    <w:p>
+      <w:pPr>
+        <w:spacing w:after="160" w:line="330"/>
+      </w:pPr>
+      <w:r>
+        <w:rPr>
+          <w:rFonts w:ascii="Yu Gothic" w:cs="Yu Gothic" w:eastAsia="Yu Gothic" w:hAnsi="Yu Gothic"/>
+        </w:rPr>
+        <w:t xml:space="preserve">次の URL をブラウザで開きます。</w:t>
+      </w:r>
+    </w:p>
+    <w:p>
+      <w:pPr>
+        <w:pBdr>
+          <w:left w:val="single" w:color="BFBFBF" w:sz="12" w:space="8"/>
+        </w:pBdr>
+        <w:shd w:fill="F2F2F2" w:val="clear"/>
+        <w:spacing w:after="200" w:before="120" w:line="280"/>
+        <w:ind w:left="200" w:right="200"/>
+      </w:pPr>
+      <w:r>
+        <w:rPr>
+          <w:rFonts w:ascii="Consolas" w:cs="Consolas" w:eastAsia="Consolas" w:hAnsi="Consolas"/>
+          <w:sz w:val="19"/>
+          <w:szCs w:val="19"/>
+        </w:rPr>
+        <w:t xml:space="preserve">https://hidetako.github.io/CWtraining/</w:t>
+      </w:r>
+    </w:p>
+    <w:p>
+      <w:pPr>
+        <w:spacing w:after="160" w:line="330"/>
+      </w:pPr>
+      <w:r>
+        <w:rPr>
+          <w:rFonts w:ascii="Yu Gothic" w:cs="Yu Gothic" w:eastAsia="Yu Gothic" w:hAnsi="Yu Gothic"/>
+        </w:rPr>
+        <w:t xml:space="preserve">これだけです。ダウンロードもインストールも要りません。よく使うならブックマークしておいてください。</w:t>
+      </w:r>
+    </w:p>
+    <w:p>
+      <w:pPr>
+        <w:pBdr>
+          <w:left w:val="single" w:color="8A5A00" w:sz="12" w:space="10"/>
+        </w:pBdr>
+        <w:spacing w:after="200" w:before="120" w:line="320"/>
+        <w:ind w:left="220"/>
+      </w:pPr>
+      <w:r>
+        <w:rPr>
+          <w:rFonts w:ascii="Yu Gothic" w:cs="Yu Gothic" w:eastAsia="Yu Gothic" w:hAnsi="Yu Gothic"/>
+          <w:i/>
+          <w:iCs/>
+          <w:color w:val="555555"/>
+        </w:rPr>
+        <w:t xml:space="preserve">公開ページが用意されていない場合は、方法 B か C を使ってください。</w:t>
+      </w:r>
+    </w:p>
+    <w:p>
+      <w:pPr>
+        <w:pStyle w:val="Heading2"/>
+        <w:spacing w:after="150" w:before="340"/>
+      </w:pPr>
+      <w:r>
+        <w:rPr>
+          <w:rFonts w:ascii="Yu Gothic" w:cs="Yu Gothic" w:eastAsia="Yu Gothic" w:hAnsi="Yu Gothic"/>
+        </w:rPr>
+        <w:t xml:space="preserve">方法 B: ファイルを取得してローカルで開く</w:t>
+      </w:r>
+    </w:p>
+    <w:p>
+      <w:pPr>
+        <w:spacing w:after="160" w:line="330"/>
+      </w:pPr>
+      <w:r>
+        <w:rPr>
+          <w:rFonts w:ascii="Yu Gothic" w:cs="Yu Gothic" w:eastAsia="Yu Gothic" w:hAnsi="Yu Gothic"/>
+        </w:rPr>
+        <w:t xml:space="preserve">インターネットに繋がらない環境で使いたい場合や、自分で中身を変えたい場合はこちらです。</w:t>
+      </w:r>
+    </w:p>
+    <w:p>
+      <w:pPr>
+        <w:spacing w:after="160" w:line="330"/>
+      </w:pPr>
+      <w:r>
+        <w:rPr>
+          <w:rFonts w:ascii="Yu Gothic" w:cs="Yu Gothic" w:eastAsia="Yu Gothic" w:hAnsi="Yu Gothic"/>
+          <w:b/>
+          <w:bCs/>
+        </w:rPr>
+        <w:t xml:space="preserve">1. ファイルを入手する</w:t>
+      </w:r>
+    </w:p>
+    <w:p>
+      <w:pPr>
+        <w:spacing w:after="160" w:line="330"/>
+      </w:pPr>
+      <w:r>
+        <w:rPr>
+          <w:rFonts w:ascii="Yu Gothic" w:cs="Yu Gothic" w:eastAsia="Yu Gothic" w:hAnsi="Yu Gothic"/>
+        </w:rPr>
+        <w:t xml:space="preserve">GitHub のページ（https://github.com/hidetako/CWtraining）を開き、緑色の </w:t>
+      </w:r>
+      <w:r>
+        <w:rPr>
+          <w:rFonts w:ascii="Yu Gothic" w:cs="Yu Gothic" w:eastAsia="Yu Gothic" w:hAnsi="Yu Gothic"/>
+          <w:b/>
+          <w:bCs/>
+        </w:rPr>
+        <w:t xml:space="preserve">Code</w:t>
+      </w:r>
+      <w:r>
+        <w:rPr>
+          <w:rFonts w:ascii="Yu Gothic" w:cs="Yu Gothic" w:eastAsia="Yu Gothic" w:hAnsi="Yu Gothic"/>
+        </w:rPr>
+        <w:t xml:space="preserve"> ボタン → </w:t>
+      </w:r>
+      <w:r>
+        <w:rPr>
+          <w:rFonts w:ascii="Yu Gothic" w:cs="Yu Gothic" w:eastAsia="Yu Gothic" w:hAnsi="Yu Gothic"/>
+          <w:b/>
+          <w:bCs/>
+        </w:rPr>
+        <w:t xml:space="preserve">Download ZIP</w:t>
+      </w:r>
+      <w:r>
+        <w:rPr>
+          <w:rFonts w:ascii="Yu Gothic" w:cs="Yu Gothic" w:eastAsia="Yu Gothic" w:hAnsi="Yu Gothic"/>
+        </w:rPr>
+        <w:t xml:space="preserve"> を選んで保存し、展開します。</w:t>
+      </w:r>
+    </w:p>
+    <w:p>
+      <w:pPr>
+        <w:spacing w:after="160" w:line="330"/>
+      </w:pPr>
+      <w:r>
+        <w:rPr>
+          <w:rFonts w:ascii="Consolas" w:cs="Consolas" w:eastAsia="Consolas" w:hAnsi="Consolas"/>
+          <w:shd w:fill="F2F2F2" w:val="clear"/>
+        </w:rPr>
+        <w:t xml:space="preserve">git</w:t>
+      </w:r>
+      <w:r>
+        <w:rPr>
+          <w:rFonts w:ascii="Yu Gothic" w:cs="Yu Gothic" w:eastAsia="Yu Gothic" w:hAnsi="Yu Gothic"/>
+        </w:rPr>
+        <w:t xml:space="preserve"> を使える場合は次のコマンドでも取得できます。</w:t>
+      </w:r>
+    </w:p>
+    <w:p>
+      <w:pPr>
+        <w:pBdr>
+          <w:left w:val="single" w:color="BFBFBF" w:sz="12" w:space="8"/>
+        </w:pBdr>
+        <w:shd w:fill="F2F2F2" w:val="clear"/>
+        <w:spacing w:after="0" w:before="120" w:line="280"/>
+        <w:ind w:left="200" w:right="200"/>
+      </w:pPr>
+      <w:r>
+        <w:rPr>
+          <w:rFonts w:ascii="Consolas" w:cs="Consolas" w:eastAsia="Consolas" w:hAnsi="Consolas"/>
+          <w:sz w:val="19"/>
+          <w:szCs w:val="19"/>
+        </w:rPr>
+        <w:t xml:space="preserve">git clone https://github.com/hidetako/CWtraining.git</w:t>
+      </w:r>
+    </w:p>
+    <w:p>
+      <w:pPr>
+        <w:pBdr>
+          <w:left w:val="single" w:color="BFBFBF" w:sz="12" w:space="8"/>
+        </w:pBdr>
+        <w:shd w:fill="F2F2F2" w:val="clear"/>
+        <w:spacing w:after="200" w:before="0" w:line="280"/>
+        <w:ind w:left="200" w:right="200"/>
+      </w:pPr>
+      <w:r>
+        <w:rPr>
+          <w:rFonts w:ascii="Consolas" w:cs="Consolas" w:eastAsia="Consolas" w:hAnsi="Consolas"/>
+          <w:sz w:val="19"/>
+          <w:szCs w:val="19"/>
+        </w:rPr>
+        <w:t xml:space="preserve">cd CWtraining</w:t>
+      </w:r>
+    </w:p>
+    <w:p>
+      <w:pPr>
+        <w:spacing w:after="160" w:line="330"/>
+      </w:pPr>
+      <w:r>
+        <w:rPr>
+          <w:rFonts w:ascii="Yu Gothic" w:cs="Yu Gothic" w:eastAsia="Yu Gothic" w:hAnsi="Yu Gothic"/>
+          <w:b/>
+          <w:bCs/>
+        </w:rPr>
+        <w:t xml:space="preserve">2. 簡易サーバーを起動する</w:t>
+      </w:r>
+    </w:p>
+    <w:p>
+      <w:pPr>
+        <w:spacing w:after="160" w:line="330"/>
+      </w:pPr>
+      <w:r>
+        <w:rPr>
+          <w:rFonts w:ascii="Yu Gothic" w:cs="Yu Gothic" w:eastAsia="Yu Gothic" w:hAnsi="Yu Gothic"/>
+        </w:rPr>
+        <w:t xml:space="preserve">展開したフォルダの中で、次のいずれかを実行します。</w:t>
+      </w:r>
+    </w:p>
+    <w:tbl>
+      <w:tblPr>
+        <w:tblW w:type="dxa" w:w="9638"/>
+        <w:tblBorders>
+          <w:top w:val="single" w:color="BFBFBF" w:sz="4"/>
+          <w:left w:val="single" w:color="BFBFBF" w:sz="4"/>
+          <w:bottom w:val="single" w:color="BFBFBF" w:sz="4"/>
+          <w:right w:val="single" w:color="BFBFBF" w:sz="4"/>
+          <w:insideH w:val="single" w:color="BFBFBF" w:sz="2"/>
+          <w:insideV w:val="single" w:color="BFBFBF" w:sz="2"/>
+        </w:tblBorders>
+      </w:tblPr>
+      <w:tblGrid>
+        <w:gridCol w:w="5920"/>
+        <w:gridCol w:w="3718"/>
+      </w:tblGrid>
+      <w:tr>
+        <w:trPr>
+          <w:tblHeader/>
+        </w:trPr>
+        <w:tc>
+          <w:tcPr>
+            <w:tcW w:type="dxa" w:w="5920"/>
+            <w:shd w:fill="EDE7DA" w:val="clear"/>
+            <w:tcMar>
+              <w:top w:type="dxa" w:w="60"/>
+              <w:left w:type="dxa" w:w="110"/>
+              <w:bottom w:type="dxa" w:w="60"/>
+              <w:right w:type="dxa" w:w="110"/>
+            </w:tcMar>
+          </w:tcPr>
+          <w:p>
+            <w:pPr>
+              <w:spacing w:after="0" w:before="0"/>
+            </w:pPr>
+            <w:r>
+              <w:rPr>
+                <w:rFonts w:ascii="Yu Gothic" w:cs="Yu Gothic" w:eastAsia="Yu Gothic" w:hAnsi="Yu Gothic"/>
+                <w:b/>
+                <w:bCs/>
+              </w:rPr>
+              <w:t xml:space="preserve">環境</w:t>
+            </w:r>
+          </w:p>
+        </w:tc>
+        <w:tc>
+          <w:tcPr>
+            <w:tcW w:type="dxa" w:w="3718"/>
+            <w:shd w:fill="EDE7DA" w:val="clear"/>
+            <w:tcMar>
+              <w:top w:type="dxa" w:w="60"/>
+              <w:left w:type="dxa" w:w="110"/>
+              <w:bottom w:type="dxa" w:w="60"/>
+              <w:right w:type="dxa" w:w="110"/>
+            </w:tcMar>
+          </w:tcPr>
+          <w:p>
+            <w:pPr>
+              <w:spacing w:after="0" w:before="0"/>
+            </w:pPr>
+            <w:r>
+              <w:rPr>
+                <w:rFonts w:ascii="Yu Gothic" w:cs="Yu Gothic" w:eastAsia="Yu Gothic" w:hAnsi="Yu Gothic"/>
+                <w:b/>
+                <w:bCs/>
+              </w:rPr>
+              <w:t xml:space="preserve">コマンド</w:t>
+            </w:r>
+          </w:p>
+        </w:tc>
+      </w:tr>
+      <w:tr>
+        <w:trPr>
+          <w:tblHeader w:val="false"/>
+        </w:trPr>
+        <w:tc>
+          <w:tcPr>
+            <w:tcW w:type="dxa" w:w="5920"/>
+            <w:tcMar>
+              <w:top w:type="dxa" w:w="60"/>
+              <w:left w:type="dxa" w:w="110"/>
+              <w:bottom w:type="dxa" w:w="60"/>
+              <w:right w:type="dxa" w:w="110"/>
+            </w:tcMar>
+          </w:tcPr>
+          <w:p>
+            <w:pPr>
+              <w:spacing w:after="0" w:before="0"/>
+            </w:pPr>
+            <w:r>
+              <w:rPr>
+                <w:rFonts w:ascii="Yu Gothic" w:cs="Yu Gothic" w:eastAsia="Yu Gothic" w:hAnsi="Yu Gothic"/>
+              </w:rPr>
+              <w:t xml:space="preserve">Python が入っている（macOS / Linux は標準）</w:t>
+            </w:r>
+          </w:p>
+        </w:tc>
+        <w:tc>
+          <w:tcPr>
+            <w:tcW w:type="dxa" w:w="3718"/>
+            <w:tcMar>
+              <w:top w:type="dxa" w:w="60"/>
+              <w:left w:type="dxa" w:w="110"/>
+              <w:bottom w:type="dxa" w:w="60"/>
+              <w:right w:type="dxa" w:w="110"/>
+            </w:tcMar>
+          </w:tcPr>
+          <w:p>
+            <w:pPr>
+              <w:spacing w:after="0" w:before="0"/>
+            </w:pPr>
+            <w:r>
+              <w:rPr>
+                <w:rFonts w:ascii="Consolas" w:cs="Consolas" w:eastAsia="Consolas" w:hAnsi="Consolas"/>
+                <w:shd w:fill="F2F2F2" w:val="clear"/>
+              </w:rPr>
+              <w:t xml:space="preserve">python3 -m http.server 8000</w:t>
+            </w:r>
+          </w:p>
+        </w:tc>
+      </w:tr>
+      <w:tr>
+        <w:trPr>
+          <w:tblHeader w:val="false"/>
+        </w:trPr>
+        <w:tc>
+          <w:tcPr>
+            <w:tcW w:type="dxa" w:w="5920"/>
+            <w:tcMar>
+              <w:top w:type="dxa" w:w="60"/>
+              <w:left w:type="dxa" w:w="110"/>
+              <w:bottom w:type="dxa" w:w="60"/>
+              <w:right w:type="dxa" w:w="110"/>
+            </w:tcMar>
+          </w:tcPr>
+          <w:p>
+            <w:pPr>
+              <w:spacing w:after="0" w:before="0"/>
+            </w:pPr>
+            <w:r>
+              <w:rPr>
+                <w:rFonts w:ascii="Yu Gothic" w:cs="Yu Gothic" w:eastAsia="Yu Gothic" w:hAnsi="Yu Gothic"/>
+              </w:rPr>
+              <w:t xml:space="preserve">Windows で Python</w:t>
+            </w:r>
+          </w:p>
+        </w:tc>
+        <w:tc>
+          <w:tcPr>
+            <w:tcW w:type="dxa" w:w="3718"/>
+            <w:tcMar>
+              <w:top w:type="dxa" w:w="60"/>
+              <w:left w:type="dxa" w:w="110"/>
+              <w:bottom w:type="dxa" w:w="60"/>
+              <w:right w:type="dxa" w:w="110"/>
+            </w:tcMar>
+          </w:tcPr>
+          <w:p>
+            <w:pPr>
+              <w:spacing w:after="0" w:before="0"/>
+            </w:pPr>
+            <w:r>
+              <w:rPr>
+                <w:rFonts w:ascii="Consolas" w:cs="Consolas" w:eastAsia="Consolas" w:hAnsi="Consolas"/>
+                <w:shd w:fill="F2F2F2" w:val="clear"/>
+              </w:rPr>
+              <w:t xml:space="preserve">py -m http.server 8000</w:t>
+            </w:r>
+          </w:p>
+        </w:tc>
+      </w:tr>
+      <w:tr>
+        <w:trPr>
+          <w:tblHeader w:val="false"/>
+        </w:trPr>
+        <w:tc>
+          <w:tcPr>
+            <w:tcW w:type="dxa" w:w="5920"/>
+            <w:tcMar>
+              <w:top w:type="dxa" w:w="60"/>
+              <w:left w:type="dxa" w:w="110"/>
+              <w:bottom w:type="dxa" w:w="60"/>
+              <w:right w:type="dxa" w:w="110"/>
+            </w:tcMar>
+          </w:tcPr>
+          <w:p>
+            <w:pPr>
+              <w:spacing w:after="0" w:before="0"/>
+            </w:pPr>
+            <w:r>
+              <w:rPr>
+                <w:rFonts w:ascii="Yu Gothic" w:cs="Yu Gothic" w:eastAsia="Yu Gothic" w:hAnsi="Yu Gothic"/>
+              </w:rPr>
+              <w:t xml:space="preserve">Node.js が入っている</w:t>
+            </w:r>
+          </w:p>
+        </w:tc>
+        <w:tc>
+          <w:tcPr>
+            <w:tcW w:type="dxa" w:w="3718"/>
+            <w:tcMar>
+              <w:top w:type="dxa" w:w="60"/>
+              <w:left w:type="dxa" w:w="110"/>
+              <w:bottom w:type="dxa" w:w="60"/>
+              <w:right w:type="dxa" w:w="110"/>
+            </w:tcMar>
+          </w:tcPr>
+          <w:p>
+            <w:pPr>
+              <w:spacing w:after="0" w:before="0"/>
+            </w:pPr>
+            <w:r>
+              <w:rPr>
+                <w:rFonts w:ascii="Consolas" w:cs="Consolas" w:eastAsia="Consolas" w:hAnsi="Consolas"/>
+                <w:shd w:fill="F2F2F2" w:val="clear"/>
+              </w:rPr>
+              <w:t xml:space="preserve">npx serve -l 8000</w:t>
+            </w:r>
+          </w:p>
+        </w:tc>
+      </w:tr>
+    </w:tbl>
+    <w:p>
+      <w:pPr>
+        <w:spacing w:after="220"/>
+      </w:pPr>
+    </w:p>
+    <w:p>
+      <w:pPr>
+        <w:spacing w:after="160" w:line="330"/>
+      </w:pPr>
+      <w:r>
+        <w:rPr>
+          <w:rFonts w:ascii="Yu Gothic" w:cs="Yu Gothic" w:eastAsia="Yu Gothic" w:hAnsi="Yu Gothic"/>
+          <w:b/>
+          <w:bCs/>
+        </w:rPr>
+        <w:t xml:space="preserve">3. ブラウザで開く</w:t>
+      </w:r>
+    </w:p>
+    <w:p>
+      <w:pPr>
+        <w:pBdr>
+          <w:left w:val="single" w:color="BFBFBF" w:sz="12" w:space="8"/>
+        </w:pBdr>
+        <w:shd w:fill="F2F2F2" w:val="clear"/>
+        <w:spacing w:after="200" w:before="120" w:line="280"/>
+        <w:ind w:left="200" w:right="200"/>
+      </w:pPr>
+      <w:r>
+        <w:rPr>
+          <w:rFonts w:ascii="Consolas" w:cs="Consolas" w:eastAsia="Consolas" w:hAnsi="Consolas"/>
+          <w:sz w:val="19"/>
+          <w:szCs w:val="19"/>
+        </w:rPr>
+        <w:t xml:space="preserve">http://localhost:8000/</w:t>
+      </w:r>
+    </w:p>
+    <w:p>
+      <w:pPr>
+        <w:spacing w:after="160" w:line="330"/>
+      </w:pPr>
+      <w:r>
+        <w:rPr>
+          <w:rFonts w:ascii="Yu Gothic" w:cs="Yu Gothic" w:eastAsia="Yu Gothic" w:hAnsi="Yu Gothic"/>
+        </w:rPr>
+        <w:t xml:space="preserve">止めるときは、コマンドを実行した画面で </w:t>
+      </w:r>
+      <w:r>
+        <w:rPr>
+          <w:rFonts w:ascii="Consolas" w:cs="Consolas" w:eastAsia="Consolas" w:hAnsi="Consolas"/>
+          <w:shd w:fill="F2F2F2" w:val="clear"/>
+        </w:rPr>
+        <w:t xml:space="preserve">Ctrl</w:t>
+      </w:r>
+      <w:r>
+        <w:rPr>
+          <w:rFonts w:ascii="Yu Gothic" w:cs="Yu Gothic" w:eastAsia="Yu Gothic" w:hAnsi="Yu Gothic"/>
+        </w:rPr>
+        <w:t xml:space="preserve"> + </w:t>
+      </w:r>
+      <w:r>
+        <w:rPr>
+          <w:rFonts w:ascii="Consolas" w:cs="Consolas" w:eastAsia="Consolas" w:hAnsi="Consolas"/>
+          <w:shd w:fill="F2F2F2" w:val="clear"/>
+        </w:rPr>
+        <w:t xml:space="preserve">C</w:t>
+      </w:r>
+      <w:r>
+        <w:rPr>
+          <w:rFonts w:ascii="Yu Gothic" w:cs="Yu Gothic" w:eastAsia="Yu Gothic" w:hAnsi="Yu Gothic"/>
+        </w:rPr>
+        <w:t xml:space="preserve"> を押します。</w:t>
+      </w:r>
+    </w:p>
+    <w:p>
+      <w:pPr>
+        <w:pStyle w:val="Heading2"/>
+        <w:spacing w:after="150" w:before="340"/>
+      </w:pPr>
+      <w:r>
+        <w:rPr>
+          <w:rFonts w:ascii="Yu Gothic" w:cs="Yu Gothic" w:eastAsia="Yu Gothic" w:hAnsi="Yu Gothic"/>
+        </w:rPr>
+        <w:t xml:space="preserve">方法 C: VS Code の Live Server</w:t>
+      </w:r>
+    </w:p>
+    <w:p>
+      <w:pPr>
+        <w:spacing w:after="160" w:line="330"/>
+      </w:pPr>
+      <w:r>
+        <w:rPr>
+          <w:rFonts w:ascii="Yu Gothic" w:cs="Yu Gothic" w:eastAsia="Yu Gothic" w:hAnsi="Yu Gothic"/>
+        </w:rPr>
+        <w:t xml:space="preserve">VS Code を使っている場合は、拡張機能「Live Server」を入れて、フォルダを開き </w:t>
+      </w:r>
+      <w:r>
+        <w:rPr>
+          <w:rFonts w:ascii="Consolas" w:cs="Consolas" w:eastAsia="Consolas" w:hAnsi="Consolas"/>
+          <w:shd w:fill="F2F2F2" w:val="clear"/>
+        </w:rPr>
+        <w:t xml:space="preserve">index.html</w:t>
+      </w:r>
+      <w:r>
+        <w:rPr>
+          <w:rFonts w:ascii="Yu Gothic" w:cs="Yu Gothic" w:eastAsia="Yu Gothic" w:hAnsi="Yu Gothic"/>
+        </w:rPr>
+        <w:t xml:space="preserve"> を右クリック →</w:t>
+      </w:r>
+      <w:r>
+        <w:rPr>
+          <w:rFonts w:ascii="Yu Gothic" w:cs="Yu Gothic" w:eastAsia="Yu Gothic" w:hAnsi="Yu Gothic"/>
+          <w:b/>
+          <w:bCs/>
+        </w:rPr>
+        <w:t xml:space="preserve">Open with Live Server</w:t>
+      </w:r>
+      <w:r>
+        <w:rPr>
+          <w:rFonts w:ascii="Yu Gothic" w:cs="Yu Gothic" w:eastAsia="Yu Gothic" w:hAnsi="Yu Gothic"/>
+        </w:rPr>
+        <w:t xml:space="preserve"> が一番手軽です。</w:t>
+      </w:r>
+    </w:p>
+    <w:p>
+      <w:pPr>
+        <w:pStyle w:val="Heading2"/>
+        <w:spacing w:after="150" w:before="340"/>
+      </w:pPr>
+      <w:r>
+        <w:rPr>
+          <w:rFonts w:ascii="Yu Gothic" w:cs="Yu Gothic" w:eastAsia="Yu Gothic" w:hAnsi="Yu Gothic"/>
+        </w:rPr>
+        <w:t xml:space="preserve">なぜ </w:t>
+      </w:r>
+      <w:r>
+        <w:rPr>
+          <w:rFonts w:ascii="Consolas" w:cs="Consolas" w:eastAsia="Consolas" w:hAnsi="Consolas"/>
+          <w:shd w:fill="F2F2F2" w:val="clear"/>
+        </w:rPr>
+        <w:t xml:space="preserve">index.html</w:t>
+      </w:r>
+      <w:r>
+        <w:rPr>
+          <w:rFonts w:ascii="Yu Gothic" w:cs="Yu Gothic" w:eastAsia="Yu Gothic" w:hAnsi="Yu Gothic"/>
+        </w:rPr>
+        <w:t xml:space="preserve"> を直接開くと動かないのか</w:t>
+      </w:r>
+    </w:p>
+    <w:p>
+      <w:pPr>
+        <w:spacing w:after="160" w:line="330"/>
+      </w:pPr>
+      <w:r>
+        <w:rPr>
+          <w:rFonts w:ascii="Yu Gothic" w:cs="Yu Gothic" w:eastAsia="Yu Gothic" w:hAnsi="Yu Gothic"/>
+        </w:rPr>
+        <w:t xml:space="preserve">エクスプローラーや Finder で </w:t>
+      </w:r>
+      <w:r>
+        <w:rPr>
+          <w:rFonts w:ascii="Consolas" w:cs="Consolas" w:eastAsia="Consolas" w:hAnsi="Consolas"/>
+          <w:shd w:fill="F2F2F2" w:val="clear"/>
+        </w:rPr>
+        <w:t xml:space="preserve">index.html</w:t>
+      </w:r>
+      <w:r>
+        <w:rPr>
+          <w:rFonts w:ascii="Yu Gothic" w:cs="Yu Gothic" w:eastAsia="Yu Gothic" w:hAnsi="Yu Gothic"/>
+        </w:rPr>
+        <w:t xml:space="preserve"> をダブルクリックすると、</w:t>
+      </w:r>
+      <w:r>
+        <w:rPr>
+          <w:rFonts w:ascii="Consolas" w:cs="Consolas" w:eastAsia="Consolas" w:hAnsi="Consolas"/>
+          <w:shd w:fill="F2F2F2" w:val="clear"/>
+        </w:rPr>
+        <w:t xml:space="preserve">file://</w:t>
+      </w:r>
+      <w:r>
+        <w:rPr>
+          <w:rFonts w:ascii="Yu Gothic" w:cs="Yu Gothic" w:eastAsia="Yu Gothic" w:hAnsi="Yu Gothic"/>
+        </w:rPr>
+        <w:t xml:space="preserve"> という形式で開かれます。この形式ではブラウザの安全上の制限により</w:t>
+      </w:r>
+      <w:r>
+        <w:rPr>
+          <w:rFonts w:ascii="Yu Gothic" w:cs="Yu Gothic" w:eastAsia="Yu Gothic" w:hAnsi="Yu Gothic"/>
+          <w:b/>
+          <w:bCs/>
+        </w:rPr>
+        <w:t xml:space="preserve">プログラムの読み込みが拒否され、画面が真っ白になります</w:t>
+      </w:r>
+      <w:r>
+        <w:rPr>
+          <w:rFonts w:ascii="Yu Gothic" w:cs="Yu Gothic" w:eastAsia="Yu Gothic" w:hAnsi="Yu Gothic"/>
+        </w:rPr>
+        <w:t xml:space="preserve">。</w:t>
+      </w:r>
+    </w:p>
+    <w:p>
+      <w:pPr>
+        <w:spacing w:after="160" w:line="330"/>
+      </w:pPr>
+      <w:r>
+        <w:rPr>
+          <w:rFonts w:ascii="Yu Gothic" w:cs="Yu Gothic" w:eastAsia="Yu Gothic" w:hAnsi="Yu Gothic"/>
+        </w:rPr>
+        <w:t xml:space="preserve">このアプリは複数のプログラムファイルに分かれているため、</w:t>
+      </w:r>
+      <w:r>
+        <w:rPr>
+          <w:rFonts w:ascii="Consolas" w:cs="Consolas" w:eastAsia="Consolas" w:hAnsi="Consolas"/>
+          <w:shd w:fill="F2F2F2" w:val="clear"/>
+        </w:rPr>
+        <w:t xml:space="preserve">http://</w:t>
+      </w:r>
+      <w:r>
+        <w:rPr>
+          <w:rFonts w:ascii="Yu Gothic" w:cs="Yu Gothic" w:eastAsia="Yu Gothic" w:hAnsi="Yu Gothic"/>
+        </w:rPr>
+        <w:t xml:space="preserve"> で配信する必要があります。方法 B のように簡易サーバーを経由するのは、そのためです。</w:t>
+      </w:r>
+    </w:p>
+    <w:p>
+      <w:pPr>
+        <w:spacing w:after="160" w:line="330"/>
+      </w:pPr>
+      <w:r>
+        <w:rPr>
+          <w:rFonts w:ascii="Yu Gothic" w:cs="Yu Gothic" w:eastAsia="Yu Gothic" w:hAnsi="Yu Gothic"/>
+        </w:rPr>
+        <w:t xml:space="preserve">画面が真っ白なときは、アドレス欄が </w:t>
+      </w:r>
+      <w:r>
+        <w:rPr>
+          <w:rFonts w:ascii="Consolas" w:cs="Consolas" w:eastAsia="Consolas" w:hAnsi="Consolas"/>
+          <w:shd w:fill="F2F2F2" w:val="clear"/>
+        </w:rPr>
+        <w:t xml:space="preserve">file://</w:t>
+      </w:r>
+      <w:r>
+        <w:rPr>
+          <w:rFonts w:ascii="Yu Gothic" w:cs="Yu Gothic" w:eastAsia="Yu Gothic" w:hAnsi="Yu Gothic"/>
+        </w:rPr>
+        <w:t xml:space="preserve"> で始まっていないか確認してください。</w:t>
+      </w:r>
+    </w:p>
+    <w:p>
+      <w:pPr>
+        <w:pStyle w:val="Heading2"/>
+        <w:spacing w:after="150" w:before="340"/>
+      </w:pPr>
+      <w:r>
+        <w:rPr>
+          <w:rFonts w:ascii="Yu Gothic" w:cs="Yu Gothic" w:eastAsia="Yu Gothic" w:hAnsi="Yu Gothic"/>
+        </w:rPr>
+        <w:t xml:space="preserve">スマートフォン・タブレットで使う</w:t>
+      </w:r>
+    </w:p>
+    <w:p>
+      <w:pPr>
+        <w:spacing w:after="160" w:line="330"/>
+      </w:pPr>
+      <w:r>
+        <w:rPr>
+          <w:rFonts w:ascii="Yu Gothic" w:cs="Yu Gothic" w:eastAsia="Yu Gothic" w:hAnsi="Yu Gothic"/>
+        </w:rPr>
+        <w:t xml:space="preserve">方法 A の URL をそのまま開けば使えます。画面幅に合わせて表示が変わります。</w:t>
+      </w:r>
+    </w:p>
+    <w:p>
+      <w:pPr>
+        <w:pStyle w:val="ListParagraph"/>
+        <w:numPr>
+          <w:ilvl w:val="0"/>
+          <w:numId w:val="1"/>
+        </w:numPr>
+        <w:spacing w:after="90" w:line="320"/>
+        <w:ind w:left="640" w:hanging="300"/>
+      </w:pPr>
+      <w:r>
+        <w:rPr>
+          <w:rFonts w:ascii="Yu Gothic" w:cs="Yu Gothic" w:eastAsia="Yu Gothic" w:hAnsi="Yu Gothic"/>
+          <w:b/>
+          <w:bCs/>
+        </w:rPr>
+        <w:t xml:space="preserve">iPhone / iPad（Safari）</w:t>
+      </w:r>
+      <w:r>
+        <w:rPr>
+          <w:rFonts w:ascii="Yu Gothic" w:cs="Yu Gothic" w:eastAsia="Yu Gothic" w:hAnsi="Yu Gothic"/>
+        </w:rPr>
+        <w:t xml:space="preserve"> — 共有ボタン → 「ホーム画面に追加」でアプリのように起動できます</w:t>
+      </w:r>
+    </w:p>
+    <w:p>
+      <w:pPr>
+        <w:pStyle w:val="ListParagraph"/>
+        <w:numPr>
+          <w:ilvl w:val="0"/>
+          <w:numId w:val="1"/>
+        </w:numPr>
+        <w:spacing w:after="90" w:line="320"/>
+        <w:ind w:left="640" w:hanging="300"/>
+      </w:pPr>
+      <w:r>
+        <w:rPr>
+          <w:rFonts w:ascii="Yu Gothic" w:cs="Yu Gothic" w:eastAsia="Yu Gothic" w:hAnsi="Yu Gothic"/>
+          <w:b/>
+          <w:bCs/>
+        </w:rPr>
+        <w:t xml:space="preserve">Android（Chrome）</w:t>
+      </w:r>
+      <w:r>
+        <w:rPr>
+          <w:rFonts w:ascii="Yu Gothic" w:cs="Yu Gothic" w:eastAsia="Yu Gothic" w:hAnsi="Yu Gothic"/>
+        </w:rPr>
+        <w:t xml:space="preserve"> — メニュー → 「ホーム画面に追加」</w:t>
+      </w:r>
+    </w:p>
+    <w:p>
+      <w:pPr>
+        <w:spacing w:after="160" w:line="330"/>
+      </w:pPr>
+      <w:r>
+        <w:rPr>
+          <w:rFonts w:ascii="Yu Gothic" w:cs="Yu Gothic" w:eastAsia="Yu Gothic" w:hAnsi="Yu Gothic"/>
+        </w:rPr>
+        <w:t xml:space="preserve">コンテスト運用のように情報量の多い画面は、横向きのほうが見やすくなります。パドル送信はタッチでも打てます（パッドの左半分が短点、右半分が長点）。</w:t>
+      </w:r>
+    </w:p>
+    <w:p>
+      <w:pPr>
+        <w:pStyle w:val="Heading2"/>
+        <w:spacing w:after="150" w:before="340"/>
+      </w:pPr>
+      <w:r>
+        <w:rPr>
+          <w:rFonts w:ascii="Yu Gothic" w:cs="Yu Gothic" w:eastAsia="Yu Gothic" w:hAnsi="Yu Gothic"/>
+        </w:rPr>
+        <w:t xml:space="preserve">動作するブラウザ</w:t>
+      </w:r>
+    </w:p>
+    <w:p>
+      <w:pPr>
+        <w:spacing w:after="160" w:line="330"/>
+      </w:pPr>
+      <w:r>
+        <w:rPr>
+          <w:rFonts w:ascii="Yu Gothic" w:cs="Yu Gothic" w:eastAsia="Yu Gothic" w:hAnsi="Yu Gothic"/>
+        </w:rPr>
+        <w:t xml:space="preserve">Chrome / Edge / Firefox / Safari の、いずれも最近のバージョンで動きます。Internet Explorer には対応していません。</w:t>
+      </w:r>
+    </w:p>
+    <w:p>
+      <w:pPr>
+        <w:spacing w:after="160" w:line="330"/>
+      </w:pPr>
+      <w:r>
+        <w:rPr>
+          <w:rFonts w:ascii="Yu Gothic" w:cs="Yu Gothic" w:eastAsia="Yu Gothic" w:hAnsi="Yu Gothic"/>
+        </w:rPr>
+        <w:t xml:space="preserve">音を鳴らすために Web Audio API を使っているため、音が出ない場合は</w:t>
+      </w:r>
+      <w:r>
+        <w:rPr>
+          <w:rFonts w:ascii="Yu Gothic" w:cs="Yu Gothic" w:eastAsia="Yu Gothic" w:hAnsi="Yu Gothic"/>
+        </w:rPr>
+        <w:t xml:space="preserve">14. 困ったとき</w:t>
+      </w:r>
+      <w:r>
+        <w:rPr>
+          <w:rFonts w:ascii="Yu Gothic" w:cs="Yu Gothic" w:eastAsia="Yu Gothic" w:hAnsi="Yu Gothic"/>
+        </w:rPr>
+        <w:t xml:space="preserve">を参照してください。</w:t>
+      </w:r>
+    </w:p>
+    <w:p>
+      <w:pPr>
+        <w:pStyle w:val="Heading1"/>
+        <w:pageBreakBefore/>
+        <w:pBdr>
+          <w:bottom w:val="single" w:color="BFBFBF" w:sz="6" w:space="6"/>
+        </w:pBdr>
+        <w:spacing w:after="240" w:before="0"/>
+      </w:pPr>
+      <w:r>
+        <w:rPr>
+          <w:rFonts w:ascii="Yu Gothic" w:cs="Yu Gothic" w:eastAsia="Yu Gothic" w:hAnsi="Yu Gothic"/>
+        </w:rPr>
+        <w:t xml:space="preserve">2. 最初にすること</w:t>
       </w:r>
     </w:p>
     <w:p>
@@ -1043,7 +1922,7 @@
         <w:rPr>
           <w:rFonts w:ascii="Yu Gothic" w:cs="Yu Gothic" w:eastAsia="Yu Gothic" w:hAnsi="Yu Gothic"/>
         </w:rPr>
-        <w:t xml:space="preserve">11. 速度の考え方</w:t>
+        <w:t xml:space="preserve">12. 速度の考え方</w:t>
       </w:r>
       <w:r>
         <w:rPr>
@@ -1065,7 +1944,7 @@
         <w:rPr>
           <w:rFonts w:ascii="Yu Gothic" w:cs="Yu Gothic" w:eastAsia="Yu Gothic" w:hAnsi="Yu Gothic"/>
         </w:rPr>
-        <w:t xml:space="preserve">2. どこから始めるか（習熟度別）</w:t>
+        <w:t xml:space="preserve">3. どこから始めるか（習熟度別）</w:t>
       </w:r>
     </w:p>
     <w:p>
@@ -1454,7 +2333,7 @@
         <w:rPr>
           <w:rFonts w:ascii="Yu Gothic" w:cs="Yu Gothic" w:eastAsia="Yu Gothic" w:hAnsi="Yu Gothic"/>
         </w:rPr>
-        <w:t xml:space="preserve">3. 画面の見方</w:t>
+        <w:t xml:space="preserve">4. 画面の見方</w:t>
       </w:r>
     </w:p>
     <w:p>
@@ -2198,7 +3077,7 @@
         <w:rPr>
           <w:rFonts w:ascii="Yu Gothic" w:cs="Yu Gothic" w:eastAsia="Yu Gothic" w:hAnsi="Yu Gothic"/>
         </w:rPr>
-        <w:t xml:space="preserve">4. 交信シミュレーター</w:t>
+        <w:t xml:space="preserve">5. 交信シミュレーター</w:t>
       </w:r>
     </w:p>
     <w:p>
@@ -3276,7 +4155,7 @@
         <w:rPr>
           <w:rFonts w:ascii="Yu Gothic" w:cs="Yu Gothic" w:eastAsia="Yu Gothic" w:hAnsi="Yu Gothic"/>
         </w:rPr>
-        <w:t xml:space="preserve">5. 聞き取りドリル</w:t>
+        <w:t xml:space="preserve">6. 聞き取りドリル</w:t>
       </w:r>
     </w:p>
     <w:p>
@@ -3952,7 +4831,7 @@
         <w:rPr>
           <w:rFonts w:ascii="Yu Gothic" w:cs="Yu Gothic" w:eastAsia="Yu Gothic" w:hAnsi="Yu Gothic"/>
         </w:rPr>
-        <w:t xml:space="preserve">6. コンテスト運用</w:t>
+        <w:t xml:space="preserve">7. コンテスト運用</w:t>
       </w:r>
     </w:p>
     <w:p>
@@ -6423,7 +7302,7 @@
         <w:rPr>
           <w:rFonts w:ascii="Yu Gothic" w:cs="Yu Gothic" w:eastAsia="Yu Gothic" w:hAnsi="Yu Gothic"/>
         </w:rPr>
-        <w:t xml:space="preserve">7. パドル送信</w:t>
+        <w:t xml:space="preserve">8. パドル送信</w:t>
       </w:r>
     </w:p>
     <w:p>
@@ -8116,7 +8995,7 @@
         <w:rPr>
           <w:rFonts w:ascii="Yu Gothic" w:cs="Yu Gothic" w:eastAsia="Yu Gothic" w:hAnsi="Yu Gothic"/>
         </w:rPr>
-        <w:t xml:space="preserve">8. 変換・電鍵</w:t>
+        <w:t xml:space="preserve">9. 変換・電鍵</w:t>
       </w:r>
     </w:p>
     <w:p>
@@ -8272,7 +9151,7 @@
         <w:rPr>
           <w:rFonts w:ascii="Yu Gothic" w:cs="Yu Gothic" w:eastAsia="Yu Gothic" w:hAnsi="Yu Gothic"/>
         </w:rPr>
-        <w:t xml:space="preserve">9. 略語集</w:t>
+        <w:t xml:space="preserve">10. 略語集</w:t>
       </w:r>
     </w:p>
     <w:p>
@@ -8336,7 +9215,7 @@
         <w:rPr>
           <w:rFonts w:ascii="Yu Gothic" w:cs="Yu Gothic" w:eastAsia="Yu Gothic" w:hAnsi="Yu Gothic"/>
         </w:rPr>
-        <w:t xml:space="preserve">10. 設定・記録</w:t>
+        <w:t xml:space="preserve">11. 設定・記録</w:t>
       </w:r>
     </w:p>
     <w:p>
@@ -8888,7 +9767,7 @@
         <w:rPr>
           <w:rFonts w:ascii="Yu Gothic" w:cs="Yu Gothic" w:eastAsia="Yu Gothic" w:hAnsi="Yu Gothic"/>
         </w:rPr>
-        <w:t xml:space="preserve">11. 速度の考え方</w:t>
+        <w:t xml:space="preserve">12. 速度の考え方</w:t>
       </w:r>
     </w:p>
     <w:p>
@@ -9184,7 +10063,7 @@
         <w:rPr>
           <w:rFonts w:ascii="Yu Gothic" w:cs="Yu Gothic" w:eastAsia="Yu Gothic" w:hAnsi="Yu Gothic"/>
         </w:rPr>
-        <w:t xml:space="preserve">12. キーボード操作の一覧</w:t>
+        <w:t xml:space="preserve">13. キーボード操作の一覧</w:t>
       </w:r>
     </w:p>
     <w:p>
@@ -10221,7 +11100,67 @@
         <w:rPr>
           <w:rFonts w:ascii="Yu Gothic" w:cs="Yu Gothic" w:eastAsia="Yu Gothic" w:hAnsi="Yu Gothic"/>
         </w:rPr>
-        <w:t xml:space="preserve">13. 困ったとき</w:t>
+        <w:t xml:space="preserve">14. 困ったとき</w:t>
+      </w:r>
+    </w:p>
+    <w:p>
+      <w:pPr>
+        <w:pStyle w:val="Heading2"/>
+        <w:spacing w:after="150" w:before="340"/>
+      </w:pPr>
+      <w:r>
+        <w:rPr>
+          <w:rFonts w:ascii="Yu Gothic" w:cs="Yu Gothic" w:eastAsia="Yu Gothic" w:hAnsi="Yu Gothic"/>
+        </w:rPr>
+        <w:t xml:space="preserve">画面が真っ白で何も出ない</w:t>
+      </w:r>
+    </w:p>
+    <w:p>
+      <w:pPr>
+        <w:spacing w:after="160" w:line="330"/>
+      </w:pPr>
+      <w:r>
+        <w:rPr>
+          <w:rFonts w:ascii="Consolas" w:cs="Consolas" w:eastAsia="Consolas" w:hAnsi="Consolas"/>
+          <w:shd w:fill="F2F2F2" w:val="clear"/>
+        </w:rPr>
+        <w:t xml:space="preserve">index.html</w:t>
+      </w:r>
+      <w:r>
+        <w:rPr>
+          <w:rFonts w:ascii="Yu Gothic" w:cs="Yu Gothic" w:eastAsia="Yu Gothic" w:hAnsi="Yu Gothic"/>
+        </w:rPr>
+        <w:t xml:space="preserve"> をダブルクリックして開いた場合に起こります。アドレス欄が </w:t>
+      </w:r>
+      <w:r>
+        <w:rPr>
+          <w:rFonts w:ascii="Consolas" w:cs="Consolas" w:eastAsia="Consolas" w:hAnsi="Consolas"/>
+          <w:shd w:fill="F2F2F2" w:val="clear"/>
+        </w:rPr>
+        <w:t xml:space="preserve">file://</w:t>
+      </w:r>
+      <w:r>
+        <w:rPr>
+          <w:rFonts w:ascii="Yu Gothic" w:cs="Yu Gothic" w:eastAsia="Yu Gothic" w:hAnsi="Yu Gothic"/>
+        </w:rPr>
+        <w:t xml:space="preserve"> で始まっていたらこれが原因です。</w:t>
+      </w:r>
+    </w:p>
+    <w:p>
+      <w:pPr>
+        <w:spacing w:after="160" w:line="330"/>
+      </w:pPr>
+      <w:r>
+        <w:rPr>
+          <w:rFonts w:ascii="Yu Gothic" w:cs="Yu Gothic" w:eastAsia="Yu Gothic" w:hAnsi="Yu Gothic"/>
+        </w:rPr>
+        <w:t xml:space="preserve">1. アプリを開く</w:t>
+      </w:r>
+      <w:r>
+        <w:rPr>
+          <w:rFonts w:ascii="Yu Gothic" w:cs="Yu Gothic" w:eastAsia="Yu Gothic" w:hAnsi="Yu Gothic"/>
+        </w:rPr>
+        <w:t xml:space="preserve">の方法 A（公開ページ）か方法 B（簡易サーバー）で開き直してください。</w:t>
       </w:r>
     </w:p>
     <w:p>
@@ -10352,7 +11291,7 @@
         <w:rPr>
           <w:rFonts w:ascii="Yu Gothic" w:cs="Yu Gothic" w:eastAsia="Yu Gothic" w:hAnsi="Yu Gothic"/>
         </w:rPr>
-        <w:t xml:space="preserve">11. 速度の考え方</w:t>
+        <w:t xml:space="preserve">12. 速度の考え方</w:t>
       </w:r>
       <w:r>
         <w:rPr>
@@ -10813,33 +11752,19 @@
         <w:rPr>
           <w:rFonts w:ascii="Yu Gothic" w:cs="Yu Gothic" w:eastAsia="Yu Gothic" w:hAnsi="Yu Gothic"/>
         </w:rPr>
-        <w:t xml:space="preserve">ローカルで動かす場合は、ES モジュールを使っているため簡易サーバー経由で開いてください（</w:t>
-      </w:r>
-      <w:r>
-        <w:rPr>
-          <w:rFonts w:ascii="Consolas" w:cs="Consolas" w:eastAsia="Consolas" w:hAnsi="Consolas"/>
-          <w:shd w:fill="F2F2F2" w:val="clear"/>
-        </w:rPr>
-        <w:t xml:space="preserve">python3 -m http.server 8000</w:t>
-      </w:r>
-      <w:r>
-        <w:rPr>
-          <w:rFonts w:ascii="Yu Gothic" w:cs="Yu Gothic" w:eastAsia="Yu Gothic" w:hAnsi="Yu Gothic"/>
-        </w:rPr>
-        <w:t xml:space="preserve">）。</w:t>
-      </w:r>
-      <w:r>
-        <w:rPr>
-          <w:rFonts w:ascii="Consolas" w:cs="Consolas" w:eastAsia="Consolas" w:hAnsi="Consolas"/>
-          <w:shd w:fill="F2F2F2" w:val="clear"/>
-        </w:rPr>
-        <w:t xml:space="preserve">file://</w:t>
-      </w:r>
-      <w:r>
-        <w:rPr>
-          <w:rFonts w:ascii="Yu Gothic" w:cs="Yu Gothic" w:eastAsia="Yu Gothic" w:hAnsi="Yu Gothic"/>
-        </w:rPr>
-        <w:t xml:space="preserve"> で直接開くとブラウザに読み込みを拒否されます</w:t>
+        <w:t xml:space="preserve">開き方は</w:t>
+      </w:r>
+      <w:r>
+        <w:rPr>
+          <w:rFonts w:ascii="Yu Gothic" w:cs="Yu Gothic" w:eastAsia="Yu Gothic" w:hAnsi="Yu Gothic"/>
+        </w:rPr>
+        <w:t xml:space="preserve">1. アプリを開く</w:t>
+      </w:r>
+      <w:r>
+        <w:rPr>
+          <w:rFonts w:ascii="Yu Gothic" w:cs="Yu Gothic" w:eastAsia="Yu Gothic" w:hAnsi="Yu Gothic"/>
+        </w:rPr>
+        <w:t xml:space="preserve">を参照してください</w:t>
       </w:r>
     </w:p>
     <w:p>
@@ -10863,7 +11788,7 @@
         <w:spacing w:after="90" w:line="320"/>
         <w:ind w:left="640" w:hanging="300"/>
       </w:pPr>
-      <w:hyperlink w:history="1" r:id="rIdq00lcjrtvt7oxbzg_s2k1">
+      <w:hyperlink w:history="1" r:id="rId5pynppcrph41xtg99tqqp">
         <w:r>
           <w:rPr>
             <w:rFonts w:ascii="Yu Gothic" w:cs="Yu Gothic" w:eastAsia="Yu Gothic" w:hAnsi="Yu Gothic"/>
@@ -10890,7 +11815,7 @@
         <w:spacing w:after="90" w:line="320"/>
         <w:ind w:left="640" w:hanging="300"/>
       </w:pPr>
-      <w:hyperlink w:history="1" r:id="rIdxc-vr8h-f2ymdychtedvz">
+      <w:hyperlink w:history="1" r:id="rIdxvfclf7liiinnik9eh6v0">
         <w:r>
           <w:rPr>
             <w:rFonts w:ascii="Yu Gothic" w:cs="Yu Gothic" w:eastAsia="Yu Gothic" w:hAnsi="Yu Gothic"/>

--- a/docs/CW交信トレーニング_使い方説明書.docx
+++ b/docs/CW交信トレーニング_使い方説明書.docx
@@ -3201,6 +3201,141 @@
         <w:rPr>
           <w:rFonts w:ascii="Yu Gothic" w:cs="Yu Gothic" w:eastAsia="Yu Gothic" w:hAnsi="Yu Gothic"/>
         </w:rPr>
+        <w:t xml:space="preserve">実技（パドルで打つ）</w:t>
+      </w:r>
+    </w:p>
+    <w:p>
+      <w:pPr>
+        <w:spacing w:after="160" w:line="330"/>
+      </w:pPr>
+      <w:r>
+        <w:rPr>
+          <w:rFonts w:ascii="Yu Gothic" w:cs="Yu Gothic" w:eastAsia="Yu Gothic" w:hAnsi="Yu Gothic"/>
+        </w:rPr>
+        <w:t xml:space="preserve">解説を見ながら、</w:t>
+      </w:r>
+      <w:r>
+        <w:rPr>
+          <w:rFonts w:ascii="Yu Gothic" w:cs="Yu Gothic" w:eastAsia="Yu Gothic" w:hAnsi="Yu Gothic"/>
+          <w:b/>
+          <w:bCs/>
+        </w:rPr>
+        <w:t xml:space="preserve">自分の送信は実際にパドルで打つ</w:t>
+      </w:r>
+      <w:r>
+        <w:rPr>
+          <w:rFonts w:ascii="Yu Gothic" w:cs="Yu Gothic" w:eastAsia="Yu Gothic" w:hAnsi="Yu Gothic"/>
+        </w:rPr>
+        <w:t xml:space="preserve">モードです。呼び出しから </w:t>
+      </w:r>
+      <w:r>
+        <w:rPr>
+          <w:rFonts w:ascii="Consolas" w:cs="Consolas" w:eastAsia="Consolas" w:hAnsi="Consolas"/>
+          <w:shd w:fill="F2F2F2" w:val="clear"/>
+        </w:rPr>
+        <w:t xml:space="preserve">73</w:t>
+      </w:r>
+      <w:r>
+        <w:rPr>
+          <w:rFonts w:ascii="Yu Gothic" w:cs="Yu Gothic" w:eastAsia="Yu Gothic" w:hAnsi="Yu Gothic"/>
+        </w:rPr>
+        <w:t xml:space="preserve"> までを通しで運用します。</w:t>
+      </w:r>
+    </w:p>
+    <w:p>
+      <w:pPr>
+        <w:pStyle w:val="ListParagraph"/>
+        <w:numPr>
+          <w:ilvl w:val="0"/>
+          <w:numId w:val="1"/>
+        </w:numPr>
+        <w:spacing w:after="90" w:line="320"/>
+        <w:ind w:left="640" w:hanging="300"/>
+      </w:pPr>
+      <w:r>
+        <w:rPr>
+          <w:rFonts w:ascii="Yu Gothic" w:cs="Yu Gothic" w:eastAsia="Yu Gothic" w:hAnsi="Yu Gothic"/>
+        </w:rPr>
+        <w:t xml:space="preserve">各ターンで「打つ内容」が表示され、画面右下のパドル枠（またはパドル送信タブのパッド）で打ちます。打った符号はその場で解読されて表示されます</w:t>
+      </w:r>
+    </w:p>
+    <w:p>
+      <w:pPr>
+        <w:pStyle w:val="ListParagraph"/>
+        <w:numPr>
+          <w:ilvl w:val="0"/>
+          <w:numId w:val="1"/>
+        </w:numPr>
+        <w:spacing w:after="90" w:line="320"/>
+        <w:ind w:left="640" w:hanging="300"/>
+      </w:pPr>
+      <w:r>
+        <w:rPr>
+          <w:rFonts w:ascii="Yu Gothic" w:cs="Yu Gothic" w:eastAsia="Yu Gothic" w:hAnsi="Yu Gothic"/>
+        </w:rPr>
+        <w:t xml:space="preserve">「送信を終える（採点）」で、打った符号と手本を文字単位で照合します。納得がいかなければ「もう一度打つ」でやり直せます</w:t>
+      </w:r>
+    </w:p>
+    <w:p>
+      <w:pPr>
+        <w:pStyle w:val="ListParagraph"/>
+        <w:numPr>
+          <w:ilvl w:val="0"/>
+          <w:numId w:val="1"/>
+        </w:numPr>
+        <w:spacing w:after="90" w:line="320"/>
+        <w:ind w:left="640" w:hanging="300"/>
+      </w:pPr>
+      <w:r>
+        <w:rPr>
+          <w:rFonts w:ascii="Yu Gothic" w:cs="Yu Gothic" w:eastAsia="Yu Gothic" w:hAnsi="Yu Gothic"/>
+        </w:rPr>
+        <w:t xml:space="preserve">「お手本を聞く」でその送信の正しい音を確認できます</w:t>
+      </w:r>
+    </w:p>
+    <w:p>
+      <w:pPr>
+        <w:pStyle w:val="ListParagraph"/>
+        <w:numPr>
+          <w:ilvl w:val="0"/>
+          <w:numId w:val="1"/>
+        </w:numPr>
+        <w:spacing w:after="90" w:line="320"/>
+        <w:ind w:left="640" w:hanging="300"/>
+      </w:pPr>
+      <w:r>
+        <w:rPr>
+          <w:rFonts w:ascii="Yu Gothic" w:cs="Yu Gothic" w:eastAsia="Yu Gothic" w:hAnsi="Yu Gothic"/>
+        </w:rPr>
+        <w:t xml:space="preserve">相手の送信はガイド付きと同じ流れ（聞く → 内容と意味を見る）です</w:t>
+      </w:r>
+    </w:p>
+    <w:p>
+      <w:pPr>
+        <w:pStyle w:val="ListParagraph"/>
+        <w:numPr>
+          <w:ilvl w:val="0"/>
+          <w:numId w:val="1"/>
+        </w:numPr>
+        <w:spacing w:after="90" w:line="320"/>
+        <w:ind w:left="640" w:hanging="300"/>
+      </w:pPr>
+      <w:r>
+        <w:rPr>
+          <w:rFonts w:ascii="Yu Gothic" w:cs="Yu Gothic" w:eastAsia="Yu Gothic" w:hAnsi="Yu Gothic"/>
+        </w:rPr>
+        <w:t xml:space="preserve">終了時に、自分の送信の平均一致率が表示されます</w:t>
+      </w:r>
+    </w:p>
+    <w:p>
+      <w:pPr>
+        <w:pStyle w:val="Heading2"/>
+        <w:spacing w:after="150" w:before="340"/>
+      </w:pPr>
+      <w:r>
+        <w:rPr>
+          <w:rFonts w:ascii="Yu Gothic" w:cs="Yu Gothic" w:eastAsia="Yu Gothic" w:hAnsi="Yu Gothic"/>
+        </w:rPr>
         <w:t xml:space="preserve">聞き取り練習（実力を試す段階）</w:t>
       </w:r>
     </w:p>
@@ -7740,6 +7875,25 @@
           <w:rFonts w:ascii="Yu Gothic" w:cs="Yu Gothic" w:eastAsia="Yu Gothic" w:hAnsi="Yu Gothic"/>
         </w:rPr>
         <w:t xml:space="preserve">パッド上のランプに、今どちらのボタンがどちらの要素かが表示されます。迷ったらそこを見てください。</w:t>
+      </w:r>
+    </w:p>
+    <w:p>
+      <w:pPr>
+        <w:spacing w:after="160" w:line="330"/>
+      </w:pPr>
+      <w:r>
+        <w:rPr>
+          <w:rFonts w:ascii="Yu Gothic" w:cs="Yu Gothic" w:eastAsia="Yu Gothic" w:hAnsi="Yu Gothic"/>
+          <w:b/>
+          <w:bCs/>
+        </w:rPr>
+        <w:t xml:space="preserve">画面右下の「パドル」枠</w:t>
+      </w:r>
+      <w:r>
+        <w:rPr>
+          <w:rFonts w:ascii="Yu Gothic" w:cs="Yu Gothic" w:eastAsia="Yu Gothic" w:hAnsi="Yu Gothic"/>
+        </w:rPr>
+        <w:t xml:space="preserve">は、どのタブを開いていてもパドル入力を受け付けます。枠の左半分が左ボタン、右半分が右ボタンに対応し、押している側が点灯します。交信シミュレーターの実技モードでは、この枠で打ちます。邪魔なときは「パドル」の見出しをクリックすると折りたためます。</w:t>
       </w:r>
     </w:p>
     <w:p>
@@ -8845,6 +8999,25 @@
           <w:b/>
           <w:bCs/>
         </w:rPr>
+        <w:t xml:space="preserve">送信音の高さ</w:t>
+      </w:r>
+      <w:r>
+        <w:rPr>
+          <w:rFonts w:ascii="Yu Gothic" w:cs="Yu Gothic" w:eastAsia="Yu Gothic" w:hAnsi="Yu Gothic"/>
+        </w:rPr>
+        <w:t xml:space="preserve">（400〜1000 Hz）— 打鍵の側音の高さです。受信音の高さ（設定・記録タブの「側音の高さ」）とは独立しているので、実際の運用と同じように受信と送信で違う音程にできます。交信シミュレーターで自分の送信を再生するときもこの高さで鳴ります。</w:t>
+      </w:r>
+    </w:p>
+    <w:p>
+      <w:pPr>
+        <w:spacing w:after="160" w:line="330"/>
+      </w:pPr>
+      <w:r>
+        <w:rPr>
+          <w:rFonts w:ascii="Yu Gothic" w:cs="Yu Gothic" w:eastAsia="Yu Gothic" w:hAnsi="Yu Gothic"/>
+          <w:b/>
+          <w:bCs/>
+        </w:rPr>
         <w:t xml:space="preserve">速度</w:t>
       </w:r>
       <w:r>
@@ -9243,9 +9416,9 @@
         </w:tblBorders>
       </w:tblPr>
       <w:tblGrid>
-        <w:gridCol w:w="2487"/>
-        <w:gridCol w:w="1865"/>
-        <w:gridCol w:w="5286"/>
+        <w:gridCol w:w="2029"/>
+        <w:gridCol w:w="1522"/>
+        <w:gridCol w:w="6087"/>
       </w:tblGrid>
       <w:tr>
         <w:trPr>
@@ -9253,7 +9426,7 @@
         </w:trPr>
         <w:tc>
           <w:tcPr>
-            <w:tcW w:type="dxa" w:w="2487"/>
+            <w:tcW w:type="dxa" w:w="2029"/>
             <w:shd w:fill="EDE7DA" w:val="clear"/>
             <w:tcMar>
               <w:top w:type="dxa" w:w="60"/>
@@ -9278,7 +9451,7 @@
         </w:tc>
         <w:tc>
           <w:tcPr>
-            <w:tcW w:type="dxa" w:w="1865"/>
+            <w:tcW w:type="dxa" w:w="1522"/>
             <w:shd w:fill="EDE7DA" w:val="clear"/>
             <w:tcMar>
               <w:top w:type="dxa" w:w="60"/>
@@ -9303,7 +9476,7 @@
         </w:tc>
         <w:tc>
           <w:tcPr>
-            <w:tcW w:type="dxa" w:w="5286"/>
+            <w:tcW w:type="dxa" w:w="6087"/>
             <w:shd w:fill="EDE7DA" w:val="clear"/>
             <w:tcMar>
               <w:top w:type="dxa" w:w="60"/>
@@ -9333,7 +9506,7 @@
         </w:trPr>
         <w:tc>
           <w:tcPr>
-            <w:tcW w:type="dxa" w:w="2487"/>
+            <w:tcW w:type="dxa" w:w="2029"/>
             <w:tcMar>
               <w:top w:type="dxa" w:w="60"/>
               <w:left w:type="dxa" w:w="110"/>
@@ -9355,7 +9528,7 @@
         </w:tc>
         <w:tc>
           <w:tcPr>
-            <w:tcW w:type="dxa" w:w="1865"/>
+            <w:tcW w:type="dxa" w:w="1522"/>
             <w:tcMar>
               <w:top w:type="dxa" w:w="60"/>
               <w:left w:type="dxa" w:w="110"/>
@@ -9377,23 +9550,23 @@
         </w:tc>
         <w:tc>
           <w:tcPr>
-            <w:tcW w:type="dxa" w:w="5286"/>
-            <w:tcMar>
-              <w:top w:type="dxa" w:w="60"/>
-              <w:left w:type="dxa" w:w="110"/>
-              <w:bottom w:type="dxa" w:w="60"/>
-              <w:right w:type="dxa" w:w="110"/>
-            </w:tcMar>
-          </w:tcPr>
-          <w:p>
-            <w:pPr>
-              <w:spacing w:after="0" w:before="0"/>
-            </w:pPr>
-            <w:r>
-              <w:rPr>
-                <w:rFonts w:ascii="Yu Gothic" w:cs="Yu Gothic" w:eastAsia="Yu Gothic" w:hAnsi="Yu Gothic"/>
-              </w:rPr>
-              <w:t xml:space="preserve">好みの音程に。600〜700 Hz が一般的</w:t>
+            <w:tcW w:type="dxa" w:w="6087"/>
+            <w:tcMar>
+              <w:top w:type="dxa" w:w="60"/>
+              <w:left w:type="dxa" w:w="110"/>
+              <w:bottom w:type="dxa" w:w="60"/>
+              <w:right w:type="dxa" w:w="110"/>
+            </w:tcMar>
+          </w:tcPr>
+          <w:p>
+            <w:pPr>
+              <w:spacing w:after="0" w:before="0"/>
+            </w:pPr>
+            <w:r>
+              <w:rPr>
+                <w:rFonts w:ascii="Yu Gothic" w:cs="Yu Gothic" w:eastAsia="Yu Gothic" w:hAnsi="Yu Gothic"/>
+              </w:rPr>
+              <w:t xml:space="preserve">受信音の音程。600〜700 Hz が一般的。送信音はパドル送信タブで別に設定</w:t>
             </w:r>
           </w:p>
         </w:tc>
@@ -9404,7 +9577,7 @@
         </w:trPr>
         <w:tc>
           <w:tcPr>
-            <w:tcW w:type="dxa" w:w="2487"/>
+            <w:tcW w:type="dxa" w:w="2029"/>
             <w:tcMar>
               <w:top w:type="dxa" w:w="60"/>
               <w:left w:type="dxa" w:w="110"/>
@@ -9426,7 +9599,7 @@
         </w:tc>
         <w:tc>
           <w:tcPr>
-            <w:tcW w:type="dxa" w:w="1865"/>
+            <w:tcW w:type="dxa" w:w="1522"/>
             <w:tcMar>
               <w:top w:type="dxa" w:w="60"/>
               <w:left w:type="dxa" w:w="110"/>
@@ -9448,7 +9621,7 @@
         </w:tc>
         <w:tc>
           <w:tcPr>
-            <w:tcW w:type="dxa" w:w="5286"/>
+            <w:tcW w:type="dxa" w:w="6087"/>
             <w:tcMar>
               <w:top w:type="dxa" w:w="60"/>
               <w:left w:type="dxa" w:w="110"/>
@@ -9475,7 +9648,7 @@
         </w:trPr>
         <w:tc>
           <w:tcPr>
-            <w:tcW w:type="dxa" w:w="2487"/>
+            <w:tcW w:type="dxa" w:w="2029"/>
             <w:tcMar>
               <w:top w:type="dxa" w:w="60"/>
               <w:left w:type="dxa" w:w="110"/>
@@ -9497,7 +9670,7 @@
         </w:tc>
         <w:tc>
           <w:tcPr>
-            <w:tcW w:type="dxa" w:w="1865"/>
+            <w:tcW w:type="dxa" w:w="1522"/>
             <w:tcMar>
               <w:top w:type="dxa" w:w="60"/>
               <w:left w:type="dxa" w:w="110"/>
@@ -9519,7 +9692,7 @@
         </w:tc>
         <w:tc>
           <w:tcPr>
-            <w:tcW w:type="dxa" w:w="5286"/>
+            <w:tcW w:type="dxa" w:w="6087"/>
             <w:tcMar>
               <w:top w:type="dxa" w:w="60"/>
               <w:left w:type="dxa" w:w="110"/>
@@ -9546,7 +9719,7 @@
         </w:trPr>
         <w:tc>
           <w:tcPr>
-            <w:tcW w:type="dxa" w:w="2487"/>
+            <w:tcW w:type="dxa" w:w="2029"/>
             <w:tcMar>
               <w:top w:type="dxa" w:w="60"/>
               <w:left w:type="dxa" w:w="110"/>
@@ -9568,7 +9741,7 @@
         </w:tc>
         <w:tc>
           <w:tcPr>
-            <w:tcW w:type="dxa" w:w="1865"/>
+            <w:tcW w:type="dxa" w:w="1522"/>
             <w:tcMar>
               <w:top w:type="dxa" w:w="60"/>
               <w:left w:type="dxa" w:w="110"/>
@@ -9590,7 +9763,7 @@
         </w:tc>
         <w:tc>
           <w:tcPr>
-            <w:tcW w:type="dxa" w:w="5286"/>
+            <w:tcW w:type="dxa" w:w="6087"/>
             <w:tcMar>
               <w:top w:type="dxa" w:w="60"/>
               <w:left w:type="dxa" w:w="110"/>
@@ -11406,6 +11579,43 @@
         <w:rPr>
           <w:rFonts w:ascii="Yu Gothic" w:cs="Yu Gothic" w:eastAsia="Yu Gothic" w:hAnsi="Yu Gothic"/>
         </w:rPr>
+        <w:t xml:space="preserve">送信速度を変えても打鍵の速さが変わらない</w:t>
+      </w:r>
+    </w:p>
+    <w:p>
+      <w:pPr>
+        <w:spacing w:after="160" w:line="330"/>
+      </w:pPr>
+      <w:r>
+        <w:rPr>
+          <w:rFonts w:ascii="Yu Gothic" w:cs="Yu Gothic" w:eastAsia="Yu Gothic" w:hAnsi="Yu Gothic"/>
+        </w:rPr>
+        <w:t xml:space="preserve">キーヤーモードが</w:t>
+      </w:r>
+      <w:r>
+        <w:rPr>
+          <w:rFonts w:ascii="Yu Gothic" w:cs="Yu Gothic" w:eastAsia="Yu Gothic" w:hAnsi="Yu Gothic"/>
+          <w:b/>
+          <w:bCs/>
+        </w:rPr>
+        <w:t xml:space="preserve">縦振り電鍵</w:t>
+      </w:r>
+      <w:r>
+        <w:rPr>
+          <w:rFonts w:ascii="Yu Gothic" w:cs="Yu Gothic" w:eastAsia="Yu Gothic" w:hAnsi="Yu Gothic"/>
+        </w:rPr>
+        <w:t xml:space="preserve">になっていないか確認してください。縦振りモードでは符号の長さは押した時間そのもので決まるため、送信速度の設定は音に反映されません（短点・長点の判定しきい値にだけ使われます）。アイアンビック A / B またはウルティマチックに切り替えると反映されます。チュートリアル中は、この状態になると注意と「戻す」ボタンが表示されます。</w:t>
+      </w:r>
+    </w:p>
+    <w:p>
+      <w:pPr>
+        <w:pStyle w:val="Heading2"/>
+        <w:spacing w:after="150" w:before="340"/>
+      </w:pPr>
+      <w:r>
+        <w:rPr>
+          <w:rFonts w:ascii="Yu Gothic" w:cs="Yu Gothic" w:eastAsia="Yu Gothic" w:hAnsi="Yu Gothic"/>
+        </w:rPr>
         <w:t xml:space="preserve">打った符号が </w:t>
       </w:r>
       <w:r>
@@ -11788,7 +11998,7 @@
         <w:spacing w:after="90" w:line="320"/>
         <w:ind w:left="640" w:hanging="300"/>
       </w:pPr>
-      <w:hyperlink w:history="1" r:id="rId5pynppcrph41xtg99tqqp">
+      <w:hyperlink w:history="1" r:id="rIdo9oggrgjxiot8skfuvcwe">
         <w:r>
           <w:rPr>
             <w:rFonts w:ascii="Yu Gothic" w:cs="Yu Gothic" w:eastAsia="Yu Gothic" w:hAnsi="Yu Gothic"/>
@@ -11815,7 +12025,7 @@
         <w:spacing w:after="90" w:line="320"/>
         <w:ind w:left="640" w:hanging="300"/>
       </w:pPr>
-      <w:hyperlink w:history="1" r:id="rIdxvfclf7liiinnik9eh6v0">
+      <w:hyperlink w:history="1" r:id="rIdmihwqn0mxmpqcoqpighm5">
         <w:r>
           <w:rPr>
             <w:rFonts w:ascii="Yu Gothic" w:cs="Yu Gothic" w:eastAsia="Yu Gothic" w:hAnsi="Yu Gothic"/>

--- a/docs/CW交信トレーニング_使い方説明書.docx
+++ b/docs/CW交信トレーニング_使い方説明書.docx
@@ -2634,6 +2634,17 @@
     </w:p>
     <w:p>
       <w:pPr>
+        <w:spacing w:after="160" w:line="330"/>
+      </w:pPr>
+      <w:r>
+        <w:rPr>
+          <w:rFonts w:ascii="Yu Gothic" w:cs="Yu Gothic" w:eastAsia="Yu Gothic" w:hAnsi="Yu Gothic"/>
+        </w:rPr>
+        <w:t xml:space="preserve">スマートフォンでは、この欄は「▾ 20/15 WPM・50」のような要約に折りたたまれます。タップすると展開できます。画面右下のパドル枠も、スマートフォンでは折りたたんだ状態で始まります（タップで開閉）。</w:t>
+      </w:r>
+    </w:p>
+    <w:p>
+      <w:pPr>
         <w:pStyle w:val="Heading2"/>
         <w:spacing w:after="150" w:before="340"/>
       </w:pPr>
@@ -3256,7 +3267,33 @@
         <w:rPr>
           <w:rFonts w:ascii="Yu Gothic" w:cs="Yu Gothic" w:eastAsia="Yu Gothic" w:hAnsi="Yu Gothic"/>
         </w:rPr>
-        <w:t xml:space="preserve">各ターンで「打つ内容」が表示され、画面右下のパドル枠（またはパドル送信タブのパッド）で打ちます。打った符号はその場で解読されて表示されます</w:t>
+        <w:t xml:space="preserve">各ターンで「打つ内容」が表示され、画面右下のパドル枠、またはキーボードの </w:t>
+      </w:r>
+      <w:r>
+        <w:rPr>
+          <w:rFonts w:ascii="Consolas" w:cs="Consolas" w:eastAsia="Consolas" w:hAnsi="Consolas"/>
+          <w:shd w:fill="F2F2F2" w:val="clear"/>
+        </w:rPr>
+        <w:t xml:space="preserve">Z</w:t>
+      </w:r>
+      <w:r>
+        <w:rPr>
+          <w:rFonts w:ascii="Yu Gothic" w:cs="Yu Gothic" w:eastAsia="Yu Gothic" w:hAnsi="Yu Gothic"/>
+        </w:rPr>
+        <w:t xml:space="preserve">（短点側）/ </w:t>
+      </w:r>
+      <w:r>
+        <w:rPr>
+          <w:rFonts w:ascii="Consolas" w:cs="Consolas" w:eastAsia="Consolas" w:hAnsi="Consolas"/>
+          <w:shd w:fill="F2F2F2" w:val="clear"/>
+        </w:rPr>
+        <w:t xml:space="preserve">X</w:t>
+      </w:r>
+      <w:r>
+        <w:rPr>
+          <w:rFonts w:ascii="Yu Gothic" w:cs="Yu Gothic" w:eastAsia="Yu Gothic" w:hAnsi="Yu Gothic"/>
+        </w:rPr>
+        <w:t xml:space="preserve">（長点側）で打ちます。打った符号はその場で解読されて表示されます</w:t>
       </w:r>
     </w:p>
     <w:p>
@@ -4329,8 +4366,8 @@
         </w:tblBorders>
       </w:tblPr>
       <w:tblGrid>
-        <w:gridCol w:w="2487"/>
-        <w:gridCol w:w="7151"/>
+        <w:gridCol w:w="2410"/>
+        <w:gridCol w:w="7228"/>
       </w:tblGrid>
       <w:tr>
         <w:trPr>
@@ -4338,7 +4375,7 @@
         </w:trPr>
         <w:tc>
           <w:tcPr>
-            <w:tcW w:type="dxa" w:w="2487"/>
+            <w:tcW w:type="dxa" w:w="2410"/>
             <w:shd w:fill="EDE7DA" w:val="clear"/>
             <w:tcMar>
               <w:top w:type="dxa" w:w="60"/>
@@ -4363,7 +4400,7 @@
         </w:tc>
         <w:tc>
           <w:tcPr>
-            <w:tcW w:type="dxa" w:w="7151"/>
+            <w:tcW w:type="dxa" w:w="7228"/>
             <w:shd w:fill="EDE7DA" w:val="clear"/>
             <w:tcMar>
               <w:top w:type="dxa" w:w="60"/>
@@ -4393,7 +4430,7 @@
         </w:trPr>
         <w:tc>
           <w:tcPr>
-            <w:tcW w:type="dxa" w:w="2487"/>
+            <w:tcW w:type="dxa" w:w="2410"/>
             <w:tcMar>
               <w:top w:type="dxa" w:w="60"/>
               <w:left w:type="dxa" w:w="110"/>
@@ -4415,7 +4452,7 @@
         </w:tc>
         <w:tc>
           <w:tcPr>
-            <w:tcW w:type="dxa" w:w="7151"/>
+            <w:tcW w:type="dxa" w:w="7228"/>
             <w:tcMar>
               <w:top w:type="dxa" w:w="60"/>
               <w:left w:type="dxa" w:w="110"/>
@@ -4442,7 +4479,7 @@
         </w:trPr>
         <w:tc>
           <w:tcPr>
-            <w:tcW w:type="dxa" w:w="2487"/>
+            <w:tcW w:type="dxa" w:w="2410"/>
             <w:tcMar>
               <w:top w:type="dxa" w:w="60"/>
               <w:left w:type="dxa" w:w="110"/>
@@ -4464,7 +4501,7 @@
         </w:tc>
         <w:tc>
           <w:tcPr>
-            <w:tcW w:type="dxa" w:w="7151"/>
+            <w:tcW w:type="dxa" w:w="7228"/>
             <w:tcMar>
               <w:top w:type="dxa" w:w="60"/>
               <w:left w:type="dxa" w:w="110"/>
@@ -4491,7 +4528,7 @@
         </w:trPr>
         <w:tc>
           <w:tcPr>
-            <w:tcW w:type="dxa" w:w="2487"/>
+            <w:tcW w:type="dxa" w:w="2410"/>
             <w:tcMar>
               <w:top w:type="dxa" w:w="60"/>
               <w:left w:type="dxa" w:w="110"/>
@@ -4513,7 +4550,7 @@
         </w:tc>
         <w:tc>
           <w:tcPr>
-            <w:tcW w:type="dxa" w:w="7151"/>
+            <w:tcW w:type="dxa" w:w="7228"/>
             <w:tcMar>
               <w:top w:type="dxa" w:w="60"/>
               <w:left w:type="dxa" w:w="110"/>
@@ -4540,7 +4577,7 @@
         </w:trPr>
         <w:tc>
           <w:tcPr>
-            <w:tcW w:type="dxa" w:w="2487"/>
+            <w:tcW w:type="dxa" w:w="2410"/>
             <w:tcMar>
               <w:top w:type="dxa" w:w="60"/>
               <w:left w:type="dxa" w:w="110"/>
@@ -4562,7 +4599,7 @@
         </w:tc>
         <w:tc>
           <w:tcPr>
-            <w:tcW w:type="dxa" w:w="7151"/>
+            <w:tcW w:type="dxa" w:w="7228"/>
             <w:tcMar>
               <w:top w:type="dxa" w:w="60"/>
               <w:left w:type="dxa" w:w="110"/>
@@ -4589,7 +4626,7 @@
         </w:trPr>
         <w:tc>
           <w:tcPr>
-            <w:tcW w:type="dxa" w:w="2487"/>
+            <w:tcW w:type="dxa" w:w="2410"/>
             <w:tcMar>
               <w:top w:type="dxa" w:w="60"/>
               <w:left w:type="dxa" w:w="110"/>
@@ -4611,7 +4648,7 @@
         </w:tc>
         <w:tc>
           <w:tcPr>
-            <w:tcW w:type="dxa" w:w="7151"/>
+            <w:tcW w:type="dxa" w:w="7228"/>
             <w:tcMar>
               <w:top w:type="dxa" w:w="60"/>
               <w:left w:type="dxa" w:w="110"/>
@@ -4638,7 +4675,7 @@
         </w:trPr>
         <w:tc>
           <w:tcPr>
-            <w:tcW w:type="dxa" w:w="2487"/>
+            <w:tcW w:type="dxa" w:w="2410"/>
             <w:tcMar>
               <w:top w:type="dxa" w:w="60"/>
               <w:left w:type="dxa" w:w="110"/>
@@ -4660,7 +4697,7 @@
         </w:tc>
         <w:tc>
           <w:tcPr>
-            <w:tcW w:type="dxa" w:w="7151"/>
+            <w:tcW w:type="dxa" w:w="7228"/>
             <w:tcMar>
               <w:top w:type="dxa" w:w="60"/>
               <w:left w:type="dxa" w:w="110"/>
@@ -4677,6 +4714,55 @@
                 <w:rFonts w:ascii="Yu Gothic" w:cs="Yu Gothic" w:eastAsia="Yu Gothic" w:hAnsi="Yu Gothic"/>
               </w:rPr>
               <w:t xml:space="preserve">交信でよく使う短い単語</w:t>
+            </w:r>
+          </w:p>
+        </w:tc>
+      </w:tr>
+      <w:tr>
+        <w:trPr>
+          <w:tblHeader w:val="false"/>
+        </w:trPr>
+        <w:tc>
+          <w:tcPr>
+            <w:tcW w:type="dxa" w:w="2410"/>
+            <w:tcMar>
+              <w:top w:type="dxa" w:w="60"/>
+              <w:left w:type="dxa" w:w="110"/>
+              <w:bottom w:type="dxa" w:w="60"/>
+              <w:right w:type="dxa" w:w="110"/>
+            </w:tcMar>
+          </w:tcPr>
+          <w:p>
+            <w:pPr>
+              <w:spacing w:after="0" w:before="0"/>
+            </w:pPr>
+            <w:r>
+              <w:rPr>
+                <w:rFonts w:ascii="Yu Gothic" w:cs="Yu Gothic" w:eastAsia="Yu Gothic" w:hAnsi="Yu Gothic"/>
+              </w:rPr>
+              <w:t xml:space="preserve">苦手集中</w:t>
+            </w:r>
+          </w:p>
+        </w:tc>
+        <w:tc>
+          <w:tcPr>
+            <w:tcW w:type="dxa" w:w="7228"/>
+            <w:tcMar>
+              <w:top w:type="dxa" w:w="60"/>
+              <w:left w:type="dxa" w:w="110"/>
+              <w:bottom w:type="dxa" w:w="60"/>
+              <w:right w:type="dxa" w:w="110"/>
+            </w:tcMar>
+          </w:tcPr>
+          <w:p>
+            <w:pPr>
+              <w:spacing w:after="0" w:before="0"/>
+            </w:pPr>
+            <w:r>
+              <w:rPr>
+                <w:rFonts w:ascii="Yu Gothic" w:cs="Yu Gothic" w:eastAsia="Yu Gothic" w:hAnsi="Yu Gothic"/>
+              </w:rPr>
+              <w:t xml:space="preserve">正答率の低い文字を重点的に出題（記録から自動選択）</w:t>
             </w:r>
           </w:p>
         </w:tc>
@@ -4928,6 +5014,79 @@
           <w:rFonts w:ascii="Yu Gothic" w:cs="Yu Gothic" w:eastAsia="Yu Gothic" w:hAnsi="Yu Gothic"/>
         </w:rPr>
         <w:t xml:space="preserve"> です。似た符号が早い段階で隣り合うよう並んでいるため、この順序に意味があります。</w:t>
+      </w:r>
+    </w:p>
+    <w:p>
+      <w:pPr>
+        <w:pStyle w:val="Heading2"/>
+        <w:spacing w:after="150" w:before="340"/>
+      </w:pPr>
+      <w:r>
+        <w:rPr>
+          <w:rFonts w:ascii="Yu Gothic" w:cs="Yu Gothic" w:eastAsia="Yu Gothic" w:hAnsi="Yu Gothic"/>
+        </w:rPr>
+        <w:t xml:space="preserve">連続出題</w:t>
+      </w:r>
+    </w:p>
+    <w:p>
+      <w:pPr>
+        <w:spacing w:after="160" w:line="330"/>
+      </w:pPr>
+      <w:r>
+        <w:rPr>
+          <w:rFonts w:ascii="Yu Gothic" w:cs="Yu Gothic" w:eastAsia="Yu Gothic" w:hAnsi="Yu Gothic"/>
+        </w:rPr>
+        <w:t xml:space="preserve">「連続出題」を 5 / 10 / 20 問にすると、</w:t>
+      </w:r>
+      <w:r>
+        <w:rPr>
+          <w:rFonts w:ascii="Consolas" w:cs="Consolas" w:eastAsia="Consolas" w:hAnsi="Consolas"/>
+          <w:shd w:fill="F2F2F2" w:val="clear"/>
+        </w:rPr>
+        <w:t xml:space="preserve">Enter</w:t>
+      </w:r>
+      <w:r>
+        <w:rPr>
+          <w:rFonts w:ascii="Yu Gothic" w:cs="Yu Gothic" w:eastAsia="Yu Gothic" w:hAnsi="Yu Gothic"/>
+        </w:rPr>
+        <w:t xml:space="preserve"> だけで「採点 → 次の問題」が続き、最後に平均正答率とそのセッションで崩れた文字のまとめが出ます。</w:t>
+      </w:r>
+    </w:p>
+    <w:p>
+      <w:pPr>
+        <w:pStyle w:val="Heading2"/>
+        <w:spacing w:after="150" w:before="340"/>
+      </w:pPr>
+      <w:r>
+        <w:rPr>
+          <w:rFonts w:ascii="Yu Gothic" w:cs="Yu Gothic" w:eastAsia="Yu Gothic" w:hAnsi="Yu Gothic"/>
+        </w:rPr>
+        <w:t xml:space="preserve">苦手集中</w:t>
+      </w:r>
+    </w:p>
+    <w:p>
+      <w:pPr>
+        <w:spacing w:after="160" w:line="330"/>
+      </w:pPr>
+      <w:r>
+        <w:rPr>
+          <w:rFonts w:ascii="Yu Gothic" w:cs="Yu Gothic" w:eastAsia="Yu Gothic" w:hAnsi="Yu Gothic"/>
+        </w:rPr>
+        <w:t xml:space="preserve">「設定・記録」タブの「苦手な文字」にある</w:t>
+      </w:r>
+      <w:r>
+        <w:rPr>
+          <w:rFonts w:ascii="Yu Gothic" w:cs="Yu Gothic" w:eastAsia="Yu Gothic" w:hAnsi="Yu Gothic"/>
+          <w:b/>
+          <w:bCs/>
+        </w:rPr>
+        <w:t xml:space="preserve">この文字を集中練習する</w:t>
+      </w:r>
+      <w:r>
+        <w:rPr>
+          <w:rFonts w:ascii="Yu Gothic" w:cs="Yu Gothic" w:eastAsia="Yu Gothic" w:hAnsi="Yu Gothic"/>
+        </w:rPr>
+        <w:t xml:space="preserve">を押すと、正答率の低い文字を重点的に混ぜたドリルがすぐ始まります。正答率が低い文字ほど多く出題されます。</w:t>
       </w:r>
     </w:p>
     <w:p>
@@ -6124,8 +6283,8 @@
         </w:tblBorders>
       </w:tblPr>
       <w:tblGrid>
-        <w:gridCol w:w="1071"/>
-        <w:gridCol w:w="8567"/>
+        <w:gridCol w:w="1522"/>
+        <w:gridCol w:w="8116"/>
       </w:tblGrid>
       <w:tr>
         <w:trPr>
@@ -6133,7 +6292,7 @@
         </w:trPr>
         <w:tc>
           <w:tcPr>
-            <w:tcW w:type="dxa" w:w="1071"/>
+            <w:tcW w:type="dxa" w:w="1522"/>
             <w:shd w:fill="EDE7DA" w:val="clear"/>
             <w:tcMar>
               <w:top w:type="dxa" w:w="60"/>
@@ -6158,7 +6317,7 @@
         </w:tc>
         <w:tc>
           <w:tcPr>
-            <w:tcW w:type="dxa" w:w="8567"/>
+            <w:tcW w:type="dxa" w:w="8116"/>
             <w:shd w:fill="EDE7DA" w:val="clear"/>
             <w:tcMar>
               <w:top w:type="dxa" w:w="60"/>
@@ -6188,7 +6347,7 @@
         </w:trPr>
         <w:tc>
           <w:tcPr>
-            <w:tcW w:type="dxa" w:w="1071"/>
+            <w:tcW w:type="dxa" w:w="1522"/>
             <w:tcMar>
               <w:top w:type="dxa" w:w="60"/>
               <w:left w:type="dxa" w:w="110"/>
@@ -6211,7 +6370,7 @@
         </w:tc>
         <w:tc>
           <w:tcPr>
-            <w:tcW w:type="dxa" w:w="8567"/>
+            <w:tcW w:type="dxa" w:w="8116"/>
             <w:tcMar>
               <w:top w:type="dxa" w:w="60"/>
               <w:left w:type="dxa" w:w="110"/>
@@ -6238,7 +6397,7 @@
         </w:trPr>
         <w:tc>
           <w:tcPr>
-            <w:tcW w:type="dxa" w:w="1071"/>
+            <w:tcW w:type="dxa" w:w="1522"/>
             <w:tcMar>
               <w:top w:type="dxa" w:w="60"/>
               <w:left w:type="dxa" w:w="110"/>
@@ -6261,7 +6420,7 @@
         </w:tc>
         <w:tc>
           <w:tcPr>
-            <w:tcW w:type="dxa" w:w="8567"/>
+            <w:tcW w:type="dxa" w:w="8116"/>
             <w:tcMar>
               <w:top w:type="dxa" w:w="60"/>
               <w:left w:type="dxa" w:w="110"/>
@@ -6288,7 +6447,7 @@
         </w:trPr>
         <w:tc>
           <w:tcPr>
-            <w:tcW w:type="dxa" w:w="1071"/>
+            <w:tcW w:type="dxa" w:w="1522"/>
             <w:tcMar>
               <w:top w:type="dxa" w:w="60"/>
               <w:left w:type="dxa" w:w="110"/>
@@ -6311,7 +6470,7 @@
         </w:tc>
         <w:tc>
           <w:tcPr>
-            <w:tcW w:type="dxa" w:w="8567"/>
+            <w:tcW w:type="dxa" w:w="8116"/>
             <w:tcMar>
               <w:top w:type="dxa" w:w="60"/>
               <w:left w:type="dxa" w:w="110"/>
@@ -6338,7 +6497,7 @@
         </w:trPr>
         <w:tc>
           <w:tcPr>
-            <w:tcW w:type="dxa" w:w="1071"/>
+            <w:tcW w:type="dxa" w:w="1522"/>
             <w:tcMar>
               <w:top w:type="dxa" w:w="60"/>
               <w:left w:type="dxa" w:w="110"/>
@@ -6361,7 +6520,7 @@
         </w:tc>
         <w:tc>
           <w:tcPr>
-            <w:tcW w:type="dxa" w:w="8567"/>
+            <w:tcW w:type="dxa" w:w="8116"/>
             <w:tcMar>
               <w:top w:type="dxa" w:w="60"/>
               <w:left w:type="dxa" w:w="110"/>
@@ -6388,7 +6547,7 @@
         </w:trPr>
         <w:tc>
           <w:tcPr>
-            <w:tcW w:type="dxa" w:w="1071"/>
+            <w:tcW w:type="dxa" w:w="1522"/>
             <w:tcMar>
               <w:top w:type="dxa" w:w="60"/>
               <w:left w:type="dxa" w:w="110"/>
@@ -6424,7 +6583,7 @@
         </w:tc>
         <w:tc>
           <w:tcPr>
-            <w:tcW w:type="dxa" w:w="8567"/>
+            <w:tcW w:type="dxa" w:w="8116"/>
             <w:tcMar>
               <w:top w:type="dxa" w:w="60"/>
               <w:left w:type="dxa" w:w="110"/>
@@ -6441,6 +6600,69 @@
                 <w:rFonts w:ascii="Yu Gothic" w:cs="Yu Gothic" w:eastAsia="Yu Gothic" w:hAnsi="Yu Gothic"/>
               </w:rPr>
               <w:t xml:space="preserve">RIT を回す（20 Hz ずつ）</w:t>
+            </w:r>
+          </w:p>
+        </w:tc>
+      </w:tr>
+      <w:tr>
+        <w:trPr>
+          <w:tblHeader w:val="false"/>
+        </w:trPr>
+        <w:tc>
+          <w:tcPr>
+            <w:tcW w:type="dxa" w:w="1522"/>
+            <w:tcMar>
+              <w:top w:type="dxa" w:w="60"/>
+              <w:left w:type="dxa" w:w="110"/>
+              <w:bottom w:type="dxa" w:w="60"/>
+              <w:right w:type="dxa" w:w="110"/>
+            </w:tcMar>
+          </w:tcPr>
+          <w:p>
+            <w:pPr>
+              <w:spacing w:after="0" w:before="0"/>
+            </w:pPr>
+            <w:r>
+              <w:rPr>
+                <w:rFonts w:ascii="Consolas" w:cs="Consolas" w:eastAsia="Consolas" w:hAnsi="Consolas"/>
+                <w:shd w:fill="F2F2F2" w:val="clear"/>
+              </w:rPr>
+              <w:t xml:space="preserve">PgUp</w:t>
+            </w:r>
+            <w:r>
+              <w:rPr>
+                <w:rFonts w:ascii="Yu Gothic" w:cs="Yu Gothic" w:eastAsia="Yu Gothic" w:hAnsi="Yu Gothic"/>
+              </w:rPr>
+              <w:t xml:space="preserve"> </w:t>
+            </w:r>
+            <w:r>
+              <w:rPr>
+                <w:rFonts w:ascii="Consolas" w:cs="Consolas" w:eastAsia="Consolas" w:hAnsi="Consolas"/>
+                <w:shd w:fill="F2F2F2" w:val="clear"/>
+              </w:rPr>
+              <w:t xml:space="preserve">PgDn</w:t>
+            </w:r>
+          </w:p>
+        </w:tc>
+        <w:tc>
+          <w:tcPr>
+            <w:tcW w:type="dxa" w:w="8116"/>
+            <w:tcMar>
+              <w:top w:type="dxa" w:w="60"/>
+              <w:left w:type="dxa" w:w="110"/>
+              <w:bottom w:type="dxa" w:w="60"/>
+              <w:right w:type="dxa" w:w="110"/>
+            </w:tcMar>
+          </w:tcPr>
+          <w:p>
+            <w:pPr>
+              <w:spacing w:after="0" w:before="0"/>
+            </w:pPr>
+            <w:r>
+              <w:rPr>
+                <w:rFonts w:ascii="Yu Gothic" w:cs="Yu Gothic" w:eastAsia="Yu Gothic" w:hAnsi="Yu Gothic"/>
+              </w:rPr>
+              <w:t xml:space="preserve">自局の送信速度を ±2 WPM（画面のボタンでも可）</w:t>
             </w:r>
           </w:p>
         </w:tc>
@@ -9416,9 +9638,9 @@
         </w:tblBorders>
       </w:tblPr>
       <w:tblGrid>
-        <w:gridCol w:w="2029"/>
-        <w:gridCol w:w="1522"/>
-        <w:gridCol w:w="6087"/>
+        <w:gridCol w:w="2466"/>
+        <w:gridCol w:w="1793"/>
+        <w:gridCol w:w="5379"/>
       </w:tblGrid>
       <w:tr>
         <w:trPr>
@@ -9426,7 +9648,7 @@
         </w:trPr>
         <w:tc>
           <w:tcPr>
-            <w:tcW w:type="dxa" w:w="2029"/>
+            <w:tcW w:type="dxa" w:w="2466"/>
             <w:shd w:fill="EDE7DA" w:val="clear"/>
             <w:tcMar>
               <w:top w:type="dxa" w:w="60"/>
@@ -9451,7 +9673,7 @@
         </w:tc>
         <w:tc>
           <w:tcPr>
-            <w:tcW w:type="dxa" w:w="1522"/>
+            <w:tcW w:type="dxa" w:w="1793"/>
             <w:shd w:fill="EDE7DA" w:val="clear"/>
             <w:tcMar>
               <w:top w:type="dxa" w:w="60"/>
@@ -9476,7 +9698,7 @@
         </w:tc>
         <w:tc>
           <w:tcPr>
-            <w:tcW w:type="dxa" w:w="6087"/>
+            <w:tcW w:type="dxa" w:w="5379"/>
             <w:shd w:fill="EDE7DA" w:val="clear"/>
             <w:tcMar>
               <w:top w:type="dxa" w:w="60"/>
@@ -9506,7 +9728,7 @@
         </w:trPr>
         <w:tc>
           <w:tcPr>
-            <w:tcW w:type="dxa" w:w="2029"/>
+            <w:tcW w:type="dxa" w:w="2466"/>
             <w:tcMar>
               <w:top w:type="dxa" w:w="60"/>
               <w:left w:type="dxa" w:w="110"/>
@@ -9528,7 +9750,7 @@
         </w:tc>
         <w:tc>
           <w:tcPr>
-            <w:tcW w:type="dxa" w:w="1522"/>
+            <w:tcW w:type="dxa" w:w="1793"/>
             <w:tcMar>
               <w:top w:type="dxa" w:w="60"/>
               <w:left w:type="dxa" w:w="110"/>
@@ -9550,7 +9772,7 @@
         </w:tc>
         <w:tc>
           <w:tcPr>
-            <w:tcW w:type="dxa" w:w="6087"/>
+            <w:tcW w:type="dxa" w:w="5379"/>
             <w:tcMar>
               <w:top w:type="dxa" w:w="60"/>
               <w:left w:type="dxa" w:w="110"/>
@@ -9577,7 +9799,7 @@
         </w:trPr>
         <w:tc>
           <w:tcPr>
-            <w:tcW w:type="dxa" w:w="2029"/>
+            <w:tcW w:type="dxa" w:w="2466"/>
             <w:tcMar>
               <w:top w:type="dxa" w:w="60"/>
               <w:left w:type="dxa" w:w="110"/>
@@ -9599,7 +9821,7 @@
         </w:tc>
         <w:tc>
           <w:tcPr>
-            <w:tcW w:type="dxa" w:w="1522"/>
+            <w:tcW w:type="dxa" w:w="1793"/>
             <w:tcMar>
               <w:top w:type="dxa" w:w="60"/>
               <w:left w:type="dxa" w:w="110"/>
@@ -9621,7 +9843,7 @@
         </w:tc>
         <w:tc>
           <w:tcPr>
-            <w:tcW w:type="dxa" w:w="6087"/>
+            <w:tcW w:type="dxa" w:w="5379"/>
             <w:tcMar>
               <w:top w:type="dxa" w:w="60"/>
               <w:left w:type="dxa" w:w="110"/>
@@ -9648,7 +9870,7 @@
         </w:trPr>
         <w:tc>
           <w:tcPr>
-            <w:tcW w:type="dxa" w:w="2029"/>
+            <w:tcW w:type="dxa" w:w="2466"/>
             <w:tcMar>
               <w:top w:type="dxa" w:w="60"/>
               <w:left w:type="dxa" w:w="110"/>
@@ -9670,7 +9892,7 @@
         </w:tc>
         <w:tc>
           <w:tcPr>
-            <w:tcW w:type="dxa" w:w="1522"/>
+            <w:tcW w:type="dxa" w:w="1793"/>
             <w:tcMar>
               <w:top w:type="dxa" w:w="60"/>
               <w:left w:type="dxa" w:w="110"/>
@@ -9692,7 +9914,7 @@
         </w:tc>
         <w:tc>
           <w:tcPr>
-            <w:tcW w:type="dxa" w:w="6087"/>
+            <w:tcW w:type="dxa" w:w="5379"/>
             <w:tcMar>
               <w:top w:type="dxa" w:w="60"/>
               <w:left w:type="dxa" w:w="110"/>
@@ -9719,7 +9941,7 @@
         </w:trPr>
         <w:tc>
           <w:tcPr>
-            <w:tcW w:type="dxa" w:w="2029"/>
+            <w:tcW w:type="dxa" w:w="2466"/>
             <w:tcMar>
               <w:top w:type="dxa" w:w="60"/>
               <w:left w:type="dxa" w:w="110"/>
@@ -9741,7 +9963,7 @@
         </w:tc>
         <w:tc>
           <w:tcPr>
-            <w:tcW w:type="dxa" w:w="1522"/>
+            <w:tcW w:type="dxa" w:w="1793"/>
             <w:tcMar>
               <w:top w:type="dxa" w:w="60"/>
               <w:left w:type="dxa" w:w="110"/>
@@ -9763,7 +9985,7 @@
         </w:tc>
         <w:tc>
           <w:tcPr>
-            <w:tcW w:type="dxa" w:w="6087"/>
+            <w:tcW w:type="dxa" w:w="5379"/>
             <w:tcMar>
               <w:top w:type="dxa" w:w="60"/>
               <w:left w:type="dxa" w:w="110"/>
@@ -9780,6 +10002,148 @@
                 <w:rFonts w:ascii="Yu Gothic" w:cs="Yu Gothic" w:eastAsia="Yu Gothic" w:hAnsi="Yu Gothic"/>
               </w:rPr>
               <w:t xml:space="preserve">別の信号の混入</w:t>
+            </w:r>
+          </w:p>
+        </w:tc>
+      </w:tr>
+      <w:tr>
+        <w:trPr>
+          <w:tblHeader w:val="false"/>
+        </w:trPr>
+        <w:tc>
+          <w:tcPr>
+            <w:tcW w:type="dxa" w:w="2466"/>
+            <w:tcMar>
+              <w:top w:type="dxa" w:w="60"/>
+              <w:left w:type="dxa" w:w="110"/>
+              <w:bottom w:type="dxa" w:w="60"/>
+              <w:right w:type="dxa" w:w="110"/>
+            </w:tcMar>
+          </w:tcPr>
+          <w:p>
+            <w:pPr>
+              <w:spacing w:after="0" w:before="0"/>
+            </w:pPr>
+            <w:r>
+              <w:rPr>
+                <w:rFonts w:ascii="Yu Gothic" w:cs="Yu Gothic" w:eastAsia="Yu Gothic" w:hAnsi="Yu Gothic"/>
+              </w:rPr>
+              <w:t xml:space="preserve">側音の波形</w:t>
+            </w:r>
+          </w:p>
+        </w:tc>
+        <w:tc>
+          <w:tcPr>
+            <w:tcW w:type="dxa" w:w="1793"/>
+            <w:tcMar>
+              <w:top w:type="dxa" w:w="60"/>
+              <w:left w:type="dxa" w:w="110"/>
+              <w:bottom w:type="dxa" w:w="60"/>
+              <w:right w:type="dxa" w:w="110"/>
+            </w:tcMar>
+          </w:tcPr>
+          <w:p>
+            <w:pPr>
+              <w:spacing w:after="0" w:before="0"/>
+            </w:pPr>
+            <w:r>
+              <w:rPr>
+                <w:rFonts w:ascii="Yu Gothic" w:cs="Yu Gothic" w:eastAsia="Yu Gothic" w:hAnsi="Yu Gothic"/>
+              </w:rPr>
+              <w:t xml:space="preserve">サイン/三角/矩形</w:t>
+            </w:r>
+          </w:p>
+        </w:tc>
+        <w:tc>
+          <w:tcPr>
+            <w:tcW w:type="dxa" w:w="5379"/>
+            <w:tcMar>
+              <w:top w:type="dxa" w:w="60"/>
+              <w:left w:type="dxa" w:w="110"/>
+              <w:bottom w:type="dxa" w:w="60"/>
+              <w:right w:type="dxa" w:w="110"/>
+            </w:tcMar>
+          </w:tcPr>
+          <w:p>
+            <w:pPr>
+              <w:spacing w:after="0" w:before="0"/>
+            </w:pPr>
+            <w:r>
+              <w:rPr>
+                <w:rFonts w:ascii="Yu Gothic" w:cs="Yu Gothic" w:eastAsia="Yu Gothic" w:hAnsi="Yu Gothic"/>
+              </w:rPr>
+              <w:t xml:space="preserve">音色の好みで。矩形は硬い音になります</w:t>
+            </w:r>
+          </w:p>
+        </w:tc>
+      </w:tr>
+      <w:tr>
+        <w:trPr>
+          <w:tblHeader w:val="false"/>
+        </w:trPr>
+        <w:tc>
+          <w:tcPr>
+            <w:tcW w:type="dxa" w:w="2466"/>
+            <w:tcMar>
+              <w:top w:type="dxa" w:w="60"/>
+              <w:left w:type="dxa" w:w="110"/>
+              <w:bottom w:type="dxa" w:w="60"/>
+              <w:right w:type="dxa" w:w="110"/>
+            </w:tcMar>
+          </w:tcPr>
+          <w:p>
+            <w:pPr>
+              <w:spacing w:after="0" w:before="0"/>
+            </w:pPr>
+            <w:r>
+              <w:rPr>
+                <w:rFonts w:ascii="Yu Gothic" w:cs="Yu Gothic" w:eastAsia="Yu Gothic" w:hAnsi="Yu Gothic"/>
+              </w:rPr>
+              <w:t xml:space="preserve">キーイングの立ち上がり</w:t>
+            </w:r>
+          </w:p>
+        </w:tc>
+        <w:tc>
+          <w:tcPr>
+            <w:tcW w:type="dxa" w:w="1793"/>
+            <w:tcMar>
+              <w:top w:type="dxa" w:w="60"/>
+              <w:left w:type="dxa" w:w="110"/>
+              <w:bottom w:type="dxa" w:w="60"/>
+              <w:right w:type="dxa" w:w="110"/>
+            </w:tcMar>
+          </w:tcPr>
+          <w:p>
+            <w:pPr>
+              <w:spacing w:after="0" w:before="0"/>
+            </w:pPr>
+            <w:r>
+              <w:rPr>
+                <w:rFonts w:ascii="Yu Gothic" w:cs="Yu Gothic" w:eastAsia="Yu Gothic" w:hAnsi="Yu Gothic"/>
+              </w:rPr>
+              <w:t xml:space="preserve">2/5/8 ms</w:t>
+            </w:r>
+          </w:p>
+        </w:tc>
+        <w:tc>
+          <w:tcPr>
+            <w:tcW w:type="dxa" w:w="5379"/>
+            <w:tcMar>
+              <w:top w:type="dxa" w:w="60"/>
+              <w:left w:type="dxa" w:w="110"/>
+              <w:bottom w:type="dxa" w:w="60"/>
+              <w:right w:type="dxa" w:w="110"/>
+            </w:tcMar>
+          </w:tcPr>
+          <w:p>
+            <w:pPr>
+              <w:spacing w:after="0" w:before="0"/>
+            </w:pPr>
+            <w:r>
+              <w:rPr>
+                <w:rFonts w:ascii="Yu Gothic" w:cs="Yu Gothic" w:eastAsia="Yu Gothic" w:hAnsi="Yu Gothic"/>
+              </w:rPr>
+              <w:t xml:space="preserve">短いほどカチッと、長いほど柔らかい鳴り方</w:t>
             </w:r>
           </w:p>
         </w:tc>
@@ -9896,13 +10260,32 @@
           <w:b/>
           <w:bCs/>
         </w:rPr>
+        <w:t xml:space="preserve">上達の推移</w:t>
+      </w:r>
+      <w:r>
+        <w:rPr>
+          <w:rFonts w:ascii="Yu Gothic" w:cs="Yu Gothic" w:eastAsia="Yu Gothic" w:hAnsi="Yu Gothic"/>
+        </w:rPr>
+        <w:t xml:space="preserve"> には、ドリル正答率・コッホ法レベル・交信/送信成績の小さな折れ線が表示されます（練習 3 回以上で出現）。点に触れると値が出ます。</w:t>
+      </w:r>
+    </w:p>
+    <w:p>
+      <w:pPr>
+        <w:spacing w:after="160" w:line="330"/>
+      </w:pPr>
+      <w:r>
+        <w:rPr>
+          <w:rFonts w:ascii="Yu Gothic" w:cs="Yu Gothic" w:eastAsia="Yu Gothic" w:hAnsi="Yu Gothic"/>
+          <w:b/>
+          <w:bCs/>
+        </w:rPr>
         <w:t xml:space="preserve">苦手な文字</w:t>
       </w:r>
       <w:r>
         <w:rPr>
           <w:rFonts w:ascii="Yu Gothic" w:cs="Yu Gothic" w:eastAsia="Yu Gothic" w:hAnsi="Yu Gothic"/>
         </w:rPr>
-        <w:t xml:space="preserve"> には、5 回以上出題された文字のうち正答率の低いものが並びます。ここに出ている文字を意識して練習すると効率的です。</w:t>
+        <w:t xml:space="preserve"> には、5 回以上出題された文字のうち正答率の低いものが並びます。「この文字を集中練習する」を押すと、その場で重点ドリルが始まります。</w:t>
       </w:r>
     </w:p>
     <w:p>
@@ -9913,7 +10296,26 @@
         <w:rPr>
           <w:rFonts w:ascii="Yu Gothic" w:cs="Yu Gothic" w:eastAsia="Yu Gothic" w:hAnsi="Yu Gothic"/>
         </w:rPr>
-        <w:t xml:space="preserve">記録はこの端末のブラウザ内（localStorage）にのみ保存されます。外部には一切送信されません。別の端末やブラウザには引き継がれません。</w:t>
+        <w:t xml:space="preserve">記録はこの端末のブラウザ内（localStorage）にのみ保存されます。外部には一切送信されません。</w:t>
+      </w:r>
+    </w:p>
+    <w:p>
+      <w:pPr>
+        <w:spacing w:after="160" w:line="330"/>
+      </w:pPr>
+      <w:r>
+        <w:rPr>
+          <w:rFonts w:ascii="Yu Gothic" w:cs="Yu Gothic" w:eastAsia="Yu Gothic" w:hAnsi="Yu Gothic"/>
+          <w:b/>
+          <w:bCs/>
+        </w:rPr>
+        <w:t xml:space="preserve">別の端末・ブラウザへ移すには</w:t>
+      </w:r>
+      <w:r>
+        <w:rPr>
+          <w:rFonts w:ascii="Yu Gothic" w:cs="Yu Gothic" w:eastAsia="Yu Gothic" w:hAnsi="Yu Gothic"/>
+        </w:rPr>
+        <w:t xml:space="preserve">、「記録を書き出す」で JSON ファイルを保存し、移動先で「記録を読み込む」を押してそのファイルを選びます。設定・成績・自己ベストがまとめて移ります。</w:t>
       </w:r>
     </w:p>
     <w:p>
@@ -10248,7 +10650,7 @@
         <w:rPr>
           <w:rFonts w:ascii="Yu Gothic" w:cs="Yu Gothic" w:eastAsia="Yu Gothic" w:hAnsi="Yu Gothic"/>
         </w:rPr>
-        <w:t xml:space="preserve">聞き取りドリル</w:t>
+        <w:t xml:space="preserve">画面全体</w:t>
       </w:r>
     </w:p>
     <w:tbl>
@@ -10264,8 +10666,8 @@
         </w:tblBorders>
       </w:tblPr>
       <w:tblGrid>
-        <w:gridCol w:w="2629"/>
-        <w:gridCol w:w="7009"/>
+        <w:gridCol w:w="2313"/>
+        <w:gridCol w:w="7325"/>
       </w:tblGrid>
       <w:tr>
         <w:trPr>
@@ -10273,7 +10675,7 @@
         </w:trPr>
         <w:tc>
           <w:tcPr>
-            <w:tcW w:type="dxa" w:w="2629"/>
+            <w:tcW w:type="dxa" w:w="2313"/>
             <w:shd w:fill="EDE7DA" w:val="clear"/>
             <w:tcMar>
               <w:top w:type="dxa" w:w="60"/>
@@ -10298,7 +10700,7 @@
         </w:tc>
         <w:tc>
           <w:tcPr>
-            <w:tcW w:type="dxa" w:w="7009"/>
+            <w:tcW w:type="dxa" w:w="7325"/>
             <w:shd w:fill="EDE7DA" w:val="clear"/>
             <w:tcMar>
               <w:top w:type="dxa" w:w="60"/>
@@ -10328,7 +10730,7 @@
         </w:trPr>
         <w:tc>
           <w:tcPr>
-            <w:tcW w:type="dxa" w:w="2629"/>
+            <w:tcW w:type="dxa" w:w="2313"/>
             <w:tcMar>
               <w:top w:type="dxa" w:w="60"/>
               <w:left w:type="dxa" w:w="110"/>
@@ -10345,29 +10747,207 @@
                 <w:rFonts w:ascii="Consolas" w:cs="Consolas" w:eastAsia="Consolas" w:hAnsi="Consolas"/>
                 <w:shd w:fill="F2F2F2" w:val="clear"/>
               </w:rPr>
+              <w:t xml:space="preserve">←</w:t>
+            </w:r>
+            <w:r>
+              <w:rPr>
+                <w:rFonts w:ascii="Yu Gothic" w:cs="Yu Gothic" w:eastAsia="Yu Gothic" w:hAnsi="Yu Gothic"/>
+              </w:rPr>
+              <w:t xml:space="preserve"> </w:t>
+            </w:r>
+            <w:r>
+              <w:rPr>
+                <w:rFonts w:ascii="Consolas" w:cs="Consolas" w:eastAsia="Consolas" w:hAnsi="Consolas"/>
+                <w:shd w:fill="F2F2F2" w:val="clear"/>
+              </w:rPr>
+              <w:t xml:space="preserve">→</w:t>
+            </w:r>
+            <w:r>
+              <w:rPr>
+                <w:rFonts w:ascii="Yu Gothic" w:cs="Yu Gothic" w:eastAsia="Yu Gothic" w:hAnsi="Yu Gothic"/>
+              </w:rPr>
+              <w:t xml:space="preserve"> </w:t>
+            </w:r>
+            <w:r>
+              <w:rPr>
+                <w:rFonts w:ascii="Consolas" w:cs="Consolas" w:eastAsia="Consolas" w:hAnsi="Consolas"/>
+                <w:shd w:fill="F2F2F2" w:val="clear"/>
+              </w:rPr>
+              <w:t xml:space="preserve">Home</w:t>
+            </w:r>
+            <w:r>
+              <w:rPr>
+                <w:rFonts w:ascii="Yu Gothic" w:cs="Yu Gothic" w:eastAsia="Yu Gothic" w:hAnsi="Yu Gothic"/>
+              </w:rPr>
+              <w:t xml:space="preserve"> </w:t>
+            </w:r>
+            <w:r>
+              <w:rPr>
+                <w:rFonts w:ascii="Consolas" w:cs="Consolas" w:eastAsia="Consolas" w:hAnsi="Consolas"/>
+                <w:shd w:fill="F2F2F2" w:val="clear"/>
+              </w:rPr>
+              <w:t xml:space="preserve">End</w:t>
+            </w:r>
+          </w:p>
+        </w:tc>
+        <w:tc>
+          <w:tcPr>
+            <w:tcW w:type="dxa" w:w="7325"/>
+            <w:tcMar>
+              <w:top w:type="dxa" w:w="60"/>
+              <w:left w:type="dxa" w:w="110"/>
+              <w:bottom w:type="dxa" w:w="60"/>
+              <w:right w:type="dxa" w:w="110"/>
+            </w:tcMar>
+          </w:tcPr>
+          <w:p>
+            <w:pPr>
+              <w:spacing w:after="0" w:before="0"/>
+            </w:pPr>
+            <w:r>
+              <w:rPr>
+                <w:rFonts w:ascii="Yu Gothic" w:cs="Yu Gothic" w:eastAsia="Yu Gothic" w:hAnsi="Yu Gothic"/>
+              </w:rPr>
+              <w:t xml:space="preserve">タブにフォーカスがあるとき、タブを移動</w:t>
+            </w:r>
+          </w:p>
+        </w:tc>
+      </w:tr>
+    </w:tbl>
+    <w:p>
+      <w:pPr>
+        <w:spacing w:after="220"/>
+      </w:pPr>
+    </w:p>
+    <w:p>
+      <w:pPr>
+        <w:pStyle w:val="Heading2"/>
+        <w:spacing w:after="150" w:before="340"/>
+      </w:pPr>
+      <w:r>
+        <w:rPr>
+          <w:rFonts w:ascii="Yu Gothic" w:cs="Yu Gothic" w:eastAsia="Yu Gothic" w:hAnsi="Yu Gothic"/>
+        </w:rPr>
+        <w:t xml:space="preserve">聞き取りドリル</w:t>
+      </w:r>
+    </w:p>
+    <w:tbl>
+      <w:tblPr>
+        <w:tblW w:type="dxa" w:w="9638"/>
+        <w:tblBorders>
+          <w:top w:val="single" w:color="BFBFBF" w:sz="4"/>
+          <w:left w:val="single" w:color="BFBFBF" w:sz="4"/>
+          <w:bottom w:val="single" w:color="BFBFBF" w:sz="4"/>
+          <w:right w:val="single" w:color="BFBFBF" w:sz="4"/>
+          <w:insideH w:val="single" w:color="BFBFBF" w:sz="2"/>
+          <w:insideV w:val="single" w:color="BFBFBF" w:sz="2"/>
+        </w:tblBorders>
+      </w:tblPr>
+      <w:tblGrid>
+        <w:gridCol w:w="1257"/>
+        <w:gridCol w:w="8381"/>
+      </w:tblGrid>
+      <w:tr>
+        <w:trPr>
+          <w:tblHeader/>
+        </w:trPr>
+        <w:tc>
+          <w:tcPr>
+            <w:tcW w:type="dxa" w:w="1257"/>
+            <w:shd w:fill="EDE7DA" w:val="clear"/>
+            <w:tcMar>
+              <w:top w:type="dxa" w:w="60"/>
+              <w:left w:type="dxa" w:w="110"/>
+              <w:bottom w:type="dxa" w:w="60"/>
+              <w:right w:type="dxa" w:w="110"/>
+            </w:tcMar>
+          </w:tcPr>
+          <w:p>
+            <w:pPr>
+              <w:spacing w:after="0" w:before="0"/>
+            </w:pPr>
+            <w:r>
+              <w:rPr>
+                <w:rFonts w:ascii="Yu Gothic" w:cs="Yu Gothic" w:eastAsia="Yu Gothic" w:hAnsi="Yu Gothic"/>
+                <w:b/>
+                <w:bCs/>
+              </w:rPr>
+              <w:t xml:space="preserve">キー</w:t>
+            </w:r>
+          </w:p>
+        </w:tc>
+        <w:tc>
+          <w:tcPr>
+            <w:tcW w:type="dxa" w:w="8381"/>
+            <w:shd w:fill="EDE7DA" w:val="clear"/>
+            <w:tcMar>
+              <w:top w:type="dxa" w:w="60"/>
+              <w:left w:type="dxa" w:w="110"/>
+              <w:bottom w:type="dxa" w:w="60"/>
+              <w:right w:type="dxa" w:w="110"/>
+            </w:tcMar>
+          </w:tcPr>
+          <w:p>
+            <w:pPr>
+              <w:spacing w:after="0" w:before="0"/>
+            </w:pPr>
+            <w:r>
+              <w:rPr>
+                <w:rFonts w:ascii="Yu Gothic" w:cs="Yu Gothic" w:eastAsia="Yu Gothic" w:hAnsi="Yu Gothic"/>
+                <w:b/>
+                <w:bCs/>
+              </w:rPr>
+              <w:t xml:space="preserve">動作</w:t>
+            </w:r>
+          </w:p>
+        </w:tc>
+      </w:tr>
+      <w:tr>
+        <w:trPr>
+          <w:tblHeader w:val="false"/>
+        </w:trPr>
+        <w:tc>
+          <w:tcPr>
+            <w:tcW w:type="dxa" w:w="1257"/>
+            <w:tcMar>
+              <w:top w:type="dxa" w:w="60"/>
+              <w:left w:type="dxa" w:w="110"/>
+              <w:bottom w:type="dxa" w:w="60"/>
+              <w:right w:type="dxa" w:w="110"/>
+            </w:tcMar>
+          </w:tcPr>
+          <w:p>
+            <w:pPr>
+              <w:spacing w:after="0" w:before="0"/>
+            </w:pPr>
+            <w:r>
+              <w:rPr>
+                <w:rFonts w:ascii="Consolas" w:cs="Consolas" w:eastAsia="Consolas" w:hAnsi="Consolas"/>
+                <w:shd w:fill="F2F2F2" w:val="clear"/>
+              </w:rPr>
               <w:t xml:space="preserve">Enter</w:t>
             </w:r>
           </w:p>
         </w:tc>
         <w:tc>
           <w:tcPr>
-            <w:tcW w:type="dxa" w:w="7009"/>
-            <w:tcMar>
-              <w:top w:type="dxa" w:w="60"/>
-              <w:left w:type="dxa" w:w="110"/>
-              <w:bottom w:type="dxa" w:w="60"/>
-              <w:right w:type="dxa" w:w="110"/>
-            </w:tcMar>
-          </w:tcPr>
-          <w:p>
-            <w:pPr>
-              <w:spacing w:after="0" w:before="0"/>
-            </w:pPr>
-            <w:r>
-              <w:rPr>
-                <w:rFonts w:ascii="Yu Gothic" w:cs="Yu Gothic" w:eastAsia="Yu Gothic" w:hAnsi="Yu Gothic"/>
-              </w:rPr>
-              <w:t xml:space="preserve">解答欄で採点する</w:t>
+            <w:tcW w:type="dxa" w:w="8381"/>
+            <w:tcMar>
+              <w:top w:type="dxa" w:w="60"/>
+              <w:left w:type="dxa" w:w="110"/>
+              <w:bottom w:type="dxa" w:w="60"/>
+              <w:right w:type="dxa" w:w="110"/>
+            </w:tcMar>
+          </w:tcPr>
+          <w:p>
+            <w:pPr>
+              <w:spacing w:after="0" w:before="0"/>
+            </w:pPr>
+            <w:r>
+              <w:rPr>
+                <w:rFonts w:ascii="Yu Gothic" w:cs="Yu Gothic" w:eastAsia="Yu Gothic" w:hAnsi="Yu Gothic"/>
+              </w:rPr>
+              <w:t xml:space="preserve">採点する。採点後にもう一度押すと次の問題</w:t>
             </w:r>
           </w:p>
         </w:tc>
@@ -10526,7 +11106,7 @@
         <w:rPr>
           <w:rFonts w:ascii="Yu Gothic" w:cs="Yu Gothic" w:eastAsia="Yu Gothic" w:hAnsi="Yu Gothic"/>
         </w:rPr>
-        <w:t xml:space="preserve">コンテスト運用</w:t>
+        <w:t xml:space="preserve">交信シミュレーター（実技）</w:t>
       </w:r>
     </w:p>
     <w:tbl>
@@ -10542,8 +11122,8 @@
         </w:tblBorders>
       </w:tblPr>
       <w:tblGrid>
-        <w:gridCol w:w="1928"/>
-        <w:gridCol w:w="7710"/>
+        <w:gridCol w:w="1230"/>
+        <w:gridCol w:w="8408"/>
       </w:tblGrid>
       <w:tr>
         <w:trPr>
@@ -10551,7 +11131,7 @@
         </w:trPr>
         <w:tc>
           <w:tcPr>
-            <w:tcW w:type="dxa" w:w="1928"/>
+            <w:tcW w:type="dxa" w:w="1230"/>
             <w:shd w:fill="EDE7DA" w:val="clear"/>
             <w:tcMar>
               <w:top w:type="dxa" w:w="60"/>
@@ -10576,7 +11156,7 @@
         </w:tc>
         <w:tc>
           <w:tcPr>
-            <w:tcW w:type="dxa" w:w="7710"/>
+            <w:tcW w:type="dxa" w:w="8408"/>
             <w:shd w:fill="EDE7DA" w:val="clear"/>
             <w:tcMar>
               <w:top w:type="dxa" w:w="60"/>
@@ -10606,7 +11186,7 @@
         </w:trPr>
         <w:tc>
           <w:tcPr>
-            <w:tcW w:type="dxa" w:w="1928"/>
+            <w:tcW w:type="dxa" w:w="1230"/>
             <w:tcMar>
               <w:top w:type="dxa" w:w="60"/>
               <w:left w:type="dxa" w:w="110"/>
@@ -10623,42 +11203,131 @@
                 <w:rFonts w:ascii="Consolas" w:cs="Consolas" w:eastAsia="Consolas" w:hAnsi="Consolas"/>
                 <w:shd w:fill="F2F2F2" w:val="clear"/>
               </w:rPr>
-              <w:t xml:space="preserve">F1</w:t>
-            </w:r>
-            <w:r>
-              <w:rPr>
-                <w:rFonts w:ascii="Yu Gothic" w:cs="Yu Gothic" w:eastAsia="Yu Gothic" w:hAnsi="Yu Gothic"/>
-              </w:rPr>
-              <w:t xml:space="preserve">〜</w:t>
+              <w:t xml:space="preserve">Z</w:t>
+            </w:r>
+            <w:r>
+              <w:rPr>
+                <w:rFonts w:ascii="Yu Gothic" w:cs="Yu Gothic" w:eastAsia="Yu Gothic" w:hAnsi="Yu Gothic"/>
+              </w:rPr>
+              <w:t xml:space="preserve"> / </w:t>
             </w:r>
             <w:r>
               <w:rPr>
                 <w:rFonts w:ascii="Consolas" w:cs="Consolas" w:eastAsia="Consolas" w:hAnsi="Consolas"/>
                 <w:shd w:fill="F2F2F2" w:val="clear"/>
               </w:rPr>
-              <w:t xml:space="preserve">F8</w:t>
-            </w:r>
-          </w:p>
-        </w:tc>
-        <w:tc>
-          <w:tcPr>
-            <w:tcW w:type="dxa" w:w="7710"/>
-            <w:tcMar>
-              <w:top w:type="dxa" w:w="60"/>
-              <w:left w:type="dxa" w:w="110"/>
-              <w:bottom w:type="dxa" w:w="60"/>
-              <w:right w:type="dxa" w:w="110"/>
-            </w:tcMar>
-          </w:tcPr>
-          <w:p>
-            <w:pPr>
-              <w:spacing w:after="0" w:before="0"/>
-            </w:pPr>
-            <w:r>
-              <w:rPr>
-                <w:rFonts w:ascii="Yu Gothic" w:cs="Yu Gothic" w:eastAsia="Yu Gothic" w:hAnsi="Yu Gothic"/>
-              </w:rPr>
-              <w:t xml:space="preserve">定型メッセージの送信</w:t>
+              <w:t xml:space="preserve">X</w:t>
+            </w:r>
+          </w:p>
+        </w:tc>
+        <w:tc>
+          <w:tcPr>
+            <w:tcW w:type="dxa" w:w="8408"/>
+            <w:tcMar>
+              <w:top w:type="dxa" w:w="60"/>
+              <w:left w:type="dxa" w:w="110"/>
+              <w:bottom w:type="dxa" w:w="60"/>
+              <w:right w:type="dxa" w:w="110"/>
+            </w:tcMar>
+          </w:tcPr>
+          <w:p>
+            <w:pPr>
+              <w:spacing w:after="0" w:before="0"/>
+            </w:pPr>
+            <w:r>
+              <w:rPr>
+                <w:rFonts w:ascii="Yu Gothic" w:cs="Yu Gothic" w:eastAsia="Yu Gothic" w:hAnsi="Yu Gothic"/>
+              </w:rPr>
+              <w:t xml:space="preserve">短点側 / 長点側（利き手設定で入れ替わる）</w:t>
+            </w:r>
+          </w:p>
+        </w:tc>
+      </w:tr>
+    </w:tbl>
+    <w:p>
+      <w:pPr>
+        <w:spacing w:after="220"/>
+      </w:pPr>
+    </w:p>
+    <w:p>
+      <w:pPr>
+        <w:pStyle w:val="Heading2"/>
+        <w:spacing w:after="150" w:before="340"/>
+      </w:pPr>
+      <w:r>
+        <w:rPr>
+          <w:rFonts w:ascii="Yu Gothic" w:cs="Yu Gothic" w:eastAsia="Yu Gothic" w:hAnsi="Yu Gothic"/>
+        </w:rPr>
+        <w:t xml:space="preserve">コンテスト運用</w:t>
+      </w:r>
+    </w:p>
+    <w:tbl>
+      <w:tblPr>
+        <w:tblW w:type="dxa" w:w="9638"/>
+        <w:tblBorders>
+          <w:top w:val="single" w:color="BFBFBF" w:sz="4"/>
+          <w:left w:val="single" w:color="BFBFBF" w:sz="4"/>
+          <w:bottom w:val="single" w:color="BFBFBF" w:sz="4"/>
+          <w:right w:val="single" w:color="BFBFBF" w:sz="4"/>
+          <w:insideH w:val="single" w:color="BFBFBF" w:sz="2"/>
+          <w:insideV w:val="single" w:color="BFBFBF" w:sz="2"/>
+        </w:tblBorders>
+      </w:tblPr>
+      <w:tblGrid>
+        <w:gridCol w:w="3029"/>
+        <w:gridCol w:w="6609"/>
+      </w:tblGrid>
+      <w:tr>
+        <w:trPr>
+          <w:tblHeader/>
+        </w:trPr>
+        <w:tc>
+          <w:tcPr>
+            <w:tcW w:type="dxa" w:w="3029"/>
+            <w:shd w:fill="EDE7DA" w:val="clear"/>
+            <w:tcMar>
+              <w:top w:type="dxa" w:w="60"/>
+              <w:left w:type="dxa" w:w="110"/>
+              <w:bottom w:type="dxa" w:w="60"/>
+              <w:right w:type="dxa" w:w="110"/>
+            </w:tcMar>
+          </w:tcPr>
+          <w:p>
+            <w:pPr>
+              <w:spacing w:after="0" w:before="0"/>
+            </w:pPr>
+            <w:r>
+              <w:rPr>
+                <w:rFonts w:ascii="Yu Gothic" w:cs="Yu Gothic" w:eastAsia="Yu Gothic" w:hAnsi="Yu Gothic"/>
+                <w:b/>
+                <w:bCs/>
+              </w:rPr>
+              <w:t xml:space="preserve">キー</w:t>
+            </w:r>
+          </w:p>
+        </w:tc>
+        <w:tc>
+          <w:tcPr>
+            <w:tcW w:type="dxa" w:w="6609"/>
+            <w:shd w:fill="EDE7DA" w:val="clear"/>
+            <w:tcMar>
+              <w:top w:type="dxa" w:w="60"/>
+              <w:left w:type="dxa" w:w="110"/>
+              <w:bottom w:type="dxa" w:w="60"/>
+              <w:right w:type="dxa" w:w="110"/>
+            </w:tcMar>
+          </w:tcPr>
+          <w:p>
+            <w:pPr>
+              <w:spacing w:after="0" w:before="0"/>
+            </w:pPr>
+            <w:r>
+              <w:rPr>
+                <w:rFonts w:ascii="Yu Gothic" w:cs="Yu Gothic" w:eastAsia="Yu Gothic" w:hAnsi="Yu Gothic"/>
+                <w:b/>
+                <w:bCs/>
+              </w:rPr>
+              <w:t xml:space="preserve">動作</w:t>
             </w:r>
           </w:p>
         </w:tc>
@@ -10669,7 +11338,7 @@
         </w:trPr>
         <w:tc>
           <w:tcPr>
-            <w:tcW w:type="dxa" w:w="1928"/>
+            <w:tcW w:type="dxa" w:w="3029"/>
             <w:tcMar>
               <w:top w:type="dxa" w:w="60"/>
               <w:left w:type="dxa" w:w="110"/>
@@ -10686,29 +11355,42 @@
                 <w:rFonts w:ascii="Consolas" w:cs="Consolas" w:eastAsia="Consolas" w:hAnsi="Consolas"/>
                 <w:shd w:fill="F2F2F2" w:val="clear"/>
               </w:rPr>
-              <w:t xml:space="preserve">Enter</w:t>
-            </w:r>
-          </w:p>
-        </w:tc>
-        <w:tc>
-          <w:tcPr>
-            <w:tcW w:type="dxa" w:w="7710"/>
-            <w:tcMar>
-              <w:top w:type="dxa" w:w="60"/>
-              <w:left w:type="dxa" w:w="110"/>
-              <w:bottom w:type="dxa" w:w="60"/>
-              <w:right w:type="dxa" w:w="110"/>
-            </w:tcMar>
-          </w:tcPr>
-          <w:p>
-            <w:pPr>
-              <w:spacing w:after="0" w:before="0"/>
-            </w:pPr>
-            <w:r>
-              <w:rPr>
-                <w:rFonts w:ascii="Yu Gothic" w:cs="Yu Gothic" w:eastAsia="Yu Gothic" w:hAnsi="Yu Gothic"/>
-              </w:rPr>
-              <w:t xml:space="preserve">状況に応じて F2 / F3</w:t>
+              <w:t xml:space="preserve">F1</w:t>
+            </w:r>
+            <w:r>
+              <w:rPr>
+                <w:rFonts w:ascii="Yu Gothic" w:cs="Yu Gothic" w:eastAsia="Yu Gothic" w:hAnsi="Yu Gothic"/>
+              </w:rPr>
+              <w:t xml:space="preserve">〜</w:t>
+            </w:r>
+            <w:r>
+              <w:rPr>
+                <w:rFonts w:ascii="Consolas" w:cs="Consolas" w:eastAsia="Consolas" w:hAnsi="Consolas"/>
+                <w:shd w:fill="F2F2F2" w:val="clear"/>
+              </w:rPr>
+              <w:t xml:space="preserve">F8</w:t>
+            </w:r>
+          </w:p>
+        </w:tc>
+        <w:tc>
+          <w:tcPr>
+            <w:tcW w:type="dxa" w:w="6609"/>
+            <w:tcMar>
+              <w:top w:type="dxa" w:w="60"/>
+              <w:left w:type="dxa" w:w="110"/>
+              <w:bottom w:type="dxa" w:w="60"/>
+              <w:right w:type="dxa" w:w="110"/>
+            </w:tcMar>
+          </w:tcPr>
+          <w:p>
+            <w:pPr>
+              <w:spacing w:after="0" w:before="0"/>
+            </w:pPr>
+            <w:r>
+              <w:rPr>
+                <w:rFonts w:ascii="Yu Gothic" w:cs="Yu Gothic" w:eastAsia="Yu Gothic" w:hAnsi="Yu Gothic"/>
+              </w:rPr>
+              <w:t xml:space="preserve">定型メッセージの送信</w:t>
             </w:r>
           </w:p>
         </w:tc>
@@ -10719,7 +11401,7 @@
         </w:trPr>
         <w:tc>
           <w:tcPr>
-            <w:tcW w:type="dxa" w:w="1928"/>
+            <w:tcW w:type="dxa" w:w="3029"/>
             <w:tcMar>
               <w:top w:type="dxa" w:w="60"/>
               <w:left w:type="dxa" w:w="110"/>
@@ -10736,29 +11418,42 @@
                 <w:rFonts w:ascii="Consolas" w:cs="Consolas" w:eastAsia="Consolas" w:hAnsi="Consolas"/>
                 <w:shd w:fill="F2F2F2" w:val="clear"/>
               </w:rPr>
-              <w:t xml:space="preserve">Space</w:t>
-            </w:r>
-          </w:p>
-        </w:tc>
-        <w:tc>
-          <w:tcPr>
-            <w:tcW w:type="dxa" w:w="7710"/>
-            <w:tcMar>
-              <w:top w:type="dxa" w:w="60"/>
-              <w:left w:type="dxa" w:w="110"/>
-              <w:bottom w:type="dxa" w:w="60"/>
-              <w:right w:type="dxa" w:w="110"/>
-            </w:tcMar>
-          </w:tcPr>
-          <w:p>
-            <w:pPr>
-              <w:spacing w:after="0" w:before="0"/>
-            </w:pPr>
-            <w:r>
-              <w:rPr>
-                <w:rFonts w:ascii="Yu Gothic" w:cs="Yu Gothic" w:eastAsia="Yu Gothic" w:hAnsi="Yu Gothic"/>
-              </w:rPr>
-              <w:t xml:space="preserve">コールサインの補完</w:t>
+              <w:t xml:space="preserve">PgUp</w:t>
+            </w:r>
+            <w:r>
+              <w:rPr>
+                <w:rFonts w:ascii="Yu Gothic" w:cs="Yu Gothic" w:eastAsia="Yu Gothic" w:hAnsi="Yu Gothic"/>
+              </w:rPr>
+              <w:t xml:space="preserve"> / </w:t>
+            </w:r>
+            <w:r>
+              <w:rPr>
+                <w:rFonts w:ascii="Consolas" w:cs="Consolas" w:eastAsia="Consolas" w:hAnsi="Consolas"/>
+                <w:shd w:fill="F2F2F2" w:val="clear"/>
+              </w:rPr>
+              <w:t xml:space="preserve">PgDn</w:t>
+            </w:r>
+          </w:p>
+        </w:tc>
+        <w:tc>
+          <w:tcPr>
+            <w:tcW w:type="dxa" w:w="6609"/>
+            <w:tcMar>
+              <w:top w:type="dxa" w:w="60"/>
+              <w:left w:type="dxa" w:w="110"/>
+              <w:bottom w:type="dxa" w:w="60"/>
+              <w:right w:type="dxa" w:w="110"/>
+            </w:tcMar>
+          </w:tcPr>
+          <w:p>
+            <w:pPr>
+              <w:spacing w:after="0" w:before="0"/>
+            </w:pPr>
+            <w:r>
+              <w:rPr>
+                <w:rFonts w:ascii="Yu Gothic" w:cs="Yu Gothic" w:eastAsia="Yu Gothic" w:hAnsi="Yu Gothic"/>
+              </w:rPr>
+              <w:t xml:space="preserve">自局速度 ±2 WPM</w:t>
             </w:r>
           </w:p>
         </w:tc>
@@ -10769,7 +11464,7 @@
         </w:trPr>
         <w:tc>
           <w:tcPr>
-            <w:tcW w:type="dxa" w:w="1928"/>
+            <w:tcW w:type="dxa" w:w="3029"/>
             <w:tcMar>
               <w:top w:type="dxa" w:w="60"/>
               <w:left w:type="dxa" w:w="110"/>
@@ -10786,29 +11481,29 @@
                 <w:rFonts w:ascii="Consolas" w:cs="Consolas" w:eastAsia="Consolas" w:hAnsi="Consolas"/>
                 <w:shd w:fill="F2F2F2" w:val="clear"/>
               </w:rPr>
-              <w:t xml:space="preserve">Tab</w:t>
-            </w:r>
-          </w:p>
-        </w:tc>
-        <w:tc>
-          <w:tcPr>
-            <w:tcW w:type="dxa" w:w="7710"/>
-            <w:tcMar>
-              <w:top w:type="dxa" w:w="60"/>
-              <w:left w:type="dxa" w:w="110"/>
-              <w:bottom w:type="dxa" w:w="60"/>
-              <w:right w:type="dxa" w:w="110"/>
-            </w:tcMar>
-          </w:tcPr>
-          <w:p>
-            <w:pPr>
-              <w:spacing w:after="0" w:before="0"/>
-            </w:pPr>
-            <w:r>
-              <w:rPr>
-                <w:rFonts w:ascii="Yu Gothic" w:cs="Yu Gothic" w:eastAsia="Yu Gothic" w:hAnsi="Yu Gothic"/>
-              </w:rPr>
-              <w:t xml:space="preserve">入力欄の移動</w:t>
+              <w:t xml:space="preserve">Enter</w:t>
+            </w:r>
+          </w:p>
+        </w:tc>
+        <w:tc>
+          <w:tcPr>
+            <w:tcW w:type="dxa" w:w="6609"/>
+            <w:tcMar>
+              <w:top w:type="dxa" w:w="60"/>
+              <w:left w:type="dxa" w:w="110"/>
+              <w:bottom w:type="dxa" w:w="60"/>
+              <w:right w:type="dxa" w:w="110"/>
+            </w:tcMar>
+          </w:tcPr>
+          <w:p>
+            <w:pPr>
+              <w:spacing w:after="0" w:before="0"/>
+            </w:pPr>
+            <w:r>
+              <w:rPr>
+                <w:rFonts w:ascii="Yu Gothic" w:cs="Yu Gothic" w:eastAsia="Yu Gothic" w:hAnsi="Yu Gothic"/>
+              </w:rPr>
+              <w:t xml:space="preserve">状況に応じて F2 / F3</w:t>
             </w:r>
           </w:p>
         </w:tc>
@@ -10819,7 +11514,7 @@
         </w:trPr>
         <w:tc>
           <w:tcPr>
-            <w:tcW w:type="dxa" w:w="1928"/>
+            <w:tcW w:type="dxa" w:w="3029"/>
             <w:tcMar>
               <w:top w:type="dxa" w:w="60"/>
               <w:left w:type="dxa" w:w="110"/>
@@ -10836,29 +11531,29 @@
                 <w:rFonts w:ascii="Consolas" w:cs="Consolas" w:eastAsia="Consolas" w:hAnsi="Consolas"/>
                 <w:shd w:fill="F2F2F2" w:val="clear"/>
               </w:rPr>
-              <w:t xml:space="preserve">Esc</w:t>
-            </w:r>
-          </w:p>
-        </w:tc>
-        <w:tc>
-          <w:tcPr>
-            <w:tcW w:type="dxa" w:w="7710"/>
-            <w:tcMar>
-              <w:top w:type="dxa" w:w="60"/>
-              <w:left w:type="dxa" w:w="110"/>
-              <w:bottom w:type="dxa" w:w="60"/>
-              <w:right w:type="dxa" w:w="110"/>
-            </w:tcMar>
-          </w:tcPr>
-          <w:p>
-            <w:pPr>
-              <w:spacing w:after="0" w:before="0"/>
-            </w:pPr>
-            <w:r>
-              <w:rPr>
-                <w:rFonts w:ascii="Yu Gothic" w:cs="Yu Gothic" w:eastAsia="Yu Gothic" w:hAnsi="Yu Gothic"/>
-              </w:rPr>
-              <w:t xml:space="preserve">送信を止めて入力欄を消去</w:t>
+              <w:t xml:space="preserve">Space</w:t>
+            </w:r>
+          </w:p>
+        </w:tc>
+        <w:tc>
+          <w:tcPr>
+            <w:tcW w:type="dxa" w:w="6609"/>
+            <w:tcMar>
+              <w:top w:type="dxa" w:w="60"/>
+              <w:left w:type="dxa" w:w="110"/>
+              <w:bottom w:type="dxa" w:w="60"/>
+              <w:right w:type="dxa" w:w="110"/>
+            </w:tcMar>
+          </w:tcPr>
+          <w:p>
+            <w:pPr>
+              <w:spacing w:after="0" w:before="0"/>
+            </w:pPr>
+            <w:r>
+              <w:rPr>
+                <w:rFonts w:ascii="Yu Gothic" w:cs="Yu Gothic" w:eastAsia="Yu Gothic" w:hAnsi="Yu Gothic"/>
+              </w:rPr>
+              <w:t xml:space="preserve">コールサインの補完</w:t>
             </w:r>
           </w:p>
         </w:tc>
@@ -10869,7 +11564,7 @@
         </w:trPr>
         <w:tc>
           <w:tcPr>
-            <w:tcW w:type="dxa" w:w="1928"/>
+            <w:tcW w:type="dxa" w:w="3029"/>
             <w:tcMar>
               <w:top w:type="dxa" w:w="60"/>
               <w:left w:type="dxa" w:w="110"/>
@@ -10886,26 +11581,126 @@
                 <w:rFonts w:ascii="Consolas" w:cs="Consolas" w:eastAsia="Consolas" w:hAnsi="Consolas"/>
                 <w:shd w:fill="F2F2F2" w:val="clear"/>
               </w:rPr>
-              <w:t xml:space="preserve">↑</w:t>
-            </w:r>
-            <w:r>
-              <w:rPr>
-                <w:rFonts w:ascii="Yu Gothic" w:cs="Yu Gothic" w:eastAsia="Yu Gothic" w:hAnsi="Yu Gothic"/>
-              </w:rPr>
-              <w:t xml:space="preserve"> </w:t>
-            </w:r>
+              <w:t xml:space="preserve">Tab</w:t>
+            </w:r>
+          </w:p>
+        </w:tc>
+        <w:tc>
+          <w:tcPr>
+            <w:tcW w:type="dxa" w:w="6609"/>
+            <w:tcMar>
+              <w:top w:type="dxa" w:w="60"/>
+              <w:left w:type="dxa" w:w="110"/>
+              <w:bottom w:type="dxa" w:w="60"/>
+              <w:right w:type="dxa" w:w="110"/>
+            </w:tcMar>
+          </w:tcPr>
+          <w:p>
+            <w:pPr>
+              <w:spacing w:after="0" w:before="0"/>
+            </w:pPr>
+            <w:r>
+              <w:rPr>
+                <w:rFonts w:ascii="Yu Gothic" w:cs="Yu Gothic" w:eastAsia="Yu Gothic" w:hAnsi="Yu Gothic"/>
+              </w:rPr>
+              <w:t xml:space="preserve">入力欄の移動</w:t>
+            </w:r>
+          </w:p>
+        </w:tc>
+      </w:tr>
+      <w:tr>
+        <w:trPr>
+          <w:tblHeader w:val="false"/>
+        </w:trPr>
+        <w:tc>
+          <w:tcPr>
+            <w:tcW w:type="dxa" w:w="3029"/>
+            <w:tcMar>
+              <w:top w:type="dxa" w:w="60"/>
+              <w:left w:type="dxa" w:w="110"/>
+              <w:bottom w:type="dxa" w:w="60"/>
+              <w:right w:type="dxa" w:w="110"/>
+            </w:tcMar>
+          </w:tcPr>
+          <w:p>
+            <w:pPr>
+              <w:spacing w:after="0" w:before="0"/>
+            </w:pPr>
             <w:r>
               <w:rPr>
                 <w:rFonts w:ascii="Consolas" w:cs="Consolas" w:eastAsia="Consolas" w:hAnsi="Consolas"/>
                 <w:shd w:fill="F2F2F2" w:val="clear"/>
               </w:rPr>
+              <w:t xml:space="preserve">Esc</w:t>
+            </w:r>
+          </w:p>
+        </w:tc>
+        <w:tc>
+          <w:tcPr>
+            <w:tcW w:type="dxa" w:w="6609"/>
+            <w:tcMar>
+              <w:top w:type="dxa" w:w="60"/>
+              <w:left w:type="dxa" w:w="110"/>
+              <w:bottom w:type="dxa" w:w="60"/>
+              <w:right w:type="dxa" w:w="110"/>
+            </w:tcMar>
+          </w:tcPr>
+          <w:p>
+            <w:pPr>
+              <w:spacing w:after="0" w:before="0"/>
+            </w:pPr>
+            <w:r>
+              <w:rPr>
+                <w:rFonts w:ascii="Yu Gothic" w:cs="Yu Gothic" w:eastAsia="Yu Gothic" w:hAnsi="Yu Gothic"/>
+              </w:rPr>
+              <w:t xml:space="preserve">送信を止めて入力欄を消去</w:t>
+            </w:r>
+          </w:p>
+        </w:tc>
+      </w:tr>
+      <w:tr>
+        <w:trPr>
+          <w:tblHeader w:val="false"/>
+        </w:trPr>
+        <w:tc>
+          <w:tcPr>
+            <w:tcW w:type="dxa" w:w="3029"/>
+            <w:tcMar>
+              <w:top w:type="dxa" w:w="60"/>
+              <w:left w:type="dxa" w:w="110"/>
+              <w:bottom w:type="dxa" w:w="60"/>
+              <w:right w:type="dxa" w:w="110"/>
+            </w:tcMar>
+          </w:tcPr>
+          <w:p>
+            <w:pPr>
+              <w:spacing w:after="0" w:before="0"/>
+            </w:pPr>
+            <w:r>
+              <w:rPr>
+                <w:rFonts w:ascii="Consolas" w:cs="Consolas" w:eastAsia="Consolas" w:hAnsi="Consolas"/>
+                <w:shd w:fill="F2F2F2" w:val="clear"/>
+              </w:rPr>
+              <w:t xml:space="preserve">↑</w:t>
+            </w:r>
+            <w:r>
+              <w:rPr>
+                <w:rFonts w:ascii="Yu Gothic" w:cs="Yu Gothic" w:eastAsia="Yu Gothic" w:hAnsi="Yu Gothic"/>
+              </w:rPr>
+              <w:t xml:space="preserve"> </w:t>
+            </w:r>
+            <w:r>
+              <w:rPr>
+                <w:rFonts w:ascii="Consolas" w:cs="Consolas" w:eastAsia="Consolas" w:hAnsi="Consolas"/>
+                <w:shd w:fill="F2F2F2" w:val="clear"/>
+              </w:rPr>
               <w:t xml:space="preserve">↓</w:t>
             </w:r>
           </w:p>
         </w:tc>
         <w:tc>
           <w:tcPr>
-            <w:tcW w:type="dxa" w:w="7710"/>
+            <w:tcW w:type="dxa" w:w="6609"/>
             <w:tcMar>
               <w:top w:type="dxa" w:w="60"/>
               <w:left w:type="dxa" w:w="110"/>
@@ -11872,7 +12667,7 @@
         <w:rPr>
           <w:rFonts w:ascii="Yu Gothic" w:cs="Yu Gothic" w:eastAsia="Yu Gothic" w:hAnsi="Yu Gothic"/>
         </w:rPr>
-        <w:t xml:space="preserve">現在、記録の書き出し・読み込み機能はありません。</w:t>
+        <w:t xml:space="preserve">「記録を書き出す」で残したファイルがあれば、「記録を読み込む」で復元できます。</w:t>
       </w:r>
     </w:p>
     <w:p>
@@ -11998,7 +12793,7 @@
         <w:spacing w:after="90" w:line="320"/>
         <w:ind w:left="640" w:hanging="300"/>
       </w:pPr>
-      <w:hyperlink w:history="1" r:id="rIdo9oggrgjxiot8skfuvcwe">
+      <w:hyperlink w:history="1" r:id="rIdc5gv56upbhxjypc8bflsz">
         <w:r>
           <w:rPr>
             <w:rFonts w:ascii="Yu Gothic" w:cs="Yu Gothic" w:eastAsia="Yu Gothic" w:hAnsi="Yu Gothic"/>
@@ -12025,7 +12820,7 @@
         <w:spacing w:after="90" w:line="320"/>
         <w:ind w:left="640" w:hanging="300"/>
       </w:pPr>
-      <w:hyperlink w:history="1" r:id="rIdmihwqn0mxmpqcoqpighm5">
+      <w:hyperlink w:history="1" r:id="rIdefj5fdvtekubx-gjvsnm9">
         <w:r>
           <w:rPr>
             <w:rFonts w:ascii="Yu Gothic" w:cs="Yu Gothic" w:eastAsia="Yu Gothic" w:hAnsi="Yu Gothic"/>

--- a/docs/CW交信トレーニング_使い方説明書.docx
+++ b/docs/CW交信トレーニング_使い方説明書.docx
@@ -3112,7 +3112,7 @@
         <w:rPr>
           <w:rFonts w:ascii="Yu Gothic" w:cs="Yu Gothic" w:eastAsia="Yu Gothic" w:hAnsi="Yu Gothic"/>
         </w:rPr>
-        <w:t xml:space="preserve"> で終わるまで、定型的な交信（ラバースタンプ QSO）を一通り体験します。習熟度に応じて 2 つのスタイルがあります。</w:t>
+        <w:t xml:space="preserve"> で終わるまで、定型的な交信（ラバースタンプ QSO）を一通り体験します。習熟度に応じて 3 つのスタイルがあります。型を覚える「ガイド付き」、自分の送信を実際にパドルで打つ「実技」、書き取りに徹する「聞き取り練習」で、上から順に進むのがおすすめです。</w:t>
       </w:r>
     </w:p>
     <w:p>
@@ -12774,6 +12774,54 @@
     </w:p>
     <w:p>
       <w:pPr>
+        <w:pStyle w:val="Heading2"/>
+        <w:spacing w:after="150" w:before="340"/>
+      </w:pPr>
+      <w:r>
+        <w:rPr>
+          <w:rFonts w:ascii="Yu Gothic" w:cs="Yu Gothic" w:eastAsia="Yu Gothic" w:hAnsi="Yu Gothic"/>
+        </w:rPr>
+        <w:t xml:space="preserve">品質確認について</w:t>
+      </w:r>
+    </w:p>
+    <w:p>
+      <w:pPr>
+        <w:spacing w:after="160" w:line="330"/>
+      </w:pPr>
+      <w:r>
+        <w:rPr>
+          <w:rFonts w:ascii="Yu Gothic" w:cs="Yu Gothic" w:eastAsia="Yu Gothic" w:hAnsi="Yu Gothic"/>
+        </w:rPr>
+        <w:t xml:space="preserve">この説明書に書いてある操作は、実際のブラウザを自動操作する試験（</w:t>
+      </w:r>
+      <w:r>
+        <w:rPr>
+          <w:rFonts w:ascii="Consolas" w:cs="Consolas" w:eastAsia="Consolas" w:hAnsi="Consolas"/>
+          <w:shd w:fill="F2F2F2" w:val="clear"/>
+        </w:rPr>
+        <w:t xml:space="preserve">tests/e2e/</w:t>
+      </w:r>
+      <w:r>
+        <w:rPr>
+          <w:rFonts w:ascii="Yu Gothic" w:cs="Yu Gothic" w:eastAsia="Yu Gothic" w:hAnsi="Yu Gothic"/>
+        </w:rPr>
+        <w:t xml:space="preserve">）で一通り動作を確認しています。公開ページに対しても同じ試験を実行できるようになっているので、「説明書どおりに操作したのに動かない」という状態は起きにくいはずです。手順は</w:t>
+      </w:r>
+      <w:r>
+        <w:rPr>
+          <w:rFonts w:ascii="Yu Gothic" w:cs="Yu Gothic" w:eastAsia="Yu Gothic" w:hAnsi="Yu Gothic"/>
+        </w:rPr>
+        <w:t xml:space="preserve">README</w:t>
+      </w:r>
+      <w:r>
+        <w:rPr>
+          <w:rFonts w:ascii="Yu Gothic" w:cs="Yu Gothic" w:eastAsia="Yu Gothic" w:hAnsi="Yu Gothic"/>
+        </w:rPr>
+        <w:t xml:space="preserve"> を参照してください。</w:t>
+      </w:r>
+    </w:p>
+    <w:p>
+      <w:pPr>
         <w:spacing w:after="160" w:line="330"/>
       </w:pPr>
       <w:r>
@@ -12793,7 +12841,7 @@
         <w:spacing w:after="90" w:line="320"/>
         <w:ind w:left="640" w:hanging="300"/>
       </w:pPr>
-      <w:hyperlink w:history="1" r:id="rIdc5gv56upbhxjypc8bflsz">
+      <w:hyperlink w:history="1" r:id="rIdbfompqcepqr94itato16k">
         <w:r>
           <w:rPr>
             <w:rFonts w:ascii="Yu Gothic" w:cs="Yu Gothic" w:eastAsia="Yu Gothic" w:hAnsi="Yu Gothic"/>
@@ -12820,7 +12868,7 @@
         <w:spacing w:after="90" w:line="320"/>
         <w:ind w:left="640" w:hanging="300"/>
       </w:pPr>
-      <w:hyperlink w:history="1" r:id="rIdefj5fdvtekubx-gjvsnm9">
+      <w:hyperlink w:history="1" r:id="rIdgfwikof1sypbuhakvk4bo">
         <w:r>
           <w:rPr>
             <w:rFonts w:ascii="Yu Gothic" w:cs="Yu Gothic" w:eastAsia="Yu Gothic" w:hAnsi="Yu Gothic"/>

--- a/docs/CW交信トレーニング_使い方説明書.docx
+++ b/docs/CW交信トレーニング_使い方説明書.docx
@@ -3168,6 +3168,133 @@
           <w:rFonts w:ascii="Yu Gothic" w:cs="Yu Gothic" w:eastAsia="Yu Gothic" w:hAnsi="Yu Gothic"/>
         </w:rPr>
         <w:t xml:space="preserve"> を打ってしまう、など）が選択肢になっています。</w:t>
+      </w:r>
+    </w:p>
+    <w:p>
+      <w:pPr>
+        <w:spacing w:after="160" w:line="330"/>
+      </w:pPr>
+      <w:r>
+        <w:rPr>
+          <w:rFonts w:ascii="Yu Gothic" w:cs="Yu Gothic" w:eastAsia="Yu Gothic" w:hAnsi="Yu Gothic"/>
+        </w:rPr>
+        <w:t xml:space="preserve">選んだあと、「実際に送る内容」の下に </w:t>
+      </w:r>
+      <w:r>
+        <w:rPr>
+          <w:rFonts w:ascii="Yu Gothic" w:cs="Yu Gothic" w:eastAsia="Yu Gothic" w:hAnsi="Yu Gothic"/>
+          <w:b/>
+          <w:bCs/>
+        </w:rPr>
+        <w:t xml:space="preserve">「パドルで打ってみる」</w:t>
+      </w:r>
+      <w:r>
+        <w:rPr>
+          <w:rFonts w:ascii="Yu Gothic" w:cs="Yu Gothic" w:eastAsia="Yu Gothic" w:hAnsi="Yu Gothic"/>
+        </w:rPr>
+        <w:t xml:space="preserve"> の枠が出ます。その内容を自分で打てるかを、その場で試せます。</w:t>
+      </w:r>
+    </w:p>
+    <w:p>
+      <w:pPr>
+        <w:pStyle w:val="ListParagraph"/>
+        <w:numPr>
+          <w:ilvl w:val="0"/>
+          <w:numId w:val="1"/>
+        </w:numPr>
+        <w:spacing w:after="90" w:line="320"/>
+        <w:ind w:left="640" w:hanging="300"/>
+      </w:pPr>
+      <w:r>
+        <w:rPr>
+          <w:rFonts w:ascii="Yu Gothic" w:cs="Yu Gothic" w:eastAsia="Yu Gothic" w:hAnsi="Yu Gothic"/>
+        </w:rPr>
+        <w:t xml:space="preserve">画面右下の「パドル」枠の左右をクリック、またはキーボードの</w:t>
+      </w:r>
+      <w:r>
+        <w:rPr>
+          <w:rFonts w:ascii="Consolas" w:cs="Consolas" w:eastAsia="Consolas" w:hAnsi="Consolas"/>
+          <w:shd w:fill="F2F2F2" w:val="clear"/>
+        </w:rPr>
+        <w:t xml:space="preserve">Z</w:t>
+      </w:r>
+      <w:r>
+        <w:rPr>
+          <w:rFonts w:ascii="Yu Gothic" w:cs="Yu Gothic" w:eastAsia="Yu Gothic" w:hAnsi="Yu Gothic"/>
+        </w:rPr>
+        <w:t xml:space="preserve">（短点側）/ </w:t>
+      </w:r>
+      <w:r>
+        <w:rPr>
+          <w:rFonts w:ascii="Consolas" w:cs="Consolas" w:eastAsia="Consolas" w:hAnsi="Consolas"/>
+          <w:shd w:fill="F2F2F2" w:val="clear"/>
+        </w:rPr>
+        <w:t xml:space="preserve">X</w:t>
+      </w:r>
+      <w:r>
+        <w:rPr>
+          <w:rFonts w:ascii="Yu Gothic" w:cs="Yu Gothic" w:eastAsia="Yu Gothic" w:hAnsi="Yu Gothic"/>
+        </w:rPr>
+        <w:t xml:space="preserve">（長点側）で打ちます。打った符号は解読されて欄に出ます</w:t>
+      </w:r>
+    </w:p>
+    <w:p>
+      <w:pPr>
+        <w:pStyle w:val="ListParagraph"/>
+        <w:numPr>
+          <w:ilvl w:val="0"/>
+          <w:numId w:val="1"/>
+        </w:numPr>
+        <w:spacing w:after="90" w:line="320"/>
+        <w:ind w:left="640" w:hanging="300"/>
+      </w:pPr>
+      <w:r>
+        <w:rPr>
+          <w:rFonts w:ascii="Yu Gothic" w:cs="Yu Gothic" w:eastAsia="Yu Gothic" w:hAnsi="Yu Gothic"/>
+        </w:rPr>
+        <w:t xml:space="preserve">「お手本と照合する」で、打った符号と手本を文字単位で照合します</w:t>
+      </w:r>
+    </w:p>
+    <w:p>
+      <w:pPr>
+        <w:pStyle w:val="ListParagraph"/>
+        <w:numPr>
+          <w:ilvl w:val="0"/>
+          <w:numId w:val="1"/>
+        </w:numPr>
+        <w:spacing w:after="90" w:line="320"/>
+        <w:ind w:left="640" w:hanging="300"/>
+      </w:pPr>
+      <w:r>
+        <w:rPr>
+          <w:rFonts w:ascii="Yu Gothic" w:cs="Yu Gothic" w:eastAsia="Yu Gothic" w:hAnsi="Yu Gothic"/>
+        </w:rPr>
+        <w:t xml:space="preserve">「打ち直す」でやり直せます</w:t>
+      </w:r>
+    </w:p>
+    <w:p>
+      <w:pPr>
+        <w:spacing w:after="160" w:line="330"/>
+      </w:pPr>
+      <w:r>
+        <w:rPr>
+          <w:rFonts w:ascii="Yu Gothic" w:cs="Yu Gothic" w:eastAsia="Yu Gothic" w:hAnsi="Yu Gothic"/>
+        </w:rPr>
+        <w:t xml:space="preserve">この枠は</w:t>
+      </w:r>
+      <w:r>
+        <w:rPr>
+          <w:rFonts w:ascii="Yu Gothic" w:cs="Yu Gothic" w:eastAsia="Yu Gothic" w:hAnsi="Yu Gothic"/>
+          <w:b/>
+          <w:bCs/>
+        </w:rPr>
+        <w:t xml:space="preserve">任意</w:t>
+      </w:r>
+      <w:r>
+        <w:rPr>
+          <w:rFonts w:ascii="Yu Gothic" w:cs="Yu Gothic" w:eastAsia="Yu Gothic" w:hAnsi="Yu Gothic"/>
+        </w:rPr>
+        <w:t xml:space="preserve">です。打たずに「送信して次へ」で進んでかまいません。型を覚える段階では選択肢に集中し、慣れてきたら打鍵も試す、という使い方ができます。打鍵の成績を記録に残したいときは「実技」モードを使ってください。</w:t>
       </w:r>
     </w:p>
     <w:p>
@@ -11106,7 +11233,7 @@
         <w:rPr>
           <w:rFonts w:ascii="Yu Gothic" w:cs="Yu Gothic" w:eastAsia="Yu Gothic" w:hAnsi="Yu Gothic"/>
         </w:rPr>
-        <w:t xml:space="preserve">交信シミュレーター（実技）</w:t>
+        <w:t xml:space="preserve">交信シミュレーター（実技・ガイド付きの「パドルで打ってみる」）</w:t>
       </w:r>
     </w:p>
     <w:tbl>
@@ -12841,7 +12968,7 @@
         <w:spacing w:after="90" w:line="320"/>
         <w:ind w:left="640" w:hanging="300"/>
       </w:pPr>
-      <w:hyperlink w:history="1" r:id="rIdbfompqcepqr94itato16k">
+      <w:hyperlink w:history="1" r:id="rIdfeidy6ud1uuiq20bz-uje">
         <w:r>
           <w:rPr>
             <w:rFonts w:ascii="Yu Gothic" w:cs="Yu Gothic" w:eastAsia="Yu Gothic" w:hAnsi="Yu Gothic"/>
@@ -12868,7 +12995,7 @@
         <w:spacing w:after="90" w:line="320"/>
         <w:ind w:left="640" w:hanging="300"/>
       </w:pPr>
-      <w:hyperlink w:history="1" r:id="rIdgfwikof1sypbuhakvk4bo">
+      <w:hyperlink w:history="1" r:id="rId1jvbjvng2e5zuv0y47bqc">
         <w:r>
           <w:rPr>
             <w:rFonts w:ascii="Yu Gothic" w:cs="Yu Gothic" w:eastAsia="Yu Gothic" w:hAnsi="Yu Gothic"/>

--- a/docs/CW交信トレーニング_使い方説明書.docx
+++ b/docs/CW交信トレーニング_使い方説明書.docx
@@ -6789,7 +6789,7 @@
               <w:rPr>
                 <w:rFonts w:ascii="Yu Gothic" w:cs="Yu Gothic" w:eastAsia="Yu Gothic" w:hAnsi="Yu Gothic"/>
               </w:rPr>
-              <w:t xml:space="preserve">自局の送信速度を ±2 WPM（画面のボタンでも可）</w:t>
+              <w:t xml:space="preserve">自局の送信速度を ±2 WPM（10〜28 WPM。画面のボタンでも可）</w:t>
             </w:r>
           </w:p>
         </w:tc>
@@ -9373,7 +9373,18 @@
         <w:rPr>
           <w:rFonts w:ascii="Yu Gothic" w:cs="Yu Gothic" w:eastAsia="Yu Gothic" w:hAnsi="Yu Gothic"/>
         </w:rPr>
-        <w:t xml:space="preserve">（5〜45 WPM）— まず正確に打てる速度まで落としてください。速く打ち崩すより、遅くても崩れないほうが相手に届きます。</w:t>
+        <w:t xml:space="preserve">（5〜28 WPM）— まず正確に打てる速度まで落としてください。速く打ち崩すより、遅くても崩れないほうが相手に届きます。</w:t>
+      </w:r>
+    </w:p>
+    <w:p>
+      <w:pPr>
+        <w:spacing w:after="160" w:line="330"/>
+      </w:pPr>
+      <w:r>
+        <w:rPr>
+          <w:rFonts w:ascii="Yu Gothic" w:cs="Yu Gothic" w:eastAsia="Yu Gothic" w:hAnsi="Yu Gothic"/>
+        </w:rPr>
+        <w:t xml:space="preserve">上限を 28 WPM にしてあるのは、パドルを手で操作して崩れずに打てる範囲に練習を収めるためです。コンテスト運用の「自局速度」も同じ上限で頭打ちになります（相手局の速度はこの上限とは別で、それより速い局も出てきます）。</w:t>
       </w:r>
     </w:p>
     <w:p>
@@ -12968,7 +12979,7 @@
         <w:spacing w:after="90" w:line="320"/>
         <w:ind w:left="640" w:hanging="300"/>
       </w:pPr>
-      <w:hyperlink w:history="1" r:id="rIdfeidy6ud1uuiq20bz-uje">
+      <w:hyperlink w:history="1" r:id="rId4nxnejewiudmvip54spav">
         <w:r>
           <w:rPr>
             <w:rFonts w:ascii="Yu Gothic" w:cs="Yu Gothic" w:eastAsia="Yu Gothic" w:hAnsi="Yu Gothic"/>
@@ -12995,7 +13006,7 @@
         <w:spacing w:after="90" w:line="320"/>
         <w:ind w:left="640" w:hanging="300"/>
       </w:pPr>
-      <w:hyperlink w:history="1" r:id="rId1jvbjvng2e5zuv0y47bqc">
+      <w:hyperlink w:history="1" r:id="rIdi283mqxkv5e2zwgsac7aw">
         <w:r>
           <w:rPr>
             <w:rFonts w:ascii="Yu Gothic" w:cs="Yu Gothic" w:eastAsia="Yu Gothic" w:hAnsi="Yu Gothic"/>

--- a/docs/CW交信トレーニング_使い方説明書.docx
+++ b/docs/CW交信トレーニング_使い方説明書.docx
@@ -1007,29 +1007,12 @@
         <w:rPr>
           <w:rFonts w:ascii="Yu Gothic" w:cs="Yu Gothic" w:eastAsia="Yu Gothic" w:hAnsi="Yu Gothic"/>
         </w:rPr>
-        <w:t xml:space="preserve">スマートフォン・タブレットで使う</w:t>
+        <w:t xml:space="preserve">画面の大きさについて</w:t>
       </w:r>
     </w:p>
     <w:p>
       <w:pPr>
         <w:spacing w:after="160" w:line="330"/>
-      </w:pPr>
-      <w:r>
-        <w:rPr>
-          <w:rFonts w:ascii="Yu Gothic" w:cs="Yu Gothic" w:eastAsia="Yu Gothic" w:hAnsi="Yu Gothic"/>
-        </w:rPr>
-        <w:t xml:space="preserve">方法 A の URL をそのまま開けば使えます。画面幅に合わせて表示が変わります。</w:t>
-      </w:r>
-    </w:p>
-    <w:p>
-      <w:pPr>
-        <w:pStyle w:val="ListParagraph"/>
-        <w:numPr>
-          <w:ilvl w:val="0"/>
-          <w:numId w:val="1"/>
-        </w:numPr>
-        <w:spacing w:after="90" w:line="320"/>
-        <w:ind w:left="640" w:hanging="300"/>
       </w:pPr>
       <w:r>
         <w:rPr>
@@ -1037,38 +1020,13 @@
           <w:b/>
           <w:bCs/>
         </w:rPr>
-        <w:t xml:space="preserve">iPhone / iPad（Safari）</w:t>
-      </w:r>
-      <w:r>
-        <w:rPr>
-          <w:rFonts w:ascii="Yu Gothic" w:cs="Yu Gothic" w:eastAsia="Yu Gothic" w:hAnsi="Yu Gothic"/>
-        </w:rPr>
-        <w:t xml:space="preserve"> — 共有ボタン → 「ホーム画面に追加」でアプリのように起動できます</w:t>
-      </w:r>
-    </w:p>
-    <w:p>
-      <w:pPr>
-        <w:pStyle w:val="ListParagraph"/>
-        <w:numPr>
-          <w:ilvl w:val="0"/>
-          <w:numId w:val="1"/>
-        </w:numPr>
-        <w:spacing w:after="90" w:line="320"/>
-        <w:ind w:left="640" w:hanging="300"/>
-      </w:pPr>
-      <w:r>
-        <w:rPr>
-          <w:rFonts w:ascii="Yu Gothic" w:cs="Yu Gothic" w:eastAsia="Yu Gothic" w:hAnsi="Yu Gothic"/>
-          <w:b/>
-          <w:bCs/>
-        </w:rPr>
-        <w:t xml:space="preserve">Android（Chrome）</w:t>
-      </w:r>
-      <w:r>
-        <w:rPr>
-          <w:rFonts w:ascii="Yu Gothic" w:cs="Yu Gothic" w:eastAsia="Yu Gothic" w:hAnsi="Yu Gothic"/>
-        </w:rPr>
-        <w:t xml:space="preserve"> — メニュー → 「ホーム画面に追加」</w:t>
+        <w:t xml:space="preserve">パソコンでの利用を前提にしています。</w:t>
+      </w:r>
+      <w:r>
+        <w:rPr>
+          <w:rFonts w:ascii="Yu Gothic" w:cs="Yu Gothic" w:eastAsia="Yu Gothic" w:hAnsi="Yu Gothic"/>
+        </w:rPr>
+        <w:t xml:space="preserve">画面の右 4 分の 1 をパドル欄に固定して常に出しているため、横幅は 1000 ピクセル以上あると快適です。</w:t>
       </w:r>
     </w:p>
     <w:p>
@@ -1079,7 +1037,7 @@
         <w:rPr>
           <w:rFonts w:ascii="Yu Gothic" w:cs="Yu Gothic" w:eastAsia="Yu Gothic" w:hAnsi="Yu Gothic"/>
         </w:rPr>
-        <w:t xml:space="preserve">コンテスト運用のように情報量の多い画面は、横向きのほうが見やすくなります。パドル送信はタッチでも打てます（パッドの左半分が短点、右半分が長点）。</w:t>
+        <w:t xml:space="preserve">スマートフォンやタブレットでも開けますが、表示の切り替えは持っていません。狭い画面では本文が窮屈になります。</w:t>
       </w:r>
     </w:p>
     <w:p>
@@ -2361,8 +2319,8 @@
         </w:tblBorders>
       </w:tblPr>
       <w:tblGrid>
-        <w:gridCol w:w="1512"/>
-        <w:gridCol w:w="8126"/>
+        <w:gridCol w:w="1797"/>
+        <w:gridCol w:w="7841"/>
       </w:tblGrid>
       <w:tr>
         <w:trPr>
@@ -2370,7 +2328,7 @@
         </w:trPr>
         <w:tc>
           <w:tcPr>
-            <w:tcW w:type="dxa" w:w="1512"/>
+            <w:tcW w:type="dxa" w:w="1797"/>
             <w:shd w:fill="EDE7DA" w:val="clear"/>
             <w:tcMar>
               <w:top w:type="dxa" w:w="60"/>
@@ -2395,7 +2353,7 @@
         </w:tc>
         <w:tc>
           <w:tcPr>
-            <w:tcW w:type="dxa" w:w="8126"/>
+            <w:tcW w:type="dxa" w:w="7841"/>
             <w:shd w:fill="EDE7DA" w:val="clear"/>
             <w:tcMar>
               <w:top w:type="dxa" w:w="60"/>
@@ -2425,7 +2383,7 @@
         </w:trPr>
         <w:tc>
           <w:tcPr>
-            <w:tcW w:type="dxa" w:w="1512"/>
+            <w:tcW w:type="dxa" w:w="1797"/>
             <w:tcMar>
               <w:top w:type="dxa" w:w="60"/>
               <w:left w:type="dxa" w:w="110"/>
@@ -2447,7 +2405,7 @@
         </w:tc>
         <w:tc>
           <w:tcPr>
-            <w:tcW w:type="dxa" w:w="8126"/>
+            <w:tcW w:type="dxa" w:w="7841"/>
             <w:tcMar>
               <w:top w:type="dxa" w:w="60"/>
               <w:left w:type="dxa" w:w="110"/>
@@ -2474,7 +2432,7 @@
         </w:trPr>
         <w:tc>
           <w:tcPr>
-            <w:tcW w:type="dxa" w:w="1512"/>
+            <w:tcW w:type="dxa" w:w="1797"/>
             <w:tcMar>
               <w:top w:type="dxa" w:w="60"/>
               <w:left w:type="dxa" w:w="110"/>
@@ -2496,7 +2454,7 @@
         </w:tc>
         <w:tc>
           <w:tcPr>
-            <w:tcW w:type="dxa" w:w="8126"/>
+            <w:tcW w:type="dxa" w:w="7841"/>
             <w:tcMar>
               <w:top w:type="dxa" w:w="60"/>
               <w:left w:type="dxa" w:w="110"/>
@@ -2523,7 +2481,7 @@
         </w:trPr>
         <w:tc>
           <w:tcPr>
-            <w:tcW w:type="dxa" w:w="1512"/>
+            <w:tcW w:type="dxa" w:w="1797"/>
             <w:tcMar>
               <w:top w:type="dxa" w:w="60"/>
               <w:left w:type="dxa" w:w="110"/>
@@ -2545,7 +2503,7 @@
         </w:tc>
         <w:tc>
           <w:tcPr>
-            <w:tcW w:type="dxa" w:w="8126"/>
+            <w:tcW w:type="dxa" w:w="7841"/>
             <w:tcMar>
               <w:top w:type="dxa" w:w="60"/>
               <w:left w:type="dxa" w:w="110"/>
@@ -2572,45 +2530,94 @@
         </w:trPr>
         <w:tc>
           <w:tcPr>
-            <w:tcW w:type="dxa" w:w="1512"/>
-            <w:tcMar>
-              <w:top w:type="dxa" w:w="60"/>
-              <w:left w:type="dxa" w:w="110"/>
-              <w:bottom w:type="dxa" w:w="60"/>
-              <w:right w:type="dxa" w:w="110"/>
-            </w:tcMar>
-          </w:tcPr>
-          <w:p>
-            <w:pPr>
-              <w:spacing w:after="0" w:before="0"/>
-            </w:pPr>
-            <w:r>
-              <w:rPr>
-                <w:rFonts w:ascii="Yu Gothic" w:cs="Yu Gothic" w:eastAsia="Yu Gothic" w:hAnsi="Yu Gothic"/>
-              </w:rPr>
-              <w:t xml:space="preserve">■ 停止</w:t>
-            </w:r>
-          </w:p>
-        </w:tc>
-        <w:tc>
-          <w:tcPr>
-            <w:tcW w:type="dxa" w:w="8126"/>
-            <w:tcMar>
-              <w:top w:type="dxa" w:w="60"/>
-              <w:left w:type="dxa" w:w="110"/>
-              <w:bottom w:type="dxa" w:w="60"/>
-              <w:right w:type="dxa" w:w="110"/>
-            </w:tcMar>
-          </w:tcPr>
-          <w:p>
-            <w:pPr>
-              <w:spacing w:after="0" w:before="0"/>
-            </w:pPr>
-            <w:r>
-              <w:rPr>
-                <w:rFonts w:ascii="Yu Gothic" w:cs="Yu Gothic" w:eastAsia="Yu Gothic" w:hAnsi="Yu Gothic"/>
-              </w:rPr>
-              <w:t xml:space="preserve">再生中の音をすべて止めます</w:t>
+            <w:tcW w:type="dxa" w:w="1797"/>
+            <w:tcMar>
+              <w:top w:type="dxa" w:w="60"/>
+              <w:left w:type="dxa" w:w="110"/>
+              <w:bottom w:type="dxa" w:w="60"/>
+              <w:right w:type="dxa" w:w="110"/>
+            </w:tcMar>
+          </w:tcPr>
+          <w:p>
+            <w:pPr>
+              <w:spacing w:after="0" w:before="0"/>
+            </w:pPr>
+            <w:r>
+              <w:rPr>
+                <w:rFonts w:ascii="Yu Gothic" w:cs="Yu Gothic" w:eastAsia="Yu Gothic" w:hAnsi="Yu Gothic"/>
+              </w:rPr>
+              <w:t xml:space="preserve">❙❙ 一時停止</w:t>
+            </w:r>
+          </w:p>
+        </w:tc>
+        <w:tc>
+          <w:tcPr>
+            <w:tcW w:type="dxa" w:w="7841"/>
+            <w:tcMar>
+              <w:top w:type="dxa" w:w="60"/>
+              <w:left w:type="dxa" w:w="110"/>
+              <w:bottom w:type="dxa" w:w="60"/>
+              <w:right w:type="dxa" w:w="110"/>
+            </w:tcMar>
+          </w:tcPr>
+          <w:p>
+            <w:pPr>
+              <w:spacing w:after="0" w:before="0"/>
+            </w:pPr>
+            <w:r>
+              <w:rPr>
+                <w:rFonts w:ascii="Yu Gothic" w:cs="Yu Gothic" w:eastAsia="Yu Gothic" w:hAnsi="Yu Gothic"/>
+              </w:rPr>
+              <w:t xml:space="preserve">再生中の音をその場で止めます。もう一度押すと続きから再開します</w:t>
+            </w:r>
+          </w:p>
+        </w:tc>
+      </w:tr>
+      <w:tr>
+        <w:trPr>
+          <w:tblHeader w:val="false"/>
+        </w:trPr>
+        <w:tc>
+          <w:tcPr>
+            <w:tcW w:type="dxa" w:w="1797"/>
+            <w:tcMar>
+              <w:top w:type="dxa" w:w="60"/>
+              <w:left w:type="dxa" w:w="110"/>
+              <w:bottom w:type="dxa" w:w="60"/>
+              <w:right w:type="dxa" w:w="110"/>
+            </w:tcMar>
+          </w:tcPr>
+          <w:p>
+            <w:pPr>
+              <w:spacing w:after="0" w:before="0"/>
+            </w:pPr>
+            <w:r>
+              <w:rPr>
+                <w:rFonts w:ascii="Yu Gothic" w:cs="Yu Gothic" w:eastAsia="Yu Gothic" w:hAnsi="Yu Gothic"/>
+              </w:rPr>
+              <w:t xml:space="preserve">■ 終了</w:t>
+            </w:r>
+          </w:p>
+        </w:tc>
+        <w:tc>
+          <w:tcPr>
+            <w:tcW w:type="dxa" w:w="7841"/>
+            <w:tcMar>
+              <w:top w:type="dxa" w:w="60"/>
+              <w:left w:type="dxa" w:w="110"/>
+              <w:bottom w:type="dxa" w:w="60"/>
+              <w:right w:type="dxa" w:w="110"/>
+            </w:tcMar>
+          </w:tcPr>
+          <w:p>
+            <w:pPr>
+              <w:spacing w:after="0" w:before="0"/>
+            </w:pPr>
+            <w:r>
+              <w:rPr>
+                <w:rFonts w:ascii="Yu Gothic" w:cs="Yu Gothic" w:eastAsia="Yu Gothic" w:hAnsi="Yu Gothic"/>
+              </w:rPr>
+              <w:t xml:space="preserve">今開いているタブの練習を終わらせ、開始前の状態に戻します</w:t>
             </w:r>
           </w:p>
         </w:tc>
@@ -2634,13 +2641,507 @@
     </w:p>
     <w:p>
       <w:pPr>
+        <w:pStyle w:val="Heading2"/>
+        <w:spacing w:after="150" w:before="340"/>
+      </w:pPr>
+      <w:r>
+        <w:rPr>
+          <w:rFonts w:ascii="Yu Gothic" w:cs="Yu Gothic" w:eastAsia="Yu Gothic" w:hAnsi="Yu Gothic"/>
+        </w:rPr>
+        <w:t xml:space="preserve">一時停止・再開・終了</w:t>
+      </w:r>
+    </w:p>
+    <w:p>
+      <w:pPr>
         <w:spacing w:after="160" w:line="330"/>
       </w:pPr>
       <w:r>
         <w:rPr>
           <w:rFonts w:ascii="Yu Gothic" w:cs="Yu Gothic" w:eastAsia="Yu Gothic" w:hAnsi="Yu Gothic"/>
         </w:rPr>
-        <w:t xml:space="preserve">スマートフォンでは、この欄は「▾ 20/15 WPM・50」のような要約に折りたたまれます。タップすると展開できます。画面右下のパドル枠も、スマートフォンでは折りたたんだ状態で始まります（タップで開閉）。</w:t>
+        <w:t xml:space="preserve">この 2 つのボタンは、どのタブでも同じように効きます。</w:t>
+      </w:r>
+    </w:p>
+    <w:p>
+      <w:pPr>
+        <w:spacing w:after="160" w:line="330"/>
+      </w:pPr>
+      <w:r>
+        <w:rPr>
+          <w:rFonts w:ascii="Yu Gothic" w:cs="Yu Gothic" w:eastAsia="Yu Gothic" w:hAnsi="Yu Gothic"/>
+          <w:b/>
+          <w:bCs/>
+        </w:rPr>
+        <w:t xml:space="preserve">一時停止</w:t>
+      </w:r>
+      <w:r>
+        <w:rPr>
+          <w:rFonts w:ascii="Yu Gothic" w:cs="Yu Gothic" w:eastAsia="Yu Gothic" w:hAnsi="Yu Gothic"/>
+        </w:rPr>
+        <w:t xml:space="preserve">は、鳴っている音を途中で止めます。音を作る時計ごと止めているので、再開すると符号の途中からそのまま続きます。速い符号を追いきれなくなったときや、席を外すときに使ってください。一時停止中は本文が少し暗くなります。</w:t>
+      </w:r>
+    </w:p>
+    <w:p>
+      <w:pPr>
+        <w:spacing w:after="160" w:line="330"/>
+      </w:pPr>
+      <w:r>
+        <w:rPr>
+          <w:rFonts w:ascii="Yu Gothic" w:cs="Yu Gothic" w:eastAsia="Yu Gothic" w:hAnsi="Yu Gothic"/>
+          <w:b/>
+          <w:bCs/>
+        </w:rPr>
+        <w:t xml:space="preserve">終了</w:t>
+      </w:r>
+      <w:r>
+        <w:rPr>
+          <w:rFonts w:ascii="Yu Gothic" w:cs="Yu Gothic" w:eastAsia="Yu Gothic" w:hAnsi="Yu Gothic"/>
+        </w:rPr>
+        <w:t xml:space="preserve">は、その練習自体をやめます。タブごとに次のように動きます。</w:t>
+      </w:r>
+    </w:p>
+    <w:tbl>
+      <w:tblPr>
+        <w:tblW w:type="dxa" w:w="9638"/>
+        <w:tblBorders>
+          <w:top w:val="single" w:color="BFBFBF" w:sz="4"/>
+          <w:left w:val="single" w:color="BFBFBF" w:sz="4"/>
+          <w:bottom w:val="single" w:color="BFBFBF" w:sz="4"/>
+          <w:right w:val="single" w:color="BFBFBF" w:sz="4"/>
+          <w:insideH w:val="single" w:color="BFBFBF" w:sz="2"/>
+          <w:insideV w:val="single" w:color="BFBFBF" w:sz="2"/>
+        </w:tblBorders>
+      </w:tblPr>
+      <w:tblGrid>
+        <w:gridCol w:w="2629"/>
+        <w:gridCol w:w="7009"/>
+      </w:tblGrid>
+      <w:tr>
+        <w:trPr>
+          <w:tblHeader/>
+        </w:trPr>
+        <w:tc>
+          <w:tcPr>
+            <w:tcW w:type="dxa" w:w="2629"/>
+            <w:shd w:fill="EDE7DA" w:val="clear"/>
+            <w:tcMar>
+              <w:top w:type="dxa" w:w="60"/>
+              <w:left w:type="dxa" w:w="110"/>
+              <w:bottom w:type="dxa" w:w="60"/>
+              <w:right w:type="dxa" w:w="110"/>
+            </w:tcMar>
+          </w:tcPr>
+          <w:p>
+            <w:pPr>
+              <w:spacing w:after="0" w:before="0"/>
+            </w:pPr>
+            <w:r>
+              <w:rPr>
+                <w:rFonts w:ascii="Yu Gothic" w:cs="Yu Gothic" w:eastAsia="Yu Gothic" w:hAnsi="Yu Gothic"/>
+                <w:b/>
+                <w:bCs/>
+              </w:rPr>
+              <w:t xml:space="preserve">タブ</w:t>
+            </w:r>
+          </w:p>
+        </w:tc>
+        <w:tc>
+          <w:tcPr>
+            <w:tcW w:type="dxa" w:w="7009"/>
+            <w:shd w:fill="EDE7DA" w:val="clear"/>
+            <w:tcMar>
+              <w:top w:type="dxa" w:w="60"/>
+              <w:left w:type="dxa" w:w="110"/>
+              <w:bottom w:type="dxa" w:w="60"/>
+              <w:right w:type="dxa" w:w="110"/>
+            </w:tcMar>
+          </w:tcPr>
+          <w:p>
+            <w:pPr>
+              <w:spacing w:after="0" w:before="0"/>
+            </w:pPr>
+            <w:r>
+              <w:rPr>
+                <w:rFonts w:ascii="Yu Gothic" w:cs="Yu Gothic" w:eastAsia="Yu Gothic" w:hAnsi="Yu Gothic"/>
+                <w:b/>
+                <w:bCs/>
+              </w:rPr>
+              <w:t xml:space="preserve">終了したときの動き</w:t>
+            </w:r>
+          </w:p>
+        </w:tc>
+      </w:tr>
+      <w:tr>
+        <w:trPr>
+          <w:tblHeader w:val="false"/>
+        </w:trPr>
+        <w:tc>
+          <w:tcPr>
+            <w:tcW w:type="dxa" w:w="2629"/>
+            <w:tcMar>
+              <w:top w:type="dxa" w:w="60"/>
+              <w:left w:type="dxa" w:w="110"/>
+              <w:bottom w:type="dxa" w:w="60"/>
+              <w:right w:type="dxa" w:w="110"/>
+            </w:tcMar>
+          </w:tcPr>
+          <w:p>
+            <w:pPr>
+              <w:spacing w:after="0" w:before="0"/>
+            </w:pPr>
+            <w:r>
+              <w:rPr>
+                <w:rFonts w:ascii="Yu Gothic" w:cs="Yu Gothic" w:eastAsia="Yu Gothic" w:hAnsi="Yu Gothic"/>
+              </w:rPr>
+              <w:t xml:space="preserve">交信シミュレーター</w:t>
+            </w:r>
+          </w:p>
+        </w:tc>
+        <w:tc>
+          <w:tcPr>
+            <w:tcW w:type="dxa" w:w="7009"/>
+            <w:tcMar>
+              <w:top w:type="dxa" w:w="60"/>
+              <w:left w:type="dxa" w:w="110"/>
+              <w:bottom w:type="dxa" w:w="60"/>
+              <w:right w:type="dxa" w:w="110"/>
+            </w:tcMar>
+          </w:tcPr>
+          <w:p>
+            <w:pPr>
+              <w:spacing w:after="0" w:before="0"/>
+            </w:pPr>
+            <w:r>
+              <w:rPr>
+                <w:rFonts w:ascii="Yu Gothic" w:cs="Yu Gothic" w:eastAsia="Yu Gothic" w:hAnsi="Yu Gothic"/>
+              </w:rPr>
+              <w:t xml:space="preserve">交信を打ち切り、開始前の画面に戻ります</w:t>
+            </w:r>
+          </w:p>
+        </w:tc>
+      </w:tr>
+      <w:tr>
+        <w:trPr>
+          <w:tblHeader w:val="false"/>
+        </w:trPr>
+        <w:tc>
+          <w:tcPr>
+            <w:tcW w:type="dxa" w:w="2629"/>
+            <w:tcMar>
+              <w:top w:type="dxa" w:w="60"/>
+              <w:left w:type="dxa" w:w="110"/>
+              <w:bottom w:type="dxa" w:w="60"/>
+              <w:right w:type="dxa" w:w="110"/>
+            </w:tcMar>
+          </w:tcPr>
+          <w:p>
+            <w:pPr>
+              <w:spacing w:after="0" w:before="0"/>
+            </w:pPr>
+            <w:r>
+              <w:rPr>
+                <w:rFonts w:ascii="Yu Gothic" w:cs="Yu Gothic" w:eastAsia="Yu Gothic" w:hAnsi="Yu Gothic"/>
+              </w:rPr>
+              <w:t xml:space="preserve">聞き取りドリル</w:t>
+            </w:r>
+          </w:p>
+        </w:tc>
+        <w:tc>
+          <w:tcPr>
+            <w:tcW w:type="dxa" w:w="7009"/>
+            <w:tcMar>
+              <w:top w:type="dxa" w:w="60"/>
+              <w:left w:type="dxa" w:w="110"/>
+              <w:bottom w:type="dxa" w:w="60"/>
+              <w:right w:type="dxa" w:w="110"/>
+            </w:tcMar>
+          </w:tcPr>
+          <w:p>
+            <w:pPr>
+              <w:spacing w:after="0" w:before="0"/>
+            </w:pPr>
+            <w:r>
+              <w:rPr>
+                <w:rFonts w:ascii="Yu Gothic" w:cs="Yu Gothic" w:eastAsia="Yu Gothic" w:hAnsi="Yu Gothic"/>
+              </w:rPr>
+              <w:t xml:space="preserve">出題をやめます。連続出題の途中なら、そこまでの成績をまとめて表示します</w:t>
+            </w:r>
+          </w:p>
+        </w:tc>
+      </w:tr>
+      <w:tr>
+        <w:trPr>
+          <w:tblHeader w:val="false"/>
+        </w:trPr>
+        <w:tc>
+          <w:tcPr>
+            <w:tcW w:type="dxa" w:w="2629"/>
+            <w:tcMar>
+              <w:top w:type="dxa" w:w="60"/>
+              <w:left w:type="dxa" w:w="110"/>
+              <w:bottom w:type="dxa" w:w="60"/>
+              <w:right w:type="dxa" w:w="110"/>
+            </w:tcMar>
+          </w:tcPr>
+          <w:p>
+            <w:pPr>
+              <w:spacing w:after="0" w:before="0"/>
+            </w:pPr>
+            <w:r>
+              <w:rPr>
+                <w:rFonts w:ascii="Yu Gothic" w:cs="Yu Gothic" w:eastAsia="Yu Gothic" w:hAnsi="Yu Gothic"/>
+              </w:rPr>
+              <w:t xml:space="preserve">コンテスト運用</w:t>
+            </w:r>
+          </w:p>
+        </w:tc>
+        <w:tc>
+          <w:tcPr>
+            <w:tcW w:type="dxa" w:w="7009"/>
+            <w:tcMar>
+              <w:top w:type="dxa" w:w="60"/>
+              <w:left w:type="dxa" w:w="110"/>
+              <w:bottom w:type="dxa" w:w="60"/>
+              <w:right w:type="dxa" w:w="110"/>
+            </w:tcMar>
+          </w:tcPr>
+          <w:p>
+            <w:pPr>
+              <w:spacing w:after="0" w:before="0"/>
+            </w:pPr>
+            <w:r>
+              <w:rPr>
+                <w:rFonts w:ascii="Yu Gothic" w:cs="Yu Gothic" w:eastAsia="Yu Gothic" w:hAnsi="Yu Gothic"/>
+              </w:rPr>
+              <w:t xml:space="preserve">運用を終了し、結果を集計します（「終了」ボタンと同じ）</w:t>
+            </w:r>
+          </w:p>
+        </w:tc>
+      </w:tr>
+      <w:tr>
+        <w:trPr>
+          <w:tblHeader w:val="false"/>
+        </w:trPr>
+        <w:tc>
+          <w:tcPr>
+            <w:tcW w:type="dxa" w:w="2629"/>
+            <w:tcMar>
+              <w:top w:type="dxa" w:w="60"/>
+              <w:left w:type="dxa" w:w="110"/>
+              <w:bottom w:type="dxa" w:w="60"/>
+              <w:right w:type="dxa" w:w="110"/>
+            </w:tcMar>
+          </w:tcPr>
+          <w:p>
+            <w:pPr>
+              <w:spacing w:after="0" w:before="0"/>
+            </w:pPr>
+            <w:r>
+              <w:rPr>
+                <w:rFonts w:ascii="Yu Gothic" w:cs="Yu Gothic" w:eastAsia="Yu Gothic" w:hAnsi="Yu Gothic"/>
+              </w:rPr>
+              <w:t xml:space="preserve">パドル送信</w:t>
+            </w:r>
+          </w:p>
+        </w:tc>
+        <w:tc>
+          <w:tcPr>
+            <w:tcW w:type="dxa" w:w="7009"/>
+            <w:tcMar>
+              <w:top w:type="dxa" w:w="60"/>
+              <w:left w:type="dxa" w:w="110"/>
+              <w:bottom w:type="dxa" w:w="60"/>
+              <w:right w:type="dxa" w:w="110"/>
+            </w:tcMar>
+          </w:tcPr>
+          <w:p>
+            <w:pPr>
+              <w:spacing w:after="0" w:before="0"/>
+            </w:pPr>
+            <w:r>
+              <w:rPr>
+                <w:rFonts w:ascii="Yu Gothic" w:cs="Yu Gothic" w:eastAsia="Yu Gothic" w:hAnsi="Yu Gothic"/>
+              </w:rPr>
+              <w:t xml:space="preserve">打った符号と採点結果を消します</w:t>
+            </w:r>
+          </w:p>
+        </w:tc>
+      </w:tr>
+    </w:tbl>
+    <w:p>
+      <w:pPr>
+        <w:spacing w:after="220"/>
+      </w:pPr>
+    </w:p>
+    <w:p>
+      <w:pPr>
+        <w:spacing w:after="160" w:line="330"/>
+      </w:pPr>
+      <w:r>
+        <w:rPr>
+          <w:rFonts w:ascii="Yu Gothic" w:cs="Yu Gothic" w:eastAsia="Yu Gothic" w:hAnsi="Yu Gothic"/>
+        </w:rPr>
+        <w:t xml:space="preserve">キーボードでも操作できます。</w:t>
+      </w:r>
+      <w:r>
+        <w:rPr>
+          <w:rFonts w:ascii="Consolas" w:cs="Consolas" w:eastAsia="Consolas" w:hAnsi="Consolas"/>
+          <w:shd w:fill="F2F2F2" w:val="clear"/>
+        </w:rPr>
+        <w:t xml:space="preserve">Space</w:t>
+      </w:r>
+      <w:r>
+        <w:rPr>
+          <w:rFonts w:ascii="Yu Gothic" w:cs="Yu Gothic" w:eastAsia="Yu Gothic" w:hAnsi="Yu Gothic"/>
+        </w:rPr>
+        <w:t xml:space="preserve"> で一時停止／再開、</w:t>
+      </w:r>
+      <w:r>
+        <w:rPr>
+          <w:rFonts w:ascii="Consolas" w:cs="Consolas" w:eastAsia="Consolas" w:hAnsi="Consolas"/>
+          <w:shd w:fill="F2F2F2" w:val="clear"/>
+        </w:rPr>
+        <w:t xml:space="preserve">Esc</w:t>
+      </w:r>
+      <w:r>
+        <w:rPr>
+          <w:rFonts w:ascii="Yu Gothic" w:cs="Yu Gothic" w:eastAsia="Yu Gothic" w:hAnsi="Yu Gothic"/>
+        </w:rPr>
+        <w:t xml:space="preserve"> で終了です。入力欄やボタンの上にカーソルがあるときは、文字入力の邪魔をしないよう効きません。コンテスト運用ではこの 2 つのキーを別の用途（コールサイン補完・送信中止）に使っているため、キーボードショートカットは効きません。画面上部のボタンは使えます。</w:t>
+      </w:r>
+    </w:p>
+    <w:p>
+      <w:pPr>
+        <w:pStyle w:val="Heading2"/>
+        <w:spacing w:after="150" w:before="340"/>
+      </w:pPr>
+      <w:r>
+        <w:rPr>
+          <w:rFonts w:ascii="Yu Gothic" w:cs="Yu Gothic" w:eastAsia="Yu Gothic" w:hAnsi="Yu Gothic"/>
+        </w:rPr>
+        <w:t xml:space="preserve">画面の右 1/4 — パドル欄</w:t>
+      </w:r>
+    </w:p>
+    <w:p>
+      <w:pPr>
+        <w:spacing w:after="160" w:line="330"/>
+      </w:pPr>
+      <w:r>
+        <w:rPr>
+          <w:rFonts w:ascii="Yu Gothic" w:cs="Yu Gothic" w:eastAsia="Yu Gothic" w:hAnsi="Yu Gothic"/>
+        </w:rPr>
+        <w:t xml:space="preserve">画面の右 4 分の 1 は、常にパドル欄です。どのタブを開いていてもここに出ています。</w:t>
+      </w:r>
+    </w:p>
+    <w:p>
+      <w:pPr>
+        <w:pStyle w:val="ListParagraph"/>
+        <w:numPr>
+          <w:ilvl w:val="0"/>
+          <w:numId w:val="1"/>
+        </w:numPr>
+        <w:spacing w:after="90" w:line="320"/>
+        <w:ind w:left="640" w:hanging="300"/>
+      </w:pPr>
+      <w:r>
+        <w:rPr>
+          <w:rFonts w:ascii="Yu Gothic" w:cs="Yu Gothic" w:eastAsia="Yu Gothic" w:hAnsi="Yu Gothic"/>
+          <w:b/>
+          <w:bCs/>
+        </w:rPr>
+        <w:t xml:space="preserve">打面</w:t>
+      </w:r>
+      <w:r>
+        <w:rPr>
+          <w:rFonts w:ascii="Yu Gothic" w:cs="Yu Gothic" w:eastAsia="Yu Gothic" w:hAnsi="Yu Gothic"/>
+        </w:rPr>
+        <w:t xml:space="preserve"> — 左半分が左ボタン、右半分が右ボタン。クリックで打電します（パドルを接続していれば、そのまま握って打てます）</w:t>
+      </w:r>
+    </w:p>
+    <w:p>
+      <w:pPr>
+        <w:pStyle w:val="ListParagraph"/>
+        <w:numPr>
+          <w:ilvl w:val="0"/>
+          <w:numId w:val="1"/>
+        </w:numPr>
+        <w:spacing w:after="90" w:line="320"/>
+        <w:ind w:left="640" w:hanging="300"/>
+      </w:pPr>
+      <w:r>
+        <w:rPr>
+          <w:rFonts w:ascii="Yu Gothic" w:cs="Yu Gothic" w:eastAsia="Yu Gothic" w:hAnsi="Yu Gothic"/>
+          <w:b/>
+          <w:bCs/>
+        </w:rPr>
+        <w:t xml:space="preserve">送信速度</w:t>
+      </w:r>
+      <w:r>
+        <w:rPr>
+          <w:rFonts w:ascii="Yu Gothic" w:cs="Yu Gothic" w:eastAsia="Yu Gothic" w:hAnsi="Yu Gothic"/>
+        </w:rPr>
+        <w:t xml:space="preserve"> — パドル送信タブのつまみと同じものです。どちらを動かしても揃います</w:t>
+      </w:r>
+    </w:p>
+    <w:p>
+      <w:pPr>
+        <w:pStyle w:val="ListParagraph"/>
+        <w:numPr>
+          <w:ilvl w:val="0"/>
+          <w:numId w:val="1"/>
+        </w:numPr>
+        <w:spacing w:after="90" w:line="320"/>
+        <w:ind w:left="640" w:hanging="300"/>
+      </w:pPr>
+      <w:r>
+        <w:rPr>
+          <w:rFonts w:ascii="Yu Gothic" w:cs="Yu Gothic" w:eastAsia="Yu Gothic" w:hAnsi="Yu Gothic"/>
+          <w:b/>
+          <w:bCs/>
+        </w:rPr>
+        <w:t xml:space="preserve">打った符号</w:t>
+      </w:r>
+      <w:r>
+        <w:rPr>
+          <w:rFonts w:ascii="Yu Gothic" w:cs="Yu Gothic" w:eastAsia="Yu Gothic" w:hAnsi="Yu Gothic"/>
+        </w:rPr>
+        <w:t xml:space="preserve"> — 打鍵の解読結果が出ます。「消す」で消えます</w:t>
+      </w:r>
+    </w:p>
+    <w:p>
+      <w:pPr>
+        <w:pStyle w:val="ListParagraph"/>
+        <w:numPr>
+          <w:ilvl w:val="0"/>
+          <w:numId w:val="1"/>
+        </w:numPr>
+        <w:spacing w:after="90" w:line="320"/>
+        <w:ind w:left="640" w:hanging="300"/>
+      </w:pPr>
+      <w:r>
+        <w:rPr>
+          <w:rFonts w:ascii="Yu Gothic" w:cs="Yu Gothic" w:eastAsia="Yu Gothic" w:hAnsi="Yu Gothic"/>
+          <w:b/>
+          <w:bCs/>
+        </w:rPr>
+        <w:t xml:space="preserve">一番下の説明</w:t>
+      </w:r>
+      <w:r>
+        <w:rPr>
+          <w:rFonts w:ascii="Yu Gothic" w:cs="Yu Gothic" w:eastAsia="Yu Gothic" w:hAnsi="Yu Gothic"/>
+        </w:rPr>
+        <w:t xml:space="preserve"> — 今どの範囲でパドル入力を受け付けているかを示します</w:t>
+      </w:r>
+    </w:p>
+    <w:p>
+      <w:pPr>
+        <w:spacing w:after="160" w:line="330"/>
+      </w:pPr>
+      <w:r>
+        <w:rPr>
+          <w:rFonts w:ascii="Yu Gothic" w:cs="Yu Gothic" w:eastAsia="Yu Gothic" w:hAnsi="Yu Gothic"/>
+        </w:rPr>
+        <w:t xml:space="preserve">たたむ操作はありません。常に出ている前提の配置です。なお、この画面はパソコンでの利用を前提にしています。</w:t>
       </w:r>
     </w:p>
     <w:p>
@@ -3209,7 +3710,7 @@
         <w:rPr>
           <w:rFonts w:ascii="Yu Gothic" w:cs="Yu Gothic" w:eastAsia="Yu Gothic" w:hAnsi="Yu Gothic"/>
         </w:rPr>
-        <w:t xml:space="preserve">画面右下の「パドル」枠の左右をクリック、またはキーボードの</w:t>
+        <w:t xml:space="preserve">画面右のパドル欄の左右をクリック、またはキーボードの</w:t>
       </w:r>
       <w:r>
         <w:rPr>
@@ -3394,7 +3895,7 @@
         <w:rPr>
           <w:rFonts w:ascii="Yu Gothic" w:cs="Yu Gothic" w:eastAsia="Yu Gothic" w:hAnsi="Yu Gothic"/>
         </w:rPr>
-        <w:t xml:space="preserve">各ターンで「打つ内容」が表示され、画面右下のパドル枠、またはキーボードの </w:t>
+        <w:t xml:space="preserve">各ターンで「打つ内容」が表示され、画面右のパドル欄、またはキーボードの </w:t>
       </w:r>
       <w:r>
         <w:rPr>
@@ -3511,7 +4012,43 @@
         <w:rPr>
           <w:rFonts w:ascii="Yu Gothic" w:cs="Yu Gothic" w:eastAsia="Yu Gothic" w:hAnsi="Yu Gothic"/>
         </w:rPr>
-        <w:t xml:space="preserve">相手の送信を聞き取り、ログシートに書き取ります。書き取る項目は交信の長さによって変わります。</w:t>
+        <w:t xml:space="preserve">相手の送信を聞き取り、ログシートに書き取ります。</w:t>
+      </w:r>
+      <w:r>
+        <w:rPr>
+          <w:rFonts w:ascii="Yu Gothic" w:cs="Yu Gothic" w:eastAsia="Yu Gothic" w:hAnsi="Yu Gothic"/>
+          <w:b/>
+          <w:bCs/>
+        </w:rPr>
+        <w:t xml:space="preserve">受信中は相手の送信を画面に出しません</w:t>
+      </w:r>
+      <w:r>
+        <w:rPr>
+          <w:rFonts w:ascii="Yu Gothic" w:cs="Yu Gothic" w:eastAsia="Yu Gothic" w:hAnsi="Yu Gothic"/>
+        </w:rPr>
+        <w:t xml:space="preserve">（初期設定）。流れている文字や語の意味が見えると、書き取りの答えがそのまま分かってしまうためです。</w:t>
+      </w:r>
+    </w:p>
+    <w:p>
+      <w:pPr>
+        <w:spacing w:after="160" w:line="330"/>
+      </w:pPr>
+      <w:r>
+        <w:rPr>
+          <w:rFonts w:ascii="Yu Gothic" w:cs="Yu Gothic" w:eastAsia="Yu Gothic" w:hAnsi="Yu Gothic"/>
+        </w:rPr>
+        <w:t xml:space="preserve">どうしても追えないときは、モード選択の下にある「聞き取り練習で、受信中に相手の送信を表示する」を入にしてください。この切り替えは聞き取り練習のときだけ出ます。実力を試すときは切のままにしてください。</w:t>
+      </w:r>
+    </w:p>
+    <w:p>
+      <w:pPr>
+        <w:spacing w:after="160" w:line="330"/>
+      </w:pPr>
+      <w:r>
+        <w:rPr>
+          <w:rFonts w:ascii="Yu Gothic" w:cs="Yu Gothic" w:eastAsia="Yu Gothic" w:hAnsi="Yu Gothic"/>
+        </w:rPr>
+        <w:t xml:space="preserve">書き取る項目は交信の長さによって変わります。</w:t>
       </w:r>
     </w:p>
     <w:p>
@@ -8236,7 +8773,7 @@
           <w:b/>
           <w:bCs/>
         </w:rPr>
-        <w:t xml:space="preserve">画面右下の「パドル」枠</w:t>
+        <w:t xml:space="preserve">画面右のパドル欄</w:t>
       </w:r>
       <w:r>
         <w:rPr>
@@ -10804,8 +11341,8 @@
         </w:tblBorders>
       </w:tblPr>
       <w:tblGrid>
-        <w:gridCol w:w="2313"/>
-        <w:gridCol w:w="7325"/>
+        <w:gridCol w:w="2065"/>
+        <w:gridCol w:w="7573"/>
       </w:tblGrid>
       <w:tr>
         <w:trPr>
@@ -10813,7 +11350,7 @@
         </w:trPr>
         <w:tc>
           <w:tcPr>
-            <w:tcW w:type="dxa" w:w="2313"/>
+            <w:tcW w:type="dxa" w:w="2065"/>
             <w:shd w:fill="EDE7DA" w:val="clear"/>
             <w:tcMar>
               <w:top w:type="dxa" w:w="60"/>
@@ -10838,7 +11375,7 @@
         </w:tc>
         <w:tc>
           <w:tcPr>
-            <w:tcW w:type="dxa" w:w="7325"/>
+            <w:tcW w:type="dxa" w:w="7573"/>
             <w:shd w:fill="EDE7DA" w:val="clear"/>
             <w:tcMar>
               <w:top w:type="dxa" w:w="60"/>
@@ -10868,7 +11405,7 @@
         </w:trPr>
         <w:tc>
           <w:tcPr>
-            <w:tcW w:type="dxa" w:w="2313"/>
+            <w:tcW w:type="dxa" w:w="2065"/>
             <w:tcMar>
               <w:top w:type="dxa" w:w="60"/>
               <w:left w:type="dxa" w:w="110"/>
@@ -10930,7 +11467,7 @@
         </w:tc>
         <w:tc>
           <w:tcPr>
-            <w:tcW w:type="dxa" w:w="7325"/>
+            <w:tcW w:type="dxa" w:w="7573"/>
             <w:tcMar>
               <w:top w:type="dxa" w:w="60"/>
               <w:left w:type="dxa" w:w="110"/>
@@ -10947,6 +11484,106 @@
                 <w:rFonts w:ascii="Yu Gothic" w:cs="Yu Gothic" w:eastAsia="Yu Gothic" w:hAnsi="Yu Gothic"/>
               </w:rPr>
               <w:t xml:space="preserve">タブにフォーカスがあるとき、タブを移動</w:t>
+            </w:r>
+          </w:p>
+        </w:tc>
+      </w:tr>
+      <w:tr>
+        <w:trPr>
+          <w:tblHeader w:val="false"/>
+        </w:trPr>
+        <w:tc>
+          <w:tcPr>
+            <w:tcW w:type="dxa" w:w="2065"/>
+            <w:tcMar>
+              <w:top w:type="dxa" w:w="60"/>
+              <w:left w:type="dxa" w:w="110"/>
+              <w:bottom w:type="dxa" w:w="60"/>
+              <w:right w:type="dxa" w:w="110"/>
+            </w:tcMar>
+          </w:tcPr>
+          <w:p>
+            <w:pPr>
+              <w:spacing w:after="0" w:before="0"/>
+            </w:pPr>
+            <w:r>
+              <w:rPr>
+                <w:rFonts w:ascii="Consolas" w:cs="Consolas" w:eastAsia="Consolas" w:hAnsi="Consolas"/>
+                <w:shd w:fill="F2F2F2" w:val="clear"/>
+              </w:rPr>
+              <w:t xml:space="preserve">Space</w:t>
+            </w:r>
+          </w:p>
+        </w:tc>
+        <w:tc>
+          <w:tcPr>
+            <w:tcW w:type="dxa" w:w="7573"/>
+            <w:tcMar>
+              <w:top w:type="dxa" w:w="60"/>
+              <w:left w:type="dxa" w:w="110"/>
+              <w:bottom w:type="dxa" w:w="60"/>
+              <w:right w:type="dxa" w:w="110"/>
+            </w:tcMar>
+          </w:tcPr>
+          <w:p>
+            <w:pPr>
+              <w:spacing w:after="0" w:before="0"/>
+            </w:pPr>
+            <w:r>
+              <w:rPr>
+                <w:rFonts w:ascii="Yu Gothic" w:cs="Yu Gothic" w:eastAsia="Yu Gothic" w:hAnsi="Yu Gothic"/>
+              </w:rPr>
+              <w:t xml:space="preserve">再生の一時停止／再開（コンテスト運用を除く）</w:t>
+            </w:r>
+          </w:p>
+        </w:tc>
+      </w:tr>
+      <w:tr>
+        <w:trPr>
+          <w:tblHeader w:val="false"/>
+        </w:trPr>
+        <w:tc>
+          <w:tcPr>
+            <w:tcW w:type="dxa" w:w="2065"/>
+            <w:tcMar>
+              <w:top w:type="dxa" w:w="60"/>
+              <w:left w:type="dxa" w:w="110"/>
+              <w:bottom w:type="dxa" w:w="60"/>
+              <w:right w:type="dxa" w:w="110"/>
+            </w:tcMar>
+          </w:tcPr>
+          <w:p>
+            <w:pPr>
+              <w:spacing w:after="0" w:before="0"/>
+            </w:pPr>
+            <w:r>
+              <w:rPr>
+                <w:rFonts w:ascii="Consolas" w:cs="Consolas" w:eastAsia="Consolas" w:hAnsi="Consolas"/>
+                <w:shd w:fill="F2F2F2" w:val="clear"/>
+              </w:rPr>
+              <w:t xml:space="preserve">Esc</w:t>
+            </w:r>
+          </w:p>
+        </w:tc>
+        <w:tc>
+          <w:tcPr>
+            <w:tcW w:type="dxa" w:w="7573"/>
+            <w:tcMar>
+              <w:top w:type="dxa" w:w="60"/>
+              <w:left w:type="dxa" w:w="110"/>
+              <w:bottom w:type="dxa" w:w="60"/>
+              <w:right w:type="dxa" w:w="110"/>
+            </w:tcMar>
+          </w:tcPr>
+          <w:p>
+            <w:pPr>
+              <w:spacing w:after="0" w:before="0"/>
+            </w:pPr>
+            <w:r>
+              <w:rPr>
+                <w:rFonts w:ascii="Yu Gothic" w:cs="Yu Gothic" w:eastAsia="Yu Gothic" w:hAnsi="Yu Gothic"/>
+              </w:rPr>
+              <w:t xml:space="preserve">今のタブの練習を終了（コンテスト運用を除く）</w:t>
             </w:r>
           </w:p>
         </w:tc>
@@ -12817,7 +13454,7 @@
         <w:rPr>
           <w:rFonts w:ascii="Yu Gothic" w:cs="Yu Gothic" w:eastAsia="Yu Gothic" w:hAnsi="Yu Gothic"/>
         </w:rPr>
-        <w:t xml:space="preserve">画面が横にはみ出す・スマートフォンで見づらい</w:t>
+        <w:t xml:space="preserve">画面が窮屈で見づらい</w:t>
       </w:r>
     </w:p>
     <w:p>
@@ -12828,7 +13465,30 @@
         <w:rPr>
           <w:rFonts w:ascii="Yu Gothic" w:cs="Yu Gothic" w:eastAsia="Yu Gothic" w:hAnsi="Yu Gothic"/>
         </w:rPr>
-        <w:t xml:space="preserve">画面幅に合わせて折り返す設計ですが、コンテスト運用のように情報量の多い画面は横向き（landscape）のほうが見やすくなります。</w:t>
+        <w:t xml:space="preserve">パソコンでの利用を前提にした画面です。右 4 分の 1 をパドル欄が占めるため、ウィンドウの横幅を 1000 ピクセル以上にすると読みやすくなります。ブラウザの表示倍率を下げるのも有効です。</w:t>
+      </w:r>
+    </w:p>
+    <w:p>
+      <w:pPr>
+        <w:pStyle w:val="Heading2"/>
+        <w:spacing w:after="150" w:before="340"/>
+      </w:pPr>
+      <w:r>
+        <w:rPr>
+          <w:rFonts w:ascii="Yu Gothic" w:cs="Yu Gothic" w:eastAsia="Yu Gothic" w:hAnsi="Yu Gothic"/>
+        </w:rPr>
+        <w:t xml:space="preserve">音が途中で止まったまま動かない</w:t>
+      </w:r>
+    </w:p>
+    <w:p>
+      <w:pPr>
+        <w:spacing w:after="160" w:line="330"/>
+      </w:pPr>
+      <w:r>
+        <w:rPr>
+          <w:rFonts w:ascii="Yu Gothic" w:cs="Yu Gothic" w:eastAsia="Yu Gothic" w:hAnsi="Yu Gothic"/>
+        </w:rPr>
+        <w:t xml:space="preserve">一時停止したままになっていないか、画面上部のボタンを確認してください。「▶ 再開」と出ていれば一時停止中です。もう一度押すと続きから鳴ります。一時停止中は本文が少し暗くなります。</w:t>
       </w:r>
     </w:p>
     <w:p>
@@ -12979,7 +13639,7 @@
         <w:spacing w:after="90" w:line="320"/>
         <w:ind w:left="640" w:hanging="300"/>
       </w:pPr>
-      <w:hyperlink w:history="1" r:id="rId4nxnejewiudmvip54spav">
+      <w:hyperlink w:history="1" r:id="rIdrrs6mw_qn9lyczdpnpqto">
         <w:r>
           <w:rPr>
             <w:rFonts w:ascii="Yu Gothic" w:cs="Yu Gothic" w:eastAsia="Yu Gothic" w:hAnsi="Yu Gothic"/>
@@ -13006,7 +13666,7 @@
         <w:spacing w:after="90" w:line="320"/>
         <w:ind w:left="640" w:hanging="300"/>
       </w:pPr>
-      <w:hyperlink w:history="1" r:id="rIdi283mqxkv5e2zwgsac7aw">
+      <w:hyperlink w:history="1" r:id="rId76nhxzmb09ld_8jqn0fgi">
         <w:r>
           <w:rPr>
             <w:rFonts w:ascii="Yu Gothic" w:cs="Yu Gothic" w:eastAsia="Yu Gothic" w:hAnsi="Yu Gothic"/>

--- a/docs/CW交信トレーニング_使い方説明書.docx
+++ b/docs/CW交信トレーニング_使い方説明書.docx
@@ -1026,7 +1026,7 @@
         <w:rPr>
           <w:rFonts w:ascii="Yu Gothic" w:cs="Yu Gothic" w:eastAsia="Yu Gothic" w:hAnsi="Yu Gothic"/>
         </w:rPr>
-        <w:t xml:space="preserve">画面の右 4 分の 1 をパドル欄に固定して常に出しているため、横幅は 1000 ピクセル以上あると快適です。</w:t>
+        <w:t xml:space="preserve">画面の右側をパドル欄に固定して常に出しているため、横幅は 1000 ピクセル以上あると快適です。</w:t>
       </w:r>
     </w:p>
     <w:p>
@@ -3019,7 +3019,7 @@
         <w:rPr>
           <w:rFonts w:ascii="Yu Gothic" w:cs="Yu Gothic" w:eastAsia="Yu Gothic" w:hAnsi="Yu Gothic"/>
         </w:rPr>
-        <w:t xml:space="preserve">画面の右 1/4 — パドル欄</w:t>
+        <w:t xml:space="preserve">画面右のパドル欄</w:t>
       </w:r>
     </w:p>
     <w:p>
@@ -3030,7 +3030,15 @@
         <w:rPr>
           <w:rFonts w:ascii="Yu Gothic" w:cs="Yu Gothic" w:eastAsia="Yu Gothic" w:hAnsi="Yu Gothic"/>
         </w:rPr>
-        <w:t xml:space="preserve">画面の右 4 分の 1 は、常にパドル欄です。どのタブを開いていてもここに出ています。</w:t>
+        <w:t xml:space="preserve">ヘッダーとタブの下から画面下端まで、右側はパドル欄です。どのタブを開いていてもここに出ています。</w:t>
+      </w:r>
+      <w:r>
+        <w:rPr>
+          <w:rFonts w:ascii="Yu Gothic" w:cs="Yu Gothic" w:eastAsia="Yu Gothic" w:hAnsi="Yu Gothic"/>
+          <w:b/>
+          <w:bCs/>
+        </w:rPr>
+        <w:t xml:space="preserve">打面はこの 1 か所だけです。</w:t>
       </w:r>
     </w:p>
     <w:p>
@@ -3124,6 +3132,57 @@
           <w:b/>
           <w:bCs/>
         </w:rPr>
+        <w:t xml:space="preserve">要素の流れ</w:t>
+      </w:r>
+      <w:r>
+        <w:rPr>
+          <w:rFonts w:ascii="Yu Gothic" w:cs="Yu Gothic" w:eastAsia="Yu Gothic" w:hAnsi="Yu Gothic"/>
+        </w:rPr>
+        <w:t xml:space="preserve"> — 打面のすぐ下に、送出中の </w:t>
+      </w:r>
+      <w:r>
+        <w:rPr>
+          <w:rFonts w:ascii="Consolas" w:cs="Consolas" w:eastAsia="Consolas" w:hAnsi="Consolas"/>
+          <w:shd w:fill="F2F2F2" w:val="clear"/>
+        </w:rPr>
+        <w:t xml:space="preserve">・</w:t>
+      </w:r>
+      <w:r>
+        <w:rPr>
+          <w:rFonts w:ascii="Yu Gothic" w:cs="Yu Gothic" w:eastAsia="Yu Gothic" w:hAnsi="Yu Gothic"/>
+        </w:rPr>
+        <w:t xml:space="preserve"> </w:t>
+      </w:r>
+      <w:r>
+        <w:rPr>
+          <w:rFonts w:ascii="Consolas" w:cs="Consolas" w:eastAsia="Consolas" w:hAnsi="Consolas"/>
+          <w:shd w:fill="F2F2F2" w:val="clear"/>
+        </w:rPr>
+        <w:t xml:space="preserve">－</w:t>
+      </w:r>
+      <w:r>
+        <w:rPr>
+          <w:rFonts w:ascii="Yu Gothic" w:cs="Yu Gothic" w:eastAsia="Yu Gothic" w:hAnsi="Yu Gothic"/>
+        </w:rPr>
+        <w:t xml:space="preserve"> が流れます</w:t>
+      </w:r>
+    </w:p>
+    <w:p>
+      <w:pPr>
+        <w:pStyle w:val="ListParagraph"/>
+        <w:numPr>
+          <w:ilvl w:val="0"/>
+          <w:numId w:val="1"/>
+        </w:numPr>
+        <w:spacing w:after="90" w:line="320"/>
+        <w:ind w:left="640" w:hanging="300"/>
+      </w:pPr>
+      <w:r>
+        <w:rPr>
+          <w:rFonts w:ascii="Yu Gothic" w:cs="Yu Gothic" w:eastAsia="Yu Gothic" w:hAnsi="Yu Gothic"/>
+          <w:b/>
+          <w:bCs/>
+        </w:rPr>
         <w:t xml:space="preserve">一番下の説明</w:t>
       </w:r>
       <w:r>
@@ -3141,7 +3200,7 @@
         <w:rPr>
           <w:rFonts w:ascii="Yu Gothic" w:cs="Yu Gothic" w:eastAsia="Yu Gothic" w:hAnsi="Yu Gothic"/>
         </w:rPr>
-        <w:t xml:space="preserve">たたむ操作はありません。常に出ている前提の配置です。なお、この画面はパソコンでの利用を前提にしています。</w:t>
+        <w:t xml:space="preserve">たたむ操作はありません。常に出ている前提の配置です。ヘッダーとタブは常に見えたままで、本文とパドル欄がそれぞれ内側でスクロールします。なお、この画面はパソコンでの利用を前提にしています。</w:t>
       </w:r>
     </w:p>
     <w:p>
@@ -8376,9 +8435,9 @@
         </w:tblBorders>
       </w:tblPr>
       <w:tblGrid>
-        <w:gridCol w:w="3505"/>
-        <w:gridCol w:w="3067"/>
-        <w:gridCol w:w="3066"/>
+        <w:gridCol w:w="3855"/>
+        <w:gridCol w:w="2891"/>
+        <w:gridCol w:w="2892"/>
       </w:tblGrid>
       <w:tr>
         <w:trPr>
@@ -8386,7 +8445,7 @@
         </w:trPr>
         <w:tc>
           <w:tcPr>
-            <w:tcW w:type="dxa" w:w="3505"/>
+            <w:tcW w:type="dxa" w:w="3855"/>
             <w:shd w:fill="EDE7DA" w:val="clear"/>
             <w:tcMar>
               <w:top w:type="dxa" w:w="60"/>
@@ -8411,7 +8470,7 @@
         </w:tc>
         <w:tc>
           <w:tcPr>
-            <w:tcW w:type="dxa" w:w="3067"/>
+            <w:tcW w:type="dxa" w:w="2891"/>
             <w:shd w:fill="EDE7DA" w:val="clear"/>
             <w:tcMar>
               <w:top w:type="dxa" w:w="60"/>
@@ -8436,7 +8495,7 @@
         </w:tc>
         <w:tc>
           <w:tcPr>
-            <w:tcW w:type="dxa" w:w="3066"/>
+            <w:tcW w:type="dxa" w:w="2892"/>
             <w:shd w:fill="EDE7DA" w:val="clear"/>
             <w:tcMar>
               <w:top w:type="dxa" w:w="60"/>
@@ -8466,7 +8525,7 @@
         </w:trPr>
         <w:tc>
           <w:tcPr>
-            <w:tcW w:type="dxa" w:w="3505"/>
+            <w:tcW w:type="dxa" w:w="3855"/>
             <w:tcMar>
               <w:top w:type="dxa" w:w="60"/>
               <w:left w:type="dxa" w:w="110"/>
@@ -8488,7 +8547,7 @@
         </w:tc>
         <w:tc>
           <w:tcPr>
-            <w:tcW w:type="dxa" w:w="3067"/>
+            <w:tcW w:type="dxa" w:w="2891"/>
             <w:tcMar>
               <w:top w:type="dxa" w:w="60"/>
               <w:left w:type="dxa" w:w="110"/>
@@ -8510,7 +8569,7 @@
         </w:tc>
         <w:tc>
           <w:tcPr>
-            <w:tcW w:type="dxa" w:w="3066"/>
+            <w:tcW w:type="dxa" w:w="2892"/>
             <w:tcMar>
               <w:top w:type="dxa" w:w="60"/>
               <w:left w:type="dxa" w:w="110"/>
@@ -8537,7 +8596,7 @@
         </w:trPr>
         <w:tc>
           <w:tcPr>
-            <w:tcW w:type="dxa" w:w="3505"/>
+            <w:tcW w:type="dxa" w:w="3855"/>
             <w:tcMar>
               <w:top w:type="dxa" w:w="60"/>
               <w:left w:type="dxa" w:w="110"/>
@@ -8559,7 +8618,7 @@
         </w:tc>
         <w:tc>
           <w:tcPr>
-            <w:tcW w:type="dxa" w:w="3067"/>
+            <w:tcW w:type="dxa" w:w="2891"/>
             <w:tcMar>
               <w:top w:type="dxa" w:w="60"/>
               <w:left w:type="dxa" w:w="110"/>
@@ -8581,7 +8640,7 @@
         </w:tc>
         <w:tc>
           <w:tcPr>
-            <w:tcW w:type="dxa" w:w="3066"/>
+            <w:tcW w:type="dxa" w:w="2892"/>
             <w:tcMar>
               <w:top w:type="dxa" w:w="60"/>
               <w:left w:type="dxa" w:w="110"/>
@@ -8608,7 +8667,7 @@
         </w:trPr>
         <w:tc>
           <w:tcPr>
-            <w:tcW w:type="dxa" w:w="3505"/>
+            <w:tcW w:type="dxa" w:w="3855"/>
             <w:tcMar>
               <w:top w:type="dxa" w:w="60"/>
               <w:left w:type="dxa" w:w="110"/>
@@ -8630,7 +8689,7 @@
         </w:tc>
         <w:tc>
           <w:tcPr>
-            <w:tcW w:type="dxa" w:w="3067"/>
+            <w:tcW w:type="dxa" w:w="2891"/>
             <w:tcMar>
               <w:top w:type="dxa" w:w="60"/>
               <w:left w:type="dxa" w:w="110"/>
@@ -8653,7 +8712,7 @@
         </w:tc>
         <w:tc>
           <w:tcPr>
-            <w:tcW w:type="dxa" w:w="3066"/>
+            <w:tcW w:type="dxa" w:w="2892"/>
             <w:tcMar>
               <w:top w:type="dxa" w:w="60"/>
               <w:left w:type="dxa" w:w="110"/>
@@ -8681,7 +8740,7 @@
         </w:trPr>
         <w:tc>
           <w:tcPr>
-            <w:tcW w:type="dxa" w:w="3505"/>
+            <w:tcW w:type="dxa" w:w="3855"/>
             <w:tcMar>
               <w:top w:type="dxa" w:w="60"/>
               <w:left w:type="dxa" w:w="110"/>
@@ -8703,45 +8762,45 @@
         </w:tc>
         <w:tc>
           <w:tcPr>
-            <w:tcW w:type="dxa" w:w="3067"/>
-            <w:tcMar>
-              <w:top w:type="dxa" w:w="60"/>
-              <w:left w:type="dxa" w:w="110"/>
-              <w:bottom w:type="dxa" w:w="60"/>
-              <w:right w:type="dxa" w:w="110"/>
-            </w:tcMar>
-          </w:tcPr>
-          <w:p>
-            <w:pPr>
-              <w:spacing w:after="0" w:before="0"/>
-            </w:pPr>
-            <w:r>
-              <w:rPr>
-                <w:rFonts w:ascii="Yu Gothic" w:cs="Yu Gothic" w:eastAsia="Yu Gothic" w:hAnsi="Yu Gothic"/>
-              </w:rPr>
-              <w:t xml:space="preserve">パッドの左半分</w:t>
-            </w:r>
-          </w:p>
-        </w:tc>
-        <w:tc>
-          <w:tcPr>
-            <w:tcW w:type="dxa" w:w="3066"/>
-            <w:tcMar>
-              <w:top w:type="dxa" w:w="60"/>
-              <w:left w:type="dxa" w:w="110"/>
-              <w:bottom w:type="dxa" w:w="60"/>
-              <w:right w:type="dxa" w:w="110"/>
-            </w:tcMar>
-          </w:tcPr>
-          <w:p>
-            <w:pPr>
-              <w:spacing w:after="0" w:before="0"/>
-            </w:pPr>
-            <w:r>
-              <w:rPr>
-                <w:rFonts w:ascii="Yu Gothic" w:cs="Yu Gothic" w:eastAsia="Yu Gothic" w:hAnsi="Yu Gothic"/>
-              </w:rPr>
-              <w:t xml:space="preserve">パッドの右半分</w:t>
+            <w:tcW w:type="dxa" w:w="2891"/>
+            <w:tcMar>
+              <w:top w:type="dxa" w:w="60"/>
+              <w:left w:type="dxa" w:w="110"/>
+              <w:bottom w:type="dxa" w:w="60"/>
+              <w:right w:type="dxa" w:w="110"/>
+            </w:tcMar>
+          </w:tcPr>
+          <w:p>
+            <w:pPr>
+              <w:spacing w:after="0" w:before="0"/>
+            </w:pPr>
+            <w:r>
+              <w:rPr>
+                <w:rFonts w:ascii="Yu Gothic" w:cs="Yu Gothic" w:eastAsia="Yu Gothic" w:hAnsi="Yu Gothic"/>
+              </w:rPr>
+              <w:t xml:space="preserve">打面の左半分</w:t>
+            </w:r>
+          </w:p>
+        </w:tc>
+        <w:tc>
+          <w:tcPr>
+            <w:tcW w:type="dxa" w:w="2892"/>
+            <w:tcMar>
+              <w:top w:type="dxa" w:w="60"/>
+              <w:left w:type="dxa" w:w="110"/>
+              <w:bottom w:type="dxa" w:w="60"/>
+              <w:right w:type="dxa" w:w="110"/>
+            </w:tcMar>
+          </w:tcPr>
+          <w:p>
+            <w:pPr>
+              <w:spacing w:after="0" w:before="0"/>
+            </w:pPr>
+            <w:r>
+              <w:rPr>
+                <w:rFonts w:ascii="Yu Gothic" w:cs="Yu Gothic" w:eastAsia="Yu Gothic" w:hAnsi="Yu Gothic"/>
+              </w:rPr>
+              <w:t xml:space="preserve">打面の右半分</w:t>
             </w:r>
           </w:p>
         </w:tc>
@@ -8759,27 +8818,27 @@
       <w:r>
         <w:rPr>
           <w:rFonts w:ascii="Yu Gothic" w:cs="Yu Gothic" w:eastAsia="Yu Gothic" w:hAnsi="Yu Gothic"/>
-        </w:rPr>
-        <w:t xml:space="preserve">パッド上のランプに、今どちらのボタンがどちらの要素かが表示されます。迷ったらそこを見てください。</w:t>
-      </w:r>
-    </w:p>
-    <w:p>
-      <w:pPr>
-        <w:spacing w:after="160" w:line="330"/>
-      </w:pPr>
-      <w:r>
-        <w:rPr>
-          <w:rFonts w:ascii="Yu Gothic" w:cs="Yu Gothic" w:eastAsia="Yu Gothic" w:hAnsi="Yu Gothic"/>
           <w:b/>
           <w:bCs/>
         </w:rPr>
-        <w:t xml:space="preserve">画面右のパドル欄</w:t>
-      </w:r>
-      <w:r>
-        <w:rPr>
-          <w:rFonts w:ascii="Yu Gothic" w:cs="Yu Gothic" w:eastAsia="Yu Gothic" w:hAnsi="Yu Gothic"/>
-        </w:rPr>
-        <w:t xml:space="preserve">は、どのタブを開いていてもパドル入力を受け付けます。枠の左半分が左ボタン、右半分が右ボタンに対応し、押している側が点灯します。交信シミュレーターの実技モードでは、この枠で打ちます。邪魔なときは「パドル」の見出しをクリックすると折りたためます。</w:t>
+        <w:t xml:space="preserve">打面は画面右のパドル欄だけです。</w:t>
+      </w:r>
+      <w:r>
+        <w:rPr>
+          <w:rFonts w:ascii="Yu Gothic" w:cs="Yu Gothic" w:eastAsia="Yu Gothic" w:hAnsi="Yu Gothic"/>
+        </w:rPr>
+        <w:t xml:space="preserve"> どのタブを開いていてもここで打てます。左半分が左ボタン、右半分が右ボタンに対応し、押している側が点灯します。今どちらのボタンがどちらの要素かは、それぞれの半面に書いてあります。迷ったらそこを見てください。</w:t>
+      </w:r>
+    </w:p>
+    <w:p>
+      <w:pPr>
+        <w:spacing w:after="160" w:line="330"/>
+      </w:pPr>
+      <w:r>
+        <w:rPr>
+          <w:rFonts w:ascii="Yu Gothic" w:cs="Yu Gothic" w:eastAsia="Yu Gothic" w:hAnsi="Yu Gothic"/>
+        </w:rPr>
+        <w:t xml:space="preserve">交信シミュレーターの実技モードや、ガイド付きの「パドルで打ってみる」も、同じこの欄で打ちます。</w:t>
       </w:r>
     </w:p>
     <w:p>
@@ -9940,7 +9999,7 @@
         <w:rPr>
           <w:rFonts w:ascii="Yu Gothic" w:cs="Yu Gothic" w:eastAsia="Yu Gothic" w:hAnsi="Yu Gothic"/>
         </w:rPr>
-        <w:t xml:space="preserve"> — このタブを開いている間、パッドの外をクリックしても打電できます。ボタンや入力欄の上は通常のクリックとして動きます。</w:t>
+        <w:t xml:space="preserve"> — このタブを開いている間、パドル欄の外をクリックしても打電できます。ボタンや入力欄の上は通常のクリックとして動きます。</w:t>
       </w:r>
     </w:p>
     <w:p>
@@ -13080,7 +13139,7 @@
         <w:rPr>
           <w:rFonts w:ascii="Yu Gothic" w:cs="Yu Gothic" w:eastAsia="Yu Gothic" w:hAnsi="Yu Gothic"/>
         </w:rPr>
-        <w:t xml:space="preserve">「パドル送信」タブを開いているか確認してください。パドル入力はこのタブでのみ有効です</w:t>
+        <w:t xml:space="preserve">画面右のパドル欄の中をクリックしてください。ここが唯一の打面です</w:t>
       </w:r>
     </w:p>
     <w:p>
@@ -13097,7 +13156,7 @@
         <w:rPr>
           <w:rFonts w:ascii="Yu Gothic" w:cs="Yu Gothic" w:eastAsia="Yu Gothic" w:hAnsi="Yu Gothic"/>
         </w:rPr>
-        <w:t xml:space="preserve">パッドの枠内をクリックしてください。枠外でも打ちたい場合は「画面全体でパドル入力を受け付ける」をオンにします</w:t>
+        <w:t xml:space="preserve">欄の外でも打ちたい場合は、「パドル送信」タブの「画面全体でパドル入力を受け付ける」をオンにします</w:t>
       </w:r>
     </w:p>
     <w:p>
@@ -13114,103 +13173,33 @@
         <w:rPr>
           <w:rFonts w:ascii="Yu Gothic" w:cs="Yu Gothic" w:eastAsia="Yu Gothic" w:hAnsi="Yu Gothic"/>
         </w:rPr>
-        <w:t xml:space="preserve">短点と長点が逆なら、「利き手」の設定を確認してください</w:t>
-      </w:r>
-    </w:p>
-    <w:p>
-      <w:pPr>
-        <w:pStyle w:val="Heading2"/>
-        <w:spacing w:after="150" w:before="340"/>
-      </w:pPr>
-      <w:r>
-        <w:rPr>
-          <w:rFonts w:ascii="Yu Gothic" w:cs="Yu Gothic" w:eastAsia="Yu Gothic" w:hAnsi="Yu Gothic"/>
-        </w:rPr>
-        <w:t xml:space="preserve">右クリックでメニューが出てしまう</w:t>
-      </w:r>
-    </w:p>
-    <w:p>
-      <w:pPr>
-        <w:spacing w:after="160" w:line="330"/>
-      </w:pPr>
-      <w:r>
-        <w:rPr>
-          <w:rFonts w:ascii="Yu Gothic" w:cs="Yu Gothic" w:eastAsia="Yu Gothic" w:hAnsi="Yu Gothic"/>
-        </w:rPr>
-        <w:t xml:space="preserve">パッドの上では右クリックメニューを抑止しています。枠外で右クリックした場合は通常どおりメニューが出ます。「画面全体でパドル入力を受け付ける」をオンにすると、画面全体で抑止されます。</w:t>
-      </w:r>
-    </w:p>
-    <w:p>
-      <w:pPr>
-        <w:pStyle w:val="Heading2"/>
-        <w:spacing w:after="150" w:before="340"/>
-      </w:pPr>
-      <w:r>
-        <w:rPr>
-          <w:rFonts w:ascii="Yu Gothic" w:cs="Yu Gothic" w:eastAsia="Yu Gothic" w:hAnsi="Yu Gothic"/>
-        </w:rPr>
-        <w:t xml:space="preserve">送信速度を変えても打鍵の速さが変わらない</w:t>
-      </w:r>
-    </w:p>
-    <w:p>
-      <w:pPr>
-        <w:spacing w:after="160" w:line="330"/>
-      </w:pPr>
-      <w:r>
-        <w:rPr>
-          <w:rFonts w:ascii="Yu Gothic" w:cs="Yu Gothic" w:eastAsia="Yu Gothic" w:hAnsi="Yu Gothic"/>
-        </w:rPr>
-        <w:t xml:space="preserve">キーヤーモードが</w:t>
-      </w:r>
-      <w:r>
-        <w:rPr>
-          <w:rFonts w:ascii="Yu Gothic" w:cs="Yu Gothic" w:eastAsia="Yu Gothic" w:hAnsi="Yu Gothic"/>
-          <w:b/>
-          <w:bCs/>
-        </w:rPr>
-        <w:t xml:space="preserve">縦振り電鍵</w:t>
-      </w:r>
-      <w:r>
-        <w:rPr>
-          <w:rFonts w:ascii="Yu Gothic" w:cs="Yu Gothic" w:eastAsia="Yu Gothic" w:hAnsi="Yu Gothic"/>
-        </w:rPr>
-        <w:t xml:space="preserve">になっていないか確認してください。縦振りモードでは符号の長さは押した時間そのもので決まるため、送信速度の設定は音に反映されません（短点・長点の判定しきい値にだけ使われます）。アイアンビック A / B またはウルティマチックに切り替えると反映されます。チュートリアル中は、この状態になると注意と「戻す」ボタンが表示されます。</w:t>
-      </w:r>
-    </w:p>
-    <w:p>
-      <w:pPr>
-        <w:pStyle w:val="Heading2"/>
-        <w:spacing w:after="150" w:before="340"/>
-      </w:pPr>
-      <w:r>
-        <w:rPr>
-          <w:rFonts w:ascii="Yu Gothic" w:cs="Yu Gothic" w:eastAsia="Yu Gothic" w:hAnsi="Yu Gothic"/>
-        </w:rPr>
-        <w:t xml:space="preserve">打った符号が </w:t>
+        <w:t xml:space="preserve">キーボードの </w:t>
       </w:r>
       <w:r>
         <w:rPr>
           <w:rFonts w:ascii="Consolas" w:cs="Consolas" w:eastAsia="Consolas" w:hAnsi="Consolas"/>
           <w:shd w:fill="F2F2F2" w:val="clear"/>
         </w:rPr>
-        <w:t xml:space="preserve">＊</w:t>
-      </w:r>
-      <w:r>
-        <w:rPr>
-          <w:rFonts w:ascii="Yu Gothic" w:cs="Yu Gothic" w:eastAsia="Yu Gothic" w:hAnsi="Yu Gothic"/>
-        </w:rPr>
-        <w:t xml:space="preserve"> になる</w:t>
-      </w:r>
-    </w:p>
-    <w:p>
-      <w:pPr>
-        <w:spacing w:after="160" w:line="330"/>
-      </w:pPr>
-      <w:r>
-        <w:rPr>
-          <w:rFonts w:ascii="Yu Gothic" w:cs="Yu Gothic" w:eastAsia="Yu Gothic" w:hAnsi="Yu Gothic"/>
-        </w:rPr>
-        <w:t xml:space="preserve">その符号に対応する文字が無い、という意味です。多くは次の原因です。</w:t>
+        <w:t xml:space="preserve">Z</w:t>
+      </w:r>
+      <w:r>
+        <w:rPr>
+          <w:rFonts w:ascii="Yu Gothic" w:cs="Yu Gothic" w:eastAsia="Yu Gothic" w:hAnsi="Yu Gothic"/>
+        </w:rPr>
+        <w:t xml:space="preserve"> / </w:t>
+      </w:r>
+      <w:r>
+        <w:rPr>
+          <w:rFonts w:ascii="Consolas" w:cs="Consolas" w:eastAsia="Consolas" w:hAnsi="Consolas"/>
+          <w:shd w:fill="F2F2F2" w:val="clear"/>
+        </w:rPr>
+        <w:t xml:space="preserve">X</w:t>
+      </w:r>
+      <w:r>
+        <w:rPr>
+          <w:rFonts w:ascii="Yu Gothic" w:cs="Yu Gothic" w:eastAsia="Yu Gothic" w:hAnsi="Yu Gothic"/>
+        </w:rPr>
+        <w:t xml:space="preserve"> は、入力欄やボタンに焦点があると効きません。パドル欄をクリックしてから押してください</w:t>
       </w:r>
     </w:p>
     <w:p>
@@ -13227,7 +13216,103 @@
         <w:rPr>
           <w:rFonts w:ascii="Yu Gothic" w:cs="Yu Gothic" w:eastAsia="Yu Gothic" w:hAnsi="Yu Gothic"/>
         </w:rPr>
-        <w:t xml:space="preserve">要素を打ちすぎている（短点を押しっぱなしにして 6 個以上出ているなど）</w:t>
+        <w:t xml:space="preserve">短点と長点が逆なら、「利き手」の設定を確認してください</w:t>
+      </w:r>
+    </w:p>
+    <w:p>
+      <w:pPr>
+        <w:pStyle w:val="Heading2"/>
+        <w:spacing w:after="150" w:before="340"/>
+      </w:pPr>
+      <w:r>
+        <w:rPr>
+          <w:rFonts w:ascii="Yu Gothic" w:cs="Yu Gothic" w:eastAsia="Yu Gothic" w:hAnsi="Yu Gothic"/>
+        </w:rPr>
+        <w:t xml:space="preserve">右クリックでメニューが出てしまう</w:t>
+      </w:r>
+    </w:p>
+    <w:p>
+      <w:pPr>
+        <w:spacing w:after="160" w:line="330"/>
+      </w:pPr>
+      <w:r>
+        <w:rPr>
+          <w:rFonts w:ascii="Yu Gothic" w:cs="Yu Gothic" w:eastAsia="Yu Gothic" w:hAnsi="Yu Gothic"/>
+        </w:rPr>
+        <w:t xml:space="preserve">パドル欄の上では右クリックメニューを抑止しています。欄の外で右クリックした場合は通常どおりメニューが出ます。「画面全体でパドル入力を受け付ける」をオンにすると、画面全体で抑止されます。</w:t>
+      </w:r>
+    </w:p>
+    <w:p>
+      <w:pPr>
+        <w:pStyle w:val="Heading2"/>
+        <w:spacing w:after="150" w:before="340"/>
+      </w:pPr>
+      <w:r>
+        <w:rPr>
+          <w:rFonts w:ascii="Yu Gothic" w:cs="Yu Gothic" w:eastAsia="Yu Gothic" w:hAnsi="Yu Gothic"/>
+        </w:rPr>
+        <w:t xml:space="preserve">送信速度を変えても打鍵の速さが変わらない</w:t>
+      </w:r>
+    </w:p>
+    <w:p>
+      <w:pPr>
+        <w:spacing w:after="160" w:line="330"/>
+      </w:pPr>
+      <w:r>
+        <w:rPr>
+          <w:rFonts w:ascii="Yu Gothic" w:cs="Yu Gothic" w:eastAsia="Yu Gothic" w:hAnsi="Yu Gothic"/>
+        </w:rPr>
+        <w:t xml:space="preserve">キーヤーモードが</w:t>
+      </w:r>
+      <w:r>
+        <w:rPr>
+          <w:rFonts w:ascii="Yu Gothic" w:cs="Yu Gothic" w:eastAsia="Yu Gothic" w:hAnsi="Yu Gothic"/>
+          <w:b/>
+          <w:bCs/>
+        </w:rPr>
+        <w:t xml:space="preserve">縦振り電鍵</w:t>
+      </w:r>
+      <w:r>
+        <w:rPr>
+          <w:rFonts w:ascii="Yu Gothic" w:cs="Yu Gothic" w:eastAsia="Yu Gothic" w:hAnsi="Yu Gothic"/>
+        </w:rPr>
+        <w:t xml:space="preserve">になっていないか確認してください。縦振りモードでは符号の長さは押した時間そのもので決まるため、送信速度の設定は音に反映されません（短点・長点の判定しきい値にだけ使われます）。アイアンビック A / B またはウルティマチックに切り替えると反映されます。チュートリアル中は、この状態になると注意と「戻す」ボタンが表示されます。</w:t>
+      </w:r>
+    </w:p>
+    <w:p>
+      <w:pPr>
+        <w:pStyle w:val="Heading2"/>
+        <w:spacing w:after="150" w:before="340"/>
+      </w:pPr>
+      <w:r>
+        <w:rPr>
+          <w:rFonts w:ascii="Yu Gothic" w:cs="Yu Gothic" w:eastAsia="Yu Gothic" w:hAnsi="Yu Gothic"/>
+        </w:rPr>
+        <w:t xml:space="preserve">打った符号が </w:t>
+      </w:r>
+      <w:r>
+        <w:rPr>
+          <w:rFonts w:ascii="Consolas" w:cs="Consolas" w:eastAsia="Consolas" w:hAnsi="Consolas"/>
+          <w:shd w:fill="F2F2F2" w:val="clear"/>
+        </w:rPr>
+        <w:t xml:space="preserve">＊</w:t>
+      </w:r>
+      <w:r>
+        <w:rPr>
+          <w:rFonts w:ascii="Yu Gothic" w:cs="Yu Gothic" w:eastAsia="Yu Gothic" w:hAnsi="Yu Gothic"/>
+        </w:rPr>
+        <w:t xml:space="preserve"> になる</w:t>
+      </w:r>
+    </w:p>
+    <w:p>
+      <w:pPr>
+        <w:spacing w:after="160" w:line="330"/>
+      </w:pPr>
+      <w:r>
+        <w:rPr>
+          <w:rFonts w:ascii="Yu Gothic" w:cs="Yu Gothic" w:eastAsia="Yu Gothic" w:hAnsi="Yu Gothic"/>
+        </w:rPr>
+        <w:t xml:space="preserve">その符号に対応する文字が無い、という意味です。多くは次の原因です。</w:t>
       </w:r>
     </w:p>
     <w:p>
@@ -13244,7 +13329,7 @@
         <w:rPr>
           <w:rFonts w:ascii="Yu Gothic" w:cs="Yu Gothic" w:eastAsia="Yu Gothic" w:hAnsi="Yu Gothic"/>
         </w:rPr>
-        <w:t xml:space="preserve">文字の途中で間が空きすぎ、2 文字に分割された</w:t>
+        <w:t xml:space="preserve">要素を打ちすぎている（短点を押しっぱなしにして 6 個以上出ているなど）</w:t>
       </w:r>
     </w:p>
     <w:p>
@@ -13261,30 +13346,7 @@
         <w:rPr>
           <w:rFonts w:ascii="Yu Gothic" w:cs="Yu Gothic" w:eastAsia="Yu Gothic" w:hAnsi="Yu Gothic"/>
         </w:rPr>
-        <w:t xml:space="preserve">文字と文字の間が短すぎ、1 文字につながった</w:t>
-      </w:r>
-    </w:p>
-    <w:p>
-      <w:pPr>
-        <w:spacing w:after="160" w:line="330"/>
-      </w:pPr>
-      <w:r>
-        <w:rPr>
-          <w:rFonts w:ascii="Yu Gothic" w:cs="Yu Gothic" w:eastAsia="Yu Gothic" w:hAnsi="Yu Gothic"/>
-        </w:rPr>
-        <w:t xml:space="preserve">文字の間は短点 3 個分ほど止めるのが目安です。</w:t>
-      </w:r>
-    </w:p>
-    <w:p>
-      <w:pPr>
-        <w:pStyle w:val="Heading2"/>
-        <w:spacing w:after="150" w:before="340"/>
-      </w:pPr>
-      <w:r>
-        <w:rPr>
-          <w:rFonts w:ascii="Yu Gothic" w:cs="Yu Gothic" w:eastAsia="Yu Gothic" w:hAnsi="Yu Gothic"/>
-        </w:rPr>
-        <w:t xml:space="preserve">コンテストで誰も応答してくれない</w:t>
+        <w:t xml:space="preserve">文字の途中で間が空きすぎ、2 文字に分割された</w:t>
       </w:r>
     </w:p>
     <w:p>
@@ -13301,33 +13363,30 @@
         <w:rPr>
           <w:rFonts w:ascii="Yu Gothic" w:cs="Yu Gothic" w:eastAsia="Yu Gothic" w:hAnsi="Yu Gothic"/>
         </w:rPr>
-        <w:t xml:space="preserve">打ち込んだコールサインが、呼んでいる局のどれとも近くない可能性があります。</w:t>
-      </w:r>
-      <w:r>
-        <w:rPr>
-          <w:rFonts w:ascii="Consolas" w:cs="Consolas" w:eastAsia="Consolas" w:hAnsi="Consolas"/>
-          <w:shd w:fill="F2F2F2" w:val="clear"/>
-        </w:rPr>
-        <w:t xml:space="preserve">F7</w:t>
-      </w:r>
-      <w:r>
-        <w:rPr>
-          <w:rFonts w:ascii="Yu Gothic" w:cs="Yu Gothic" w:eastAsia="Yu Gothic" w:hAnsi="Yu Gothic"/>
-        </w:rPr>
-        <w:t xml:space="preserve">（</w:t>
-      </w:r>
-      <w:r>
-        <w:rPr>
-          <w:rFonts w:ascii="Consolas" w:cs="Consolas" w:eastAsia="Consolas" w:hAnsi="Consolas"/>
-          <w:shd w:fill="F2F2F2" w:val="clear"/>
-        </w:rPr>
-        <w:t xml:space="preserve">?</w:t>
-      </w:r>
-      <w:r>
-        <w:rPr>
-          <w:rFonts w:ascii="Yu Gothic" w:cs="Yu Gothic" w:eastAsia="Yu Gothic" w:hAnsi="Yu Gothic"/>
-        </w:rPr>
-        <w:t xml:space="preserve">）を送ると、呼んでいた局がもう一度名乗ります</w:t>
+        <w:t xml:space="preserve">文字と文字の間が短すぎ、1 文字につながった</w:t>
+      </w:r>
+    </w:p>
+    <w:p>
+      <w:pPr>
+        <w:spacing w:after="160" w:line="330"/>
+      </w:pPr>
+      <w:r>
+        <w:rPr>
+          <w:rFonts w:ascii="Yu Gothic" w:cs="Yu Gothic" w:eastAsia="Yu Gothic" w:hAnsi="Yu Gothic"/>
+        </w:rPr>
+        <w:t xml:space="preserve">文字の間は短点 3 個分ほど止めるのが目安です。</w:t>
+      </w:r>
+    </w:p>
+    <w:p>
+      <w:pPr>
+        <w:pStyle w:val="Heading2"/>
+        <w:spacing w:after="150" w:before="340"/>
+      </w:pPr>
+      <w:r>
+        <w:rPr>
+          <w:rFonts w:ascii="Yu Gothic" w:cs="Yu Gothic" w:eastAsia="Yu Gothic" w:hAnsi="Yu Gothic"/>
+        </w:rPr>
+        <w:t xml:space="preserve">コンテストで誰も応答してくれない</w:t>
       </w:r>
     </w:p>
     <w:p>
@@ -13344,43 +13403,33 @@
         <w:rPr>
           <w:rFonts w:ascii="Yu Gothic" w:cs="Yu Gothic" w:eastAsia="Yu Gothic" w:hAnsi="Yu Gothic"/>
         </w:rPr>
-        <w:t xml:space="preserve">待たせすぎた局は諦めて去ります。</w:t>
+        <w:t xml:space="preserve">打ち込んだコールサインが、呼んでいる局のどれとも近くない可能性があります。</w:t>
       </w:r>
       <w:r>
         <w:rPr>
           <w:rFonts w:ascii="Consolas" w:cs="Consolas" w:eastAsia="Consolas" w:hAnsi="Consolas"/>
           <w:shd w:fill="F2F2F2" w:val="clear"/>
         </w:rPr>
-        <w:t xml:space="preserve">F1</w:t>
-      </w:r>
-      <w:r>
-        <w:rPr>
-          <w:rFonts w:ascii="Yu Gothic" w:cs="Yu Gothic" w:eastAsia="Yu Gothic" w:hAnsi="Yu Gothic"/>
-        </w:rPr>
-        <w:t xml:space="preserve"> で CQ を出し直してください</w:t>
-      </w:r>
-    </w:p>
-    <w:p>
-      <w:pPr>
-        <w:pStyle w:val="Heading2"/>
-        <w:spacing w:after="150" w:before="340"/>
-      </w:pPr>
-      <w:r>
-        <w:rPr>
-          <w:rFonts w:ascii="Yu Gothic" w:cs="Yu Gothic" w:eastAsia="Yu Gothic" w:hAnsi="Yu Gothic"/>
-        </w:rPr>
-        <w:t xml:space="preserve">設定や記録が消えた</w:t>
-      </w:r>
-    </w:p>
-    <w:p>
-      <w:pPr>
-        <w:spacing w:after="160" w:line="330"/>
-      </w:pPr>
-      <w:r>
-        <w:rPr>
-          <w:rFonts w:ascii="Yu Gothic" w:cs="Yu Gothic" w:eastAsia="Yu Gothic" w:hAnsi="Yu Gothic"/>
-        </w:rPr>
-        <w:t xml:space="preserve">設定と記録はブラウザの localStorage に保存されています。次の場合は消えます。</w:t>
+        <w:t xml:space="preserve">F7</w:t>
+      </w:r>
+      <w:r>
+        <w:rPr>
+          <w:rFonts w:ascii="Yu Gothic" w:cs="Yu Gothic" w:eastAsia="Yu Gothic" w:hAnsi="Yu Gothic"/>
+        </w:rPr>
+        <w:t xml:space="preserve">（</w:t>
+      </w:r>
+      <w:r>
+        <w:rPr>
+          <w:rFonts w:ascii="Consolas" w:cs="Consolas" w:eastAsia="Consolas" w:hAnsi="Consolas"/>
+          <w:shd w:fill="F2F2F2" w:val="clear"/>
+        </w:rPr>
+        <w:t xml:space="preserve">?</w:t>
+      </w:r>
+      <w:r>
+        <w:rPr>
+          <w:rFonts w:ascii="Yu Gothic" w:cs="Yu Gothic" w:eastAsia="Yu Gothic" w:hAnsi="Yu Gothic"/>
+        </w:rPr>
+        <w:t xml:space="preserve">）を送ると、呼んでいた局がもう一度名乗ります</w:t>
       </w:r>
     </w:p>
     <w:p>
@@ -13397,7 +13446,43 @@
         <w:rPr>
           <w:rFonts w:ascii="Yu Gothic" w:cs="Yu Gothic" w:eastAsia="Yu Gothic" w:hAnsi="Yu Gothic"/>
         </w:rPr>
-        <w:t xml:space="preserve">ブラウザの閲覧データ（サイトデータ・Cookie）を削除した</w:t>
+        <w:t xml:space="preserve">待たせすぎた局は諦めて去ります。</w:t>
+      </w:r>
+      <w:r>
+        <w:rPr>
+          <w:rFonts w:ascii="Consolas" w:cs="Consolas" w:eastAsia="Consolas" w:hAnsi="Consolas"/>
+          <w:shd w:fill="F2F2F2" w:val="clear"/>
+        </w:rPr>
+        <w:t xml:space="preserve">F1</w:t>
+      </w:r>
+      <w:r>
+        <w:rPr>
+          <w:rFonts w:ascii="Yu Gothic" w:cs="Yu Gothic" w:eastAsia="Yu Gothic" w:hAnsi="Yu Gothic"/>
+        </w:rPr>
+        <w:t xml:space="preserve"> で CQ を出し直してください</w:t>
+      </w:r>
+    </w:p>
+    <w:p>
+      <w:pPr>
+        <w:pStyle w:val="Heading2"/>
+        <w:spacing w:after="150" w:before="340"/>
+      </w:pPr>
+      <w:r>
+        <w:rPr>
+          <w:rFonts w:ascii="Yu Gothic" w:cs="Yu Gothic" w:eastAsia="Yu Gothic" w:hAnsi="Yu Gothic"/>
+        </w:rPr>
+        <w:t xml:space="preserve">設定や記録が消えた</w:t>
+      </w:r>
+    </w:p>
+    <w:p>
+      <w:pPr>
+        <w:spacing w:after="160" w:line="330"/>
+      </w:pPr>
+      <w:r>
+        <w:rPr>
+          <w:rFonts w:ascii="Yu Gothic" w:cs="Yu Gothic" w:eastAsia="Yu Gothic" w:hAnsi="Yu Gothic"/>
+        </w:rPr>
+        <w:t xml:space="preserve">設定と記録はブラウザの localStorage に保存されています。次の場合は消えます。</w:t>
       </w:r>
     </w:p>
     <w:p>
@@ -13414,7 +13499,7 @@
         <w:rPr>
           <w:rFonts w:ascii="Yu Gothic" w:cs="Yu Gothic" w:eastAsia="Yu Gothic" w:hAnsi="Yu Gothic"/>
         </w:rPr>
-        <w:t xml:space="preserve">プライベートブラウジング／シークレットウィンドウで使っている</w:t>
+        <w:t xml:space="preserve">ブラウザの閲覧データ（サイトデータ・Cookie）を削除した</w:t>
       </w:r>
     </w:p>
     <w:p>
@@ -13431,80 +13516,7 @@
         <w:rPr>
           <w:rFonts w:ascii="Yu Gothic" w:cs="Yu Gothic" w:eastAsia="Yu Gothic" w:hAnsi="Yu Gothic"/>
         </w:rPr>
-        <w:t xml:space="preserve">別のブラウザ、別の端末で開いた</w:t>
-      </w:r>
-    </w:p>
-    <w:p>
-      <w:pPr>
-        <w:spacing w:after="160" w:line="330"/>
-      </w:pPr>
-      <w:r>
-        <w:rPr>
-          <w:rFonts w:ascii="Yu Gothic" w:cs="Yu Gothic" w:eastAsia="Yu Gothic" w:hAnsi="Yu Gothic"/>
-        </w:rPr>
-        <w:t xml:space="preserve">「記録を書き出す」で残したファイルがあれば、「記録を読み込む」で復元できます。</w:t>
-      </w:r>
-    </w:p>
-    <w:p>
-      <w:pPr>
-        <w:pStyle w:val="Heading2"/>
-        <w:spacing w:after="150" w:before="340"/>
-      </w:pPr>
-      <w:r>
-        <w:rPr>
-          <w:rFonts w:ascii="Yu Gothic" w:cs="Yu Gothic" w:eastAsia="Yu Gothic" w:hAnsi="Yu Gothic"/>
-        </w:rPr>
-        <w:t xml:space="preserve">画面が窮屈で見づらい</w:t>
-      </w:r>
-    </w:p>
-    <w:p>
-      <w:pPr>
-        <w:spacing w:after="160" w:line="330"/>
-      </w:pPr>
-      <w:r>
-        <w:rPr>
-          <w:rFonts w:ascii="Yu Gothic" w:cs="Yu Gothic" w:eastAsia="Yu Gothic" w:hAnsi="Yu Gothic"/>
-        </w:rPr>
-        <w:t xml:space="preserve">パソコンでの利用を前提にした画面です。右 4 分の 1 をパドル欄が占めるため、ウィンドウの横幅を 1000 ピクセル以上にすると読みやすくなります。ブラウザの表示倍率を下げるのも有効です。</w:t>
-      </w:r>
-    </w:p>
-    <w:p>
-      <w:pPr>
-        <w:pStyle w:val="Heading2"/>
-        <w:spacing w:after="150" w:before="340"/>
-      </w:pPr>
-      <w:r>
-        <w:rPr>
-          <w:rFonts w:ascii="Yu Gothic" w:cs="Yu Gothic" w:eastAsia="Yu Gothic" w:hAnsi="Yu Gothic"/>
-        </w:rPr>
-        <w:t xml:space="preserve">音が途中で止まったまま動かない</w:t>
-      </w:r>
-    </w:p>
-    <w:p>
-      <w:pPr>
-        <w:spacing w:after="160" w:line="330"/>
-      </w:pPr>
-      <w:r>
-        <w:rPr>
-          <w:rFonts w:ascii="Yu Gothic" w:cs="Yu Gothic" w:eastAsia="Yu Gothic" w:hAnsi="Yu Gothic"/>
-        </w:rPr>
-        <w:t xml:space="preserve">一時停止したままになっていないか、画面上部のボタンを確認してください。「▶ 再開」と出ていれば一時停止中です。もう一度押すと続きから鳴ります。一時停止中は本文が少し暗くなります。</w:t>
-      </w:r>
-    </w:p>
-    <w:p>
-      <w:pPr>
-        <w:pStyle w:val="Heading1"/>
-        <w:pageBreakBefore/>
-        <w:pBdr>
-          <w:bottom w:val="single" w:color="BFBFBF" w:sz="6" w:space="6"/>
-        </w:pBdr>
-        <w:spacing w:after="240" w:before="0"/>
-      </w:pPr>
-      <w:r>
-        <w:rPr>
-          <w:rFonts w:ascii="Yu Gothic" w:cs="Yu Gothic" w:eastAsia="Yu Gothic" w:hAnsi="Yu Gothic"/>
-        </w:rPr>
-        <w:t xml:space="preserve">付録: このアプリについて</w:t>
+        <w:t xml:space="preserve">プライベートブラウジング／シークレットウィンドウで使っている</w:t>
       </w:r>
     </w:p>
     <w:p>
@@ -13521,7 +13533,80 @@
         <w:rPr>
           <w:rFonts w:ascii="Yu Gothic" w:cs="Yu Gothic" w:eastAsia="Yu Gothic" w:hAnsi="Yu Gothic"/>
         </w:rPr>
-        <w:t xml:space="preserve">動作環境: Web Audio API に対応したブラウザ（Chrome / Edge / Firefox / Safari）</w:t>
+        <w:t xml:space="preserve">別のブラウザ、別の端末で開いた</w:t>
+      </w:r>
+    </w:p>
+    <w:p>
+      <w:pPr>
+        <w:spacing w:after="160" w:line="330"/>
+      </w:pPr>
+      <w:r>
+        <w:rPr>
+          <w:rFonts w:ascii="Yu Gothic" w:cs="Yu Gothic" w:eastAsia="Yu Gothic" w:hAnsi="Yu Gothic"/>
+        </w:rPr>
+        <w:t xml:space="preserve">「記録を書き出す」で残したファイルがあれば、「記録を読み込む」で復元できます。</w:t>
+      </w:r>
+    </w:p>
+    <w:p>
+      <w:pPr>
+        <w:pStyle w:val="Heading2"/>
+        <w:spacing w:after="150" w:before="340"/>
+      </w:pPr>
+      <w:r>
+        <w:rPr>
+          <w:rFonts w:ascii="Yu Gothic" w:cs="Yu Gothic" w:eastAsia="Yu Gothic" w:hAnsi="Yu Gothic"/>
+        </w:rPr>
+        <w:t xml:space="preserve">画面が窮屈で見づらい</w:t>
+      </w:r>
+    </w:p>
+    <w:p>
+      <w:pPr>
+        <w:spacing w:after="160" w:line="330"/>
+      </w:pPr>
+      <w:r>
+        <w:rPr>
+          <w:rFonts w:ascii="Yu Gothic" w:cs="Yu Gothic" w:eastAsia="Yu Gothic" w:hAnsi="Yu Gothic"/>
+        </w:rPr>
+        <w:t xml:space="preserve">パソコンでの利用を前提にした画面です。右側をパドル欄が占めるため、ウィンドウの横幅を 1000 ピクセル以上にすると読みやすくなります。ブラウザの表示倍率を下げるのも有効です。</w:t>
+      </w:r>
+    </w:p>
+    <w:p>
+      <w:pPr>
+        <w:pStyle w:val="Heading2"/>
+        <w:spacing w:after="150" w:before="340"/>
+      </w:pPr>
+      <w:r>
+        <w:rPr>
+          <w:rFonts w:ascii="Yu Gothic" w:cs="Yu Gothic" w:eastAsia="Yu Gothic" w:hAnsi="Yu Gothic"/>
+        </w:rPr>
+        <w:t xml:space="preserve">音が途中で止まったまま動かない</w:t>
+      </w:r>
+    </w:p>
+    <w:p>
+      <w:pPr>
+        <w:spacing w:after="160" w:line="330"/>
+      </w:pPr>
+      <w:r>
+        <w:rPr>
+          <w:rFonts w:ascii="Yu Gothic" w:cs="Yu Gothic" w:eastAsia="Yu Gothic" w:hAnsi="Yu Gothic"/>
+        </w:rPr>
+        <w:t xml:space="preserve">一時停止したままになっていないか、画面上部のボタンを確認してください。「▶ 再開」と出ていれば一時停止中です。もう一度押すと続きから鳴ります。一時停止中は本文が少し暗くなります。</w:t>
+      </w:r>
+    </w:p>
+    <w:p>
+      <w:pPr>
+        <w:pStyle w:val="Heading1"/>
+        <w:pageBreakBefore/>
+        <w:pBdr>
+          <w:bottom w:val="single" w:color="BFBFBF" w:sz="6" w:space="6"/>
+        </w:pBdr>
+        <w:spacing w:after="240" w:before="0"/>
+      </w:pPr>
+      <w:r>
+        <w:rPr>
+          <w:rFonts w:ascii="Yu Gothic" w:cs="Yu Gothic" w:eastAsia="Yu Gothic" w:hAnsi="Yu Gothic"/>
+        </w:rPr>
+        <w:t xml:space="preserve">付録: このアプリについて</w:t>
       </w:r>
     </w:p>
     <w:p>
@@ -13538,7 +13623,7 @@
         <w:rPr>
           <w:rFonts w:ascii="Yu Gothic" w:cs="Yu Gothic" w:eastAsia="Yu Gothic" w:hAnsi="Yu Gothic"/>
         </w:rPr>
-        <w:t xml:space="preserve">通信: 一切行いません。設定と記録は端末内にのみ保存されます</w:t>
+        <w:t xml:space="preserve">動作環境: Web Audio API に対応したブラウザ（Chrome / Edge / Firefox / Safari）</w:t>
       </w:r>
     </w:p>
     <w:p>
@@ -13555,78 +13640,7 @@
         <w:rPr>
           <w:rFonts w:ascii="Yu Gothic" w:cs="Yu Gothic" w:eastAsia="Yu Gothic" w:hAnsi="Yu Gothic"/>
         </w:rPr>
-        <w:t xml:space="preserve">開き方は</w:t>
-      </w:r>
-      <w:r>
-        <w:rPr>
-          <w:rFonts w:ascii="Yu Gothic" w:cs="Yu Gothic" w:eastAsia="Yu Gothic" w:hAnsi="Yu Gothic"/>
-        </w:rPr>
-        <w:t xml:space="preserve">1. アプリを開く</w:t>
-      </w:r>
-      <w:r>
-        <w:rPr>
-          <w:rFonts w:ascii="Yu Gothic" w:cs="Yu Gothic" w:eastAsia="Yu Gothic" w:hAnsi="Yu Gothic"/>
-        </w:rPr>
-        <w:t xml:space="preserve">を参照してください</w:t>
-      </w:r>
-    </w:p>
-    <w:p>
-      <w:pPr>
-        <w:pStyle w:val="Heading2"/>
-        <w:spacing w:after="150" w:before="340"/>
-      </w:pPr>
-      <w:r>
-        <w:rPr>
-          <w:rFonts w:ascii="Yu Gothic" w:cs="Yu Gothic" w:eastAsia="Yu Gothic" w:hAnsi="Yu Gothic"/>
-        </w:rPr>
-        <w:t xml:space="preserve">品質確認について</w:t>
-      </w:r>
-    </w:p>
-    <w:p>
-      <w:pPr>
-        <w:spacing w:after="160" w:line="330"/>
-      </w:pPr>
-      <w:r>
-        <w:rPr>
-          <w:rFonts w:ascii="Yu Gothic" w:cs="Yu Gothic" w:eastAsia="Yu Gothic" w:hAnsi="Yu Gothic"/>
-        </w:rPr>
-        <w:t xml:space="preserve">この説明書に書いてある操作は、実際のブラウザを自動操作する試験（</w:t>
-      </w:r>
-      <w:r>
-        <w:rPr>
-          <w:rFonts w:ascii="Consolas" w:cs="Consolas" w:eastAsia="Consolas" w:hAnsi="Consolas"/>
-          <w:shd w:fill="F2F2F2" w:val="clear"/>
-        </w:rPr>
-        <w:t xml:space="preserve">tests/e2e/</w:t>
-      </w:r>
-      <w:r>
-        <w:rPr>
-          <w:rFonts w:ascii="Yu Gothic" w:cs="Yu Gothic" w:eastAsia="Yu Gothic" w:hAnsi="Yu Gothic"/>
-        </w:rPr>
-        <w:t xml:space="preserve">）で一通り動作を確認しています。公開ページに対しても同じ試験を実行できるようになっているので、「説明書どおりに操作したのに動かない」という状態は起きにくいはずです。手順は</w:t>
-      </w:r>
-      <w:r>
-        <w:rPr>
-          <w:rFonts w:ascii="Yu Gothic" w:cs="Yu Gothic" w:eastAsia="Yu Gothic" w:hAnsi="Yu Gothic"/>
-        </w:rPr>
-        <w:t xml:space="preserve">README</w:t>
-      </w:r>
-      <w:r>
-        <w:rPr>
-          <w:rFonts w:ascii="Yu Gothic" w:cs="Yu Gothic" w:eastAsia="Yu Gothic" w:hAnsi="Yu Gothic"/>
-        </w:rPr>
-        <w:t xml:space="preserve"> を参照してください。</w:t>
-      </w:r>
-    </w:p>
-    <w:p>
-      <w:pPr>
-        <w:spacing w:after="160" w:line="330"/>
-      </w:pPr>
-      <w:r>
-        <w:rPr>
-          <w:rFonts w:ascii="Yu Gothic" w:cs="Yu Gothic" w:eastAsia="Yu Gothic" w:hAnsi="Yu Gothic"/>
-        </w:rPr>
-        <w:t xml:space="preserve">着想元:</w:t>
+        <w:t xml:space="preserve">通信: 一切行いません。設定と記録は端末内にのみ保存されます</w:t>
       </w:r>
     </w:p>
     <w:p>
@@ -13639,7 +13653,95 @@
         <w:spacing w:after="90" w:line="320"/>
         <w:ind w:left="640" w:hanging="300"/>
       </w:pPr>
-      <w:hyperlink w:history="1" r:id="rIdrrs6mw_qn9lyczdpnpqto">
+      <w:r>
+        <w:rPr>
+          <w:rFonts w:ascii="Yu Gothic" w:cs="Yu Gothic" w:eastAsia="Yu Gothic" w:hAnsi="Yu Gothic"/>
+        </w:rPr>
+        <w:t xml:space="preserve">開き方は</w:t>
+      </w:r>
+      <w:r>
+        <w:rPr>
+          <w:rFonts w:ascii="Yu Gothic" w:cs="Yu Gothic" w:eastAsia="Yu Gothic" w:hAnsi="Yu Gothic"/>
+        </w:rPr>
+        <w:t xml:space="preserve">1. アプリを開く</w:t>
+      </w:r>
+      <w:r>
+        <w:rPr>
+          <w:rFonts w:ascii="Yu Gothic" w:cs="Yu Gothic" w:eastAsia="Yu Gothic" w:hAnsi="Yu Gothic"/>
+        </w:rPr>
+        <w:t xml:space="preserve">を参照してください</w:t>
+      </w:r>
+    </w:p>
+    <w:p>
+      <w:pPr>
+        <w:pStyle w:val="Heading2"/>
+        <w:spacing w:after="150" w:before="340"/>
+      </w:pPr>
+      <w:r>
+        <w:rPr>
+          <w:rFonts w:ascii="Yu Gothic" w:cs="Yu Gothic" w:eastAsia="Yu Gothic" w:hAnsi="Yu Gothic"/>
+        </w:rPr>
+        <w:t xml:space="preserve">品質確認について</w:t>
+      </w:r>
+    </w:p>
+    <w:p>
+      <w:pPr>
+        <w:spacing w:after="160" w:line="330"/>
+      </w:pPr>
+      <w:r>
+        <w:rPr>
+          <w:rFonts w:ascii="Yu Gothic" w:cs="Yu Gothic" w:eastAsia="Yu Gothic" w:hAnsi="Yu Gothic"/>
+        </w:rPr>
+        <w:t xml:space="preserve">この説明書に書いてある操作は、実際のブラウザを自動操作する試験（</w:t>
+      </w:r>
+      <w:r>
+        <w:rPr>
+          <w:rFonts w:ascii="Consolas" w:cs="Consolas" w:eastAsia="Consolas" w:hAnsi="Consolas"/>
+          <w:shd w:fill="F2F2F2" w:val="clear"/>
+        </w:rPr>
+        <w:t xml:space="preserve">tests/e2e/</w:t>
+      </w:r>
+      <w:r>
+        <w:rPr>
+          <w:rFonts w:ascii="Yu Gothic" w:cs="Yu Gothic" w:eastAsia="Yu Gothic" w:hAnsi="Yu Gothic"/>
+        </w:rPr>
+        <w:t xml:space="preserve">）で一通り動作を確認しています。公開ページに対しても同じ試験を実行できるようになっているので、「説明書どおりに操作したのに動かない」という状態は起きにくいはずです。手順は</w:t>
+      </w:r>
+      <w:r>
+        <w:rPr>
+          <w:rFonts w:ascii="Yu Gothic" w:cs="Yu Gothic" w:eastAsia="Yu Gothic" w:hAnsi="Yu Gothic"/>
+        </w:rPr>
+        <w:t xml:space="preserve">README</w:t>
+      </w:r>
+      <w:r>
+        <w:rPr>
+          <w:rFonts w:ascii="Yu Gothic" w:cs="Yu Gothic" w:eastAsia="Yu Gothic" w:hAnsi="Yu Gothic"/>
+        </w:rPr>
+        <w:t xml:space="preserve"> を参照してください。</w:t>
+      </w:r>
+    </w:p>
+    <w:p>
+      <w:pPr>
+        <w:spacing w:after="160" w:line="330"/>
+      </w:pPr>
+      <w:r>
+        <w:rPr>
+          <w:rFonts w:ascii="Yu Gothic" w:cs="Yu Gothic" w:eastAsia="Yu Gothic" w:hAnsi="Yu Gothic"/>
+        </w:rPr>
+        <w:t xml:space="preserve">着想元:</w:t>
+      </w:r>
+    </w:p>
+    <w:p>
+      <w:pPr>
+        <w:pStyle w:val="ListParagraph"/>
+        <w:numPr>
+          <w:ilvl w:val="0"/>
+          <w:numId w:val="1"/>
+        </w:numPr>
+        <w:spacing w:after="90" w:line="320"/>
+        <w:ind w:left="640" w:hanging="300"/>
+      </w:pPr>
+      <w:hyperlink w:history="1" r:id="rIddpq-f9z1qkr7es0nrptxy">
         <w:r>
           <w:rPr>
             <w:rFonts w:ascii="Yu Gothic" w:cs="Yu Gothic" w:eastAsia="Yu Gothic" w:hAnsi="Yu Gothic"/>
@@ -13666,7 +13768,7 @@
         <w:spacing w:after="90" w:line="320"/>
         <w:ind w:left="640" w:hanging="300"/>
       </w:pPr>
-      <w:hyperlink w:history="1" r:id="rId76nhxzmb09ld_8jqn0fgi">
+      <w:hyperlink w:history="1" r:id="rIdzqwvx-s8n0krgo71omtez">
         <w:r>
           <w:rPr>
             <w:rFonts w:ascii="Yu Gothic" w:cs="Yu Gothic" w:eastAsia="Yu Gothic" w:hAnsi="Yu Gothic"/>

--- a/docs/CW交信トレーニング_使い方説明書.docx
+++ b/docs/CW交信トレーニング_使い方説明書.docx
@@ -6170,6 +6170,385 @@
           <w:rFonts w:ascii="Yu Gothic" w:cs="Yu Gothic" w:eastAsia="Yu Gothic" w:hAnsi="Yu Gothic"/>
         </w:rPr>
         <w:t xml:space="preserve">WPX と HST は条件と時間が規定で固定されるため、設定欄が変更できなくなります。</w:t>
+      </w:r>
+    </w:p>
+    <w:p>
+      <w:pPr>
+        <w:pStyle w:val="Heading2"/>
+        <w:spacing w:after="150" w:before="340"/>
+      </w:pPr>
+      <w:r>
+        <w:rPr>
+          <w:rFonts w:ascii="Yu Gothic" w:cs="Yu Gothic" w:eastAsia="Yu Gothic" w:hAnsi="Yu Gothic"/>
+        </w:rPr>
+        <w:t xml:space="preserve">相手局の速度</w:t>
+      </w:r>
+    </w:p>
+    <w:p>
+      <w:pPr>
+        <w:spacing w:after="160" w:line="330"/>
+      </w:pPr>
+      <w:r>
+        <w:rPr>
+          <w:rFonts w:ascii="Yu Gothic" w:cs="Yu Gothic" w:eastAsia="Yu Gothic" w:hAnsi="Yu Gothic"/>
+        </w:rPr>
+        <w:t xml:space="preserve">呼んでくる局がどれくらいの速さで打つかを、自局の速度とは別に決められます。</w:t>
+      </w:r>
+    </w:p>
+    <w:tbl>
+      <w:tblPr>
+        <w:tblW w:type="dxa" w:w="9638"/>
+        <w:tblBorders>
+          <w:top w:val="single" w:color="BFBFBF" w:sz="4"/>
+          <w:left w:val="single" w:color="BFBFBF" w:sz="4"/>
+          <w:bottom w:val="single" w:color="BFBFBF" w:sz="4"/>
+          <w:right w:val="single" w:color="BFBFBF" w:sz="4"/>
+          <w:insideH w:val="single" w:color="BFBFBF" w:sz="2"/>
+          <w:insideV w:val="single" w:color="BFBFBF" w:sz="2"/>
+        </w:tblBorders>
+      </w:tblPr>
+      <w:tblGrid>
+        <w:gridCol w:w="2650"/>
+        <w:gridCol w:w="1205"/>
+        <w:gridCol w:w="5783"/>
+      </w:tblGrid>
+      <w:tr>
+        <w:trPr>
+          <w:tblHeader/>
+        </w:trPr>
+        <w:tc>
+          <w:tcPr>
+            <w:tcW w:type="dxa" w:w="2650"/>
+            <w:shd w:fill="EDE7DA" w:val="clear"/>
+            <w:tcMar>
+              <w:top w:type="dxa" w:w="60"/>
+              <w:left w:type="dxa" w:w="110"/>
+              <w:bottom w:type="dxa" w:w="60"/>
+              <w:right w:type="dxa" w:w="110"/>
+            </w:tcMar>
+          </w:tcPr>
+          <w:p>
+            <w:pPr>
+              <w:spacing w:after="0" w:before="0"/>
+            </w:pPr>
+            <w:r>
+              <w:rPr>
+                <w:rFonts w:ascii="Yu Gothic" w:cs="Yu Gothic" w:eastAsia="Yu Gothic" w:hAnsi="Yu Gothic"/>
+                <w:b/>
+                <w:bCs/>
+              </w:rPr>
+              <w:t xml:space="preserve">設定</w:t>
+            </w:r>
+          </w:p>
+        </w:tc>
+        <w:tc>
+          <w:tcPr>
+            <w:tcW w:type="dxa" w:w="1205"/>
+            <w:shd w:fill="EDE7DA" w:val="clear"/>
+            <w:tcMar>
+              <w:top w:type="dxa" w:w="60"/>
+              <w:left w:type="dxa" w:w="110"/>
+              <w:bottom w:type="dxa" w:w="60"/>
+              <w:right w:type="dxa" w:w="110"/>
+            </w:tcMar>
+          </w:tcPr>
+          <w:p>
+            <w:pPr>
+              <w:spacing w:after="0" w:before="0"/>
+            </w:pPr>
+            <w:r>
+              <w:rPr>
+                <w:rFonts w:ascii="Yu Gothic" w:cs="Yu Gothic" w:eastAsia="Yu Gothic" w:hAnsi="Yu Gothic"/>
+                <w:b/>
+                <w:bCs/>
+              </w:rPr>
+              <w:t xml:space="preserve">範囲</w:t>
+            </w:r>
+          </w:p>
+        </w:tc>
+        <w:tc>
+          <w:tcPr>
+            <w:tcW w:type="dxa" w:w="5783"/>
+            <w:shd w:fill="EDE7DA" w:val="clear"/>
+            <w:tcMar>
+              <w:top w:type="dxa" w:w="60"/>
+              <w:left w:type="dxa" w:w="110"/>
+              <w:bottom w:type="dxa" w:w="60"/>
+              <w:right w:type="dxa" w:w="110"/>
+            </w:tcMar>
+          </w:tcPr>
+          <w:p>
+            <w:pPr>
+              <w:spacing w:after="0" w:before="0"/>
+            </w:pPr>
+            <w:r>
+              <w:rPr>
+                <w:rFonts w:ascii="Yu Gothic" w:cs="Yu Gothic" w:eastAsia="Yu Gothic" w:hAnsi="Yu Gothic"/>
+                <w:b/>
+                <w:bCs/>
+              </w:rPr>
+              <w:t xml:space="preserve">内容</w:t>
+            </w:r>
+          </w:p>
+        </w:tc>
+      </w:tr>
+      <w:tr>
+        <w:trPr>
+          <w:tblHeader w:val="false"/>
+        </w:trPr>
+        <w:tc>
+          <w:tcPr>
+            <w:tcW w:type="dxa" w:w="2650"/>
+            <w:tcMar>
+              <w:top w:type="dxa" w:w="60"/>
+              <w:left w:type="dxa" w:w="110"/>
+              <w:bottom w:type="dxa" w:w="60"/>
+              <w:right w:type="dxa" w:w="110"/>
+            </w:tcMar>
+          </w:tcPr>
+          <w:p>
+            <w:pPr>
+              <w:spacing w:after="0" w:before="0"/>
+            </w:pPr>
+            <w:r>
+              <w:rPr>
+                <w:rFonts w:ascii="Yu Gothic" w:cs="Yu Gothic" w:eastAsia="Yu Gothic" w:hAnsi="Yu Gothic"/>
+              </w:rPr>
+              <w:t xml:space="preserve">相手局の速度</w:t>
+            </w:r>
+          </w:p>
+        </w:tc>
+        <w:tc>
+          <w:tcPr>
+            <w:tcW w:type="dxa" w:w="1205"/>
+            <w:tcMar>
+              <w:top w:type="dxa" w:w="60"/>
+              <w:left w:type="dxa" w:w="110"/>
+              <w:bottom w:type="dxa" w:w="60"/>
+              <w:right w:type="dxa" w:w="110"/>
+            </w:tcMar>
+          </w:tcPr>
+          <w:p>
+            <w:pPr>
+              <w:spacing w:after="0" w:before="0"/>
+            </w:pPr>
+            <w:r>
+              <w:rPr>
+                <w:rFonts w:ascii="Yu Gothic" w:cs="Yu Gothic" w:eastAsia="Yu Gothic" w:hAnsi="Yu Gothic"/>
+              </w:rPr>
+              <w:t xml:space="preserve">10〜45 WPM</w:t>
+            </w:r>
+          </w:p>
+        </w:tc>
+        <w:tc>
+          <w:tcPr>
+            <w:tcW w:type="dxa" w:w="5783"/>
+            <w:tcMar>
+              <w:top w:type="dxa" w:w="60"/>
+              <w:left w:type="dxa" w:w="110"/>
+              <w:bottom w:type="dxa" w:w="60"/>
+              <w:right w:type="dxa" w:w="110"/>
+            </w:tcMar>
+          </w:tcPr>
+          <w:p>
+            <w:pPr>
+              <w:spacing w:after="0" w:before="0"/>
+            </w:pPr>
+            <w:r>
+              <w:rPr>
+                <w:rFonts w:ascii="Yu Gothic" w:cs="Yu Gothic" w:eastAsia="Yu Gothic" w:hAnsi="Yu Gothic"/>
+              </w:rPr>
+              <w:t xml:space="preserve">呼んでくる局の速度の基準</w:t>
+            </w:r>
+          </w:p>
+        </w:tc>
+      </w:tr>
+      <w:tr>
+        <w:trPr>
+          <w:tblHeader w:val="false"/>
+        </w:trPr>
+        <w:tc>
+          <w:tcPr>
+            <w:tcW w:type="dxa" w:w="2650"/>
+            <w:tcMar>
+              <w:top w:type="dxa" w:w="60"/>
+              <w:left w:type="dxa" w:w="110"/>
+              <w:bottom w:type="dxa" w:w="60"/>
+              <w:right w:type="dxa" w:w="110"/>
+            </w:tcMar>
+          </w:tcPr>
+          <w:p>
+            <w:pPr>
+              <w:spacing w:after="0" w:before="0"/>
+            </w:pPr>
+            <w:r>
+              <w:rPr>
+                <w:rFonts w:ascii="Yu Gothic" w:cs="Yu Gothic" w:eastAsia="Yu Gothic" w:hAnsi="Yu Gothic"/>
+              </w:rPr>
+              <w:t xml:space="preserve">相手局の速度のばらつき</w:t>
+            </w:r>
+          </w:p>
+        </w:tc>
+        <w:tc>
+          <w:tcPr>
+            <w:tcW w:type="dxa" w:w="1205"/>
+            <w:tcMar>
+              <w:top w:type="dxa" w:w="60"/>
+              <w:left w:type="dxa" w:w="110"/>
+              <w:bottom w:type="dxa" w:w="60"/>
+              <w:right w:type="dxa" w:w="110"/>
+            </w:tcMar>
+          </w:tcPr>
+          <w:p>
+            <w:pPr>
+              <w:spacing w:after="0" w:before="0"/>
+            </w:pPr>
+            <w:r>
+              <w:rPr>
+                <w:rFonts w:ascii="Yu Gothic" w:cs="Yu Gothic" w:eastAsia="Yu Gothic" w:hAnsi="Yu Gothic"/>
+              </w:rPr>
+              <w:t xml:space="preserve">0〜±12 WPM</w:t>
+            </w:r>
+          </w:p>
+        </w:tc>
+        <w:tc>
+          <w:tcPr>
+            <w:tcW w:type="dxa" w:w="5783"/>
+            <w:tcMar>
+              <w:top w:type="dxa" w:w="60"/>
+              <w:left w:type="dxa" w:w="110"/>
+              <w:bottom w:type="dxa" w:w="60"/>
+              <w:right w:type="dxa" w:w="110"/>
+            </w:tcMar>
+          </w:tcPr>
+          <w:p>
+            <w:pPr>
+              <w:spacing w:after="0" w:before="0"/>
+            </w:pPr>
+            <w:r>
+              <w:rPr>
+                <w:rFonts w:ascii="Yu Gothic" w:cs="Yu Gothic" w:eastAsia="Yu Gothic" w:hAnsi="Yu Gothic"/>
+              </w:rPr>
+              <w:t xml:space="preserve">局ごとの散らばり。0 にすると全局が同じ速度になります</w:t>
+            </w:r>
+          </w:p>
+        </w:tc>
+      </w:tr>
+    </w:tbl>
+    <w:p>
+      <w:pPr>
+        <w:spacing w:after="220"/>
+      </w:pPr>
+    </w:p>
+    <w:p>
+      <w:pPr>
+        <w:spacing w:after="160" w:line="330"/>
+      </w:pPr>
+      <w:r>
+        <w:rPr>
+          <w:rFonts w:ascii="Yu Gothic" w:cs="Yu Gothic" w:eastAsia="Yu Gothic" w:hAnsi="Yu Gothic"/>
+        </w:rPr>
+        <w:t xml:space="preserve">はじめは</w:t>
+      </w:r>
+      <w:r>
+        <w:rPr>
+          <w:rFonts w:ascii="Yu Gothic" w:cs="Yu Gothic" w:eastAsia="Yu Gothic" w:hAnsi="Yu Gothic"/>
+          <w:b/>
+          <w:bCs/>
+        </w:rPr>
+        <w:t xml:space="preserve">ばらつきを 0 にして、確実に取れる速度</w:t>
+      </w:r>
+      <w:r>
+        <w:rPr>
+          <w:rFonts w:ascii="Yu Gothic" w:cs="Yu Gothic" w:eastAsia="Yu Gothic" w:hAnsi="Yu Gothic"/>
+        </w:rPr>
+        <w:t xml:space="preserve">から始めてください。取れるようになったら基準を 1〜2 WPM ずつ上げ、慣れてきたらばらつきを付けて「速い局も遅い局も混ざる」実戦に近い状態にします。</w:t>
+      </w:r>
+    </w:p>
+    <w:p>
+      <w:pPr>
+        <w:spacing w:after="160" w:line="330"/>
+      </w:pPr>
+      <w:r>
+        <w:rPr>
+          <w:rFonts w:ascii="Yu Gothic" w:cs="Yu Gothic" w:eastAsia="Yu Gothic" w:hAnsi="Yu Gothic"/>
+        </w:rPr>
+        <w:t xml:space="preserve">自局速度（</w:t>
+      </w:r>
+      <w:r>
+        <w:rPr>
+          <w:rFonts w:ascii="Consolas" w:cs="Consolas" w:eastAsia="Consolas" w:hAnsi="Consolas"/>
+          <w:shd w:fill="F2F2F2" w:val="clear"/>
+        </w:rPr>
+        <w:t xml:space="preserve">PgUp</w:t>
+      </w:r>
+      <w:r>
+        <w:rPr>
+          <w:rFonts w:ascii="Yu Gothic" w:cs="Yu Gothic" w:eastAsia="Yu Gothic" w:hAnsi="Yu Gothic"/>
+        </w:rPr>
+        <w:t xml:space="preserve"> / </w:t>
+      </w:r>
+      <w:r>
+        <w:rPr>
+          <w:rFonts w:ascii="Consolas" w:cs="Consolas" w:eastAsia="Consolas" w:hAnsi="Consolas"/>
+          <w:shd w:fill="F2F2F2" w:val="clear"/>
+        </w:rPr>
+        <w:t xml:space="preserve">PgDn</w:t>
+      </w:r>
+      <w:r>
+        <w:rPr>
+          <w:rFonts w:ascii="Yu Gothic" w:cs="Yu Gothic" w:eastAsia="Yu Gothic" w:hAnsi="Yu Gothic"/>
+        </w:rPr>
+        <w:t xml:space="preserve">）とは独立しています。相手が 30 WPM で打ってきても、自分は 18 WPM で返して構いません。実際の交信でもよくあることです。</w:t>
+      </w:r>
+    </w:p>
+    <w:p>
+      <w:pPr>
+        <w:spacing w:after="160" w:line="330"/>
+      </w:pPr>
+      <w:r>
+        <w:rPr>
+          <w:rFonts w:ascii="Yu Gothic" w:cs="Yu Gothic" w:eastAsia="Yu Gothic" w:hAnsi="Yu Gothic"/>
+        </w:rPr>
+        <w:t xml:space="preserve">運用中に変えても構いません。ただし</w:t>
+      </w:r>
+      <w:r>
+        <w:rPr>
+          <w:rFonts w:ascii="Yu Gothic" w:cs="Yu Gothic" w:eastAsia="Yu Gothic" w:hAnsi="Yu Gothic"/>
+          <w:b/>
+          <w:bCs/>
+        </w:rPr>
+        <w:t xml:space="preserve">すでに呼んでいる局の速度は変わりません</w:t>
+      </w:r>
+      <w:r>
+        <w:rPr>
+          <w:rFonts w:ascii="Yu Gothic" w:cs="Yu Gothic" w:eastAsia="Yu Gothic" w:hAnsi="Yu Gothic"/>
+        </w:rPr>
+        <w:t xml:space="preserve">。次に </w:t>
+      </w:r>
+      <w:r>
+        <w:rPr>
+          <w:rFonts w:ascii="Consolas" w:cs="Consolas" w:eastAsia="Consolas" w:hAnsi="Consolas"/>
+          <w:shd w:fill="F2F2F2" w:val="clear"/>
+        </w:rPr>
+        <w:t xml:space="preserve">F1</w:t>
+      </w:r>
+      <w:r>
+        <w:rPr>
+          <w:rFonts w:ascii="Yu Gothic" w:cs="Yu Gothic" w:eastAsia="Yu Gothic" w:hAnsi="Yu Gothic"/>
+        </w:rPr>
+        <w:t xml:space="preserve"> で CQ を出したところから、新しい速度の局が現れます。実際の交信でも相手の手を変えることはできない、という考え方に合わせています。</w:t>
+      </w:r>
+    </w:p>
+    <w:p>
+      <w:pPr>
+        <w:spacing w:after="160" w:line="330"/>
+      </w:pPr>
+      <w:r>
+        <w:rPr>
+          <w:rFonts w:ascii="Yu Gothic" w:cs="Yu Gothic" w:eastAsia="Yu Gothic" w:hAnsi="Yu Gothic"/>
+        </w:rPr>
+        <w:t xml:space="preserve">HST 競技では規定で全局の速度がそろうため、ばらつきは変更できません。</w:t>
       </w:r>
     </w:p>
     <w:p>
@@ -13741,7 +14120,7 @@
         <w:spacing w:after="90" w:line="320"/>
         <w:ind w:left="640" w:hanging="300"/>
       </w:pPr>
-      <w:hyperlink w:history="1" r:id="rIddpq-f9z1qkr7es0nrptxy">
+      <w:hyperlink w:history="1" r:id="rIdrdnqnxnptvwhb0mtm--7b">
         <w:r>
           <w:rPr>
             <w:rFonts w:ascii="Yu Gothic" w:cs="Yu Gothic" w:eastAsia="Yu Gothic" w:hAnsi="Yu Gothic"/>
@@ -13768,7 +14147,7 @@
         <w:spacing w:after="90" w:line="320"/>
         <w:ind w:left="640" w:hanging="300"/>
       </w:pPr>
-      <w:hyperlink w:history="1" r:id="rIdzqwvx-s8n0krgo71omtez">
+      <w:hyperlink w:history="1" r:id="rIdoofwyob6tzjzvrecogwfy">
         <w:r>
           <w:rPr>
             <w:rFonts w:ascii="Yu Gothic" w:cs="Yu Gothic" w:eastAsia="Yu Gothic" w:hAnsi="Yu Gothic"/>

--- a/docs/CW交信トレーニング_使い方説明書.docx
+++ b/docs/CW交信トレーニング_使い方説明書.docx
@@ -1007,29 +1007,12 @@
         <w:rPr>
           <w:rFonts w:ascii="Yu Gothic" w:cs="Yu Gothic" w:eastAsia="Yu Gothic" w:hAnsi="Yu Gothic"/>
         </w:rPr>
-        <w:t xml:space="preserve">スマートフォン・タブレットで使う</w:t>
+        <w:t xml:space="preserve">画面の大きさについて</w:t>
       </w:r>
     </w:p>
     <w:p>
       <w:pPr>
         <w:spacing w:after="160" w:line="330"/>
-      </w:pPr>
-      <w:r>
-        <w:rPr>
-          <w:rFonts w:ascii="Yu Gothic" w:cs="Yu Gothic" w:eastAsia="Yu Gothic" w:hAnsi="Yu Gothic"/>
-        </w:rPr>
-        <w:t xml:space="preserve">方法 A の URL をそのまま開けば使えます。画面幅に合わせて表示が変わります。</w:t>
-      </w:r>
-    </w:p>
-    <w:p>
-      <w:pPr>
-        <w:pStyle w:val="ListParagraph"/>
-        <w:numPr>
-          <w:ilvl w:val="0"/>
-          <w:numId w:val="1"/>
-        </w:numPr>
-        <w:spacing w:after="90" w:line="320"/>
-        <w:ind w:left="640" w:hanging="300"/>
       </w:pPr>
       <w:r>
         <w:rPr>
@@ -1037,38 +1020,13 @@
           <w:b/>
           <w:bCs/>
         </w:rPr>
-        <w:t xml:space="preserve">iPhone / iPad（Safari）</w:t>
-      </w:r>
-      <w:r>
-        <w:rPr>
-          <w:rFonts w:ascii="Yu Gothic" w:cs="Yu Gothic" w:eastAsia="Yu Gothic" w:hAnsi="Yu Gothic"/>
-        </w:rPr>
-        <w:t xml:space="preserve"> — 共有ボタン → 「ホーム画面に追加」でアプリのように起動できます</w:t>
-      </w:r>
-    </w:p>
-    <w:p>
-      <w:pPr>
-        <w:pStyle w:val="ListParagraph"/>
-        <w:numPr>
-          <w:ilvl w:val="0"/>
-          <w:numId w:val="1"/>
-        </w:numPr>
-        <w:spacing w:after="90" w:line="320"/>
-        <w:ind w:left="640" w:hanging="300"/>
-      </w:pPr>
-      <w:r>
-        <w:rPr>
-          <w:rFonts w:ascii="Yu Gothic" w:cs="Yu Gothic" w:eastAsia="Yu Gothic" w:hAnsi="Yu Gothic"/>
-          <w:b/>
-          <w:bCs/>
-        </w:rPr>
-        <w:t xml:space="preserve">Android（Chrome）</w:t>
-      </w:r>
-      <w:r>
-        <w:rPr>
-          <w:rFonts w:ascii="Yu Gothic" w:cs="Yu Gothic" w:eastAsia="Yu Gothic" w:hAnsi="Yu Gothic"/>
-        </w:rPr>
-        <w:t xml:space="preserve"> — メニュー → 「ホーム画面に追加」</w:t>
+        <w:t xml:space="preserve">パソコンでの利用を前提にしています。</w:t>
+      </w:r>
+      <w:r>
+        <w:rPr>
+          <w:rFonts w:ascii="Yu Gothic" w:cs="Yu Gothic" w:eastAsia="Yu Gothic" w:hAnsi="Yu Gothic"/>
+        </w:rPr>
+        <w:t xml:space="preserve">画面の右側をパドル欄に固定して常に出しているため、横幅は 1000 ピクセル以上あると快適です。</w:t>
       </w:r>
     </w:p>
     <w:p>
@@ -1079,7 +1037,7 @@
         <w:rPr>
           <w:rFonts w:ascii="Yu Gothic" w:cs="Yu Gothic" w:eastAsia="Yu Gothic" w:hAnsi="Yu Gothic"/>
         </w:rPr>
-        <w:t xml:space="preserve">コンテスト運用のように情報量の多い画面は、横向きのほうが見やすくなります。パドル送信はタッチでも打てます（パッドの左半分が短点、右半分が長点）。</w:t>
+        <w:t xml:space="preserve">スマートフォンやタブレットでも開けますが、表示の切り替えは持っていません。狭い画面では本文が窮屈になります。</w:t>
       </w:r>
     </w:p>
     <w:p>
@@ -2361,8 +2319,8 @@
         </w:tblBorders>
       </w:tblPr>
       <w:tblGrid>
-        <w:gridCol w:w="1512"/>
-        <w:gridCol w:w="8126"/>
+        <w:gridCol w:w="1797"/>
+        <w:gridCol w:w="7841"/>
       </w:tblGrid>
       <w:tr>
         <w:trPr>
@@ -2370,7 +2328,7 @@
         </w:trPr>
         <w:tc>
           <w:tcPr>
-            <w:tcW w:type="dxa" w:w="1512"/>
+            <w:tcW w:type="dxa" w:w="1797"/>
             <w:shd w:fill="EDE7DA" w:val="clear"/>
             <w:tcMar>
               <w:top w:type="dxa" w:w="60"/>
@@ -2395,7 +2353,7 @@
         </w:tc>
         <w:tc>
           <w:tcPr>
-            <w:tcW w:type="dxa" w:w="8126"/>
+            <w:tcW w:type="dxa" w:w="7841"/>
             <w:shd w:fill="EDE7DA" w:val="clear"/>
             <w:tcMar>
               <w:top w:type="dxa" w:w="60"/>
@@ -2425,7 +2383,7 @@
         </w:trPr>
         <w:tc>
           <w:tcPr>
-            <w:tcW w:type="dxa" w:w="1512"/>
+            <w:tcW w:type="dxa" w:w="1797"/>
             <w:tcMar>
               <w:top w:type="dxa" w:w="60"/>
               <w:left w:type="dxa" w:w="110"/>
@@ -2447,7 +2405,7 @@
         </w:tc>
         <w:tc>
           <w:tcPr>
-            <w:tcW w:type="dxa" w:w="8126"/>
+            <w:tcW w:type="dxa" w:w="7841"/>
             <w:tcMar>
               <w:top w:type="dxa" w:w="60"/>
               <w:left w:type="dxa" w:w="110"/>
@@ -2474,7 +2432,7 @@
         </w:trPr>
         <w:tc>
           <w:tcPr>
-            <w:tcW w:type="dxa" w:w="1512"/>
+            <w:tcW w:type="dxa" w:w="1797"/>
             <w:tcMar>
               <w:top w:type="dxa" w:w="60"/>
               <w:left w:type="dxa" w:w="110"/>
@@ -2496,7 +2454,7 @@
         </w:tc>
         <w:tc>
           <w:tcPr>
-            <w:tcW w:type="dxa" w:w="8126"/>
+            <w:tcW w:type="dxa" w:w="7841"/>
             <w:tcMar>
               <w:top w:type="dxa" w:w="60"/>
               <w:left w:type="dxa" w:w="110"/>
@@ -2523,7 +2481,7 @@
         </w:trPr>
         <w:tc>
           <w:tcPr>
-            <w:tcW w:type="dxa" w:w="1512"/>
+            <w:tcW w:type="dxa" w:w="1797"/>
             <w:tcMar>
               <w:top w:type="dxa" w:w="60"/>
               <w:left w:type="dxa" w:w="110"/>
@@ -2545,7 +2503,7 @@
         </w:tc>
         <w:tc>
           <w:tcPr>
-            <w:tcW w:type="dxa" w:w="8126"/>
+            <w:tcW w:type="dxa" w:w="7841"/>
             <w:tcMar>
               <w:top w:type="dxa" w:w="60"/>
               <w:left w:type="dxa" w:w="110"/>
@@ -2572,45 +2530,94 @@
         </w:trPr>
         <w:tc>
           <w:tcPr>
-            <w:tcW w:type="dxa" w:w="1512"/>
-            <w:tcMar>
-              <w:top w:type="dxa" w:w="60"/>
-              <w:left w:type="dxa" w:w="110"/>
-              <w:bottom w:type="dxa" w:w="60"/>
-              <w:right w:type="dxa" w:w="110"/>
-            </w:tcMar>
-          </w:tcPr>
-          <w:p>
-            <w:pPr>
-              <w:spacing w:after="0" w:before="0"/>
-            </w:pPr>
-            <w:r>
-              <w:rPr>
-                <w:rFonts w:ascii="Yu Gothic" w:cs="Yu Gothic" w:eastAsia="Yu Gothic" w:hAnsi="Yu Gothic"/>
-              </w:rPr>
-              <w:t xml:space="preserve">■ 停止</w:t>
-            </w:r>
-          </w:p>
-        </w:tc>
-        <w:tc>
-          <w:tcPr>
-            <w:tcW w:type="dxa" w:w="8126"/>
-            <w:tcMar>
-              <w:top w:type="dxa" w:w="60"/>
-              <w:left w:type="dxa" w:w="110"/>
-              <w:bottom w:type="dxa" w:w="60"/>
-              <w:right w:type="dxa" w:w="110"/>
-            </w:tcMar>
-          </w:tcPr>
-          <w:p>
-            <w:pPr>
-              <w:spacing w:after="0" w:before="0"/>
-            </w:pPr>
-            <w:r>
-              <w:rPr>
-                <w:rFonts w:ascii="Yu Gothic" w:cs="Yu Gothic" w:eastAsia="Yu Gothic" w:hAnsi="Yu Gothic"/>
-              </w:rPr>
-              <w:t xml:space="preserve">再生中の音をすべて止めます</w:t>
+            <w:tcW w:type="dxa" w:w="1797"/>
+            <w:tcMar>
+              <w:top w:type="dxa" w:w="60"/>
+              <w:left w:type="dxa" w:w="110"/>
+              <w:bottom w:type="dxa" w:w="60"/>
+              <w:right w:type="dxa" w:w="110"/>
+            </w:tcMar>
+          </w:tcPr>
+          <w:p>
+            <w:pPr>
+              <w:spacing w:after="0" w:before="0"/>
+            </w:pPr>
+            <w:r>
+              <w:rPr>
+                <w:rFonts w:ascii="Yu Gothic" w:cs="Yu Gothic" w:eastAsia="Yu Gothic" w:hAnsi="Yu Gothic"/>
+              </w:rPr>
+              <w:t xml:space="preserve">❙❙ 一時停止</w:t>
+            </w:r>
+          </w:p>
+        </w:tc>
+        <w:tc>
+          <w:tcPr>
+            <w:tcW w:type="dxa" w:w="7841"/>
+            <w:tcMar>
+              <w:top w:type="dxa" w:w="60"/>
+              <w:left w:type="dxa" w:w="110"/>
+              <w:bottom w:type="dxa" w:w="60"/>
+              <w:right w:type="dxa" w:w="110"/>
+            </w:tcMar>
+          </w:tcPr>
+          <w:p>
+            <w:pPr>
+              <w:spacing w:after="0" w:before="0"/>
+            </w:pPr>
+            <w:r>
+              <w:rPr>
+                <w:rFonts w:ascii="Yu Gothic" w:cs="Yu Gothic" w:eastAsia="Yu Gothic" w:hAnsi="Yu Gothic"/>
+              </w:rPr>
+              <w:t xml:space="preserve">再生中の音をその場で止めます。もう一度押すと続きから再開します</w:t>
+            </w:r>
+          </w:p>
+        </w:tc>
+      </w:tr>
+      <w:tr>
+        <w:trPr>
+          <w:tblHeader w:val="false"/>
+        </w:trPr>
+        <w:tc>
+          <w:tcPr>
+            <w:tcW w:type="dxa" w:w="1797"/>
+            <w:tcMar>
+              <w:top w:type="dxa" w:w="60"/>
+              <w:left w:type="dxa" w:w="110"/>
+              <w:bottom w:type="dxa" w:w="60"/>
+              <w:right w:type="dxa" w:w="110"/>
+            </w:tcMar>
+          </w:tcPr>
+          <w:p>
+            <w:pPr>
+              <w:spacing w:after="0" w:before="0"/>
+            </w:pPr>
+            <w:r>
+              <w:rPr>
+                <w:rFonts w:ascii="Yu Gothic" w:cs="Yu Gothic" w:eastAsia="Yu Gothic" w:hAnsi="Yu Gothic"/>
+              </w:rPr>
+              <w:t xml:space="preserve">■ 終了</w:t>
+            </w:r>
+          </w:p>
+        </w:tc>
+        <w:tc>
+          <w:tcPr>
+            <w:tcW w:type="dxa" w:w="7841"/>
+            <w:tcMar>
+              <w:top w:type="dxa" w:w="60"/>
+              <w:left w:type="dxa" w:w="110"/>
+              <w:bottom w:type="dxa" w:w="60"/>
+              <w:right w:type="dxa" w:w="110"/>
+            </w:tcMar>
+          </w:tcPr>
+          <w:p>
+            <w:pPr>
+              <w:spacing w:after="0" w:before="0"/>
+            </w:pPr>
+            <w:r>
+              <w:rPr>
+                <w:rFonts w:ascii="Yu Gothic" w:cs="Yu Gothic" w:eastAsia="Yu Gothic" w:hAnsi="Yu Gothic"/>
+              </w:rPr>
+              <w:t xml:space="preserve">今開いているタブの練習を終わらせ、開始前の状態に戻します</w:t>
             </w:r>
           </w:p>
         </w:tc>
@@ -2634,13 +2641,566 @@
     </w:p>
     <w:p>
       <w:pPr>
+        <w:pStyle w:val="Heading2"/>
+        <w:spacing w:after="150" w:before="340"/>
+      </w:pPr>
+      <w:r>
+        <w:rPr>
+          <w:rFonts w:ascii="Yu Gothic" w:cs="Yu Gothic" w:eastAsia="Yu Gothic" w:hAnsi="Yu Gothic"/>
+        </w:rPr>
+        <w:t xml:space="preserve">一時停止・再開・終了</w:t>
+      </w:r>
+    </w:p>
+    <w:p>
+      <w:pPr>
         <w:spacing w:after="160" w:line="330"/>
       </w:pPr>
       <w:r>
         <w:rPr>
           <w:rFonts w:ascii="Yu Gothic" w:cs="Yu Gothic" w:eastAsia="Yu Gothic" w:hAnsi="Yu Gothic"/>
         </w:rPr>
-        <w:t xml:space="preserve">スマートフォンでは、この欄は「▾ 20/15 WPM・50」のような要約に折りたたまれます。タップすると展開できます。画面右下のパドル枠も、スマートフォンでは折りたたんだ状態で始まります（タップで開閉）。</w:t>
+        <w:t xml:space="preserve">この 2 つのボタンは、どのタブでも同じように効きます。</w:t>
+      </w:r>
+    </w:p>
+    <w:p>
+      <w:pPr>
+        <w:spacing w:after="160" w:line="330"/>
+      </w:pPr>
+      <w:r>
+        <w:rPr>
+          <w:rFonts w:ascii="Yu Gothic" w:cs="Yu Gothic" w:eastAsia="Yu Gothic" w:hAnsi="Yu Gothic"/>
+          <w:b/>
+          <w:bCs/>
+        </w:rPr>
+        <w:t xml:space="preserve">一時停止</w:t>
+      </w:r>
+      <w:r>
+        <w:rPr>
+          <w:rFonts w:ascii="Yu Gothic" w:cs="Yu Gothic" w:eastAsia="Yu Gothic" w:hAnsi="Yu Gothic"/>
+        </w:rPr>
+        <w:t xml:space="preserve">は、鳴っている音を途中で止めます。音を作る時計ごと止めているので、再開すると符号の途中からそのまま続きます。速い符号を追いきれなくなったときや、席を外すときに使ってください。一時停止中は本文が少し暗くなります。</w:t>
+      </w:r>
+    </w:p>
+    <w:p>
+      <w:pPr>
+        <w:spacing w:after="160" w:line="330"/>
+      </w:pPr>
+      <w:r>
+        <w:rPr>
+          <w:rFonts w:ascii="Yu Gothic" w:cs="Yu Gothic" w:eastAsia="Yu Gothic" w:hAnsi="Yu Gothic"/>
+          <w:b/>
+          <w:bCs/>
+        </w:rPr>
+        <w:t xml:space="preserve">終了</w:t>
+      </w:r>
+      <w:r>
+        <w:rPr>
+          <w:rFonts w:ascii="Yu Gothic" w:cs="Yu Gothic" w:eastAsia="Yu Gothic" w:hAnsi="Yu Gothic"/>
+        </w:rPr>
+        <w:t xml:space="preserve">は、その練習自体をやめます。タブごとに次のように動きます。</w:t>
+      </w:r>
+    </w:p>
+    <w:tbl>
+      <w:tblPr>
+        <w:tblW w:type="dxa" w:w="9638"/>
+        <w:tblBorders>
+          <w:top w:val="single" w:color="BFBFBF" w:sz="4"/>
+          <w:left w:val="single" w:color="BFBFBF" w:sz="4"/>
+          <w:bottom w:val="single" w:color="BFBFBF" w:sz="4"/>
+          <w:right w:val="single" w:color="BFBFBF" w:sz="4"/>
+          <w:insideH w:val="single" w:color="BFBFBF" w:sz="2"/>
+          <w:insideV w:val="single" w:color="BFBFBF" w:sz="2"/>
+        </w:tblBorders>
+      </w:tblPr>
+      <w:tblGrid>
+        <w:gridCol w:w="2629"/>
+        <w:gridCol w:w="7009"/>
+      </w:tblGrid>
+      <w:tr>
+        <w:trPr>
+          <w:tblHeader/>
+        </w:trPr>
+        <w:tc>
+          <w:tcPr>
+            <w:tcW w:type="dxa" w:w="2629"/>
+            <w:shd w:fill="EDE7DA" w:val="clear"/>
+            <w:tcMar>
+              <w:top w:type="dxa" w:w="60"/>
+              <w:left w:type="dxa" w:w="110"/>
+              <w:bottom w:type="dxa" w:w="60"/>
+              <w:right w:type="dxa" w:w="110"/>
+            </w:tcMar>
+          </w:tcPr>
+          <w:p>
+            <w:pPr>
+              <w:spacing w:after="0" w:before="0"/>
+            </w:pPr>
+            <w:r>
+              <w:rPr>
+                <w:rFonts w:ascii="Yu Gothic" w:cs="Yu Gothic" w:eastAsia="Yu Gothic" w:hAnsi="Yu Gothic"/>
+                <w:b/>
+                <w:bCs/>
+              </w:rPr>
+              <w:t xml:space="preserve">タブ</w:t>
+            </w:r>
+          </w:p>
+        </w:tc>
+        <w:tc>
+          <w:tcPr>
+            <w:tcW w:type="dxa" w:w="7009"/>
+            <w:shd w:fill="EDE7DA" w:val="clear"/>
+            <w:tcMar>
+              <w:top w:type="dxa" w:w="60"/>
+              <w:left w:type="dxa" w:w="110"/>
+              <w:bottom w:type="dxa" w:w="60"/>
+              <w:right w:type="dxa" w:w="110"/>
+            </w:tcMar>
+          </w:tcPr>
+          <w:p>
+            <w:pPr>
+              <w:spacing w:after="0" w:before="0"/>
+            </w:pPr>
+            <w:r>
+              <w:rPr>
+                <w:rFonts w:ascii="Yu Gothic" w:cs="Yu Gothic" w:eastAsia="Yu Gothic" w:hAnsi="Yu Gothic"/>
+                <w:b/>
+                <w:bCs/>
+              </w:rPr>
+              <w:t xml:space="preserve">終了したときの動き</w:t>
+            </w:r>
+          </w:p>
+        </w:tc>
+      </w:tr>
+      <w:tr>
+        <w:trPr>
+          <w:tblHeader w:val="false"/>
+        </w:trPr>
+        <w:tc>
+          <w:tcPr>
+            <w:tcW w:type="dxa" w:w="2629"/>
+            <w:tcMar>
+              <w:top w:type="dxa" w:w="60"/>
+              <w:left w:type="dxa" w:w="110"/>
+              <w:bottom w:type="dxa" w:w="60"/>
+              <w:right w:type="dxa" w:w="110"/>
+            </w:tcMar>
+          </w:tcPr>
+          <w:p>
+            <w:pPr>
+              <w:spacing w:after="0" w:before="0"/>
+            </w:pPr>
+            <w:r>
+              <w:rPr>
+                <w:rFonts w:ascii="Yu Gothic" w:cs="Yu Gothic" w:eastAsia="Yu Gothic" w:hAnsi="Yu Gothic"/>
+              </w:rPr>
+              <w:t xml:space="preserve">交信シミュレーター</w:t>
+            </w:r>
+          </w:p>
+        </w:tc>
+        <w:tc>
+          <w:tcPr>
+            <w:tcW w:type="dxa" w:w="7009"/>
+            <w:tcMar>
+              <w:top w:type="dxa" w:w="60"/>
+              <w:left w:type="dxa" w:w="110"/>
+              <w:bottom w:type="dxa" w:w="60"/>
+              <w:right w:type="dxa" w:w="110"/>
+            </w:tcMar>
+          </w:tcPr>
+          <w:p>
+            <w:pPr>
+              <w:spacing w:after="0" w:before="0"/>
+            </w:pPr>
+            <w:r>
+              <w:rPr>
+                <w:rFonts w:ascii="Yu Gothic" w:cs="Yu Gothic" w:eastAsia="Yu Gothic" w:hAnsi="Yu Gothic"/>
+              </w:rPr>
+              <w:t xml:space="preserve">交信を打ち切り、開始前の画面に戻ります</w:t>
+            </w:r>
+          </w:p>
+        </w:tc>
+      </w:tr>
+      <w:tr>
+        <w:trPr>
+          <w:tblHeader w:val="false"/>
+        </w:trPr>
+        <w:tc>
+          <w:tcPr>
+            <w:tcW w:type="dxa" w:w="2629"/>
+            <w:tcMar>
+              <w:top w:type="dxa" w:w="60"/>
+              <w:left w:type="dxa" w:w="110"/>
+              <w:bottom w:type="dxa" w:w="60"/>
+              <w:right w:type="dxa" w:w="110"/>
+            </w:tcMar>
+          </w:tcPr>
+          <w:p>
+            <w:pPr>
+              <w:spacing w:after="0" w:before="0"/>
+            </w:pPr>
+            <w:r>
+              <w:rPr>
+                <w:rFonts w:ascii="Yu Gothic" w:cs="Yu Gothic" w:eastAsia="Yu Gothic" w:hAnsi="Yu Gothic"/>
+              </w:rPr>
+              <w:t xml:space="preserve">聞き取りドリル</w:t>
+            </w:r>
+          </w:p>
+        </w:tc>
+        <w:tc>
+          <w:tcPr>
+            <w:tcW w:type="dxa" w:w="7009"/>
+            <w:tcMar>
+              <w:top w:type="dxa" w:w="60"/>
+              <w:left w:type="dxa" w:w="110"/>
+              <w:bottom w:type="dxa" w:w="60"/>
+              <w:right w:type="dxa" w:w="110"/>
+            </w:tcMar>
+          </w:tcPr>
+          <w:p>
+            <w:pPr>
+              <w:spacing w:after="0" w:before="0"/>
+            </w:pPr>
+            <w:r>
+              <w:rPr>
+                <w:rFonts w:ascii="Yu Gothic" w:cs="Yu Gothic" w:eastAsia="Yu Gothic" w:hAnsi="Yu Gothic"/>
+              </w:rPr>
+              <w:t xml:space="preserve">出題をやめます。連続出題の途中なら、そこまでの成績をまとめて表示します</w:t>
+            </w:r>
+          </w:p>
+        </w:tc>
+      </w:tr>
+      <w:tr>
+        <w:trPr>
+          <w:tblHeader w:val="false"/>
+        </w:trPr>
+        <w:tc>
+          <w:tcPr>
+            <w:tcW w:type="dxa" w:w="2629"/>
+            <w:tcMar>
+              <w:top w:type="dxa" w:w="60"/>
+              <w:left w:type="dxa" w:w="110"/>
+              <w:bottom w:type="dxa" w:w="60"/>
+              <w:right w:type="dxa" w:w="110"/>
+            </w:tcMar>
+          </w:tcPr>
+          <w:p>
+            <w:pPr>
+              <w:spacing w:after="0" w:before="0"/>
+            </w:pPr>
+            <w:r>
+              <w:rPr>
+                <w:rFonts w:ascii="Yu Gothic" w:cs="Yu Gothic" w:eastAsia="Yu Gothic" w:hAnsi="Yu Gothic"/>
+              </w:rPr>
+              <w:t xml:space="preserve">コンテスト運用</w:t>
+            </w:r>
+          </w:p>
+        </w:tc>
+        <w:tc>
+          <w:tcPr>
+            <w:tcW w:type="dxa" w:w="7009"/>
+            <w:tcMar>
+              <w:top w:type="dxa" w:w="60"/>
+              <w:left w:type="dxa" w:w="110"/>
+              <w:bottom w:type="dxa" w:w="60"/>
+              <w:right w:type="dxa" w:w="110"/>
+            </w:tcMar>
+          </w:tcPr>
+          <w:p>
+            <w:pPr>
+              <w:spacing w:after="0" w:before="0"/>
+            </w:pPr>
+            <w:r>
+              <w:rPr>
+                <w:rFonts w:ascii="Yu Gothic" w:cs="Yu Gothic" w:eastAsia="Yu Gothic" w:hAnsi="Yu Gothic"/>
+              </w:rPr>
+              <w:t xml:space="preserve">運用を終了し、結果を集計します（「終了」ボタンと同じ）</w:t>
+            </w:r>
+          </w:p>
+        </w:tc>
+      </w:tr>
+      <w:tr>
+        <w:trPr>
+          <w:tblHeader w:val="false"/>
+        </w:trPr>
+        <w:tc>
+          <w:tcPr>
+            <w:tcW w:type="dxa" w:w="2629"/>
+            <w:tcMar>
+              <w:top w:type="dxa" w:w="60"/>
+              <w:left w:type="dxa" w:w="110"/>
+              <w:bottom w:type="dxa" w:w="60"/>
+              <w:right w:type="dxa" w:w="110"/>
+            </w:tcMar>
+          </w:tcPr>
+          <w:p>
+            <w:pPr>
+              <w:spacing w:after="0" w:before="0"/>
+            </w:pPr>
+            <w:r>
+              <w:rPr>
+                <w:rFonts w:ascii="Yu Gothic" w:cs="Yu Gothic" w:eastAsia="Yu Gothic" w:hAnsi="Yu Gothic"/>
+              </w:rPr>
+              <w:t xml:space="preserve">パドル送信</w:t>
+            </w:r>
+          </w:p>
+        </w:tc>
+        <w:tc>
+          <w:tcPr>
+            <w:tcW w:type="dxa" w:w="7009"/>
+            <w:tcMar>
+              <w:top w:type="dxa" w:w="60"/>
+              <w:left w:type="dxa" w:w="110"/>
+              <w:bottom w:type="dxa" w:w="60"/>
+              <w:right w:type="dxa" w:w="110"/>
+            </w:tcMar>
+          </w:tcPr>
+          <w:p>
+            <w:pPr>
+              <w:spacing w:after="0" w:before="0"/>
+            </w:pPr>
+            <w:r>
+              <w:rPr>
+                <w:rFonts w:ascii="Yu Gothic" w:cs="Yu Gothic" w:eastAsia="Yu Gothic" w:hAnsi="Yu Gothic"/>
+              </w:rPr>
+              <w:t xml:space="preserve">打った符号と採点結果を消します</w:t>
+            </w:r>
+          </w:p>
+        </w:tc>
+      </w:tr>
+    </w:tbl>
+    <w:p>
+      <w:pPr>
+        <w:spacing w:after="220"/>
+      </w:pPr>
+    </w:p>
+    <w:p>
+      <w:pPr>
+        <w:spacing w:after="160" w:line="330"/>
+      </w:pPr>
+      <w:r>
+        <w:rPr>
+          <w:rFonts w:ascii="Yu Gothic" w:cs="Yu Gothic" w:eastAsia="Yu Gothic" w:hAnsi="Yu Gothic"/>
+        </w:rPr>
+        <w:t xml:space="preserve">キーボードでも操作できます。</w:t>
+      </w:r>
+      <w:r>
+        <w:rPr>
+          <w:rFonts w:ascii="Consolas" w:cs="Consolas" w:eastAsia="Consolas" w:hAnsi="Consolas"/>
+          <w:shd w:fill="F2F2F2" w:val="clear"/>
+        </w:rPr>
+        <w:t xml:space="preserve">Space</w:t>
+      </w:r>
+      <w:r>
+        <w:rPr>
+          <w:rFonts w:ascii="Yu Gothic" w:cs="Yu Gothic" w:eastAsia="Yu Gothic" w:hAnsi="Yu Gothic"/>
+        </w:rPr>
+        <w:t xml:space="preserve"> で一時停止／再開、</w:t>
+      </w:r>
+      <w:r>
+        <w:rPr>
+          <w:rFonts w:ascii="Consolas" w:cs="Consolas" w:eastAsia="Consolas" w:hAnsi="Consolas"/>
+          <w:shd w:fill="F2F2F2" w:val="clear"/>
+        </w:rPr>
+        <w:t xml:space="preserve">Esc</w:t>
+      </w:r>
+      <w:r>
+        <w:rPr>
+          <w:rFonts w:ascii="Yu Gothic" w:cs="Yu Gothic" w:eastAsia="Yu Gothic" w:hAnsi="Yu Gothic"/>
+        </w:rPr>
+        <w:t xml:space="preserve"> で終了です。入力欄やボタンの上にカーソルがあるときは、文字入力の邪魔をしないよう効きません。コンテスト運用ではこの 2 つのキーを別の用途（コールサイン補完・送信中止）に使っているため、キーボードショートカットは効きません。画面上部のボタンは使えます。</w:t>
+      </w:r>
+    </w:p>
+    <w:p>
+      <w:pPr>
+        <w:pStyle w:val="Heading2"/>
+        <w:spacing w:after="150" w:before="340"/>
+      </w:pPr>
+      <w:r>
+        <w:rPr>
+          <w:rFonts w:ascii="Yu Gothic" w:cs="Yu Gothic" w:eastAsia="Yu Gothic" w:hAnsi="Yu Gothic"/>
+        </w:rPr>
+        <w:t xml:space="preserve">画面右のパドル欄</w:t>
+      </w:r>
+    </w:p>
+    <w:p>
+      <w:pPr>
+        <w:spacing w:after="160" w:line="330"/>
+      </w:pPr>
+      <w:r>
+        <w:rPr>
+          <w:rFonts w:ascii="Yu Gothic" w:cs="Yu Gothic" w:eastAsia="Yu Gothic" w:hAnsi="Yu Gothic"/>
+        </w:rPr>
+        <w:t xml:space="preserve">ヘッダーとタブの下から画面下端まで、右側はパドル欄です。どのタブを開いていてもここに出ています。</w:t>
+      </w:r>
+      <w:r>
+        <w:rPr>
+          <w:rFonts w:ascii="Yu Gothic" w:cs="Yu Gothic" w:eastAsia="Yu Gothic" w:hAnsi="Yu Gothic"/>
+          <w:b/>
+          <w:bCs/>
+        </w:rPr>
+        <w:t xml:space="preserve">打面はこの 1 か所だけです。</w:t>
+      </w:r>
+    </w:p>
+    <w:p>
+      <w:pPr>
+        <w:pStyle w:val="ListParagraph"/>
+        <w:numPr>
+          <w:ilvl w:val="0"/>
+          <w:numId w:val="1"/>
+        </w:numPr>
+        <w:spacing w:after="90" w:line="320"/>
+        <w:ind w:left="640" w:hanging="300"/>
+      </w:pPr>
+      <w:r>
+        <w:rPr>
+          <w:rFonts w:ascii="Yu Gothic" w:cs="Yu Gothic" w:eastAsia="Yu Gothic" w:hAnsi="Yu Gothic"/>
+          <w:b/>
+          <w:bCs/>
+        </w:rPr>
+        <w:t xml:space="preserve">打面</w:t>
+      </w:r>
+      <w:r>
+        <w:rPr>
+          <w:rFonts w:ascii="Yu Gothic" w:cs="Yu Gothic" w:eastAsia="Yu Gothic" w:hAnsi="Yu Gothic"/>
+        </w:rPr>
+        <w:t xml:space="preserve"> — 左半分が左ボタン、右半分が右ボタン。クリックで打電します（パドルを接続していれば、そのまま握って打てます）</w:t>
+      </w:r>
+    </w:p>
+    <w:p>
+      <w:pPr>
+        <w:pStyle w:val="ListParagraph"/>
+        <w:numPr>
+          <w:ilvl w:val="0"/>
+          <w:numId w:val="1"/>
+        </w:numPr>
+        <w:spacing w:after="90" w:line="320"/>
+        <w:ind w:left="640" w:hanging="300"/>
+      </w:pPr>
+      <w:r>
+        <w:rPr>
+          <w:rFonts w:ascii="Yu Gothic" w:cs="Yu Gothic" w:eastAsia="Yu Gothic" w:hAnsi="Yu Gothic"/>
+          <w:b/>
+          <w:bCs/>
+        </w:rPr>
+        <w:t xml:space="preserve">送信速度</w:t>
+      </w:r>
+      <w:r>
+        <w:rPr>
+          <w:rFonts w:ascii="Yu Gothic" w:cs="Yu Gothic" w:eastAsia="Yu Gothic" w:hAnsi="Yu Gothic"/>
+        </w:rPr>
+        <w:t xml:space="preserve"> — パドル送信タブのつまみと同じものです。どちらを動かしても揃います</w:t>
+      </w:r>
+    </w:p>
+    <w:p>
+      <w:pPr>
+        <w:pStyle w:val="ListParagraph"/>
+        <w:numPr>
+          <w:ilvl w:val="0"/>
+          <w:numId w:val="1"/>
+        </w:numPr>
+        <w:spacing w:after="90" w:line="320"/>
+        <w:ind w:left="640" w:hanging="300"/>
+      </w:pPr>
+      <w:r>
+        <w:rPr>
+          <w:rFonts w:ascii="Yu Gothic" w:cs="Yu Gothic" w:eastAsia="Yu Gothic" w:hAnsi="Yu Gothic"/>
+          <w:b/>
+          <w:bCs/>
+        </w:rPr>
+        <w:t xml:space="preserve">打った符号</w:t>
+      </w:r>
+      <w:r>
+        <w:rPr>
+          <w:rFonts w:ascii="Yu Gothic" w:cs="Yu Gothic" w:eastAsia="Yu Gothic" w:hAnsi="Yu Gothic"/>
+        </w:rPr>
+        <w:t xml:space="preserve"> — 打鍵の解読結果が出ます。「消す」で消えます</w:t>
+      </w:r>
+    </w:p>
+    <w:p>
+      <w:pPr>
+        <w:pStyle w:val="ListParagraph"/>
+        <w:numPr>
+          <w:ilvl w:val="0"/>
+          <w:numId w:val="1"/>
+        </w:numPr>
+        <w:spacing w:after="90" w:line="320"/>
+        <w:ind w:left="640" w:hanging="300"/>
+      </w:pPr>
+      <w:r>
+        <w:rPr>
+          <w:rFonts w:ascii="Yu Gothic" w:cs="Yu Gothic" w:eastAsia="Yu Gothic" w:hAnsi="Yu Gothic"/>
+          <w:b/>
+          <w:bCs/>
+        </w:rPr>
+        <w:t xml:space="preserve">要素の流れ</w:t>
+      </w:r>
+      <w:r>
+        <w:rPr>
+          <w:rFonts w:ascii="Yu Gothic" w:cs="Yu Gothic" w:eastAsia="Yu Gothic" w:hAnsi="Yu Gothic"/>
+        </w:rPr>
+        <w:t xml:space="preserve"> — 打面のすぐ下に、送出中の </w:t>
+      </w:r>
+      <w:r>
+        <w:rPr>
+          <w:rFonts w:ascii="Consolas" w:cs="Consolas" w:eastAsia="Consolas" w:hAnsi="Consolas"/>
+          <w:shd w:fill="F2F2F2" w:val="clear"/>
+        </w:rPr>
+        <w:t xml:space="preserve">・</w:t>
+      </w:r>
+      <w:r>
+        <w:rPr>
+          <w:rFonts w:ascii="Yu Gothic" w:cs="Yu Gothic" w:eastAsia="Yu Gothic" w:hAnsi="Yu Gothic"/>
+        </w:rPr>
+        <w:t xml:space="preserve"> </w:t>
+      </w:r>
+      <w:r>
+        <w:rPr>
+          <w:rFonts w:ascii="Consolas" w:cs="Consolas" w:eastAsia="Consolas" w:hAnsi="Consolas"/>
+          <w:shd w:fill="F2F2F2" w:val="clear"/>
+        </w:rPr>
+        <w:t xml:space="preserve">－</w:t>
+      </w:r>
+      <w:r>
+        <w:rPr>
+          <w:rFonts w:ascii="Yu Gothic" w:cs="Yu Gothic" w:eastAsia="Yu Gothic" w:hAnsi="Yu Gothic"/>
+        </w:rPr>
+        <w:t xml:space="preserve"> が流れます</w:t>
+      </w:r>
+    </w:p>
+    <w:p>
+      <w:pPr>
+        <w:pStyle w:val="ListParagraph"/>
+        <w:numPr>
+          <w:ilvl w:val="0"/>
+          <w:numId w:val="1"/>
+        </w:numPr>
+        <w:spacing w:after="90" w:line="320"/>
+        <w:ind w:left="640" w:hanging="300"/>
+      </w:pPr>
+      <w:r>
+        <w:rPr>
+          <w:rFonts w:ascii="Yu Gothic" w:cs="Yu Gothic" w:eastAsia="Yu Gothic" w:hAnsi="Yu Gothic"/>
+          <w:b/>
+          <w:bCs/>
+        </w:rPr>
+        <w:t xml:space="preserve">一番下の説明</w:t>
+      </w:r>
+      <w:r>
+        <w:rPr>
+          <w:rFonts w:ascii="Yu Gothic" w:cs="Yu Gothic" w:eastAsia="Yu Gothic" w:hAnsi="Yu Gothic"/>
+        </w:rPr>
+        <w:t xml:space="preserve"> — 今どの範囲でパドル入力を受け付けているかを示します</w:t>
+      </w:r>
+    </w:p>
+    <w:p>
+      <w:pPr>
+        <w:spacing w:after="160" w:line="330"/>
+      </w:pPr>
+      <w:r>
+        <w:rPr>
+          <w:rFonts w:ascii="Yu Gothic" w:cs="Yu Gothic" w:eastAsia="Yu Gothic" w:hAnsi="Yu Gothic"/>
+        </w:rPr>
+        <w:t xml:space="preserve">たたむ操作はありません。常に出ている前提の配置です。ヘッダーとタブは常に見えたままで、本文とパドル欄がそれぞれ内側でスクロールします。なお、この画面はパソコンでの利用を前提にしています。</w:t>
       </w:r>
     </w:p>
     <w:p>
@@ -3112,7 +3672,7 @@
         <w:rPr>
           <w:rFonts w:ascii="Yu Gothic" w:cs="Yu Gothic" w:eastAsia="Yu Gothic" w:hAnsi="Yu Gothic"/>
         </w:rPr>
-        <w:t xml:space="preserve"> で終わるまで、定型的な交信（ラバースタンプ QSO）を一通り体験します。習熟度に応じて 2 つのスタイルがあります。</w:t>
+        <w:t xml:space="preserve"> で終わるまで、定型的な交信（ラバースタンプ QSO）を一通り体験します。習熟度に応じて 3 つのスタイルがあります。型を覚える「ガイド付き」、自分の送信を実際にパドルで打つ「実技」、書き取りに徹する「聞き取り練習」で、上から順に進むのがおすすめです。</w:t>
       </w:r>
     </w:p>
     <w:p>
@@ -3177,80 +3737,22 @@
       <w:r>
         <w:rPr>
           <w:rFonts w:ascii="Yu Gothic" w:cs="Yu Gothic" w:eastAsia="Yu Gothic" w:hAnsi="Yu Gothic"/>
+        </w:rPr>
+        <w:t xml:space="preserve">選んだあと、「実際に送る内容」の下に </w:t>
+      </w:r>
+      <w:r>
+        <w:rPr>
+          <w:rFonts w:ascii="Yu Gothic" w:cs="Yu Gothic" w:eastAsia="Yu Gothic" w:hAnsi="Yu Gothic"/>
           <w:b/>
           <w:bCs/>
         </w:rPr>
-        <w:t xml:space="preserve">相手が送る番</w:t>
-      </w:r>
-      <w:r>
-        <w:rPr>
-          <w:rFonts w:ascii="Yu Gothic" w:cs="Yu Gothic" w:eastAsia="Yu Gothic" w:hAnsi="Yu Gothic"/>
-        </w:rPr>
-        <w:t xml:space="preserve"> では、まず音だけが流れます。「内容を見る」を押すと、本文・用語の意味・</w:t>
-      </w:r>
-      <w:r>
-        <w:rPr>
-          <w:rFonts w:ascii="Yu Gothic" w:cs="Yu Gothic" w:eastAsia="Yu Gothic" w:hAnsi="Yu Gothic"/>
-          <w:b/>
-          <w:bCs/>
-        </w:rPr>
-        <w:t xml:space="preserve">その反応が何を意味し、次に何をすべきか</w:t>
-      </w:r>
-      <w:r>
-        <w:rPr>
-          <w:rFonts w:ascii="Yu Gothic" w:cs="Yu Gothic" w:eastAsia="Yu Gothic" w:hAnsi="Yu Gothic"/>
-        </w:rPr>
-        <w:t xml:space="preserve">が表示されます。</w:t>
-      </w:r>
-    </w:p>
-    <w:p>
-      <w:pPr>
-        <w:pStyle w:val="Heading2"/>
-        <w:spacing w:after="150" w:before="340"/>
-      </w:pPr>
-      <w:r>
-        <w:rPr>
-          <w:rFonts w:ascii="Yu Gothic" w:cs="Yu Gothic" w:eastAsia="Yu Gothic" w:hAnsi="Yu Gothic"/>
-        </w:rPr>
-        <w:t xml:space="preserve">実技（パドルで打つ）</w:t>
-      </w:r>
-    </w:p>
-    <w:p>
-      <w:pPr>
-        <w:spacing w:after="160" w:line="330"/>
-      </w:pPr>
-      <w:r>
-        <w:rPr>
-          <w:rFonts w:ascii="Yu Gothic" w:cs="Yu Gothic" w:eastAsia="Yu Gothic" w:hAnsi="Yu Gothic"/>
-        </w:rPr>
-        <w:t xml:space="preserve">解説を見ながら、</w:t>
-      </w:r>
-      <w:r>
-        <w:rPr>
-          <w:rFonts w:ascii="Yu Gothic" w:cs="Yu Gothic" w:eastAsia="Yu Gothic" w:hAnsi="Yu Gothic"/>
-          <w:b/>
-          <w:bCs/>
-        </w:rPr>
-        <w:t xml:space="preserve">自分の送信は実際にパドルで打つ</w:t>
-      </w:r>
-      <w:r>
-        <w:rPr>
-          <w:rFonts w:ascii="Yu Gothic" w:cs="Yu Gothic" w:eastAsia="Yu Gothic" w:hAnsi="Yu Gothic"/>
-        </w:rPr>
-        <w:t xml:space="preserve">モードです。呼び出しから </w:t>
-      </w:r>
-      <w:r>
-        <w:rPr>
-          <w:rFonts w:ascii="Consolas" w:cs="Consolas" w:eastAsia="Consolas" w:hAnsi="Consolas"/>
-          <w:shd w:fill="F2F2F2" w:val="clear"/>
-        </w:rPr>
-        <w:t xml:space="preserve">73</w:t>
-      </w:r>
-      <w:r>
-        <w:rPr>
-          <w:rFonts w:ascii="Yu Gothic" w:cs="Yu Gothic" w:eastAsia="Yu Gothic" w:hAnsi="Yu Gothic"/>
-        </w:rPr>
-        <w:t xml:space="preserve"> までを通しで運用します。</w:t>
+        <w:t xml:space="preserve">「パドルで打ってみる」</w:t>
+      </w:r>
+      <w:r>
+        <w:rPr>
+          <w:rFonts w:ascii="Yu Gothic" w:cs="Yu Gothic" w:eastAsia="Yu Gothic" w:hAnsi="Yu Gothic"/>
+        </w:rPr>
+        <w:t xml:space="preserve"> の枠が出ます。その内容を自分で打てるかを、その場で試せます。</w:t>
       </w:r>
     </w:p>
     <w:p>
@@ -3267,7 +3769,7 @@
         <w:rPr>
           <w:rFonts w:ascii="Yu Gothic" w:cs="Yu Gothic" w:eastAsia="Yu Gothic" w:hAnsi="Yu Gothic"/>
         </w:rPr>
-        <w:t xml:space="preserve">各ターンで「打つ内容」が表示され、画面右下のパドル枠、またはキーボードの </w:t>
+        <w:t xml:space="preserve">画面右のパドル欄の左右をクリック、またはキーボードの</w:t>
       </w:r>
       <w:r>
         <w:rPr>
@@ -3293,7 +3795,7 @@
         <w:rPr>
           <w:rFonts w:ascii="Yu Gothic" w:cs="Yu Gothic" w:eastAsia="Yu Gothic" w:hAnsi="Yu Gothic"/>
         </w:rPr>
-        <w:t xml:space="preserve">（長点側）で打ちます。打った符号はその場で解読されて表示されます</w:t>
+        <w:t xml:space="preserve">（長点側）で打ちます。打った符号は解読されて欄に出ます</w:t>
       </w:r>
     </w:p>
     <w:p>
@@ -3310,7 +3812,7 @@
         <w:rPr>
           <w:rFonts w:ascii="Yu Gothic" w:cs="Yu Gothic" w:eastAsia="Yu Gothic" w:hAnsi="Yu Gothic"/>
         </w:rPr>
-        <w:t xml:space="preserve">「送信を終える（採点）」で、打った符号と手本を文字単位で照合します。納得がいかなければ「もう一度打つ」でやり直せます</w:t>
+        <w:t xml:space="preserve">「お手本と照合する」で、打った符号と手本を文字単位で照合します</w:t>
       </w:r>
     </w:p>
     <w:p>
@@ -3327,7 +3829,115 @@
         <w:rPr>
           <w:rFonts w:ascii="Yu Gothic" w:cs="Yu Gothic" w:eastAsia="Yu Gothic" w:hAnsi="Yu Gothic"/>
         </w:rPr>
-        <w:t xml:space="preserve">「お手本を聞く」でその送信の正しい音を確認できます</w:t>
+        <w:t xml:space="preserve">「打ち直す」でやり直せます</w:t>
+      </w:r>
+    </w:p>
+    <w:p>
+      <w:pPr>
+        <w:spacing w:after="160" w:line="330"/>
+      </w:pPr>
+      <w:r>
+        <w:rPr>
+          <w:rFonts w:ascii="Yu Gothic" w:cs="Yu Gothic" w:eastAsia="Yu Gothic" w:hAnsi="Yu Gothic"/>
+        </w:rPr>
+        <w:t xml:space="preserve">この枠は</w:t>
+      </w:r>
+      <w:r>
+        <w:rPr>
+          <w:rFonts w:ascii="Yu Gothic" w:cs="Yu Gothic" w:eastAsia="Yu Gothic" w:hAnsi="Yu Gothic"/>
+          <w:b/>
+          <w:bCs/>
+        </w:rPr>
+        <w:t xml:space="preserve">任意</w:t>
+      </w:r>
+      <w:r>
+        <w:rPr>
+          <w:rFonts w:ascii="Yu Gothic" w:cs="Yu Gothic" w:eastAsia="Yu Gothic" w:hAnsi="Yu Gothic"/>
+        </w:rPr>
+        <w:t xml:space="preserve">です。打たずに「送信して次へ」で進んでかまいません。型を覚える段階では選択肢に集中し、慣れてきたら打鍵も試す、という使い方ができます。打鍵の成績を記録に残したいときは「実技」モードを使ってください。</w:t>
+      </w:r>
+    </w:p>
+    <w:p>
+      <w:pPr>
+        <w:spacing w:after="160" w:line="330"/>
+      </w:pPr>
+      <w:r>
+        <w:rPr>
+          <w:rFonts w:ascii="Yu Gothic" w:cs="Yu Gothic" w:eastAsia="Yu Gothic" w:hAnsi="Yu Gothic"/>
+          <w:b/>
+          <w:bCs/>
+        </w:rPr>
+        <w:t xml:space="preserve">相手が送る番</w:t>
+      </w:r>
+      <w:r>
+        <w:rPr>
+          <w:rFonts w:ascii="Yu Gothic" w:cs="Yu Gothic" w:eastAsia="Yu Gothic" w:hAnsi="Yu Gothic"/>
+        </w:rPr>
+        <w:t xml:space="preserve"> では、まず音だけが流れます。「内容を見る」を押すと、本文・用語の意味・</w:t>
+      </w:r>
+      <w:r>
+        <w:rPr>
+          <w:rFonts w:ascii="Yu Gothic" w:cs="Yu Gothic" w:eastAsia="Yu Gothic" w:hAnsi="Yu Gothic"/>
+          <w:b/>
+          <w:bCs/>
+        </w:rPr>
+        <w:t xml:space="preserve">その反応が何を意味し、次に何をすべきか</w:t>
+      </w:r>
+      <w:r>
+        <w:rPr>
+          <w:rFonts w:ascii="Yu Gothic" w:cs="Yu Gothic" w:eastAsia="Yu Gothic" w:hAnsi="Yu Gothic"/>
+        </w:rPr>
+        <w:t xml:space="preserve">が表示されます。</w:t>
+      </w:r>
+    </w:p>
+    <w:p>
+      <w:pPr>
+        <w:pStyle w:val="Heading2"/>
+        <w:spacing w:after="150" w:before="340"/>
+      </w:pPr>
+      <w:r>
+        <w:rPr>
+          <w:rFonts w:ascii="Yu Gothic" w:cs="Yu Gothic" w:eastAsia="Yu Gothic" w:hAnsi="Yu Gothic"/>
+        </w:rPr>
+        <w:t xml:space="preserve">実技（パドルで打つ）</w:t>
+      </w:r>
+    </w:p>
+    <w:p>
+      <w:pPr>
+        <w:spacing w:after="160" w:line="330"/>
+      </w:pPr>
+      <w:r>
+        <w:rPr>
+          <w:rFonts w:ascii="Yu Gothic" w:cs="Yu Gothic" w:eastAsia="Yu Gothic" w:hAnsi="Yu Gothic"/>
+        </w:rPr>
+        <w:t xml:space="preserve">解説を見ながら、</w:t>
+      </w:r>
+      <w:r>
+        <w:rPr>
+          <w:rFonts w:ascii="Yu Gothic" w:cs="Yu Gothic" w:eastAsia="Yu Gothic" w:hAnsi="Yu Gothic"/>
+          <w:b/>
+          <w:bCs/>
+        </w:rPr>
+        <w:t xml:space="preserve">自分の送信は実際にパドルで打つ</w:t>
+      </w:r>
+      <w:r>
+        <w:rPr>
+          <w:rFonts w:ascii="Yu Gothic" w:cs="Yu Gothic" w:eastAsia="Yu Gothic" w:hAnsi="Yu Gothic"/>
+        </w:rPr>
+        <w:t xml:space="preserve">モードです。呼び出しから </w:t>
+      </w:r>
+      <w:r>
+        <w:rPr>
+          <w:rFonts w:ascii="Consolas" w:cs="Consolas" w:eastAsia="Consolas" w:hAnsi="Consolas"/>
+          <w:shd w:fill="F2F2F2" w:val="clear"/>
+        </w:rPr>
+        <w:t xml:space="preserve">73</w:t>
+      </w:r>
+      <w:r>
+        <w:rPr>
+          <w:rFonts w:ascii="Yu Gothic" w:cs="Yu Gothic" w:eastAsia="Yu Gothic" w:hAnsi="Yu Gothic"/>
+        </w:rPr>
+        <w:t xml:space="preserve"> までを通しで運用します。</w:t>
       </w:r>
     </w:p>
     <w:p>
@@ -3344,7 +3954,33 @@
         <w:rPr>
           <w:rFonts w:ascii="Yu Gothic" w:cs="Yu Gothic" w:eastAsia="Yu Gothic" w:hAnsi="Yu Gothic"/>
         </w:rPr>
-        <w:t xml:space="preserve">相手の送信はガイド付きと同じ流れ（聞く → 内容と意味を見る）です</w:t>
+        <w:t xml:space="preserve">各ターンで「打つ内容」が表示され、画面右のパドル欄、またはキーボードの </w:t>
+      </w:r>
+      <w:r>
+        <w:rPr>
+          <w:rFonts w:ascii="Consolas" w:cs="Consolas" w:eastAsia="Consolas" w:hAnsi="Consolas"/>
+          <w:shd w:fill="F2F2F2" w:val="clear"/>
+        </w:rPr>
+        <w:t xml:space="preserve">Z</w:t>
+      </w:r>
+      <w:r>
+        <w:rPr>
+          <w:rFonts w:ascii="Yu Gothic" w:cs="Yu Gothic" w:eastAsia="Yu Gothic" w:hAnsi="Yu Gothic"/>
+        </w:rPr>
+        <w:t xml:space="preserve">（短点側）/ </w:t>
+      </w:r>
+      <w:r>
+        <w:rPr>
+          <w:rFonts w:ascii="Consolas" w:cs="Consolas" w:eastAsia="Consolas" w:hAnsi="Consolas"/>
+          <w:shd w:fill="F2F2F2" w:val="clear"/>
+        </w:rPr>
+        <w:t xml:space="preserve">X</w:t>
+      </w:r>
+      <w:r>
+        <w:rPr>
+          <w:rFonts w:ascii="Yu Gothic" w:cs="Yu Gothic" w:eastAsia="Yu Gothic" w:hAnsi="Yu Gothic"/>
+        </w:rPr>
+        <w:t xml:space="preserve">（長点側）で打ちます。打った符号はその場で解読されて表示されます</w:t>
       </w:r>
     </w:p>
     <w:p>
@@ -3361,6 +3997,57 @@
         <w:rPr>
           <w:rFonts w:ascii="Yu Gothic" w:cs="Yu Gothic" w:eastAsia="Yu Gothic" w:hAnsi="Yu Gothic"/>
         </w:rPr>
+        <w:t xml:space="preserve">「送信を終える（採点）」で、打った符号と手本を文字単位で照合します。納得がいかなければ「もう一度打つ」でやり直せます</w:t>
+      </w:r>
+    </w:p>
+    <w:p>
+      <w:pPr>
+        <w:pStyle w:val="ListParagraph"/>
+        <w:numPr>
+          <w:ilvl w:val="0"/>
+          <w:numId w:val="1"/>
+        </w:numPr>
+        <w:spacing w:after="90" w:line="320"/>
+        <w:ind w:left="640" w:hanging="300"/>
+      </w:pPr>
+      <w:r>
+        <w:rPr>
+          <w:rFonts w:ascii="Yu Gothic" w:cs="Yu Gothic" w:eastAsia="Yu Gothic" w:hAnsi="Yu Gothic"/>
+        </w:rPr>
+        <w:t xml:space="preserve">「お手本を聞く」でその送信の正しい音を確認できます</w:t>
+      </w:r>
+    </w:p>
+    <w:p>
+      <w:pPr>
+        <w:pStyle w:val="ListParagraph"/>
+        <w:numPr>
+          <w:ilvl w:val="0"/>
+          <w:numId w:val="1"/>
+        </w:numPr>
+        <w:spacing w:after="90" w:line="320"/>
+        <w:ind w:left="640" w:hanging="300"/>
+      </w:pPr>
+      <w:r>
+        <w:rPr>
+          <w:rFonts w:ascii="Yu Gothic" w:cs="Yu Gothic" w:eastAsia="Yu Gothic" w:hAnsi="Yu Gothic"/>
+        </w:rPr>
+        <w:t xml:space="preserve">相手の送信はガイド付きと同じ流れ（聞く → 内容と意味を見る）です</w:t>
+      </w:r>
+    </w:p>
+    <w:p>
+      <w:pPr>
+        <w:pStyle w:val="ListParagraph"/>
+        <w:numPr>
+          <w:ilvl w:val="0"/>
+          <w:numId w:val="1"/>
+        </w:numPr>
+        <w:spacing w:after="90" w:line="320"/>
+        <w:ind w:left="640" w:hanging="300"/>
+      </w:pPr>
+      <w:r>
+        <w:rPr>
+          <w:rFonts w:ascii="Yu Gothic" w:cs="Yu Gothic" w:eastAsia="Yu Gothic" w:hAnsi="Yu Gothic"/>
+        </w:rPr>
         <w:t xml:space="preserve">終了時に、自分の送信の平均一致率が表示されます</w:t>
       </w:r>
     </w:p>
@@ -3384,7 +4071,43 @@
         <w:rPr>
           <w:rFonts w:ascii="Yu Gothic" w:cs="Yu Gothic" w:eastAsia="Yu Gothic" w:hAnsi="Yu Gothic"/>
         </w:rPr>
-        <w:t xml:space="preserve">相手の送信を聞き取り、ログシートに書き取ります。書き取る項目は交信の長さによって変わります。</w:t>
+        <w:t xml:space="preserve">相手の送信を聞き取り、ログシートに書き取ります。</w:t>
+      </w:r>
+      <w:r>
+        <w:rPr>
+          <w:rFonts w:ascii="Yu Gothic" w:cs="Yu Gothic" w:eastAsia="Yu Gothic" w:hAnsi="Yu Gothic"/>
+          <w:b/>
+          <w:bCs/>
+        </w:rPr>
+        <w:t xml:space="preserve">受信中は相手の送信を画面に出しません</w:t>
+      </w:r>
+      <w:r>
+        <w:rPr>
+          <w:rFonts w:ascii="Yu Gothic" w:cs="Yu Gothic" w:eastAsia="Yu Gothic" w:hAnsi="Yu Gothic"/>
+        </w:rPr>
+        <w:t xml:space="preserve">（初期設定）。流れている文字や語の意味が見えると、書き取りの答えがそのまま分かってしまうためです。</w:t>
+      </w:r>
+    </w:p>
+    <w:p>
+      <w:pPr>
+        <w:spacing w:after="160" w:line="330"/>
+      </w:pPr>
+      <w:r>
+        <w:rPr>
+          <w:rFonts w:ascii="Yu Gothic" w:cs="Yu Gothic" w:eastAsia="Yu Gothic" w:hAnsi="Yu Gothic"/>
+        </w:rPr>
+        <w:t xml:space="preserve">どうしても追えないときは、モード選択の下にある「聞き取り練習で、受信中に相手の送信を表示する」を入にしてください。この切り替えは聞き取り練習のときだけ出ます。実力を試すときは切のままにしてください。</w:t>
+      </w:r>
+    </w:p>
+    <w:p>
+      <w:pPr>
+        <w:spacing w:after="160" w:line="330"/>
+      </w:pPr>
+      <w:r>
+        <w:rPr>
+          <w:rFonts w:ascii="Yu Gothic" w:cs="Yu Gothic" w:eastAsia="Yu Gothic" w:hAnsi="Yu Gothic"/>
+        </w:rPr>
+        <w:t xml:space="preserve">書き取る項目は交信の長さによって変わります。</w:t>
       </w:r>
     </w:p>
     <w:p>
@@ -5458,6 +6181,385 @@
         <w:rPr>
           <w:rFonts w:ascii="Yu Gothic" w:cs="Yu Gothic" w:eastAsia="Yu Gothic" w:hAnsi="Yu Gothic"/>
         </w:rPr>
+        <w:t xml:space="preserve">相手局の速度</w:t>
+      </w:r>
+    </w:p>
+    <w:p>
+      <w:pPr>
+        <w:spacing w:after="160" w:line="330"/>
+      </w:pPr>
+      <w:r>
+        <w:rPr>
+          <w:rFonts w:ascii="Yu Gothic" w:cs="Yu Gothic" w:eastAsia="Yu Gothic" w:hAnsi="Yu Gothic"/>
+        </w:rPr>
+        <w:t xml:space="preserve">呼んでくる局がどれくらいの速さで打つかを、自局の速度とは別に決められます。</w:t>
+      </w:r>
+    </w:p>
+    <w:tbl>
+      <w:tblPr>
+        <w:tblW w:type="dxa" w:w="9638"/>
+        <w:tblBorders>
+          <w:top w:val="single" w:color="BFBFBF" w:sz="4"/>
+          <w:left w:val="single" w:color="BFBFBF" w:sz="4"/>
+          <w:bottom w:val="single" w:color="BFBFBF" w:sz="4"/>
+          <w:right w:val="single" w:color="BFBFBF" w:sz="4"/>
+          <w:insideH w:val="single" w:color="BFBFBF" w:sz="2"/>
+          <w:insideV w:val="single" w:color="BFBFBF" w:sz="2"/>
+        </w:tblBorders>
+      </w:tblPr>
+      <w:tblGrid>
+        <w:gridCol w:w="2650"/>
+        <w:gridCol w:w="1205"/>
+        <w:gridCol w:w="5783"/>
+      </w:tblGrid>
+      <w:tr>
+        <w:trPr>
+          <w:tblHeader/>
+        </w:trPr>
+        <w:tc>
+          <w:tcPr>
+            <w:tcW w:type="dxa" w:w="2650"/>
+            <w:shd w:fill="EDE7DA" w:val="clear"/>
+            <w:tcMar>
+              <w:top w:type="dxa" w:w="60"/>
+              <w:left w:type="dxa" w:w="110"/>
+              <w:bottom w:type="dxa" w:w="60"/>
+              <w:right w:type="dxa" w:w="110"/>
+            </w:tcMar>
+          </w:tcPr>
+          <w:p>
+            <w:pPr>
+              <w:spacing w:after="0" w:before="0"/>
+            </w:pPr>
+            <w:r>
+              <w:rPr>
+                <w:rFonts w:ascii="Yu Gothic" w:cs="Yu Gothic" w:eastAsia="Yu Gothic" w:hAnsi="Yu Gothic"/>
+                <w:b/>
+                <w:bCs/>
+              </w:rPr>
+              <w:t xml:space="preserve">設定</w:t>
+            </w:r>
+          </w:p>
+        </w:tc>
+        <w:tc>
+          <w:tcPr>
+            <w:tcW w:type="dxa" w:w="1205"/>
+            <w:shd w:fill="EDE7DA" w:val="clear"/>
+            <w:tcMar>
+              <w:top w:type="dxa" w:w="60"/>
+              <w:left w:type="dxa" w:w="110"/>
+              <w:bottom w:type="dxa" w:w="60"/>
+              <w:right w:type="dxa" w:w="110"/>
+            </w:tcMar>
+          </w:tcPr>
+          <w:p>
+            <w:pPr>
+              <w:spacing w:after="0" w:before="0"/>
+            </w:pPr>
+            <w:r>
+              <w:rPr>
+                <w:rFonts w:ascii="Yu Gothic" w:cs="Yu Gothic" w:eastAsia="Yu Gothic" w:hAnsi="Yu Gothic"/>
+                <w:b/>
+                <w:bCs/>
+              </w:rPr>
+              <w:t xml:space="preserve">範囲</w:t>
+            </w:r>
+          </w:p>
+        </w:tc>
+        <w:tc>
+          <w:tcPr>
+            <w:tcW w:type="dxa" w:w="5783"/>
+            <w:shd w:fill="EDE7DA" w:val="clear"/>
+            <w:tcMar>
+              <w:top w:type="dxa" w:w="60"/>
+              <w:left w:type="dxa" w:w="110"/>
+              <w:bottom w:type="dxa" w:w="60"/>
+              <w:right w:type="dxa" w:w="110"/>
+            </w:tcMar>
+          </w:tcPr>
+          <w:p>
+            <w:pPr>
+              <w:spacing w:after="0" w:before="0"/>
+            </w:pPr>
+            <w:r>
+              <w:rPr>
+                <w:rFonts w:ascii="Yu Gothic" w:cs="Yu Gothic" w:eastAsia="Yu Gothic" w:hAnsi="Yu Gothic"/>
+                <w:b/>
+                <w:bCs/>
+              </w:rPr>
+              <w:t xml:space="preserve">内容</w:t>
+            </w:r>
+          </w:p>
+        </w:tc>
+      </w:tr>
+      <w:tr>
+        <w:trPr>
+          <w:tblHeader w:val="false"/>
+        </w:trPr>
+        <w:tc>
+          <w:tcPr>
+            <w:tcW w:type="dxa" w:w="2650"/>
+            <w:tcMar>
+              <w:top w:type="dxa" w:w="60"/>
+              <w:left w:type="dxa" w:w="110"/>
+              <w:bottom w:type="dxa" w:w="60"/>
+              <w:right w:type="dxa" w:w="110"/>
+            </w:tcMar>
+          </w:tcPr>
+          <w:p>
+            <w:pPr>
+              <w:spacing w:after="0" w:before="0"/>
+            </w:pPr>
+            <w:r>
+              <w:rPr>
+                <w:rFonts w:ascii="Yu Gothic" w:cs="Yu Gothic" w:eastAsia="Yu Gothic" w:hAnsi="Yu Gothic"/>
+              </w:rPr>
+              <w:t xml:space="preserve">相手局の速度</w:t>
+            </w:r>
+          </w:p>
+        </w:tc>
+        <w:tc>
+          <w:tcPr>
+            <w:tcW w:type="dxa" w:w="1205"/>
+            <w:tcMar>
+              <w:top w:type="dxa" w:w="60"/>
+              <w:left w:type="dxa" w:w="110"/>
+              <w:bottom w:type="dxa" w:w="60"/>
+              <w:right w:type="dxa" w:w="110"/>
+            </w:tcMar>
+          </w:tcPr>
+          <w:p>
+            <w:pPr>
+              <w:spacing w:after="0" w:before="0"/>
+            </w:pPr>
+            <w:r>
+              <w:rPr>
+                <w:rFonts w:ascii="Yu Gothic" w:cs="Yu Gothic" w:eastAsia="Yu Gothic" w:hAnsi="Yu Gothic"/>
+              </w:rPr>
+              <w:t xml:space="preserve">10〜45 WPM</w:t>
+            </w:r>
+          </w:p>
+        </w:tc>
+        <w:tc>
+          <w:tcPr>
+            <w:tcW w:type="dxa" w:w="5783"/>
+            <w:tcMar>
+              <w:top w:type="dxa" w:w="60"/>
+              <w:left w:type="dxa" w:w="110"/>
+              <w:bottom w:type="dxa" w:w="60"/>
+              <w:right w:type="dxa" w:w="110"/>
+            </w:tcMar>
+          </w:tcPr>
+          <w:p>
+            <w:pPr>
+              <w:spacing w:after="0" w:before="0"/>
+            </w:pPr>
+            <w:r>
+              <w:rPr>
+                <w:rFonts w:ascii="Yu Gothic" w:cs="Yu Gothic" w:eastAsia="Yu Gothic" w:hAnsi="Yu Gothic"/>
+              </w:rPr>
+              <w:t xml:space="preserve">呼んでくる局の速度の基準</w:t>
+            </w:r>
+          </w:p>
+        </w:tc>
+      </w:tr>
+      <w:tr>
+        <w:trPr>
+          <w:tblHeader w:val="false"/>
+        </w:trPr>
+        <w:tc>
+          <w:tcPr>
+            <w:tcW w:type="dxa" w:w="2650"/>
+            <w:tcMar>
+              <w:top w:type="dxa" w:w="60"/>
+              <w:left w:type="dxa" w:w="110"/>
+              <w:bottom w:type="dxa" w:w="60"/>
+              <w:right w:type="dxa" w:w="110"/>
+            </w:tcMar>
+          </w:tcPr>
+          <w:p>
+            <w:pPr>
+              <w:spacing w:after="0" w:before="0"/>
+            </w:pPr>
+            <w:r>
+              <w:rPr>
+                <w:rFonts w:ascii="Yu Gothic" w:cs="Yu Gothic" w:eastAsia="Yu Gothic" w:hAnsi="Yu Gothic"/>
+              </w:rPr>
+              <w:t xml:space="preserve">相手局の速度のばらつき</w:t>
+            </w:r>
+          </w:p>
+        </w:tc>
+        <w:tc>
+          <w:tcPr>
+            <w:tcW w:type="dxa" w:w="1205"/>
+            <w:tcMar>
+              <w:top w:type="dxa" w:w="60"/>
+              <w:left w:type="dxa" w:w="110"/>
+              <w:bottom w:type="dxa" w:w="60"/>
+              <w:right w:type="dxa" w:w="110"/>
+            </w:tcMar>
+          </w:tcPr>
+          <w:p>
+            <w:pPr>
+              <w:spacing w:after="0" w:before="0"/>
+            </w:pPr>
+            <w:r>
+              <w:rPr>
+                <w:rFonts w:ascii="Yu Gothic" w:cs="Yu Gothic" w:eastAsia="Yu Gothic" w:hAnsi="Yu Gothic"/>
+              </w:rPr>
+              <w:t xml:space="preserve">0〜±12 WPM</w:t>
+            </w:r>
+          </w:p>
+        </w:tc>
+        <w:tc>
+          <w:tcPr>
+            <w:tcW w:type="dxa" w:w="5783"/>
+            <w:tcMar>
+              <w:top w:type="dxa" w:w="60"/>
+              <w:left w:type="dxa" w:w="110"/>
+              <w:bottom w:type="dxa" w:w="60"/>
+              <w:right w:type="dxa" w:w="110"/>
+            </w:tcMar>
+          </w:tcPr>
+          <w:p>
+            <w:pPr>
+              <w:spacing w:after="0" w:before="0"/>
+            </w:pPr>
+            <w:r>
+              <w:rPr>
+                <w:rFonts w:ascii="Yu Gothic" w:cs="Yu Gothic" w:eastAsia="Yu Gothic" w:hAnsi="Yu Gothic"/>
+              </w:rPr>
+              <w:t xml:space="preserve">局ごとの散らばり。0 にすると全局が同じ速度になります</w:t>
+            </w:r>
+          </w:p>
+        </w:tc>
+      </w:tr>
+    </w:tbl>
+    <w:p>
+      <w:pPr>
+        <w:spacing w:after="220"/>
+      </w:pPr>
+    </w:p>
+    <w:p>
+      <w:pPr>
+        <w:spacing w:after="160" w:line="330"/>
+      </w:pPr>
+      <w:r>
+        <w:rPr>
+          <w:rFonts w:ascii="Yu Gothic" w:cs="Yu Gothic" w:eastAsia="Yu Gothic" w:hAnsi="Yu Gothic"/>
+        </w:rPr>
+        <w:t xml:space="preserve">はじめは</w:t>
+      </w:r>
+      <w:r>
+        <w:rPr>
+          <w:rFonts w:ascii="Yu Gothic" w:cs="Yu Gothic" w:eastAsia="Yu Gothic" w:hAnsi="Yu Gothic"/>
+          <w:b/>
+          <w:bCs/>
+        </w:rPr>
+        <w:t xml:space="preserve">ばらつきを 0 にして、確実に取れる速度</w:t>
+      </w:r>
+      <w:r>
+        <w:rPr>
+          <w:rFonts w:ascii="Yu Gothic" w:cs="Yu Gothic" w:eastAsia="Yu Gothic" w:hAnsi="Yu Gothic"/>
+        </w:rPr>
+        <w:t xml:space="preserve">から始めてください。取れるようになったら基準を 1〜2 WPM ずつ上げ、慣れてきたらばらつきを付けて「速い局も遅い局も混ざる」実戦に近い状態にします。</w:t>
+      </w:r>
+    </w:p>
+    <w:p>
+      <w:pPr>
+        <w:spacing w:after="160" w:line="330"/>
+      </w:pPr>
+      <w:r>
+        <w:rPr>
+          <w:rFonts w:ascii="Yu Gothic" w:cs="Yu Gothic" w:eastAsia="Yu Gothic" w:hAnsi="Yu Gothic"/>
+        </w:rPr>
+        <w:t xml:space="preserve">自局速度（</w:t>
+      </w:r>
+      <w:r>
+        <w:rPr>
+          <w:rFonts w:ascii="Consolas" w:cs="Consolas" w:eastAsia="Consolas" w:hAnsi="Consolas"/>
+          <w:shd w:fill="F2F2F2" w:val="clear"/>
+        </w:rPr>
+        <w:t xml:space="preserve">PgUp</w:t>
+      </w:r>
+      <w:r>
+        <w:rPr>
+          <w:rFonts w:ascii="Yu Gothic" w:cs="Yu Gothic" w:eastAsia="Yu Gothic" w:hAnsi="Yu Gothic"/>
+        </w:rPr>
+        <w:t xml:space="preserve"> / </w:t>
+      </w:r>
+      <w:r>
+        <w:rPr>
+          <w:rFonts w:ascii="Consolas" w:cs="Consolas" w:eastAsia="Consolas" w:hAnsi="Consolas"/>
+          <w:shd w:fill="F2F2F2" w:val="clear"/>
+        </w:rPr>
+        <w:t xml:space="preserve">PgDn</w:t>
+      </w:r>
+      <w:r>
+        <w:rPr>
+          <w:rFonts w:ascii="Yu Gothic" w:cs="Yu Gothic" w:eastAsia="Yu Gothic" w:hAnsi="Yu Gothic"/>
+        </w:rPr>
+        <w:t xml:space="preserve">）とは独立しています。相手が 30 WPM で打ってきても、自分は 18 WPM で返して構いません。実際の交信でもよくあることです。</w:t>
+      </w:r>
+    </w:p>
+    <w:p>
+      <w:pPr>
+        <w:spacing w:after="160" w:line="330"/>
+      </w:pPr>
+      <w:r>
+        <w:rPr>
+          <w:rFonts w:ascii="Yu Gothic" w:cs="Yu Gothic" w:eastAsia="Yu Gothic" w:hAnsi="Yu Gothic"/>
+        </w:rPr>
+        <w:t xml:space="preserve">運用中に変えても構いません。ただし</w:t>
+      </w:r>
+      <w:r>
+        <w:rPr>
+          <w:rFonts w:ascii="Yu Gothic" w:cs="Yu Gothic" w:eastAsia="Yu Gothic" w:hAnsi="Yu Gothic"/>
+          <w:b/>
+          <w:bCs/>
+        </w:rPr>
+        <w:t xml:space="preserve">すでに呼んでいる局の速度は変わりません</w:t>
+      </w:r>
+      <w:r>
+        <w:rPr>
+          <w:rFonts w:ascii="Yu Gothic" w:cs="Yu Gothic" w:eastAsia="Yu Gothic" w:hAnsi="Yu Gothic"/>
+        </w:rPr>
+        <w:t xml:space="preserve">。次に </w:t>
+      </w:r>
+      <w:r>
+        <w:rPr>
+          <w:rFonts w:ascii="Consolas" w:cs="Consolas" w:eastAsia="Consolas" w:hAnsi="Consolas"/>
+          <w:shd w:fill="F2F2F2" w:val="clear"/>
+        </w:rPr>
+        <w:t xml:space="preserve">F1</w:t>
+      </w:r>
+      <w:r>
+        <w:rPr>
+          <w:rFonts w:ascii="Yu Gothic" w:cs="Yu Gothic" w:eastAsia="Yu Gothic" w:hAnsi="Yu Gothic"/>
+        </w:rPr>
+        <w:t xml:space="preserve"> で CQ を出したところから、新しい速度の局が現れます。実際の交信でも相手の手を変えることはできない、という考え方に合わせています。</w:t>
+      </w:r>
+    </w:p>
+    <w:p>
+      <w:pPr>
+        <w:spacing w:after="160" w:line="330"/>
+      </w:pPr>
+      <w:r>
+        <w:rPr>
+          <w:rFonts w:ascii="Yu Gothic" w:cs="Yu Gothic" w:eastAsia="Yu Gothic" w:hAnsi="Yu Gothic"/>
+        </w:rPr>
+        <w:t xml:space="preserve">HST 競技では規定で全局の速度がそろうため、ばらつきは変更できません。</w:t>
+      </w:r>
+    </w:p>
+    <w:p>
+      <w:pPr>
+        <w:pStyle w:val="Heading2"/>
+        <w:spacing w:after="150" w:before="340"/>
+      </w:pPr>
+      <w:r>
+        <w:rPr>
+          <w:rFonts w:ascii="Yu Gothic" w:cs="Yu Gothic" w:eastAsia="Yu Gothic" w:hAnsi="Yu Gothic"/>
+        </w:rPr>
         <w:t xml:space="preserve">一交信の流れ</w:t>
       </w:r>
     </w:p>
@@ -6662,7 +7764,7 @@
               <w:rPr>
                 <w:rFonts w:ascii="Yu Gothic" w:cs="Yu Gothic" w:eastAsia="Yu Gothic" w:hAnsi="Yu Gothic"/>
               </w:rPr>
-              <w:t xml:space="preserve">自局の送信速度を ±2 WPM（画面のボタンでも可）</w:t>
+              <w:t xml:space="preserve">自局の送信速度を ±2 WPM（10〜28 WPM。画面のボタンでも可）</w:t>
             </w:r>
           </w:p>
         </w:tc>
@@ -7712,9 +8814,9 @@
         </w:tblBorders>
       </w:tblPr>
       <w:tblGrid>
-        <w:gridCol w:w="3505"/>
-        <w:gridCol w:w="3067"/>
-        <w:gridCol w:w="3066"/>
+        <w:gridCol w:w="3855"/>
+        <w:gridCol w:w="2891"/>
+        <w:gridCol w:w="2892"/>
       </w:tblGrid>
       <w:tr>
         <w:trPr>
@@ -7722,7 +8824,7 @@
         </w:trPr>
         <w:tc>
           <w:tcPr>
-            <w:tcW w:type="dxa" w:w="3505"/>
+            <w:tcW w:type="dxa" w:w="3855"/>
             <w:shd w:fill="EDE7DA" w:val="clear"/>
             <w:tcMar>
               <w:top w:type="dxa" w:w="60"/>
@@ -7747,7 +8849,7 @@
         </w:tc>
         <w:tc>
           <w:tcPr>
-            <w:tcW w:type="dxa" w:w="3067"/>
+            <w:tcW w:type="dxa" w:w="2891"/>
             <w:shd w:fill="EDE7DA" w:val="clear"/>
             <w:tcMar>
               <w:top w:type="dxa" w:w="60"/>
@@ -7772,7 +8874,7 @@
         </w:tc>
         <w:tc>
           <w:tcPr>
-            <w:tcW w:type="dxa" w:w="3066"/>
+            <w:tcW w:type="dxa" w:w="2892"/>
             <w:shd w:fill="EDE7DA" w:val="clear"/>
             <w:tcMar>
               <w:top w:type="dxa" w:w="60"/>
@@ -7802,7 +8904,7 @@
         </w:trPr>
         <w:tc>
           <w:tcPr>
-            <w:tcW w:type="dxa" w:w="3505"/>
+            <w:tcW w:type="dxa" w:w="3855"/>
             <w:tcMar>
               <w:top w:type="dxa" w:w="60"/>
               <w:left w:type="dxa" w:w="110"/>
@@ -7824,7 +8926,7 @@
         </w:tc>
         <w:tc>
           <w:tcPr>
-            <w:tcW w:type="dxa" w:w="3067"/>
+            <w:tcW w:type="dxa" w:w="2891"/>
             <w:tcMar>
               <w:top w:type="dxa" w:w="60"/>
               <w:left w:type="dxa" w:w="110"/>
@@ -7846,7 +8948,7 @@
         </w:tc>
         <w:tc>
           <w:tcPr>
-            <w:tcW w:type="dxa" w:w="3066"/>
+            <w:tcW w:type="dxa" w:w="2892"/>
             <w:tcMar>
               <w:top w:type="dxa" w:w="60"/>
               <w:left w:type="dxa" w:w="110"/>
@@ -7873,7 +8975,7 @@
         </w:trPr>
         <w:tc>
           <w:tcPr>
-            <w:tcW w:type="dxa" w:w="3505"/>
+            <w:tcW w:type="dxa" w:w="3855"/>
             <w:tcMar>
               <w:top w:type="dxa" w:w="60"/>
               <w:left w:type="dxa" w:w="110"/>
@@ -7895,7 +8997,7 @@
         </w:tc>
         <w:tc>
           <w:tcPr>
-            <w:tcW w:type="dxa" w:w="3067"/>
+            <w:tcW w:type="dxa" w:w="2891"/>
             <w:tcMar>
               <w:top w:type="dxa" w:w="60"/>
               <w:left w:type="dxa" w:w="110"/>
@@ -7917,7 +9019,7 @@
         </w:tc>
         <w:tc>
           <w:tcPr>
-            <w:tcW w:type="dxa" w:w="3066"/>
+            <w:tcW w:type="dxa" w:w="2892"/>
             <w:tcMar>
               <w:top w:type="dxa" w:w="60"/>
               <w:left w:type="dxa" w:w="110"/>
@@ -7944,7 +9046,7 @@
         </w:trPr>
         <w:tc>
           <w:tcPr>
-            <w:tcW w:type="dxa" w:w="3505"/>
+            <w:tcW w:type="dxa" w:w="3855"/>
             <w:tcMar>
               <w:top w:type="dxa" w:w="60"/>
               <w:left w:type="dxa" w:w="110"/>
@@ -7966,7 +9068,7 @@
         </w:tc>
         <w:tc>
           <w:tcPr>
-            <w:tcW w:type="dxa" w:w="3067"/>
+            <w:tcW w:type="dxa" w:w="2891"/>
             <w:tcMar>
               <w:top w:type="dxa" w:w="60"/>
               <w:left w:type="dxa" w:w="110"/>
@@ -7989,7 +9091,7 @@
         </w:tc>
         <w:tc>
           <w:tcPr>
-            <w:tcW w:type="dxa" w:w="3066"/>
+            <w:tcW w:type="dxa" w:w="2892"/>
             <w:tcMar>
               <w:top w:type="dxa" w:w="60"/>
               <w:left w:type="dxa" w:w="110"/>
@@ -8017,7 +9119,7 @@
         </w:trPr>
         <w:tc>
           <w:tcPr>
-            <w:tcW w:type="dxa" w:w="3505"/>
+            <w:tcW w:type="dxa" w:w="3855"/>
             <w:tcMar>
               <w:top w:type="dxa" w:w="60"/>
               <w:left w:type="dxa" w:w="110"/>
@@ -8039,45 +9141,45 @@
         </w:tc>
         <w:tc>
           <w:tcPr>
-            <w:tcW w:type="dxa" w:w="3067"/>
-            <w:tcMar>
-              <w:top w:type="dxa" w:w="60"/>
-              <w:left w:type="dxa" w:w="110"/>
-              <w:bottom w:type="dxa" w:w="60"/>
-              <w:right w:type="dxa" w:w="110"/>
-            </w:tcMar>
-          </w:tcPr>
-          <w:p>
-            <w:pPr>
-              <w:spacing w:after="0" w:before="0"/>
-            </w:pPr>
-            <w:r>
-              <w:rPr>
-                <w:rFonts w:ascii="Yu Gothic" w:cs="Yu Gothic" w:eastAsia="Yu Gothic" w:hAnsi="Yu Gothic"/>
-              </w:rPr>
-              <w:t xml:space="preserve">パッドの左半分</w:t>
-            </w:r>
-          </w:p>
-        </w:tc>
-        <w:tc>
-          <w:tcPr>
-            <w:tcW w:type="dxa" w:w="3066"/>
-            <w:tcMar>
-              <w:top w:type="dxa" w:w="60"/>
-              <w:left w:type="dxa" w:w="110"/>
-              <w:bottom w:type="dxa" w:w="60"/>
-              <w:right w:type="dxa" w:w="110"/>
-            </w:tcMar>
-          </w:tcPr>
-          <w:p>
-            <w:pPr>
-              <w:spacing w:after="0" w:before="0"/>
-            </w:pPr>
-            <w:r>
-              <w:rPr>
-                <w:rFonts w:ascii="Yu Gothic" w:cs="Yu Gothic" w:eastAsia="Yu Gothic" w:hAnsi="Yu Gothic"/>
-              </w:rPr>
-              <w:t xml:space="preserve">パッドの右半分</w:t>
+            <w:tcW w:type="dxa" w:w="2891"/>
+            <w:tcMar>
+              <w:top w:type="dxa" w:w="60"/>
+              <w:left w:type="dxa" w:w="110"/>
+              <w:bottom w:type="dxa" w:w="60"/>
+              <w:right w:type="dxa" w:w="110"/>
+            </w:tcMar>
+          </w:tcPr>
+          <w:p>
+            <w:pPr>
+              <w:spacing w:after="0" w:before="0"/>
+            </w:pPr>
+            <w:r>
+              <w:rPr>
+                <w:rFonts w:ascii="Yu Gothic" w:cs="Yu Gothic" w:eastAsia="Yu Gothic" w:hAnsi="Yu Gothic"/>
+              </w:rPr>
+              <w:t xml:space="preserve">打面の左半分</w:t>
+            </w:r>
+          </w:p>
+        </w:tc>
+        <w:tc>
+          <w:tcPr>
+            <w:tcW w:type="dxa" w:w="2892"/>
+            <w:tcMar>
+              <w:top w:type="dxa" w:w="60"/>
+              <w:left w:type="dxa" w:w="110"/>
+              <w:bottom w:type="dxa" w:w="60"/>
+              <w:right w:type="dxa" w:w="110"/>
+            </w:tcMar>
+          </w:tcPr>
+          <w:p>
+            <w:pPr>
+              <w:spacing w:after="0" w:before="0"/>
+            </w:pPr>
+            <w:r>
+              <w:rPr>
+                <w:rFonts w:ascii="Yu Gothic" w:cs="Yu Gothic" w:eastAsia="Yu Gothic" w:hAnsi="Yu Gothic"/>
+              </w:rPr>
+              <w:t xml:space="preserve">打面の右半分</w:t>
             </w:r>
           </w:p>
         </w:tc>
@@ -8095,27 +9197,27 @@
       <w:r>
         <w:rPr>
           <w:rFonts w:ascii="Yu Gothic" w:cs="Yu Gothic" w:eastAsia="Yu Gothic" w:hAnsi="Yu Gothic"/>
-        </w:rPr>
-        <w:t xml:space="preserve">パッド上のランプに、今どちらのボタンがどちらの要素かが表示されます。迷ったらそこを見てください。</w:t>
-      </w:r>
-    </w:p>
-    <w:p>
-      <w:pPr>
-        <w:spacing w:after="160" w:line="330"/>
-      </w:pPr>
-      <w:r>
-        <w:rPr>
-          <w:rFonts w:ascii="Yu Gothic" w:cs="Yu Gothic" w:eastAsia="Yu Gothic" w:hAnsi="Yu Gothic"/>
           <w:b/>
           <w:bCs/>
         </w:rPr>
-        <w:t xml:space="preserve">画面右下の「パドル」枠</w:t>
-      </w:r>
-      <w:r>
-        <w:rPr>
-          <w:rFonts w:ascii="Yu Gothic" w:cs="Yu Gothic" w:eastAsia="Yu Gothic" w:hAnsi="Yu Gothic"/>
-        </w:rPr>
-        <w:t xml:space="preserve">は、どのタブを開いていてもパドル入力を受け付けます。枠の左半分が左ボタン、右半分が右ボタンに対応し、押している側が点灯します。交信シミュレーターの実技モードでは、この枠で打ちます。邪魔なときは「パドル」の見出しをクリックすると折りたためます。</w:t>
+        <w:t xml:space="preserve">打面は画面右のパドル欄だけです。</w:t>
+      </w:r>
+      <w:r>
+        <w:rPr>
+          <w:rFonts w:ascii="Yu Gothic" w:cs="Yu Gothic" w:eastAsia="Yu Gothic" w:hAnsi="Yu Gothic"/>
+        </w:rPr>
+        <w:t xml:space="preserve"> どのタブを開いていてもここで打てます。左半分が左ボタン、右半分が右ボタンに対応し、押している側が点灯します。今どちらのボタンがどちらの要素かは、それぞれの半面に書いてあります。迷ったらそこを見てください。</w:t>
+      </w:r>
+    </w:p>
+    <w:p>
+      <w:pPr>
+        <w:spacing w:after="160" w:line="330"/>
+      </w:pPr>
+      <w:r>
+        <w:rPr>
+          <w:rFonts w:ascii="Yu Gothic" w:cs="Yu Gothic" w:eastAsia="Yu Gothic" w:hAnsi="Yu Gothic"/>
+        </w:rPr>
+        <w:t xml:space="preserve">交信シミュレーターの実技モードや、ガイド付きの「パドルで打ってみる」も、同じこの欄で打ちます。</w:t>
       </w:r>
     </w:p>
     <w:p>
@@ -9246,7 +10348,18 @@
         <w:rPr>
           <w:rFonts w:ascii="Yu Gothic" w:cs="Yu Gothic" w:eastAsia="Yu Gothic" w:hAnsi="Yu Gothic"/>
         </w:rPr>
-        <w:t xml:space="preserve">（5〜45 WPM）— まず正確に打てる速度まで落としてください。速く打ち崩すより、遅くても崩れないほうが相手に届きます。</w:t>
+        <w:t xml:space="preserve">（5〜28 WPM）— まず正確に打てる速度まで落としてください。速く打ち崩すより、遅くても崩れないほうが相手に届きます。</w:t>
+      </w:r>
+    </w:p>
+    <w:p>
+      <w:pPr>
+        <w:spacing w:after="160" w:line="330"/>
+      </w:pPr>
+      <w:r>
+        <w:rPr>
+          <w:rFonts w:ascii="Yu Gothic" w:cs="Yu Gothic" w:eastAsia="Yu Gothic" w:hAnsi="Yu Gothic"/>
+        </w:rPr>
+        <w:t xml:space="preserve">上限を 28 WPM にしてあるのは、パドルを手で操作して崩れずに打てる範囲に練習を収めるためです。コンテスト運用の「自局速度」も同じ上限で頭打ちになります（相手局の速度はこの上限とは別で、それより速い局も出てきます）。</w:t>
       </w:r>
     </w:p>
     <w:p>
@@ -9265,7 +10378,7 @@
         <w:rPr>
           <w:rFonts w:ascii="Yu Gothic" w:cs="Yu Gothic" w:eastAsia="Yu Gothic" w:hAnsi="Yu Gothic"/>
         </w:rPr>
-        <w:t xml:space="preserve"> — このタブを開いている間、パッドの外をクリックしても打電できます。ボタンや入力欄の上は通常のクリックとして動きます。</w:t>
+        <w:t xml:space="preserve"> — このタブを開いている間、パドル欄の外をクリックしても打電できます。ボタンや入力欄の上は通常のクリックとして動きます。</w:t>
       </w:r>
     </w:p>
     <w:p>
@@ -10666,8 +11779,8 @@
         </w:tblBorders>
       </w:tblPr>
       <w:tblGrid>
-        <w:gridCol w:w="2313"/>
-        <w:gridCol w:w="7325"/>
+        <w:gridCol w:w="2065"/>
+        <w:gridCol w:w="7573"/>
       </w:tblGrid>
       <w:tr>
         <w:trPr>
@@ -10675,7 +11788,7 @@
         </w:trPr>
         <w:tc>
           <w:tcPr>
-            <w:tcW w:type="dxa" w:w="2313"/>
+            <w:tcW w:type="dxa" w:w="2065"/>
             <w:shd w:fill="EDE7DA" w:val="clear"/>
             <w:tcMar>
               <w:top w:type="dxa" w:w="60"/>
@@ -10700,7 +11813,7 @@
         </w:tc>
         <w:tc>
           <w:tcPr>
-            <w:tcW w:type="dxa" w:w="7325"/>
+            <w:tcW w:type="dxa" w:w="7573"/>
             <w:shd w:fill="EDE7DA" w:val="clear"/>
             <w:tcMar>
               <w:top w:type="dxa" w:w="60"/>
@@ -10730,7 +11843,7 @@
         </w:trPr>
         <w:tc>
           <w:tcPr>
-            <w:tcW w:type="dxa" w:w="2313"/>
+            <w:tcW w:type="dxa" w:w="2065"/>
             <w:tcMar>
               <w:top w:type="dxa" w:w="60"/>
               <w:left w:type="dxa" w:w="110"/>
@@ -10792,7 +11905,7 @@
         </w:tc>
         <w:tc>
           <w:tcPr>
-            <w:tcW w:type="dxa" w:w="7325"/>
+            <w:tcW w:type="dxa" w:w="7573"/>
             <w:tcMar>
               <w:top w:type="dxa" w:w="60"/>
               <w:left w:type="dxa" w:w="110"/>
@@ -10809,6 +11922,106 @@
                 <w:rFonts w:ascii="Yu Gothic" w:cs="Yu Gothic" w:eastAsia="Yu Gothic" w:hAnsi="Yu Gothic"/>
               </w:rPr>
               <w:t xml:space="preserve">タブにフォーカスがあるとき、タブを移動</w:t>
+            </w:r>
+          </w:p>
+        </w:tc>
+      </w:tr>
+      <w:tr>
+        <w:trPr>
+          <w:tblHeader w:val="false"/>
+        </w:trPr>
+        <w:tc>
+          <w:tcPr>
+            <w:tcW w:type="dxa" w:w="2065"/>
+            <w:tcMar>
+              <w:top w:type="dxa" w:w="60"/>
+              <w:left w:type="dxa" w:w="110"/>
+              <w:bottom w:type="dxa" w:w="60"/>
+              <w:right w:type="dxa" w:w="110"/>
+            </w:tcMar>
+          </w:tcPr>
+          <w:p>
+            <w:pPr>
+              <w:spacing w:after="0" w:before="0"/>
+            </w:pPr>
+            <w:r>
+              <w:rPr>
+                <w:rFonts w:ascii="Consolas" w:cs="Consolas" w:eastAsia="Consolas" w:hAnsi="Consolas"/>
+                <w:shd w:fill="F2F2F2" w:val="clear"/>
+              </w:rPr>
+              <w:t xml:space="preserve">Space</w:t>
+            </w:r>
+          </w:p>
+        </w:tc>
+        <w:tc>
+          <w:tcPr>
+            <w:tcW w:type="dxa" w:w="7573"/>
+            <w:tcMar>
+              <w:top w:type="dxa" w:w="60"/>
+              <w:left w:type="dxa" w:w="110"/>
+              <w:bottom w:type="dxa" w:w="60"/>
+              <w:right w:type="dxa" w:w="110"/>
+            </w:tcMar>
+          </w:tcPr>
+          <w:p>
+            <w:pPr>
+              <w:spacing w:after="0" w:before="0"/>
+            </w:pPr>
+            <w:r>
+              <w:rPr>
+                <w:rFonts w:ascii="Yu Gothic" w:cs="Yu Gothic" w:eastAsia="Yu Gothic" w:hAnsi="Yu Gothic"/>
+              </w:rPr>
+              <w:t xml:space="preserve">再生の一時停止／再開（コンテスト運用を除く）</w:t>
+            </w:r>
+          </w:p>
+        </w:tc>
+      </w:tr>
+      <w:tr>
+        <w:trPr>
+          <w:tblHeader w:val="false"/>
+        </w:trPr>
+        <w:tc>
+          <w:tcPr>
+            <w:tcW w:type="dxa" w:w="2065"/>
+            <w:tcMar>
+              <w:top w:type="dxa" w:w="60"/>
+              <w:left w:type="dxa" w:w="110"/>
+              <w:bottom w:type="dxa" w:w="60"/>
+              <w:right w:type="dxa" w:w="110"/>
+            </w:tcMar>
+          </w:tcPr>
+          <w:p>
+            <w:pPr>
+              <w:spacing w:after="0" w:before="0"/>
+            </w:pPr>
+            <w:r>
+              <w:rPr>
+                <w:rFonts w:ascii="Consolas" w:cs="Consolas" w:eastAsia="Consolas" w:hAnsi="Consolas"/>
+                <w:shd w:fill="F2F2F2" w:val="clear"/>
+              </w:rPr>
+              <w:t xml:space="preserve">Esc</w:t>
+            </w:r>
+          </w:p>
+        </w:tc>
+        <w:tc>
+          <w:tcPr>
+            <w:tcW w:type="dxa" w:w="7573"/>
+            <w:tcMar>
+              <w:top w:type="dxa" w:w="60"/>
+              <w:left w:type="dxa" w:w="110"/>
+              <w:bottom w:type="dxa" w:w="60"/>
+              <w:right w:type="dxa" w:w="110"/>
+            </w:tcMar>
+          </w:tcPr>
+          <w:p>
+            <w:pPr>
+              <w:spacing w:after="0" w:before="0"/>
+            </w:pPr>
+            <w:r>
+              <w:rPr>
+                <w:rFonts w:ascii="Yu Gothic" w:cs="Yu Gothic" w:eastAsia="Yu Gothic" w:hAnsi="Yu Gothic"/>
+              </w:rPr>
+              <w:t xml:space="preserve">今のタブの練習を終了（コンテスト運用を除く）</w:t>
             </w:r>
           </w:p>
         </w:tc>
@@ -11106,7 +12319,7 @@
         <w:rPr>
           <w:rFonts w:ascii="Yu Gothic" w:cs="Yu Gothic" w:eastAsia="Yu Gothic" w:hAnsi="Yu Gothic"/>
         </w:rPr>
-        <w:t xml:space="preserve">交信シミュレーター（実技）</w:t>
+        <w:t xml:space="preserve">交信シミュレーター（実技・ガイド付きの「パドルで打ってみる」）</w:t>
       </w:r>
     </w:p>
     <w:tbl>
@@ -12305,7 +13518,7 @@
         <w:rPr>
           <w:rFonts w:ascii="Yu Gothic" w:cs="Yu Gothic" w:eastAsia="Yu Gothic" w:hAnsi="Yu Gothic"/>
         </w:rPr>
-        <w:t xml:space="preserve">「パドル送信」タブを開いているか確認してください。パドル入力はこのタブでのみ有効です</w:t>
+        <w:t xml:space="preserve">画面右のパドル欄の中をクリックしてください。ここが唯一の打面です</w:t>
       </w:r>
     </w:p>
     <w:p>
@@ -12322,7 +13535,7 @@
         <w:rPr>
           <w:rFonts w:ascii="Yu Gothic" w:cs="Yu Gothic" w:eastAsia="Yu Gothic" w:hAnsi="Yu Gothic"/>
         </w:rPr>
-        <w:t xml:space="preserve">パッドの枠内をクリックしてください。枠外でも打ちたい場合は「画面全体でパドル入力を受け付ける」をオンにします</w:t>
+        <w:t xml:space="preserve">欄の外でも打ちたい場合は、「パドル送信」タブの「画面全体でパドル入力を受け付ける」をオンにします</w:t>
       </w:r>
     </w:p>
     <w:p>
@@ -12339,103 +13552,33 @@
         <w:rPr>
           <w:rFonts w:ascii="Yu Gothic" w:cs="Yu Gothic" w:eastAsia="Yu Gothic" w:hAnsi="Yu Gothic"/>
         </w:rPr>
-        <w:t xml:space="preserve">短点と長点が逆なら、「利き手」の設定を確認してください</w:t>
-      </w:r>
-    </w:p>
-    <w:p>
-      <w:pPr>
-        <w:pStyle w:val="Heading2"/>
-        <w:spacing w:after="150" w:before="340"/>
-      </w:pPr>
-      <w:r>
-        <w:rPr>
-          <w:rFonts w:ascii="Yu Gothic" w:cs="Yu Gothic" w:eastAsia="Yu Gothic" w:hAnsi="Yu Gothic"/>
-        </w:rPr>
-        <w:t xml:space="preserve">右クリックでメニューが出てしまう</w:t>
-      </w:r>
-    </w:p>
-    <w:p>
-      <w:pPr>
-        <w:spacing w:after="160" w:line="330"/>
-      </w:pPr>
-      <w:r>
-        <w:rPr>
-          <w:rFonts w:ascii="Yu Gothic" w:cs="Yu Gothic" w:eastAsia="Yu Gothic" w:hAnsi="Yu Gothic"/>
-        </w:rPr>
-        <w:t xml:space="preserve">パッドの上では右クリックメニューを抑止しています。枠外で右クリックした場合は通常どおりメニューが出ます。「画面全体でパドル入力を受け付ける」をオンにすると、画面全体で抑止されます。</w:t>
-      </w:r>
-    </w:p>
-    <w:p>
-      <w:pPr>
-        <w:pStyle w:val="Heading2"/>
-        <w:spacing w:after="150" w:before="340"/>
-      </w:pPr>
-      <w:r>
-        <w:rPr>
-          <w:rFonts w:ascii="Yu Gothic" w:cs="Yu Gothic" w:eastAsia="Yu Gothic" w:hAnsi="Yu Gothic"/>
-        </w:rPr>
-        <w:t xml:space="preserve">送信速度を変えても打鍵の速さが変わらない</w:t>
-      </w:r>
-    </w:p>
-    <w:p>
-      <w:pPr>
-        <w:spacing w:after="160" w:line="330"/>
-      </w:pPr>
-      <w:r>
-        <w:rPr>
-          <w:rFonts w:ascii="Yu Gothic" w:cs="Yu Gothic" w:eastAsia="Yu Gothic" w:hAnsi="Yu Gothic"/>
-        </w:rPr>
-        <w:t xml:space="preserve">キーヤーモードが</w:t>
-      </w:r>
-      <w:r>
-        <w:rPr>
-          <w:rFonts w:ascii="Yu Gothic" w:cs="Yu Gothic" w:eastAsia="Yu Gothic" w:hAnsi="Yu Gothic"/>
-          <w:b/>
-          <w:bCs/>
-        </w:rPr>
-        <w:t xml:space="preserve">縦振り電鍵</w:t>
-      </w:r>
-      <w:r>
-        <w:rPr>
-          <w:rFonts w:ascii="Yu Gothic" w:cs="Yu Gothic" w:eastAsia="Yu Gothic" w:hAnsi="Yu Gothic"/>
-        </w:rPr>
-        <w:t xml:space="preserve">になっていないか確認してください。縦振りモードでは符号の長さは押した時間そのもので決まるため、送信速度の設定は音に反映されません（短点・長点の判定しきい値にだけ使われます）。アイアンビック A / B またはウルティマチックに切り替えると反映されます。チュートリアル中は、この状態になると注意と「戻す」ボタンが表示されます。</w:t>
-      </w:r>
-    </w:p>
-    <w:p>
-      <w:pPr>
-        <w:pStyle w:val="Heading2"/>
-        <w:spacing w:after="150" w:before="340"/>
-      </w:pPr>
-      <w:r>
-        <w:rPr>
-          <w:rFonts w:ascii="Yu Gothic" w:cs="Yu Gothic" w:eastAsia="Yu Gothic" w:hAnsi="Yu Gothic"/>
-        </w:rPr>
-        <w:t xml:space="preserve">打った符号が </w:t>
+        <w:t xml:space="preserve">キーボードの </w:t>
       </w:r>
       <w:r>
         <w:rPr>
           <w:rFonts w:ascii="Consolas" w:cs="Consolas" w:eastAsia="Consolas" w:hAnsi="Consolas"/>
           <w:shd w:fill="F2F2F2" w:val="clear"/>
         </w:rPr>
-        <w:t xml:space="preserve">＊</w:t>
-      </w:r>
-      <w:r>
-        <w:rPr>
-          <w:rFonts w:ascii="Yu Gothic" w:cs="Yu Gothic" w:eastAsia="Yu Gothic" w:hAnsi="Yu Gothic"/>
-        </w:rPr>
-        <w:t xml:space="preserve"> になる</w:t>
-      </w:r>
-    </w:p>
-    <w:p>
-      <w:pPr>
-        <w:spacing w:after="160" w:line="330"/>
-      </w:pPr>
-      <w:r>
-        <w:rPr>
-          <w:rFonts w:ascii="Yu Gothic" w:cs="Yu Gothic" w:eastAsia="Yu Gothic" w:hAnsi="Yu Gothic"/>
-        </w:rPr>
-        <w:t xml:space="preserve">その符号に対応する文字が無い、という意味です。多くは次の原因です。</w:t>
+        <w:t xml:space="preserve">Z</w:t>
+      </w:r>
+      <w:r>
+        <w:rPr>
+          <w:rFonts w:ascii="Yu Gothic" w:cs="Yu Gothic" w:eastAsia="Yu Gothic" w:hAnsi="Yu Gothic"/>
+        </w:rPr>
+        <w:t xml:space="preserve"> / </w:t>
+      </w:r>
+      <w:r>
+        <w:rPr>
+          <w:rFonts w:ascii="Consolas" w:cs="Consolas" w:eastAsia="Consolas" w:hAnsi="Consolas"/>
+          <w:shd w:fill="F2F2F2" w:val="clear"/>
+        </w:rPr>
+        <w:t xml:space="preserve">X</w:t>
+      </w:r>
+      <w:r>
+        <w:rPr>
+          <w:rFonts w:ascii="Yu Gothic" w:cs="Yu Gothic" w:eastAsia="Yu Gothic" w:hAnsi="Yu Gothic"/>
+        </w:rPr>
+        <w:t xml:space="preserve"> は、入力欄やボタンに焦点があると効きません。パドル欄をクリックしてから押してください</w:t>
       </w:r>
     </w:p>
     <w:p>
@@ -12452,7 +13595,103 @@
         <w:rPr>
           <w:rFonts w:ascii="Yu Gothic" w:cs="Yu Gothic" w:eastAsia="Yu Gothic" w:hAnsi="Yu Gothic"/>
         </w:rPr>
-        <w:t xml:space="preserve">要素を打ちすぎている（短点を押しっぱなしにして 6 個以上出ているなど）</w:t>
+        <w:t xml:space="preserve">短点と長点が逆なら、「利き手」の設定を確認してください</w:t>
+      </w:r>
+    </w:p>
+    <w:p>
+      <w:pPr>
+        <w:pStyle w:val="Heading2"/>
+        <w:spacing w:after="150" w:before="340"/>
+      </w:pPr>
+      <w:r>
+        <w:rPr>
+          <w:rFonts w:ascii="Yu Gothic" w:cs="Yu Gothic" w:eastAsia="Yu Gothic" w:hAnsi="Yu Gothic"/>
+        </w:rPr>
+        <w:t xml:space="preserve">右クリックでメニューが出てしまう</w:t>
+      </w:r>
+    </w:p>
+    <w:p>
+      <w:pPr>
+        <w:spacing w:after="160" w:line="330"/>
+      </w:pPr>
+      <w:r>
+        <w:rPr>
+          <w:rFonts w:ascii="Yu Gothic" w:cs="Yu Gothic" w:eastAsia="Yu Gothic" w:hAnsi="Yu Gothic"/>
+        </w:rPr>
+        <w:t xml:space="preserve">パドル欄の上では右クリックメニューを抑止しています。欄の外で右クリックした場合は通常どおりメニューが出ます。「画面全体でパドル入力を受け付ける」をオンにすると、画面全体で抑止されます。</w:t>
+      </w:r>
+    </w:p>
+    <w:p>
+      <w:pPr>
+        <w:pStyle w:val="Heading2"/>
+        <w:spacing w:after="150" w:before="340"/>
+      </w:pPr>
+      <w:r>
+        <w:rPr>
+          <w:rFonts w:ascii="Yu Gothic" w:cs="Yu Gothic" w:eastAsia="Yu Gothic" w:hAnsi="Yu Gothic"/>
+        </w:rPr>
+        <w:t xml:space="preserve">送信速度を変えても打鍵の速さが変わらない</w:t>
+      </w:r>
+    </w:p>
+    <w:p>
+      <w:pPr>
+        <w:spacing w:after="160" w:line="330"/>
+      </w:pPr>
+      <w:r>
+        <w:rPr>
+          <w:rFonts w:ascii="Yu Gothic" w:cs="Yu Gothic" w:eastAsia="Yu Gothic" w:hAnsi="Yu Gothic"/>
+        </w:rPr>
+        <w:t xml:space="preserve">キーヤーモードが</w:t>
+      </w:r>
+      <w:r>
+        <w:rPr>
+          <w:rFonts w:ascii="Yu Gothic" w:cs="Yu Gothic" w:eastAsia="Yu Gothic" w:hAnsi="Yu Gothic"/>
+          <w:b/>
+          <w:bCs/>
+        </w:rPr>
+        <w:t xml:space="preserve">縦振り電鍵</w:t>
+      </w:r>
+      <w:r>
+        <w:rPr>
+          <w:rFonts w:ascii="Yu Gothic" w:cs="Yu Gothic" w:eastAsia="Yu Gothic" w:hAnsi="Yu Gothic"/>
+        </w:rPr>
+        <w:t xml:space="preserve">になっていないか確認してください。縦振りモードでは符号の長さは押した時間そのもので決まるため、送信速度の設定は音に反映されません（短点・長点の判定しきい値にだけ使われます）。アイアンビック A / B またはウルティマチックに切り替えると反映されます。チュートリアル中は、この状態になると注意と「戻す」ボタンが表示されます。</w:t>
+      </w:r>
+    </w:p>
+    <w:p>
+      <w:pPr>
+        <w:pStyle w:val="Heading2"/>
+        <w:spacing w:after="150" w:before="340"/>
+      </w:pPr>
+      <w:r>
+        <w:rPr>
+          <w:rFonts w:ascii="Yu Gothic" w:cs="Yu Gothic" w:eastAsia="Yu Gothic" w:hAnsi="Yu Gothic"/>
+        </w:rPr>
+        <w:t xml:space="preserve">打った符号が </w:t>
+      </w:r>
+      <w:r>
+        <w:rPr>
+          <w:rFonts w:ascii="Consolas" w:cs="Consolas" w:eastAsia="Consolas" w:hAnsi="Consolas"/>
+          <w:shd w:fill="F2F2F2" w:val="clear"/>
+        </w:rPr>
+        <w:t xml:space="preserve">＊</w:t>
+      </w:r>
+      <w:r>
+        <w:rPr>
+          <w:rFonts w:ascii="Yu Gothic" w:cs="Yu Gothic" w:eastAsia="Yu Gothic" w:hAnsi="Yu Gothic"/>
+        </w:rPr>
+        <w:t xml:space="preserve"> になる</w:t>
+      </w:r>
+    </w:p>
+    <w:p>
+      <w:pPr>
+        <w:spacing w:after="160" w:line="330"/>
+      </w:pPr>
+      <w:r>
+        <w:rPr>
+          <w:rFonts w:ascii="Yu Gothic" w:cs="Yu Gothic" w:eastAsia="Yu Gothic" w:hAnsi="Yu Gothic"/>
+        </w:rPr>
+        <w:t xml:space="preserve">その符号に対応する文字が無い、という意味です。多くは次の原因です。</w:t>
       </w:r>
     </w:p>
     <w:p>
@@ -12469,7 +13708,7 @@
         <w:rPr>
           <w:rFonts w:ascii="Yu Gothic" w:cs="Yu Gothic" w:eastAsia="Yu Gothic" w:hAnsi="Yu Gothic"/>
         </w:rPr>
-        <w:t xml:space="preserve">文字の途中で間が空きすぎ、2 文字に分割された</w:t>
+        <w:t xml:space="preserve">要素を打ちすぎている（短点を押しっぱなしにして 6 個以上出ているなど）</w:t>
       </w:r>
     </w:p>
     <w:p>
@@ -12486,30 +13725,7 @@
         <w:rPr>
           <w:rFonts w:ascii="Yu Gothic" w:cs="Yu Gothic" w:eastAsia="Yu Gothic" w:hAnsi="Yu Gothic"/>
         </w:rPr>
-        <w:t xml:space="preserve">文字と文字の間が短すぎ、1 文字につながった</w:t>
-      </w:r>
-    </w:p>
-    <w:p>
-      <w:pPr>
-        <w:spacing w:after="160" w:line="330"/>
-      </w:pPr>
-      <w:r>
-        <w:rPr>
-          <w:rFonts w:ascii="Yu Gothic" w:cs="Yu Gothic" w:eastAsia="Yu Gothic" w:hAnsi="Yu Gothic"/>
-        </w:rPr>
-        <w:t xml:space="preserve">文字の間は短点 3 個分ほど止めるのが目安です。</w:t>
-      </w:r>
-    </w:p>
-    <w:p>
-      <w:pPr>
-        <w:pStyle w:val="Heading2"/>
-        <w:spacing w:after="150" w:before="340"/>
-      </w:pPr>
-      <w:r>
-        <w:rPr>
-          <w:rFonts w:ascii="Yu Gothic" w:cs="Yu Gothic" w:eastAsia="Yu Gothic" w:hAnsi="Yu Gothic"/>
-        </w:rPr>
-        <w:t xml:space="preserve">コンテストで誰も応答してくれない</w:t>
+        <w:t xml:space="preserve">文字の途中で間が空きすぎ、2 文字に分割された</w:t>
       </w:r>
     </w:p>
     <w:p>
@@ -12526,33 +13742,30 @@
         <w:rPr>
           <w:rFonts w:ascii="Yu Gothic" w:cs="Yu Gothic" w:eastAsia="Yu Gothic" w:hAnsi="Yu Gothic"/>
         </w:rPr>
-        <w:t xml:space="preserve">打ち込んだコールサインが、呼んでいる局のどれとも近くない可能性があります。</w:t>
-      </w:r>
-      <w:r>
-        <w:rPr>
-          <w:rFonts w:ascii="Consolas" w:cs="Consolas" w:eastAsia="Consolas" w:hAnsi="Consolas"/>
-          <w:shd w:fill="F2F2F2" w:val="clear"/>
-        </w:rPr>
-        <w:t xml:space="preserve">F7</w:t>
-      </w:r>
-      <w:r>
-        <w:rPr>
-          <w:rFonts w:ascii="Yu Gothic" w:cs="Yu Gothic" w:eastAsia="Yu Gothic" w:hAnsi="Yu Gothic"/>
-        </w:rPr>
-        <w:t xml:space="preserve">（</w:t>
-      </w:r>
-      <w:r>
-        <w:rPr>
-          <w:rFonts w:ascii="Consolas" w:cs="Consolas" w:eastAsia="Consolas" w:hAnsi="Consolas"/>
-          <w:shd w:fill="F2F2F2" w:val="clear"/>
-        </w:rPr>
-        <w:t xml:space="preserve">?</w:t>
-      </w:r>
-      <w:r>
-        <w:rPr>
-          <w:rFonts w:ascii="Yu Gothic" w:cs="Yu Gothic" w:eastAsia="Yu Gothic" w:hAnsi="Yu Gothic"/>
-        </w:rPr>
-        <w:t xml:space="preserve">）を送ると、呼んでいた局がもう一度名乗ります</w:t>
+        <w:t xml:space="preserve">文字と文字の間が短すぎ、1 文字につながった</w:t>
+      </w:r>
+    </w:p>
+    <w:p>
+      <w:pPr>
+        <w:spacing w:after="160" w:line="330"/>
+      </w:pPr>
+      <w:r>
+        <w:rPr>
+          <w:rFonts w:ascii="Yu Gothic" w:cs="Yu Gothic" w:eastAsia="Yu Gothic" w:hAnsi="Yu Gothic"/>
+        </w:rPr>
+        <w:t xml:space="preserve">文字の間は短点 3 個分ほど止めるのが目安です。</w:t>
+      </w:r>
+    </w:p>
+    <w:p>
+      <w:pPr>
+        <w:pStyle w:val="Heading2"/>
+        <w:spacing w:after="150" w:before="340"/>
+      </w:pPr>
+      <w:r>
+        <w:rPr>
+          <w:rFonts w:ascii="Yu Gothic" w:cs="Yu Gothic" w:eastAsia="Yu Gothic" w:hAnsi="Yu Gothic"/>
+        </w:rPr>
+        <w:t xml:space="preserve">コンテストで誰も応答してくれない</w:t>
       </w:r>
     </w:p>
     <w:p>
@@ -12569,43 +13782,33 @@
         <w:rPr>
           <w:rFonts w:ascii="Yu Gothic" w:cs="Yu Gothic" w:eastAsia="Yu Gothic" w:hAnsi="Yu Gothic"/>
         </w:rPr>
-        <w:t xml:space="preserve">待たせすぎた局は諦めて去ります。</w:t>
+        <w:t xml:space="preserve">打ち込んだコールサインが、呼んでいる局のどれとも近くない可能性があります。</w:t>
       </w:r>
       <w:r>
         <w:rPr>
           <w:rFonts w:ascii="Consolas" w:cs="Consolas" w:eastAsia="Consolas" w:hAnsi="Consolas"/>
           <w:shd w:fill="F2F2F2" w:val="clear"/>
         </w:rPr>
-        <w:t xml:space="preserve">F1</w:t>
-      </w:r>
-      <w:r>
-        <w:rPr>
-          <w:rFonts w:ascii="Yu Gothic" w:cs="Yu Gothic" w:eastAsia="Yu Gothic" w:hAnsi="Yu Gothic"/>
-        </w:rPr>
-        <w:t xml:space="preserve"> で CQ を出し直してください</w:t>
-      </w:r>
-    </w:p>
-    <w:p>
-      <w:pPr>
-        <w:pStyle w:val="Heading2"/>
-        <w:spacing w:after="150" w:before="340"/>
-      </w:pPr>
-      <w:r>
-        <w:rPr>
-          <w:rFonts w:ascii="Yu Gothic" w:cs="Yu Gothic" w:eastAsia="Yu Gothic" w:hAnsi="Yu Gothic"/>
-        </w:rPr>
-        <w:t xml:space="preserve">設定や記録が消えた</w:t>
-      </w:r>
-    </w:p>
-    <w:p>
-      <w:pPr>
-        <w:spacing w:after="160" w:line="330"/>
-      </w:pPr>
-      <w:r>
-        <w:rPr>
-          <w:rFonts w:ascii="Yu Gothic" w:cs="Yu Gothic" w:eastAsia="Yu Gothic" w:hAnsi="Yu Gothic"/>
-        </w:rPr>
-        <w:t xml:space="preserve">設定と記録はブラウザの localStorage に保存されています。次の場合は消えます。</w:t>
+        <w:t xml:space="preserve">F7</w:t>
+      </w:r>
+      <w:r>
+        <w:rPr>
+          <w:rFonts w:ascii="Yu Gothic" w:cs="Yu Gothic" w:eastAsia="Yu Gothic" w:hAnsi="Yu Gothic"/>
+        </w:rPr>
+        <w:t xml:space="preserve">（</w:t>
+      </w:r>
+      <w:r>
+        <w:rPr>
+          <w:rFonts w:ascii="Consolas" w:cs="Consolas" w:eastAsia="Consolas" w:hAnsi="Consolas"/>
+          <w:shd w:fill="F2F2F2" w:val="clear"/>
+        </w:rPr>
+        <w:t xml:space="preserve">?</w:t>
+      </w:r>
+      <w:r>
+        <w:rPr>
+          <w:rFonts w:ascii="Yu Gothic" w:cs="Yu Gothic" w:eastAsia="Yu Gothic" w:hAnsi="Yu Gothic"/>
+        </w:rPr>
+        <w:t xml:space="preserve">）を送ると、呼んでいた局がもう一度名乗ります</w:t>
       </w:r>
     </w:p>
     <w:p>
@@ -12622,7 +13825,43 @@
         <w:rPr>
           <w:rFonts w:ascii="Yu Gothic" w:cs="Yu Gothic" w:eastAsia="Yu Gothic" w:hAnsi="Yu Gothic"/>
         </w:rPr>
-        <w:t xml:space="preserve">ブラウザの閲覧データ（サイトデータ・Cookie）を削除した</w:t>
+        <w:t xml:space="preserve">待たせすぎた局は諦めて去ります。</w:t>
+      </w:r>
+      <w:r>
+        <w:rPr>
+          <w:rFonts w:ascii="Consolas" w:cs="Consolas" w:eastAsia="Consolas" w:hAnsi="Consolas"/>
+          <w:shd w:fill="F2F2F2" w:val="clear"/>
+        </w:rPr>
+        <w:t xml:space="preserve">F1</w:t>
+      </w:r>
+      <w:r>
+        <w:rPr>
+          <w:rFonts w:ascii="Yu Gothic" w:cs="Yu Gothic" w:eastAsia="Yu Gothic" w:hAnsi="Yu Gothic"/>
+        </w:rPr>
+        <w:t xml:space="preserve"> で CQ を出し直してください</w:t>
+      </w:r>
+    </w:p>
+    <w:p>
+      <w:pPr>
+        <w:pStyle w:val="Heading2"/>
+        <w:spacing w:after="150" w:before="340"/>
+      </w:pPr>
+      <w:r>
+        <w:rPr>
+          <w:rFonts w:ascii="Yu Gothic" w:cs="Yu Gothic" w:eastAsia="Yu Gothic" w:hAnsi="Yu Gothic"/>
+        </w:rPr>
+        <w:t xml:space="preserve">設定や記録が消えた</w:t>
+      </w:r>
+    </w:p>
+    <w:p>
+      <w:pPr>
+        <w:spacing w:after="160" w:line="330"/>
+      </w:pPr>
+      <w:r>
+        <w:rPr>
+          <w:rFonts w:ascii="Yu Gothic" w:cs="Yu Gothic" w:eastAsia="Yu Gothic" w:hAnsi="Yu Gothic"/>
+        </w:rPr>
+        <w:t xml:space="preserve">設定と記録はブラウザの localStorage に保存されています。次の場合は消えます。</w:t>
       </w:r>
     </w:p>
     <w:p>
@@ -12639,7 +13878,7 @@
         <w:rPr>
           <w:rFonts w:ascii="Yu Gothic" w:cs="Yu Gothic" w:eastAsia="Yu Gothic" w:hAnsi="Yu Gothic"/>
         </w:rPr>
-        <w:t xml:space="preserve">プライベートブラウジング／シークレットウィンドウで使っている</w:t>
+        <w:t xml:space="preserve">ブラウザの閲覧データ（サイトデータ・Cookie）を削除した</w:t>
       </w:r>
     </w:p>
     <w:p>
@@ -12656,57 +13895,7 @@
         <w:rPr>
           <w:rFonts w:ascii="Yu Gothic" w:cs="Yu Gothic" w:eastAsia="Yu Gothic" w:hAnsi="Yu Gothic"/>
         </w:rPr>
-        <w:t xml:space="preserve">別のブラウザ、別の端末で開いた</w:t>
-      </w:r>
-    </w:p>
-    <w:p>
-      <w:pPr>
-        <w:spacing w:after="160" w:line="330"/>
-      </w:pPr>
-      <w:r>
-        <w:rPr>
-          <w:rFonts w:ascii="Yu Gothic" w:cs="Yu Gothic" w:eastAsia="Yu Gothic" w:hAnsi="Yu Gothic"/>
-        </w:rPr>
-        <w:t xml:space="preserve">「記録を書き出す」で残したファイルがあれば、「記録を読み込む」で復元できます。</w:t>
-      </w:r>
-    </w:p>
-    <w:p>
-      <w:pPr>
-        <w:pStyle w:val="Heading2"/>
-        <w:spacing w:after="150" w:before="340"/>
-      </w:pPr>
-      <w:r>
-        <w:rPr>
-          <w:rFonts w:ascii="Yu Gothic" w:cs="Yu Gothic" w:eastAsia="Yu Gothic" w:hAnsi="Yu Gothic"/>
-        </w:rPr>
-        <w:t xml:space="preserve">画面が横にはみ出す・スマートフォンで見づらい</w:t>
-      </w:r>
-    </w:p>
-    <w:p>
-      <w:pPr>
-        <w:spacing w:after="160" w:line="330"/>
-      </w:pPr>
-      <w:r>
-        <w:rPr>
-          <w:rFonts w:ascii="Yu Gothic" w:cs="Yu Gothic" w:eastAsia="Yu Gothic" w:hAnsi="Yu Gothic"/>
-        </w:rPr>
-        <w:t xml:space="preserve">画面幅に合わせて折り返す設計ですが、コンテスト運用のように情報量の多い画面は横向き（landscape）のほうが見やすくなります。</w:t>
-      </w:r>
-    </w:p>
-    <w:p>
-      <w:pPr>
-        <w:pStyle w:val="Heading1"/>
-        <w:pageBreakBefore/>
-        <w:pBdr>
-          <w:bottom w:val="single" w:color="BFBFBF" w:sz="6" w:space="6"/>
-        </w:pBdr>
-        <w:spacing w:after="240" w:before="0"/>
-      </w:pPr>
-      <w:r>
-        <w:rPr>
-          <w:rFonts w:ascii="Yu Gothic" w:cs="Yu Gothic" w:eastAsia="Yu Gothic" w:hAnsi="Yu Gothic"/>
-        </w:rPr>
-        <w:t xml:space="preserve">付録: このアプリについて</w:t>
+        <w:t xml:space="preserve">プライベートブラウジング／シークレットウィンドウで使っている</w:t>
       </w:r>
     </w:p>
     <w:p>
@@ -12723,7 +13912,80 @@
         <w:rPr>
           <w:rFonts w:ascii="Yu Gothic" w:cs="Yu Gothic" w:eastAsia="Yu Gothic" w:hAnsi="Yu Gothic"/>
         </w:rPr>
-        <w:t xml:space="preserve">動作環境: Web Audio API に対応したブラウザ（Chrome / Edge / Firefox / Safari）</w:t>
+        <w:t xml:space="preserve">別のブラウザ、別の端末で開いた</w:t>
+      </w:r>
+    </w:p>
+    <w:p>
+      <w:pPr>
+        <w:spacing w:after="160" w:line="330"/>
+      </w:pPr>
+      <w:r>
+        <w:rPr>
+          <w:rFonts w:ascii="Yu Gothic" w:cs="Yu Gothic" w:eastAsia="Yu Gothic" w:hAnsi="Yu Gothic"/>
+        </w:rPr>
+        <w:t xml:space="preserve">「記録を書き出す」で残したファイルがあれば、「記録を読み込む」で復元できます。</w:t>
+      </w:r>
+    </w:p>
+    <w:p>
+      <w:pPr>
+        <w:pStyle w:val="Heading2"/>
+        <w:spacing w:after="150" w:before="340"/>
+      </w:pPr>
+      <w:r>
+        <w:rPr>
+          <w:rFonts w:ascii="Yu Gothic" w:cs="Yu Gothic" w:eastAsia="Yu Gothic" w:hAnsi="Yu Gothic"/>
+        </w:rPr>
+        <w:t xml:space="preserve">画面が窮屈で見づらい</w:t>
+      </w:r>
+    </w:p>
+    <w:p>
+      <w:pPr>
+        <w:spacing w:after="160" w:line="330"/>
+      </w:pPr>
+      <w:r>
+        <w:rPr>
+          <w:rFonts w:ascii="Yu Gothic" w:cs="Yu Gothic" w:eastAsia="Yu Gothic" w:hAnsi="Yu Gothic"/>
+        </w:rPr>
+        <w:t xml:space="preserve">パソコンでの利用を前提にした画面です。右側をパドル欄が占めるため、ウィンドウの横幅を 1000 ピクセル以上にすると読みやすくなります。ブラウザの表示倍率を下げるのも有効です。</w:t>
+      </w:r>
+    </w:p>
+    <w:p>
+      <w:pPr>
+        <w:pStyle w:val="Heading2"/>
+        <w:spacing w:after="150" w:before="340"/>
+      </w:pPr>
+      <w:r>
+        <w:rPr>
+          <w:rFonts w:ascii="Yu Gothic" w:cs="Yu Gothic" w:eastAsia="Yu Gothic" w:hAnsi="Yu Gothic"/>
+        </w:rPr>
+        <w:t xml:space="preserve">音が途中で止まったまま動かない</w:t>
+      </w:r>
+    </w:p>
+    <w:p>
+      <w:pPr>
+        <w:spacing w:after="160" w:line="330"/>
+      </w:pPr>
+      <w:r>
+        <w:rPr>
+          <w:rFonts w:ascii="Yu Gothic" w:cs="Yu Gothic" w:eastAsia="Yu Gothic" w:hAnsi="Yu Gothic"/>
+        </w:rPr>
+        <w:t xml:space="preserve">一時停止したままになっていないか、画面上部のボタンを確認してください。「▶ 再開」と出ていれば一時停止中です。もう一度押すと続きから鳴ります。一時停止中は本文が少し暗くなります。</w:t>
+      </w:r>
+    </w:p>
+    <w:p>
+      <w:pPr>
+        <w:pStyle w:val="Heading1"/>
+        <w:pageBreakBefore/>
+        <w:pBdr>
+          <w:bottom w:val="single" w:color="BFBFBF" w:sz="6" w:space="6"/>
+        </w:pBdr>
+        <w:spacing w:after="240" w:before="0"/>
+      </w:pPr>
+      <w:r>
+        <w:rPr>
+          <w:rFonts w:ascii="Yu Gothic" w:cs="Yu Gothic" w:eastAsia="Yu Gothic" w:hAnsi="Yu Gothic"/>
+        </w:rPr>
+        <w:t xml:space="preserve">付録: このアプリについて</w:t>
       </w:r>
     </w:p>
     <w:p>
@@ -12740,7 +14002,7 @@
         <w:rPr>
           <w:rFonts w:ascii="Yu Gothic" w:cs="Yu Gothic" w:eastAsia="Yu Gothic" w:hAnsi="Yu Gothic"/>
         </w:rPr>
-        <w:t xml:space="preserve">通信: 一切行いません。設定と記録は端末内にのみ保存されます</w:t>
+        <w:t xml:space="preserve">動作環境: Web Audio API に対応したブラウザ（Chrome / Edge / Firefox / Safari）</w:t>
       </w:r>
     </w:p>
     <w:p>
@@ -12757,30 +14019,7 @@
         <w:rPr>
           <w:rFonts w:ascii="Yu Gothic" w:cs="Yu Gothic" w:eastAsia="Yu Gothic" w:hAnsi="Yu Gothic"/>
         </w:rPr>
-        <w:t xml:space="preserve">開き方は</w:t>
-      </w:r>
-      <w:r>
-        <w:rPr>
-          <w:rFonts w:ascii="Yu Gothic" w:cs="Yu Gothic" w:eastAsia="Yu Gothic" w:hAnsi="Yu Gothic"/>
-        </w:rPr>
-        <w:t xml:space="preserve">1. アプリを開く</w:t>
-      </w:r>
-      <w:r>
-        <w:rPr>
-          <w:rFonts w:ascii="Yu Gothic" w:cs="Yu Gothic" w:eastAsia="Yu Gothic" w:hAnsi="Yu Gothic"/>
-        </w:rPr>
-        <w:t xml:space="preserve">を参照してください</w:t>
-      </w:r>
-    </w:p>
-    <w:p>
-      <w:pPr>
-        <w:spacing w:after="160" w:line="330"/>
-      </w:pPr>
-      <w:r>
-        <w:rPr>
-          <w:rFonts w:ascii="Yu Gothic" w:cs="Yu Gothic" w:eastAsia="Yu Gothic" w:hAnsi="Yu Gothic"/>
-        </w:rPr>
-        <w:t xml:space="preserve">着想元:</w:t>
+        <w:t xml:space="preserve">通信: 一切行いません。設定と記録は端末内にのみ保存されます</w:t>
       </w:r>
     </w:p>
     <w:p>
@@ -12793,7 +14032,95 @@
         <w:spacing w:after="90" w:line="320"/>
         <w:ind w:left="640" w:hanging="300"/>
       </w:pPr>
-      <w:hyperlink w:history="1" r:id="rIdc5gv56upbhxjypc8bflsz">
+      <w:r>
+        <w:rPr>
+          <w:rFonts w:ascii="Yu Gothic" w:cs="Yu Gothic" w:eastAsia="Yu Gothic" w:hAnsi="Yu Gothic"/>
+        </w:rPr>
+        <w:t xml:space="preserve">開き方は</w:t>
+      </w:r>
+      <w:r>
+        <w:rPr>
+          <w:rFonts w:ascii="Yu Gothic" w:cs="Yu Gothic" w:eastAsia="Yu Gothic" w:hAnsi="Yu Gothic"/>
+        </w:rPr>
+        <w:t xml:space="preserve">1. アプリを開く</w:t>
+      </w:r>
+      <w:r>
+        <w:rPr>
+          <w:rFonts w:ascii="Yu Gothic" w:cs="Yu Gothic" w:eastAsia="Yu Gothic" w:hAnsi="Yu Gothic"/>
+        </w:rPr>
+        <w:t xml:space="preserve">を参照してください</w:t>
+      </w:r>
+    </w:p>
+    <w:p>
+      <w:pPr>
+        <w:pStyle w:val="Heading2"/>
+        <w:spacing w:after="150" w:before="340"/>
+      </w:pPr>
+      <w:r>
+        <w:rPr>
+          <w:rFonts w:ascii="Yu Gothic" w:cs="Yu Gothic" w:eastAsia="Yu Gothic" w:hAnsi="Yu Gothic"/>
+        </w:rPr>
+        <w:t xml:space="preserve">品質確認について</w:t>
+      </w:r>
+    </w:p>
+    <w:p>
+      <w:pPr>
+        <w:spacing w:after="160" w:line="330"/>
+      </w:pPr>
+      <w:r>
+        <w:rPr>
+          <w:rFonts w:ascii="Yu Gothic" w:cs="Yu Gothic" w:eastAsia="Yu Gothic" w:hAnsi="Yu Gothic"/>
+        </w:rPr>
+        <w:t xml:space="preserve">この説明書に書いてある操作は、実際のブラウザを自動操作する試験（</w:t>
+      </w:r>
+      <w:r>
+        <w:rPr>
+          <w:rFonts w:ascii="Consolas" w:cs="Consolas" w:eastAsia="Consolas" w:hAnsi="Consolas"/>
+          <w:shd w:fill="F2F2F2" w:val="clear"/>
+        </w:rPr>
+        <w:t xml:space="preserve">tests/e2e/</w:t>
+      </w:r>
+      <w:r>
+        <w:rPr>
+          <w:rFonts w:ascii="Yu Gothic" w:cs="Yu Gothic" w:eastAsia="Yu Gothic" w:hAnsi="Yu Gothic"/>
+        </w:rPr>
+        <w:t xml:space="preserve">）で一通り動作を確認しています。公開ページに対しても同じ試験を実行できるようになっているので、「説明書どおりに操作したのに動かない」という状態は起きにくいはずです。手順は</w:t>
+      </w:r>
+      <w:r>
+        <w:rPr>
+          <w:rFonts w:ascii="Yu Gothic" w:cs="Yu Gothic" w:eastAsia="Yu Gothic" w:hAnsi="Yu Gothic"/>
+        </w:rPr>
+        <w:t xml:space="preserve">README</w:t>
+      </w:r>
+      <w:r>
+        <w:rPr>
+          <w:rFonts w:ascii="Yu Gothic" w:cs="Yu Gothic" w:eastAsia="Yu Gothic" w:hAnsi="Yu Gothic"/>
+        </w:rPr>
+        <w:t xml:space="preserve"> を参照してください。</w:t>
+      </w:r>
+    </w:p>
+    <w:p>
+      <w:pPr>
+        <w:spacing w:after="160" w:line="330"/>
+      </w:pPr>
+      <w:r>
+        <w:rPr>
+          <w:rFonts w:ascii="Yu Gothic" w:cs="Yu Gothic" w:eastAsia="Yu Gothic" w:hAnsi="Yu Gothic"/>
+        </w:rPr>
+        <w:t xml:space="preserve">着想元:</w:t>
+      </w:r>
+    </w:p>
+    <w:p>
+      <w:pPr>
+        <w:pStyle w:val="ListParagraph"/>
+        <w:numPr>
+          <w:ilvl w:val="0"/>
+          <w:numId w:val="1"/>
+        </w:numPr>
+        <w:spacing w:after="90" w:line="320"/>
+        <w:ind w:left="640" w:hanging="300"/>
+      </w:pPr>
+      <w:hyperlink w:history="1" r:id="rIdrdnqnxnptvwhb0mtm--7b">
         <w:r>
           <w:rPr>
             <w:rFonts w:ascii="Yu Gothic" w:cs="Yu Gothic" w:eastAsia="Yu Gothic" w:hAnsi="Yu Gothic"/>
@@ -12820,7 +14147,7 @@
         <w:spacing w:after="90" w:line="320"/>
         <w:ind w:left="640" w:hanging="300"/>
       </w:pPr>
-      <w:hyperlink w:history="1" r:id="rIdefj5fdvtekubx-gjvsnm9">
+      <w:hyperlink w:history="1" r:id="rIdoofwyob6tzjzvrecogwfy">
         <w:r>
           <w:rPr>
             <w:rFonts w:ascii="Yu Gothic" w:cs="Yu Gothic" w:eastAsia="Yu Gothic" w:hAnsi="Yu Gothic"/>

--- a/docs/CW交信トレーニング_使い方説明書.docx
+++ b/docs/CW交信トレーニング_使い方説明書.docx
@@ -5832,7 +5832,286 @@
         <w:rPr>
           <w:rFonts w:ascii="Yu Gothic" w:cs="Yu Gothic" w:eastAsia="Yu Gothic" w:hAnsi="Yu Gothic"/>
         </w:rPr>
-        <w:t xml:space="preserve">正しく取れた文字は緑、誤った文字は赤で表示されます。入力が足りない場合は空欄として誤り扱いになります。正解とそのモールス表記も併せて表示されます。</w:t>
+        <w:t xml:space="preserve">正解と並べて、文字ごとに色分けされます。</w:t>
+      </w:r>
+    </w:p>
+    <w:tbl>
+      <w:tblPr>
+        <w:tblW w:type="dxa" w:w="9638"/>
+        <w:tblBorders>
+          <w:top w:val="single" w:color="BFBFBF" w:sz="4"/>
+          <w:left w:val="single" w:color="BFBFBF" w:sz="4"/>
+          <w:bottom w:val="single" w:color="BFBFBF" w:sz="4"/>
+          <w:right w:val="single" w:color="BFBFBF" w:sz="4"/>
+          <w:insideH w:val="single" w:color="BFBFBF" w:sz="2"/>
+          <w:insideV w:val="single" w:color="BFBFBF" w:sz="2"/>
+        </w:tblBorders>
+      </w:tblPr>
+      <w:tblGrid>
+        <w:gridCol w:w="2410"/>
+        <w:gridCol w:w="7228"/>
+      </w:tblGrid>
+      <w:tr>
+        <w:trPr>
+          <w:tblHeader/>
+        </w:trPr>
+        <w:tc>
+          <w:tcPr>
+            <w:tcW w:type="dxa" w:w="2410"/>
+            <w:shd w:fill="EDE7DA" w:val="clear"/>
+            <w:tcMar>
+              <w:top w:type="dxa" w:w="60"/>
+              <w:left w:type="dxa" w:w="110"/>
+              <w:bottom w:type="dxa" w:w="60"/>
+              <w:right w:type="dxa" w:w="110"/>
+            </w:tcMar>
+          </w:tcPr>
+          <w:p>
+            <w:pPr>
+              <w:spacing w:after="0" w:before="0"/>
+            </w:pPr>
+            <w:r>
+              <w:rPr>
+                <w:rFonts w:ascii="Yu Gothic" w:cs="Yu Gothic" w:eastAsia="Yu Gothic" w:hAnsi="Yu Gothic"/>
+                <w:b/>
+                <w:bCs/>
+              </w:rPr>
+              <w:t xml:space="preserve">表示</w:t>
+            </w:r>
+          </w:p>
+        </w:tc>
+        <w:tc>
+          <w:tcPr>
+            <w:tcW w:type="dxa" w:w="7228"/>
+            <w:shd w:fill="EDE7DA" w:val="clear"/>
+            <w:tcMar>
+              <w:top w:type="dxa" w:w="60"/>
+              <w:left w:type="dxa" w:w="110"/>
+              <w:bottom w:type="dxa" w:w="60"/>
+              <w:right w:type="dxa" w:w="110"/>
+            </w:tcMar>
+          </w:tcPr>
+          <w:p>
+            <w:pPr>
+              <w:spacing w:after="0" w:before="0"/>
+            </w:pPr>
+            <w:r>
+              <w:rPr>
+                <w:rFonts w:ascii="Yu Gothic" w:cs="Yu Gothic" w:eastAsia="Yu Gothic" w:hAnsi="Yu Gothic"/>
+                <w:b/>
+                <w:bCs/>
+              </w:rPr>
+              <w:t xml:space="preserve">意味</w:t>
+            </w:r>
+          </w:p>
+        </w:tc>
+      </w:tr>
+      <w:tr>
+        <w:trPr>
+          <w:tblHeader w:val="false"/>
+        </w:trPr>
+        <w:tc>
+          <w:tcPr>
+            <w:tcW w:type="dxa" w:w="2410"/>
+            <w:tcMar>
+              <w:top w:type="dxa" w:w="60"/>
+              <w:left w:type="dxa" w:w="110"/>
+              <w:bottom w:type="dxa" w:w="60"/>
+              <w:right w:type="dxa" w:w="110"/>
+            </w:tcMar>
+          </w:tcPr>
+          <w:p>
+            <w:pPr>
+              <w:spacing w:after="0" w:before="0"/>
+            </w:pPr>
+            <w:r>
+              <w:rPr>
+                <w:rFonts w:ascii="Yu Gothic" w:cs="Yu Gothic" w:eastAsia="Yu Gothic" w:hAnsi="Yu Gothic"/>
+              </w:rPr>
+              <w:t xml:space="preserve">緑</w:t>
+            </w:r>
+          </w:p>
+        </w:tc>
+        <w:tc>
+          <w:tcPr>
+            <w:tcW w:type="dxa" w:w="7228"/>
+            <w:tcMar>
+              <w:top w:type="dxa" w:w="60"/>
+              <w:left w:type="dxa" w:w="110"/>
+              <w:bottom w:type="dxa" w:w="60"/>
+              <w:right w:type="dxa" w:w="110"/>
+            </w:tcMar>
+          </w:tcPr>
+          <w:p>
+            <w:pPr>
+              <w:spacing w:after="0" w:before="0"/>
+            </w:pPr>
+            <w:r>
+              <w:rPr>
+                <w:rFonts w:ascii="Yu Gothic" w:cs="Yu Gothic" w:eastAsia="Yu Gothic" w:hAnsi="Yu Gothic"/>
+              </w:rPr>
+              <w:t xml:space="preserve">取れた文字</w:t>
+            </w:r>
+          </w:p>
+        </w:tc>
+      </w:tr>
+      <w:tr>
+        <w:trPr>
+          <w:tblHeader w:val="false"/>
+        </w:trPr>
+        <w:tc>
+          <w:tcPr>
+            <w:tcW w:type="dxa" w:w="2410"/>
+            <w:tcMar>
+              <w:top w:type="dxa" w:w="60"/>
+              <w:left w:type="dxa" w:w="110"/>
+              <w:bottom w:type="dxa" w:w="60"/>
+              <w:right w:type="dxa" w:w="110"/>
+            </w:tcMar>
+          </w:tcPr>
+          <w:p>
+            <w:pPr>
+              <w:spacing w:after="0" w:before="0"/>
+            </w:pPr>
+            <w:r>
+              <w:rPr>
+                <w:rFonts w:ascii="Yu Gothic" w:cs="Yu Gothic" w:eastAsia="Yu Gothic" w:hAnsi="Yu Gothic"/>
+              </w:rPr>
+              <w:t xml:space="preserve">赤の取り消し線</w:t>
+            </w:r>
+          </w:p>
+        </w:tc>
+        <w:tc>
+          <w:tcPr>
+            <w:tcW w:type="dxa" w:w="7228"/>
+            <w:tcMar>
+              <w:top w:type="dxa" w:w="60"/>
+              <w:left w:type="dxa" w:w="110"/>
+              <w:bottom w:type="dxa" w:w="60"/>
+              <w:right w:type="dxa" w:w="110"/>
+            </w:tcMar>
+          </w:tcPr>
+          <w:p>
+            <w:pPr>
+              <w:spacing w:after="0" w:before="0"/>
+            </w:pPr>
+            <w:r>
+              <w:rPr>
+                <w:rFonts w:ascii="Yu Gothic" w:cs="Yu Gothic" w:eastAsia="Yu Gothic" w:hAnsi="Yu Gothic"/>
+              </w:rPr>
+              <w:t xml:space="preserve">取り漏らした文字（出題にあって解答に無い）</w:t>
+            </w:r>
+          </w:p>
+        </w:tc>
+      </w:tr>
+      <w:tr>
+        <w:trPr>
+          <w:tblHeader w:val="false"/>
+        </w:trPr>
+        <w:tc>
+          <w:tcPr>
+            <w:tcW w:type="dxa" w:w="2410"/>
+            <w:tcMar>
+              <w:top w:type="dxa" w:w="60"/>
+              <w:left w:type="dxa" w:w="110"/>
+              <w:bottom w:type="dxa" w:w="60"/>
+              <w:right w:type="dxa" w:w="110"/>
+            </w:tcMar>
+          </w:tcPr>
+          <w:p>
+            <w:pPr>
+              <w:spacing w:after="0" w:before="0"/>
+            </w:pPr>
+            <w:r>
+              <w:rPr>
+                <w:rFonts w:ascii="Yu Gothic" w:cs="Yu Gothic" w:eastAsia="Yu Gothic" w:hAnsi="Yu Gothic"/>
+              </w:rPr>
+              <w:t xml:space="preserve">橙の波線</w:t>
+            </w:r>
+          </w:p>
+        </w:tc>
+        <w:tc>
+          <w:tcPr>
+            <w:tcW w:type="dxa" w:w="7228"/>
+            <w:tcMar>
+              <w:top w:type="dxa" w:w="60"/>
+              <w:left w:type="dxa" w:w="110"/>
+              <w:bottom w:type="dxa" w:w="60"/>
+              <w:right w:type="dxa" w:w="110"/>
+            </w:tcMar>
+          </w:tcPr>
+          <w:p>
+            <w:pPr>
+              <w:spacing w:after="0" w:before="0"/>
+            </w:pPr>
+            <w:r>
+              <w:rPr>
+                <w:rFonts w:ascii="Yu Gothic" w:cs="Yu Gothic" w:eastAsia="Yu Gothic" w:hAnsi="Yu Gothic"/>
+              </w:rPr>
+              <w:t xml:space="preserve">余分な文字・取り違えて打った文字</w:t>
+            </w:r>
+          </w:p>
+        </w:tc>
+      </w:tr>
+    </w:tbl>
+    <w:p>
+      <w:pPr>
+        <w:spacing w:after="220"/>
+      </w:pPr>
+    </w:p>
+    <w:p>
+      <w:pPr>
+        <w:spacing w:after="160" w:line="330"/>
+      </w:pPr>
+      <w:r>
+        <w:rPr>
+          <w:rFonts w:ascii="Yu Gothic" w:cs="Yu Gothic" w:eastAsia="Yu Gothic" w:hAnsi="Yu Gothic"/>
+        </w:rPr>
+        <w:t xml:space="preserve">正解とそのモールス表記も併せて表示されます。</w:t>
+      </w:r>
+    </w:p>
+    <w:p>
+      <w:pPr>
+        <w:spacing w:after="160" w:line="330"/>
+      </w:pPr>
+      <w:r>
+        <w:rPr>
+          <w:rFonts w:ascii="Yu Gothic" w:cs="Yu Gothic" w:eastAsia="Yu Gothic" w:hAnsi="Yu Gothic"/>
+          <w:b/>
+          <w:bCs/>
+        </w:rPr>
+        <w:t xml:space="preserve">途中で 1 文字取り漏らしても、それ以降が全部誤りにはなりません。</w:t>
+      </w:r>
+      <w:r>
+        <w:rPr>
+          <w:rFonts w:ascii="Yu Gothic" w:cs="Yu Gothic" w:eastAsia="Yu Gothic" w:hAnsi="Yu Gothic"/>
+        </w:rPr>
+        <w:t xml:space="preserve">出題と解答を単純に頭から突き合わせるのではなく、対応の取れる部分を探してから過不足を数えているためです。例えば 10 文字のうち先頭の 1 文字だけを落とした場合は 9/10 と数えられます。</w:t>
+      </w:r>
+    </w:p>
+    <w:p>
+      <w:pPr>
+        <w:spacing w:after="160" w:line="330"/>
+      </w:pPr>
+      <w:r>
+        <w:rPr>
+          <w:rFonts w:ascii="Yu Gothic" w:cs="Yu Gothic" w:eastAsia="Yu Gothic" w:hAnsi="Yu Gothic"/>
+        </w:rPr>
+        <w:t xml:space="preserve">一方で、</w:t>
+      </w:r>
+      <w:r>
+        <w:rPr>
+          <w:rFonts w:ascii="Yu Gothic" w:cs="Yu Gothic" w:eastAsia="Yu Gothic" w:hAnsi="Yu Gothic"/>
+          <w:b/>
+          <w:bCs/>
+        </w:rPr>
+        <w:t xml:space="preserve">自信の無いところを埋めるために多めに打つと不利になります</w:t>
+      </w:r>
+      <w:r>
+        <w:rPr>
+          <w:rFonts w:ascii="Yu Gothic" w:cs="Yu Gothic" w:eastAsia="Yu Gothic" w:hAnsi="Yu Gothic"/>
+        </w:rPr>
+        <w:t xml:space="preserve">。余分に入れた文字も分母に数えるので、当てずっぽうで文字数を増やしても得点は上がりません。分からなかったところは空けておいてください。</w:t>
       </w:r>
     </w:p>
     <w:p>
@@ -14120,7 +14399,7 @@
         <w:spacing w:after="90" w:line="320"/>
         <w:ind w:left="640" w:hanging="300"/>
       </w:pPr>
-      <w:hyperlink w:history="1" r:id="rIdrdnqnxnptvwhb0mtm--7b">
+      <w:hyperlink w:history="1" r:id="rIdwznidpojcp-pst3upfxv6">
         <w:r>
           <w:rPr>
             <w:rFonts w:ascii="Yu Gothic" w:cs="Yu Gothic" w:eastAsia="Yu Gothic" w:hAnsi="Yu Gothic"/>
@@ -14147,7 +14426,7 @@
         <w:spacing w:after="90" w:line="320"/>
         <w:ind w:left="640" w:hanging="300"/>
       </w:pPr>
-      <w:hyperlink w:history="1" r:id="rIdoofwyob6tzjzvrecogwfy">
+      <w:hyperlink w:history="1" r:id="rIdavvabiufdus4hwhzf85kh">
         <w:r>
           <w:rPr>
             <w:rFonts w:ascii="Yu Gothic" w:cs="Yu Gothic" w:eastAsia="Yu Gothic" w:hAnsi="Yu Gothic"/>

--- a/docs/CW交信トレーニング_使い方説明書.docx
+++ b/docs/CW交信トレーニング_使い方説明書.docx
@@ -10680,7 +10680,43 @@
         <w:rPr>
           <w:rFonts w:ascii="Yu Gothic" w:cs="Yu Gothic" w:eastAsia="Yu Gothic" w:hAnsi="Yu Gothic"/>
         </w:rPr>
-        <w:t xml:space="preserve">「課題」でコールサイン・略語・定型文などの手本を出し、それを打ちます。「採点する」で、打った符号と手本を文字単位で照合します。</w:t>
+        <w:t xml:space="preserve">「課題」でコールサイン・略語・定型文などの手本を出し、それを打ちます。</w:t>
+      </w:r>
+    </w:p>
+    <w:p>
+      <w:pPr>
+        <w:spacing w:after="160" w:line="330"/>
+      </w:pPr>
+      <w:r>
+        <w:rPr>
+          <w:rFonts w:ascii="Yu Gothic" w:cs="Yu Gothic" w:eastAsia="Yu Gothic" w:hAnsi="Yu Gothic"/>
+        </w:rPr>
+        <w:t xml:space="preserve">手本に Q 符号や略語が含まれるときは、</w:t>
+      </w:r>
+      <w:r>
+        <w:rPr>
+          <w:rFonts w:ascii="Yu Gothic" w:cs="Yu Gothic" w:eastAsia="Yu Gothic" w:hAnsi="Yu Gothic"/>
+          <w:b/>
+          <w:bCs/>
+        </w:rPr>
+        <w:t xml:space="preserve">その下に短い意味が並びます</w:t>
+      </w:r>
+      <w:r>
+        <w:rPr>
+          <w:rFonts w:ascii="Yu Gothic" w:cs="Yu Gothic" w:eastAsia="Yu Gothic" w:hAnsi="Yu Gothic"/>
+        </w:rPr>
+        <w:t xml:space="preserve">。何を送ろうとしているのか分からないまま打つことにならないようにするためです。手本の中の語も種類ごとに色分けされ、マウスを乗せると詳しい説明が出ます。コールサインと数字は見れば分かるので、意味は付けていません。</w:t>
+      </w:r>
+    </w:p>
+    <w:p>
+      <w:pPr>
+        <w:spacing w:after="160" w:line="330"/>
+      </w:pPr>
+      <w:r>
+        <w:rPr>
+          <w:rFonts w:ascii="Yu Gothic" w:cs="Yu Gothic" w:eastAsia="Yu Gothic" w:hAnsi="Yu Gothic"/>
+        </w:rPr>
+        <w:t xml:space="preserve">「採点する」で、打った符号と手本を文字単位で照合します。</w:t>
       </w:r>
     </w:p>
     <w:p>
@@ -14399,7 +14435,7 @@
         <w:spacing w:after="90" w:line="320"/>
         <w:ind w:left="640" w:hanging="300"/>
       </w:pPr>
-      <w:hyperlink w:history="1" r:id="rIdwznidpojcp-pst3upfxv6">
+      <w:hyperlink w:history="1" r:id="rIdnufcrjr_1atahjbigni-2">
         <w:r>
           <w:rPr>
             <w:rFonts w:ascii="Yu Gothic" w:cs="Yu Gothic" w:eastAsia="Yu Gothic" w:hAnsi="Yu Gothic"/>
@@ -14426,7 +14462,7 @@
         <w:spacing w:after="90" w:line="320"/>
         <w:ind w:left="640" w:hanging="300"/>
       </w:pPr>
-      <w:hyperlink w:history="1" r:id="rIdavvabiufdus4hwhzf85kh">
+      <w:hyperlink w:history="1" r:id="rIdrdmhllisq4ht5dt_lrl-l">
         <w:r>
           <w:rPr>
             <w:rFonts w:ascii="Yu Gothic" w:cs="Yu Gothic" w:eastAsia="Yu Gothic" w:hAnsi="Yu Gothic"/>

--- a/docs/CW交信トレーニング_使い方説明書.docx
+++ b/docs/CW交信トレーニング_使い方説明書.docx
@@ -10721,6 +10721,25 @@
     </w:p>
     <w:p>
       <w:pPr>
+        <w:spacing w:after="160" w:line="330"/>
+      </w:pPr>
+      <w:r>
+        <w:rPr>
+          <w:rFonts w:ascii="Yu Gothic" w:cs="Yu Gothic" w:eastAsia="Yu Gothic" w:hAnsi="Yu Gothic"/>
+          <w:b/>
+          <w:bCs/>
+        </w:rPr>
+        <w:t xml:space="preserve">語の間隔は採点に含めません。</w:t>
+      </w:r>
+      <w:r>
+        <w:rPr>
+          <w:rFonts w:ascii="Yu Gothic" w:cs="Yu Gothic" w:eastAsia="Yu Gothic" w:hAnsi="Yu Gothic"/>
+        </w:rPr>
+        <w:t xml:space="preserve">打鍵の解読では、手が一瞬止まっただけで語の切れ目が入ってしまうためです。採点するのは符号そのものの正誤だけで、差分の表示には手本の語の切れ目を残してあります。</w:t>
+      </w:r>
+    </w:p>
+    <w:p>
+      <w:pPr>
         <w:pStyle w:val="ListParagraph"/>
         <w:numPr>
           <w:ilvl w:val="0"/>
@@ -14435,7 +14454,7 @@
         <w:spacing w:after="90" w:line="320"/>
         <w:ind w:left="640" w:hanging="300"/>
       </w:pPr>
-      <w:hyperlink w:history="1" r:id="rIdnufcrjr_1atahjbigni-2">
+      <w:hyperlink w:history="1" r:id="rId95t2xdzc-yw_-k_nxfm3x">
         <w:r>
           <w:rPr>
             <w:rFonts w:ascii="Yu Gothic" w:cs="Yu Gothic" w:eastAsia="Yu Gothic" w:hAnsi="Yu Gothic"/>
@@ -14462,7 +14481,7 @@
         <w:spacing w:after="90" w:line="320"/>
         <w:ind w:left="640" w:hanging="300"/>
       </w:pPr>
-      <w:hyperlink w:history="1" r:id="rIdrdmhllisq4ht5dt_lrl-l">
+      <w:hyperlink w:history="1" r:id="rIdokzuz8_ktswklomhqtqn3">
         <w:r>
           <w:rPr>
             <w:rFonts w:ascii="Yu Gothic" w:cs="Yu Gothic" w:eastAsia="Yu Gothic" w:hAnsi="Yu Gothic"/>

--- a/docs/CW交信トレーニング_使い方説明書.docx
+++ b/docs/CW交信トレーニング_使い方説明書.docx
@@ -4097,6 +4097,31 @@
           <w:rFonts w:ascii="Yu Gothic" w:cs="Yu Gothic" w:eastAsia="Yu Gothic" w:hAnsi="Yu Gothic"/>
         </w:rPr>
         <w:t xml:space="preserve">どうしても追えないときは、モード選択の下にある「聞き取り練習で、受信中に相手の送信を表示する」を入にしてください。この切り替えは聞き取り練習のときだけ出ます。実力を試すときは切のままにしてください。</w:t>
+      </w:r>
+    </w:p>
+    <w:p>
+      <w:pPr>
+        <w:spacing w:after="160" w:line="330"/>
+      </w:pPr>
+      <w:r>
+        <w:rPr>
+          <w:rFonts w:ascii="Yu Gothic" w:cs="Yu Gothic" w:eastAsia="Yu Gothic" w:hAnsi="Yu Gothic"/>
+        </w:rPr>
+        <w:t xml:space="preserve">書き取り欄には「聞き取ったコールサインを入力」のように、その欄に何を入れるのかが薄く表示されます。</w:t>
+      </w:r>
+      <w:r>
+        <w:rPr>
+          <w:rFonts w:ascii="Yu Gothic" w:cs="Yu Gothic" w:eastAsia="Yu Gothic" w:hAnsi="Yu Gothic"/>
+          <w:b/>
+          <w:bCs/>
+        </w:rPr>
+        <w:t xml:space="preserve">その項目だけ</w:t>
+      </w:r>
+      <w:r>
+        <w:rPr>
+          <w:rFonts w:ascii="Yu Gothic" w:cs="Yu Gothic" w:eastAsia="Yu Gothic" w:hAnsi="Yu Gothic"/>
+        </w:rPr>
+        <w:t xml:space="preserve">を入れてください（本文を丸ごと入れる欄ではありません）。</w:t>
       </w:r>
     </w:p>
     <w:p>
@@ -14454,7 +14479,7 @@
         <w:spacing w:after="90" w:line="320"/>
         <w:ind w:left="640" w:hanging="300"/>
       </w:pPr>
-      <w:hyperlink w:history="1" r:id="rId95t2xdzc-yw_-k_nxfm3x">
+      <w:hyperlink w:history="1" r:id="rIdjen4wd5y3neqbf7sqtf-l">
         <w:r>
           <w:rPr>
             <w:rFonts w:ascii="Yu Gothic" w:cs="Yu Gothic" w:eastAsia="Yu Gothic" w:hAnsi="Yu Gothic"/>
@@ -14481,7 +14506,7 @@
         <w:spacing w:after="90" w:line="320"/>
         <w:ind w:left="640" w:hanging="300"/>
       </w:pPr>
-      <w:hyperlink w:history="1" r:id="rIdokzuz8_ktswklomhqtqn3">
+      <w:hyperlink w:history="1" r:id="rIdi7tgakrbf78vrry1w7z6d">
         <w:r>
           <w:rPr>
             <w:rFonts w:ascii="Yu Gothic" w:cs="Yu Gothic" w:eastAsia="Yu Gothic" w:hAnsi="Yu Gothic"/>

--- a/docs/CW交信トレーニング_使い方説明書.docx
+++ b/docs/CW交信トレーニング_使い方説明書.docx
@@ -3888,6 +3888,31 @@
           <w:rFonts w:ascii="Yu Gothic" w:cs="Yu Gothic" w:eastAsia="Yu Gothic" w:hAnsi="Yu Gothic"/>
         </w:rPr>
         <w:t xml:space="preserve">が表示されます。</w:t>
+      </w:r>
+    </w:p>
+    <w:p>
+      <w:pPr>
+        <w:spacing w:after="160" w:line="330"/>
+      </w:pPr>
+      <w:r>
+        <w:rPr>
+          <w:rFonts w:ascii="Yu Gothic" w:cs="Yu Gothic" w:eastAsia="Yu Gothic" w:hAnsi="Yu Gothic"/>
+        </w:rPr>
+        <w:t xml:space="preserve">本文が出たあとに聞き直すと、</w:t>
+      </w:r>
+      <w:r>
+        <w:rPr>
+          <w:rFonts w:ascii="Yu Gothic" w:cs="Yu Gothic" w:eastAsia="Yu Gothic" w:hAnsi="Yu Gothic"/>
+          <w:b/>
+          <w:bCs/>
+        </w:rPr>
+        <w:t xml:space="preserve">今どの語を送っているかが順に光ります</w:t>
+      </w:r>
+      <w:r>
+        <w:rPr>
+          <w:rFonts w:ascii="Yu Gothic" w:cs="Yu Gothic" w:eastAsia="Yu Gothic" w:hAnsi="Yu Gothic"/>
+        </w:rPr>
+        <w:t xml:space="preserve">。どこで取りこぼしたのかを目と耳で突き合わせられます。（聞き取り練習の「本文を聞き直す」、実技の「お手本を聞く」、変換・電鍵タブの再生でも同じように光ります）</w:t>
       </w:r>
     </w:p>
     <w:p>
@@ -14479,7 +14504,7 @@
         <w:spacing w:after="90" w:line="320"/>
         <w:ind w:left="640" w:hanging="300"/>
       </w:pPr>
-      <w:hyperlink w:history="1" r:id="rIdjen4wd5y3neqbf7sqtf-l">
+      <w:hyperlink w:history="1" r:id="rId8axmgt9gmgypaldbnhz7v">
         <w:r>
           <w:rPr>
             <w:rFonts w:ascii="Yu Gothic" w:cs="Yu Gothic" w:eastAsia="Yu Gothic" w:hAnsi="Yu Gothic"/>
@@ -14506,7 +14531,7 @@
         <w:spacing w:after="90" w:line="320"/>
         <w:ind w:left="640" w:hanging="300"/>
       </w:pPr>
-      <w:hyperlink w:history="1" r:id="rIdi7tgakrbf78vrry1w7z6d">
+      <w:hyperlink w:history="1" r:id="rIdnfqeywlwwqsuahltyvo2p">
         <w:r>
           <w:rPr>
             <w:rFonts w:ascii="Yu Gothic" w:cs="Yu Gothic" w:eastAsia="Yu Gothic" w:hAnsi="Yu Gothic"/>

--- a/docs/CW交信トレーニング_使い方説明書.docx
+++ b/docs/CW交信トレーニング_使い方説明書.docx
@@ -3007,7 +3007,51 @@
         <w:rPr>
           <w:rFonts w:ascii="Yu Gothic" w:cs="Yu Gothic" w:eastAsia="Yu Gothic" w:hAnsi="Yu Gothic"/>
         </w:rPr>
-        <w:t xml:space="preserve"> で終了です。入力欄やボタンの上にカーソルがあるときは、文字入力の邪魔をしないよう効きません。コンテスト運用ではこの 2 つのキーを別の用途（コールサイン補完・送信中止）に使っているため、キーボードショートカットは効きません。画面上部のボタンは使えます。</w:t>
+        <w:t xml:space="preserve"> で終了です。ただし</w:t>
+      </w:r>
+      <w:r>
+        <w:rPr>
+          <w:rFonts w:ascii="Yu Gothic" w:cs="Yu Gothic" w:eastAsia="Yu Gothic" w:hAnsi="Yu Gothic"/>
+          <w:b/>
+          <w:bCs/>
+        </w:rPr>
+        <w:t xml:space="preserve">打った符号が残っているときの </w:t>
+      </w:r>
+      <w:r>
+        <w:rPr>
+          <w:rFonts w:ascii="Consolas" w:cs="Consolas" w:eastAsia="Consolas" w:hAnsi="Consolas"/>
+          <w:b/>
+          <w:bCs/>
+          <w:shd w:fill="F2F2F2" w:val="clear"/>
+        </w:rPr>
+        <w:t xml:space="preserve">Esc</w:t>
+      </w:r>
+      <w:r>
+        <w:rPr>
+          <w:rFonts w:ascii="Yu Gothic" w:cs="Yu Gothic" w:eastAsia="Yu Gothic" w:hAnsi="Yu Gothic"/>
+          <w:b/>
+          <w:bCs/>
+        </w:rPr>
+        <w:t xml:space="preserve"> は「打ち直す」になります</w:t>
+      </w:r>
+      <w:r>
+        <w:rPr>
+          <w:rFonts w:ascii="Yu Gothic" w:cs="Yu Gothic" w:eastAsia="Yu Gothic" w:hAnsi="Yu Gothic"/>
+        </w:rPr>
+        <w:t xml:space="preserve"> —パドルから手を離さずに打ち直せるようにするためです。打っていない状態でもう一度押せば終了します。パドル欄はどのタブでも使えるので、聞き取りドリル中に試し打ちした符号も同じように </w:t>
+      </w:r>
+      <w:r>
+        <w:rPr>
+          <w:rFonts w:ascii="Consolas" w:cs="Consolas" w:eastAsia="Consolas" w:hAnsi="Consolas"/>
+          <w:shd w:fill="F2F2F2" w:val="clear"/>
+        </w:rPr>
+        <w:t xml:space="preserve">Esc</w:t>
+      </w:r>
+      <w:r>
+        <w:rPr>
+          <w:rFonts w:ascii="Yu Gothic" w:cs="Yu Gothic" w:eastAsia="Yu Gothic" w:hAnsi="Yu Gothic"/>
+        </w:rPr>
+        <w:t xml:space="preserve"> で消せます（そのときドリルは終わりません）。入力欄やボタンの上にカーソルがあるときは、文字入力の邪魔をしないよう効きません。コンテスト運用ではこの 2 つのキーを別の用途（コールサイン補完・送信中止）に使っているため、キーボードショートカットは効きません。画面上部のボタンは使えます。</w:t>
       </w:r>
     </w:p>
     <w:p>
@@ -3107,13 +3151,39 @@
           <w:b/>
           <w:bCs/>
         </w:rPr>
-        <w:t xml:space="preserve">打った符号</w:t>
-      </w:r>
-      <w:r>
-        <w:rPr>
-          <w:rFonts w:ascii="Yu Gothic" w:cs="Yu Gothic" w:eastAsia="Yu Gothic" w:hAnsi="Yu Gothic"/>
-        </w:rPr>
-        <w:t xml:space="preserve"> — 打鍵の解読結果が出ます。「消す」で消えます</w:t>
+        <w:t xml:space="preserve">要素の流れ</w:t>
+      </w:r>
+      <w:r>
+        <w:rPr>
+          <w:rFonts w:ascii="Yu Gothic" w:cs="Yu Gothic" w:eastAsia="Yu Gothic" w:hAnsi="Yu Gothic"/>
+        </w:rPr>
+        <w:t xml:space="preserve"> — 打面のすぐ下に、送出中の </w:t>
+      </w:r>
+      <w:r>
+        <w:rPr>
+          <w:rFonts w:ascii="Consolas" w:cs="Consolas" w:eastAsia="Consolas" w:hAnsi="Consolas"/>
+          <w:shd w:fill="F2F2F2" w:val="clear"/>
+        </w:rPr>
+        <w:t xml:space="preserve">・</w:t>
+      </w:r>
+      <w:r>
+        <w:rPr>
+          <w:rFonts w:ascii="Yu Gothic" w:cs="Yu Gothic" w:eastAsia="Yu Gothic" w:hAnsi="Yu Gothic"/>
+        </w:rPr>
+        <w:t xml:space="preserve"> </w:t>
+      </w:r>
+      <w:r>
+        <w:rPr>
+          <w:rFonts w:ascii="Consolas" w:cs="Consolas" w:eastAsia="Consolas" w:hAnsi="Consolas"/>
+          <w:shd w:fill="F2F2F2" w:val="clear"/>
+        </w:rPr>
+        <w:t xml:space="preserve">－</w:t>
+      </w:r>
+      <w:r>
+        <w:rPr>
+          <w:rFonts w:ascii="Yu Gothic" w:cs="Yu Gothic" w:eastAsia="Yu Gothic" w:hAnsi="Yu Gothic"/>
+        </w:rPr>
+        <w:t xml:space="preserve"> が流れます</w:t>
       </w:r>
     </w:p>
     <w:p>
@@ -3132,39 +3202,51 @@
           <w:b/>
           <w:bCs/>
         </w:rPr>
-        <w:t xml:space="preserve">要素の流れ</w:t>
-      </w:r>
-      <w:r>
-        <w:rPr>
-          <w:rFonts w:ascii="Yu Gothic" w:cs="Yu Gothic" w:eastAsia="Yu Gothic" w:hAnsi="Yu Gothic"/>
-        </w:rPr>
-        <w:t xml:space="preserve"> — 打面のすぐ下に、送出中の </w:t>
+        <w:t xml:space="preserve">打った符号</w:t>
+      </w:r>
+      <w:r>
+        <w:rPr>
+          <w:rFonts w:ascii="Yu Gothic" w:cs="Yu Gothic" w:eastAsia="Yu Gothic" w:hAnsi="Yu Gothic"/>
+        </w:rPr>
+        <w:t xml:space="preserve"> — 打鍵の解読結果が出ます</w:t>
+      </w:r>
+    </w:p>
+    <w:p>
+      <w:pPr>
+        <w:pStyle w:val="ListParagraph"/>
+        <w:numPr>
+          <w:ilvl w:val="0"/>
+          <w:numId w:val="1"/>
+        </w:numPr>
+        <w:spacing w:after="90" w:line="320"/>
+        <w:ind w:left="640" w:hanging="300"/>
+      </w:pPr>
+      <w:r>
+        <w:rPr>
+          <w:rFonts w:ascii="Yu Gothic" w:cs="Yu Gothic" w:eastAsia="Yu Gothic" w:hAnsi="Yu Gothic"/>
+          <w:b/>
+          <w:bCs/>
+        </w:rPr>
+        <w:t xml:space="preserve">打ち直す</w:t>
+      </w:r>
+      <w:r>
+        <w:rPr>
+          <w:rFonts w:ascii="Yu Gothic" w:cs="Yu Gothic" w:eastAsia="Yu Gothic" w:hAnsi="Yu Gothic"/>
+        </w:rPr>
+        <w:t xml:space="preserve"> — 打った符号を消します（</w:t>
       </w:r>
       <w:r>
         <w:rPr>
           <w:rFonts w:ascii="Consolas" w:cs="Consolas" w:eastAsia="Consolas" w:hAnsi="Consolas"/>
           <w:shd w:fill="F2F2F2" w:val="clear"/>
         </w:rPr>
-        <w:t xml:space="preserve">・</w:t>
-      </w:r>
-      <w:r>
-        <w:rPr>
-          <w:rFonts w:ascii="Yu Gothic" w:cs="Yu Gothic" w:eastAsia="Yu Gothic" w:hAnsi="Yu Gothic"/>
-        </w:rPr>
-        <w:t xml:space="preserve"> </w:t>
-      </w:r>
-      <w:r>
-        <w:rPr>
-          <w:rFonts w:ascii="Consolas" w:cs="Consolas" w:eastAsia="Consolas" w:hAnsi="Consolas"/>
-          <w:shd w:fill="F2F2F2" w:val="clear"/>
-        </w:rPr>
-        <w:t xml:space="preserve">－</w:t>
-      </w:r>
-      <w:r>
-        <w:rPr>
-          <w:rFonts w:ascii="Yu Gothic" w:cs="Yu Gothic" w:eastAsia="Yu Gothic" w:hAnsi="Yu Gothic"/>
-        </w:rPr>
-        <w:t xml:space="preserve"> が流れます</w:t>
+        <w:t xml:space="preserve">Esc</w:t>
+      </w:r>
+      <w:r>
+        <w:rPr>
+          <w:rFonts w:ascii="Yu Gothic" w:cs="Yu Gothic" w:eastAsia="Yu Gothic" w:hAnsi="Yu Gothic"/>
+        </w:rPr>
+        <w:t xml:space="preserve"> でも同じ）。打面のすぐ下に置いてあるので、パドルから手を離してすぐ押せます。課題が出ていないときは「消す」という表示になります</w:t>
       </w:r>
     </w:p>
     <w:p>
@@ -4023,6 +4105,46 @@
           <w:rFonts w:ascii="Yu Gothic" w:cs="Yu Gothic" w:eastAsia="Yu Gothic" w:hAnsi="Yu Gothic"/>
         </w:rPr>
         <w:t xml:space="preserve">「送信を終える（採点）」で、打った符号と手本を文字単位で照合します。納得がいかなければ「もう一度打つ」でやり直せます</w:t>
+      </w:r>
+    </w:p>
+    <w:p>
+      <w:pPr>
+        <w:pStyle w:val="ListParagraph"/>
+        <w:numPr>
+          <w:ilvl w:val="0"/>
+          <w:numId w:val="1"/>
+        </w:numPr>
+        <w:spacing w:after="90" w:line="320"/>
+        <w:ind w:left="640" w:hanging="300"/>
+      </w:pPr>
+      <w:r>
+        <w:rPr>
+          <w:rFonts w:ascii="Yu Gothic" w:cs="Yu Gothic" w:eastAsia="Yu Gothic" w:hAnsi="Yu Gothic"/>
+        </w:rPr>
+        <w:t xml:space="preserve">打ち直したいときは、</w:t>
+      </w:r>
+      <w:r>
+        <w:rPr>
+          <w:rFonts w:ascii="Yu Gothic" w:cs="Yu Gothic" w:eastAsia="Yu Gothic" w:hAnsi="Yu Gothic"/>
+          <w:b/>
+          <w:bCs/>
+        </w:rPr>
+        <w:t xml:space="preserve">パドル欄の「打ち直す」か </w:t>
+      </w:r>
+      <w:r>
+        <w:rPr>
+          <w:rFonts w:ascii="Consolas" w:cs="Consolas" w:eastAsia="Consolas" w:hAnsi="Consolas"/>
+          <w:b/>
+          <w:bCs/>
+          <w:shd w:fill="F2F2F2" w:val="clear"/>
+        </w:rPr>
+        <w:t xml:space="preserve">Esc</w:t>
+      </w:r>
+      <w:r>
+        <w:rPr>
+          <w:rFonts w:ascii="Yu Gothic" w:cs="Yu Gothic" w:eastAsia="Yu Gothic" w:hAnsi="Yu Gothic"/>
+        </w:rPr>
+        <w:t xml:space="preserve"> が手近です。本文側のボタンまでポインタを動かす必要はありません</w:t>
       </w:r>
     </w:p>
     <w:p>
@@ -12163,8 +12285,8 @@
         </w:tblBorders>
       </w:tblPr>
       <w:tblGrid>
-        <w:gridCol w:w="2065"/>
-        <w:gridCol w:w="7573"/>
+        <w:gridCol w:w="1928"/>
+        <w:gridCol w:w="7710"/>
       </w:tblGrid>
       <w:tr>
         <w:trPr>
@@ -12172,7 +12294,7 @@
         </w:trPr>
         <w:tc>
           <w:tcPr>
-            <w:tcW w:type="dxa" w:w="2065"/>
+            <w:tcW w:type="dxa" w:w="1928"/>
             <w:shd w:fill="EDE7DA" w:val="clear"/>
             <w:tcMar>
               <w:top w:type="dxa" w:w="60"/>
@@ -12197,7 +12319,7 @@
         </w:tc>
         <w:tc>
           <w:tcPr>
-            <w:tcW w:type="dxa" w:w="7573"/>
+            <w:tcW w:type="dxa" w:w="7710"/>
             <w:shd w:fill="EDE7DA" w:val="clear"/>
             <w:tcMar>
               <w:top w:type="dxa" w:w="60"/>
@@ -12227,7 +12349,7 @@
         </w:trPr>
         <w:tc>
           <w:tcPr>
-            <w:tcW w:type="dxa" w:w="2065"/>
+            <w:tcW w:type="dxa" w:w="1928"/>
             <w:tcMar>
               <w:top w:type="dxa" w:w="60"/>
               <w:left w:type="dxa" w:w="110"/>
@@ -12289,7 +12411,7 @@
         </w:tc>
         <w:tc>
           <w:tcPr>
-            <w:tcW w:type="dxa" w:w="7573"/>
+            <w:tcW w:type="dxa" w:w="7710"/>
             <w:tcMar>
               <w:top w:type="dxa" w:w="60"/>
               <w:left w:type="dxa" w:w="110"/>
@@ -12316,7 +12438,7 @@
         </w:trPr>
         <w:tc>
           <w:tcPr>
-            <w:tcW w:type="dxa" w:w="2065"/>
+            <w:tcW w:type="dxa" w:w="1928"/>
             <w:tcMar>
               <w:top w:type="dxa" w:w="60"/>
               <w:left w:type="dxa" w:w="110"/>
@@ -12339,7 +12461,7 @@
         </w:tc>
         <w:tc>
           <w:tcPr>
-            <w:tcW w:type="dxa" w:w="7573"/>
+            <w:tcW w:type="dxa" w:w="7710"/>
             <w:tcMar>
               <w:top w:type="dxa" w:w="60"/>
               <w:left w:type="dxa" w:w="110"/>
@@ -12366,7 +12488,7 @@
         </w:trPr>
         <w:tc>
           <w:tcPr>
-            <w:tcW w:type="dxa" w:w="2065"/>
+            <w:tcW w:type="dxa" w:w="1928"/>
             <w:tcMar>
               <w:top w:type="dxa" w:w="60"/>
               <w:left w:type="dxa" w:w="110"/>
@@ -12389,23 +12511,23 @@
         </w:tc>
         <w:tc>
           <w:tcPr>
-            <w:tcW w:type="dxa" w:w="7573"/>
-            <w:tcMar>
-              <w:top w:type="dxa" w:w="60"/>
-              <w:left w:type="dxa" w:w="110"/>
-              <w:bottom w:type="dxa" w:w="60"/>
-              <w:right w:type="dxa" w:w="110"/>
-            </w:tcMar>
-          </w:tcPr>
-          <w:p>
-            <w:pPr>
-              <w:spacing w:after="0" w:before="0"/>
-            </w:pPr>
-            <w:r>
-              <w:rPr>
-                <w:rFonts w:ascii="Yu Gothic" w:cs="Yu Gothic" w:eastAsia="Yu Gothic" w:hAnsi="Yu Gothic"/>
-              </w:rPr>
-              <w:t xml:space="preserve">今のタブの練習を終了（コンテスト運用を除く）</w:t>
+            <w:tcW w:type="dxa" w:w="7710"/>
+            <w:tcMar>
+              <w:top w:type="dxa" w:w="60"/>
+              <w:left w:type="dxa" w:w="110"/>
+              <w:bottom w:type="dxa" w:w="60"/>
+              <w:right w:type="dxa" w:w="110"/>
+            </w:tcMar>
+          </w:tcPr>
+          <w:p>
+            <w:pPr>
+              <w:spacing w:after="0" w:before="0"/>
+            </w:pPr>
+            <w:r>
+              <w:rPr>
+                <w:rFonts w:ascii="Yu Gothic" w:cs="Yu Gothic" w:eastAsia="Yu Gothic" w:hAnsi="Yu Gothic"/>
+              </w:rPr>
+              <w:t xml:space="preserve">打った符号があれば打ち直し、無ければ練習を終了（コンテスト運用を除く）</w:t>
             </w:r>
           </w:p>
         </w:tc>
@@ -14504,7 +14626,7 @@
         <w:spacing w:after="90" w:line="320"/>
         <w:ind w:left="640" w:hanging="300"/>
       </w:pPr>
-      <w:hyperlink w:history="1" r:id="rId8axmgt9gmgypaldbnhz7v">
+      <w:hyperlink w:history="1" r:id="rIdeeu6mrqaotv0ycsnhrsfr">
         <w:r>
           <w:rPr>
             <w:rFonts w:ascii="Yu Gothic" w:cs="Yu Gothic" w:eastAsia="Yu Gothic" w:hAnsi="Yu Gothic"/>
@@ -14531,7 +14653,7 @@
         <w:spacing w:after="90" w:line="320"/>
         <w:ind w:left="640" w:hanging="300"/>
       </w:pPr>
-      <w:hyperlink w:history="1" r:id="rIdnfqeywlwwqsuahltyvo2p">
+      <w:hyperlink w:history="1" r:id="rIdexzyukz1empipi9sqbeed">
         <w:r>
           <w:rPr>
             <w:rFonts w:ascii="Yu Gothic" w:cs="Yu Gothic" w:eastAsia="Yu Gothic" w:hAnsi="Yu Gothic"/>

--- a/docs/CW交信トレーニング_使い方説明書.docx
+++ b/docs/CW交信トレーニング_使い方説明書.docx
@@ -3051,7 +3051,33 @@
         <w:rPr>
           <w:rFonts w:ascii="Yu Gothic" w:cs="Yu Gothic" w:eastAsia="Yu Gothic" w:hAnsi="Yu Gothic"/>
         </w:rPr>
-        <w:t xml:space="preserve"> で消せます（そのときドリルは終わりません）。入力欄やボタンの上にカーソルがあるときは、文字入力の邪魔をしないよう効きません。コンテスト運用ではこの 2 つのキーを別の用途（コールサイン補完・送信中止）に使っているため、キーボードショートカットは効きません。画面上部のボタンは使えます。</w:t>
+        <w:t xml:space="preserve"> で消せます（そのときドリルは終わりません）。入力欄に焦点があるときは、文字入力の邪魔をしないよう効きません。</w:t>
+      </w:r>
+      <w:r>
+        <w:rPr>
+          <w:rFonts w:ascii="Consolas" w:cs="Consolas" w:eastAsia="Consolas" w:hAnsi="Consolas"/>
+          <w:shd w:fill="F2F2F2" w:val="clear"/>
+        </w:rPr>
+        <w:t xml:space="preserve">Space</w:t>
+      </w:r>
+      <w:r>
+        <w:rPr>
+          <w:rFonts w:ascii="Yu Gothic" w:cs="Yu Gothic" w:eastAsia="Yu Gothic" w:hAnsi="Yu Gothic"/>
+        </w:rPr>
+        <w:t xml:space="preserve"> はボタンを押す操作と重なるため、ボタンに焦点があるときも効きません（</w:t>
+      </w:r>
+      <w:r>
+        <w:rPr>
+          <w:rFonts w:ascii="Consolas" w:cs="Consolas" w:eastAsia="Consolas" w:hAnsi="Consolas"/>
+          <w:shd w:fill="F2F2F2" w:val="clear"/>
+        </w:rPr>
+        <w:t xml:space="preserve">Esc</w:t>
+      </w:r>
+      <w:r>
+        <w:rPr>
+          <w:rFonts w:ascii="Yu Gothic" w:cs="Yu Gothic" w:eastAsia="Yu Gothic" w:hAnsi="Yu Gothic"/>
+        </w:rPr>
+        <w:t xml:space="preserve"> はボタンに焦点があっても効きます。「打ち直す」をクリックしたあとそのまま打ち直せるようにするためです）。コンテスト運用ではこの 2 つのキーを別の用途（コールサイン補完・送信中止）に使っているため、キーボードショートカットは効きません。画面上部のボタンは使えます。</w:t>
       </w:r>
     </w:p>
     <w:p>
@@ -7000,6 +7026,589 @@
           <w:rFonts w:ascii="Yu Gothic" w:cs="Yu Gothic" w:eastAsia="Yu Gothic" w:hAnsi="Yu Gothic"/>
         </w:rPr>
         <w:t xml:space="preserve">HST 競技では規定で全局の速度がそろうため、ばらつきは変更できません。</w:t>
+      </w:r>
+    </w:p>
+    <w:p>
+      <w:pPr>
+        <w:pStyle w:val="Heading2"/>
+        <w:spacing w:after="150" w:before="340"/>
+      </w:pPr>
+      <w:r>
+        <w:rPr>
+          <w:rFonts w:ascii="Yu Gothic" w:cs="Yu Gothic" w:eastAsia="Yu Gothic" w:hAnsi="Yu Gothic"/>
+        </w:rPr>
+        <w:t xml:space="preserve">難易度（受信ヘルプ）</w:t>
+      </w:r>
+    </w:p>
+    <w:p>
+      <w:pPr>
+        <w:spacing w:after="160" w:line="330"/>
+      </w:pPr>
+      <w:r>
+        <w:rPr>
+          <w:rFonts w:ascii="Yu Gothic" w:cs="Yu Gothic" w:eastAsia="Yu Gothic" w:hAnsi="Yu Gothic"/>
+        </w:rPr>
+        <w:t xml:space="preserve">コンテストは「耳だけで取る」のが本番ですが、いきなりそこへ放り込まれても何が起きているのか分からないままになります。そこで、相手が送っている内容を</w:t>
+      </w:r>
+      <w:r>
+        <w:rPr>
+          <w:rFonts w:ascii="Yu Gothic" w:cs="Yu Gothic" w:eastAsia="Yu Gothic" w:hAnsi="Yu Gothic"/>
+          <w:b/>
+          <w:bCs/>
+        </w:rPr>
+        <w:t xml:space="preserve">どこまで画面に出すか</w:t>
+      </w:r>
+      <w:r>
+        <w:rPr>
+          <w:rFonts w:ascii="Yu Gothic" w:cs="Yu Gothic" w:eastAsia="Yu Gothic" w:hAnsi="Yu Gothic"/>
+        </w:rPr>
+        <w:t xml:space="preserve">を 3 段階で選べるようにしています。</w:t>
+      </w:r>
+    </w:p>
+    <w:tbl>
+      <w:tblPr>
+        <w:tblW w:type="dxa" w:w="9638"/>
+        <w:tblBorders>
+          <w:top w:val="single" w:color="BFBFBF" w:sz="4"/>
+          <w:left w:val="single" w:color="BFBFBF" w:sz="4"/>
+          <w:bottom w:val="single" w:color="BFBFBF" w:sz="4"/>
+          <w:right w:val="single" w:color="BFBFBF" w:sz="4"/>
+          <w:insideH w:val="single" w:color="BFBFBF" w:sz="2"/>
+          <w:insideV w:val="single" w:color="BFBFBF" w:sz="2"/>
+        </w:tblBorders>
+      </w:tblPr>
+      <w:tblGrid>
+        <w:gridCol w:w="714"/>
+        <w:gridCol w:w="3213"/>
+        <w:gridCol w:w="5711"/>
+      </w:tblGrid>
+      <w:tr>
+        <w:trPr>
+          <w:tblHeader/>
+        </w:trPr>
+        <w:tc>
+          <w:tcPr>
+            <w:tcW w:type="dxa" w:w="714"/>
+            <w:shd w:fill="EDE7DA" w:val="clear"/>
+            <w:tcMar>
+              <w:top w:type="dxa" w:w="60"/>
+              <w:left w:type="dxa" w:w="110"/>
+              <w:bottom w:type="dxa" w:w="60"/>
+              <w:right w:type="dxa" w:w="110"/>
+            </w:tcMar>
+          </w:tcPr>
+          <w:p>
+            <w:pPr>
+              <w:spacing w:after="0" w:before="0"/>
+            </w:pPr>
+            <w:r>
+              <w:rPr>
+                <w:rFonts w:ascii="Yu Gothic" w:cs="Yu Gothic" w:eastAsia="Yu Gothic" w:hAnsi="Yu Gothic"/>
+                <w:b/>
+                <w:bCs/>
+              </w:rPr>
+              <w:t xml:space="preserve">段階</w:t>
+            </w:r>
+          </w:p>
+        </w:tc>
+        <w:tc>
+          <w:tcPr>
+            <w:tcW w:type="dxa" w:w="3213"/>
+            <w:shd w:fill="EDE7DA" w:val="clear"/>
+            <w:tcMar>
+              <w:top w:type="dxa" w:w="60"/>
+              <w:left w:type="dxa" w:w="110"/>
+              <w:bottom w:type="dxa" w:w="60"/>
+              <w:right w:type="dxa" w:w="110"/>
+            </w:tcMar>
+          </w:tcPr>
+          <w:p>
+            <w:pPr>
+              <w:spacing w:after="0" w:before="0"/>
+            </w:pPr>
+            <w:r>
+              <w:rPr>
+                <w:rFonts w:ascii="Yu Gothic" w:cs="Yu Gothic" w:eastAsia="Yu Gothic" w:hAnsi="Yu Gothic"/>
+                <w:b/>
+                <w:bCs/>
+              </w:rPr>
+              <w:t xml:space="preserve">表示</w:t>
+            </w:r>
+          </w:p>
+        </w:tc>
+        <w:tc>
+          <w:tcPr>
+            <w:tcW w:type="dxa" w:w="5711"/>
+            <w:shd w:fill="EDE7DA" w:val="clear"/>
+            <w:tcMar>
+              <w:top w:type="dxa" w:w="60"/>
+              <w:left w:type="dxa" w:w="110"/>
+              <w:bottom w:type="dxa" w:w="60"/>
+              <w:right w:type="dxa" w:w="110"/>
+            </w:tcMar>
+          </w:tcPr>
+          <w:p>
+            <w:pPr>
+              <w:spacing w:after="0" w:before="0"/>
+            </w:pPr>
+            <w:r>
+              <w:rPr>
+                <w:rFonts w:ascii="Yu Gothic" w:cs="Yu Gothic" w:eastAsia="Yu Gothic" w:hAnsi="Yu Gothic"/>
+                <w:b/>
+                <w:bCs/>
+              </w:rPr>
+              <w:t xml:space="preserve">何を練習する段階か</w:t>
+            </w:r>
+          </w:p>
+        </w:tc>
+      </w:tr>
+      <w:tr>
+        <w:trPr>
+          <w:tblHeader w:val="false"/>
+        </w:trPr>
+        <w:tc>
+          <w:tcPr>
+            <w:tcW w:type="dxa" w:w="714"/>
+            <w:tcMar>
+              <w:top w:type="dxa" w:w="60"/>
+              <w:left w:type="dxa" w:w="110"/>
+              <w:bottom w:type="dxa" w:w="60"/>
+              <w:right w:type="dxa" w:w="110"/>
+            </w:tcMar>
+          </w:tcPr>
+          <w:p>
+            <w:pPr>
+              <w:spacing w:after="0" w:before="0"/>
+            </w:pPr>
+            <w:r>
+              <w:rPr>
+                <w:rFonts w:ascii="Yu Gothic" w:cs="Yu Gothic" w:eastAsia="Yu Gothic" w:hAnsi="Yu Gothic"/>
+              </w:rPr>
+              <w:t xml:space="preserve">初級</w:t>
+            </w:r>
+          </w:p>
+        </w:tc>
+        <w:tc>
+          <w:tcPr>
+            <w:tcW w:type="dxa" w:w="3213"/>
+            <w:tcMar>
+              <w:top w:type="dxa" w:w="60"/>
+              <w:left w:type="dxa" w:w="110"/>
+              <w:bottom w:type="dxa" w:w="60"/>
+              <w:right w:type="dxa" w:w="110"/>
+            </w:tcMar>
+          </w:tcPr>
+          <w:p>
+            <w:pPr>
+              <w:spacing w:after="0" w:before="0"/>
+            </w:pPr>
+            <w:r>
+              <w:rPr>
+                <w:rFonts w:ascii="Yu Gothic" w:cs="Yu Gothic" w:eastAsia="Yu Gothic" w:hAnsi="Yu Gothic"/>
+              </w:rPr>
+              <w:t xml:space="preserve">送られた内容を順に表示</w:t>
+            </w:r>
+          </w:p>
+        </w:tc>
+        <w:tc>
+          <w:tcPr>
+            <w:tcW w:type="dxa" w:w="5711"/>
+            <w:tcMar>
+              <w:top w:type="dxa" w:w="60"/>
+              <w:left w:type="dxa" w:w="110"/>
+              <w:bottom w:type="dxa" w:w="60"/>
+              <w:right w:type="dxa" w:w="110"/>
+            </w:tcMar>
+          </w:tcPr>
+          <w:p>
+            <w:pPr>
+              <w:spacing w:after="0" w:before="0"/>
+            </w:pPr>
+            <w:r>
+              <w:rPr>
+                <w:rFonts w:ascii="Yu Gothic" w:cs="Yu Gothic" w:eastAsia="Yu Gothic" w:hAnsi="Yu Gothic"/>
+              </w:rPr>
+              <w:t xml:space="preserve">交換の</w:t>
+            </w:r>
+            <w:r>
+              <w:rPr>
+                <w:rFonts w:ascii="Yu Gothic" w:cs="Yu Gothic" w:eastAsia="Yu Gothic" w:hAnsi="Yu Gothic"/>
+                <w:b/>
+                <w:bCs/>
+              </w:rPr>
+              <w:t xml:space="preserve">型</w:t>
+            </w:r>
+            <w:r>
+              <w:rPr>
+                <w:rFonts w:ascii="Yu Gothic" w:cs="Yu Gothic" w:eastAsia="Yu Gothic" w:hAnsi="Yu Gothic"/>
+              </w:rPr>
+              <w:t xml:space="preserve">を覚える。何がどの順で飛んでくるかを目で確認します</w:t>
+            </w:r>
+          </w:p>
+        </w:tc>
+      </w:tr>
+      <w:tr>
+        <w:trPr>
+          <w:tblHeader w:val="false"/>
+        </w:trPr>
+        <w:tc>
+          <w:tcPr>
+            <w:tcW w:type="dxa" w:w="714"/>
+            <w:tcMar>
+              <w:top w:type="dxa" w:w="60"/>
+              <w:left w:type="dxa" w:w="110"/>
+              <w:bottom w:type="dxa" w:w="60"/>
+              <w:right w:type="dxa" w:w="110"/>
+            </w:tcMar>
+          </w:tcPr>
+          <w:p>
+            <w:pPr>
+              <w:spacing w:after="0" w:before="0"/>
+            </w:pPr>
+            <w:r>
+              <w:rPr>
+                <w:rFonts w:ascii="Yu Gothic" w:cs="Yu Gothic" w:eastAsia="Yu Gothic" w:hAnsi="Yu Gothic"/>
+              </w:rPr>
+              <w:t xml:space="preserve">中級</w:t>
+            </w:r>
+          </w:p>
+        </w:tc>
+        <w:tc>
+          <w:tcPr>
+            <w:tcW w:type="dxa" w:w="3213"/>
+            <w:tcMar>
+              <w:top w:type="dxa" w:w="60"/>
+              <w:left w:type="dxa" w:w="110"/>
+              <w:bottom w:type="dxa" w:w="60"/>
+              <w:right w:type="dxa" w:w="110"/>
+            </w:tcMar>
+          </w:tcPr>
+          <w:p>
+            <w:pPr>
+              <w:spacing w:after="0" w:before="0"/>
+            </w:pPr>
+            <w:r>
+              <w:rPr>
+                <w:rFonts w:ascii="Yu Gothic" w:cs="Yu Gothic" w:eastAsia="Yu Gothic" w:hAnsi="Yu Gothic"/>
+              </w:rPr>
+              <w:t xml:space="preserve">いま打たれている 1 文字だけ</w:t>
+            </w:r>
+          </w:p>
+        </w:tc>
+        <w:tc>
+          <w:tcPr>
+            <w:tcW w:type="dxa" w:w="5711"/>
+            <w:tcMar>
+              <w:top w:type="dxa" w:w="60"/>
+              <w:left w:type="dxa" w:w="110"/>
+              <w:bottom w:type="dxa" w:w="60"/>
+              <w:right w:type="dxa" w:w="110"/>
+            </w:tcMar>
+          </w:tcPr>
+          <w:p>
+            <w:pPr>
+              <w:spacing w:after="0" w:before="0"/>
+            </w:pPr>
+            <w:r>
+              <w:rPr>
+                <w:rFonts w:ascii="Yu Gothic" w:cs="Yu Gothic" w:eastAsia="Yu Gothic" w:hAnsi="Yu Gothic"/>
+              </w:rPr>
+              <w:t xml:space="preserve">耳で追いながら、その場で答え合わせをします。文字は残りません</w:t>
+            </w:r>
+          </w:p>
+        </w:tc>
+      </w:tr>
+      <w:tr>
+        <w:trPr>
+          <w:tblHeader w:val="false"/>
+        </w:trPr>
+        <w:tc>
+          <w:tcPr>
+            <w:tcW w:type="dxa" w:w="714"/>
+            <w:tcMar>
+              <w:top w:type="dxa" w:w="60"/>
+              <w:left w:type="dxa" w:w="110"/>
+              <w:bottom w:type="dxa" w:w="60"/>
+              <w:right w:type="dxa" w:w="110"/>
+            </w:tcMar>
+          </w:tcPr>
+          <w:p>
+            <w:pPr>
+              <w:spacing w:after="0" w:before="0"/>
+            </w:pPr>
+            <w:r>
+              <w:rPr>
+                <w:rFonts w:ascii="Yu Gothic" w:cs="Yu Gothic" w:eastAsia="Yu Gothic" w:hAnsi="Yu Gothic"/>
+              </w:rPr>
+              <w:t xml:space="preserve">上級</w:t>
+            </w:r>
+          </w:p>
+        </w:tc>
+        <w:tc>
+          <w:tcPr>
+            <w:tcW w:type="dxa" w:w="3213"/>
+            <w:tcMar>
+              <w:top w:type="dxa" w:w="60"/>
+              <w:left w:type="dxa" w:w="110"/>
+              <w:bottom w:type="dxa" w:w="60"/>
+              <w:right w:type="dxa" w:w="110"/>
+            </w:tcMar>
+          </w:tcPr>
+          <w:p>
+            <w:pPr>
+              <w:spacing w:after="0" w:before="0"/>
+            </w:pPr>
+            <w:r>
+              <w:rPr>
+                <w:rFonts w:ascii="Yu Gothic" w:cs="Yu Gothic" w:eastAsia="Yu Gothic" w:hAnsi="Yu Gothic"/>
+              </w:rPr>
+              <w:t xml:space="preserve">表示なし</w:t>
+            </w:r>
+          </w:p>
+        </w:tc>
+        <w:tc>
+          <w:tcPr>
+            <w:tcW w:type="dxa" w:w="5711"/>
+            <w:tcMar>
+              <w:top w:type="dxa" w:w="60"/>
+              <w:left w:type="dxa" w:w="110"/>
+              <w:bottom w:type="dxa" w:w="60"/>
+              <w:right w:type="dxa" w:w="110"/>
+            </w:tcMar>
+          </w:tcPr>
+          <w:p>
+            <w:pPr>
+              <w:spacing w:after="0" w:before="0"/>
+            </w:pPr>
+            <w:r>
+              <w:rPr>
+                <w:rFonts w:ascii="Yu Gothic" w:cs="Yu Gothic" w:eastAsia="Yu Gothic" w:hAnsi="Yu Gothic"/>
+              </w:rPr>
+              <w:t xml:space="preserve">実際のコンテストと同じ条件です（</w:t>
+            </w:r>
+            <w:r>
+              <w:rPr>
+                <w:rFonts w:ascii="Yu Gothic" w:cs="Yu Gothic" w:eastAsia="Yu Gothic" w:hAnsi="Yu Gothic"/>
+                <w:b/>
+                <w:bCs/>
+              </w:rPr>
+              <w:t xml:space="preserve">既定</w:t>
+            </w:r>
+            <w:r>
+              <w:rPr>
+                <w:rFonts w:ascii="Yu Gothic" w:cs="Yu Gothic" w:eastAsia="Yu Gothic" w:hAnsi="Yu Gothic"/>
+              </w:rPr>
+              <w:t xml:space="preserve">）</w:t>
+            </w:r>
+          </w:p>
+        </w:tc>
+      </w:tr>
+    </w:tbl>
+    <w:p>
+      <w:pPr>
+        <w:spacing w:after="220"/>
+      </w:pPr>
+    </w:p>
+    <w:p>
+      <w:pPr>
+        <w:spacing w:after="160" w:line="330"/>
+      </w:pPr>
+      <w:r>
+        <w:rPr>
+          <w:rFonts w:ascii="Yu Gothic" w:cs="Yu Gothic" w:eastAsia="Yu Gothic" w:hAnsi="Yu Gothic"/>
+          <w:b/>
+          <w:bCs/>
+        </w:rPr>
+        <w:t xml:space="preserve">相手のコールサインは、どの段階でも伏せます。</w:t>
+      </w:r>
+      <w:r>
+        <w:rPr>
+          <w:rFonts w:ascii="Yu Gothic" w:cs="Yu Gothic" w:eastAsia="Yu Gothic" w:hAnsi="Yu Gothic"/>
+        </w:rPr>
+        <w:t xml:space="preserve"> 画面には </w:t>
+      </w:r>
+      <w:r>
+        <w:rPr>
+          <w:rFonts w:ascii="Consolas" w:cs="Consolas" w:eastAsia="Consolas" w:hAnsi="Consolas"/>
+          <w:shd w:fill="F2F2F2" w:val="clear"/>
+        </w:rPr>
+        <w:t xml:space="preserve">？</w:t>
+      </w:r>
+      <w:r>
+        <w:rPr>
+          <w:rFonts w:ascii="Yu Gothic" w:cs="Yu Gothic" w:eastAsia="Yu Gothic" w:hAnsi="Yu Gothic"/>
+        </w:rPr>
+        <w:t xml:space="preserve"> と出ます。コールサインは聞き取るべき答えそのもので、出してしまうと練習になりません。</w:t>
+      </w:r>
+      <w:r>
+        <w:rPr>
+          <w:rFonts w:ascii="Consolas" w:cs="Consolas" w:eastAsia="Consolas" w:hAnsi="Consolas"/>
+          <w:shd w:fill="F2F2F2" w:val="clear"/>
+        </w:rPr>
+        <w:t xml:space="preserve">？</w:t>
+      </w:r>
+      <w:r>
+        <w:rPr>
+          <w:rFonts w:ascii="Yu Gothic" w:cs="Yu Gothic" w:eastAsia="Yu Gothic" w:hAnsi="Yu Gothic"/>
+        </w:rPr>
+        <w:t xml:space="preserve"> は文字数も伏せるため、何文字であっても 1 つだけ表示されます。RST・ナンバー・</w:t>
+      </w:r>
+      <w:r>
+        <w:rPr>
+          <w:rFonts w:ascii="Consolas" w:cs="Consolas" w:eastAsia="Consolas" w:hAnsi="Consolas"/>
+          <w:shd w:fill="F2F2F2" w:val="clear"/>
+        </w:rPr>
+        <w:t xml:space="preserve">CQ</w:t>
+      </w:r>
+      <w:r>
+        <w:rPr>
+          <w:rFonts w:ascii="Yu Gothic" w:cs="Yu Gothic" w:eastAsia="Yu Gothic" w:hAnsi="Yu Gothic"/>
+        </w:rPr>
+        <w:t xml:space="preserve"> </w:t>
+      </w:r>
+      <w:r>
+        <w:rPr>
+          <w:rFonts w:ascii="Consolas" w:cs="Consolas" w:eastAsia="Consolas" w:hAnsi="Consolas"/>
+          <w:shd w:fill="F2F2F2" w:val="clear"/>
+        </w:rPr>
+        <w:t xml:space="preserve">TEST</w:t>
+      </w:r>
+      <w:r>
+        <w:rPr>
+          <w:rFonts w:ascii="Yu Gothic" w:cs="Yu Gothic" w:eastAsia="Yu Gothic" w:hAnsi="Yu Gothic"/>
+        </w:rPr>
+        <w:t xml:space="preserve"> </w:t>
+      </w:r>
+      <w:r>
+        <w:rPr>
+          <w:rFonts w:ascii="Consolas" w:cs="Consolas" w:eastAsia="Consolas" w:hAnsi="Consolas"/>
+          <w:shd w:fill="F2F2F2" w:val="clear"/>
+        </w:rPr>
+        <w:t xml:space="preserve">DE</w:t>
+      </w:r>
+      <w:r>
+        <w:rPr>
+          <w:rFonts w:ascii="Yu Gothic" w:cs="Yu Gothic" w:eastAsia="Yu Gothic" w:hAnsi="Yu Gothic"/>
+        </w:rPr>
+        <w:t xml:space="preserve"> </w:t>
+      </w:r>
+      <w:r>
+        <w:rPr>
+          <w:rFonts w:ascii="Consolas" w:cs="Consolas" w:eastAsia="Consolas" w:hAnsi="Consolas"/>
+          <w:shd w:fill="F2F2F2" w:val="clear"/>
+        </w:rPr>
+        <w:t xml:space="preserve">R</w:t>
+      </w:r>
+      <w:r>
+        <w:rPr>
+          <w:rFonts w:ascii="Yu Gothic" w:cs="Yu Gothic" w:eastAsia="Yu Gothic" w:hAnsi="Yu Gothic"/>
+        </w:rPr>
+        <w:t xml:space="preserve"> </w:t>
+      </w:r>
+      <w:r>
+        <w:rPr>
+          <w:rFonts w:ascii="Consolas" w:cs="Consolas" w:eastAsia="Consolas" w:hAnsi="Consolas"/>
+          <w:shd w:fill="F2F2F2" w:val="clear"/>
+        </w:rPr>
+        <w:t xml:space="preserve">TU</w:t>
+      </w:r>
+      <w:r>
+        <w:rPr>
+          <w:rFonts w:ascii="Yu Gothic" w:cs="Yu Gothic" w:eastAsia="Yu Gothic" w:hAnsi="Yu Gothic"/>
+        </w:rPr>
+        <w:t xml:space="preserve"> などの定型と、自局のコールサインはそのまま表示されます。</w:t>
+      </w:r>
+    </w:p>
+    <w:p>
+      <w:pPr>
+        <w:spacing w:after="160" w:line="330"/>
+      </w:pPr>
+      <w:r>
+        <w:rPr>
+          <w:rFonts w:ascii="Yu Gothic" w:cs="Yu Gothic" w:eastAsia="Yu Gothic" w:hAnsi="Yu Gothic"/>
+        </w:rPr>
+        <w:t xml:space="preserve">初級では、打ち終わった内容が</w:t>
+      </w:r>
+      <w:r>
+        <w:rPr>
+          <w:rFonts w:ascii="Yu Gothic" w:cs="Yu Gothic" w:eastAsia="Yu Gothic" w:hAnsi="Yu Gothic"/>
+          <w:b/>
+          <w:bCs/>
+        </w:rPr>
+        <w:t xml:space="preserve">そのまま残ります</w:t>
+      </w:r>
+      <w:r>
+        <w:rPr>
+          <w:rFonts w:ascii="Yu Gothic" w:cs="Yu Gothic" w:eastAsia="Yu Gothic" w:hAnsi="Yu Gothic"/>
+        </w:rPr>
+        <w:t xml:space="preserve">。読んでログに打ち込むまでが一連の作業なので、消えてしまうと使えないからです。</w:t>
+      </w:r>
+      <w:r>
+        <w:rPr>
+          <w:rFonts w:ascii="Consolas" w:cs="Consolas" w:eastAsia="Consolas" w:hAnsi="Consolas"/>
+          <w:shd w:fill="F2F2F2" w:val="clear"/>
+        </w:rPr>
+        <w:t xml:space="preserve">F3</w:t>
+      </w:r>
+      <w:r>
+        <w:rPr>
+          <w:rFonts w:ascii="Yu Gothic" w:cs="Yu Gothic" w:eastAsia="Yu Gothic" w:hAnsi="Yu Gothic"/>
+        </w:rPr>
+        <w:t xml:space="preserve">（TU）で交信を確定するか、</w:t>
+      </w:r>
+      <w:r>
+        <w:rPr>
+          <w:rFonts w:ascii="Consolas" w:cs="Consolas" w:eastAsia="Consolas" w:hAnsi="Consolas"/>
+          <w:shd w:fill="F2F2F2" w:val="clear"/>
+        </w:rPr>
+        <w:t xml:space="preserve">F1</w:t>
+      </w:r>
+      <w:r>
+        <w:rPr>
+          <w:rFonts w:ascii="Yu Gothic" w:cs="Yu Gothic" w:eastAsia="Yu Gothic" w:hAnsi="Yu Gothic"/>
+        </w:rPr>
+        <w:t xml:space="preserve"> で次の CQ を出したところで片付きます。中級は打ち終わると消えます。</w:t>
+      </w:r>
+    </w:p>
+    <w:p>
+      <w:pPr>
+        <w:spacing w:after="160" w:line="330"/>
+      </w:pPr>
+      <w:r>
+        <w:rPr>
+          <w:rFonts w:ascii="Yu Gothic" w:cs="Yu Gothic" w:eastAsia="Yu Gothic" w:hAnsi="Yu Gothic"/>
+        </w:rPr>
+        <w:t xml:space="preserve">混信局（QRM）の送信は表示しません。読む対象ではなく、妨害として鳴っているだけです。</w:t>
+      </w:r>
+    </w:p>
+    <w:p>
+      <w:pPr>
+        <w:spacing w:after="160" w:line="330"/>
+      </w:pPr>
+      <w:r>
+        <w:rPr>
+          <w:rFonts w:ascii="Yu Gothic" w:cs="Yu Gothic" w:eastAsia="Yu Gothic" w:hAnsi="Yu Gothic"/>
+        </w:rPr>
+        <w:t xml:space="preserve">運用中でも切り替えられます。切り替えると、それまで出ていた行はいったん消え、次の送信から新しい段階の決まりで表示されます。</w:t>
+      </w:r>
+    </w:p>
+    <w:p>
+      <w:pPr>
+        <w:spacing w:after="160" w:line="330"/>
+      </w:pPr>
+      <w:r>
+        <w:rPr>
+          <w:rFonts w:ascii="Yu Gothic" w:cs="Yu Gothic" w:eastAsia="Yu Gothic" w:hAnsi="Yu Gothic"/>
+          <w:b/>
+          <w:bCs/>
+        </w:rPr>
+        <w:t xml:space="preserve">進め方の目安</w:t>
+      </w:r>
+      <w:r>
+        <w:rPr>
+          <w:rFonts w:ascii="Yu Gothic" w:cs="Yu Gothic" w:eastAsia="Yu Gothic" w:hAnsi="Yu Gothic"/>
+        </w:rPr>
+        <w:t xml:space="preserve">: 初級で交換の型を覚え、中級で耳を慣らし、上級へ移ります。上級で取れないときは一段戻して構いません。段階を落とすのは後退ではなく、取れる速度と条件で回数を積むためです。</w:t>
       </w:r>
     </w:p>
     <w:p>
@@ -14626,7 +15235,7 @@
         <w:spacing w:after="90" w:line="320"/>
         <w:ind w:left="640" w:hanging="300"/>
       </w:pPr>
-      <w:hyperlink w:history="1" r:id="rIdeeu6mrqaotv0ycsnhrsfr">
+      <w:hyperlink w:history="1" r:id="rId7vbw9eopmh0ix3gspii7x">
         <w:r>
           <w:rPr>
             <w:rFonts w:ascii="Yu Gothic" w:cs="Yu Gothic" w:eastAsia="Yu Gothic" w:hAnsi="Yu Gothic"/>
@@ -14653,7 +15262,7 @@
         <w:spacing w:after="90" w:line="320"/>
         <w:ind w:left="640" w:hanging="300"/>
       </w:pPr>
-      <w:hyperlink w:history="1" r:id="rIdexzyukz1empipi9sqbeed">
+      <w:hyperlink w:history="1" r:id="rId1ef2zf9a_hxxus1g8qbdj">
         <w:r>
           <w:rPr>
             <w:rFonts w:ascii="Yu Gothic" w:cs="Yu Gothic" w:eastAsia="Yu Gothic" w:hAnsi="Yu Gothic"/>

--- a/docs/CW交信トレーニング_使い方説明書.docx
+++ b/docs/CW交信トレーニング_使い方説明書.docx
@@ -11496,20 +11496,277 @@
       <w:r>
         <w:rPr>
           <w:rFonts w:ascii="Yu Gothic" w:cs="Yu Gothic" w:eastAsia="Yu Gothic" w:hAnsi="Yu Gothic"/>
-        </w:rPr>
-        <w:t xml:space="preserve">「採点する」で、打った符号と手本を文字単位で照合します。</w:t>
-      </w:r>
-    </w:p>
-    <w:p>
-      <w:pPr>
-        <w:spacing w:after="160" w:line="330"/>
-      </w:pPr>
-      <w:r>
-        <w:rPr>
-          <w:rFonts w:ascii="Yu Gothic" w:cs="Yu Gothic" w:eastAsia="Yu Gothic" w:hAnsi="Yu Gothic"/>
           <w:b/>
           <w:bCs/>
         </w:rPr>
+        <w:t xml:space="preserve">説明には、実際の符号を添えてあります。</w:t>
+      </w:r>
+      <w:r>
+        <w:rPr>
+          <w:rFonts w:ascii="Yu Gothic" w:cs="Yu Gothic" w:eastAsia="Yu Gothic" w:hAnsi="Yu Gothic"/>
+        </w:rPr>
+        <w:t xml:space="preserve"> 意味だけ分かっても打てないためです。</w:t>
+      </w:r>
+    </w:p>
+    <w:tbl>
+      <w:tblPr>
+        <w:tblW w:type="dxa" w:w="9638"/>
+        <w:tblBorders>
+          <w:top w:val="single" w:color="BFBFBF" w:sz="4"/>
+          <w:left w:val="single" w:color="BFBFBF" w:sz="4"/>
+          <w:bottom w:val="single" w:color="BFBFBF" w:sz="4"/>
+          <w:right w:val="single" w:color="BFBFBF" w:sz="4"/>
+          <w:insideH w:val="single" w:color="BFBFBF" w:sz="2"/>
+          <w:insideV w:val="single" w:color="BFBFBF" w:sz="2"/>
+        </w:tblBorders>
+      </w:tblPr>
+      <w:tblGrid>
+        <w:gridCol w:w="1314"/>
+        <w:gridCol w:w="8324"/>
+      </w:tblGrid>
+      <w:tr>
+        <w:trPr>
+          <w:tblHeader/>
+        </w:trPr>
+        <w:tc>
+          <w:tcPr>
+            <w:tcW w:type="dxa" w:w="1314"/>
+            <w:shd w:fill="EDE7DA" w:val="clear"/>
+            <w:tcMar>
+              <w:top w:type="dxa" w:w="60"/>
+              <w:left w:type="dxa" w:w="110"/>
+              <w:bottom w:type="dxa" w:w="60"/>
+              <w:right w:type="dxa" w:w="110"/>
+            </w:tcMar>
+          </w:tcPr>
+          <w:p>
+            <w:pPr>
+              <w:spacing w:after="0" w:before="0"/>
+            </w:pPr>
+            <w:r>
+              <w:rPr>
+                <w:rFonts w:ascii="Yu Gothic" w:cs="Yu Gothic" w:eastAsia="Yu Gothic" w:hAnsi="Yu Gothic"/>
+                <w:b/>
+                <w:bCs/>
+              </w:rPr>
+              <w:t xml:space="preserve">語</w:t>
+            </w:r>
+          </w:p>
+        </w:tc>
+        <w:tc>
+          <w:tcPr>
+            <w:tcW w:type="dxa" w:w="8324"/>
+            <w:shd w:fill="EDE7DA" w:val="clear"/>
+            <w:tcMar>
+              <w:top w:type="dxa" w:w="60"/>
+              <w:left w:type="dxa" w:w="110"/>
+              <w:bottom w:type="dxa" w:w="60"/>
+              <w:right w:type="dxa" w:w="110"/>
+            </w:tcMar>
+          </w:tcPr>
+          <w:p>
+            <w:pPr>
+              <w:spacing w:after="0" w:before="0"/>
+            </w:pPr>
+            <w:r>
+              <w:rPr>
+                <w:rFonts w:ascii="Yu Gothic" w:cs="Yu Gothic" w:eastAsia="Yu Gothic" w:hAnsi="Yu Gothic"/>
+                <w:b/>
+                <w:bCs/>
+              </w:rPr>
+              <w:t xml:space="preserve">説明</w:t>
+            </w:r>
+          </w:p>
+        </w:tc>
+      </w:tr>
+      <w:tr>
+        <w:trPr>
+          <w:tblHeader w:val="false"/>
+        </w:trPr>
+        <w:tc>
+          <w:tcPr>
+            <w:tcW w:type="dxa" w:w="1314"/>
+            <w:tcMar>
+              <w:top w:type="dxa" w:w="60"/>
+              <w:left w:type="dxa" w:w="110"/>
+              <w:bottom w:type="dxa" w:w="60"/>
+              <w:right w:type="dxa" w:w="110"/>
+            </w:tcMar>
+          </w:tcPr>
+          <w:p>
+            <w:pPr>
+              <w:spacing w:after="0" w:before="0"/>
+            </w:pPr>
+            <w:r>
+              <w:rPr>
+                <w:rFonts w:ascii="Consolas" w:cs="Consolas" w:eastAsia="Consolas" w:hAnsi="Consolas"/>
+                <w:shd w:fill="F2F2F2" w:val="clear"/>
+              </w:rPr>
+              <w:t xml:space="preserve">FER</w:t>
+            </w:r>
+          </w:p>
+        </w:tc>
+        <w:tc>
+          <w:tcPr>
+            <w:tcW w:type="dxa" w:w="8324"/>
+            <w:tcMar>
+              <w:top w:type="dxa" w:w="60"/>
+              <w:left w:type="dxa" w:w="110"/>
+              <w:bottom w:type="dxa" w:w="60"/>
+              <w:right w:type="dxa" w:w="110"/>
+            </w:tcMar>
+          </w:tcPr>
+          <w:p>
+            <w:pPr>
+              <w:spacing w:after="0" w:before="0"/>
+            </w:pPr>
+            <w:r>
+              <w:rPr>
+                <w:rFonts w:ascii="Yu Gothic" w:cs="Yu Gothic" w:eastAsia="Yu Gothic" w:hAnsi="Yu Gothic"/>
+              </w:rPr>
+              <w:t xml:space="preserve">〜のために (for)　・・－・　・　・－・</w:t>
+            </w:r>
+          </w:p>
+        </w:tc>
+      </w:tr>
+      <w:tr>
+        <w:trPr>
+          <w:tblHeader w:val="false"/>
+        </w:trPr>
+        <w:tc>
+          <w:tcPr>
+            <w:tcW w:type="dxa" w:w="1314"/>
+            <w:tcMar>
+              <w:top w:type="dxa" w:w="60"/>
+              <w:left w:type="dxa" w:w="110"/>
+              <w:bottom w:type="dxa" w:w="60"/>
+              <w:right w:type="dxa" w:w="110"/>
+            </w:tcMar>
+          </w:tcPr>
+          <w:p>
+            <w:pPr>
+              <w:spacing w:after="0" w:before="0"/>
+            </w:pPr>
+            <w:r>
+              <w:rPr>
+                <w:rFonts w:ascii="Consolas" w:cs="Consolas" w:eastAsia="Consolas" w:hAnsi="Consolas"/>
+                <w:shd w:fill="F2F2F2" w:val="clear"/>
+              </w:rPr>
+              <w:t xml:space="preserve">DE</w:t>
+            </w:r>
+          </w:p>
+        </w:tc>
+        <w:tc>
+          <w:tcPr>
+            <w:tcW w:type="dxa" w:w="8324"/>
+            <w:tcMar>
+              <w:top w:type="dxa" w:w="60"/>
+              <w:left w:type="dxa" w:w="110"/>
+              <w:bottom w:type="dxa" w:w="60"/>
+              <w:right w:type="dxa" w:w="110"/>
+            </w:tcMar>
+          </w:tcPr>
+          <w:p>
+            <w:pPr>
+              <w:spacing w:after="0" w:before="0"/>
+            </w:pPr>
+            <w:r>
+              <w:rPr>
+                <w:rFonts w:ascii="Yu Gothic" w:cs="Yu Gothic" w:eastAsia="Yu Gothic" w:hAnsi="Yu Gothic"/>
+              </w:rPr>
+              <w:t xml:space="preserve">〜から（こちらは）　－・・　・</w:t>
+            </w:r>
+          </w:p>
+        </w:tc>
+      </w:tr>
+      <w:tr>
+        <w:trPr>
+          <w:tblHeader w:val="false"/>
+        </w:trPr>
+        <w:tc>
+          <w:tcPr>
+            <w:tcW w:type="dxa" w:w="1314"/>
+            <w:tcMar>
+              <w:top w:type="dxa" w:w="60"/>
+              <w:left w:type="dxa" w:w="110"/>
+              <w:bottom w:type="dxa" w:w="60"/>
+              <w:right w:type="dxa" w:w="110"/>
+            </w:tcMar>
+          </w:tcPr>
+          <w:p>
+            <w:pPr>
+              <w:spacing w:after="0" w:before="0"/>
+            </w:pPr>
+            <w:r>
+              <w:rPr>
+                <w:rFonts w:ascii="Consolas" w:cs="Consolas" w:eastAsia="Consolas" w:hAnsi="Consolas"/>
+                <w:shd w:fill="F2F2F2" w:val="clear"/>
+              </w:rPr>
+              <w:t xml:space="preserve">=</w:t>
+            </w:r>
+          </w:p>
+        </w:tc>
+        <w:tc>
+          <w:tcPr>
+            <w:tcW w:type="dxa" w:w="8324"/>
+            <w:tcMar>
+              <w:top w:type="dxa" w:w="60"/>
+              <w:left w:type="dxa" w:w="110"/>
+              <w:bottom w:type="dxa" w:w="60"/>
+              <w:right w:type="dxa" w:w="110"/>
+            </w:tcMar>
+          </w:tcPr>
+          <w:p>
+            <w:pPr>
+              <w:spacing w:after="0" w:before="0"/>
+            </w:pPr>
+            <w:r>
+              <w:rPr>
+                <w:rFonts w:ascii="Yu Gothic" w:cs="Yu Gothic" w:eastAsia="Yu Gothic" w:hAnsi="Yu Gothic"/>
+              </w:rPr>
+              <w:t xml:space="preserve">区切り（BT）— 話題の切れ目　－・・・－</w:t>
+            </w:r>
+          </w:p>
+        </w:tc>
+      </w:tr>
+    </w:tbl>
+    <w:p>
+      <w:pPr>
+        <w:spacing w:after="220"/>
+      </w:pPr>
+    </w:p>
+    <w:p>
+      <w:pPr>
+        <w:spacing w:after="160" w:line="330"/>
+      </w:pPr>
+      <w:r>
+        <w:rPr>
+          <w:rFonts w:ascii="Yu Gothic" w:cs="Yu Gothic" w:eastAsia="Yu Gothic" w:hAnsi="Yu Gothic"/>
+        </w:rPr>
+        <w:t xml:space="preserve">文字ごとに区切って並べてあるので、どこで手を止めるかも読み取れます。符号は用語一覧・マウスを乗せたときの説明・初心者モードの実況解説のすべてに付きます。</w:t>
+      </w:r>
+    </w:p>
+    <w:p>
+      <w:pPr>
+        <w:spacing w:after="160" w:line="330"/>
+      </w:pPr>
+      <w:r>
+        <w:rPr>
+          <w:rFonts w:ascii="Yu Gothic" w:cs="Yu Gothic" w:eastAsia="Yu Gothic" w:hAnsi="Yu Gothic"/>
+        </w:rPr>
+        <w:t xml:space="preserve">「採点する」で、打った符号と手本を文字単位で照合します。</w:t>
+      </w:r>
+    </w:p>
+    <w:p>
+      <w:pPr>
+        <w:spacing w:after="160" w:line="330"/>
+      </w:pPr>
+      <w:r>
+        <w:rPr>
+          <w:rFonts w:ascii="Yu Gothic" w:cs="Yu Gothic" w:eastAsia="Yu Gothic" w:hAnsi="Yu Gothic"/>
+          <w:b/>
+          <w:bCs/>
+        </w:rPr>
         <w:t xml:space="preserve">語の間隔は採点に含めません。</w:t>
       </w:r>
       <w:r>
@@ -11517,6 +11774,129 @@
           <w:rFonts w:ascii="Yu Gothic" w:cs="Yu Gothic" w:eastAsia="Yu Gothic" w:hAnsi="Yu Gothic"/>
         </w:rPr>
         <w:t xml:space="preserve">打鍵の解読では、手が一瞬止まっただけで語の切れ目が入ってしまうためです。採点するのは符号そのものの正誤だけで、差分の表示には手本の語の切れ目を残してあります。</w:t>
+      </w:r>
+    </w:p>
+    <w:p>
+      <w:pPr>
+        <w:spacing w:after="160" w:line="330"/>
+      </w:pPr>
+      <w:r>
+        <w:rPr>
+          <w:rFonts w:ascii="Yu Gothic" w:cs="Yu Gothic" w:eastAsia="Yu Gothic" w:hAnsi="Yu Gothic"/>
+          <w:b/>
+          <w:bCs/>
+        </w:rPr>
+        <w:t xml:space="preserve">照合は文字の見た目ではなく、符号で行います。</w:t>
+      </w:r>
+      <w:r>
+        <w:rPr>
+          <w:rFonts w:ascii="Yu Gothic" w:cs="Yu Gothic" w:eastAsia="Yu Gothic" w:hAnsi="Yu Gothic"/>
+        </w:rPr>
+        <w:t xml:space="preserve"> 表記が違っても符号が同じものは、打てば区別が付かないからです。</w:t>
+      </w:r>
+      <w:r>
+        <w:rPr>
+          <w:rFonts w:ascii="Consolas" w:cs="Consolas" w:eastAsia="Consolas" w:hAnsi="Consolas"/>
+          <w:shd w:fill="F2F2F2" w:val="clear"/>
+        </w:rPr>
+        <w:t xml:space="preserve">=</w:t>
+      </w:r>
+      <w:r>
+        <w:rPr>
+          <w:rFonts w:ascii="Yu Gothic" w:cs="Yu Gothic" w:eastAsia="Yu Gothic" w:hAnsi="Yu Gothic"/>
+        </w:rPr>
+        <w:t xml:space="preserve"> と </w:t>
+      </w:r>
+      <w:r>
+        <w:rPr>
+          <w:rFonts w:ascii="Consolas" w:cs="Consolas" w:eastAsia="Consolas" w:hAnsi="Consolas"/>
+          <w:shd w:fill="F2F2F2" w:val="clear"/>
+        </w:rPr>
+        <w:t xml:space="preserve">&lt;BT&gt;</w:t>
+      </w:r>
+      <w:r>
+        <w:rPr>
+          <w:rFonts w:ascii="Yu Gothic" w:cs="Yu Gothic" w:eastAsia="Yu Gothic" w:hAnsi="Yu Gothic"/>
+        </w:rPr>
+        <w:t xml:space="preserve"> はどちらも －・・・－ なので、手本が </w:t>
+      </w:r>
+      <w:r>
+        <w:rPr>
+          <w:rFonts w:ascii="Consolas" w:cs="Consolas" w:eastAsia="Consolas" w:hAnsi="Consolas"/>
+          <w:shd w:fill="F2F2F2" w:val="clear"/>
+        </w:rPr>
+        <w:t xml:space="preserve">=</w:t>
+      </w:r>
+      <w:r>
+        <w:rPr>
+          <w:rFonts w:ascii="Yu Gothic" w:cs="Yu Gothic" w:eastAsia="Yu Gothic" w:hAnsi="Yu Gothic"/>
+        </w:rPr>
+        <w:t xml:space="preserve"> のところを </w:t>
+      </w:r>
+      <w:r>
+        <w:rPr>
+          <w:rFonts w:ascii="Consolas" w:cs="Consolas" w:eastAsia="Consolas" w:hAnsi="Consolas"/>
+          <w:shd w:fill="F2F2F2" w:val="clear"/>
+        </w:rPr>
+        <w:t xml:space="preserve">&lt;BT&gt;</w:t>
+      </w:r>
+      <w:r>
+        <w:rPr>
+          <w:rFonts w:ascii="Yu Gothic" w:cs="Yu Gothic" w:eastAsia="Yu Gothic" w:hAnsi="Yu Gothic"/>
+        </w:rPr>
+        <w:t xml:space="preserve"> と解読されても正解として数えます（</w:t>
+      </w:r>
+      <w:r>
+        <w:rPr>
+          <w:rFonts w:ascii="Consolas" w:cs="Consolas" w:eastAsia="Consolas" w:hAnsi="Consolas"/>
+          <w:shd w:fill="F2F2F2" w:val="clear"/>
+        </w:rPr>
+        <w:t xml:space="preserve">+</w:t>
+      </w:r>
+      <w:r>
+        <w:rPr>
+          <w:rFonts w:ascii="Yu Gothic" w:cs="Yu Gothic" w:eastAsia="Yu Gothic" w:hAnsi="Yu Gothic"/>
+        </w:rPr>
+        <w:t xml:space="preserve"> と </w:t>
+      </w:r>
+      <w:r>
+        <w:rPr>
+          <w:rFonts w:ascii="Consolas" w:cs="Consolas" w:eastAsia="Consolas" w:hAnsi="Consolas"/>
+          <w:shd w:fill="F2F2F2" w:val="clear"/>
+        </w:rPr>
+        <w:t xml:space="preserve">&lt;AR&gt;</w:t>
+      </w:r>
+      <w:r>
+        <w:rPr>
+          <w:rFonts w:ascii="Yu Gothic" w:cs="Yu Gothic" w:eastAsia="Yu Gothic" w:hAnsi="Yu Gothic"/>
+        </w:rPr>
+        <w:t xml:space="preserve">、</w:t>
+      </w:r>
+      <w:r>
+        <w:rPr>
+          <w:rFonts w:ascii="Consolas" w:cs="Consolas" w:eastAsia="Consolas" w:hAnsi="Consolas"/>
+          <w:shd w:fill="F2F2F2" w:val="clear"/>
+        </w:rPr>
+        <w:t xml:space="preserve">(</w:t>
+      </w:r>
+      <w:r>
+        <w:rPr>
+          <w:rFonts w:ascii="Yu Gothic" w:cs="Yu Gothic" w:eastAsia="Yu Gothic" w:hAnsi="Yu Gothic"/>
+        </w:rPr>
+        <w:t xml:space="preserve"> と </w:t>
+      </w:r>
+      <w:r>
+        <w:rPr>
+          <w:rFonts w:ascii="Consolas" w:cs="Consolas" w:eastAsia="Consolas" w:hAnsi="Consolas"/>
+          <w:shd w:fill="F2F2F2" w:val="clear"/>
+        </w:rPr>
+        <w:t xml:space="preserve">&lt;KN&gt;</w:t>
+      </w:r>
+      <w:r>
+        <w:rPr>
+          <w:rFonts w:ascii="Yu Gothic" w:cs="Yu Gothic" w:eastAsia="Yu Gothic" w:hAnsi="Yu Gothic"/>
+        </w:rPr>
+        <w:t xml:space="preserve"> も同じ扱いです）。</w:t>
       </w:r>
     </w:p>
     <w:p>
@@ -15235,7 +15615,7 @@
         <w:spacing w:after="90" w:line="320"/>
         <w:ind w:left="640" w:hanging="300"/>
       </w:pPr>
-      <w:hyperlink w:history="1" r:id="rId7vbw9eopmh0ix3gspii7x">
+      <w:hyperlink w:history="1" r:id="rId3rvhngkqqrbjkzr0-974u">
         <w:r>
           <w:rPr>
             <w:rFonts w:ascii="Yu Gothic" w:cs="Yu Gothic" w:eastAsia="Yu Gothic" w:hAnsi="Yu Gothic"/>
@@ -15262,7 +15642,7 @@
         <w:spacing w:after="90" w:line="320"/>
         <w:ind w:left="640" w:hanging="300"/>
       </w:pPr>
-      <w:hyperlink w:history="1" r:id="rId1ef2zf9a_hxxus1g8qbdj">
+      <w:hyperlink w:history="1" r:id="rIdevnysveo9dqduepst0xwp">
         <w:r>
           <w:rPr>
             <w:rFonts w:ascii="Yu Gothic" w:cs="Yu Gothic" w:eastAsia="Yu Gothic" w:hAnsi="Yu Gothic"/>

--- a/docs/CW交信トレーニング_使い方説明書.docx
+++ b/docs/CW交信トレーニング_使い方説明書.docx
@@ -3683,7 +3683,7 @@
               <w:rPr>
                 <w:rFonts w:ascii="Yu Gothic" w:cs="Yu Gothic" w:eastAsia="Yu Gothic" w:hAnsi="Yu Gothic"/>
               </w:rPr>
-              <w:t xml:space="preserve">Q 符号・略語 69 語の対訳</w:t>
+              <w:t xml:space="preserve">Q 符号・略語 90 語の対訳</w:t>
             </w:r>
           </w:p>
         </w:tc>
@@ -11466,6 +11466,678 @@
     </w:p>
     <w:p>
       <w:pPr>
+        <w:pStyle w:val="Heading2"/>
+        <w:spacing w:after="150" w:before="340"/>
+      </w:pPr>
+      <w:r>
+        <w:rPr>
+          <w:rFonts w:ascii="Yu Gothic" w:cs="Yu Gothic" w:eastAsia="Yu Gothic" w:hAnsi="Yu Gothic"/>
+        </w:rPr>
+        <w:t xml:space="preserve">交信の定型文と話題</w:t>
+      </w:r>
+    </w:p>
+    <w:p>
+      <w:pPr>
+        <w:spacing w:after="160" w:line="330"/>
+      </w:pPr>
+      <w:r>
+        <w:rPr>
+          <w:rFonts w:ascii="Yu Gothic" w:cs="Yu Gothic" w:eastAsia="Yu Gothic" w:hAnsi="Yu Gothic"/>
+        </w:rPr>
+        <w:t xml:space="preserve">「種類」で</w:t>
+      </w:r>
+      <w:r>
+        <w:rPr>
+          <w:rFonts w:ascii="Yu Gothic" w:cs="Yu Gothic" w:eastAsia="Yu Gothic" w:hAnsi="Yu Gothic"/>
+          <w:b/>
+          <w:bCs/>
+        </w:rPr>
+        <w:t xml:space="preserve">交信の定型文</w:t>
+      </w:r>
+      <w:r>
+        <w:rPr>
+          <w:rFonts w:ascii="Yu Gothic" w:cs="Yu Gothic" w:eastAsia="Yu Gothic" w:hAnsi="Yu Gothic"/>
+        </w:rPr>
+        <w:t xml:space="preserve">を選ぶと、隣に「話題」が出ます。実際の交信で打たれる言い回しを話題ごとにまとめてあり、全部で 69 文あります。</w:t>
+      </w:r>
+    </w:p>
+    <w:tbl>
+      <w:tblPr>
+        <w:tblW w:type="dxa" w:w="9638"/>
+        <w:tblBorders>
+          <w:top w:val="single" w:color="BFBFBF" w:sz="4"/>
+          <w:left w:val="single" w:color="BFBFBF" w:sz="4"/>
+          <w:bottom w:val="single" w:color="BFBFBF" w:sz="4"/>
+          <w:right w:val="single" w:color="BFBFBF" w:sz="4"/>
+          <w:insideH w:val="single" w:color="BFBFBF" w:sz="2"/>
+          <w:insideV w:val="single" w:color="BFBFBF" w:sz="2"/>
+        </w:tblBorders>
+      </w:tblPr>
+      <w:tblGrid>
+        <w:gridCol w:w="4284"/>
+        <w:gridCol w:w="5354"/>
+      </w:tblGrid>
+      <w:tr>
+        <w:trPr>
+          <w:tblHeader/>
+        </w:trPr>
+        <w:tc>
+          <w:tcPr>
+            <w:tcW w:type="dxa" w:w="4284"/>
+            <w:shd w:fill="EDE7DA" w:val="clear"/>
+            <w:tcMar>
+              <w:top w:type="dxa" w:w="60"/>
+              <w:left w:type="dxa" w:w="110"/>
+              <w:bottom w:type="dxa" w:w="60"/>
+              <w:right w:type="dxa" w:w="110"/>
+            </w:tcMar>
+          </w:tcPr>
+          <w:p>
+            <w:pPr>
+              <w:spacing w:after="0" w:before="0"/>
+            </w:pPr>
+            <w:r>
+              <w:rPr>
+                <w:rFonts w:ascii="Yu Gothic" w:cs="Yu Gothic" w:eastAsia="Yu Gothic" w:hAnsi="Yu Gothic"/>
+                <w:b/>
+                <w:bCs/>
+              </w:rPr>
+              <w:t xml:space="preserve">話題</w:t>
+            </w:r>
+          </w:p>
+        </w:tc>
+        <w:tc>
+          <w:tcPr>
+            <w:tcW w:type="dxa" w:w="5354"/>
+            <w:shd w:fill="EDE7DA" w:val="clear"/>
+            <w:tcMar>
+              <w:top w:type="dxa" w:w="60"/>
+              <w:left w:type="dxa" w:w="110"/>
+              <w:bottom w:type="dxa" w:w="60"/>
+              <w:right w:type="dxa" w:w="110"/>
+            </w:tcMar>
+          </w:tcPr>
+          <w:p>
+            <w:pPr>
+              <w:spacing w:after="0" w:before="0"/>
+            </w:pPr>
+            <w:r>
+              <w:rPr>
+                <w:rFonts w:ascii="Yu Gothic" w:cs="Yu Gothic" w:eastAsia="Yu Gothic" w:hAnsi="Yu Gothic"/>
+                <w:b/>
+                <w:bCs/>
+              </w:rPr>
+              <w:t xml:space="preserve">例</w:t>
+            </w:r>
+          </w:p>
+        </w:tc>
+      </w:tr>
+      <w:tr>
+        <w:trPr>
+          <w:tblHeader w:val="false"/>
+        </w:trPr>
+        <w:tc>
+          <w:tcPr>
+            <w:tcW w:type="dxa" w:w="4284"/>
+            <w:tcMar>
+              <w:top w:type="dxa" w:w="60"/>
+              <w:left w:type="dxa" w:w="110"/>
+              <w:bottom w:type="dxa" w:w="60"/>
+              <w:right w:type="dxa" w:w="110"/>
+            </w:tcMar>
+          </w:tcPr>
+          <w:p>
+            <w:pPr>
+              <w:spacing w:after="0" w:before="0"/>
+            </w:pPr>
+            <w:r>
+              <w:rPr>
+                <w:rFonts w:ascii="Yu Gothic" w:cs="Yu Gothic" w:eastAsia="Yu Gothic" w:hAnsi="Yu Gothic"/>
+              </w:rPr>
+              <w:t xml:space="preserve">呼び出し・応答</w:t>
+            </w:r>
+          </w:p>
+        </w:tc>
+        <w:tc>
+          <w:tcPr>
+            <w:tcW w:type="dxa" w:w="5354"/>
+            <w:tcMar>
+              <w:top w:type="dxa" w:w="60"/>
+              <w:left w:type="dxa" w:w="110"/>
+              <w:bottom w:type="dxa" w:w="60"/>
+              <w:right w:type="dxa" w:w="110"/>
+            </w:tcMar>
+          </w:tcPr>
+          <w:p>
+            <w:pPr>
+              <w:spacing w:after="0" w:before="0"/>
+            </w:pPr>
+            <w:r>
+              <w:rPr>
+                <w:rFonts w:ascii="Consolas" w:cs="Consolas" w:eastAsia="Consolas" w:hAnsi="Consolas"/>
+                <w:shd w:fill="F2F2F2" w:val="clear"/>
+              </w:rPr>
+              <w:t xml:space="preserve">CQ CQ CQ DE JA1ABC JA1ABC K</w:t>
+            </w:r>
+          </w:p>
+        </w:tc>
+      </w:tr>
+      <w:tr>
+        <w:trPr>
+          <w:tblHeader w:val="false"/>
+        </w:trPr>
+        <w:tc>
+          <w:tcPr>
+            <w:tcW w:type="dxa" w:w="4284"/>
+            <w:tcMar>
+              <w:top w:type="dxa" w:w="60"/>
+              <w:left w:type="dxa" w:w="110"/>
+              <w:bottom w:type="dxa" w:w="60"/>
+              <w:right w:type="dxa" w:w="110"/>
+            </w:tcMar>
+          </w:tcPr>
+          <w:p>
+            <w:pPr>
+              <w:spacing w:after="0" w:before="0"/>
+            </w:pPr>
+            <w:r>
+              <w:rPr>
+                <w:rFonts w:ascii="Yu Gothic" w:cs="Yu Gothic" w:eastAsia="Yu Gothic" w:hAnsi="Yu Gothic"/>
+              </w:rPr>
+              <w:t xml:space="preserve">基本の交換（RST・名前・QTH）</w:t>
+            </w:r>
+          </w:p>
+        </w:tc>
+        <w:tc>
+          <w:tcPr>
+            <w:tcW w:type="dxa" w:w="5354"/>
+            <w:tcMar>
+              <w:top w:type="dxa" w:w="60"/>
+              <w:left w:type="dxa" w:w="110"/>
+              <w:bottom w:type="dxa" w:w="60"/>
+              <w:right w:type="dxa" w:w="110"/>
+            </w:tcMar>
+          </w:tcPr>
+          <w:p>
+            <w:pPr>
+              <w:spacing w:after="0" w:before="0"/>
+            </w:pPr>
+            <w:r>
+              <w:rPr>
+                <w:rFonts w:ascii="Consolas" w:cs="Consolas" w:eastAsia="Consolas" w:hAnsi="Consolas"/>
+                <w:shd w:fill="F2F2F2" w:val="clear"/>
+              </w:rPr>
+              <w:t xml:space="preserve">UR RST 599 599 = NAME TARO TARO</w:t>
+            </w:r>
+          </w:p>
+        </w:tc>
+      </w:tr>
+      <w:tr>
+        <w:trPr>
+          <w:tblHeader w:val="false"/>
+        </w:trPr>
+        <w:tc>
+          <w:tcPr>
+            <w:tcW w:type="dxa" w:w="4284"/>
+            <w:tcMar>
+              <w:top w:type="dxa" w:w="60"/>
+              <w:left w:type="dxa" w:w="110"/>
+              <w:bottom w:type="dxa" w:w="60"/>
+              <w:right w:type="dxa" w:w="110"/>
+            </w:tcMar>
+          </w:tcPr>
+          <w:p>
+            <w:pPr>
+              <w:spacing w:after="0" w:before="0"/>
+            </w:pPr>
+            <w:r>
+              <w:rPr>
+                <w:rFonts w:ascii="Yu Gothic" w:cs="Yu Gothic" w:eastAsia="Yu Gothic" w:hAnsi="Yu Gothic"/>
+              </w:rPr>
+              <w:t xml:space="preserve">天気</w:t>
+            </w:r>
+          </w:p>
+        </w:tc>
+        <w:tc>
+          <w:tcPr>
+            <w:tcW w:type="dxa" w:w="5354"/>
+            <w:tcMar>
+              <w:top w:type="dxa" w:w="60"/>
+              <w:left w:type="dxa" w:w="110"/>
+              <w:bottom w:type="dxa" w:w="60"/>
+              <w:right w:type="dxa" w:w="110"/>
+            </w:tcMar>
+          </w:tcPr>
+          <w:p>
+            <w:pPr>
+              <w:spacing w:after="0" w:before="0"/>
+            </w:pPr>
+            <w:r>
+              <w:rPr>
+                <w:rFonts w:ascii="Consolas" w:cs="Consolas" w:eastAsia="Consolas" w:hAnsi="Consolas"/>
+                <w:shd w:fill="F2F2F2" w:val="clear"/>
+              </w:rPr>
+              <w:t xml:space="preserve">WX HR CLDY = TEMP 12C ES QRN</w:t>
+            </w:r>
+          </w:p>
+        </w:tc>
+      </w:tr>
+      <w:tr>
+        <w:trPr>
+          <w:tblHeader w:val="false"/>
+        </w:trPr>
+        <w:tc>
+          <w:tcPr>
+            <w:tcW w:type="dxa" w:w="4284"/>
+            <w:tcMar>
+              <w:top w:type="dxa" w:w="60"/>
+              <w:left w:type="dxa" w:w="110"/>
+              <w:bottom w:type="dxa" w:w="60"/>
+              <w:right w:type="dxa" w:w="110"/>
+            </w:tcMar>
+          </w:tcPr>
+          <w:p>
+            <w:pPr>
+              <w:spacing w:after="0" w:before="0"/>
+            </w:pPr>
+            <w:r>
+              <w:rPr>
+                <w:rFonts w:ascii="Yu Gothic" w:cs="Yu Gothic" w:eastAsia="Yu Gothic" w:hAnsi="Yu Gothic"/>
+              </w:rPr>
+              <w:t xml:space="preserve">時刻</w:t>
+            </w:r>
+          </w:p>
+        </w:tc>
+        <w:tc>
+          <w:tcPr>
+            <w:tcW w:type="dxa" w:w="5354"/>
+            <w:tcMar>
+              <w:top w:type="dxa" w:w="60"/>
+              <w:left w:type="dxa" w:w="110"/>
+              <w:bottom w:type="dxa" w:w="60"/>
+              <w:right w:type="dxa" w:w="110"/>
+            </w:tcMar>
+          </w:tcPr>
+          <w:p>
+            <w:pPr>
+              <w:spacing w:after="0" w:before="0"/>
+            </w:pPr>
+            <w:r>
+              <w:rPr>
+                <w:rFonts w:ascii="Consolas" w:cs="Consolas" w:eastAsia="Consolas" w:hAnsi="Consolas"/>
+                <w:shd w:fill="F2F2F2" w:val="clear"/>
+              </w:rPr>
+              <w:t xml:space="preserve">QTR HR 1430 JST</w:t>
+            </w:r>
+          </w:p>
+        </w:tc>
+      </w:tr>
+      <w:tr>
+        <w:trPr>
+          <w:tblHeader w:val="false"/>
+        </w:trPr>
+        <w:tc>
+          <w:tcPr>
+            <w:tcW w:type="dxa" w:w="4284"/>
+            <w:tcMar>
+              <w:top w:type="dxa" w:w="60"/>
+              <w:left w:type="dxa" w:w="110"/>
+              <w:bottom w:type="dxa" w:w="60"/>
+              <w:right w:type="dxa" w:w="110"/>
+            </w:tcMar>
+          </w:tcPr>
+          <w:p>
+            <w:pPr>
+              <w:spacing w:after="0" w:before="0"/>
+            </w:pPr>
+            <w:r>
+              <w:rPr>
+                <w:rFonts w:ascii="Yu Gothic" w:cs="Yu Gothic" w:eastAsia="Yu Gothic" w:hAnsi="Yu Gothic"/>
+              </w:rPr>
+              <w:t xml:space="preserve">場所・地理</w:t>
+            </w:r>
+          </w:p>
+        </w:tc>
+        <w:tc>
+          <w:tcPr>
+            <w:tcW w:type="dxa" w:w="5354"/>
+            <w:tcMar>
+              <w:top w:type="dxa" w:w="60"/>
+              <w:left w:type="dxa" w:w="110"/>
+              <w:bottom w:type="dxa" w:w="60"/>
+              <w:right w:type="dxa" w:w="110"/>
+            </w:tcMar>
+          </w:tcPr>
+          <w:p>
+            <w:pPr>
+              <w:spacing w:after="0" w:before="0"/>
+            </w:pPr>
+            <w:r>
+              <w:rPr>
+                <w:rFonts w:ascii="Consolas" w:cs="Consolas" w:eastAsia="Consolas" w:hAnsi="Consolas"/>
+                <w:shd w:fill="F2F2F2" w:val="clear"/>
+              </w:rPr>
+              <w:t xml:space="preserve">MY QTH TOKYO = ABT 50 KM N OF TOKYO</w:t>
+            </w:r>
+          </w:p>
+        </w:tc>
+      </w:tr>
+      <w:tr>
+        <w:trPr>
+          <w:tblHeader w:val="false"/>
+        </w:trPr>
+        <w:tc>
+          <w:tcPr>
+            <w:tcW w:type="dxa" w:w="4284"/>
+            <w:tcMar>
+              <w:top w:type="dxa" w:w="60"/>
+              <w:left w:type="dxa" w:w="110"/>
+              <w:bottom w:type="dxa" w:w="60"/>
+              <w:right w:type="dxa" w:w="110"/>
+            </w:tcMar>
+          </w:tcPr>
+          <w:p>
+            <w:pPr>
+              <w:spacing w:after="0" w:before="0"/>
+            </w:pPr>
+            <w:r>
+              <w:rPr>
+                <w:rFonts w:ascii="Yu Gothic" w:cs="Yu Gothic" w:eastAsia="Yu Gothic" w:hAnsi="Yu Gothic"/>
+              </w:rPr>
+              <w:t xml:space="preserve">電波の状況</w:t>
+            </w:r>
+          </w:p>
+        </w:tc>
+        <w:tc>
+          <w:tcPr>
+            <w:tcW w:type="dxa" w:w="5354"/>
+            <w:tcMar>
+              <w:top w:type="dxa" w:w="60"/>
+              <w:left w:type="dxa" w:w="110"/>
+              <w:bottom w:type="dxa" w:w="60"/>
+              <w:right w:type="dxa" w:w="110"/>
+            </w:tcMar>
+          </w:tcPr>
+          <w:p>
+            <w:pPr>
+              <w:spacing w:after="0" w:before="0"/>
+            </w:pPr>
+            <w:r>
+              <w:rPr>
+                <w:rFonts w:ascii="Consolas" w:cs="Consolas" w:eastAsia="Consolas" w:hAnsi="Consolas"/>
+                <w:shd w:fill="F2F2F2" w:val="clear"/>
+              </w:rPr>
+              <w:t xml:space="preserve">UR SIGS 579 HR = SOME QRN</w:t>
+            </w:r>
+          </w:p>
+        </w:tc>
+      </w:tr>
+      <w:tr>
+        <w:trPr>
+          <w:tblHeader w:val="false"/>
+        </w:trPr>
+        <w:tc>
+          <w:tcPr>
+            <w:tcW w:type="dxa" w:w="4284"/>
+            <w:tcMar>
+              <w:top w:type="dxa" w:w="60"/>
+              <w:left w:type="dxa" w:w="110"/>
+              <w:bottom w:type="dxa" w:w="60"/>
+              <w:right w:type="dxa" w:w="110"/>
+            </w:tcMar>
+          </w:tcPr>
+          <w:p>
+            <w:pPr>
+              <w:spacing w:after="0" w:before="0"/>
+            </w:pPr>
+            <w:r>
+              <w:rPr>
+                <w:rFonts w:ascii="Yu Gothic" w:cs="Yu Gothic" w:eastAsia="Yu Gothic" w:hAnsi="Yu Gothic"/>
+              </w:rPr>
+              <w:t xml:space="preserve">フェージング</w:t>
+            </w:r>
+          </w:p>
+        </w:tc>
+        <w:tc>
+          <w:tcPr>
+            <w:tcW w:type="dxa" w:w="5354"/>
+            <w:tcMar>
+              <w:top w:type="dxa" w:w="60"/>
+              <w:left w:type="dxa" w:w="110"/>
+              <w:bottom w:type="dxa" w:w="60"/>
+              <w:right w:type="dxa" w:w="110"/>
+            </w:tcMar>
+          </w:tcPr>
+          <w:p>
+            <w:pPr>
+              <w:spacing w:after="0" w:before="0"/>
+            </w:pPr>
+            <w:r>
+              <w:rPr>
+                <w:rFonts w:ascii="Consolas" w:cs="Consolas" w:eastAsia="Consolas" w:hAnsi="Consolas"/>
+                <w:shd w:fill="F2F2F2" w:val="clear"/>
+              </w:rPr>
+              <w:t xml:space="preserve">UR SIG QSB DEEP = PSE RPT NAME</w:t>
+            </w:r>
+          </w:p>
+        </w:tc>
+      </w:tr>
+      <w:tr>
+        <w:trPr>
+          <w:tblHeader w:val="false"/>
+        </w:trPr>
+        <w:tc>
+          <w:tcPr>
+            <w:tcW w:type="dxa" w:w="4284"/>
+            <w:tcMar>
+              <w:top w:type="dxa" w:w="60"/>
+              <w:left w:type="dxa" w:w="110"/>
+              <w:bottom w:type="dxa" w:w="60"/>
+              <w:right w:type="dxa" w:w="110"/>
+            </w:tcMar>
+          </w:tcPr>
+          <w:p>
+            <w:pPr>
+              <w:spacing w:after="0" w:before="0"/>
+            </w:pPr>
+            <w:r>
+              <w:rPr>
+                <w:rFonts w:ascii="Yu Gothic" w:cs="Yu Gothic" w:eastAsia="Yu Gothic" w:hAnsi="Yu Gothic"/>
+              </w:rPr>
+              <w:t xml:space="preserve">締めくくり</w:t>
+            </w:r>
+          </w:p>
+        </w:tc>
+        <w:tc>
+          <w:tcPr>
+            <w:tcW w:type="dxa" w:w="5354"/>
+            <w:tcMar>
+              <w:top w:type="dxa" w:w="60"/>
+              <w:left w:type="dxa" w:w="110"/>
+              <w:bottom w:type="dxa" w:w="60"/>
+              <w:right w:type="dxa" w:w="110"/>
+            </w:tcMar>
+          </w:tcPr>
+          <w:p>
+            <w:pPr>
+              <w:spacing w:after="0" w:before="0"/>
+            </w:pPr>
+            <w:r>
+              <w:rPr>
+                <w:rFonts w:ascii="Consolas" w:cs="Consolas" w:eastAsia="Consolas" w:hAnsi="Consolas"/>
+                <w:shd w:fill="F2F2F2" w:val="clear"/>
+              </w:rPr>
+              <w:t xml:space="preserve">TNX QSO = HPE CUAGN ES 73</w:t>
+            </w:r>
+          </w:p>
+        </w:tc>
+      </w:tr>
+      <w:tr>
+        <w:trPr>
+          <w:tblHeader w:val="false"/>
+        </w:trPr>
+        <w:tc>
+          <w:tcPr>
+            <w:tcW w:type="dxa" w:w="4284"/>
+            <w:tcMar>
+              <w:top w:type="dxa" w:w="60"/>
+              <w:left w:type="dxa" w:w="110"/>
+              <w:bottom w:type="dxa" w:w="60"/>
+              <w:right w:type="dxa" w:w="110"/>
+            </w:tcMar>
+          </w:tcPr>
+          <w:p>
+            <w:pPr>
+              <w:spacing w:after="0" w:before="0"/>
+            </w:pPr>
+            <w:r>
+              <w:rPr>
+                <w:rFonts w:ascii="Yu Gothic" w:cs="Yu Gothic" w:eastAsia="Yu Gothic" w:hAnsi="Yu Gothic"/>
+              </w:rPr>
+              <w:t xml:space="preserve">聞き返し・トラブル</w:t>
+            </w:r>
+          </w:p>
+        </w:tc>
+        <w:tc>
+          <w:tcPr>
+            <w:tcW w:type="dxa" w:w="5354"/>
+            <w:tcMar>
+              <w:top w:type="dxa" w:w="60"/>
+              <w:left w:type="dxa" w:w="110"/>
+              <w:bottom w:type="dxa" w:w="60"/>
+              <w:right w:type="dxa" w:w="110"/>
+            </w:tcMar>
+          </w:tcPr>
+          <w:p>
+            <w:pPr>
+              <w:spacing w:after="0" w:before="0"/>
+            </w:pPr>
+            <w:r>
+              <w:rPr>
+                <w:rFonts w:ascii="Consolas" w:cs="Consolas" w:eastAsia="Consolas" w:hAnsi="Consolas"/>
+                <w:shd w:fill="F2F2F2" w:val="clear"/>
+              </w:rPr>
+              <w:t xml:space="preserve">SRI OM PSE RPT ALL AFTER RST</w:t>
+            </w:r>
+          </w:p>
+        </w:tc>
+      </w:tr>
+    </w:tbl>
+    <w:p>
+      <w:pPr>
+        <w:spacing w:after="220"/>
+      </w:pPr>
+    </w:p>
+    <w:p>
+      <w:pPr>
+        <w:spacing w:after="160" w:line="330"/>
+      </w:pPr>
+      <w:r>
+        <w:rPr>
+          <w:rFonts w:ascii="Yu Gothic" w:cs="Yu Gothic" w:eastAsia="Yu Gothic" w:hAnsi="Yu Gothic"/>
+          <w:b/>
+          <w:bCs/>
+        </w:rPr>
+        <w:t xml:space="preserve">おまかせ</w:t>
+      </w:r>
+      <w:r>
+        <w:rPr>
+          <w:rFonts w:ascii="Yu Gothic" w:cs="Yu Gothic" w:eastAsia="Yu Gothic" w:hAnsi="Yu Gothic"/>
+        </w:rPr>
+        <w:t xml:space="preserve">にすると全話題から無作為に出ます。ひとつの話題に絞ると、その言い回しを繰り返し打てるので、覚えたい話題を集中して練習できます。</w:t>
+      </w:r>
+    </w:p>
+    <w:p>
+      <w:pPr>
+        <w:spacing w:after="160" w:line="330"/>
+      </w:pPr>
+      <w:r>
+        <w:rPr>
+          <w:rFonts w:ascii="Yu Gothic" w:cs="Yu Gothic" w:eastAsia="Yu Gothic" w:hAnsi="Yu Gothic"/>
+        </w:rPr>
+        <w:t xml:space="preserve">文中の </w:t>
+      </w:r>
+      <w:r>
+        <w:rPr>
+          <w:rFonts w:ascii="Consolas" w:cs="Consolas" w:eastAsia="Consolas" w:hAnsi="Consolas"/>
+          <w:shd w:fill="F2F2F2" w:val="clear"/>
+        </w:rPr>
+        <w:t xml:space="preserve">{ME}</w:t>
+      </w:r>
+      <w:r>
+        <w:rPr>
+          <w:rFonts w:ascii="Yu Gothic" w:cs="Yu Gothic" w:eastAsia="Yu Gothic" w:hAnsi="Yu Gothic"/>
+        </w:rPr>
+        <w:t xml:space="preserve"> </w:t>
+      </w:r>
+      <w:r>
+        <w:rPr>
+          <w:rFonts w:ascii="Consolas" w:cs="Consolas" w:eastAsia="Consolas" w:hAnsi="Consolas"/>
+          <w:shd w:fill="F2F2F2" w:val="clear"/>
+        </w:rPr>
+        <w:t xml:space="preserve">{NAME}</w:t>
+      </w:r>
+      <w:r>
+        <w:rPr>
+          <w:rFonts w:ascii="Yu Gothic" w:cs="Yu Gothic" w:eastAsia="Yu Gothic" w:hAnsi="Yu Gothic"/>
+        </w:rPr>
+        <w:t xml:space="preserve"> </w:t>
+      </w:r>
+      <w:r>
+        <w:rPr>
+          <w:rFonts w:ascii="Consolas" w:cs="Consolas" w:eastAsia="Consolas" w:hAnsi="Consolas"/>
+          <w:shd w:fill="F2F2F2" w:val="clear"/>
+        </w:rPr>
+        <w:t xml:space="preserve">{QTH}</w:t>
+      </w:r>
+      <w:r>
+        <w:rPr>
+          <w:rFonts w:ascii="Yu Gothic" w:cs="Yu Gothic" w:eastAsia="Yu Gothic" w:hAnsi="Yu Gothic"/>
+        </w:rPr>
+        <w:t xml:space="preserve"> </w:t>
+      </w:r>
+      <w:r>
+        <w:rPr>
+          <w:rFonts w:ascii="Consolas" w:cs="Consolas" w:eastAsia="Consolas" w:hAnsi="Consolas"/>
+          <w:shd w:fill="F2F2F2" w:val="clear"/>
+        </w:rPr>
+        <w:t xml:space="preserve">{RIG}</w:t>
+      </w:r>
+      <w:r>
+        <w:rPr>
+          <w:rFonts w:ascii="Yu Gothic" w:cs="Yu Gothic" w:eastAsia="Yu Gothic" w:hAnsi="Yu Gothic"/>
+        </w:rPr>
+        <w:t xml:space="preserve"> </w:t>
+      </w:r>
+      <w:r>
+        <w:rPr>
+          <w:rFonts w:ascii="Consolas" w:cs="Consolas" w:eastAsia="Consolas" w:hAnsi="Consolas"/>
+          <w:shd w:fill="F2F2F2" w:val="clear"/>
+        </w:rPr>
+        <w:t xml:space="preserve">{PWR}</w:t>
+      </w:r>
+      <w:r>
+        <w:rPr>
+          <w:rFonts w:ascii="Yu Gothic" w:cs="Yu Gothic" w:eastAsia="Yu Gothic" w:hAnsi="Yu Gothic"/>
+        </w:rPr>
+        <w:t xml:space="preserve"> </w:t>
+      </w:r>
+      <w:r>
+        <w:rPr>
+          <w:rFonts w:ascii="Consolas" w:cs="Consolas" w:eastAsia="Consolas" w:hAnsi="Consolas"/>
+          <w:shd w:fill="F2F2F2" w:val="clear"/>
+        </w:rPr>
+        <w:t xml:space="preserve">{ANT}</w:t>
+      </w:r>
+      <w:r>
+        <w:rPr>
+          <w:rFonts w:ascii="Yu Gothic" w:cs="Yu Gothic" w:eastAsia="Yu Gothic" w:hAnsi="Yu Gothic"/>
+        </w:rPr>
+        <w:t xml:space="preserve"> にあたる部分は、「設定・記録」に入れた自局の情報に差し替わります。相手のコールサインは毎回無作為に作られます。</w:t>
+      </w:r>
+    </w:p>
+    <w:p>
+      <w:pPr>
         <w:spacing w:after="160" w:line="330"/>
       </w:pPr>
       <w:r>
@@ -12165,7 +12837,7 @@
         <w:rPr>
           <w:rFonts w:ascii="Yu Gothic" w:cs="Yu Gothic" w:eastAsia="Yu Gothic" w:hAnsi="Yu Gothic"/>
         </w:rPr>
-        <w:t xml:space="preserve">Q 符号・略語 69 語の対訳です。行をクリックすると、その符号を音で確認できます。上の検索欄で、符号名（</w:t>
+        <w:t xml:space="preserve">Q 符号・略語 90 語の対訳です。行をクリックすると、その符号を音で確認できます。上の検索欄で、符号名（</w:t>
       </w:r>
       <w:r>
         <w:rPr>
@@ -15615,7 +16287,7 @@
         <w:spacing w:after="90" w:line="320"/>
         <w:ind w:left="640" w:hanging="300"/>
       </w:pPr>
-      <w:hyperlink w:history="1" r:id="rId3rvhngkqqrbjkzr0-974u">
+      <w:hyperlink w:history="1" r:id="rIdeedy5ugzmsbctbw9zmlim">
         <w:r>
           <w:rPr>
             <w:rFonts w:ascii="Yu Gothic" w:cs="Yu Gothic" w:eastAsia="Yu Gothic" w:hAnsi="Yu Gothic"/>
@@ -15642,7 +16314,7 @@
         <w:spacing w:after="90" w:line="320"/>
         <w:ind w:left="640" w:hanging="300"/>
       </w:pPr>
-      <w:hyperlink w:history="1" r:id="rIdevnysveo9dqduepst0xwp">
+      <w:hyperlink w:history="1" r:id="rIdkxg9ok_tfk6vznwzlz4a-">
         <w:r>
           <w:rPr>
             <w:rFonts w:ascii="Yu Gothic" w:cs="Yu Gothic" w:eastAsia="Yu Gothic" w:hAnsi="Yu Gothic"/>

--- a/docs/CW交信トレーニング_使い方説明書.docx
+++ b/docs/CW交信トレーニング_使い方説明書.docx
@@ -3336,8 +3336,8 @@
         </w:tblBorders>
       </w:tblPr>
       <w:tblGrid>
-        <w:gridCol w:w="2798"/>
-        <w:gridCol w:w="6840"/>
+        <w:gridCol w:w="2629"/>
+        <w:gridCol w:w="7009"/>
       </w:tblGrid>
       <w:tr>
         <w:trPr>
@@ -3345,7 +3345,7 @@
         </w:trPr>
         <w:tc>
           <w:tcPr>
-            <w:tcW w:type="dxa" w:w="2798"/>
+            <w:tcW w:type="dxa" w:w="2629"/>
             <w:shd w:fill="EDE7DA" w:val="clear"/>
             <w:tcMar>
               <w:top w:type="dxa" w:w="60"/>
@@ -3370,7 +3370,7 @@
         </w:tc>
         <w:tc>
           <w:tcPr>
-            <w:tcW w:type="dxa" w:w="6840"/>
+            <w:tcW w:type="dxa" w:w="7009"/>
             <w:shd w:fill="EDE7DA" w:val="clear"/>
             <w:tcMar>
               <w:top w:type="dxa" w:w="60"/>
@@ -3400,7 +3400,7 @@
         </w:trPr>
         <w:tc>
           <w:tcPr>
-            <w:tcW w:type="dxa" w:w="2798"/>
+            <w:tcW w:type="dxa" w:w="2629"/>
             <w:tcMar>
               <w:top w:type="dxa" w:w="60"/>
               <w:left w:type="dxa" w:w="110"/>
@@ -3422,7 +3422,7 @@
         </w:tc>
         <w:tc>
           <w:tcPr>
-            <w:tcW w:type="dxa" w:w="6840"/>
+            <w:tcW w:type="dxa" w:w="7009"/>
             <w:tcMar>
               <w:top w:type="dxa" w:w="60"/>
               <w:left w:type="dxa" w:w="110"/>
@@ -3449,7 +3449,7 @@
         </w:trPr>
         <w:tc>
           <w:tcPr>
-            <w:tcW w:type="dxa" w:w="2798"/>
+            <w:tcW w:type="dxa" w:w="2629"/>
             <w:tcMar>
               <w:top w:type="dxa" w:w="60"/>
               <w:left w:type="dxa" w:w="110"/>
@@ -3471,7 +3471,7 @@
         </w:tc>
         <w:tc>
           <w:tcPr>
-            <w:tcW w:type="dxa" w:w="6840"/>
+            <w:tcW w:type="dxa" w:w="7009"/>
             <w:tcMar>
               <w:top w:type="dxa" w:w="60"/>
               <w:left w:type="dxa" w:w="110"/>
@@ -3498,7 +3498,7 @@
         </w:trPr>
         <w:tc>
           <w:tcPr>
-            <w:tcW w:type="dxa" w:w="2798"/>
+            <w:tcW w:type="dxa" w:w="2629"/>
             <w:tcMar>
               <w:top w:type="dxa" w:w="60"/>
               <w:left w:type="dxa" w:w="110"/>
@@ -3520,7 +3520,7 @@
         </w:tc>
         <w:tc>
           <w:tcPr>
-            <w:tcW w:type="dxa" w:w="6840"/>
+            <w:tcW w:type="dxa" w:w="7009"/>
             <w:tcMar>
               <w:top w:type="dxa" w:w="60"/>
               <w:left w:type="dxa" w:w="110"/>
@@ -3547,7 +3547,7 @@
         </w:trPr>
         <w:tc>
           <w:tcPr>
-            <w:tcW w:type="dxa" w:w="2798"/>
+            <w:tcW w:type="dxa" w:w="2629"/>
             <w:tcMar>
               <w:top w:type="dxa" w:w="60"/>
               <w:left w:type="dxa" w:w="110"/>
@@ -3569,7 +3569,7 @@
         </w:tc>
         <w:tc>
           <w:tcPr>
-            <w:tcW w:type="dxa" w:w="6840"/>
+            <w:tcW w:type="dxa" w:w="7009"/>
             <w:tcMar>
               <w:top w:type="dxa" w:w="60"/>
               <w:left w:type="dxa" w:w="110"/>
@@ -3596,7 +3596,7 @@
         </w:trPr>
         <w:tc>
           <w:tcPr>
-            <w:tcW w:type="dxa" w:w="2798"/>
+            <w:tcW w:type="dxa" w:w="2629"/>
             <w:tcMar>
               <w:top w:type="dxa" w:w="60"/>
               <w:left w:type="dxa" w:w="110"/>
@@ -3618,7 +3618,7 @@
         </w:tc>
         <w:tc>
           <w:tcPr>
-            <w:tcW w:type="dxa" w:w="6840"/>
+            <w:tcW w:type="dxa" w:w="7009"/>
             <w:tcMar>
               <w:top w:type="dxa" w:w="60"/>
               <w:left w:type="dxa" w:w="110"/>
@@ -3645,7 +3645,7 @@
         </w:trPr>
         <w:tc>
           <w:tcPr>
-            <w:tcW w:type="dxa" w:w="2798"/>
+            <w:tcW w:type="dxa" w:w="2629"/>
             <w:tcMar>
               <w:top w:type="dxa" w:w="60"/>
               <w:left w:type="dxa" w:w="110"/>
@@ -3667,23 +3667,23 @@
         </w:tc>
         <w:tc>
           <w:tcPr>
-            <w:tcW w:type="dxa" w:w="6840"/>
-            <w:tcMar>
-              <w:top w:type="dxa" w:w="60"/>
-              <w:left w:type="dxa" w:w="110"/>
-              <w:bottom w:type="dxa" w:w="60"/>
-              <w:right w:type="dxa" w:w="110"/>
-            </w:tcMar>
-          </w:tcPr>
-          <w:p>
-            <w:pPr>
-              <w:spacing w:after="0" w:before="0"/>
-            </w:pPr>
-            <w:r>
-              <w:rPr>
-                <w:rFonts w:ascii="Yu Gothic" w:cs="Yu Gothic" w:eastAsia="Yu Gothic" w:hAnsi="Yu Gothic"/>
-              </w:rPr>
-              <w:t xml:space="preserve">Q 符号・略語 90 語の対訳</w:t>
+            <w:tcW w:type="dxa" w:w="7009"/>
+            <w:tcMar>
+              <w:top w:type="dxa" w:w="60"/>
+              <w:left w:type="dxa" w:w="110"/>
+              <w:bottom w:type="dxa" w:w="60"/>
+              <w:right w:type="dxa" w:w="110"/>
+            </w:tcMar>
+          </w:tcPr>
+          <w:p>
+            <w:pPr>
+              <w:spacing w:after="0" w:before="0"/>
+            </w:pPr>
+            <w:r>
+              <w:rPr>
+                <w:rFonts w:ascii="Yu Gothic" w:cs="Yu Gothic" w:eastAsia="Yu Gothic" w:hAnsi="Yu Gothic"/>
+              </w:rPr>
+              <w:t xml:space="preserve">Q 符号・略語 90 語＋記号・プロサイン 11 種の対訳</w:t>
             </w:r>
           </w:p>
         </w:tc>
@@ -3694,7 +3694,7 @@
         </w:trPr>
         <w:tc>
           <w:tcPr>
-            <w:tcW w:type="dxa" w:w="2798"/>
+            <w:tcW w:type="dxa" w:w="2629"/>
             <w:tcMar>
               <w:top w:type="dxa" w:w="60"/>
               <w:left w:type="dxa" w:w="110"/>
@@ -3716,7 +3716,7 @@
         </w:tc>
         <w:tc>
           <w:tcPr>
-            <w:tcW w:type="dxa" w:w="6840"/>
+            <w:tcW w:type="dxa" w:w="7009"/>
             <w:tcMar>
               <w:top w:type="dxa" w:w="60"/>
               <w:left w:type="dxa" w:w="110"/>
@@ -5661,6 +5661,140 @@
               <w:rPr>
                 <w:rFonts w:ascii="Yu Gothic" w:cs="Yu Gothic" w:eastAsia="Yu Gothic" w:hAnsi="Yu Gothic"/>
               </w:rPr>
+              <w:t xml:space="preserve">記号・プロサイン</w:t>
+            </w:r>
+          </w:p>
+        </w:tc>
+        <w:tc>
+          <w:tcPr>
+            <w:tcW w:type="dxa" w:w="7228"/>
+            <w:tcMar>
+              <w:top w:type="dxa" w:w="60"/>
+              <w:left w:type="dxa" w:w="110"/>
+              <w:bottom w:type="dxa" w:w="60"/>
+              <w:right w:type="dxa" w:w="110"/>
+            </w:tcMar>
+          </w:tcPr>
+          <w:p>
+            <w:pPr>
+              <w:spacing w:after="0" w:before="0"/>
+            </w:pPr>
+            <w:r>
+              <w:rPr>
+                <w:rFonts w:ascii="Consolas" w:cs="Consolas" w:eastAsia="Consolas" w:hAnsi="Consolas"/>
+                <w:shd w:fill="F2F2F2" w:val="clear"/>
+              </w:rPr>
+              <w:t xml:space="preserve">=</w:t>
+            </w:r>
+            <w:r>
+              <w:rPr>
+                <w:rFonts w:ascii="Yu Gothic" w:cs="Yu Gothic" w:eastAsia="Yu Gothic" w:hAnsi="Yu Gothic"/>
+              </w:rPr>
+              <w:t xml:space="preserve"> </w:t>
+            </w:r>
+            <w:r>
+              <w:rPr>
+                <w:rFonts w:ascii="Consolas" w:cs="Consolas" w:eastAsia="Consolas" w:hAnsi="Consolas"/>
+                <w:shd w:fill="F2F2F2" w:val="clear"/>
+              </w:rPr>
+              <w:t xml:space="preserve">/</w:t>
+            </w:r>
+            <w:r>
+              <w:rPr>
+                <w:rFonts w:ascii="Yu Gothic" w:cs="Yu Gothic" w:eastAsia="Yu Gothic" w:hAnsi="Yu Gothic"/>
+              </w:rPr>
+              <w:t xml:space="preserve"> </w:t>
+            </w:r>
+            <w:r>
+              <w:rPr>
+                <w:rFonts w:ascii="Consolas" w:cs="Consolas" w:eastAsia="Consolas" w:hAnsi="Consolas"/>
+                <w:shd w:fill="F2F2F2" w:val="clear"/>
+              </w:rPr>
+              <w:t xml:space="preserve">?</w:t>
+            </w:r>
+            <w:r>
+              <w:rPr>
+                <w:rFonts w:ascii="Yu Gothic" w:cs="Yu Gothic" w:eastAsia="Yu Gothic" w:hAnsi="Yu Gothic"/>
+              </w:rPr>
+              <w:t xml:space="preserve"> </w:t>
+            </w:r>
+            <w:r>
+              <w:rPr>
+                <w:rFonts w:ascii="Consolas" w:cs="Consolas" w:eastAsia="Consolas" w:hAnsi="Consolas"/>
+                <w:shd w:fill="F2F2F2" w:val="clear"/>
+              </w:rPr>
+              <w:t xml:space="preserve">.</w:t>
+            </w:r>
+            <w:r>
+              <w:rPr>
+                <w:rFonts w:ascii="Yu Gothic" w:cs="Yu Gothic" w:eastAsia="Yu Gothic" w:hAnsi="Yu Gothic"/>
+              </w:rPr>
+              <w:t xml:space="preserve"> </w:t>
+            </w:r>
+            <w:r>
+              <w:rPr>
+                <w:rFonts w:ascii="Consolas" w:cs="Consolas" w:eastAsia="Consolas" w:hAnsi="Consolas"/>
+                <w:shd w:fill="F2F2F2" w:val="clear"/>
+              </w:rPr>
+              <w:t xml:space="preserve">,</w:t>
+            </w:r>
+            <w:r>
+              <w:rPr>
+                <w:rFonts w:ascii="Yu Gothic" w:cs="Yu Gothic" w:eastAsia="Yu Gothic" w:hAnsi="Yu Gothic"/>
+              </w:rPr>
+              <w:t xml:space="preserve"> や </w:t>
+            </w:r>
+            <w:r>
+              <w:rPr>
+                <w:rFonts w:ascii="Consolas" w:cs="Consolas" w:eastAsia="Consolas" w:hAnsi="Consolas"/>
+                <w:shd w:fill="F2F2F2" w:val="clear"/>
+              </w:rPr>
+              <w:t xml:space="preserve">&lt;AR&gt;</w:t>
+            </w:r>
+            <w:r>
+              <w:rPr>
+                <w:rFonts w:ascii="Yu Gothic" w:cs="Yu Gothic" w:eastAsia="Yu Gothic" w:hAnsi="Yu Gothic"/>
+              </w:rPr>
+              <w:t xml:space="preserve"> </w:t>
+            </w:r>
+            <w:r>
+              <w:rPr>
+                <w:rFonts w:ascii="Consolas" w:cs="Consolas" w:eastAsia="Consolas" w:hAnsi="Consolas"/>
+                <w:shd w:fill="F2F2F2" w:val="clear"/>
+              </w:rPr>
+              <w:t xml:space="preserve">&lt;SK&gt;</w:t>
+            </w:r>
+            <w:r>
+              <w:rPr>
+                <w:rFonts w:ascii="Yu Gothic" w:cs="Yu Gothic" w:eastAsia="Yu Gothic" w:hAnsi="Yu Gothic"/>
+              </w:rPr>
+              <w:t xml:space="preserve"> など、ローマ字以外の符号だけ</w:t>
+            </w:r>
+          </w:p>
+        </w:tc>
+      </w:tr>
+      <w:tr>
+        <w:trPr>
+          <w:tblHeader w:val="false"/>
+        </w:trPr>
+        <w:tc>
+          <w:tcPr>
+            <w:tcW w:type="dxa" w:w="2410"/>
+            <w:tcMar>
+              <w:top w:type="dxa" w:w="60"/>
+              <w:left w:type="dxa" w:w="110"/>
+              <w:bottom w:type="dxa" w:w="60"/>
+              <w:right w:type="dxa" w:w="110"/>
+            </w:tcMar>
+          </w:tcPr>
+          <w:p>
+            <w:pPr>
+              <w:spacing w:after="0" w:before="0"/>
+            </w:pPr>
+            <w:r>
+              <w:rPr>
+                <w:rFonts w:ascii="Yu Gothic" w:cs="Yu Gothic" w:eastAsia="Yu Gothic" w:hAnsi="Yu Gothic"/>
+              </w:rPr>
               <w:t xml:space="preserve">苦手集中</w:t>
             </w:r>
           </w:p>
@@ -5693,6 +5827,1298 @@
       <w:pPr>
         <w:spacing w:after="220"/>
       </w:pPr>
+    </w:p>
+    <w:p>
+      <w:pPr>
+        <w:pStyle w:val="Heading2"/>
+        <w:spacing w:after="150" w:before="340"/>
+      </w:pPr>
+      <w:r>
+        <w:rPr>
+          <w:rFonts w:ascii="Yu Gothic" w:cs="Yu Gothic" w:eastAsia="Yu Gothic" w:hAnsi="Yu Gothic"/>
+        </w:rPr>
+        <w:t xml:space="preserve">記号とプロサイン</w:t>
+      </w:r>
+    </w:p>
+    <w:p>
+      <w:pPr>
+        <w:spacing w:after="160" w:line="330"/>
+      </w:pPr>
+      <w:r>
+        <w:rPr>
+          <w:rFonts w:ascii="Yu Gothic" w:cs="Yu Gothic" w:eastAsia="Yu Gothic" w:hAnsi="Yu Gothic"/>
+        </w:rPr>
+        <w:t xml:space="preserve">ローマ字と数字だけでは交信になりません。話題の切れ目の </w:t>
+      </w:r>
+      <w:r>
+        <w:rPr>
+          <w:rFonts w:ascii="Consolas" w:cs="Consolas" w:eastAsia="Consolas" w:hAnsi="Consolas"/>
+          <w:shd w:fill="F2F2F2" w:val="clear"/>
+        </w:rPr>
+        <w:t xml:space="preserve">=</w:t>
+      </w:r>
+      <w:r>
+        <w:rPr>
+          <w:rFonts w:ascii="Yu Gothic" w:cs="Yu Gothic" w:eastAsia="Yu Gothic" w:hAnsi="Yu Gothic"/>
+        </w:rPr>
+        <w:t xml:space="preserve">（BT）、移動運用の </w:t>
+      </w:r>
+      <w:r>
+        <w:rPr>
+          <w:rFonts w:ascii="Consolas" w:cs="Consolas" w:eastAsia="Consolas" w:hAnsi="Consolas"/>
+          <w:shd w:fill="F2F2F2" w:val="clear"/>
+        </w:rPr>
+        <w:t xml:space="preserve">/</w:t>
+      </w:r>
+      <w:r>
+        <w:rPr>
+          <w:rFonts w:ascii="Yu Gothic" w:cs="Yu Gothic" w:eastAsia="Yu Gothic" w:hAnsi="Yu Gothic"/>
+        </w:rPr>
+        <w:t xml:space="preserve">、聞き返しの </w:t>
+      </w:r>
+      <w:r>
+        <w:rPr>
+          <w:rFonts w:ascii="Consolas" w:cs="Consolas" w:eastAsia="Consolas" w:hAnsi="Consolas"/>
+          <w:shd w:fill="F2F2F2" w:val="clear"/>
+        </w:rPr>
+        <w:t xml:space="preserve">?</w:t>
+      </w:r>
+      <w:r>
+        <w:rPr>
+          <w:rFonts w:ascii="Yu Gothic" w:cs="Yu Gothic" w:eastAsia="Yu Gothic" w:hAnsi="Yu Gothic"/>
+        </w:rPr>
+        <w:t xml:space="preserve"> は、取れないと意味が変わってしまいます。</w:t>
+      </w:r>
+    </w:p>
+    <w:p>
+      <w:pPr>
+        <w:spacing w:after="160" w:line="330"/>
+      </w:pPr>
+      <w:r>
+        <w:rPr>
+          <w:rFonts w:ascii="Yu Gothic" w:cs="Yu Gothic" w:eastAsia="Yu Gothic" w:hAnsi="Yu Gothic"/>
+          <w:b/>
+          <w:bCs/>
+        </w:rPr>
+        <w:t xml:space="preserve">記号・プロサイン</w:t>
+      </w:r>
+      <w:r>
+        <w:rPr>
+          <w:rFonts w:ascii="Yu Gothic" w:cs="Yu Gothic" w:eastAsia="Yu Gothic" w:hAnsi="Yu Gothic"/>
+        </w:rPr>
+        <w:t xml:space="preserve">のドリルで、これらだけを集中して練習できます。コッホ法と同じくレベルで少しずつ増やす形で、交信で耳にする頻度の高い順に並びます。</w:t>
+      </w:r>
+    </w:p>
+    <w:tbl>
+      <w:tblPr>
+        <w:tblW w:type="dxa" w:w="9638"/>
+        <w:tblBorders>
+          <w:top w:val="single" w:color="BFBFBF" w:sz="4"/>
+          <w:left w:val="single" w:color="BFBFBF" w:sz="4"/>
+          <w:bottom w:val="single" w:color="BFBFBF" w:sz="4"/>
+          <w:right w:val="single" w:color="BFBFBF" w:sz="4"/>
+          <w:insideH w:val="single" w:color="BFBFBF" w:sz="2"/>
+          <w:insideV w:val="single" w:color="BFBFBF" w:sz="2"/>
+        </w:tblBorders>
+      </w:tblPr>
+      <w:tblGrid>
+        <w:gridCol w:w="997"/>
+        <w:gridCol w:w="997"/>
+        <w:gridCol w:w="7644"/>
+      </w:tblGrid>
+      <w:tr>
+        <w:trPr>
+          <w:tblHeader/>
+        </w:trPr>
+        <w:tc>
+          <w:tcPr>
+            <w:tcW w:type="dxa" w:w="997"/>
+            <w:shd w:fill="EDE7DA" w:val="clear"/>
+            <w:tcMar>
+              <w:top w:type="dxa" w:w="60"/>
+              <w:left w:type="dxa" w:w="110"/>
+              <w:bottom w:type="dxa" w:w="60"/>
+              <w:right w:type="dxa" w:w="110"/>
+            </w:tcMar>
+          </w:tcPr>
+          <w:p>
+            <w:pPr>
+              <w:spacing w:after="0" w:before="0"/>
+            </w:pPr>
+            <w:r>
+              <w:rPr>
+                <w:rFonts w:ascii="Yu Gothic" w:cs="Yu Gothic" w:eastAsia="Yu Gothic" w:hAnsi="Yu Gothic"/>
+                <w:b/>
+                <w:bCs/>
+              </w:rPr>
+              <w:t xml:space="preserve">順</w:t>
+            </w:r>
+          </w:p>
+        </w:tc>
+        <w:tc>
+          <w:tcPr>
+            <w:tcW w:type="dxa" w:w="997"/>
+            <w:shd w:fill="EDE7DA" w:val="clear"/>
+            <w:tcMar>
+              <w:top w:type="dxa" w:w="60"/>
+              <w:left w:type="dxa" w:w="110"/>
+              <w:bottom w:type="dxa" w:w="60"/>
+              <w:right w:type="dxa" w:w="110"/>
+            </w:tcMar>
+          </w:tcPr>
+          <w:p>
+            <w:pPr>
+              <w:spacing w:after="0" w:before="0"/>
+            </w:pPr>
+            <w:r>
+              <w:rPr>
+                <w:rFonts w:ascii="Yu Gothic" w:cs="Yu Gothic" w:eastAsia="Yu Gothic" w:hAnsi="Yu Gothic"/>
+                <w:b/>
+                <w:bCs/>
+              </w:rPr>
+              <w:t xml:space="preserve">符号</w:t>
+            </w:r>
+          </w:p>
+        </w:tc>
+        <w:tc>
+          <w:tcPr>
+            <w:tcW w:type="dxa" w:w="7644"/>
+            <w:shd w:fill="EDE7DA" w:val="clear"/>
+            <w:tcMar>
+              <w:top w:type="dxa" w:w="60"/>
+              <w:left w:type="dxa" w:w="110"/>
+              <w:bottom w:type="dxa" w:w="60"/>
+              <w:right w:type="dxa" w:w="110"/>
+            </w:tcMar>
+          </w:tcPr>
+          <w:p>
+            <w:pPr>
+              <w:spacing w:after="0" w:before="0"/>
+            </w:pPr>
+            <w:r>
+              <w:rPr>
+                <w:rFonts w:ascii="Yu Gothic" w:cs="Yu Gothic" w:eastAsia="Yu Gothic" w:hAnsi="Yu Gothic"/>
+                <w:b/>
+                <w:bCs/>
+              </w:rPr>
+              <w:t xml:space="preserve">意味</w:t>
+            </w:r>
+          </w:p>
+        </w:tc>
+      </w:tr>
+      <w:tr>
+        <w:trPr>
+          <w:tblHeader w:val="false"/>
+        </w:trPr>
+        <w:tc>
+          <w:tcPr>
+            <w:tcW w:type="dxa" w:w="997"/>
+            <w:tcMar>
+              <w:top w:type="dxa" w:w="60"/>
+              <w:left w:type="dxa" w:w="110"/>
+              <w:bottom w:type="dxa" w:w="60"/>
+              <w:right w:type="dxa" w:w="110"/>
+            </w:tcMar>
+          </w:tcPr>
+          <w:p>
+            <w:pPr>
+              <w:spacing w:after="0" w:before="0"/>
+            </w:pPr>
+            <w:r>
+              <w:rPr>
+                <w:rFonts w:ascii="Yu Gothic" w:cs="Yu Gothic" w:eastAsia="Yu Gothic" w:hAnsi="Yu Gothic"/>
+              </w:rPr>
+              <w:t xml:space="preserve">1</w:t>
+            </w:r>
+          </w:p>
+        </w:tc>
+        <w:tc>
+          <w:tcPr>
+            <w:tcW w:type="dxa" w:w="997"/>
+            <w:tcMar>
+              <w:top w:type="dxa" w:w="60"/>
+              <w:left w:type="dxa" w:w="110"/>
+              <w:bottom w:type="dxa" w:w="60"/>
+              <w:right w:type="dxa" w:w="110"/>
+            </w:tcMar>
+          </w:tcPr>
+          <w:p>
+            <w:pPr>
+              <w:spacing w:after="0" w:before="0"/>
+            </w:pPr>
+            <w:r>
+              <w:rPr>
+                <w:rFonts w:ascii="Consolas" w:cs="Consolas" w:eastAsia="Consolas" w:hAnsi="Consolas"/>
+                <w:shd w:fill="F2F2F2" w:val="clear"/>
+              </w:rPr>
+              <w:t xml:space="preserve">=</w:t>
+            </w:r>
+          </w:p>
+        </w:tc>
+        <w:tc>
+          <w:tcPr>
+            <w:tcW w:type="dxa" w:w="7644"/>
+            <w:tcMar>
+              <w:top w:type="dxa" w:w="60"/>
+              <w:left w:type="dxa" w:w="110"/>
+              <w:bottom w:type="dxa" w:w="60"/>
+              <w:right w:type="dxa" w:w="110"/>
+            </w:tcMar>
+          </w:tcPr>
+          <w:p>
+            <w:pPr>
+              <w:spacing w:after="0" w:before="0"/>
+            </w:pPr>
+            <w:r>
+              <w:rPr>
+                <w:rFonts w:ascii="Yu Gothic" w:cs="Yu Gothic" w:eastAsia="Yu Gothic" w:hAnsi="Yu Gothic"/>
+              </w:rPr>
+              <w:t xml:space="preserve">区切り（BT）— 話題の切れ目</w:t>
+            </w:r>
+          </w:p>
+        </w:tc>
+      </w:tr>
+      <w:tr>
+        <w:trPr>
+          <w:tblHeader w:val="false"/>
+        </w:trPr>
+        <w:tc>
+          <w:tcPr>
+            <w:tcW w:type="dxa" w:w="997"/>
+            <w:tcMar>
+              <w:top w:type="dxa" w:w="60"/>
+              <w:left w:type="dxa" w:w="110"/>
+              <w:bottom w:type="dxa" w:w="60"/>
+              <w:right w:type="dxa" w:w="110"/>
+            </w:tcMar>
+          </w:tcPr>
+          <w:p>
+            <w:pPr>
+              <w:spacing w:after="0" w:before="0"/>
+            </w:pPr>
+            <w:r>
+              <w:rPr>
+                <w:rFonts w:ascii="Yu Gothic" w:cs="Yu Gothic" w:eastAsia="Yu Gothic" w:hAnsi="Yu Gothic"/>
+              </w:rPr>
+              <w:t xml:space="preserve">2</w:t>
+            </w:r>
+          </w:p>
+        </w:tc>
+        <w:tc>
+          <w:tcPr>
+            <w:tcW w:type="dxa" w:w="997"/>
+            <w:tcMar>
+              <w:top w:type="dxa" w:w="60"/>
+              <w:left w:type="dxa" w:w="110"/>
+              <w:bottom w:type="dxa" w:w="60"/>
+              <w:right w:type="dxa" w:w="110"/>
+            </w:tcMar>
+          </w:tcPr>
+          <w:p>
+            <w:pPr>
+              <w:spacing w:after="0" w:before="0"/>
+            </w:pPr>
+            <w:r>
+              <w:rPr>
+                <w:rFonts w:ascii="Consolas" w:cs="Consolas" w:eastAsia="Consolas" w:hAnsi="Consolas"/>
+                <w:shd w:fill="F2F2F2" w:val="clear"/>
+              </w:rPr>
+              <w:t xml:space="preserve">/</w:t>
+            </w:r>
+          </w:p>
+        </w:tc>
+        <w:tc>
+          <w:tcPr>
+            <w:tcW w:type="dxa" w:w="7644"/>
+            <w:tcMar>
+              <w:top w:type="dxa" w:w="60"/>
+              <w:left w:type="dxa" w:w="110"/>
+              <w:bottom w:type="dxa" w:w="60"/>
+              <w:right w:type="dxa" w:w="110"/>
+            </w:tcMar>
+          </w:tcPr>
+          <w:p>
+            <w:pPr>
+              <w:spacing w:after="0" w:before="0"/>
+            </w:pPr>
+            <w:r>
+              <w:rPr>
+                <w:rFonts w:ascii="Yu Gothic" w:cs="Yu Gothic" w:eastAsia="Yu Gothic" w:hAnsi="Yu Gothic"/>
+              </w:rPr>
+              <w:t xml:space="preserve">斜線 — 移動運用の地域を添える（</w:t>
+            </w:r>
+            <w:r>
+              <w:rPr>
+                <w:rFonts w:ascii="Consolas" w:cs="Consolas" w:eastAsia="Consolas" w:hAnsi="Consolas"/>
+                <w:shd w:fill="F2F2F2" w:val="clear"/>
+              </w:rPr>
+              <w:t xml:space="preserve">JA1ABC/1</w:t>
+            </w:r>
+            <w:r>
+              <w:rPr>
+                <w:rFonts w:ascii="Yu Gothic" w:cs="Yu Gothic" w:eastAsia="Yu Gothic" w:hAnsi="Yu Gothic"/>
+              </w:rPr>
+              <w:t xml:space="preserve"> など）</w:t>
+            </w:r>
+          </w:p>
+        </w:tc>
+      </w:tr>
+      <w:tr>
+        <w:trPr>
+          <w:tblHeader w:val="false"/>
+        </w:trPr>
+        <w:tc>
+          <w:tcPr>
+            <w:tcW w:type="dxa" w:w="997"/>
+            <w:tcMar>
+              <w:top w:type="dxa" w:w="60"/>
+              <w:left w:type="dxa" w:w="110"/>
+              <w:bottom w:type="dxa" w:w="60"/>
+              <w:right w:type="dxa" w:w="110"/>
+            </w:tcMar>
+          </w:tcPr>
+          <w:p>
+            <w:pPr>
+              <w:spacing w:after="0" w:before="0"/>
+            </w:pPr>
+            <w:r>
+              <w:rPr>
+                <w:rFonts w:ascii="Yu Gothic" w:cs="Yu Gothic" w:eastAsia="Yu Gothic" w:hAnsi="Yu Gothic"/>
+              </w:rPr>
+              <w:t xml:space="preserve">3</w:t>
+            </w:r>
+          </w:p>
+        </w:tc>
+        <w:tc>
+          <w:tcPr>
+            <w:tcW w:type="dxa" w:w="997"/>
+            <w:tcMar>
+              <w:top w:type="dxa" w:w="60"/>
+              <w:left w:type="dxa" w:w="110"/>
+              <w:bottom w:type="dxa" w:w="60"/>
+              <w:right w:type="dxa" w:w="110"/>
+            </w:tcMar>
+          </w:tcPr>
+          <w:p>
+            <w:pPr>
+              <w:spacing w:after="0" w:before="0"/>
+            </w:pPr>
+            <w:r>
+              <w:rPr>
+                <w:rFonts w:ascii="Consolas" w:cs="Consolas" w:eastAsia="Consolas" w:hAnsi="Consolas"/>
+                <w:shd w:fill="F2F2F2" w:val="clear"/>
+              </w:rPr>
+              <w:t xml:space="preserve">?</w:t>
+            </w:r>
+          </w:p>
+        </w:tc>
+        <w:tc>
+          <w:tcPr>
+            <w:tcW w:type="dxa" w:w="7644"/>
+            <w:tcMar>
+              <w:top w:type="dxa" w:w="60"/>
+              <w:left w:type="dxa" w:w="110"/>
+              <w:bottom w:type="dxa" w:w="60"/>
+              <w:right w:type="dxa" w:w="110"/>
+            </w:tcMar>
+          </w:tcPr>
+          <w:p>
+            <w:pPr>
+              <w:spacing w:after="0" w:before="0"/>
+            </w:pPr>
+            <w:r>
+              <w:rPr>
+                <w:rFonts w:ascii="Yu Gothic" w:cs="Yu Gothic" w:eastAsia="Yu Gothic" w:hAnsi="Yu Gothic"/>
+              </w:rPr>
+              <w:t xml:space="preserve">「もう一度」「何ですか」</w:t>
+            </w:r>
+          </w:p>
+        </w:tc>
+      </w:tr>
+      <w:tr>
+        <w:trPr>
+          <w:tblHeader w:val="false"/>
+        </w:trPr>
+        <w:tc>
+          <w:tcPr>
+            <w:tcW w:type="dxa" w:w="997"/>
+            <w:tcMar>
+              <w:top w:type="dxa" w:w="60"/>
+              <w:left w:type="dxa" w:w="110"/>
+              <w:bottom w:type="dxa" w:w="60"/>
+              <w:right w:type="dxa" w:w="110"/>
+            </w:tcMar>
+          </w:tcPr>
+          <w:p>
+            <w:pPr>
+              <w:spacing w:after="0" w:before="0"/>
+            </w:pPr>
+            <w:r>
+              <w:rPr>
+                <w:rFonts w:ascii="Yu Gothic" w:cs="Yu Gothic" w:eastAsia="Yu Gothic" w:hAnsi="Yu Gothic"/>
+              </w:rPr>
+              <w:t xml:space="preserve">4</w:t>
+            </w:r>
+          </w:p>
+        </w:tc>
+        <w:tc>
+          <w:tcPr>
+            <w:tcW w:type="dxa" w:w="997"/>
+            <w:tcMar>
+              <w:top w:type="dxa" w:w="60"/>
+              <w:left w:type="dxa" w:w="110"/>
+              <w:bottom w:type="dxa" w:w="60"/>
+              <w:right w:type="dxa" w:w="110"/>
+            </w:tcMar>
+          </w:tcPr>
+          <w:p>
+            <w:pPr>
+              <w:spacing w:after="0" w:before="0"/>
+            </w:pPr>
+            <w:r>
+              <w:rPr>
+                <w:rFonts w:ascii="Consolas" w:cs="Consolas" w:eastAsia="Consolas" w:hAnsi="Consolas"/>
+                <w:shd w:fill="F2F2F2" w:val="clear"/>
+              </w:rPr>
+              <w:t xml:space="preserve">.</w:t>
+            </w:r>
+          </w:p>
+        </w:tc>
+        <w:tc>
+          <w:tcPr>
+            <w:tcW w:type="dxa" w:w="7644"/>
+            <w:tcMar>
+              <w:top w:type="dxa" w:w="60"/>
+              <w:left w:type="dxa" w:w="110"/>
+              <w:bottom w:type="dxa" w:w="60"/>
+              <w:right w:type="dxa" w:w="110"/>
+            </w:tcMar>
+          </w:tcPr>
+          <w:p>
+            <w:pPr>
+              <w:spacing w:after="0" w:before="0"/>
+            </w:pPr>
+            <w:r>
+              <w:rPr>
+                <w:rFonts w:ascii="Yu Gothic" w:cs="Yu Gothic" w:eastAsia="Yu Gothic" w:hAnsi="Yu Gothic"/>
+              </w:rPr>
+              <w:t xml:space="preserve">ピリオド</w:t>
+            </w:r>
+          </w:p>
+        </w:tc>
+      </w:tr>
+      <w:tr>
+        <w:trPr>
+          <w:tblHeader w:val="false"/>
+        </w:trPr>
+        <w:tc>
+          <w:tcPr>
+            <w:tcW w:type="dxa" w:w="997"/>
+            <w:tcMar>
+              <w:top w:type="dxa" w:w="60"/>
+              <w:left w:type="dxa" w:w="110"/>
+              <w:bottom w:type="dxa" w:w="60"/>
+              <w:right w:type="dxa" w:w="110"/>
+            </w:tcMar>
+          </w:tcPr>
+          <w:p>
+            <w:pPr>
+              <w:spacing w:after="0" w:before="0"/>
+            </w:pPr>
+            <w:r>
+              <w:rPr>
+                <w:rFonts w:ascii="Yu Gothic" w:cs="Yu Gothic" w:eastAsia="Yu Gothic" w:hAnsi="Yu Gothic"/>
+              </w:rPr>
+              <w:t xml:space="preserve">5</w:t>
+            </w:r>
+          </w:p>
+        </w:tc>
+        <w:tc>
+          <w:tcPr>
+            <w:tcW w:type="dxa" w:w="997"/>
+            <w:tcMar>
+              <w:top w:type="dxa" w:w="60"/>
+              <w:left w:type="dxa" w:w="110"/>
+              <w:bottom w:type="dxa" w:w="60"/>
+              <w:right w:type="dxa" w:w="110"/>
+            </w:tcMar>
+          </w:tcPr>
+          <w:p>
+            <w:pPr>
+              <w:spacing w:after="0" w:before="0"/>
+            </w:pPr>
+            <w:r>
+              <w:rPr>
+                <w:rFonts w:ascii="Consolas" w:cs="Consolas" w:eastAsia="Consolas" w:hAnsi="Consolas"/>
+                <w:shd w:fill="F2F2F2" w:val="clear"/>
+              </w:rPr>
+              <w:t xml:space="preserve">,</w:t>
+            </w:r>
+          </w:p>
+        </w:tc>
+        <w:tc>
+          <w:tcPr>
+            <w:tcW w:type="dxa" w:w="7644"/>
+            <w:tcMar>
+              <w:top w:type="dxa" w:w="60"/>
+              <w:left w:type="dxa" w:w="110"/>
+              <w:bottom w:type="dxa" w:w="60"/>
+              <w:right w:type="dxa" w:w="110"/>
+            </w:tcMar>
+          </w:tcPr>
+          <w:p>
+            <w:pPr>
+              <w:spacing w:after="0" w:before="0"/>
+            </w:pPr>
+            <w:r>
+              <w:rPr>
+                <w:rFonts w:ascii="Yu Gothic" w:cs="Yu Gothic" w:eastAsia="Yu Gothic" w:hAnsi="Yu Gothic"/>
+              </w:rPr>
+              <w:t xml:space="preserve">コンマ</w:t>
+            </w:r>
+          </w:p>
+        </w:tc>
+      </w:tr>
+      <w:tr>
+        <w:trPr>
+          <w:tblHeader w:val="false"/>
+        </w:trPr>
+        <w:tc>
+          <w:tcPr>
+            <w:tcW w:type="dxa" w:w="997"/>
+            <w:tcMar>
+              <w:top w:type="dxa" w:w="60"/>
+              <w:left w:type="dxa" w:w="110"/>
+              <w:bottom w:type="dxa" w:w="60"/>
+              <w:right w:type="dxa" w:w="110"/>
+            </w:tcMar>
+          </w:tcPr>
+          <w:p>
+            <w:pPr>
+              <w:spacing w:after="0" w:before="0"/>
+            </w:pPr>
+            <w:r>
+              <w:rPr>
+                <w:rFonts w:ascii="Yu Gothic" w:cs="Yu Gothic" w:eastAsia="Yu Gothic" w:hAnsi="Yu Gothic"/>
+              </w:rPr>
+              <w:t xml:space="preserve">6</w:t>
+            </w:r>
+          </w:p>
+        </w:tc>
+        <w:tc>
+          <w:tcPr>
+            <w:tcW w:type="dxa" w:w="997"/>
+            <w:tcMar>
+              <w:top w:type="dxa" w:w="60"/>
+              <w:left w:type="dxa" w:w="110"/>
+              <w:bottom w:type="dxa" w:w="60"/>
+              <w:right w:type="dxa" w:w="110"/>
+            </w:tcMar>
+          </w:tcPr>
+          <w:p>
+            <w:pPr>
+              <w:spacing w:after="0" w:before="0"/>
+            </w:pPr>
+            <w:r>
+              <w:rPr>
+                <w:rFonts w:ascii="Consolas" w:cs="Consolas" w:eastAsia="Consolas" w:hAnsi="Consolas"/>
+                <w:shd w:fill="F2F2F2" w:val="clear"/>
+              </w:rPr>
+              <w:t xml:space="preserve">&lt;AR&gt;</w:t>
+            </w:r>
+          </w:p>
+        </w:tc>
+        <w:tc>
+          <w:tcPr>
+            <w:tcW w:type="dxa" w:w="7644"/>
+            <w:tcMar>
+              <w:top w:type="dxa" w:w="60"/>
+              <w:left w:type="dxa" w:w="110"/>
+              <w:bottom w:type="dxa" w:w="60"/>
+              <w:right w:type="dxa" w:w="110"/>
+            </w:tcMar>
+          </w:tcPr>
+          <w:p>
+            <w:pPr>
+              <w:spacing w:after="0" w:before="0"/>
+            </w:pPr>
+            <w:r>
+              <w:rPr>
+                <w:rFonts w:ascii="Yu Gothic" w:cs="Yu Gothic" w:eastAsia="Yu Gothic" w:hAnsi="Yu Gothic"/>
+              </w:rPr>
+              <w:t xml:space="preserve">送信の終わり</w:t>
+            </w:r>
+          </w:p>
+        </w:tc>
+      </w:tr>
+      <w:tr>
+        <w:trPr>
+          <w:tblHeader w:val="false"/>
+        </w:trPr>
+        <w:tc>
+          <w:tcPr>
+            <w:tcW w:type="dxa" w:w="997"/>
+            <w:tcMar>
+              <w:top w:type="dxa" w:w="60"/>
+              <w:left w:type="dxa" w:w="110"/>
+              <w:bottom w:type="dxa" w:w="60"/>
+              <w:right w:type="dxa" w:w="110"/>
+            </w:tcMar>
+          </w:tcPr>
+          <w:p>
+            <w:pPr>
+              <w:spacing w:after="0" w:before="0"/>
+            </w:pPr>
+            <w:r>
+              <w:rPr>
+                <w:rFonts w:ascii="Yu Gothic" w:cs="Yu Gothic" w:eastAsia="Yu Gothic" w:hAnsi="Yu Gothic"/>
+              </w:rPr>
+              <w:t xml:space="preserve">7</w:t>
+            </w:r>
+          </w:p>
+        </w:tc>
+        <w:tc>
+          <w:tcPr>
+            <w:tcW w:type="dxa" w:w="997"/>
+            <w:tcMar>
+              <w:top w:type="dxa" w:w="60"/>
+              <w:left w:type="dxa" w:w="110"/>
+              <w:bottom w:type="dxa" w:w="60"/>
+              <w:right w:type="dxa" w:w="110"/>
+            </w:tcMar>
+          </w:tcPr>
+          <w:p>
+            <w:pPr>
+              <w:spacing w:after="0" w:before="0"/>
+            </w:pPr>
+            <w:r>
+              <w:rPr>
+                <w:rFonts w:ascii="Consolas" w:cs="Consolas" w:eastAsia="Consolas" w:hAnsi="Consolas"/>
+                <w:shd w:fill="F2F2F2" w:val="clear"/>
+              </w:rPr>
+              <w:t xml:space="preserve">&lt;SK&gt;</w:t>
+            </w:r>
+          </w:p>
+        </w:tc>
+        <w:tc>
+          <w:tcPr>
+            <w:tcW w:type="dxa" w:w="7644"/>
+            <w:tcMar>
+              <w:top w:type="dxa" w:w="60"/>
+              <w:left w:type="dxa" w:w="110"/>
+              <w:bottom w:type="dxa" w:w="60"/>
+              <w:right w:type="dxa" w:w="110"/>
+            </w:tcMar>
+          </w:tcPr>
+          <w:p>
+            <w:pPr>
+              <w:spacing w:after="0" w:before="0"/>
+            </w:pPr>
+            <w:r>
+              <w:rPr>
+                <w:rFonts w:ascii="Yu Gothic" w:cs="Yu Gothic" w:eastAsia="Yu Gothic" w:hAnsi="Yu Gothic"/>
+              </w:rPr>
+              <w:t xml:space="preserve">交信終了</w:t>
+            </w:r>
+          </w:p>
+        </w:tc>
+      </w:tr>
+      <w:tr>
+        <w:trPr>
+          <w:tblHeader w:val="false"/>
+        </w:trPr>
+        <w:tc>
+          <w:tcPr>
+            <w:tcW w:type="dxa" w:w="997"/>
+            <w:tcMar>
+              <w:top w:type="dxa" w:w="60"/>
+              <w:left w:type="dxa" w:w="110"/>
+              <w:bottom w:type="dxa" w:w="60"/>
+              <w:right w:type="dxa" w:w="110"/>
+            </w:tcMar>
+          </w:tcPr>
+          <w:p>
+            <w:pPr>
+              <w:spacing w:after="0" w:before="0"/>
+            </w:pPr>
+            <w:r>
+              <w:rPr>
+                <w:rFonts w:ascii="Yu Gothic" w:cs="Yu Gothic" w:eastAsia="Yu Gothic" w:hAnsi="Yu Gothic"/>
+              </w:rPr>
+              <w:t xml:space="preserve">8</w:t>
+            </w:r>
+          </w:p>
+        </w:tc>
+        <w:tc>
+          <w:tcPr>
+            <w:tcW w:type="dxa" w:w="997"/>
+            <w:tcMar>
+              <w:top w:type="dxa" w:w="60"/>
+              <w:left w:type="dxa" w:w="110"/>
+              <w:bottom w:type="dxa" w:w="60"/>
+              <w:right w:type="dxa" w:w="110"/>
+            </w:tcMar>
+          </w:tcPr>
+          <w:p>
+            <w:pPr>
+              <w:spacing w:after="0" w:before="0"/>
+            </w:pPr>
+            <w:r>
+              <w:rPr>
+                <w:rFonts w:ascii="Consolas" w:cs="Consolas" w:eastAsia="Consolas" w:hAnsi="Consolas"/>
+                <w:shd w:fill="F2F2F2" w:val="clear"/>
+              </w:rPr>
+              <w:t xml:space="preserve">&lt;KN&gt;</w:t>
+            </w:r>
+          </w:p>
+        </w:tc>
+        <w:tc>
+          <w:tcPr>
+            <w:tcW w:type="dxa" w:w="7644"/>
+            <w:tcMar>
+              <w:top w:type="dxa" w:w="60"/>
+              <w:left w:type="dxa" w:w="110"/>
+              <w:bottom w:type="dxa" w:w="60"/>
+              <w:right w:type="dxa" w:w="110"/>
+            </w:tcMar>
+          </w:tcPr>
+          <w:p>
+            <w:pPr>
+              <w:spacing w:after="0" w:before="0"/>
+            </w:pPr>
+            <w:r>
+              <w:rPr>
+                <w:rFonts w:ascii="Yu Gothic" w:cs="Yu Gothic" w:eastAsia="Yu Gothic" w:hAnsi="Yu Gothic"/>
+              </w:rPr>
+              <w:t xml:space="preserve">指定局のみどうぞ</w:t>
+            </w:r>
+          </w:p>
+        </w:tc>
+      </w:tr>
+      <w:tr>
+        <w:trPr>
+          <w:tblHeader w:val="false"/>
+        </w:trPr>
+        <w:tc>
+          <w:tcPr>
+            <w:tcW w:type="dxa" w:w="997"/>
+            <w:tcMar>
+              <w:top w:type="dxa" w:w="60"/>
+              <w:left w:type="dxa" w:w="110"/>
+              <w:bottom w:type="dxa" w:w="60"/>
+              <w:right w:type="dxa" w:w="110"/>
+            </w:tcMar>
+          </w:tcPr>
+          <w:p>
+            <w:pPr>
+              <w:spacing w:after="0" w:before="0"/>
+            </w:pPr>
+            <w:r>
+              <w:rPr>
+                <w:rFonts w:ascii="Yu Gothic" w:cs="Yu Gothic" w:eastAsia="Yu Gothic" w:hAnsi="Yu Gothic"/>
+              </w:rPr>
+              <w:t xml:space="preserve">9</w:t>
+            </w:r>
+          </w:p>
+        </w:tc>
+        <w:tc>
+          <w:tcPr>
+            <w:tcW w:type="dxa" w:w="997"/>
+            <w:tcMar>
+              <w:top w:type="dxa" w:w="60"/>
+              <w:left w:type="dxa" w:w="110"/>
+              <w:bottom w:type="dxa" w:w="60"/>
+              <w:right w:type="dxa" w:w="110"/>
+            </w:tcMar>
+          </w:tcPr>
+          <w:p>
+            <w:pPr>
+              <w:spacing w:after="0" w:before="0"/>
+            </w:pPr>
+            <w:r>
+              <w:rPr>
+                <w:rFonts w:ascii="Consolas" w:cs="Consolas" w:eastAsia="Consolas" w:hAnsi="Consolas"/>
+                <w:shd w:fill="F2F2F2" w:val="clear"/>
+              </w:rPr>
+              <w:t xml:space="preserve">-</w:t>
+            </w:r>
+          </w:p>
+        </w:tc>
+        <w:tc>
+          <w:tcPr>
+            <w:tcW w:type="dxa" w:w="7644"/>
+            <w:tcMar>
+              <w:top w:type="dxa" w:w="60"/>
+              <w:left w:type="dxa" w:w="110"/>
+              <w:bottom w:type="dxa" w:w="60"/>
+              <w:right w:type="dxa" w:w="110"/>
+            </w:tcMar>
+          </w:tcPr>
+          <w:p>
+            <w:pPr>
+              <w:spacing w:after="0" w:before="0"/>
+            </w:pPr>
+            <w:r>
+              <w:rPr>
+                <w:rFonts w:ascii="Yu Gothic" w:cs="Yu Gothic" w:eastAsia="Yu Gothic" w:hAnsi="Yu Gothic"/>
+              </w:rPr>
+              <w:t xml:space="preserve">ハイフン（</w:t>
+            </w:r>
+            <w:r>
+              <w:rPr>
+                <w:rFonts w:ascii="Consolas" w:cs="Consolas" w:eastAsia="Consolas" w:hAnsi="Consolas"/>
+                <w:shd w:fill="F2F2F2" w:val="clear"/>
+              </w:rPr>
+              <w:t xml:space="preserve">IC-7300</w:t>
+            </w:r>
+            <w:r>
+              <w:rPr>
+                <w:rFonts w:ascii="Yu Gothic" w:cs="Yu Gothic" w:eastAsia="Yu Gothic" w:hAnsi="Yu Gothic"/>
+              </w:rPr>
+              <w:t xml:space="preserve"> など）</w:t>
+            </w:r>
+          </w:p>
+        </w:tc>
+      </w:tr>
+      <w:tr>
+        <w:trPr>
+          <w:tblHeader w:val="false"/>
+        </w:trPr>
+        <w:tc>
+          <w:tcPr>
+            <w:tcW w:type="dxa" w:w="997"/>
+            <w:tcMar>
+              <w:top w:type="dxa" w:w="60"/>
+              <w:left w:type="dxa" w:w="110"/>
+              <w:bottom w:type="dxa" w:w="60"/>
+              <w:right w:type="dxa" w:w="110"/>
+            </w:tcMar>
+          </w:tcPr>
+          <w:p>
+            <w:pPr>
+              <w:spacing w:after="0" w:before="0"/>
+            </w:pPr>
+            <w:r>
+              <w:rPr>
+                <w:rFonts w:ascii="Yu Gothic" w:cs="Yu Gothic" w:eastAsia="Yu Gothic" w:hAnsi="Yu Gothic"/>
+              </w:rPr>
+              <w:t xml:space="preserve">10</w:t>
+            </w:r>
+          </w:p>
+        </w:tc>
+        <w:tc>
+          <w:tcPr>
+            <w:tcW w:type="dxa" w:w="997"/>
+            <w:tcMar>
+              <w:top w:type="dxa" w:w="60"/>
+              <w:left w:type="dxa" w:w="110"/>
+              <w:bottom w:type="dxa" w:w="60"/>
+              <w:right w:type="dxa" w:w="110"/>
+            </w:tcMar>
+          </w:tcPr>
+          <w:p>
+            <w:pPr>
+              <w:spacing w:after="0" w:before="0"/>
+            </w:pPr>
+            <w:r>
+              <w:rPr>
+                <w:rFonts w:ascii="Consolas" w:cs="Consolas" w:eastAsia="Consolas" w:hAnsi="Consolas"/>
+                <w:shd w:fill="F2F2F2" w:val="clear"/>
+              </w:rPr>
+              <w:t xml:space="preserve">&lt;BK&gt;</w:t>
+            </w:r>
+          </w:p>
+        </w:tc>
+        <w:tc>
+          <w:tcPr>
+            <w:tcW w:type="dxa" w:w="7644"/>
+            <w:tcMar>
+              <w:top w:type="dxa" w:w="60"/>
+              <w:left w:type="dxa" w:w="110"/>
+              <w:bottom w:type="dxa" w:w="60"/>
+              <w:right w:type="dxa" w:w="110"/>
+            </w:tcMar>
+          </w:tcPr>
+          <w:p>
+            <w:pPr>
+              <w:spacing w:after="0" w:before="0"/>
+            </w:pPr>
+            <w:r>
+              <w:rPr>
+                <w:rFonts w:ascii="Yu Gothic" w:cs="Yu Gothic" w:eastAsia="Yu Gothic" w:hAnsi="Yu Gothic"/>
+              </w:rPr>
+              <w:t xml:space="preserve">ブレークイン</w:t>
+            </w:r>
+          </w:p>
+        </w:tc>
+      </w:tr>
+      <w:tr>
+        <w:trPr>
+          <w:tblHeader w:val="false"/>
+        </w:trPr>
+        <w:tc>
+          <w:tcPr>
+            <w:tcW w:type="dxa" w:w="997"/>
+            <w:tcMar>
+              <w:top w:type="dxa" w:w="60"/>
+              <w:left w:type="dxa" w:w="110"/>
+              <w:bottom w:type="dxa" w:w="60"/>
+              <w:right w:type="dxa" w:w="110"/>
+            </w:tcMar>
+          </w:tcPr>
+          <w:p>
+            <w:pPr>
+              <w:spacing w:after="0" w:before="0"/>
+            </w:pPr>
+            <w:r>
+              <w:rPr>
+                <w:rFonts w:ascii="Yu Gothic" w:cs="Yu Gothic" w:eastAsia="Yu Gothic" w:hAnsi="Yu Gothic"/>
+              </w:rPr>
+              <w:t xml:space="preserve">11</w:t>
+            </w:r>
+          </w:p>
+        </w:tc>
+        <w:tc>
+          <w:tcPr>
+            <w:tcW w:type="dxa" w:w="997"/>
+            <w:tcMar>
+              <w:top w:type="dxa" w:w="60"/>
+              <w:left w:type="dxa" w:w="110"/>
+              <w:bottom w:type="dxa" w:w="60"/>
+              <w:right w:type="dxa" w:w="110"/>
+            </w:tcMar>
+          </w:tcPr>
+          <w:p>
+            <w:pPr>
+              <w:spacing w:after="0" w:before="0"/>
+            </w:pPr>
+            <w:r>
+              <w:rPr>
+                <w:rFonts w:ascii="Consolas" w:cs="Consolas" w:eastAsia="Consolas" w:hAnsi="Consolas"/>
+                <w:shd w:fill="F2F2F2" w:val="clear"/>
+              </w:rPr>
+              <w:t xml:space="preserve">@</w:t>
+            </w:r>
+          </w:p>
+        </w:tc>
+        <w:tc>
+          <w:tcPr>
+            <w:tcW w:type="dxa" w:w="7644"/>
+            <w:tcMar>
+              <w:top w:type="dxa" w:w="60"/>
+              <w:left w:type="dxa" w:w="110"/>
+              <w:bottom w:type="dxa" w:w="60"/>
+              <w:right w:type="dxa" w:w="110"/>
+            </w:tcMar>
+          </w:tcPr>
+          <w:p>
+            <w:pPr>
+              <w:spacing w:after="0" w:before="0"/>
+            </w:pPr>
+            <w:r>
+              <w:rPr>
+                <w:rFonts w:ascii="Yu Gothic" w:cs="Yu Gothic" w:eastAsia="Yu Gothic" w:hAnsi="Yu Gothic"/>
+              </w:rPr>
+              <w:t xml:space="preserve">アットマーク</w:t>
+            </w:r>
+          </w:p>
+        </w:tc>
+      </w:tr>
+    </w:tbl>
+    <w:p>
+      <w:pPr>
+        <w:spacing w:after="220"/>
+      </w:pPr>
+    </w:p>
+    <w:p>
+      <w:pPr>
+        <w:spacing w:after="160" w:line="330"/>
+      </w:pPr>
+      <w:r>
+        <w:rPr>
+          <w:rFonts w:ascii="Yu Gothic" w:cs="Yu Gothic" w:eastAsia="Yu Gothic" w:hAnsi="Yu Gothic"/>
+          <w:b/>
+          <w:bCs/>
+        </w:rPr>
+        <w:t xml:space="preserve">頻度順のドリルにも、数字のあとに同じ並びで入っています。</w:t>
+      </w:r>
+      <w:r>
+        <w:rPr>
+          <w:rFonts w:ascii="Yu Gothic" w:cs="Yu Gothic" w:eastAsia="Yu Gothic" w:hAnsi="Yu Gothic"/>
+        </w:rPr>
+        <w:t xml:space="preserve">文字と数字を覚えたら、そのまま記号まで続けて進められます。</w:t>
+      </w:r>
+    </w:p>
+    <w:p>
+      <w:pPr>
+        <w:spacing w:after="160" w:line="330"/>
+      </w:pPr>
+      <w:r>
+        <w:rPr>
+          <w:rFonts w:ascii="Yu Gothic" w:cs="Yu Gothic" w:eastAsia="Yu Gothic" w:hAnsi="Yu Gothic"/>
+          <w:b/>
+          <w:bCs/>
+        </w:rPr>
+        <w:t xml:space="preserve">答えの書き方</w:t>
+      </w:r>
+      <w:r>
+        <w:rPr>
+          <w:rFonts w:ascii="Yu Gothic" w:cs="Yu Gothic" w:eastAsia="Yu Gothic" w:hAnsi="Yu Gothic"/>
+        </w:rPr>
+        <w:t xml:space="preserve">: プロサインは </w:t>
+      </w:r>
+      <w:r>
+        <w:rPr>
+          <w:rFonts w:ascii="Consolas" w:cs="Consolas" w:eastAsia="Consolas" w:hAnsi="Consolas"/>
+          <w:shd w:fill="F2F2F2" w:val="clear"/>
+        </w:rPr>
+        <w:t xml:space="preserve">&lt;AR&gt;</w:t>
+      </w:r>
+      <w:r>
+        <w:rPr>
+          <w:rFonts w:ascii="Yu Gothic" w:cs="Yu Gothic" w:eastAsia="Yu Gothic" w:hAnsi="Yu Gothic"/>
+        </w:rPr>
+        <w:t xml:space="preserve"> のように山かっこで書きます。書き方を覚えていなくても、答案欄の下に</w:t>
+      </w:r>
+      <w:r>
+        <w:rPr>
+          <w:rFonts w:ascii="Yu Gothic" w:cs="Yu Gothic" w:eastAsia="Yu Gothic" w:hAnsi="Yu Gothic"/>
+          <w:b/>
+          <w:bCs/>
+        </w:rPr>
+        <w:t xml:space="preserve">入力ボタン</w:t>
+      </w:r>
+      <w:r>
+        <w:rPr>
+          <w:rFonts w:ascii="Yu Gothic" w:cs="Yu Gothic" w:eastAsia="Yu Gothic" w:hAnsi="Yu Gothic"/>
+        </w:rPr>
+        <w:t xml:space="preserve">が出るので、そこから入れられます。このボタンは、そのレベルで記号を使うときだけ出ます（出題された答えに記号があるかどうかでは切り替えません。それだとボタンが出ていること自体が答えの手がかりになってしまいます）。</w:t>
+      </w:r>
+    </w:p>
+    <w:p>
+      <w:pPr>
+        <w:spacing w:after="160" w:line="330"/>
+      </w:pPr>
+      <w:r>
+        <w:rPr>
+          <w:rFonts w:ascii="Yu Gothic" w:cs="Yu Gothic" w:eastAsia="Yu Gothic" w:hAnsi="Yu Gothic"/>
+          <w:b/>
+          <w:bCs/>
+        </w:rPr>
+        <w:t xml:space="preserve">同じ符号を持つ表記は、どちらで書いても正解です。</w:t>
+      </w:r>
+      <w:r>
+        <w:rPr>
+          <w:rFonts w:ascii="Yu Gothic" w:cs="Yu Gothic" w:eastAsia="Yu Gothic" w:hAnsi="Yu Gothic"/>
+        </w:rPr>
+        <w:t xml:space="preserve"> </w:t>
+      </w:r>
+      <w:r>
+        <w:rPr>
+          <w:rFonts w:ascii="Consolas" w:cs="Consolas" w:eastAsia="Consolas" w:hAnsi="Consolas"/>
+          <w:shd w:fill="F2F2F2" w:val="clear"/>
+        </w:rPr>
+        <w:t xml:space="preserve">=</w:t>
+      </w:r>
+      <w:r>
+        <w:rPr>
+          <w:rFonts w:ascii="Yu Gothic" w:cs="Yu Gothic" w:eastAsia="Yu Gothic" w:hAnsi="Yu Gothic"/>
+        </w:rPr>
+        <w:t xml:space="preserve"> と </w:t>
+      </w:r>
+      <w:r>
+        <w:rPr>
+          <w:rFonts w:ascii="Consolas" w:cs="Consolas" w:eastAsia="Consolas" w:hAnsi="Consolas"/>
+          <w:shd w:fill="F2F2F2" w:val="clear"/>
+        </w:rPr>
+        <w:t xml:space="preserve">&lt;BT&gt;</w:t>
+      </w:r>
+      <w:r>
+        <w:rPr>
+          <w:rFonts w:ascii="Yu Gothic" w:cs="Yu Gothic" w:eastAsia="Yu Gothic" w:hAnsi="Yu Gothic"/>
+        </w:rPr>
+        <w:t xml:space="preserve"> はどちらも </w:t>
+      </w:r>
+      <w:r>
+        <w:rPr>
+          <w:rFonts w:ascii="Consolas" w:cs="Consolas" w:eastAsia="Consolas" w:hAnsi="Consolas"/>
+          <w:shd w:fill="F2F2F2" w:val="clear"/>
+        </w:rPr>
+        <w:t xml:space="preserve">－・・・－</w:t>
+      </w:r>
+      <w:r>
+        <w:rPr>
+          <w:rFonts w:ascii="Yu Gothic" w:cs="Yu Gothic" w:eastAsia="Yu Gothic" w:hAnsi="Yu Gothic"/>
+        </w:rPr>
+        <w:t xml:space="preserve"> で、耳では区別が付かないためです。逆に、</w:t>
+      </w:r>
+      <w:r>
+        <w:rPr>
+          <w:rFonts w:ascii="Consolas" w:cs="Consolas" w:eastAsia="Consolas" w:hAnsi="Consolas"/>
+          <w:shd w:fill="F2F2F2" w:val="clear"/>
+        </w:rPr>
+        <w:t xml:space="preserve">&lt;AR&gt;</w:t>
+      </w:r>
+      <w:r>
+        <w:rPr>
+          <w:rFonts w:ascii="Yu Gothic" w:cs="Yu Gothic" w:eastAsia="Yu Gothic" w:hAnsi="Yu Gothic"/>
+        </w:rPr>
+        <w:t xml:space="preserve"> を</w:t>
+      </w:r>
+      <w:r>
+        <w:rPr>
+          <w:rFonts w:ascii="Consolas" w:cs="Consolas" w:eastAsia="Consolas" w:hAnsi="Consolas"/>
+          <w:shd w:fill="F2F2F2" w:val="clear"/>
+        </w:rPr>
+        <w:t xml:space="preserve">AR</w:t>
+      </w:r>
+      <w:r>
+        <w:rPr>
+          <w:rFonts w:ascii="Yu Gothic" w:cs="Yu Gothic" w:eastAsia="Yu Gothic" w:hAnsi="Yu Gothic"/>
+        </w:rPr>
+        <w:t xml:space="preserve"> と 2 文字で書くのは不正解です。音がまったく違います（</w:t>
+      </w:r>
+      <w:r>
+        <w:rPr>
+          <w:rFonts w:ascii="Consolas" w:cs="Consolas" w:eastAsia="Consolas" w:hAnsi="Consolas"/>
+          <w:shd w:fill="F2F2F2" w:val="clear"/>
+        </w:rPr>
+        <w:t xml:space="preserve">&lt;AR&gt;</w:t>
+      </w:r>
+      <w:r>
+        <w:rPr>
+          <w:rFonts w:ascii="Yu Gothic" w:cs="Yu Gothic" w:eastAsia="Yu Gothic" w:hAnsi="Yu Gothic"/>
+        </w:rPr>
+        <w:t xml:space="preserve"> は </w:t>
+      </w:r>
+      <w:r>
+        <w:rPr>
+          <w:rFonts w:ascii="Consolas" w:cs="Consolas" w:eastAsia="Consolas" w:hAnsi="Consolas"/>
+          <w:shd w:fill="F2F2F2" w:val="clear"/>
+        </w:rPr>
+        <w:t xml:space="preserve">・－・－・</w:t>
+      </w:r>
+      <w:r>
+        <w:rPr>
+          <w:rFonts w:ascii="Yu Gothic" w:cs="Yu Gothic" w:eastAsia="Yu Gothic" w:hAnsi="Yu Gothic"/>
+        </w:rPr>
+        <w:t xml:space="preserve">、</w:t>
+      </w:r>
+      <w:r>
+        <w:rPr>
+          <w:rFonts w:ascii="Consolas" w:cs="Consolas" w:eastAsia="Consolas" w:hAnsi="Consolas"/>
+          <w:shd w:fill="F2F2F2" w:val="clear"/>
+        </w:rPr>
+        <w:t xml:space="preserve">A</w:t>
+      </w:r>
+      <w:r>
+        <w:rPr>
+          <w:rFonts w:ascii="Yu Gothic" w:cs="Yu Gothic" w:eastAsia="Yu Gothic" w:hAnsi="Yu Gothic"/>
+        </w:rPr>
+        <w:t xml:space="preserve"> </w:t>
+      </w:r>
+      <w:r>
+        <w:rPr>
+          <w:rFonts w:ascii="Consolas" w:cs="Consolas" w:eastAsia="Consolas" w:hAnsi="Consolas"/>
+          <w:shd w:fill="F2F2F2" w:val="clear"/>
+        </w:rPr>
+        <w:t xml:space="preserve">R</w:t>
+      </w:r>
+      <w:r>
+        <w:rPr>
+          <w:rFonts w:ascii="Yu Gothic" w:cs="Yu Gothic" w:eastAsia="Yu Gothic" w:hAnsi="Yu Gothic"/>
+        </w:rPr>
+        <w:t xml:space="preserve"> は </w:t>
+      </w:r>
+      <w:r>
+        <w:rPr>
+          <w:rFonts w:ascii="Consolas" w:cs="Consolas" w:eastAsia="Consolas" w:hAnsi="Consolas"/>
+          <w:shd w:fill="F2F2F2" w:val="clear"/>
+        </w:rPr>
+        <w:t xml:space="preserve">・－</w:t>
+      </w:r>
+      <w:r>
+        <w:rPr>
+          <w:rFonts w:ascii="Yu Gothic" w:cs="Yu Gothic" w:eastAsia="Yu Gothic" w:hAnsi="Yu Gothic"/>
+        </w:rPr>
+        <w:t xml:space="preserve"> </w:t>
+      </w:r>
+      <w:r>
+        <w:rPr>
+          <w:rFonts w:ascii="Consolas" w:cs="Consolas" w:eastAsia="Consolas" w:hAnsi="Consolas"/>
+          <w:shd w:fill="F2F2F2" w:val="clear"/>
+        </w:rPr>
+        <w:t xml:space="preserve">・－・</w:t>
+      </w:r>
+      <w:r>
+        <w:rPr>
+          <w:rFonts w:ascii="Yu Gothic" w:cs="Yu Gothic" w:eastAsia="Yu Gothic" w:hAnsi="Yu Gothic"/>
+        </w:rPr>
+        <w:t xml:space="preserve">）。</w:t>
+      </w:r>
+    </w:p>
+    <w:p>
+      <w:pPr>
+        <w:spacing w:after="160" w:line="330"/>
+      </w:pPr>
+      <w:r>
+        <w:rPr>
+          <w:rFonts w:ascii="Yu Gothic" w:cs="Yu Gothic" w:eastAsia="Yu Gothic" w:hAnsi="Yu Gothic"/>
+        </w:rPr>
+        <w:t xml:space="preserve">なお </w:t>
+      </w:r>
+      <w:r>
+        <w:rPr>
+          <w:rFonts w:ascii="Consolas" w:cs="Consolas" w:eastAsia="Consolas" w:hAnsi="Consolas"/>
+          <w:shd w:fill="F2F2F2" w:val="clear"/>
+        </w:rPr>
+        <w:t xml:space="preserve">+</w:t>
+      </w:r>
+      <w:r>
+        <w:rPr>
+          <w:rFonts w:ascii="Yu Gothic" w:cs="Yu Gothic" w:eastAsia="Yu Gothic" w:hAnsi="Yu Gothic"/>
+        </w:rPr>
+        <w:t xml:space="preserve"> は </w:t>
+      </w:r>
+      <w:r>
+        <w:rPr>
+          <w:rFonts w:ascii="Consolas" w:cs="Consolas" w:eastAsia="Consolas" w:hAnsi="Consolas"/>
+          <w:shd w:fill="F2F2F2" w:val="clear"/>
+        </w:rPr>
+        <w:t xml:space="preserve">&lt;AR&gt;</w:t>
+      </w:r>
+      <w:r>
+        <w:rPr>
+          <w:rFonts w:ascii="Yu Gothic" w:cs="Yu Gothic" w:eastAsia="Yu Gothic" w:hAnsi="Yu Gothic"/>
+        </w:rPr>
+        <w:t xml:space="preserve"> と、</w:t>
+      </w:r>
+      <w:r>
+        <w:rPr>
+          <w:rFonts w:ascii="Consolas" w:cs="Consolas" w:eastAsia="Consolas" w:hAnsi="Consolas"/>
+          <w:shd w:fill="F2F2F2" w:val="clear"/>
+        </w:rPr>
+        <w:t xml:space="preserve">(</w:t>
+      </w:r>
+      <w:r>
+        <w:rPr>
+          <w:rFonts w:ascii="Yu Gothic" w:cs="Yu Gothic" w:eastAsia="Yu Gothic" w:hAnsi="Yu Gothic"/>
+        </w:rPr>
+        <w:t xml:space="preserve"> は </w:t>
+      </w:r>
+      <w:r>
+        <w:rPr>
+          <w:rFonts w:ascii="Consolas" w:cs="Consolas" w:eastAsia="Consolas" w:hAnsi="Consolas"/>
+          <w:shd w:fill="F2F2F2" w:val="clear"/>
+        </w:rPr>
+        <w:t xml:space="preserve">&lt;KN&gt;</w:t>
+      </w:r>
+      <w:r>
+        <w:rPr>
+          <w:rFonts w:ascii="Yu Gothic" w:cs="Yu Gothic" w:eastAsia="Yu Gothic" w:hAnsi="Yu Gothic"/>
+        </w:rPr>
+        <w:t xml:space="preserve"> と同じ符号なので、出題には片方だけを使っています。両方を出すと、聞いても答えが一つに決まりません。</w:t>
+      </w:r>
     </w:p>
     <w:p>
       <w:pPr>
@@ -12837,7 +14263,7 @@
         <w:rPr>
           <w:rFonts w:ascii="Yu Gothic" w:cs="Yu Gothic" w:eastAsia="Yu Gothic" w:hAnsi="Yu Gothic"/>
         </w:rPr>
-        <w:t xml:space="preserve">Q 符号・略語 90 語の対訳です。行をクリックすると、その符号を音で確認できます。上の検索欄で、符号名（</w:t>
+        <w:t xml:space="preserve">Q 符号・略語 90 語に加え、記号とプロサイン 11 種の対訳です。行をクリックすると、その符号を音で確認できます。上の検索欄で、符号名（</w:t>
       </w:r>
       <w:r>
         <w:rPr>
@@ -16287,7 +17713,7 @@
         <w:spacing w:after="90" w:line="320"/>
         <w:ind w:left="640" w:hanging="300"/>
       </w:pPr>
-      <w:hyperlink w:history="1" r:id="rIdeedy5ugzmsbctbw9zmlim">
+      <w:hyperlink w:history="1" r:id="rIdhjkhdhwmxw4aezh-ys6fy">
         <w:r>
           <w:rPr>
             <w:rFonts w:ascii="Yu Gothic" w:cs="Yu Gothic" w:eastAsia="Yu Gothic" w:hAnsi="Yu Gothic"/>
@@ -16314,7 +17740,7 @@
         <w:spacing w:after="90" w:line="320"/>
         <w:ind w:left="640" w:hanging="300"/>
       </w:pPr>
-      <w:hyperlink w:history="1" r:id="rIdkxg9ok_tfk6vznwzlz4a-">
+      <w:hyperlink w:history="1" r:id="rIdgd7eorile7rbt1lh2ai_m">
         <w:r>
           <w:rPr>
             <w:rFonts w:ascii="Yu Gothic" w:cs="Yu Gothic" w:eastAsia="Yu Gothic" w:hAnsi="Yu Gothic"/>

--- a/docs/CW交信トレーニング_使い方説明書.docx
+++ b/docs/CW交信トレーニング_使い方説明書.docx
@@ -13852,7 +13852,282 @@
         <w:rPr>
           <w:rFonts w:ascii="Yu Gothic" w:cs="Yu Gothic" w:eastAsia="Yu Gothic" w:hAnsi="Yu Gothic"/>
         </w:rPr>
-        <w:t xml:space="preserve">「採点する」で、打った符号と手本を文字単位で照合します。</w:t>
+        <w:t xml:space="preserve">打った符号の下に、操作が 3 つ並びます。</w:t>
+      </w:r>
+    </w:p>
+    <w:tbl>
+      <w:tblPr>
+        <w:tblW w:type="dxa" w:w="9638"/>
+        <w:tblBorders>
+          <w:top w:val="single" w:color="BFBFBF" w:sz="4"/>
+          <w:left w:val="single" w:color="BFBFBF" w:sz="4"/>
+          <w:bottom w:val="single" w:color="BFBFBF" w:sz="4"/>
+          <w:right w:val="single" w:color="BFBFBF" w:sz="4"/>
+          <w:insideH w:val="single" w:color="BFBFBF" w:sz="2"/>
+          <w:insideV w:val="single" w:color="BFBFBF" w:sz="2"/>
+        </w:tblBorders>
+      </w:tblPr>
+      <w:tblGrid>
+        <w:gridCol w:w="1377"/>
+        <w:gridCol w:w="8261"/>
+      </w:tblGrid>
+      <w:tr>
+        <w:trPr>
+          <w:tblHeader/>
+        </w:trPr>
+        <w:tc>
+          <w:tcPr>
+            <w:tcW w:type="dxa" w:w="1377"/>
+            <w:shd w:fill="EDE7DA" w:val="clear"/>
+            <w:tcMar>
+              <w:top w:type="dxa" w:w="60"/>
+              <w:left w:type="dxa" w:w="110"/>
+              <w:bottom w:type="dxa" w:w="60"/>
+              <w:right w:type="dxa" w:w="110"/>
+            </w:tcMar>
+          </w:tcPr>
+          <w:p>
+            <w:pPr>
+              <w:spacing w:after="0" w:before="0"/>
+            </w:pPr>
+            <w:r>
+              <w:rPr>
+                <w:rFonts w:ascii="Yu Gothic" w:cs="Yu Gothic" w:eastAsia="Yu Gothic" w:hAnsi="Yu Gothic"/>
+                <w:b/>
+                <w:bCs/>
+              </w:rPr>
+              <w:t xml:space="preserve">ボタン</w:t>
+            </w:r>
+          </w:p>
+        </w:tc>
+        <w:tc>
+          <w:tcPr>
+            <w:tcW w:type="dxa" w:w="8261"/>
+            <w:shd w:fill="EDE7DA" w:val="clear"/>
+            <w:tcMar>
+              <w:top w:type="dxa" w:w="60"/>
+              <w:left w:type="dxa" w:w="110"/>
+              <w:bottom w:type="dxa" w:w="60"/>
+              <w:right w:type="dxa" w:w="110"/>
+            </w:tcMar>
+          </w:tcPr>
+          <w:p>
+            <w:pPr>
+              <w:spacing w:after="0" w:before="0"/>
+            </w:pPr>
+            <w:r>
+              <w:rPr>
+                <w:rFonts w:ascii="Yu Gothic" w:cs="Yu Gothic" w:eastAsia="Yu Gothic" w:hAnsi="Yu Gothic"/>
+                <w:b/>
+                <w:bCs/>
+              </w:rPr>
+              <w:t xml:space="preserve">動き</w:t>
+            </w:r>
+          </w:p>
+        </w:tc>
+      </w:tr>
+      <w:tr>
+        <w:trPr>
+          <w:tblHeader w:val="false"/>
+        </w:trPr>
+        <w:tc>
+          <w:tcPr>
+            <w:tcW w:type="dxa" w:w="1377"/>
+            <w:tcMar>
+              <w:top w:type="dxa" w:w="60"/>
+              <w:left w:type="dxa" w:w="110"/>
+              <w:bottom w:type="dxa" w:w="60"/>
+              <w:right w:type="dxa" w:w="110"/>
+            </w:tcMar>
+          </w:tcPr>
+          <w:p>
+            <w:pPr>
+              <w:spacing w:after="0" w:before="0"/>
+            </w:pPr>
+            <w:r>
+              <w:rPr>
+                <w:rFonts w:ascii="Yu Gothic" w:cs="Yu Gothic" w:eastAsia="Yu Gothic" w:hAnsi="Yu Gothic"/>
+              </w:rPr>
+              <w:t xml:space="preserve">採点する</w:t>
+            </w:r>
+          </w:p>
+        </w:tc>
+        <w:tc>
+          <w:tcPr>
+            <w:tcW w:type="dxa" w:w="8261"/>
+            <w:tcMar>
+              <w:top w:type="dxa" w:w="60"/>
+              <w:left w:type="dxa" w:w="110"/>
+              <w:bottom w:type="dxa" w:w="60"/>
+              <w:right w:type="dxa" w:w="110"/>
+            </w:tcMar>
+          </w:tcPr>
+          <w:p>
+            <w:pPr>
+              <w:spacing w:after="0" w:before="0"/>
+            </w:pPr>
+            <w:r>
+              <w:rPr>
+                <w:rFonts w:ascii="Yu Gothic" w:cs="Yu Gothic" w:eastAsia="Yu Gothic" w:hAnsi="Yu Gothic"/>
+              </w:rPr>
+              <w:t xml:space="preserve">打った符号と手本を文字単位で照合します</w:t>
+            </w:r>
+          </w:p>
+        </w:tc>
+      </w:tr>
+      <w:tr>
+        <w:trPr>
+          <w:tblHeader w:val="false"/>
+        </w:trPr>
+        <w:tc>
+          <w:tcPr>
+            <w:tcW w:type="dxa" w:w="1377"/>
+            <w:tcMar>
+              <w:top w:type="dxa" w:w="60"/>
+              <w:left w:type="dxa" w:w="110"/>
+              <w:bottom w:type="dxa" w:w="60"/>
+              <w:right w:type="dxa" w:w="110"/>
+            </w:tcMar>
+          </w:tcPr>
+          <w:p>
+            <w:pPr>
+              <w:spacing w:after="0" w:before="0"/>
+            </w:pPr>
+            <w:r>
+              <w:rPr>
+                <w:rFonts w:ascii="Yu Gothic" w:cs="Yu Gothic" w:eastAsia="Yu Gothic" w:hAnsi="Yu Gothic"/>
+              </w:rPr>
+              <w:t xml:space="preserve">打ち直す</w:t>
+            </w:r>
+          </w:p>
+        </w:tc>
+        <w:tc>
+          <w:tcPr>
+            <w:tcW w:type="dxa" w:w="8261"/>
+            <w:tcMar>
+              <w:top w:type="dxa" w:w="60"/>
+              <w:left w:type="dxa" w:w="110"/>
+              <w:bottom w:type="dxa" w:w="60"/>
+              <w:right w:type="dxa" w:w="110"/>
+            </w:tcMar>
+          </w:tcPr>
+          <w:p>
+            <w:pPr>
+              <w:spacing w:after="0" w:before="0"/>
+            </w:pPr>
+            <w:r>
+              <w:rPr>
+                <w:rFonts w:ascii="Yu Gothic" w:cs="Yu Gothic" w:eastAsia="Yu Gothic" w:hAnsi="Yu Gothic"/>
+              </w:rPr>
+              <w:t xml:space="preserve">打った符号を消して、同じ課題をやり直します（</w:t>
+            </w:r>
+            <w:r>
+              <w:rPr>
+                <w:rFonts w:ascii="Consolas" w:cs="Consolas" w:eastAsia="Consolas" w:hAnsi="Consolas"/>
+                <w:shd w:fill="F2F2F2" w:val="clear"/>
+              </w:rPr>
+              <w:t xml:space="preserve">Esc</w:t>
+            </w:r>
+            <w:r>
+              <w:rPr>
+                <w:rFonts w:ascii="Yu Gothic" w:cs="Yu Gothic" w:eastAsia="Yu Gothic" w:hAnsi="Yu Gothic"/>
+              </w:rPr>
+              <w:t xml:space="preserve"> でも同じ）</w:t>
+            </w:r>
+          </w:p>
+        </w:tc>
+      </w:tr>
+      <w:tr>
+        <w:trPr>
+          <w:tblHeader w:val="false"/>
+        </w:trPr>
+        <w:tc>
+          <w:tcPr>
+            <w:tcW w:type="dxa" w:w="1377"/>
+            <w:tcMar>
+              <w:top w:type="dxa" w:w="60"/>
+              <w:left w:type="dxa" w:w="110"/>
+              <w:bottom w:type="dxa" w:w="60"/>
+              <w:right w:type="dxa" w:w="110"/>
+            </w:tcMar>
+          </w:tcPr>
+          <w:p>
+            <w:pPr>
+              <w:spacing w:after="0" w:before="0"/>
+            </w:pPr>
+            <w:r>
+              <w:rPr>
+                <w:rFonts w:ascii="Yu Gothic" w:cs="Yu Gothic" w:eastAsia="Yu Gothic" w:hAnsi="Yu Gothic"/>
+              </w:rPr>
+              <w:t xml:space="preserve">次に進む</w:t>
+            </w:r>
+          </w:p>
+        </w:tc>
+        <w:tc>
+          <w:tcPr>
+            <w:tcW w:type="dxa" w:w="8261"/>
+            <w:tcMar>
+              <w:top w:type="dxa" w:w="60"/>
+              <w:left w:type="dxa" w:w="110"/>
+              <w:bottom w:type="dxa" w:w="60"/>
+              <w:right w:type="dxa" w:w="110"/>
+            </w:tcMar>
+          </w:tcPr>
+          <w:p>
+            <w:pPr>
+              <w:spacing w:after="0" w:before="0"/>
+            </w:pPr>
+            <w:r>
+              <w:rPr>
+                <w:rFonts w:ascii="Yu Gothic" w:cs="Yu Gothic" w:eastAsia="Yu Gothic" w:hAnsi="Yu Gothic"/>
+                <w:b/>
+                <w:bCs/>
+              </w:rPr>
+              <w:t xml:space="preserve">採点せずに</w:t>
+            </w:r>
+            <w:r>
+              <w:rPr>
+                <w:rFonts w:ascii="Yu Gothic" w:cs="Yu Gothic" w:eastAsia="Yu Gothic" w:hAnsi="Yu Gothic"/>
+              </w:rPr>
+              <w:t xml:space="preserve">次の課題へ移ります</w:t>
+            </w:r>
+          </w:p>
+        </w:tc>
+      </w:tr>
+    </w:tbl>
+    <w:p>
+      <w:pPr>
+        <w:spacing w:after="220"/>
+      </w:pPr>
+    </w:p>
+    <w:p>
+      <w:pPr>
+        <w:spacing w:after="160" w:line="330"/>
+      </w:pPr>
+      <w:r>
+        <w:rPr>
+          <w:rFonts w:ascii="Yu Gothic" w:cs="Yu Gothic" w:eastAsia="Yu Gothic" w:hAnsi="Yu Gothic"/>
+          <w:b/>
+          <w:bCs/>
+        </w:rPr>
+        <w:t xml:space="preserve">「次に進む」は常に押せます。</w:t>
+      </w:r>
+      <w:r>
+        <w:rPr>
+          <w:rFonts w:ascii="Yu Gothic" w:cs="Yu Gothic" w:eastAsia="Yu Gothic" w:hAnsi="Yu Gothic"/>
+        </w:rPr>
+        <w:t xml:space="preserve"> 手応えが無かった打鍵をわざわざ採点に通す必要はないので、採点を挟まずに次へ行けるようにしてあります。打ちかけでも押せます（打った符号と採点結果はまとめて片付きます）。自由練習には次の課題が無いので、そのときだけ押せません。</w:t>
+      </w:r>
+    </w:p>
+    <w:p>
+      <w:pPr>
+        <w:spacing w:after="160" w:line="330"/>
+      </w:pPr>
+      <w:r>
+        <w:rPr>
+          <w:rFonts w:ascii="Yu Gothic" w:cs="Yu Gothic" w:eastAsia="Yu Gothic" w:hAnsi="Yu Gothic"/>
+        </w:rPr>
+        <w:t xml:space="preserve">課題の種類を変えたいときは、上の「新しい課題」から選び直してください。</w:t>
       </w:r>
     </w:p>
     <w:p>
@@ -17713,7 +17988,7 @@
         <w:spacing w:after="90" w:line="320"/>
         <w:ind w:left="640" w:hanging="300"/>
       </w:pPr>
-      <w:hyperlink w:history="1" r:id="rIdhjkhdhwmxw4aezh-ys6fy">
+      <w:hyperlink w:history="1" r:id="rIdh0ng0qmtmqvjd4thrf_bq">
         <w:r>
           <w:rPr>
             <w:rFonts w:ascii="Yu Gothic" w:cs="Yu Gothic" w:eastAsia="Yu Gothic" w:hAnsi="Yu Gothic"/>
@@ -17740,7 +18015,7 @@
         <w:spacing w:after="90" w:line="320"/>
         <w:ind w:left="640" w:hanging="300"/>
       </w:pPr>
-      <w:hyperlink w:history="1" r:id="rIdgd7eorile7rbt1lh2ai_m">
+      <w:hyperlink w:history="1" r:id="rId-ytqukstsnst6mzdw9wfa">
         <w:r>
           <w:rPr>
             <w:rFonts w:ascii="Yu Gothic" w:cs="Yu Gothic" w:eastAsia="Yu Gothic" w:hAnsi="Yu Gothic"/>

--- a/docs/CW交信トレーニング_使い方説明書.docx
+++ b/docs/CW交信トレーニング_使い方説明書.docx
@@ -7206,7 +7206,21 @@
         <w:rPr>
           <w:rFonts w:ascii="Yu Gothic" w:cs="Yu Gothic" w:eastAsia="Yu Gothic" w:hAnsi="Yu Gothic"/>
         </w:rPr>
-        <w:t xml:space="preserve">「出題する」を押すと 5 文字 × 5 群が流れます</w:t>
+        <w:t xml:space="preserve">「出題する」を押すと </w:t>
+      </w:r>
+      <w:r>
+        <w:rPr>
+          <w:rFonts w:ascii="Yu Gothic" w:cs="Yu Gothic" w:eastAsia="Yu Gothic" w:hAnsi="Yu Gothic"/>
+          <w:b/>
+          <w:bCs/>
+        </w:rPr>
+        <w:t xml:space="preserve">3・2・1 と数えてから</w:t>
+      </w:r>
+      <w:r>
+        <w:rPr>
+          <w:rFonts w:ascii="Yu Gothic" w:cs="Yu Gothic" w:eastAsia="Yu Gothic" w:hAnsi="Yu Gothic"/>
+        </w:rPr>
+        <w:t xml:space="preserve">流れます</w:t>
       </w:r>
     </w:p>
     <w:p>
@@ -7276,6 +7290,73 @@
           <w:rFonts w:ascii="Yu Gothic" w:cs="Yu Gothic" w:eastAsia="Yu Gothic" w:hAnsi="Yu Gothic"/>
         </w:rPr>
         <w:t xml:space="preserve">全 41 文字まで、これを繰り返します</w:t>
+      </w:r>
+    </w:p>
+    <w:p>
+      <w:pPr>
+        <w:pStyle w:val="Heading2"/>
+        <w:spacing w:after="150" w:before="340"/>
+      </w:pPr>
+      <w:r>
+        <w:rPr>
+          <w:rFonts w:ascii="Yu Gothic" w:cs="Yu Gothic" w:eastAsia="Yu Gothic" w:hAnsi="Yu Gothic"/>
+        </w:rPr>
+        <w:t xml:space="preserve">出題までの間</w:t>
+      </w:r>
+    </w:p>
+    <w:p>
+      <w:pPr>
+        <w:spacing w:after="160" w:line="330"/>
+      </w:pPr>
+      <w:r>
+        <w:rPr>
+          <w:rFonts w:ascii="Yu Gothic" w:cs="Yu Gothic" w:eastAsia="Yu Gothic" w:hAnsi="Yu Gothic"/>
+        </w:rPr>
+        <w:t xml:space="preserve">「出題する」を押すと、大きく </w:t>
+      </w:r>
+      <w:r>
+        <w:rPr>
+          <w:rFonts w:ascii="Yu Gothic" w:cs="Yu Gothic" w:eastAsia="Yu Gothic" w:hAnsi="Yu Gothic"/>
+          <w:b/>
+          <w:bCs/>
+        </w:rPr>
+        <w:t xml:space="preserve">3 → 2 → 1</w:t>
+      </w:r>
+      <w:r>
+        <w:rPr>
+          <w:rFonts w:ascii="Yu Gothic" w:cs="Yu Gothic" w:eastAsia="Yu Gothic" w:hAnsi="Yu Gothic"/>
+        </w:rPr>
+        <w:t xml:space="preserve"> と数えてから符号が流れます。押した瞬間に鳴ると身構える間が無く、最初の 1 文字を落としやすいためです。連続出題の「次の問題」でも毎回数えます。</w:t>
+      </w:r>
+    </w:p>
+    <w:p>
+      <w:pPr>
+        <w:spacing w:after="160" w:line="330"/>
+      </w:pPr>
+      <w:r>
+        <w:rPr>
+          <w:rFonts w:ascii="Yu Gothic" w:cs="Yu Gothic" w:eastAsia="Yu Gothic" w:hAnsi="Yu Gothic"/>
+          <w:b/>
+          <w:bCs/>
+        </w:rPr>
+        <w:t xml:space="preserve">「もう一度聞く」「ゆっくり再生」は数えません。</w:t>
+      </w:r>
+      <w:r>
+        <w:rPr>
+          <w:rFonts w:ascii="Yu Gothic" w:cs="Yu Gothic" w:eastAsia="Yu Gothic" w:hAnsi="Yu Gothic"/>
+        </w:rPr>
+        <w:t xml:space="preserve"> すでに構えているので、押したらすぐ鳴ります。</w:t>
+      </w:r>
+    </w:p>
+    <w:p>
+      <w:pPr>
+        <w:spacing w:after="160" w:line="330"/>
+      </w:pPr>
+      <w:r>
+        <w:rPr>
+          <w:rFonts w:ascii="Yu Gothic" w:cs="Yu Gothic" w:eastAsia="Yu Gothic" w:hAnsi="Yu Gothic"/>
+        </w:rPr>
+        <w:t xml:space="preserve">数えている途中で「出題する」を押し直せば数え直し、「終了」を押せばそのまま止まります（数え終わってから鳴り出す、ということはありません）。</w:t>
       </w:r>
     </w:p>
     <w:p>
@@ -17988,7 +18069,7 @@
         <w:spacing w:after="90" w:line="320"/>
         <w:ind w:left="640" w:hanging="300"/>
       </w:pPr>
-      <w:hyperlink w:history="1" r:id="rIdh0ng0qmtmqvjd4thrf_bq">
+      <w:hyperlink w:history="1" r:id="rIdp8lijjtg2la0wousecvvt">
         <w:r>
           <w:rPr>
             <w:rFonts w:ascii="Yu Gothic" w:cs="Yu Gothic" w:eastAsia="Yu Gothic" w:hAnsi="Yu Gothic"/>
@@ -18015,7 +18096,7 @@
         <w:spacing w:after="90" w:line="320"/>
         <w:ind w:left="640" w:hanging="300"/>
       </w:pPr>
-      <w:hyperlink w:history="1" r:id="rId-ytqukstsnst6mzdw9wfa">
+      <w:hyperlink w:history="1" r:id="rIdapcdchijlyriez-bphkdk">
         <w:r>
           <w:rPr>
             <w:rFonts w:ascii="Yu Gothic" w:cs="Yu Gothic" w:eastAsia="Yu Gothic" w:hAnsi="Yu Gothic"/>

--- a/docs/CW交信トレーニング_使い方説明書.docx
+++ b/docs/CW交信トレーニング_使い方説明書.docx
@@ -1020,14 +1020,189 @@
           <w:b/>
           <w:bCs/>
         </w:rPr>
-        <w:t xml:space="preserve">パソコンでの利用を前提にしています。</w:t>
-      </w:r>
-      <w:r>
-        <w:rPr>
-          <w:rFonts w:ascii="Yu Gothic" w:cs="Yu Gothic" w:eastAsia="Yu Gothic" w:hAnsi="Yu Gothic"/>
-        </w:rPr>
-        <w:t xml:space="preserve">画面の右側をパドル欄に固定して常に出しているため、横幅は 1000 ピクセル以上あると快適です。</w:t>
-      </w:r>
+        <w:t xml:space="preserve">パソコンでもスマートフォンでも使えます。</w:t>
+      </w:r>
+      <w:r>
+        <w:rPr>
+          <w:rFonts w:ascii="Yu Gothic" w:cs="Yu Gothic" w:eastAsia="Yu Gothic" w:hAnsi="Yu Gothic"/>
+        </w:rPr>
+        <w:t xml:space="preserve"> 画面の幅で並べ方が変わります。</w:t>
+      </w:r>
+    </w:p>
+    <w:tbl>
+      <w:tblPr>
+        <w:tblW w:type="dxa" w:w="9638"/>
+        <w:tblBorders>
+          <w:top w:val="single" w:color="BFBFBF" w:sz="4"/>
+          <w:left w:val="single" w:color="BFBFBF" w:sz="4"/>
+          <w:bottom w:val="single" w:color="BFBFBF" w:sz="4"/>
+          <w:right w:val="single" w:color="BFBFBF" w:sz="4"/>
+          <w:insideH w:val="single" w:color="BFBFBF" w:sz="2"/>
+          <w:insideV w:val="single" w:color="BFBFBF" w:sz="2"/>
+        </w:tblBorders>
+      </w:tblPr>
+      <w:tblGrid>
+        <w:gridCol w:w="2835"/>
+        <w:gridCol w:w="6803"/>
+      </w:tblGrid>
+      <w:tr>
+        <w:trPr>
+          <w:tblHeader/>
+        </w:trPr>
+        <w:tc>
+          <w:tcPr>
+            <w:tcW w:type="dxa" w:w="2835"/>
+            <w:shd w:fill="EDE7DA" w:val="clear"/>
+            <w:tcMar>
+              <w:top w:type="dxa" w:w="60"/>
+              <w:left w:type="dxa" w:w="110"/>
+              <w:bottom w:type="dxa" w:w="60"/>
+              <w:right w:type="dxa" w:w="110"/>
+            </w:tcMar>
+          </w:tcPr>
+          <w:p>
+            <w:pPr>
+              <w:spacing w:after="0" w:before="0"/>
+            </w:pPr>
+            <w:r>
+              <w:rPr>
+                <w:rFonts w:ascii="Yu Gothic" w:cs="Yu Gothic" w:eastAsia="Yu Gothic" w:hAnsi="Yu Gothic"/>
+                <w:b/>
+                <w:bCs/>
+              </w:rPr>
+              <w:t xml:space="preserve">画面の幅</w:t>
+            </w:r>
+          </w:p>
+        </w:tc>
+        <w:tc>
+          <w:tcPr>
+            <w:tcW w:type="dxa" w:w="6803"/>
+            <w:shd w:fill="EDE7DA" w:val="clear"/>
+            <w:tcMar>
+              <w:top w:type="dxa" w:w="60"/>
+              <w:left w:type="dxa" w:w="110"/>
+              <w:bottom w:type="dxa" w:w="60"/>
+              <w:right w:type="dxa" w:w="110"/>
+            </w:tcMar>
+          </w:tcPr>
+          <w:p>
+            <w:pPr>
+              <w:spacing w:after="0" w:before="0"/>
+            </w:pPr>
+            <w:r>
+              <w:rPr>
+                <w:rFonts w:ascii="Yu Gothic" w:cs="Yu Gothic" w:eastAsia="Yu Gothic" w:hAnsi="Yu Gothic"/>
+                <w:b/>
+                <w:bCs/>
+              </w:rPr>
+              <w:t xml:space="preserve">並べ方</w:t>
+            </w:r>
+          </w:p>
+        </w:tc>
+      </w:tr>
+      <w:tr>
+        <w:trPr>
+          <w:tblHeader w:val="false"/>
+        </w:trPr>
+        <w:tc>
+          <w:tcPr>
+            <w:tcW w:type="dxa" w:w="2835"/>
+            <w:tcMar>
+              <w:top w:type="dxa" w:w="60"/>
+              <w:left w:type="dxa" w:w="110"/>
+              <w:bottom w:type="dxa" w:w="60"/>
+              <w:right w:type="dxa" w:w="110"/>
+            </w:tcMar>
+          </w:tcPr>
+          <w:p>
+            <w:pPr>
+              <w:spacing w:after="0" w:before="0"/>
+            </w:pPr>
+            <w:r>
+              <w:rPr>
+                <w:rFonts w:ascii="Yu Gothic" w:cs="Yu Gothic" w:eastAsia="Yu Gothic" w:hAnsi="Yu Gothic"/>
+              </w:rPr>
+              <w:t xml:space="preserve">760 ピクセルより広い</w:t>
+            </w:r>
+          </w:p>
+        </w:tc>
+        <w:tc>
+          <w:tcPr>
+            <w:tcW w:type="dxa" w:w="6803"/>
+            <w:tcMar>
+              <w:top w:type="dxa" w:w="60"/>
+              <w:left w:type="dxa" w:w="110"/>
+              <w:bottom w:type="dxa" w:w="60"/>
+              <w:right w:type="dxa" w:w="110"/>
+            </w:tcMar>
+          </w:tcPr>
+          <w:p>
+            <w:pPr>
+              <w:spacing w:after="0" w:before="0"/>
+            </w:pPr>
+            <w:r>
+              <w:rPr>
+                <w:rFonts w:ascii="Yu Gothic" w:cs="Yu Gothic" w:eastAsia="Yu Gothic" w:hAnsi="Yu Gothic"/>
+              </w:rPr>
+              <w:t xml:space="preserve">左に本文、右にパドル欄を常置（パソコン・タブレット横向き）</w:t>
+            </w:r>
+          </w:p>
+        </w:tc>
+      </w:tr>
+      <w:tr>
+        <w:trPr>
+          <w:tblHeader w:val="false"/>
+        </w:trPr>
+        <w:tc>
+          <w:tcPr>
+            <w:tcW w:type="dxa" w:w="2835"/>
+            <w:tcMar>
+              <w:top w:type="dxa" w:w="60"/>
+              <w:left w:type="dxa" w:w="110"/>
+              <w:bottom w:type="dxa" w:w="60"/>
+              <w:right w:type="dxa" w:w="110"/>
+            </w:tcMar>
+          </w:tcPr>
+          <w:p>
+            <w:pPr>
+              <w:spacing w:after="0" w:before="0"/>
+            </w:pPr>
+            <w:r>
+              <w:rPr>
+                <w:rFonts w:ascii="Yu Gothic" w:cs="Yu Gothic" w:eastAsia="Yu Gothic" w:hAnsi="Yu Gothic"/>
+              </w:rPr>
+              <w:t xml:space="preserve">760 ピクセル以下</w:t>
+            </w:r>
+          </w:p>
+        </w:tc>
+        <w:tc>
+          <w:tcPr>
+            <w:tcW w:type="dxa" w:w="6803"/>
+            <w:tcMar>
+              <w:top w:type="dxa" w:w="60"/>
+              <w:left w:type="dxa" w:w="110"/>
+              <w:bottom w:type="dxa" w:w="60"/>
+              <w:right w:type="dxa" w:w="110"/>
+            </w:tcMar>
+          </w:tcPr>
+          <w:p>
+            <w:pPr>
+              <w:spacing w:after="0" w:before="0"/>
+            </w:pPr>
+            <w:r>
+              <w:rPr>
+                <w:rFonts w:ascii="Yu Gothic" w:cs="Yu Gothic" w:eastAsia="Yu Gothic" w:hAnsi="Yu Gothic"/>
+              </w:rPr>
+              <w:t xml:space="preserve">本文を 1 列にし、パドルは下から出す引き出しにする（スマートフォン）</w:t>
+            </w:r>
+          </w:p>
+        </w:tc>
+      </w:tr>
+    </w:tbl>
+    <w:p>
+      <w:pPr>
+        <w:spacing w:after="220"/>
+      </w:pPr>
     </w:p>
     <w:p>
       <w:pPr>
@@ -1037,7 +1212,168 @@
         <w:rPr>
           <w:rFonts w:ascii="Yu Gothic" w:cs="Yu Gothic" w:eastAsia="Yu Gothic" w:hAnsi="Yu Gothic"/>
         </w:rPr>
-        <w:t xml:space="preserve">スマートフォンやタブレットでも開けますが、表示の切り替えは持っていません。狭い画面では本文が窮屈になります。</w:t>
+        <w:t xml:space="preserve">パソコンでは横幅 1000 ピクセル以上あると、パドル欄と本文の両方に余裕が出ます。</w:t>
+      </w:r>
+    </w:p>
+    <w:p>
+      <w:pPr>
+        <w:pStyle w:val="Heading2"/>
+        <w:spacing w:after="150" w:before="340"/>
+      </w:pPr>
+      <w:r>
+        <w:rPr>
+          <w:rFonts w:ascii="Yu Gothic" w:cs="Yu Gothic" w:eastAsia="Yu Gothic" w:hAnsi="Yu Gothic"/>
+        </w:rPr>
+        <w:t xml:space="preserve">スマートフォンで使うとき</w:t>
+      </w:r>
+    </w:p>
+    <w:p>
+      <w:pPr>
+        <w:pStyle w:val="ListParagraph"/>
+        <w:numPr>
+          <w:ilvl w:val="0"/>
+          <w:numId w:val="1"/>
+        </w:numPr>
+        <w:spacing w:after="90" w:line="320"/>
+        <w:ind w:left="640" w:hanging="300"/>
+      </w:pPr>
+      <w:r>
+        <w:rPr>
+          <w:rFonts w:ascii="Yu Gothic" w:cs="Yu Gothic" w:eastAsia="Yu Gothic" w:hAnsi="Yu Gothic"/>
+        </w:rPr>
+        <w:t xml:space="preserve">パドルは画面右下の </w:t>
+      </w:r>
+      <w:r>
+        <w:rPr>
+          <w:rFonts w:ascii="Yu Gothic" w:cs="Yu Gothic" w:eastAsia="Yu Gothic" w:hAnsi="Yu Gothic"/>
+          <w:b/>
+          <w:bCs/>
+        </w:rPr>
+        <w:t xml:space="preserve">「・－ パドル」</w:t>
+      </w:r>
+      <w:r>
+        <w:rPr>
+          <w:rFonts w:ascii="Yu Gothic" w:cs="Yu Gothic" w:eastAsia="Yu Gothic" w:hAnsi="Yu Gothic"/>
+        </w:rPr>
+        <w:t xml:space="preserve"> を押すと下から出てきます。打面の左半分が短点、右半分が長点です。</w:t>
+      </w:r>
+      <w:r>
+        <w:rPr>
+          <w:rFonts w:ascii="Yu Gothic" w:cs="Yu Gothic" w:eastAsia="Yu Gothic" w:hAnsi="Yu Gothic"/>
+          <w:b/>
+          <w:bCs/>
+        </w:rPr>
+        <w:t xml:space="preserve">指でそのまま打てます</w:t>
+      </w:r>
+    </w:p>
+    <w:p>
+      <w:pPr>
+        <w:pStyle w:val="ListParagraph"/>
+        <w:numPr>
+          <w:ilvl w:val="0"/>
+          <w:numId w:val="1"/>
+        </w:numPr>
+        <w:spacing w:after="90" w:line="320"/>
+        <w:ind w:left="640" w:hanging="300"/>
+      </w:pPr>
+      <w:r>
+        <w:rPr>
+          <w:rFonts w:ascii="Yu Gothic" w:cs="Yu Gothic" w:eastAsia="Yu Gothic" w:hAnsi="Yu Gothic"/>
+        </w:rPr>
+        <w:t xml:space="preserve">パドル送信タブに移ったとき、実技で打鍵の番が来たときは、自動で開きます。そのとき「何を打つのか」が引き出しの上に来るよう、本文も一緒に寄せます</w:t>
+      </w:r>
+    </w:p>
+    <w:p>
+      <w:pPr>
+        <w:pStyle w:val="ListParagraph"/>
+        <w:numPr>
+          <w:ilvl w:val="0"/>
+          <w:numId w:val="1"/>
+        </w:numPr>
+        <w:spacing w:after="90" w:line="320"/>
+        <w:ind w:left="640" w:hanging="300"/>
+      </w:pPr>
+      <w:r>
+        <w:rPr>
+          <w:rFonts w:ascii="Yu Gothic" w:cs="Yu Gothic" w:eastAsia="Yu Gothic" w:hAnsi="Yu Gothic"/>
+        </w:rPr>
+        <w:t xml:space="preserve">引き出しは右上の </w:t>
+      </w:r>
+      <w:r>
+        <w:rPr>
+          <w:rFonts w:ascii="Yu Gothic" w:cs="Yu Gothic" w:eastAsia="Yu Gothic" w:hAnsi="Yu Gothic"/>
+          <w:b/>
+          <w:bCs/>
+        </w:rPr>
+        <w:t xml:space="preserve">✕</w:t>
+      </w:r>
+      <w:r>
+        <w:rPr>
+          <w:rFonts w:ascii="Yu Gothic" w:cs="Yu Gothic" w:eastAsia="Yu Gothic" w:hAnsi="Yu Gothic"/>
+        </w:rPr>
+        <w:t xml:space="preserve"> で畳めます</w:t>
+      </w:r>
+    </w:p>
+    <w:p>
+      <w:pPr>
+        <w:pStyle w:val="ListParagraph"/>
+        <w:numPr>
+          <w:ilvl w:val="0"/>
+          <w:numId w:val="1"/>
+        </w:numPr>
+        <w:spacing w:after="90" w:line="320"/>
+        <w:ind w:left="640" w:hanging="300"/>
+      </w:pPr>
+      <w:r>
+        <w:rPr>
+          <w:rFonts w:ascii="Yu Gothic" w:cs="Yu Gothic" w:eastAsia="Yu Gothic" w:hAnsi="Yu Gothic"/>
+        </w:rPr>
+        <w:t xml:space="preserve">一時停止と終了は、画面の狭さに合わせて記号だけのボタンになります（❙❙ と ■）。速度と音量は題名の下で横になぞって出します</w:t>
+      </w:r>
+    </w:p>
+    <w:p>
+      <w:pPr>
+        <w:spacing w:after="160" w:line="330"/>
+      </w:pPr>
+      <w:r>
+        <w:rPr>
+          <w:rFonts w:ascii="Yu Gothic" w:cs="Yu Gothic" w:eastAsia="Yu Gothic" w:hAnsi="Yu Gothic"/>
+          <w:b/>
+          <w:bCs/>
+        </w:rPr>
+        <w:t xml:space="preserve">イヤホンの利用をおすすめします。</w:t>
+      </w:r>
+      <w:r>
+        <w:rPr>
+          <w:rFonts w:ascii="Yu Gothic" w:cs="Yu Gothic" w:eastAsia="Yu Gothic" w:hAnsi="Yu Gothic"/>
+        </w:rPr>
+        <w:t xml:space="preserve"> また、iPhone では</w:t>
+      </w:r>
+      <w:r>
+        <w:rPr>
+          <w:rFonts w:ascii="Yu Gothic" w:cs="Yu Gothic" w:eastAsia="Yu Gothic" w:hAnsi="Yu Gothic"/>
+          <w:b/>
+          <w:bCs/>
+        </w:rPr>
+        <w:t xml:space="preserve">本体側面のサイレントスイッチが入っていると音が出ません</w:t>
+      </w:r>
+      <w:r>
+        <w:rPr>
+          <w:rFonts w:ascii="Yu Gothic" w:cs="Yu Gothic" w:eastAsia="Yu Gothic" w:hAnsi="Yu Gothic"/>
+        </w:rPr>
+        <w:t xml:space="preserve">。音が鳴らないときはまずここを確認してください（</w:t>
+      </w:r>
+      <w:r>
+        <w:rPr>
+          <w:rFonts w:ascii="Yu Gothic" w:cs="Yu Gothic" w:eastAsia="Yu Gothic" w:hAnsi="Yu Gothic"/>
+        </w:rPr>
+        <w:t xml:space="preserve">14. 困ったとき</w:t>
+      </w:r>
+      <w:r>
+        <w:rPr>
+          <w:rFonts w:ascii="Yu Gothic" w:cs="Yu Gothic" w:eastAsia="Yu Gothic" w:hAnsi="Yu Gothic"/>
+        </w:rPr>
+        <w:t xml:space="preserve">も参照）。</w:t>
       </w:r>
     </w:p>
     <w:p>
@@ -3308,7 +3644,7 @@
         <w:rPr>
           <w:rFonts w:ascii="Yu Gothic" w:cs="Yu Gothic" w:eastAsia="Yu Gothic" w:hAnsi="Yu Gothic"/>
         </w:rPr>
-        <w:t xml:space="preserve">たたむ操作はありません。常に出ている前提の配置です。ヘッダーとタブは常に見えたままで、本文とパドル欄がそれぞれ内側でスクロールします。なお、この画面はパソコンでの利用を前提にしています。</w:t>
+        <w:t xml:space="preserve">たたむ操作はありません。常に出ている前提の配置です。ヘッダーとタブは常に見えたままで、本文とパドル欄がそれぞれ内側でスクロールします。画面が狭いときは 1 列になり、パドルは下から出す引き出しに変わります。</w:t>
       </w:r>
     </w:p>
     <w:p>
@@ -17377,80 +17713,16 @@
       <w:r>
         <w:rPr>
           <w:rFonts w:ascii="Yu Gothic" w:cs="Yu Gothic" w:eastAsia="Yu Gothic" w:hAnsi="Yu Gothic"/>
-        </w:rPr>
-        <w:t xml:space="preserve">「■ 停止」を押した直後は再生が止まっています。もう一度再生してください</w:t>
-      </w:r>
-    </w:p>
-    <w:p>
-      <w:pPr>
-        <w:pStyle w:val="Heading2"/>
-        <w:spacing w:after="150" w:before="340"/>
-      </w:pPr>
-      <w:r>
-        <w:rPr>
-          <w:rFonts w:ascii="Yu Gothic" w:cs="Yu Gothic" w:eastAsia="Yu Gothic" w:hAnsi="Yu Gothic"/>
-        </w:rPr>
-        <w:t xml:space="preserve">速すぎて全く取れない</w:t>
-      </w:r>
-    </w:p>
-    <w:p>
-      <w:pPr>
-        <w:spacing w:after="160" w:line="330"/>
-      </w:pPr>
-      <w:r>
-        <w:rPr>
-          <w:rFonts w:ascii="Yu Gothic" w:cs="Yu Gothic" w:eastAsia="Yu Gothic" w:hAnsi="Yu Gothic"/>
-        </w:rPr>
-        <w:t xml:space="preserve">画面上部の</w:t>
-      </w:r>
-      <w:r>
-        <w:rPr>
-          <w:rFonts w:ascii="Yu Gothic" w:cs="Yu Gothic" w:eastAsia="Yu Gothic" w:hAnsi="Yu Gothic"/>
           <w:b/>
           <w:bCs/>
         </w:rPr>
-        <w:t xml:space="preserve">実効速度</w:t>
-      </w:r>
-      <w:r>
-        <w:rPr>
-          <w:rFonts w:ascii="Yu Gothic" w:cs="Yu Gothic" w:eastAsia="Yu Gothic" w:hAnsi="Yu Gothic"/>
-        </w:rPr>
-        <w:t xml:space="preserve">を下げてください。文字速度は下げないでください（理由は</w:t>
-      </w:r>
-      <w:r>
-        <w:rPr>
-          <w:rFonts w:ascii="Yu Gothic" w:cs="Yu Gothic" w:eastAsia="Yu Gothic" w:hAnsi="Yu Gothic"/>
-        </w:rPr>
-        <w:t xml:space="preserve">12. 速度の考え方</w:t>
-      </w:r>
-      <w:r>
-        <w:rPr>
-          <w:rFonts w:ascii="Yu Gothic" w:cs="Yu Gothic" w:eastAsia="Yu Gothic" w:hAnsi="Yu Gothic"/>
-        </w:rPr>
-        <w:t xml:space="preserve">）。</w:t>
-      </w:r>
-    </w:p>
-    <w:p>
-      <w:pPr>
-        <w:spacing w:after="160" w:line="330"/>
-      </w:pPr>
-      <w:r>
-        <w:rPr>
-          <w:rFonts w:ascii="Yu Gothic" w:cs="Yu Gothic" w:eastAsia="Yu Gothic" w:hAnsi="Yu Gothic"/>
-        </w:rPr>
-        <w:t xml:space="preserve">聞き取りドリルなら、レベルを下げて文字数を減らすのも有効です。</w:t>
-      </w:r>
-    </w:p>
-    <w:p>
-      <w:pPr>
-        <w:pStyle w:val="Heading2"/>
-        <w:spacing w:after="150" w:before="340"/>
-      </w:pPr>
-      <w:r>
-        <w:rPr>
-          <w:rFonts w:ascii="Yu Gothic" w:cs="Yu Gothic" w:eastAsia="Yu Gothic" w:hAnsi="Yu Gothic"/>
-        </w:rPr>
-        <w:t xml:space="preserve">パドル（マウス）が反応しない</w:t>
+        <w:t xml:space="preserve">iPhone / iPad は本体側面のサイレントスイッチを確認してください。</w:t>
+      </w:r>
+      <w:r>
+        <w:rPr>
+          <w:rFonts w:ascii="Yu Gothic" w:cs="Yu Gothic" w:eastAsia="Yu Gothic" w:hAnsi="Yu Gothic"/>
+        </w:rPr>
+        <w:t xml:space="preserve">これが入っていると、音量を上げてもブラウザの音は鳴りません。スマートフォンで音が出ないときは、まずここが原因です</w:t>
       </w:r>
     </w:p>
     <w:p>
@@ -17467,7 +17739,79 @@
         <w:rPr>
           <w:rFonts w:ascii="Yu Gothic" w:cs="Yu Gothic" w:eastAsia="Yu Gothic" w:hAnsi="Yu Gothic"/>
         </w:rPr>
-        <w:t xml:space="preserve">画面右のパドル欄の中をクリックしてください。ここが唯一の打面です</w:t>
+        <w:t xml:space="preserve">「■ 停止」を押した直後は再生が止まっています。もう一度再生してください</w:t>
+      </w:r>
+    </w:p>
+    <w:p>
+      <w:pPr>
+        <w:pStyle w:val="Heading2"/>
+        <w:spacing w:after="150" w:before="340"/>
+      </w:pPr>
+      <w:r>
+        <w:rPr>
+          <w:rFonts w:ascii="Yu Gothic" w:cs="Yu Gothic" w:eastAsia="Yu Gothic" w:hAnsi="Yu Gothic"/>
+        </w:rPr>
+        <w:t xml:space="preserve">速すぎて全く取れない</w:t>
+      </w:r>
+    </w:p>
+    <w:p>
+      <w:pPr>
+        <w:spacing w:after="160" w:line="330"/>
+      </w:pPr>
+      <w:r>
+        <w:rPr>
+          <w:rFonts w:ascii="Yu Gothic" w:cs="Yu Gothic" w:eastAsia="Yu Gothic" w:hAnsi="Yu Gothic"/>
+        </w:rPr>
+        <w:t xml:space="preserve">画面上部の</w:t>
+      </w:r>
+      <w:r>
+        <w:rPr>
+          <w:rFonts w:ascii="Yu Gothic" w:cs="Yu Gothic" w:eastAsia="Yu Gothic" w:hAnsi="Yu Gothic"/>
+          <w:b/>
+          <w:bCs/>
+        </w:rPr>
+        <w:t xml:space="preserve">実効速度</w:t>
+      </w:r>
+      <w:r>
+        <w:rPr>
+          <w:rFonts w:ascii="Yu Gothic" w:cs="Yu Gothic" w:eastAsia="Yu Gothic" w:hAnsi="Yu Gothic"/>
+        </w:rPr>
+        <w:t xml:space="preserve">を下げてください。文字速度は下げないでください（理由は</w:t>
+      </w:r>
+      <w:r>
+        <w:rPr>
+          <w:rFonts w:ascii="Yu Gothic" w:cs="Yu Gothic" w:eastAsia="Yu Gothic" w:hAnsi="Yu Gothic"/>
+        </w:rPr>
+        <w:t xml:space="preserve">12. 速度の考え方</w:t>
+      </w:r>
+      <w:r>
+        <w:rPr>
+          <w:rFonts w:ascii="Yu Gothic" w:cs="Yu Gothic" w:eastAsia="Yu Gothic" w:hAnsi="Yu Gothic"/>
+        </w:rPr>
+        <w:t xml:space="preserve">）。</w:t>
+      </w:r>
+    </w:p>
+    <w:p>
+      <w:pPr>
+        <w:spacing w:after="160" w:line="330"/>
+      </w:pPr>
+      <w:r>
+        <w:rPr>
+          <w:rFonts w:ascii="Yu Gothic" w:cs="Yu Gothic" w:eastAsia="Yu Gothic" w:hAnsi="Yu Gothic"/>
+        </w:rPr>
+        <w:t xml:space="preserve">聞き取りドリルなら、レベルを下げて文字数を減らすのも有効です。</w:t>
+      </w:r>
+    </w:p>
+    <w:p>
+      <w:pPr>
+        <w:pStyle w:val="Heading2"/>
+        <w:spacing w:after="150" w:before="340"/>
+      </w:pPr>
+      <w:r>
+        <w:rPr>
+          <w:rFonts w:ascii="Yu Gothic" w:cs="Yu Gothic" w:eastAsia="Yu Gothic" w:hAnsi="Yu Gothic"/>
+        </w:rPr>
+        <w:t xml:space="preserve">パドル（マウス）が反応しない</w:t>
       </w:r>
     </w:p>
     <w:p>
@@ -17484,7 +17828,7 @@
         <w:rPr>
           <w:rFonts w:ascii="Yu Gothic" w:cs="Yu Gothic" w:eastAsia="Yu Gothic" w:hAnsi="Yu Gothic"/>
         </w:rPr>
-        <w:t xml:space="preserve">欄の外でも打ちたい場合は、「パドル送信」タブの「画面全体でパドル入力を受け付ける」をオンにします</w:t>
+        <w:t xml:space="preserve">画面右のパドル欄の中をクリックしてください。ここが唯一の打面です</w:t>
       </w:r>
     </w:p>
     <w:p>
@@ -17501,33 +17845,7 @@
         <w:rPr>
           <w:rFonts w:ascii="Yu Gothic" w:cs="Yu Gothic" w:eastAsia="Yu Gothic" w:hAnsi="Yu Gothic"/>
         </w:rPr>
-        <w:t xml:space="preserve">キーボードの </w:t>
-      </w:r>
-      <w:r>
-        <w:rPr>
-          <w:rFonts w:ascii="Consolas" w:cs="Consolas" w:eastAsia="Consolas" w:hAnsi="Consolas"/>
-          <w:shd w:fill="F2F2F2" w:val="clear"/>
-        </w:rPr>
-        <w:t xml:space="preserve">Z</w:t>
-      </w:r>
-      <w:r>
-        <w:rPr>
-          <w:rFonts w:ascii="Yu Gothic" w:cs="Yu Gothic" w:eastAsia="Yu Gothic" w:hAnsi="Yu Gothic"/>
-        </w:rPr>
-        <w:t xml:space="preserve"> / </w:t>
-      </w:r>
-      <w:r>
-        <w:rPr>
-          <w:rFonts w:ascii="Consolas" w:cs="Consolas" w:eastAsia="Consolas" w:hAnsi="Consolas"/>
-          <w:shd w:fill="F2F2F2" w:val="clear"/>
-        </w:rPr>
-        <w:t xml:space="preserve">X</w:t>
-      </w:r>
-      <w:r>
-        <w:rPr>
-          <w:rFonts w:ascii="Yu Gothic" w:cs="Yu Gothic" w:eastAsia="Yu Gothic" w:hAnsi="Yu Gothic"/>
-        </w:rPr>
-        <w:t xml:space="preserve"> は、入力欄やボタンに焦点があると効きません。パドル欄をクリックしてから押してください</w:t>
+        <w:t xml:space="preserve">欄の外でも打ちたい場合は、「パドル送信」タブの「画面全体でパドル入力を受け付ける」をオンにします</w:t>
       </w:r>
     </w:p>
     <w:p>
@@ -17544,103 +17862,33 @@
         <w:rPr>
           <w:rFonts w:ascii="Yu Gothic" w:cs="Yu Gothic" w:eastAsia="Yu Gothic" w:hAnsi="Yu Gothic"/>
         </w:rPr>
-        <w:t xml:space="preserve">短点と長点が逆なら、「利き手」の設定を確認してください</w:t>
-      </w:r>
-    </w:p>
-    <w:p>
-      <w:pPr>
-        <w:pStyle w:val="Heading2"/>
-        <w:spacing w:after="150" w:before="340"/>
-      </w:pPr>
-      <w:r>
-        <w:rPr>
-          <w:rFonts w:ascii="Yu Gothic" w:cs="Yu Gothic" w:eastAsia="Yu Gothic" w:hAnsi="Yu Gothic"/>
-        </w:rPr>
-        <w:t xml:space="preserve">右クリックでメニューが出てしまう</w:t>
-      </w:r>
-    </w:p>
-    <w:p>
-      <w:pPr>
-        <w:spacing w:after="160" w:line="330"/>
-      </w:pPr>
-      <w:r>
-        <w:rPr>
-          <w:rFonts w:ascii="Yu Gothic" w:cs="Yu Gothic" w:eastAsia="Yu Gothic" w:hAnsi="Yu Gothic"/>
-        </w:rPr>
-        <w:t xml:space="preserve">パドル欄の上では右クリックメニューを抑止しています。欄の外で右クリックした場合は通常どおりメニューが出ます。「画面全体でパドル入力を受け付ける」をオンにすると、画面全体で抑止されます。</w:t>
-      </w:r>
-    </w:p>
-    <w:p>
-      <w:pPr>
-        <w:pStyle w:val="Heading2"/>
-        <w:spacing w:after="150" w:before="340"/>
-      </w:pPr>
-      <w:r>
-        <w:rPr>
-          <w:rFonts w:ascii="Yu Gothic" w:cs="Yu Gothic" w:eastAsia="Yu Gothic" w:hAnsi="Yu Gothic"/>
-        </w:rPr>
-        <w:t xml:space="preserve">送信速度を変えても打鍵の速さが変わらない</w:t>
-      </w:r>
-    </w:p>
-    <w:p>
-      <w:pPr>
-        <w:spacing w:after="160" w:line="330"/>
-      </w:pPr>
-      <w:r>
-        <w:rPr>
-          <w:rFonts w:ascii="Yu Gothic" w:cs="Yu Gothic" w:eastAsia="Yu Gothic" w:hAnsi="Yu Gothic"/>
-        </w:rPr>
-        <w:t xml:space="preserve">キーヤーモードが</w:t>
-      </w:r>
-      <w:r>
-        <w:rPr>
-          <w:rFonts w:ascii="Yu Gothic" w:cs="Yu Gothic" w:eastAsia="Yu Gothic" w:hAnsi="Yu Gothic"/>
-          <w:b/>
-          <w:bCs/>
-        </w:rPr>
-        <w:t xml:space="preserve">縦振り電鍵</w:t>
-      </w:r>
-      <w:r>
-        <w:rPr>
-          <w:rFonts w:ascii="Yu Gothic" w:cs="Yu Gothic" w:eastAsia="Yu Gothic" w:hAnsi="Yu Gothic"/>
-        </w:rPr>
-        <w:t xml:space="preserve">になっていないか確認してください。縦振りモードでは符号の長さは押した時間そのもので決まるため、送信速度の設定は音に反映されません（短点・長点の判定しきい値にだけ使われます）。アイアンビック A / B またはウルティマチックに切り替えると反映されます。チュートリアル中は、この状態になると注意と「戻す」ボタンが表示されます。</w:t>
-      </w:r>
-    </w:p>
-    <w:p>
-      <w:pPr>
-        <w:pStyle w:val="Heading2"/>
-        <w:spacing w:after="150" w:before="340"/>
-      </w:pPr>
-      <w:r>
-        <w:rPr>
-          <w:rFonts w:ascii="Yu Gothic" w:cs="Yu Gothic" w:eastAsia="Yu Gothic" w:hAnsi="Yu Gothic"/>
-        </w:rPr>
-        <w:t xml:space="preserve">打った符号が </w:t>
+        <w:t xml:space="preserve">キーボードの </w:t>
       </w:r>
       <w:r>
         <w:rPr>
           <w:rFonts w:ascii="Consolas" w:cs="Consolas" w:eastAsia="Consolas" w:hAnsi="Consolas"/>
           <w:shd w:fill="F2F2F2" w:val="clear"/>
         </w:rPr>
-        <w:t xml:space="preserve">＊</w:t>
-      </w:r>
-      <w:r>
-        <w:rPr>
-          <w:rFonts w:ascii="Yu Gothic" w:cs="Yu Gothic" w:eastAsia="Yu Gothic" w:hAnsi="Yu Gothic"/>
-        </w:rPr>
-        <w:t xml:space="preserve"> になる</w:t>
-      </w:r>
-    </w:p>
-    <w:p>
-      <w:pPr>
-        <w:spacing w:after="160" w:line="330"/>
-      </w:pPr>
-      <w:r>
-        <w:rPr>
-          <w:rFonts w:ascii="Yu Gothic" w:cs="Yu Gothic" w:eastAsia="Yu Gothic" w:hAnsi="Yu Gothic"/>
-        </w:rPr>
-        <w:t xml:space="preserve">その符号に対応する文字が無い、という意味です。多くは次の原因です。</w:t>
+        <w:t xml:space="preserve">Z</w:t>
+      </w:r>
+      <w:r>
+        <w:rPr>
+          <w:rFonts w:ascii="Yu Gothic" w:cs="Yu Gothic" w:eastAsia="Yu Gothic" w:hAnsi="Yu Gothic"/>
+        </w:rPr>
+        <w:t xml:space="preserve"> / </w:t>
+      </w:r>
+      <w:r>
+        <w:rPr>
+          <w:rFonts w:ascii="Consolas" w:cs="Consolas" w:eastAsia="Consolas" w:hAnsi="Consolas"/>
+          <w:shd w:fill="F2F2F2" w:val="clear"/>
+        </w:rPr>
+        <w:t xml:space="preserve">X</w:t>
+      </w:r>
+      <w:r>
+        <w:rPr>
+          <w:rFonts w:ascii="Yu Gothic" w:cs="Yu Gothic" w:eastAsia="Yu Gothic" w:hAnsi="Yu Gothic"/>
+        </w:rPr>
+        <w:t xml:space="preserve"> は、入力欄やボタンに焦点があると効きません。パドル欄をクリックしてから押してください</w:t>
       </w:r>
     </w:p>
     <w:p>
@@ -17657,7 +17905,103 @@
         <w:rPr>
           <w:rFonts w:ascii="Yu Gothic" w:cs="Yu Gothic" w:eastAsia="Yu Gothic" w:hAnsi="Yu Gothic"/>
         </w:rPr>
-        <w:t xml:space="preserve">要素を打ちすぎている（短点を押しっぱなしにして 6 個以上出ているなど）</w:t>
+        <w:t xml:space="preserve">短点と長点が逆なら、「利き手」の設定を確認してください</w:t>
+      </w:r>
+    </w:p>
+    <w:p>
+      <w:pPr>
+        <w:pStyle w:val="Heading2"/>
+        <w:spacing w:after="150" w:before="340"/>
+      </w:pPr>
+      <w:r>
+        <w:rPr>
+          <w:rFonts w:ascii="Yu Gothic" w:cs="Yu Gothic" w:eastAsia="Yu Gothic" w:hAnsi="Yu Gothic"/>
+        </w:rPr>
+        <w:t xml:space="preserve">右クリックでメニューが出てしまう</w:t>
+      </w:r>
+    </w:p>
+    <w:p>
+      <w:pPr>
+        <w:spacing w:after="160" w:line="330"/>
+      </w:pPr>
+      <w:r>
+        <w:rPr>
+          <w:rFonts w:ascii="Yu Gothic" w:cs="Yu Gothic" w:eastAsia="Yu Gothic" w:hAnsi="Yu Gothic"/>
+        </w:rPr>
+        <w:t xml:space="preserve">パドル欄の上では右クリックメニューを抑止しています。欄の外で右クリックした場合は通常どおりメニューが出ます。「画面全体でパドル入力を受け付ける」をオンにすると、画面全体で抑止されます。</w:t>
+      </w:r>
+    </w:p>
+    <w:p>
+      <w:pPr>
+        <w:pStyle w:val="Heading2"/>
+        <w:spacing w:after="150" w:before="340"/>
+      </w:pPr>
+      <w:r>
+        <w:rPr>
+          <w:rFonts w:ascii="Yu Gothic" w:cs="Yu Gothic" w:eastAsia="Yu Gothic" w:hAnsi="Yu Gothic"/>
+        </w:rPr>
+        <w:t xml:space="preserve">送信速度を変えても打鍵の速さが変わらない</w:t>
+      </w:r>
+    </w:p>
+    <w:p>
+      <w:pPr>
+        <w:spacing w:after="160" w:line="330"/>
+      </w:pPr>
+      <w:r>
+        <w:rPr>
+          <w:rFonts w:ascii="Yu Gothic" w:cs="Yu Gothic" w:eastAsia="Yu Gothic" w:hAnsi="Yu Gothic"/>
+        </w:rPr>
+        <w:t xml:space="preserve">キーヤーモードが</w:t>
+      </w:r>
+      <w:r>
+        <w:rPr>
+          <w:rFonts w:ascii="Yu Gothic" w:cs="Yu Gothic" w:eastAsia="Yu Gothic" w:hAnsi="Yu Gothic"/>
+          <w:b/>
+          <w:bCs/>
+        </w:rPr>
+        <w:t xml:space="preserve">縦振り電鍵</w:t>
+      </w:r>
+      <w:r>
+        <w:rPr>
+          <w:rFonts w:ascii="Yu Gothic" w:cs="Yu Gothic" w:eastAsia="Yu Gothic" w:hAnsi="Yu Gothic"/>
+        </w:rPr>
+        <w:t xml:space="preserve">になっていないか確認してください。縦振りモードでは符号の長さは押した時間そのもので決まるため、送信速度の設定は音に反映されません（短点・長点の判定しきい値にだけ使われます）。アイアンビック A / B またはウルティマチックに切り替えると反映されます。チュートリアル中は、この状態になると注意と「戻す」ボタンが表示されます。</w:t>
+      </w:r>
+    </w:p>
+    <w:p>
+      <w:pPr>
+        <w:pStyle w:val="Heading2"/>
+        <w:spacing w:after="150" w:before="340"/>
+      </w:pPr>
+      <w:r>
+        <w:rPr>
+          <w:rFonts w:ascii="Yu Gothic" w:cs="Yu Gothic" w:eastAsia="Yu Gothic" w:hAnsi="Yu Gothic"/>
+        </w:rPr>
+        <w:t xml:space="preserve">打った符号が </w:t>
+      </w:r>
+      <w:r>
+        <w:rPr>
+          <w:rFonts w:ascii="Consolas" w:cs="Consolas" w:eastAsia="Consolas" w:hAnsi="Consolas"/>
+          <w:shd w:fill="F2F2F2" w:val="clear"/>
+        </w:rPr>
+        <w:t xml:space="preserve">＊</w:t>
+      </w:r>
+      <w:r>
+        <w:rPr>
+          <w:rFonts w:ascii="Yu Gothic" w:cs="Yu Gothic" w:eastAsia="Yu Gothic" w:hAnsi="Yu Gothic"/>
+        </w:rPr>
+        <w:t xml:space="preserve"> になる</w:t>
+      </w:r>
+    </w:p>
+    <w:p>
+      <w:pPr>
+        <w:spacing w:after="160" w:line="330"/>
+      </w:pPr>
+      <w:r>
+        <w:rPr>
+          <w:rFonts w:ascii="Yu Gothic" w:cs="Yu Gothic" w:eastAsia="Yu Gothic" w:hAnsi="Yu Gothic"/>
+        </w:rPr>
+        <w:t xml:space="preserve">その符号に対応する文字が無い、という意味です。多くは次の原因です。</w:t>
       </w:r>
     </w:p>
     <w:p>
@@ -17674,7 +18018,7 @@
         <w:rPr>
           <w:rFonts w:ascii="Yu Gothic" w:cs="Yu Gothic" w:eastAsia="Yu Gothic" w:hAnsi="Yu Gothic"/>
         </w:rPr>
-        <w:t xml:space="preserve">文字の途中で間が空きすぎ、2 文字に分割された</w:t>
+        <w:t xml:space="preserve">要素を打ちすぎている（短点を押しっぱなしにして 6 個以上出ているなど）</w:t>
       </w:r>
     </w:p>
     <w:p>
@@ -17691,30 +18035,7 @@
         <w:rPr>
           <w:rFonts w:ascii="Yu Gothic" w:cs="Yu Gothic" w:eastAsia="Yu Gothic" w:hAnsi="Yu Gothic"/>
         </w:rPr>
-        <w:t xml:space="preserve">文字と文字の間が短すぎ、1 文字につながった</w:t>
-      </w:r>
-    </w:p>
-    <w:p>
-      <w:pPr>
-        <w:spacing w:after="160" w:line="330"/>
-      </w:pPr>
-      <w:r>
-        <w:rPr>
-          <w:rFonts w:ascii="Yu Gothic" w:cs="Yu Gothic" w:eastAsia="Yu Gothic" w:hAnsi="Yu Gothic"/>
-        </w:rPr>
-        <w:t xml:space="preserve">文字の間は短点 3 個分ほど止めるのが目安です。</w:t>
-      </w:r>
-    </w:p>
-    <w:p>
-      <w:pPr>
-        <w:pStyle w:val="Heading2"/>
-        <w:spacing w:after="150" w:before="340"/>
-      </w:pPr>
-      <w:r>
-        <w:rPr>
-          <w:rFonts w:ascii="Yu Gothic" w:cs="Yu Gothic" w:eastAsia="Yu Gothic" w:hAnsi="Yu Gothic"/>
-        </w:rPr>
-        <w:t xml:space="preserve">コンテストで誰も応答してくれない</w:t>
+        <w:t xml:space="preserve">文字の途中で間が空きすぎ、2 文字に分割された</w:t>
       </w:r>
     </w:p>
     <w:p>
@@ -17731,33 +18052,30 @@
         <w:rPr>
           <w:rFonts w:ascii="Yu Gothic" w:cs="Yu Gothic" w:eastAsia="Yu Gothic" w:hAnsi="Yu Gothic"/>
         </w:rPr>
-        <w:t xml:space="preserve">打ち込んだコールサインが、呼んでいる局のどれとも近くない可能性があります。</w:t>
-      </w:r>
-      <w:r>
-        <w:rPr>
-          <w:rFonts w:ascii="Consolas" w:cs="Consolas" w:eastAsia="Consolas" w:hAnsi="Consolas"/>
-          <w:shd w:fill="F2F2F2" w:val="clear"/>
-        </w:rPr>
-        <w:t xml:space="preserve">F7</w:t>
-      </w:r>
-      <w:r>
-        <w:rPr>
-          <w:rFonts w:ascii="Yu Gothic" w:cs="Yu Gothic" w:eastAsia="Yu Gothic" w:hAnsi="Yu Gothic"/>
-        </w:rPr>
-        <w:t xml:space="preserve">（</w:t>
-      </w:r>
-      <w:r>
-        <w:rPr>
-          <w:rFonts w:ascii="Consolas" w:cs="Consolas" w:eastAsia="Consolas" w:hAnsi="Consolas"/>
-          <w:shd w:fill="F2F2F2" w:val="clear"/>
-        </w:rPr>
-        <w:t xml:space="preserve">?</w:t>
-      </w:r>
-      <w:r>
-        <w:rPr>
-          <w:rFonts w:ascii="Yu Gothic" w:cs="Yu Gothic" w:eastAsia="Yu Gothic" w:hAnsi="Yu Gothic"/>
-        </w:rPr>
-        <w:t xml:space="preserve">）を送ると、呼んでいた局がもう一度名乗ります</w:t>
+        <w:t xml:space="preserve">文字と文字の間が短すぎ、1 文字につながった</w:t>
+      </w:r>
+    </w:p>
+    <w:p>
+      <w:pPr>
+        <w:spacing w:after="160" w:line="330"/>
+      </w:pPr>
+      <w:r>
+        <w:rPr>
+          <w:rFonts w:ascii="Yu Gothic" w:cs="Yu Gothic" w:eastAsia="Yu Gothic" w:hAnsi="Yu Gothic"/>
+        </w:rPr>
+        <w:t xml:space="preserve">文字の間は短点 3 個分ほど止めるのが目安です。</w:t>
+      </w:r>
+    </w:p>
+    <w:p>
+      <w:pPr>
+        <w:pStyle w:val="Heading2"/>
+        <w:spacing w:after="150" w:before="340"/>
+      </w:pPr>
+      <w:r>
+        <w:rPr>
+          <w:rFonts w:ascii="Yu Gothic" w:cs="Yu Gothic" w:eastAsia="Yu Gothic" w:hAnsi="Yu Gothic"/>
+        </w:rPr>
+        <w:t xml:space="preserve">コンテストで誰も応答してくれない</w:t>
       </w:r>
     </w:p>
     <w:p>
@@ -17774,43 +18092,33 @@
         <w:rPr>
           <w:rFonts w:ascii="Yu Gothic" w:cs="Yu Gothic" w:eastAsia="Yu Gothic" w:hAnsi="Yu Gothic"/>
         </w:rPr>
-        <w:t xml:space="preserve">待たせすぎた局は諦めて去ります。</w:t>
+        <w:t xml:space="preserve">打ち込んだコールサインが、呼んでいる局のどれとも近くない可能性があります。</w:t>
       </w:r>
       <w:r>
         <w:rPr>
           <w:rFonts w:ascii="Consolas" w:cs="Consolas" w:eastAsia="Consolas" w:hAnsi="Consolas"/>
           <w:shd w:fill="F2F2F2" w:val="clear"/>
         </w:rPr>
-        <w:t xml:space="preserve">F1</w:t>
-      </w:r>
-      <w:r>
-        <w:rPr>
-          <w:rFonts w:ascii="Yu Gothic" w:cs="Yu Gothic" w:eastAsia="Yu Gothic" w:hAnsi="Yu Gothic"/>
-        </w:rPr>
-        <w:t xml:space="preserve"> で CQ を出し直してください</w:t>
-      </w:r>
-    </w:p>
-    <w:p>
-      <w:pPr>
-        <w:pStyle w:val="Heading2"/>
-        <w:spacing w:after="150" w:before="340"/>
-      </w:pPr>
-      <w:r>
-        <w:rPr>
-          <w:rFonts w:ascii="Yu Gothic" w:cs="Yu Gothic" w:eastAsia="Yu Gothic" w:hAnsi="Yu Gothic"/>
-        </w:rPr>
-        <w:t xml:space="preserve">設定や記録が消えた</w:t>
-      </w:r>
-    </w:p>
-    <w:p>
-      <w:pPr>
-        <w:spacing w:after="160" w:line="330"/>
-      </w:pPr>
-      <w:r>
-        <w:rPr>
-          <w:rFonts w:ascii="Yu Gothic" w:cs="Yu Gothic" w:eastAsia="Yu Gothic" w:hAnsi="Yu Gothic"/>
-        </w:rPr>
-        <w:t xml:space="preserve">設定と記録はブラウザの localStorage に保存されています。次の場合は消えます。</w:t>
+        <w:t xml:space="preserve">F7</w:t>
+      </w:r>
+      <w:r>
+        <w:rPr>
+          <w:rFonts w:ascii="Yu Gothic" w:cs="Yu Gothic" w:eastAsia="Yu Gothic" w:hAnsi="Yu Gothic"/>
+        </w:rPr>
+        <w:t xml:space="preserve">（</w:t>
+      </w:r>
+      <w:r>
+        <w:rPr>
+          <w:rFonts w:ascii="Consolas" w:cs="Consolas" w:eastAsia="Consolas" w:hAnsi="Consolas"/>
+          <w:shd w:fill="F2F2F2" w:val="clear"/>
+        </w:rPr>
+        <w:t xml:space="preserve">?</w:t>
+      </w:r>
+      <w:r>
+        <w:rPr>
+          <w:rFonts w:ascii="Yu Gothic" w:cs="Yu Gothic" w:eastAsia="Yu Gothic" w:hAnsi="Yu Gothic"/>
+        </w:rPr>
+        <w:t xml:space="preserve">）を送ると、呼んでいた局がもう一度名乗ります</w:t>
       </w:r>
     </w:p>
     <w:p>
@@ -17827,7 +18135,43 @@
         <w:rPr>
           <w:rFonts w:ascii="Yu Gothic" w:cs="Yu Gothic" w:eastAsia="Yu Gothic" w:hAnsi="Yu Gothic"/>
         </w:rPr>
-        <w:t xml:space="preserve">ブラウザの閲覧データ（サイトデータ・Cookie）を削除した</w:t>
+        <w:t xml:space="preserve">待たせすぎた局は諦めて去ります。</w:t>
+      </w:r>
+      <w:r>
+        <w:rPr>
+          <w:rFonts w:ascii="Consolas" w:cs="Consolas" w:eastAsia="Consolas" w:hAnsi="Consolas"/>
+          <w:shd w:fill="F2F2F2" w:val="clear"/>
+        </w:rPr>
+        <w:t xml:space="preserve">F1</w:t>
+      </w:r>
+      <w:r>
+        <w:rPr>
+          <w:rFonts w:ascii="Yu Gothic" w:cs="Yu Gothic" w:eastAsia="Yu Gothic" w:hAnsi="Yu Gothic"/>
+        </w:rPr>
+        <w:t xml:space="preserve"> で CQ を出し直してください</w:t>
+      </w:r>
+    </w:p>
+    <w:p>
+      <w:pPr>
+        <w:pStyle w:val="Heading2"/>
+        <w:spacing w:after="150" w:before="340"/>
+      </w:pPr>
+      <w:r>
+        <w:rPr>
+          <w:rFonts w:ascii="Yu Gothic" w:cs="Yu Gothic" w:eastAsia="Yu Gothic" w:hAnsi="Yu Gothic"/>
+        </w:rPr>
+        <w:t xml:space="preserve">設定や記録が消えた</w:t>
+      </w:r>
+    </w:p>
+    <w:p>
+      <w:pPr>
+        <w:spacing w:after="160" w:line="330"/>
+      </w:pPr>
+      <w:r>
+        <w:rPr>
+          <w:rFonts w:ascii="Yu Gothic" w:cs="Yu Gothic" w:eastAsia="Yu Gothic" w:hAnsi="Yu Gothic"/>
+        </w:rPr>
+        <w:t xml:space="preserve">設定と記録はブラウザの localStorage に保存されています。次の場合は消えます。</w:t>
       </w:r>
     </w:p>
     <w:p>
@@ -17844,7 +18188,7 @@
         <w:rPr>
           <w:rFonts w:ascii="Yu Gothic" w:cs="Yu Gothic" w:eastAsia="Yu Gothic" w:hAnsi="Yu Gothic"/>
         </w:rPr>
-        <w:t xml:space="preserve">プライベートブラウジング／シークレットウィンドウで使っている</w:t>
+        <w:t xml:space="preserve">ブラウザの閲覧データ（サイトデータ・Cookie）を削除した</w:t>
       </w:r>
     </w:p>
     <w:p>
@@ -17861,80 +18205,7 @@
         <w:rPr>
           <w:rFonts w:ascii="Yu Gothic" w:cs="Yu Gothic" w:eastAsia="Yu Gothic" w:hAnsi="Yu Gothic"/>
         </w:rPr>
-        <w:t xml:space="preserve">別のブラウザ、別の端末で開いた</w:t>
-      </w:r>
-    </w:p>
-    <w:p>
-      <w:pPr>
-        <w:spacing w:after="160" w:line="330"/>
-      </w:pPr>
-      <w:r>
-        <w:rPr>
-          <w:rFonts w:ascii="Yu Gothic" w:cs="Yu Gothic" w:eastAsia="Yu Gothic" w:hAnsi="Yu Gothic"/>
-        </w:rPr>
-        <w:t xml:space="preserve">「記録を書き出す」で残したファイルがあれば、「記録を読み込む」で復元できます。</w:t>
-      </w:r>
-    </w:p>
-    <w:p>
-      <w:pPr>
-        <w:pStyle w:val="Heading2"/>
-        <w:spacing w:after="150" w:before="340"/>
-      </w:pPr>
-      <w:r>
-        <w:rPr>
-          <w:rFonts w:ascii="Yu Gothic" w:cs="Yu Gothic" w:eastAsia="Yu Gothic" w:hAnsi="Yu Gothic"/>
-        </w:rPr>
-        <w:t xml:space="preserve">画面が窮屈で見づらい</w:t>
-      </w:r>
-    </w:p>
-    <w:p>
-      <w:pPr>
-        <w:spacing w:after="160" w:line="330"/>
-      </w:pPr>
-      <w:r>
-        <w:rPr>
-          <w:rFonts w:ascii="Yu Gothic" w:cs="Yu Gothic" w:eastAsia="Yu Gothic" w:hAnsi="Yu Gothic"/>
-        </w:rPr>
-        <w:t xml:space="preserve">パソコンでの利用を前提にした画面です。右側をパドル欄が占めるため、ウィンドウの横幅を 1000 ピクセル以上にすると読みやすくなります。ブラウザの表示倍率を下げるのも有効です。</w:t>
-      </w:r>
-    </w:p>
-    <w:p>
-      <w:pPr>
-        <w:pStyle w:val="Heading2"/>
-        <w:spacing w:after="150" w:before="340"/>
-      </w:pPr>
-      <w:r>
-        <w:rPr>
-          <w:rFonts w:ascii="Yu Gothic" w:cs="Yu Gothic" w:eastAsia="Yu Gothic" w:hAnsi="Yu Gothic"/>
-        </w:rPr>
-        <w:t xml:space="preserve">音が途中で止まったまま動かない</w:t>
-      </w:r>
-    </w:p>
-    <w:p>
-      <w:pPr>
-        <w:spacing w:after="160" w:line="330"/>
-      </w:pPr>
-      <w:r>
-        <w:rPr>
-          <w:rFonts w:ascii="Yu Gothic" w:cs="Yu Gothic" w:eastAsia="Yu Gothic" w:hAnsi="Yu Gothic"/>
-        </w:rPr>
-        <w:t xml:space="preserve">一時停止したままになっていないか、画面上部のボタンを確認してください。「▶ 再開」と出ていれば一時停止中です。もう一度押すと続きから鳴ります。一時停止中は本文が少し暗くなります。</w:t>
-      </w:r>
-    </w:p>
-    <w:p>
-      <w:pPr>
-        <w:pStyle w:val="Heading1"/>
-        <w:pageBreakBefore/>
-        <w:pBdr>
-          <w:bottom w:val="single" w:color="BFBFBF" w:sz="6" w:space="6"/>
-        </w:pBdr>
-        <w:spacing w:after="240" w:before="0"/>
-      </w:pPr>
-      <w:r>
-        <w:rPr>
-          <w:rFonts w:ascii="Yu Gothic" w:cs="Yu Gothic" w:eastAsia="Yu Gothic" w:hAnsi="Yu Gothic"/>
-        </w:rPr>
-        <w:t xml:space="preserve">付録: このアプリについて</w:t>
+        <w:t xml:space="preserve">プライベートブラウジング／シークレットウィンドウで使っている</w:t>
       </w:r>
     </w:p>
     <w:p>
@@ -17951,7 +18222,99 @@
         <w:rPr>
           <w:rFonts w:ascii="Yu Gothic" w:cs="Yu Gothic" w:eastAsia="Yu Gothic" w:hAnsi="Yu Gothic"/>
         </w:rPr>
-        <w:t xml:space="preserve">動作環境: Web Audio API に対応したブラウザ（Chrome / Edge / Firefox / Safari）</w:t>
+        <w:t xml:space="preserve">別のブラウザ、別の端末で開いた</w:t>
+      </w:r>
+    </w:p>
+    <w:p>
+      <w:pPr>
+        <w:spacing w:after="160" w:line="330"/>
+      </w:pPr>
+      <w:r>
+        <w:rPr>
+          <w:rFonts w:ascii="Yu Gothic" w:cs="Yu Gothic" w:eastAsia="Yu Gothic" w:hAnsi="Yu Gothic"/>
+        </w:rPr>
+        <w:t xml:space="preserve">「記録を書き出す」で残したファイルがあれば、「記録を読み込む」で復元できます。</w:t>
+      </w:r>
+    </w:p>
+    <w:p>
+      <w:pPr>
+        <w:pStyle w:val="Heading2"/>
+        <w:spacing w:after="150" w:before="340"/>
+      </w:pPr>
+      <w:r>
+        <w:rPr>
+          <w:rFonts w:ascii="Yu Gothic" w:cs="Yu Gothic" w:eastAsia="Yu Gothic" w:hAnsi="Yu Gothic"/>
+        </w:rPr>
+        <w:t xml:space="preserve">画面が窮屈で見づらい</w:t>
+      </w:r>
+    </w:p>
+    <w:p>
+      <w:pPr>
+        <w:spacing w:after="160" w:line="330"/>
+      </w:pPr>
+      <w:r>
+        <w:rPr>
+          <w:rFonts w:ascii="Yu Gothic" w:cs="Yu Gothic" w:eastAsia="Yu Gothic" w:hAnsi="Yu Gothic"/>
+        </w:rPr>
+        <w:t xml:space="preserve">横幅が 760 ピクセルより広いと、右側をパドル欄が占めます。1000 ピクセル以上にすると本文にも余裕が出ます。ブラウザの表示倍率を下げるのも有効です。</w:t>
+      </w:r>
+    </w:p>
+    <w:p>
+      <w:pPr>
+        <w:spacing w:after="160" w:line="330"/>
+      </w:pPr>
+      <w:r>
+        <w:rPr>
+          <w:rFonts w:ascii="Yu Gothic" w:cs="Yu Gothic" w:eastAsia="Yu Gothic" w:hAnsi="Yu Gothic"/>
+        </w:rPr>
+        <w:t xml:space="preserve">760 ピクセル以下では自動的に 1 列になり、パドルは下から出す引き出しに変わります。</w:t>
+      </w:r>
+      <w:r>
+        <w:rPr>
+          <w:rFonts w:ascii="Yu Gothic" w:cs="Yu Gothic" w:eastAsia="Yu Gothic" w:hAnsi="Yu Gothic"/>
+          <w:b/>
+          <w:bCs/>
+        </w:rPr>
+        <w:t xml:space="preserve">スマートフォンで窮屈なときは、引き出しを ✕ で畳んでください。</w:t>
+      </w:r>
+    </w:p>
+    <w:p>
+      <w:pPr>
+        <w:pStyle w:val="Heading2"/>
+        <w:spacing w:after="150" w:before="340"/>
+      </w:pPr>
+      <w:r>
+        <w:rPr>
+          <w:rFonts w:ascii="Yu Gothic" w:cs="Yu Gothic" w:eastAsia="Yu Gothic" w:hAnsi="Yu Gothic"/>
+        </w:rPr>
+        <w:t xml:space="preserve">音が途中で止まったまま動かない</w:t>
+      </w:r>
+    </w:p>
+    <w:p>
+      <w:pPr>
+        <w:spacing w:after="160" w:line="330"/>
+      </w:pPr>
+      <w:r>
+        <w:rPr>
+          <w:rFonts w:ascii="Yu Gothic" w:cs="Yu Gothic" w:eastAsia="Yu Gothic" w:hAnsi="Yu Gothic"/>
+        </w:rPr>
+        <w:t xml:space="preserve">一時停止したままになっていないか、画面上部のボタンを確認してください。「▶ 再開」と出ていれば一時停止中です。もう一度押すと続きから鳴ります。一時停止中は本文が少し暗くなります。</w:t>
+      </w:r>
+    </w:p>
+    <w:p>
+      <w:pPr>
+        <w:pStyle w:val="Heading1"/>
+        <w:pageBreakBefore/>
+        <w:pBdr>
+          <w:bottom w:val="single" w:color="BFBFBF" w:sz="6" w:space="6"/>
+        </w:pBdr>
+        <w:spacing w:after="240" w:before="0"/>
+      </w:pPr>
+      <w:r>
+        <w:rPr>
+          <w:rFonts w:ascii="Yu Gothic" w:cs="Yu Gothic" w:eastAsia="Yu Gothic" w:hAnsi="Yu Gothic"/>
+        </w:rPr>
+        <w:t xml:space="preserve">付録: このアプリについて</w:t>
       </w:r>
     </w:p>
     <w:p>
@@ -17968,7 +18331,7 @@
         <w:rPr>
           <w:rFonts w:ascii="Yu Gothic" w:cs="Yu Gothic" w:eastAsia="Yu Gothic" w:hAnsi="Yu Gothic"/>
         </w:rPr>
-        <w:t xml:space="preserve">通信: 一切行いません。設定と記録は端末内にのみ保存されます</w:t>
+        <w:t xml:space="preserve">動作環境: Web Audio API に対応したブラウザ（Chrome / Edge / Firefox / Safari）</w:t>
       </w:r>
     </w:p>
     <w:p>
@@ -17985,78 +18348,7 @@
         <w:rPr>
           <w:rFonts w:ascii="Yu Gothic" w:cs="Yu Gothic" w:eastAsia="Yu Gothic" w:hAnsi="Yu Gothic"/>
         </w:rPr>
-        <w:t xml:space="preserve">開き方は</w:t>
-      </w:r>
-      <w:r>
-        <w:rPr>
-          <w:rFonts w:ascii="Yu Gothic" w:cs="Yu Gothic" w:eastAsia="Yu Gothic" w:hAnsi="Yu Gothic"/>
-        </w:rPr>
-        <w:t xml:space="preserve">1. アプリを開く</w:t>
-      </w:r>
-      <w:r>
-        <w:rPr>
-          <w:rFonts w:ascii="Yu Gothic" w:cs="Yu Gothic" w:eastAsia="Yu Gothic" w:hAnsi="Yu Gothic"/>
-        </w:rPr>
-        <w:t xml:space="preserve">を参照してください</w:t>
-      </w:r>
-    </w:p>
-    <w:p>
-      <w:pPr>
-        <w:pStyle w:val="Heading2"/>
-        <w:spacing w:after="150" w:before="340"/>
-      </w:pPr>
-      <w:r>
-        <w:rPr>
-          <w:rFonts w:ascii="Yu Gothic" w:cs="Yu Gothic" w:eastAsia="Yu Gothic" w:hAnsi="Yu Gothic"/>
-        </w:rPr>
-        <w:t xml:space="preserve">品質確認について</w:t>
-      </w:r>
-    </w:p>
-    <w:p>
-      <w:pPr>
-        <w:spacing w:after="160" w:line="330"/>
-      </w:pPr>
-      <w:r>
-        <w:rPr>
-          <w:rFonts w:ascii="Yu Gothic" w:cs="Yu Gothic" w:eastAsia="Yu Gothic" w:hAnsi="Yu Gothic"/>
-        </w:rPr>
-        <w:t xml:space="preserve">この説明書に書いてある操作は、実際のブラウザを自動操作する試験（</w:t>
-      </w:r>
-      <w:r>
-        <w:rPr>
-          <w:rFonts w:ascii="Consolas" w:cs="Consolas" w:eastAsia="Consolas" w:hAnsi="Consolas"/>
-          <w:shd w:fill="F2F2F2" w:val="clear"/>
-        </w:rPr>
-        <w:t xml:space="preserve">tests/e2e/</w:t>
-      </w:r>
-      <w:r>
-        <w:rPr>
-          <w:rFonts w:ascii="Yu Gothic" w:cs="Yu Gothic" w:eastAsia="Yu Gothic" w:hAnsi="Yu Gothic"/>
-        </w:rPr>
-        <w:t xml:space="preserve">）で一通り動作を確認しています。公開ページに対しても同じ試験を実行できるようになっているので、「説明書どおりに操作したのに動かない」という状態は起きにくいはずです。手順は</w:t>
-      </w:r>
-      <w:r>
-        <w:rPr>
-          <w:rFonts w:ascii="Yu Gothic" w:cs="Yu Gothic" w:eastAsia="Yu Gothic" w:hAnsi="Yu Gothic"/>
-        </w:rPr>
-        <w:t xml:space="preserve">README</w:t>
-      </w:r>
-      <w:r>
-        <w:rPr>
-          <w:rFonts w:ascii="Yu Gothic" w:cs="Yu Gothic" w:eastAsia="Yu Gothic" w:hAnsi="Yu Gothic"/>
-        </w:rPr>
-        <w:t xml:space="preserve"> を参照してください。</w:t>
-      </w:r>
-    </w:p>
-    <w:p>
-      <w:pPr>
-        <w:spacing w:after="160" w:line="330"/>
-      </w:pPr>
-      <w:r>
-        <w:rPr>
-          <w:rFonts w:ascii="Yu Gothic" w:cs="Yu Gothic" w:eastAsia="Yu Gothic" w:hAnsi="Yu Gothic"/>
-        </w:rPr>
-        <w:t xml:space="preserve">着想元:</w:t>
+        <w:t xml:space="preserve">通信: 一切行いません。設定と記録は端末内にのみ保存されます</w:t>
       </w:r>
     </w:p>
     <w:p>
@@ -18069,7 +18361,95 @@
         <w:spacing w:after="90" w:line="320"/>
         <w:ind w:left="640" w:hanging="300"/>
       </w:pPr>
-      <w:hyperlink w:history="1" r:id="rIdp8lijjtg2la0wousecvvt">
+      <w:r>
+        <w:rPr>
+          <w:rFonts w:ascii="Yu Gothic" w:cs="Yu Gothic" w:eastAsia="Yu Gothic" w:hAnsi="Yu Gothic"/>
+        </w:rPr>
+        <w:t xml:space="preserve">開き方は</w:t>
+      </w:r>
+      <w:r>
+        <w:rPr>
+          <w:rFonts w:ascii="Yu Gothic" w:cs="Yu Gothic" w:eastAsia="Yu Gothic" w:hAnsi="Yu Gothic"/>
+        </w:rPr>
+        <w:t xml:space="preserve">1. アプリを開く</w:t>
+      </w:r>
+      <w:r>
+        <w:rPr>
+          <w:rFonts w:ascii="Yu Gothic" w:cs="Yu Gothic" w:eastAsia="Yu Gothic" w:hAnsi="Yu Gothic"/>
+        </w:rPr>
+        <w:t xml:space="preserve">を参照してください</w:t>
+      </w:r>
+    </w:p>
+    <w:p>
+      <w:pPr>
+        <w:pStyle w:val="Heading2"/>
+        <w:spacing w:after="150" w:before="340"/>
+      </w:pPr>
+      <w:r>
+        <w:rPr>
+          <w:rFonts w:ascii="Yu Gothic" w:cs="Yu Gothic" w:eastAsia="Yu Gothic" w:hAnsi="Yu Gothic"/>
+        </w:rPr>
+        <w:t xml:space="preserve">品質確認について</w:t>
+      </w:r>
+    </w:p>
+    <w:p>
+      <w:pPr>
+        <w:spacing w:after="160" w:line="330"/>
+      </w:pPr>
+      <w:r>
+        <w:rPr>
+          <w:rFonts w:ascii="Yu Gothic" w:cs="Yu Gothic" w:eastAsia="Yu Gothic" w:hAnsi="Yu Gothic"/>
+        </w:rPr>
+        <w:t xml:space="preserve">この説明書に書いてある操作は、実際のブラウザを自動操作する試験（</w:t>
+      </w:r>
+      <w:r>
+        <w:rPr>
+          <w:rFonts w:ascii="Consolas" w:cs="Consolas" w:eastAsia="Consolas" w:hAnsi="Consolas"/>
+          <w:shd w:fill="F2F2F2" w:val="clear"/>
+        </w:rPr>
+        <w:t xml:space="preserve">tests/e2e/</w:t>
+      </w:r>
+      <w:r>
+        <w:rPr>
+          <w:rFonts w:ascii="Yu Gothic" w:cs="Yu Gothic" w:eastAsia="Yu Gothic" w:hAnsi="Yu Gothic"/>
+        </w:rPr>
+        <w:t xml:space="preserve">）で一通り動作を確認しています。公開ページに対しても同じ試験を実行できるようになっているので、「説明書どおりに操作したのに動かない」という状態は起きにくいはずです。手順は</w:t>
+      </w:r>
+      <w:r>
+        <w:rPr>
+          <w:rFonts w:ascii="Yu Gothic" w:cs="Yu Gothic" w:eastAsia="Yu Gothic" w:hAnsi="Yu Gothic"/>
+        </w:rPr>
+        <w:t xml:space="preserve">README</w:t>
+      </w:r>
+      <w:r>
+        <w:rPr>
+          <w:rFonts w:ascii="Yu Gothic" w:cs="Yu Gothic" w:eastAsia="Yu Gothic" w:hAnsi="Yu Gothic"/>
+        </w:rPr>
+        <w:t xml:space="preserve"> を参照してください。</w:t>
+      </w:r>
+    </w:p>
+    <w:p>
+      <w:pPr>
+        <w:spacing w:after="160" w:line="330"/>
+      </w:pPr>
+      <w:r>
+        <w:rPr>
+          <w:rFonts w:ascii="Yu Gothic" w:cs="Yu Gothic" w:eastAsia="Yu Gothic" w:hAnsi="Yu Gothic"/>
+        </w:rPr>
+        <w:t xml:space="preserve">着想元:</w:t>
+      </w:r>
+    </w:p>
+    <w:p>
+      <w:pPr>
+        <w:pStyle w:val="ListParagraph"/>
+        <w:numPr>
+          <w:ilvl w:val="0"/>
+          <w:numId w:val="1"/>
+        </w:numPr>
+        <w:spacing w:after="90" w:line="320"/>
+        <w:ind w:left="640" w:hanging="300"/>
+      </w:pPr>
+      <w:hyperlink w:history="1" r:id="rIdfctiiqe-5rsgh4wlzljej">
         <w:r>
           <w:rPr>
             <w:rFonts w:ascii="Yu Gothic" w:cs="Yu Gothic" w:eastAsia="Yu Gothic" w:hAnsi="Yu Gothic"/>
@@ -18096,7 +18476,7 @@
         <w:spacing w:after="90" w:line="320"/>
         <w:ind w:left="640" w:hanging="300"/>
       </w:pPr>
-      <w:hyperlink w:history="1" r:id="rIdapcdchijlyriez-bphkdk">
+      <w:hyperlink w:history="1" r:id="rIdig7mb3-06zli5v7hgqrx9">
         <w:r>
           <w:rPr>
             <w:rFonts w:ascii="Yu Gothic" w:cs="Yu Gothic" w:eastAsia="Yu Gothic" w:hAnsi="Yu Gothic"/>

--- a/docs/CW交信トレーニング_使い方説明書.docx
+++ b/docs/CW交信トレーニング_使い方説明書.docx
@@ -1042,8 +1042,8 @@
         </w:tblBorders>
       </w:tblPr>
       <w:tblGrid>
-        <w:gridCol w:w="2835"/>
-        <w:gridCol w:w="6803"/>
+        <w:gridCol w:w="3707"/>
+        <w:gridCol w:w="5931"/>
       </w:tblGrid>
       <w:tr>
         <w:trPr>
@@ -1051,7 +1051,7 @@
         </w:trPr>
         <w:tc>
           <w:tcPr>
-            <w:tcW w:type="dxa" w:w="2835"/>
+            <w:tcW w:type="dxa" w:w="3707"/>
             <w:shd w:fill="EDE7DA" w:val="clear"/>
             <w:tcMar>
               <w:top w:type="dxa" w:w="60"/>
@@ -1076,7 +1076,7 @@
         </w:tc>
         <w:tc>
           <w:tcPr>
-            <w:tcW w:type="dxa" w:w="6803"/>
+            <w:tcW w:type="dxa" w:w="5931"/>
             <w:shd w:fill="EDE7DA" w:val="clear"/>
             <w:tcMar>
               <w:top w:type="dxa" w:w="60"/>
@@ -1106,45 +1106,45 @@
         </w:trPr>
         <w:tc>
           <w:tcPr>
-            <w:tcW w:type="dxa" w:w="2835"/>
-            <w:tcMar>
-              <w:top w:type="dxa" w:w="60"/>
-              <w:left w:type="dxa" w:w="110"/>
-              <w:bottom w:type="dxa" w:w="60"/>
-              <w:right w:type="dxa" w:w="110"/>
-            </w:tcMar>
-          </w:tcPr>
-          <w:p>
-            <w:pPr>
-              <w:spacing w:after="0" w:before="0"/>
-            </w:pPr>
-            <w:r>
-              <w:rPr>
-                <w:rFonts w:ascii="Yu Gothic" w:cs="Yu Gothic" w:eastAsia="Yu Gothic" w:hAnsi="Yu Gothic"/>
-              </w:rPr>
-              <w:t xml:space="preserve">760 ピクセルより広い</w:t>
-            </w:r>
-          </w:p>
-        </w:tc>
-        <w:tc>
-          <w:tcPr>
-            <w:tcW w:type="dxa" w:w="6803"/>
-            <w:tcMar>
-              <w:top w:type="dxa" w:w="60"/>
-              <w:left w:type="dxa" w:w="110"/>
-              <w:bottom w:type="dxa" w:w="60"/>
-              <w:right w:type="dxa" w:w="110"/>
-            </w:tcMar>
-          </w:tcPr>
-          <w:p>
-            <w:pPr>
-              <w:spacing w:after="0" w:before="0"/>
-            </w:pPr>
-            <w:r>
-              <w:rPr>
-                <w:rFonts w:ascii="Yu Gothic" w:cs="Yu Gothic" w:eastAsia="Yu Gothic" w:hAnsi="Yu Gothic"/>
-              </w:rPr>
-              <w:t xml:space="preserve">左に本文、右にパドル欄を常置（パソコン・タブレット横向き）</w:t>
+            <w:tcW w:type="dxa" w:w="3707"/>
+            <w:tcMar>
+              <w:top w:type="dxa" w:w="60"/>
+              <w:left w:type="dxa" w:w="110"/>
+              <w:bottom w:type="dxa" w:w="60"/>
+              <w:right w:type="dxa" w:w="110"/>
+            </w:tcMar>
+          </w:tcPr>
+          <w:p>
+            <w:pPr>
+              <w:spacing w:after="0" w:before="0"/>
+            </w:pPr>
+            <w:r>
+              <w:rPr>
+                <w:rFonts w:ascii="Yu Gothic" w:cs="Yu Gothic" w:eastAsia="Yu Gothic" w:hAnsi="Yu Gothic"/>
+              </w:rPr>
+              <w:t xml:space="preserve">760 ピクセルより広く、背も高い</w:t>
+            </w:r>
+          </w:p>
+        </w:tc>
+        <w:tc>
+          <w:tcPr>
+            <w:tcW w:type="dxa" w:w="5931"/>
+            <w:tcMar>
+              <w:top w:type="dxa" w:w="60"/>
+              <w:left w:type="dxa" w:w="110"/>
+              <w:bottom w:type="dxa" w:w="60"/>
+              <w:right w:type="dxa" w:w="110"/>
+            </w:tcMar>
+          </w:tcPr>
+          <w:p>
+            <w:pPr>
+              <w:spacing w:after="0" w:before="0"/>
+            </w:pPr>
+            <w:r>
+              <w:rPr>
+                <w:rFonts w:ascii="Yu Gothic" w:cs="Yu Gothic" w:eastAsia="Yu Gothic" w:hAnsi="Yu Gothic"/>
+              </w:rPr>
+              <w:t xml:space="preserve">左に本文、右にパドル欄を常置（パソコン・タブレット）</w:t>
             </w:r>
           </w:p>
         </w:tc>
@@ -1155,7 +1155,7 @@
         </w:trPr>
         <w:tc>
           <w:tcPr>
-            <w:tcW w:type="dxa" w:w="2835"/>
+            <w:tcW w:type="dxa" w:w="3707"/>
             <w:tcMar>
               <w:top w:type="dxa" w:w="60"/>
               <w:left w:type="dxa" w:w="110"/>
@@ -1177,7 +1177,7 @@
         </w:tc>
         <w:tc>
           <w:tcPr>
-            <w:tcW w:type="dxa" w:w="6803"/>
+            <w:tcW w:type="dxa" w:w="5931"/>
             <w:tcMar>
               <w:top w:type="dxa" w:w="60"/>
               <w:left w:type="dxa" w:w="110"/>
@@ -1194,6 +1194,55 @@
                 <w:rFonts w:ascii="Yu Gothic" w:cs="Yu Gothic" w:eastAsia="Yu Gothic" w:hAnsi="Yu Gothic"/>
               </w:rPr>
               <w:t xml:space="preserve">本文を 1 列にし、パドルは下から出す引き出しにする（スマートフォン）</w:t>
+            </w:r>
+          </w:p>
+        </w:tc>
+      </w:tr>
+      <w:tr>
+        <w:trPr>
+          <w:tblHeader w:val="false"/>
+        </w:trPr>
+        <w:tc>
+          <w:tcPr>
+            <w:tcW w:type="dxa" w:w="3707"/>
+            <w:tcMar>
+              <w:top w:type="dxa" w:w="60"/>
+              <w:left w:type="dxa" w:w="110"/>
+              <w:bottom w:type="dxa" w:w="60"/>
+              <w:right w:type="dxa" w:w="110"/>
+            </w:tcMar>
+          </w:tcPr>
+          <w:p>
+            <w:pPr>
+              <w:spacing w:after="0" w:before="0"/>
+            </w:pPr>
+            <w:r>
+              <w:rPr>
+                <w:rFonts w:ascii="Yu Gothic" w:cs="Yu Gothic" w:eastAsia="Yu Gothic" w:hAnsi="Yu Gothic"/>
+              </w:rPr>
+              <w:t xml:space="preserve">背が低く、指で操作している</w:t>
+            </w:r>
+          </w:p>
+        </w:tc>
+        <w:tc>
+          <w:tcPr>
+            <w:tcW w:type="dxa" w:w="5931"/>
+            <w:tcMar>
+              <w:top w:type="dxa" w:w="60"/>
+              <w:left w:type="dxa" w:w="110"/>
+              <w:bottom w:type="dxa" w:w="60"/>
+              <w:right w:type="dxa" w:w="110"/>
+            </w:tcMar>
+          </w:tcPr>
+          <w:p>
+            <w:pPr>
+              <w:spacing w:after="0" w:before="0"/>
+            </w:pPr>
+            <w:r>
+              <w:rPr>
+                <w:rFonts w:ascii="Yu Gothic" w:cs="Yu Gothic" w:eastAsia="Yu Gothic" w:hAnsi="Yu Gothic"/>
+              </w:rPr>
+              <w:t xml:space="preserve">同上（スマートフォンを横向きにしたとき）</w:t>
             </w:r>
           </w:p>
         </w:tc>
@@ -1203,6 +1252,31 @@
       <w:pPr>
         <w:spacing w:after="220"/>
       </w:pPr>
+    </w:p>
+    <w:p>
+      <w:pPr>
+        <w:spacing w:after="160" w:line="330"/>
+      </w:pPr>
+      <w:r>
+        <w:rPr>
+          <w:rFonts w:ascii="Yu Gothic" w:cs="Yu Gothic" w:eastAsia="Yu Gothic" w:hAnsi="Yu Gothic"/>
+        </w:rPr>
+        <w:t xml:space="preserve">スマートフォンを横向きにすると幅は 800〜900 ピクセルになりますが、高さが400 ピクセルほどしかありません。幅だけで決めると 2 列のまま縦に潰れるので、</w:t>
+      </w:r>
+      <w:r>
+        <w:rPr>
+          <w:rFonts w:ascii="Yu Gothic" w:cs="Yu Gothic" w:eastAsia="Yu Gothic" w:hAnsi="Yu Gothic"/>
+          <w:b/>
+          <w:bCs/>
+        </w:rPr>
+        <w:t xml:space="preserve">背の低い画面も 1 列</w:t>
+      </w:r>
+      <w:r>
+        <w:rPr>
+          <w:rFonts w:ascii="Yu Gothic" w:cs="Yu Gothic" w:eastAsia="Yu Gothic" w:hAnsi="Yu Gothic"/>
+        </w:rPr>
+        <w:t xml:space="preserve">にしています。パソコンの窓を低くしただけのときは2 列のままです。</w:t>
+      </w:r>
     </w:p>
     <w:p>
       <w:pPr>
@@ -7682,6 +7756,25 @@
           <w:rFonts w:ascii="Yu Gothic" w:cs="Yu Gothic" w:eastAsia="Yu Gothic" w:hAnsi="Yu Gothic"/>
         </w:rPr>
         <w:t xml:space="preserve"> すでに構えているので、押したらすぐ鳴ります。</w:t>
+      </w:r>
+    </w:p>
+    <w:p>
+      <w:pPr>
+        <w:spacing w:after="160" w:line="330"/>
+      </w:pPr>
+      <w:r>
+        <w:rPr>
+          <w:rFonts w:ascii="Yu Gothic" w:cs="Yu Gothic" w:eastAsia="Yu Gothic" w:hAnsi="Yu Gothic"/>
+          <w:b/>
+          <w:bCs/>
+        </w:rPr>
+        <w:t xml:space="preserve">再生を押すと、書き取り欄にカーソルが移ります。</w:t>
+      </w:r>
+      <w:r>
+        <w:rPr>
+          <w:rFonts w:ascii="Yu Gothic" w:cs="Yu Gothic" w:eastAsia="Yu Gothic" w:hAnsi="Yu Gothic"/>
+        </w:rPr>
+        <w:t xml:space="preserve"> そのまま打ち込めるので、いちいち欄をクリックし直す必要はありません。3 つのボタン（出題する・もう一度聞く・ゆっくり再生）すべてで同じです。途中まで書いてある内容は消えず、カーソルは末尾に付くので続きから打てます。</w:t>
       </w:r>
     </w:p>
     <w:p>
@@ -18449,7 +18542,7 @@
         <w:spacing w:after="90" w:line="320"/>
         <w:ind w:left="640" w:hanging="300"/>
       </w:pPr>
-      <w:hyperlink w:history="1" r:id="rIdfctiiqe-5rsgh4wlzljej">
+      <w:hyperlink w:history="1" r:id="rIdm0wcjcatazqude88gkofs">
         <w:r>
           <w:rPr>
             <w:rFonts w:ascii="Yu Gothic" w:cs="Yu Gothic" w:eastAsia="Yu Gothic" w:hAnsi="Yu Gothic"/>
@@ -18476,7 +18569,7 @@
         <w:spacing w:after="90" w:line="320"/>
         <w:ind w:left="640" w:hanging="300"/>
       </w:pPr>
-      <w:hyperlink w:history="1" r:id="rIdig7mb3-06zli5v7hgqrx9">
+      <w:hyperlink w:history="1" r:id="rId2hzuvehvthr2vbnj2ufhi">
         <w:r>
           <w:rPr>
             <w:rFonts w:ascii="Yu Gothic" w:cs="Yu Gothic" w:eastAsia="Yu Gothic" w:hAnsi="Yu Gothic"/>

--- a/docs/CW交信トレーニング_使い方説明書.docx
+++ b/docs/CW交信トレーニング_使い方説明書.docx
@@ -8182,7 +8182,7 @@
               <w:rPr>
                 <w:rFonts w:ascii="Yu Gothic" w:cs="Yu Gothic" w:eastAsia="Yu Gothic" w:hAnsi="Yu Gothic"/>
               </w:rPr>
-              <w:t xml:space="preserve">余分な文字・取り違えて打った文字</w:t>
+              <w:t xml:space="preserve">書き間違えた文字・余分に入れた文字</w:t>
             </w:r>
           </w:p>
         </w:tc>
@@ -8230,22 +8230,41 @@
       <w:r>
         <w:rPr>
           <w:rFonts w:ascii="Yu Gothic" w:cs="Yu Gothic" w:eastAsia="Yu Gothic" w:hAnsi="Yu Gothic"/>
-        </w:rPr>
-        <w:t xml:space="preserve">一方で、</w:t>
-      </w:r>
-      <w:r>
-        <w:rPr>
-          <w:rFonts w:ascii="Yu Gothic" w:cs="Yu Gothic" w:eastAsia="Yu Gothic" w:hAnsi="Yu Gothic"/>
           <w:b/>
           <w:bCs/>
         </w:rPr>
+        <w:t xml:space="preserve">書き間違いは 1 回の誤りとして数えます。</w:t>
+      </w:r>
+      <w:r>
+        <w:rPr>
+          <w:rFonts w:ascii="Yu Gothic" w:cs="Yu Gothic" w:eastAsia="Yu Gothic" w:hAnsi="Yu Gothic"/>
+        </w:rPr>
+        <w:t xml:space="preserve"> 落としたときと同じ重さです。5 文字のうち 1 文字を書き間違えれば 4/5 で 80%、1 文字落としても 80% です。内訳には「書き間違い 1 文字」と出ます。</w:t>
+      </w:r>
+    </w:p>
+    <w:p>
+      <w:pPr>
+        <w:spacing w:after="160" w:line="330"/>
+      </w:pPr>
+      <w:r>
+        <w:rPr>
+          <w:rFonts w:ascii="Yu Gothic" w:cs="Yu Gothic" w:eastAsia="Yu Gothic" w:hAnsi="Yu Gothic"/>
+        </w:rPr>
+        <w:t xml:space="preserve">一方で、</w:t>
+      </w:r>
+      <w:r>
+        <w:rPr>
+          <w:rFonts w:ascii="Yu Gothic" w:cs="Yu Gothic" w:eastAsia="Yu Gothic" w:hAnsi="Yu Gothic"/>
+          <w:b/>
+          <w:bCs/>
+        </w:rPr>
         <w:t xml:space="preserve">自信の無いところを埋めるために多めに打つと不利になります</w:t>
       </w:r>
       <w:r>
         <w:rPr>
           <w:rFonts w:ascii="Yu Gothic" w:cs="Yu Gothic" w:eastAsia="Yu Gothic" w:hAnsi="Yu Gothic"/>
         </w:rPr>
-        <w:t xml:space="preserve">。余分に入れた文字も分母に数えるので、当てずっぽうで文字数を増やしても得点は上がりません。分からなかったところは空けておいてください。</w:t>
+        <w:t xml:space="preserve">。書き間違いではない余分（間に挟んだ文字）は分母に数えるので、当てずっぽうで文字数を増やしても得点は上がりません。内訳には「余分 1 文字（減点）」と出ます。分からなかったところは空けておいてください。</w:t>
       </w:r>
     </w:p>
     <w:p>
@@ -18542,7 +18561,7 @@
         <w:spacing w:after="90" w:line="320"/>
         <w:ind w:left="640" w:hanging="300"/>
       </w:pPr>
-      <w:hyperlink w:history="1" r:id="rIdm0wcjcatazqude88gkofs">
+      <w:hyperlink w:history="1" r:id="rIdkpmj2csp0mgnq8akcz_8c">
         <w:r>
           <w:rPr>
             <w:rFonts w:ascii="Yu Gothic" w:cs="Yu Gothic" w:eastAsia="Yu Gothic" w:hAnsi="Yu Gothic"/>
@@ -18569,7 +18588,7 @@
         <w:spacing w:after="90" w:line="320"/>
         <w:ind w:left="640" w:hanging="300"/>
       </w:pPr>
-      <w:hyperlink w:history="1" r:id="rId2hzuvehvthr2vbnj2ufhi">
+      <w:hyperlink w:history="1" r:id="rIda7dbs8_cuucnu4a_sme8f">
         <w:r>
           <w:rPr>
             <w:rFonts w:ascii="Yu Gothic" w:cs="Yu Gothic" w:eastAsia="Yu Gothic" w:hAnsi="Yu Gothic"/>

--- a/docs/CW交信トレーニング_使い方説明書.docx
+++ b/docs/CW交信トレーニング_使い方説明書.docx
@@ -17863,6 +17863,153 @@
         <w:rPr>
           <w:rFonts w:ascii="Yu Gothic" w:cs="Yu Gothic" w:eastAsia="Yu Gothic" w:hAnsi="Yu Gothic"/>
         </w:rPr>
+        <w:t xml:space="preserve">パドルの反応が遅い・打った符号が抜ける</w:t>
+      </w:r>
+    </w:p>
+    <w:p>
+      <w:pPr>
+        <w:spacing w:after="160" w:line="330"/>
+      </w:pPr>
+      <w:r>
+        <w:rPr>
+          <w:rFonts w:ascii="Yu Gothic" w:cs="Yu Gothic" w:eastAsia="Yu Gothic" w:hAnsi="Yu Gothic"/>
+        </w:rPr>
+        <w:t xml:space="preserve">打鍵の側音は、押してから </w:t>
+      </w:r>
+      <w:r>
+        <w:rPr>
+          <w:rFonts w:ascii="Yu Gothic" w:cs="Yu Gothic" w:eastAsia="Yu Gothic" w:hAnsi="Yu Gothic"/>
+          <w:b/>
+          <w:bCs/>
+        </w:rPr>
+        <w:t xml:space="preserve">6 ミリ秒後</w:t>
+      </w:r>
+      <w:r>
+        <w:rPr>
+          <w:rFonts w:ascii="Yu Gothic" w:cs="Yu Gothic" w:eastAsia="Yu Gothic" w:hAnsi="Yu Gothic"/>
+        </w:rPr>
+        <w:t xml:space="preserve">に鳴るよう予約しています。それ以上に遅れて感じるときは、次の順に確認してください。</w:t>
+      </w:r>
+    </w:p>
+    <w:p>
+      <w:pPr>
+        <w:spacing w:after="160" w:line="330"/>
+      </w:pPr>
+      <w:r>
+        <w:rPr>
+          <w:rFonts w:ascii="Yu Gothic" w:cs="Yu Gothic" w:eastAsia="Yu Gothic" w:hAnsi="Yu Gothic"/>
+          <w:b/>
+          <w:bCs/>
+        </w:rPr>
+        <w:t xml:space="preserve">1. Bluetooth のイヤホン・スピーカーを使っていませんか。</w:t>
+      </w:r>
+      <w:r>
+        <w:rPr>
+          <w:rFonts w:ascii="Yu Gothic" w:cs="Yu Gothic" w:eastAsia="Yu Gothic" w:hAnsi="Yu Gothic"/>
+        </w:rPr>
+        <w:t xml:space="preserve">これが最も多い原因です。Bluetooth は音の伝送に </w:t>
+      </w:r>
+      <w:r>
+        <w:rPr>
+          <w:rFonts w:ascii="Yu Gothic" w:cs="Yu Gothic" w:eastAsia="Yu Gothic" w:hAnsi="Yu Gothic"/>
+          <w:b/>
+          <w:bCs/>
+        </w:rPr>
+        <w:t xml:space="preserve">150〜300 ミリ秒</w:t>
+      </w:r>
+      <w:r>
+        <w:rPr>
+          <w:rFonts w:ascii="Yu Gothic" w:cs="Yu Gothic" w:eastAsia="Yu Gothic" w:hAnsi="Yu Gothic"/>
+        </w:rPr>
+        <w:t xml:space="preserve">かかる製品があり、短点 1 つ（20 WPM で 60 ミリ秒）より長くなります。こうなると、打った音が返ってくる前に次を打つことになり、まともに打てません。</w:t>
+      </w:r>
+      <w:r>
+        <w:rPr>
+          <w:rFonts w:ascii="Yu Gothic" w:cs="Yu Gothic" w:eastAsia="Yu Gothic" w:hAnsi="Yu Gothic"/>
+          <w:b/>
+          <w:bCs/>
+        </w:rPr>
+        <w:t xml:space="preserve">有線のイヤホンか本体スピーカーに変えてください。</w:t>
+      </w:r>
+      <w:r>
+        <w:rPr>
+          <w:rFonts w:ascii="Yu Gothic" w:cs="Yu Gothic" w:eastAsia="Yu Gothic" w:hAnsi="Yu Gothic"/>
+        </w:rPr>
+        <w:t xml:space="preserve"> アプリ側では短くできない遅れです。</w:t>
+      </w:r>
+    </w:p>
+    <w:p>
+      <w:pPr>
+        <w:spacing w:after="160" w:line="330"/>
+      </w:pPr>
+      <w:r>
+        <w:rPr>
+          <w:rFonts w:ascii="Yu Gothic" w:cs="Yu Gothic" w:eastAsia="Yu Gothic" w:hAnsi="Yu Gothic"/>
+          <w:b/>
+          <w:bCs/>
+        </w:rPr>
+        <w:t xml:space="preserve">2. 他のタブや別のアプリが重くありませんか。</w:t>
+      </w:r>
+      <w:r>
+        <w:rPr>
+          <w:rFonts w:ascii="Yu Gothic" w:cs="Yu Gothic" w:eastAsia="Yu Gothic" w:hAnsi="Yu Gothic"/>
+        </w:rPr>
+        <w:t xml:space="preserve">画面の描画などでブラウザが一瞬固まると、その間の符号が鳴り損ねます。重いページを閉じてから試してください。</w:t>
+      </w:r>
+    </w:p>
+    <w:p>
+      <w:pPr>
+        <w:spacing w:after="160" w:line="330"/>
+      </w:pPr>
+      <w:r>
+        <w:rPr>
+          <w:rFonts w:ascii="Yu Gothic" w:cs="Yu Gothic" w:eastAsia="Yu Gothic" w:hAnsi="Yu Gothic"/>
+          <w:b/>
+          <w:bCs/>
+        </w:rPr>
+        <w:t xml:space="preserve">3. 送信速度が速すぎませんか。</w:t>
+      </w:r>
+      <w:r>
+        <w:rPr>
+          <w:rFonts w:ascii="Yu Gothic" w:cs="Yu Gothic" w:eastAsia="Yu Gothic" w:hAnsi="Yu Gothic"/>
+        </w:rPr>
+        <w:t xml:space="preserve">自分の耳と手が追いつく速さまで、パドル欄の「送信速度」を下げてください。</w:t>
+      </w:r>
+    </w:p>
+    <w:p>
+      <w:pPr>
+        <w:spacing w:after="160" w:line="330"/>
+      </w:pPr>
+      <w:r>
+        <w:rPr>
+          <w:rFonts w:ascii="Yu Gothic" w:cs="Yu Gothic" w:eastAsia="Yu Gothic" w:hAnsi="Yu Gothic"/>
+        </w:rPr>
+        <w:t xml:space="preserve">なお、</w:t>
+      </w:r>
+      <w:r>
+        <w:rPr>
+          <w:rFonts w:ascii="Yu Gothic" w:cs="Yu Gothic" w:eastAsia="Yu Gothic" w:hAnsi="Yu Gothic"/>
+          <w:b/>
+          <w:bCs/>
+        </w:rPr>
+        <w:t xml:space="preserve">打った符号が文字として表示されるまでには少し間があります</w:t>
+      </w:r>
+      <w:r>
+        <w:rPr>
+          <w:rFonts w:ascii="Yu Gothic" w:cs="Yu Gothic" w:eastAsia="Yu Gothic" w:hAnsi="Yu Gothic"/>
+        </w:rPr>
+        <w:t xml:space="preserve">。これは遅延ではなく、モールスの決まりです。文字の切れ目は「短点 3 個分の無音」で決まるので、打ち終わってからその時間が過ぎるまで、まだ続きがあるのか終わったのかを決められません（20 WPM で約 0.14 秒）。</w:t>
+      </w:r>
+    </w:p>
+    <w:p>
+      <w:pPr>
+        <w:pStyle w:val="Heading2"/>
+        <w:spacing w:after="150" w:before="340"/>
+      </w:pPr>
+      <w:r>
+        <w:rPr>
+          <w:rFonts w:ascii="Yu Gothic" w:cs="Yu Gothic" w:eastAsia="Yu Gothic" w:hAnsi="Yu Gothic"/>
+        </w:rPr>
         <w:t xml:space="preserve">速すぎて全く取れない</w:t>
       </w:r>
     </w:p>
@@ -18561,7 +18708,7 @@
         <w:spacing w:after="90" w:line="320"/>
         <w:ind w:left="640" w:hanging="300"/>
       </w:pPr>
-      <w:hyperlink w:history="1" r:id="rIdkpmj2csp0mgnq8akcz_8c">
+      <w:hyperlink w:history="1" r:id="rIdzoihejae3rfxipftp_rth">
         <w:r>
           <w:rPr>
             <w:rFonts w:ascii="Yu Gothic" w:cs="Yu Gothic" w:eastAsia="Yu Gothic" w:hAnsi="Yu Gothic"/>
@@ -18588,7 +18735,7 @@
         <w:spacing w:after="90" w:line="320"/>
         <w:ind w:left="640" w:hanging="300"/>
       </w:pPr>
-      <w:hyperlink w:history="1" r:id="rIda7dbs8_cuucnu4a_sme8f">
+      <w:hyperlink w:history="1" r:id="rIdpvjf1hr-oqx6jdzmb8lh6">
         <w:r>
           <w:rPr>
             <w:rFonts w:ascii="Yu Gothic" w:cs="Yu Gothic" w:eastAsia="Yu Gothic" w:hAnsi="Yu Gothic"/>

--- a/docs/CW交信トレーニング_使い方説明書.docx
+++ b/docs/CW交信トレーニング_使い方説明書.docx
@@ -8111,7 +8111,7 @@
               <w:rPr>
                 <w:rFonts w:ascii="Yu Gothic" w:cs="Yu Gothic" w:eastAsia="Yu Gothic" w:hAnsi="Yu Gothic"/>
               </w:rPr>
-              <w:t xml:space="preserve">赤の取り消し線</w:t>
+              <w:t xml:space="preserve">赤の破線の囲み</w:t>
             </w:r>
           </w:p>
         </w:tc>
@@ -8201,6 +8201,95 @@
         <w:rPr>
           <w:rFonts w:ascii="Yu Gothic" w:cs="Yu Gothic" w:eastAsia="Yu Gothic" w:hAnsi="Yu Gothic"/>
         </w:rPr>
+        <w:t xml:space="preserve">取り漏らした文字は囲みで示します。字の上に取り消し線を引くと、線が字画と一体に見えて別の字に読めてしまうためです（</w:t>
+      </w:r>
+      <w:r>
+        <w:rPr>
+          <w:rFonts w:ascii="Consolas" w:cs="Consolas" w:eastAsia="Consolas" w:hAnsi="Consolas"/>
+          <w:shd w:fill="F2F2F2" w:val="clear"/>
+        </w:rPr>
+        <w:t xml:space="preserve">7</w:t>
+      </w:r>
+      <w:r>
+        <w:rPr>
+          <w:rFonts w:ascii="Yu Gothic" w:cs="Yu Gothic" w:eastAsia="Yu Gothic" w:hAnsi="Yu Gothic"/>
+        </w:rPr>
+        <w:t xml:space="preserve"> が </w:t>
+      </w:r>
+      <w:r>
+        <w:rPr>
+          <w:rFonts w:ascii="Consolas" w:cs="Consolas" w:eastAsia="Consolas" w:hAnsi="Consolas"/>
+          <w:shd w:fill="F2F2F2" w:val="clear"/>
+        </w:rPr>
+        <w:t xml:space="preserve">ｱ</w:t>
+      </w:r>
+      <w:r>
+        <w:rPr>
+          <w:rFonts w:ascii="Yu Gothic" w:cs="Yu Gothic" w:eastAsia="Yu Gothic" w:hAnsi="Yu Gothic"/>
+        </w:rPr>
+        <w:t xml:space="preserve">、</w:t>
+      </w:r>
+      <w:r>
+        <w:rPr>
+          <w:rFonts w:ascii="Consolas" w:cs="Consolas" w:eastAsia="Consolas" w:hAnsi="Consolas"/>
+          <w:shd w:fill="F2F2F2" w:val="clear"/>
+        </w:rPr>
+        <w:t xml:space="preserve">3</w:t>
+      </w:r>
+      <w:r>
+        <w:rPr>
+          <w:rFonts w:ascii="Yu Gothic" w:cs="Yu Gothic" w:eastAsia="Yu Gothic" w:hAnsi="Yu Gothic"/>
+        </w:rPr>
+        <w:t xml:space="preserve"> が </w:t>
+      </w:r>
+      <w:r>
+        <w:rPr>
+          <w:rFonts w:ascii="Consolas" w:cs="Consolas" w:eastAsia="Consolas" w:hAnsi="Consolas"/>
+          <w:shd w:fill="F2F2F2" w:val="clear"/>
+        </w:rPr>
+        <w:t xml:space="preserve">ヨ</w:t>
+      </w:r>
+      <w:r>
+        <w:rPr>
+          <w:rFonts w:ascii="Yu Gothic" w:cs="Yu Gothic" w:eastAsia="Yu Gothic" w:hAnsi="Yu Gothic"/>
+        </w:rPr>
+        <w:t xml:space="preserve">、</w:t>
+      </w:r>
+      <w:r>
+        <w:rPr>
+          <w:rFonts w:ascii="Consolas" w:cs="Consolas" w:eastAsia="Consolas" w:hAnsi="Consolas"/>
+          <w:shd w:fill="F2F2F2" w:val="clear"/>
+        </w:rPr>
+        <w:t xml:space="preserve">J</w:t>
+      </w:r>
+      <w:r>
+        <w:rPr>
+          <w:rFonts w:ascii="Yu Gothic" w:cs="Yu Gothic" w:eastAsia="Yu Gothic" w:hAnsi="Yu Gothic"/>
+        </w:rPr>
+        <w:t xml:space="preserve"> が </w:t>
+      </w:r>
+      <w:r>
+        <w:rPr>
+          <w:rFonts w:ascii="Consolas" w:cs="Consolas" w:eastAsia="Consolas" w:hAnsi="Consolas"/>
+          <w:shd w:fill="F2F2F2" w:val="clear"/>
+        </w:rPr>
+        <w:t xml:space="preserve">チ</w:t>
+      </w:r>
+      <w:r>
+        <w:rPr>
+          <w:rFonts w:ascii="Yu Gothic" w:cs="Yu Gothic" w:eastAsia="Yu Gothic" w:hAnsi="Yu Gothic"/>
+        </w:rPr>
+        <w:t xml:space="preserve"> に見えます）。</w:t>
+      </w:r>
+    </w:p>
+    <w:p>
+      <w:pPr>
+        <w:spacing w:after="160" w:line="330"/>
+      </w:pPr>
+      <w:r>
+        <w:rPr>
+          <w:rFonts w:ascii="Yu Gothic" w:cs="Yu Gothic" w:eastAsia="Yu Gothic" w:hAnsi="Yu Gothic"/>
+        </w:rPr>
         <w:t xml:space="preserve">正解とそのモールス表記も併せて表示されます。</w:t>
       </w:r>
     </w:p>
@@ -8265,6 +8354,30 @@
           <w:rFonts w:ascii="Yu Gothic" w:cs="Yu Gothic" w:eastAsia="Yu Gothic" w:hAnsi="Yu Gothic"/>
         </w:rPr>
         <w:t xml:space="preserve">。書き間違いではない余分（間に挟んだ文字）は分母に数えるので、当てずっぽうで文字数を増やしても得点は上がりません。内訳には「余分 1 文字（減点）」と出ます。分からなかったところは空けておいてください。</w:t>
+      </w:r>
+    </w:p>
+    <w:p>
+      <w:pPr>
+        <w:spacing w:after="160" w:line="330"/>
+      </w:pPr>
+      <w:r>
+        <w:rPr>
+          <w:rFonts w:ascii="Yu Gothic" w:cs="Yu Gothic" w:eastAsia="Yu Gothic" w:hAnsi="Yu Gothic"/>
+        </w:rPr>
+        <w:t xml:space="preserve">点数の右には内訳が言葉でも出ます。「12 / 14 文字一致・抜け 2 文字」であれば、手本の 14 文字のうち 2 文字が出てこなかった、という意味です。手本が</w:t>
+      </w:r>
+      <w:r>
+        <w:rPr>
+          <w:rFonts w:ascii="Consolas" w:cs="Consolas" w:eastAsia="Consolas" w:hAnsi="Consolas"/>
+          <w:shd w:fill="F2F2F2" w:val="clear"/>
+        </w:rPr>
+        <w:t xml:space="preserve">GB OM ES GL = 73 73 &lt;SK&gt;</w:t>
+      </w:r>
+      <w:r>
+        <w:rPr>
+          <w:rFonts w:ascii="Yu Gothic" w:cs="Yu Gothic" w:eastAsia="Yu Gothic" w:hAnsi="Yu Gothic"/>
+        </w:rPr>
+        <w:t xml:space="preserve"> のように同じ語を 2 回繰り返す場合、片方だけ打つとこの形で 2 文字分が抜けとして出ます。</w:t>
       </w:r>
     </w:p>
     <w:p>
@@ -14832,7 +14945,7 @@
         <w:rPr>
           <w:rFonts w:ascii="Yu Gothic" w:cs="Yu Gothic" w:eastAsia="Yu Gothic" w:hAnsi="Yu Gothic"/>
         </w:rPr>
-        <w:t xml:space="preserve">赤の取り消し線 — 打ち漏らし</w:t>
+        <w:t xml:space="preserve">赤の破線の囲み — 打ち漏らし</w:t>
       </w:r>
     </w:p>
     <w:p>
@@ -18708,7 +18821,7 @@
         <w:spacing w:after="90" w:line="320"/>
         <w:ind w:left="640" w:hanging="300"/>
       </w:pPr>
-      <w:hyperlink w:history="1" r:id="rIdzoihejae3rfxipftp_rth">
+      <w:hyperlink w:history="1" r:id="rId0_i7vlkczl08tacv_w0lo">
         <w:r>
           <w:rPr>
             <w:rFonts w:ascii="Yu Gothic" w:cs="Yu Gothic" w:eastAsia="Yu Gothic" w:hAnsi="Yu Gothic"/>
@@ -18735,7 +18848,7 @@
         <w:spacing w:after="90" w:line="320"/>
         <w:ind w:left="640" w:hanging="300"/>
       </w:pPr>
-      <w:hyperlink w:history="1" r:id="rIdpvjf1hr-oqx6jdzmb8lh6">
+      <w:hyperlink w:history="1" r:id="rId3ptsapaepmpwa154sc2ff">
         <w:r>
           <w:rPr>
             <w:rFonts w:ascii="Yu Gothic" w:cs="Yu Gothic" w:eastAsia="Yu Gothic" w:hAnsi="Yu Gothic"/>

--- a/docs/CW交信トレーニング_使い方説明書.docx
+++ b/docs/CW交信トレーニング_使い方説明書.docx
@@ -7965,8 +7965,105 @@
       <w:r>
         <w:rPr>
           <w:rFonts w:ascii="Yu Gothic" w:cs="Yu Gothic" w:eastAsia="Yu Gothic" w:hAnsi="Yu Gothic"/>
-        </w:rPr>
-        <w:t xml:space="preserve">正解と並べて、文字ごとに色分けされます。</w:t>
+          <w:b/>
+          <w:bCs/>
+        </w:rPr>
+        <w:t xml:space="preserve">間違えたときは、自分の答えと正解が上下 2 段に並びます。</w:t>
+      </w:r>
+    </w:p>
+    <w:p>
+      <w:pPr>
+        <w:pBdr>
+          <w:left w:val="single" w:color="BFBFBF" w:sz="12" w:space="8"/>
+        </w:pBdr>
+        <w:shd w:fill="F2F2F2" w:val="clear"/>
+        <w:spacing w:after="0" w:before="120" w:line="280"/>
+        <w:ind w:left="200" w:right="200"/>
+      </w:pPr>
+      <w:r>
+        <w:rPr>
+          <w:rFonts w:ascii="Consolas" w:cs="Consolas" w:eastAsia="Consolas" w:hAnsi="Consolas"/>
+          <w:sz w:val="19"/>
+          <w:szCs w:val="19"/>
+        </w:rPr>
+        <w:t xml:space="preserve">あなた  K K M X M M M …</w:t>
+      </w:r>
+    </w:p>
+    <w:p>
+      <w:pPr>
+        <w:pBdr>
+          <w:left w:val="single" w:color="BFBFBF" w:sz="12" w:space="8"/>
+        </w:pBdr>
+        <w:shd w:fill="F2F2F2" w:val="clear"/>
+        <w:spacing w:after="200" w:before="0" w:line="280"/>
+        <w:ind w:left="200" w:right="200"/>
+      </w:pPr>
+      <w:r>
+        <w:rPr>
+          <w:rFonts w:ascii="Consolas" w:cs="Consolas" w:eastAsia="Consolas" w:hAnsi="Consolas"/>
+          <w:sz w:val="19"/>
+          <w:szCs w:val="19"/>
+        </w:rPr>
+        <w:t xml:space="preserve">正解    K K M K M M M …</w:t>
+      </w:r>
+    </w:p>
+    <w:p>
+      <w:pPr>
+        <w:spacing w:after="160" w:line="330"/>
+      </w:pPr>
+      <w:r>
+        <w:rPr>
+          <w:rFonts w:ascii="Yu Gothic" w:cs="Yu Gothic" w:eastAsia="Yu Gothic" w:hAnsi="Yu Gothic"/>
+        </w:rPr>
+        <w:t xml:space="preserve">1 列が 1 文字で、上下が同じ文字に対応します。桁がそろうので、どこを書き間違えたのか、どこが抜けたのかを縦に見比べられます。打ち漏らしたところは自分の側が </w:t>
+      </w:r>
+      <w:r>
+        <w:rPr>
+          <w:rFonts w:ascii="Consolas" w:cs="Consolas" w:eastAsia="Consolas" w:hAnsi="Consolas"/>
+          <w:shd w:fill="F2F2F2" w:val="clear"/>
+        </w:rPr>
+        <w:t xml:space="preserve">—</w:t>
+      </w:r>
+      <w:r>
+        <w:rPr>
+          <w:rFonts w:ascii="Yu Gothic" w:cs="Yu Gothic" w:eastAsia="Yu Gothic" w:hAnsi="Yu Gothic"/>
+        </w:rPr>
+        <w:t xml:space="preserve"> になります。プロサイン </w:t>
+      </w:r>
+      <w:r>
+        <w:rPr>
+          <w:rFonts w:ascii="Consolas" w:cs="Consolas" w:eastAsia="Consolas" w:hAnsi="Consolas"/>
+          <w:shd w:fill="F2F2F2" w:val="clear"/>
+        </w:rPr>
+        <w:t xml:space="preserve">&lt;SK&gt;</w:t>
+      </w:r>
+      <w:r>
+        <w:rPr>
+          <w:rFonts w:ascii="Yu Gothic" w:cs="Yu Gothic" w:eastAsia="Yu Gothic" w:hAnsi="Yu Gothic"/>
+        </w:rPr>
+        <w:t xml:space="preserve"> のように文字数の違う符号も 1 列に収まります。</w:t>
+      </w:r>
+    </w:p>
+    <w:p>
+      <w:pPr>
+        <w:spacing w:after="160" w:line="330"/>
+      </w:pPr>
+      <w:r>
+        <w:rPr>
+          <w:rFonts w:ascii="Yu Gothic" w:cs="Yu Gothic" w:eastAsia="Yu Gothic" w:hAnsi="Yu Gothic"/>
+        </w:rPr>
+        <w:t xml:space="preserve">全問正解のときは 1 段だけの表示です。</w:t>
+      </w:r>
+    </w:p>
+    <w:p>
+      <w:pPr>
+        <w:spacing w:after="160" w:line="330"/>
+      </w:pPr>
+      <w:r>
+        <w:rPr>
+          <w:rFonts w:ascii="Yu Gothic" w:cs="Yu Gothic" w:eastAsia="Yu Gothic" w:hAnsi="Yu Gothic"/>
+        </w:rPr>
+        <w:t xml:space="preserve">文字ごとの色分けは次のとおりです。</w:t>
       </w:r>
     </w:p>
     <w:tbl>
@@ -18821,7 +18918,7 @@
         <w:spacing w:after="90" w:line="320"/>
         <w:ind w:left="640" w:hanging="300"/>
       </w:pPr>
-      <w:hyperlink w:history="1" r:id="rId0_i7vlkczl08tacv_w0lo">
+      <w:hyperlink w:history="1" r:id="rIdt1tjujvbbfw5mx0n7dqqs">
         <w:r>
           <w:rPr>
             <w:rFonts w:ascii="Yu Gothic" w:cs="Yu Gothic" w:eastAsia="Yu Gothic" w:hAnsi="Yu Gothic"/>
@@ -18848,7 +18945,7 @@
         <w:spacing w:after="90" w:line="320"/>
         <w:ind w:left="640" w:hanging="300"/>
       </w:pPr>
-      <w:hyperlink w:history="1" r:id="rId3ptsapaepmpwa154sc2ff">
+      <w:hyperlink w:history="1" r:id="rIdf9kfun401eg_bkhdwbdta">
         <w:r>
           <w:rPr>
             <w:rFonts w:ascii="Yu Gothic" w:cs="Yu Gothic" w:eastAsia="Yu Gothic" w:hAnsi="Yu Gothic"/>

--- a/docs/CW交信トレーニング_使い方説明書.docx
+++ b/docs/CW交信トレーニング_使い方説明書.docx
@@ -5697,8 +5697,8 @@
         </w:tblBorders>
       </w:tblPr>
       <w:tblGrid>
-        <w:gridCol w:w="2410"/>
-        <w:gridCol w:w="7228"/>
+        <w:gridCol w:w="3029"/>
+        <w:gridCol w:w="6609"/>
       </w:tblGrid>
       <w:tr>
         <w:trPr>
@@ -5706,7 +5706,7 @@
         </w:trPr>
         <w:tc>
           <w:tcPr>
-            <w:tcW w:type="dxa" w:w="2410"/>
+            <w:tcW w:type="dxa" w:w="3029"/>
             <w:shd w:fill="EDE7DA" w:val="clear"/>
             <w:tcMar>
               <w:top w:type="dxa" w:w="60"/>
@@ -5731,7 +5731,7 @@
         </w:tc>
         <w:tc>
           <w:tcPr>
-            <w:tcW w:type="dxa" w:w="7228"/>
+            <w:tcW w:type="dxa" w:w="6609"/>
             <w:shd w:fill="EDE7DA" w:val="clear"/>
             <w:tcMar>
               <w:top w:type="dxa" w:w="60"/>
@@ -5761,7 +5761,7 @@
         </w:trPr>
         <w:tc>
           <w:tcPr>
-            <w:tcW w:type="dxa" w:w="2410"/>
+            <w:tcW w:type="dxa" w:w="3029"/>
             <w:tcMar>
               <w:top w:type="dxa" w:w="60"/>
               <w:left w:type="dxa" w:w="110"/>
@@ -5783,7 +5783,7 @@
         </w:tc>
         <w:tc>
           <w:tcPr>
-            <w:tcW w:type="dxa" w:w="7228"/>
+            <w:tcW w:type="dxa" w:w="6609"/>
             <w:tcMar>
               <w:top w:type="dxa" w:w="60"/>
               <w:left w:type="dxa" w:w="110"/>
@@ -5810,7 +5810,7 @@
         </w:trPr>
         <w:tc>
           <w:tcPr>
-            <w:tcW w:type="dxa" w:w="2410"/>
+            <w:tcW w:type="dxa" w:w="3029"/>
             <w:tcMar>
               <w:top w:type="dxa" w:w="60"/>
               <w:left w:type="dxa" w:w="110"/>
@@ -5832,7 +5832,7 @@
         </w:tc>
         <w:tc>
           <w:tcPr>
-            <w:tcW w:type="dxa" w:w="7228"/>
+            <w:tcW w:type="dxa" w:w="6609"/>
             <w:tcMar>
               <w:top w:type="dxa" w:w="60"/>
               <w:left w:type="dxa" w:w="110"/>
@@ -5859,7 +5859,7 @@
         </w:trPr>
         <w:tc>
           <w:tcPr>
-            <w:tcW w:type="dxa" w:w="2410"/>
+            <w:tcW w:type="dxa" w:w="3029"/>
             <w:tcMar>
               <w:top w:type="dxa" w:w="60"/>
               <w:left w:type="dxa" w:w="110"/>
@@ -5881,7 +5881,7 @@
         </w:tc>
         <w:tc>
           <w:tcPr>
-            <w:tcW w:type="dxa" w:w="7228"/>
+            <w:tcW w:type="dxa" w:w="6609"/>
             <w:tcMar>
               <w:top w:type="dxa" w:w="60"/>
               <w:left w:type="dxa" w:w="110"/>
@@ -5908,7 +5908,7 @@
         </w:trPr>
         <w:tc>
           <w:tcPr>
-            <w:tcW w:type="dxa" w:w="2410"/>
+            <w:tcW w:type="dxa" w:w="3029"/>
             <w:tcMar>
               <w:top w:type="dxa" w:w="60"/>
               <w:left w:type="dxa" w:w="110"/>
@@ -5930,7 +5930,7 @@
         </w:tc>
         <w:tc>
           <w:tcPr>
-            <w:tcW w:type="dxa" w:w="7228"/>
+            <w:tcW w:type="dxa" w:w="6609"/>
             <w:tcMar>
               <w:top w:type="dxa" w:w="60"/>
               <w:left w:type="dxa" w:w="110"/>
@@ -5957,45 +5957,45 @@
         </w:trPr>
         <w:tc>
           <w:tcPr>
-            <w:tcW w:type="dxa" w:w="2410"/>
-            <w:tcMar>
-              <w:top w:type="dxa" w:w="60"/>
-              <w:left w:type="dxa" w:w="110"/>
-              <w:bottom w:type="dxa" w:w="60"/>
-              <w:right w:type="dxa" w:w="110"/>
-            </w:tcMar>
-          </w:tcPr>
-          <w:p>
-            <w:pPr>
-              <w:spacing w:after="0" w:before="0"/>
-            </w:pPr>
-            <w:r>
-              <w:rPr>
-                <w:rFonts w:ascii="Yu Gothic" w:cs="Yu Gothic" w:eastAsia="Yu Gothic" w:hAnsi="Yu Gothic"/>
-              </w:rPr>
-              <w:t xml:space="preserve">数字・RST</w:t>
-            </w:r>
-          </w:p>
-        </w:tc>
-        <w:tc>
-          <w:tcPr>
-            <w:tcW w:type="dxa" w:w="7228"/>
-            <w:tcMar>
-              <w:top w:type="dxa" w:w="60"/>
-              <w:left w:type="dxa" w:w="110"/>
-              <w:bottom w:type="dxa" w:w="60"/>
-              <w:right w:type="dxa" w:w="110"/>
-            </w:tcMar>
-          </w:tcPr>
-          <w:p>
-            <w:pPr>
-              <w:spacing w:after="0" w:before="0"/>
-            </w:pPr>
-            <w:r>
-              <w:rPr>
-                <w:rFonts w:ascii="Yu Gothic" w:cs="Yu Gothic" w:eastAsia="Yu Gothic" w:hAnsi="Yu Gothic"/>
-              </w:rPr>
-              <w:t xml:space="preserve">RST や番号などの数字列</w:t>
+            <w:tcW w:type="dxa" w:w="3029"/>
+            <w:tcMar>
+              <w:top w:type="dxa" w:w="60"/>
+              <w:left w:type="dxa" w:w="110"/>
+              <w:bottom w:type="dxa" w:w="60"/>
+              <w:right w:type="dxa" w:w="110"/>
+            </w:tcMar>
+          </w:tcPr>
+          <w:p>
+            <w:pPr>
+              <w:spacing w:after="0" w:before="0"/>
+            </w:pPr>
+            <w:r>
+              <w:rPr>
+                <w:rFonts w:ascii="Yu Gothic" w:cs="Yu Gothic" w:eastAsia="Yu Gothic" w:hAnsi="Yu Gothic"/>
+              </w:rPr>
+              <w:t xml:space="preserve">Q 符号だけ</w:t>
+            </w:r>
+          </w:p>
+        </w:tc>
+        <w:tc>
+          <w:tcPr>
+            <w:tcW w:type="dxa" w:w="6609"/>
+            <w:tcMar>
+              <w:top w:type="dxa" w:w="60"/>
+              <w:left w:type="dxa" w:w="110"/>
+              <w:bottom w:type="dxa" w:w="60"/>
+              <w:right w:type="dxa" w:w="110"/>
+            </w:tcMar>
+          </w:tcPr>
+          <w:p>
+            <w:pPr>
+              <w:spacing w:after="0" w:before="0"/>
+            </w:pPr>
+            <w:r>
+              <w:rPr>
+                <w:rFonts w:ascii="Yu Gothic" w:cs="Yu Gothic" w:eastAsia="Yu Gothic" w:hAnsi="Yu Gothic"/>
+              </w:rPr>
+              <w:t xml:space="preserve">QRM・QSB・QTH など Q 符号にしぼって出題</w:t>
             </w:r>
           </w:p>
         </w:tc>
@@ -6006,45 +6006,45 @@
         </w:trPr>
         <w:tc>
           <w:tcPr>
-            <w:tcW w:type="dxa" w:w="2410"/>
-            <w:tcMar>
-              <w:top w:type="dxa" w:w="60"/>
-              <w:left w:type="dxa" w:w="110"/>
-              <w:bottom w:type="dxa" w:w="60"/>
-              <w:right w:type="dxa" w:w="110"/>
-            </w:tcMar>
-          </w:tcPr>
-          <w:p>
-            <w:pPr>
-              <w:spacing w:after="0" w:before="0"/>
-            </w:pPr>
-            <w:r>
-              <w:rPr>
-                <w:rFonts w:ascii="Yu Gothic" w:cs="Yu Gothic" w:eastAsia="Yu Gothic" w:hAnsi="Yu Gothic"/>
-              </w:rPr>
-              <w:t xml:space="preserve">頻出単語</w:t>
-            </w:r>
-          </w:p>
-        </w:tc>
-        <w:tc>
-          <w:tcPr>
-            <w:tcW w:type="dxa" w:w="7228"/>
-            <w:tcMar>
-              <w:top w:type="dxa" w:w="60"/>
-              <w:left w:type="dxa" w:w="110"/>
-              <w:bottom w:type="dxa" w:w="60"/>
-              <w:right w:type="dxa" w:w="110"/>
-            </w:tcMar>
-          </w:tcPr>
-          <w:p>
-            <w:pPr>
-              <w:spacing w:after="0" w:before="0"/>
-            </w:pPr>
-            <w:r>
-              <w:rPr>
-                <w:rFonts w:ascii="Yu Gothic" w:cs="Yu Gothic" w:eastAsia="Yu Gothic" w:hAnsi="Yu Gothic"/>
-              </w:rPr>
-              <w:t xml:space="preserve">交信でよく使う短い単語</w:t>
+            <w:tcW w:type="dxa" w:w="3029"/>
+            <w:tcMar>
+              <w:top w:type="dxa" w:w="60"/>
+              <w:left w:type="dxa" w:w="110"/>
+              <w:bottom w:type="dxa" w:w="60"/>
+              <w:right w:type="dxa" w:w="110"/>
+            </w:tcMar>
+          </w:tcPr>
+          <w:p>
+            <w:pPr>
+              <w:spacing w:after="0" w:before="0"/>
+            </w:pPr>
+            <w:r>
+              <w:rPr>
+                <w:rFonts w:ascii="Yu Gothic" w:cs="Yu Gothic" w:eastAsia="Yu Gothic" w:hAnsi="Yu Gothic"/>
+              </w:rPr>
+              <w:t xml:space="preserve">数字・RST</w:t>
+            </w:r>
+          </w:p>
+        </w:tc>
+        <w:tc>
+          <w:tcPr>
+            <w:tcW w:type="dxa" w:w="6609"/>
+            <w:tcMar>
+              <w:top w:type="dxa" w:w="60"/>
+              <w:left w:type="dxa" w:w="110"/>
+              <w:bottom w:type="dxa" w:w="60"/>
+              <w:right w:type="dxa" w:w="110"/>
+            </w:tcMar>
+          </w:tcPr>
+          <w:p>
+            <w:pPr>
+              <w:spacing w:after="0" w:before="0"/>
+            </w:pPr>
+            <w:r>
+              <w:rPr>
+                <w:rFonts w:ascii="Yu Gothic" w:cs="Yu Gothic" w:eastAsia="Yu Gothic" w:hAnsi="Yu Gothic"/>
+              </w:rPr>
+              <w:t xml:space="preserve">RST や番号などの数字列</w:t>
             </w:r>
           </w:p>
         </w:tc>
@@ -6055,130 +6055,45 @@
         </w:trPr>
         <w:tc>
           <w:tcPr>
-            <w:tcW w:type="dxa" w:w="2410"/>
-            <w:tcMar>
-              <w:top w:type="dxa" w:w="60"/>
-              <w:left w:type="dxa" w:w="110"/>
-              <w:bottom w:type="dxa" w:w="60"/>
-              <w:right w:type="dxa" w:w="110"/>
-            </w:tcMar>
-          </w:tcPr>
-          <w:p>
-            <w:pPr>
-              <w:spacing w:after="0" w:before="0"/>
-            </w:pPr>
-            <w:r>
-              <w:rPr>
-                <w:rFonts w:ascii="Yu Gothic" w:cs="Yu Gothic" w:eastAsia="Yu Gothic" w:hAnsi="Yu Gothic"/>
-              </w:rPr>
-              <w:t xml:space="preserve">記号・プロサイン</w:t>
-            </w:r>
-          </w:p>
-        </w:tc>
-        <w:tc>
-          <w:tcPr>
-            <w:tcW w:type="dxa" w:w="7228"/>
-            <w:tcMar>
-              <w:top w:type="dxa" w:w="60"/>
-              <w:left w:type="dxa" w:w="110"/>
-              <w:bottom w:type="dxa" w:w="60"/>
-              <w:right w:type="dxa" w:w="110"/>
-            </w:tcMar>
-          </w:tcPr>
-          <w:p>
-            <w:pPr>
-              <w:spacing w:after="0" w:before="0"/>
-            </w:pPr>
-            <w:r>
-              <w:rPr>
-                <w:rFonts w:ascii="Consolas" w:cs="Consolas" w:eastAsia="Consolas" w:hAnsi="Consolas"/>
-                <w:shd w:fill="F2F2F2" w:val="clear"/>
-              </w:rPr>
-              <w:t xml:space="preserve">=</w:t>
-            </w:r>
-            <w:r>
-              <w:rPr>
-                <w:rFonts w:ascii="Yu Gothic" w:cs="Yu Gothic" w:eastAsia="Yu Gothic" w:hAnsi="Yu Gothic"/>
-              </w:rPr>
-              <w:t xml:space="preserve"> </w:t>
-            </w:r>
-            <w:r>
-              <w:rPr>
-                <w:rFonts w:ascii="Consolas" w:cs="Consolas" w:eastAsia="Consolas" w:hAnsi="Consolas"/>
-                <w:shd w:fill="F2F2F2" w:val="clear"/>
-              </w:rPr>
-              <w:t xml:space="preserve">/</w:t>
-            </w:r>
-            <w:r>
-              <w:rPr>
-                <w:rFonts w:ascii="Yu Gothic" w:cs="Yu Gothic" w:eastAsia="Yu Gothic" w:hAnsi="Yu Gothic"/>
-              </w:rPr>
-              <w:t xml:space="preserve"> </w:t>
-            </w:r>
-            <w:r>
-              <w:rPr>
-                <w:rFonts w:ascii="Consolas" w:cs="Consolas" w:eastAsia="Consolas" w:hAnsi="Consolas"/>
-                <w:shd w:fill="F2F2F2" w:val="clear"/>
-              </w:rPr>
-              <w:t xml:space="preserve">?</w:t>
-            </w:r>
-            <w:r>
-              <w:rPr>
-                <w:rFonts w:ascii="Yu Gothic" w:cs="Yu Gothic" w:eastAsia="Yu Gothic" w:hAnsi="Yu Gothic"/>
-              </w:rPr>
-              <w:t xml:space="preserve"> </w:t>
-            </w:r>
-            <w:r>
-              <w:rPr>
-                <w:rFonts w:ascii="Consolas" w:cs="Consolas" w:eastAsia="Consolas" w:hAnsi="Consolas"/>
-                <w:shd w:fill="F2F2F2" w:val="clear"/>
-              </w:rPr>
-              <w:t xml:space="preserve">.</w:t>
-            </w:r>
-            <w:r>
-              <w:rPr>
-                <w:rFonts w:ascii="Yu Gothic" w:cs="Yu Gothic" w:eastAsia="Yu Gothic" w:hAnsi="Yu Gothic"/>
-              </w:rPr>
-              <w:t xml:space="preserve"> </w:t>
-            </w:r>
-            <w:r>
-              <w:rPr>
-                <w:rFonts w:ascii="Consolas" w:cs="Consolas" w:eastAsia="Consolas" w:hAnsi="Consolas"/>
-                <w:shd w:fill="F2F2F2" w:val="clear"/>
-              </w:rPr>
-              <w:t xml:space="preserve">,</w:t>
-            </w:r>
-            <w:r>
-              <w:rPr>
-                <w:rFonts w:ascii="Yu Gothic" w:cs="Yu Gothic" w:eastAsia="Yu Gothic" w:hAnsi="Yu Gothic"/>
-              </w:rPr>
-              <w:t xml:space="preserve"> や </w:t>
-            </w:r>
-            <w:r>
-              <w:rPr>
-                <w:rFonts w:ascii="Consolas" w:cs="Consolas" w:eastAsia="Consolas" w:hAnsi="Consolas"/>
-                <w:shd w:fill="F2F2F2" w:val="clear"/>
-              </w:rPr>
-              <w:t xml:space="preserve">&lt;AR&gt;</w:t>
-            </w:r>
-            <w:r>
-              <w:rPr>
-                <w:rFonts w:ascii="Yu Gothic" w:cs="Yu Gothic" w:eastAsia="Yu Gothic" w:hAnsi="Yu Gothic"/>
-              </w:rPr>
-              <w:t xml:space="preserve"> </w:t>
-            </w:r>
-            <w:r>
-              <w:rPr>
-                <w:rFonts w:ascii="Consolas" w:cs="Consolas" w:eastAsia="Consolas" w:hAnsi="Consolas"/>
-                <w:shd w:fill="F2F2F2" w:val="clear"/>
-              </w:rPr>
-              <w:t xml:space="preserve">&lt;SK&gt;</w:t>
-            </w:r>
-            <w:r>
-              <w:rPr>
-                <w:rFonts w:ascii="Yu Gothic" w:cs="Yu Gothic" w:eastAsia="Yu Gothic" w:hAnsi="Yu Gothic"/>
-              </w:rPr>
-              <w:t xml:space="preserve"> など、ローマ字以外の符号だけ</w:t>
+            <w:tcW w:type="dxa" w:w="3029"/>
+            <w:tcMar>
+              <w:top w:type="dxa" w:w="60"/>
+              <w:left w:type="dxa" w:w="110"/>
+              <w:bottom w:type="dxa" w:w="60"/>
+              <w:right w:type="dxa" w:w="110"/>
+            </w:tcMar>
+          </w:tcPr>
+          <w:p>
+            <w:pPr>
+              <w:spacing w:after="0" w:before="0"/>
+            </w:pPr>
+            <w:r>
+              <w:rPr>
+                <w:rFonts w:ascii="Yu Gothic" w:cs="Yu Gothic" w:eastAsia="Yu Gothic" w:hAnsi="Yu Gothic"/>
+              </w:rPr>
+              <w:t xml:space="preserve">RST レポート</w:t>
+            </w:r>
+          </w:p>
+        </w:tc>
+        <w:tc>
+          <w:tcPr>
+            <w:tcW w:type="dxa" w:w="6609"/>
+            <w:tcMar>
+              <w:top w:type="dxa" w:w="60"/>
+              <w:left w:type="dxa" w:w="110"/>
+              <w:bottom w:type="dxa" w:w="60"/>
+              <w:right w:type="dxa" w:w="110"/>
+            </w:tcMar>
+          </w:tcPr>
+          <w:p>
+            <w:pPr>
+              <w:spacing w:after="0" w:before="0"/>
+            </w:pPr>
+            <w:r>
+              <w:rPr>
+                <w:rFonts w:ascii="Yu Gothic" w:cs="Yu Gothic" w:eastAsia="Yu Gothic" w:hAnsi="Yu Gothic"/>
+              </w:rPr>
+              <w:t xml:space="preserve">599 や 5NN など信号レポートだけ。各桁の意味も表示</w:t>
             </w:r>
           </w:p>
         </w:tc>
@@ -6189,7 +6104,435 @@
         </w:trPr>
         <w:tc>
           <w:tcPr>
-            <w:tcW w:type="dxa" w:w="2410"/>
+            <w:tcW w:type="dxa" w:w="3029"/>
+            <w:tcMar>
+              <w:top w:type="dxa" w:w="60"/>
+              <w:left w:type="dxa" w:w="110"/>
+              <w:bottom w:type="dxa" w:w="60"/>
+              <w:right w:type="dxa" w:w="110"/>
+            </w:tcMar>
+          </w:tcPr>
+          <w:p>
+            <w:pPr>
+              <w:spacing w:after="0" w:before="0"/>
+            </w:pPr>
+            <w:r>
+              <w:rPr>
+                <w:rFonts w:ascii="Yu Gothic" w:cs="Yu Gothic" w:eastAsia="Yu Gothic" w:hAnsi="Yu Gothic"/>
+              </w:rPr>
+              <w:t xml:space="preserve">頻出単語</w:t>
+            </w:r>
+          </w:p>
+        </w:tc>
+        <w:tc>
+          <w:tcPr>
+            <w:tcW w:type="dxa" w:w="6609"/>
+            <w:tcMar>
+              <w:top w:type="dxa" w:w="60"/>
+              <w:left w:type="dxa" w:w="110"/>
+              <w:bottom w:type="dxa" w:w="60"/>
+              <w:right w:type="dxa" w:w="110"/>
+            </w:tcMar>
+          </w:tcPr>
+          <w:p>
+            <w:pPr>
+              <w:spacing w:after="0" w:before="0"/>
+            </w:pPr>
+            <w:r>
+              <w:rPr>
+                <w:rFonts w:ascii="Yu Gothic" w:cs="Yu Gothic" w:eastAsia="Yu Gothic" w:hAnsi="Yu Gothic"/>
+              </w:rPr>
+              <w:t xml:space="preserve">交信でよく使う短い単語</w:t>
+            </w:r>
+          </w:p>
+        </w:tc>
+      </w:tr>
+      <w:tr>
+        <w:trPr>
+          <w:tblHeader w:val="false"/>
+        </w:trPr>
+        <w:tc>
+          <w:tcPr>
+            <w:tcW w:type="dxa" w:w="3029"/>
+            <w:tcMar>
+              <w:top w:type="dxa" w:w="60"/>
+              <w:left w:type="dxa" w:w="110"/>
+              <w:bottom w:type="dxa" w:w="60"/>
+              <w:right w:type="dxa" w:w="110"/>
+            </w:tcMar>
+          </w:tcPr>
+          <w:p>
+            <w:pPr>
+              <w:spacing w:after="0" w:before="0"/>
+            </w:pPr>
+            <w:r>
+              <w:rPr>
+                <w:rFonts w:ascii="Yu Gothic" w:cs="Yu Gothic" w:eastAsia="Yu Gothic" w:hAnsi="Yu Gothic"/>
+              </w:rPr>
+              <w:t xml:space="preserve">名前</w:t>
+            </w:r>
+          </w:p>
+        </w:tc>
+        <w:tc>
+          <w:tcPr>
+            <w:tcW w:type="dxa" w:w="6609"/>
+            <w:tcMar>
+              <w:top w:type="dxa" w:w="60"/>
+              <w:left w:type="dxa" w:w="110"/>
+              <w:bottom w:type="dxa" w:w="60"/>
+              <w:right w:type="dxa" w:w="110"/>
+            </w:tcMar>
+          </w:tcPr>
+          <w:p>
+            <w:pPr>
+              <w:spacing w:after="0" w:before="0"/>
+            </w:pPr>
+            <w:r>
+              <w:rPr>
+                <w:rFonts w:ascii="Yu Gothic" w:cs="Yu Gothic" w:eastAsia="Yu Gothic" w:hAnsi="Yu Gothic"/>
+              </w:rPr>
+              <w:t xml:space="preserve">TAKA・BOB など、交信で名乗る名前</w:t>
+            </w:r>
+          </w:p>
+        </w:tc>
+      </w:tr>
+      <w:tr>
+        <w:trPr>
+          <w:tblHeader w:val="false"/>
+        </w:trPr>
+        <w:tc>
+          <w:tcPr>
+            <w:tcW w:type="dxa" w:w="3029"/>
+            <w:tcMar>
+              <w:top w:type="dxa" w:w="60"/>
+              <w:left w:type="dxa" w:w="110"/>
+              <w:bottom w:type="dxa" w:w="60"/>
+              <w:right w:type="dxa" w:w="110"/>
+            </w:tcMar>
+          </w:tcPr>
+          <w:p>
+            <w:pPr>
+              <w:spacing w:after="0" w:before="0"/>
+            </w:pPr>
+            <w:r>
+              <w:rPr>
+                <w:rFonts w:ascii="Yu Gothic" w:cs="Yu Gothic" w:eastAsia="Yu Gothic" w:hAnsi="Yu Gothic"/>
+              </w:rPr>
+              <w:t xml:space="preserve">地名（QTH）</w:t>
+            </w:r>
+          </w:p>
+        </w:tc>
+        <w:tc>
+          <w:tcPr>
+            <w:tcW w:type="dxa" w:w="6609"/>
+            <w:tcMar>
+              <w:top w:type="dxa" w:w="60"/>
+              <w:left w:type="dxa" w:w="110"/>
+              <w:bottom w:type="dxa" w:w="60"/>
+              <w:right w:type="dxa" w:w="110"/>
+            </w:tcMar>
+          </w:tcPr>
+          <w:p>
+            <w:pPr>
+              <w:spacing w:after="0" w:before="0"/>
+            </w:pPr>
+            <w:r>
+              <w:rPr>
+                <w:rFonts w:ascii="Yu Gothic" w:cs="Yu Gothic" w:eastAsia="Yu Gothic" w:hAnsi="Yu Gothic"/>
+              </w:rPr>
+              <w:t xml:space="preserve">TOKYO・BERLIN など、交信で伝える地名</w:t>
+            </w:r>
+          </w:p>
+        </w:tc>
+      </w:tr>
+      <w:tr>
+        <w:trPr>
+          <w:tblHeader w:val="false"/>
+        </w:trPr>
+        <w:tc>
+          <w:tcPr>
+            <w:tcW w:type="dxa" w:w="3029"/>
+            <w:tcMar>
+              <w:top w:type="dxa" w:w="60"/>
+              <w:left w:type="dxa" w:w="110"/>
+              <w:bottom w:type="dxa" w:w="60"/>
+              <w:right w:type="dxa" w:w="110"/>
+            </w:tcMar>
+          </w:tcPr>
+          <w:p>
+            <w:pPr>
+              <w:spacing w:after="0" w:before="0"/>
+            </w:pPr>
+            <w:r>
+              <w:rPr>
+                <w:rFonts w:ascii="Yu Gothic" w:cs="Yu Gothic" w:eastAsia="Yu Gothic" w:hAnsi="Yu Gothic"/>
+              </w:rPr>
+              <w:t xml:space="preserve">設備（RIG・ANT・出力）</w:t>
+            </w:r>
+          </w:p>
+        </w:tc>
+        <w:tc>
+          <w:tcPr>
+            <w:tcW w:type="dxa" w:w="6609"/>
+            <w:tcMar>
+              <w:top w:type="dxa" w:w="60"/>
+              <w:left w:type="dxa" w:w="110"/>
+              <w:bottom w:type="dxa" w:w="60"/>
+              <w:right w:type="dxa" w:w="110"/>
+            </w:tcMar>
+          </w:tcPr>
+          <w:p>
+            <w:pPr>
+              <w:spacing w:after="0" w:before="0"/>
+            </w:pPr>
+            <w:r>
+              <w:rPr>
+                <w:rFonts w:ascii="Yu Gothic" w:cs="Yu Gothic" w:eastAsia="Yu Gothic" w:hAnsi="Yu Gothic"/>
+              </w:rPr>
+              <w:t xml:space="preserve">IC-7300・3ELE YAGI・50W など、型番の数字とハイフン</w:t>
+            </w:r>
+          </w:p>
+        </w:tc>
+      </w:tr>
+      <w:tr>
+        <w:trPr>
+          <w:tblHeader w:val="false"/>
+        </w:trPr>
+        <w:tc>
+          <w:tcPr>
+            <w:tcW w:type="dxa" w:w="3029"/>
+            <w:tcMar>
+              <w:top w:type="dxa" w:w="60"/>
+              <w:left w:type="dxa" w:w="110"/>
+              <w:bottom w:type="dxa" w:w="60"/>
+              <w:right w:type="dxa" w:w="110"/>
+            </w:tcMar>
+          </w:tcPr>
+          <w:p>
+            <w:pPr>
+              <w:spacing w:after="0" w:before="0"/>
+            </w:pPr>
+            <w:r>
+              <w:rPr>
+                <w:rFonts w:ascii="Yu Gothic" w:cs="Yu Gothic" w:eastAsia="Yu Gothic" w:hAnsi="Yu Gothic"/>
+              </w:rPr>
+              <w:t xml:space="preserve">交信の定型文</w:t>
+            </w:r>
+          </w:p>
+        </w:tc>
+        <w:tc>
+          <w:tcPr>
+            <w:tcW w:type="dxa" w:w="6609"/>
+            <w:tcMar>
+              <w:top w:type="dxa" w:w="60"/>
+              <w:left w:type="dxa" w:w="110"/>
+              <w:bottom w:type="dxa" w:w="60"/>
+              <w:right w:type="dxa" w:w="110"/>
+            </w:tcMar>
+          </w:tcPr>
+          <w:p>
+            <w:pPr>
+              <w:spacing w:after="0" w:before="0"/>
+            </w:pPr>
+            <w:r>
+              <w:rPr>
+                <w:rFonts w:ascii="Yu Gothic" w:cs="Yu Gothic" w:eastAsia="Yu Gothic" w:hAnsi="Yu Gothic"/>
+              </w:rPr>
+              <w:t xml:space="preserve">実際の交信で送られる一節をまるごと</w:t>
+            </w:r>
+          </w:p>
+        </w:tc>
+      </w:tr>
+      <w:tr>
+        <w:trPr>
+          <w:tblHeader w:val="false"/>
+        </w:trPr>
+        <w:tc>
+          <w:tcPr>
+            <w:tcW w:type="dxa" w:w="3029"/>
+            <w:tcMar>
+              <w:top w:type="dxa" w:w="60"/>
+              <w:left w:type="dxa" w:w="110"/>
+              <w:bottom w:type="dxa" w:w="60"/>
+              <w:right w:type="dxa" w:w="110"/>
+            </w:tcMar>
+          </w:tcPr>
+          <w:p>
+            <w:pPr>
+              <w:spacing w:after="0" w:before="0"/>
+            </w:pPr>
+            <w:r>
+              <w:rPr>
+                <w:rFonts w:ascii="Yu Gothic" w:cs="Yu Gothic" w:eastAsia="Yu Gothic" w:hAnsi="Yu Gothic"/>
+              </w:rPr>
+              <w:t xml:space="preserve">実戦の一節</w:t>
+            </w:r>
+          </w:p>
+        </w:tc>
+        <w:tc>
+          <w:tcPr>
+            <w:tcW w:type="dxa" w:w="6609"/>
+            <w:tcMar>
+              <w:top w:type="dxa" w:w="60"/>
+              <w:left w:type="dxa" w:w="110"/>
+              <w:bottom w:type="dxa" w:w="60"/>
+              <w:right w:type="dxa" w:w="110"/>
+            </w:tcMar>
+          </w:tcPr>
+          <w:p>
+            <w:pPr>
+              <w:spacing w:after="0" w:before="0"/>
+            </w:pPr>
+            <w:r>
+              <w:rPr>
+                <w:rFonts w:ascii="Yu Gothic" w:cs="Yu Gothic" w:eastAsia="Yu Gothic" w:hAnsi="Yu Gothic"/>
+              </w:rPr>
+              <w:t xml:space="preserve">コールサイン・RST・名前・地名を、交信そのままの並びで</w:t>
+            </w:r>
+          </w:p>
+        </w:tc>
+      </w:tr>
+      <w:tr>
+        <w:trPr>
+          <w:tblHeader w:val="false"/>
+        </w:trPr>
+        <w:tc>
+          <w:tcPr>
+            <w:tcW w:type="dxa" w:w="3029"/>
+            <w:tcMar>
+              <w:top w:type="dxa" w:w="60"/>
+              <w:left w:type="dxa" w:w="110"/>
+              <w:bottom w:type="dxa" w:w="60"/>
+              <w:right w:type="dxa" w:w="110"/>
+            </w:tcMar>
+          </w:tcPr>
+          <w:p>
+            <w:pPr>
+              <w:spacing w:after="0" w:before="0"/>
+            </w:pPr>
+            <w:r>
+              <w:rPr>
+                <w:rFonts w:ascii="Yu Gothic" w:cs="Yu Gothic" w:eastAsia="Yu Gothic" w:hAnsi="Yu Gothic"/>
+              </w:rPr>
+              <w:t xml:space="preserve">記号・プロサイン</w:t>
+            </w:r>
+          </w:p>
+        </w:tc>
+        <w:tc>
+          <w:tcPr>
+            <w:tcW w:type="dxa" w:w="6609"/>
+            <w:tcMar>
+              <w:top w:type="dxa" w:w="60"/>
+              <w:left w:type="dxa" w:w="110"/>
+              <w:bottom w:type="dxa" w:w="60"/>
+              <w:right w:type="dxa" w:w="110"/>
+            </w:tcMar>
+          </w:tcPr>
+          <w:p>
+            <w:pPr>
+              <w:spacing w:after="0" w:before="0"/>
+            </w:pPr>
+            <w:r>
+              <w:rPr>
+                <w:rFonts w:ascii="Consolas" w:cs="Consolas" w:eastAsia="Consolas" w:hAnsi="Consolas"/>
+                <w:shd w:fill="F2F2F2" w:val="clear"/>
+              </w:rPr>
+              <w:t xml:space="preserve">=</w:t>
+            </w:r>
+            <w:r>
+              <w:rPr>
+                <w:rFonts w:ascii="Yu Gothic" w:cs="Yu Gothic" w:eastAsia="Yu Gothic" w:hAnsi="Yu Gothic"/>
+              </w:rPr>
+              <w:t xml:space="preserve"> </w:t>
+            </w:r>
+            <w:r>
+              <w:rPr>
+                <w:rFonts w:ascii="Consolas" w:cs="Consolas" w:eastAsia="Consolas" w:hAnsi="Consolas"/>
+                <w:shd w:fill="F2F2F2" w:val="clear"/>
+              </w:rPr>
+              <w:t xml:space="preserve">/</w:t>
+            </w:r>
+            <w:r>
+              <w:rPr>
+                <w:rFonts w:ascii="Yu Gothic" w:cs="Yu Gothic" w:eastAsia="Yu Gothic" w:hAnsi="Yu Gothic"/>
+              </w:rPr>
+              <w:t xml:space="preserve"> </w:t>
+            </w:r>
+            <w:r>
+              <w:rPr>
+                <w:rFonts w:ascii="Consolas" w:cs="Consolas" w:eastAsia="Consolas" w:hAnsi="Consolas"/>
+                <w:shd w:fill="F2F2F2" w:val="clear"/>
+              </w:rPr>
+              <w:t xml:space="preserve">?</w:t>
+            </w:r>
+            <w:r>
+              <w:rPr>
+                <w:rFonts w:ascii="Yu Gothic" w:cs="Yu Gothic" w:eastAsia="Yu Gothic" w:hAnsi="Yu Gothic"/>
+              </w:rPr>
+              <w:t xml:space="preserve"> </w:t>
+            </w:r>
+            <w:r>
+              <w:rPr>
+                <w:rFonts w:ascii="Consolas" w:cs="Consolas" w:eastAsia="Consolas" w:hAnsi="Consolas"/>
+                <w:shd w:fill="F2F2F2" w:val="clear"/>
+              </w:rPr>
+              <w:t xml:space="preserve">.</w:t>
+            </w:r>
+            <w:r>
+              <w:rPr>
+                <w:rFonts w:ascii="Yu Gothic" w:cs="Yu Gothic" w:eastAsia="Yu Gothic" w:hAnsi="Yu Gothic"/>
+              </w:rPr>
+              <w:t xml:space="preserve"> </w:t>
+            </w:r>
+            <w:r>
+              <w:rPr>
+                <w:rFonts w:ascii="Consolas" w:cs="Consolas" w:eastAsia="Consolas" w:hAnsi="Consolas"/>
+                <w:shd w:fill="F2F2F2" w:val="clear"/>
+              </w:rPr>
+              <w:t xml:space="preserve">,</w:t>
+            </w:r>
+            <w:r>
+              <w:rPr>
+                <w:rFonts w:ascii="Yu Gothic" w:cs="Yu Gothic" w:eastAsia="Yu Gothic" w:hAnsi="Yu Gothic"/>
+              </w:rPr>
+              <w:t xml:space="preserve"> や </w:t>
+            </w:r>
+            <w:r>
+              <w:rPr>
+                <w:rFonts w:ascii="Consolas" w:cs="Consolas" w:eastAsia="Consolas" w:hAnsi="Consolas"/>
+                <w:shd w:fill="F2F2F2" w:val="clear"/>
+              </w:rPr>
+              <w:t xml:space="preserve">&lt;AR&gt;</w:t>
+            </w:r>
+            <w:r>
+              <w:rPr>
+                <w:rFonts w:ascii="Yu Gothic" w:cs="Yu Gothic" w:eastAsia="Yu Gothic" w:hAnsi="Yu Gothic"/>
+              </w:rPr>
+              <w:t xml:space="preserve"> </w:t>
+            </w:r>
+            <w:r>
+              <w:rPr>
+                <w:rFonts w:ascii="Consolas" w:cs="Consolas" w:eastAsia="Consolas" w:hAnsi="Consolas"/>
+                <w:shd w:fill="F2F2F2" w:val="clear"/>
+              </w:rPr>
+              <w:t xml:space="preserve">&lt;SK&gt;</w:t>
+            </w:r>
+            <w:r>
+              <w:rPr>
+                <w:rFonts w:ascii="Yu Gothic" w:cs="Yu Gothic" w:eastAsia="Yu Gothic" w:hAnsi="Yu Gothic"/>
+              </w:rPr>
+              <w:t xml:space="preserve"> など、ローマ字以外の符号だけ</w:t>
+            </w:r>
+          </w:p>
+        </w:tc>
+      </w:tr>
+      <w:tr>
+        <w:trPr>
+          <w:tblHeader w:val="false"/>
+        </w:trPr>
+        <w:tc>
+          <w:tcPr>
+            <w:tcW w:type="dxa" w:w="3029"/>
             <w:tcMar>
               <w:top w:type="dxa" w:w="60"/>
               <w:left w:type="dxa" w:w="110"/>
@@ -6211,7 +6554,7 @@
         </w:tc>
         <w:tc>
           <w:tcPr>
-            <w:tcW w:type="dxa" w:w="7228"/>
+            <w:tcW w:type="dxa" w:w="6609"/>
             <w:tcMar>
               <w:top w:type="dxa" w:w="60"/>
               <w:left w:type="dxa" w:w="110"/>
@@ -6237,6 +6580,149 @@
       <w:pPr>
         <w:spacing w:after="220"/>
       </w:pPr>
+    </w:p>
+    <w:p>
+      <w:pPr>
+        <w:spacing w:after="160" w:line="330"/>
+      </w:pPr>
+      <w:r>
+        <w:rPr>
+          <w:rFonts w:ascii="Yu Gothic" w:cs="Yu Gothic" w:eastAsia="Yu Gothic" w:hAnsi="Yu Gothic"/>
+          <w:b/>
+          <w:bCs/>
+        </w:rPr>
+        <w:t xml:space="preserve">単語ひとつずつが取れても、続けて送られると取れない</w:t>
+      </w:r>
+      <w:r>
+        <w:rPr>
+          <w:rFonts w:ascii="Yu Gothic" w:cs="Yu Gothic" w:eastAsia="Yu Gothic" w:hAnsi="Yu Gothic"/>
+        </w:rPr>
+        <w:t xml:space="preserve">ものです。「交信の定型文」と「実戦の一節」は、その段差を埋めるためのものです。</w:t>
+      </w:r>
+      <w:r>
+        <w:rPr>
+          <w:rFonts w:ascii="Consolas" w:cs="Consolas" w:eastAsia="Consolas" w:hAnsi="Consolas"/>
+          <w:shd w:fill="F2F2F2" w:val="clear"/>
+        </w:rPr>
+        <w:t xml:space="preserve">UR 599 599 NAME BOB BOB</w:t>
+      </w:r>
+      <w:r>
+        <w:rPr>
+          <w:rFonts w:ascii="Yu Gothic" w:cs="Yu Gothic" w:eastAsia="Yu Gothic" w:hAnsi="Yu Gothic"/>
+        </w:rPr>
+        <w:t xml:space="preserve"> のように、実際に送られる並びのまま出題します。</w:t>
+      </w:r>
+    </w:p>
+    <w:p>
+      <w:pPr>
+        <w:pStyle w:val="Heading2"/>
+        <w:spacing w:after="150" w:before="340"/>
+      </w:pPr>
+      <w:r>
+        <w:rPr>
+          <w:rFonts w:ascii="Yu Gothic" w:cs="Yu Gothic" w:eastAsia="Yu Gothic" w:hAnsi="Yu Gothic"/>
+        </w:rPr>
+        <w:t xml:space="preserve">答え合わせの解説</w:t>
+      </w:r>
+    </w:p>
+    <w:p>
+      <w:pPr>
+        <w:spacing w:after="160" w:line="330"/>
+      </w:pPr>
+      <w:r>
+        <w:rPr>
+          <w:rFonts w:ascii="Yu Gothic" w:cs="Yu Gothic" w:eastAsia="Yu Gothic" w:hAnsi="Yu Gothic"/>
+        </w:rPr>
+        <w:t xml:space="preserve">Q 符号・略語・RST・プロサインが答えに含まれていると、答え合わせに</w:t>
+      </w:r>
+      <w:r>
+        <w:rPr>
+          <w:rFonts w:ascii="Yu Gothic" w:cs="Yu Gothic" w:eastAsia="Yu Gothic" w:hAnsi="Yu Gothic"/>
+          <w:b/>
+          <w:bCs/>
+        </w:rPr>
+        <w:t xml:space="preserve">意味と符号</w:t>
+      </w:r>
+      <w:r>
+        <w:rPr>
+          <w:rFonts w:ascii="Yu Gothic" w:cs="Yu Gothic" w:eastAsia="Yu Gothic" w:hAnsi="Yu Gothic"/>
+        </w:rPr>
+        <w:t xml:space="preserve">が並びます。</w:t>
+      </w:r>
+      <w:r>
+        <w:rPr>
+          <w:rFonts w:ascii="Consolas" w:cs="Consolas" w:eastAsia="Consolas" w:hAnsi="Consolas"/>
+          <w:shd w:fill="F2F2F2" w:val="clear"/>
+        </w:rPr>
+        <w:t xml:space="preserve">QRM 混信を受けている －－・－ ・－・ －－</w:t>
+      </w:r>
+      <w:r>
+        <w:rPr>
+          <w:rFonts w:ascii="Yu Gothic" w:cs="Yu Gothic" w:eastAsia="Yu Gothic" w:hAnsi="Yu Gothic"/>
+        </w:rPr>
+        <w:t xml:space="preserve"> のように、何を意味する符号で、どう打つのかを一度に確かめられます。</w:t>
+      </w:r>
+    </w:p>
+    <w:p>
+      <w:pPr>
+        <w:spacing w:after="160" w:line="330"/>
+      </w:pPr>
+      <w:r>
+        <w:rPr>
+          <w:rFonts w:ascii="Yu Gothic" w:cs="Yu Gothic" w:eastAsia="Yu Gothic" w:hAnsi="Yu Gothic"/>
+        </w:rPr>
+        <w:t xml:space="preserve">RST は各桁まで分けて説明します。</w:t>
+      </w:r>
+      <w:r>
+        <w:rPr>
+          <w:rFonts w:ascii="Consolas" w:cs="Consolas" w:eastAsia="Consolas" w:hAnsi="Consolas"/>
+          <w:shd w:fill="F2F2F2" w:val="clear"/>
+        </w:rPr>
+        <w:t xml:space="preserve">599</w:t>
+      </w:r>
+      <w:r>
+        <w:rPr>
+          <w:rFonts w:ascii="Yu Gothic" w:cs="Yu Gothic" w:eastAsia="Yu Gothic" w:hAnsi="Yu Gothic"/>
+        </w:rPr>
+        <w:t xml:space="preserve"> なら「了解度 5:完全に了解 / 強度 9:極めて強い / 音調 9:完全な純音」です。</w:t>
+      </w:r>
+      <w:r>
+        <w:rPr>
+          <w:rFonts w:ascii="Consolas" w:cs="Consolas" w:eastAsia="Consolas" w:hAnsi="Consolas"/>
+          <w:shd w:fill="F2F2F2" w:val="clear"/>
+        </w:rPr>
+        <w:t xml:space="preserve">5NN</w:t>
+      </w:r>
+      <w:r>
+        <w:rPr>
+          <w:rFonts w:ascii="Yu Gothic" w:cs="Yu Gothic" w:eastAsia="Yu Gothic" w:hAnsi="Yu Gothic"/>
+        </w:rPr>
+        <w:t xml:space="preserve"> は </w:t>
+      </w:r>
+      <w:r>
+        <w:rPr>
+          <w:rFonts w:ascii="Consolas" w:cs="Consolas" w:eastAsia="Consolas" w:hAnsi="Consolas"/>
+          <w:shd w:fill="F2F2F2" w:val="clear"/>
+        </w:rPr>
+        <w:t xml:space="preserve">599</w:t>
+      </w:r>
+      <w:r>
+        <w:rPr>
+          <w:rFonts w:ascii="Yu Gothic" w:cs="Yu Gothic" w:eastAsia="Yu Gothic" w:hAnsi="Yu Gothic"/>
+        </w:rPr>
+        <w:t xml:space="preserve"> を短く打つ送り方なので、同じ説明が付きます。</w:t>
+      </w:r>
+    </w:p>
+    <w:p>
+      <w:pPr>
+        <w:spacing w:after="160" w:line="330"/>
+      </w:pPr>
+      <w:r>
+        <w:rPr>
+          <w:rFonts w:ascii="Yu Gothic" w:cs="Yu Gothic" w:eastAsia="Yu Gothic" w:hAnsi="Yu Gothic"/>
+        </w:rPr>
+        <w:t xml:space="preserve">複数の語からなる問題では、語ごとに並びます。意味の分からない符号を覚えないまま繰り返しても身に付かないので、取れた・取れなかったにかかわらず毎回出ます。</w:t>
+      </w:r>
     </w:p>
     <w:p>
       <w:pPr>
@@ -7907,6 +8393,74 @@
           <w:rFonts w:ascii="Yu Gothic" w:cs="Yu Gothic" w:eastAsia="Yu Gothic" w:hAnsi="Yu Gothic"/>
         </w:rPr>
         <w:t xml:space="preserve"> だけで「採点 → 次の問題」が続き、最後に平均正答率とそのセッションで崩れた文字のまとめが出ます。</w:t>
+      </w:r>
+    </w:p>
+    <w:p>
+      <w:pPr>
+        <w:spacing w:after="160" w:line="330"/>
+      </w:pPr>
+      <w:r>
+        <w:rPr>
+          <w:rFonts w:ascii="Consolas" w:cs="Consolas" w:eastAsia="Consolas" w:hAnsi="Consolas"/>
+          <w:shd w:fill="F2F2F2" w:val="clear"/>
+        </w:rPr>
+        <w:t xml:space="preserve">Enter</w:t>
+      </w:r>
+      <w:r>
+        <w:rPr>
+          <w:rFonts w:ascii="Yu Gothic" w:cs="Yu Gothic" w:eastAsia="Yu Gothic" w:hAnsi="Yu Gothic"/>
+        </w:rPr>
+        <w:t xml:space="preserve"> は「採点する」と「次の問題へ」を兼ねていますが、</w:t>
+      </w:r>
+      <w:r>
+        <w:rPr>
+          <w:rFonts w:ascii="Yu Gothic" w:cs="Yu Gothic" w:eastAsia="Yu Gothic" w:hAnsi="Yu Gothic"/>
+          <w:b/>
+          <w:bCs/>
+        </w:rPr>
+        <w:t xml:space="preserve">採点した直後の</w:t>
+      </w:r>
+      <w:r>
+        <w:rPr>
+          <w:rFonts w:ascii="Consolas" w:cs="Consolas" w:eastAsia="Consolas" w:hAnsi="Consolas"/>
+          <w:b/>
+          <w:bCs/>
+          <w:shd w:fill="F2F2F2" w:val="clear"/>
+        </w:rPr>
+        <w:t xml:space="preserve">Enter</w:t>
+      </w:r>
+      <w:r>
+        <w:rPr>
+          <w:rFonts w:ascii="Yu Gothic" w:cs="Yu Gothic" w:eastAsia="Yu Gothic" w:hAnsi="Yu Gothic"/>
+          <w:b/>
+          <w:bCs/>
+        </w:rPr>
+        <w:t xml:space="preserve"> は受け付けません</w:t>
+      </w:r>
+      <w:r>
+        <w:rPr>
+          <w:rFonts w:ascii="Yu Gothic" w:cs="Yu Gothic" w:eastAsia="Yu Gothic" w:hAnsi="Yu Gothic"/>
+        </w:rPr>
+        <w:t xml:space="preserve">。書き終えた勢いでキーを押し込んだり、少し長く押したままにすると、採点結果を見ないまま次の問題に移ってしまうためです。ひと呼吸おいてから押してください。</w:t>
+      </w:r>
+    </w:p>
+    <w:p>
+      <w:pPr>
+        <w:spacing w:after="160" w:line="330"/>
+      </w:pPr>
+      <w:r>
+        <w:rPr>
+          <w:rFonts w:ascii="Yu Gothic" w:cs="Yu Gothic" w:eastAsia="Yu Gothic" w:hAnsi="Yu Gothic"/>
+          <w:b/>
+          <w:bCs/>
+        </w:rPr>
+        <w:t xml:space="preserve">「レベルを 1 上げる」を押しても、その場では次の問題に進みません。</w:t>
+      </w:r>
+      <w:r>
+        <w:rPr>
+          <w:rFonts w:ascii="Yu Gothic" w:cs="Yu Gothic" w:eastAsia="Yu Gothic" w:hAnsi="Yu Gothic"/>
+        </w:rPr>
+        <w:t xml:space="preserve">採点結果を見ながらレベルを上げられるようにしてあります。次の問題は「次の問題」で始めてください。上げた文字は次の問題から入ります。</w:t>
       </w:r>
     </w:p>
     <w:p>
@@ -18918,7 +19472,7 @@
         <w:spacing w:after="90" w:line="320"/>
         <w:ind w:left="640" w:hanging="300"/>
       </w:pPr>
-      <w:hyperlink w:history="1" r:id="rIdt1tjujvbbfw5mx0n7dqqs">
+      <w:hyperlink w:history="1" r:id="rIdmbozp1k8scdxtpkn2bajx">
         <w:r>
           <w:rPr>
             <w:rFonts w:ascii="Yu Gothic" w:cs="Yu Gothic" w:eastAsia="Yu Gothic" w:hAnsi="Yu Gothic"/>
@@ -18945,7 +19499,7 @@
         <w:spacing w:after="90" w:line="320"/>
         <w:ind w:left="640" w:hanging="300"/>
       </w:pPr>
-      <w:hyperlink w:history="1" r:id="rIdf9kfun401eg_bkhdwbdta">
+      <w:hyperlink w:history="1" r:id="rIduzoxa6xnfh-7r0qcxzpf-">
         <w:r>
           <w:rPr>
             <w:rFonts w:ascii="Yu Gothic" w:cs="Yu Gothic" w:eastAsia="Yu Gothic" w:hAnsi="Yu Gothic"/>

--- a/docs/CW交信トレーニング_使い方説明書.docx
+++ b/docs/CW交信トレーニング_使い方説明書.docx
@@ -3461,33 +3461,116 @@
         <w:rPr>
           <w:rFonts w:ascii="Yu Gothic" w:cs="Yu Gothic" w:eastAsia="Yu Gothic" w:hAnsi="Yu Gothic"/>
         </w:rPr>
-        <w:t xml:space="preserve"> で消せます（そのときドリルは終わりません）。入力欄に焦点があるときは、文字入力の邪魔をしないよう効きません。</w:t>
+        <w:t xml:space="preserve"> で消せます（そのときドリルは終わりません）。</w:t>
+      </w:r>
+    </w:p>
+    <w:p>
+      <w:pPr>
+        <w:spacing w:after="160" w:line="330"/>
+      </w:pPr>
+      <w:r>
+        <w:rPr>
+          <w:rFonts w:ascii="Yu Gothic" w:cs="Yu Gothic" w:eastAsia="Yu Gothic" w:hAnsi="Yu Gothic"/>
+          <w:b/>
+          <w:bCs/>
+        </w:rPr>
+        <w:t xml:space="preserve">打った符号を消す </w:t>
+      </w:r>
+      <w:r>
+        <w:rPr>
+          <w:rFonts w:ascii="Consolas" w:cs="Consolas" w:eastAsia="Consolas" w:hAnsi="Consolas"/>
+          <w:b/>
+          <w:bCs/>
+          <w:shd w:fill="F2F2F2" w:val="clear"/>
+        </w:rPr>
+        <w:t xml:space="preserve">Esc</w:t>
+      </w:r>
+      <w:r>
+        <w:rPr>
+          <w:rFonts w:ascii="Yu Gothic" w:cs="Yu Gothic" w:eastAsia="Yu Gothic" w:hAnsi="Yu Gothic"/>
+          <w:b/>
+          <w:bCs/>
+        </w:rPr>
+        <w:t xml:space="preserve"> は、焦点がどこにあっても効きます。</w:t>
+      </w:r>
+      <w:r>
+        <w:rPr>
+          <w:rFonts w:ascii="Yu Gothic" w:cs="Yu Gothic" w:eastAsia="Yu Gothic" w:hAnsi="Yu Gothic"/>
+        </w:rPr>
+        <w:t xml:space="preserve"> つまみを動かした直後でも、ボタンをクリックした直後でも、書き取り欄に文字を打ち込んでいる最中でも同じです。打面のすぐ下のボタンが「打ち直す（</w:t>
       </w:r>
       <w:r>
         <w:rPr>
           <w:rFonts w:ascii="Consolas" w:cs="Consolas" w:eastAsia="Consolas" w:hAnsi="Consolas"/>
           <w:shd w:fill="F2F2F2" w:val="clear"/>
         </w:rPr>
-        <w:t xml:space="preserve">Space</w:t>
-      </w:r>
-      <w:r>
-        <w:rPr>
-          <w:rFonts w:ascii="Yu Gothic" w:cs="Yu Gothic" w:eastAsia="Yu Gothic" w:hAnsi="Yu Gothic"/>
-        </w:rPr>
-        <w:t xml:space="preserve"> はボタンを押す操作と重なるため、ボタンに焦点があるときも効きません（</w:t>
-      </w:r>
+        <w:t xml:space="preserve">Esc</w:t>
+      </w:r>
+      <w:r>
+        <w:rPr>
+          <w:rFonts w:ascii="Yu Gothic" w:cs="Yu Gothic" w:eastAsia="Yu Gothic" w:hAnsi="Yu Gothic"/>
+        </w:rPr>
+        <w:t xml:space="preserve">）」と出している以上、効いたり効かなかったりしては困るためです。</w:t>
+      </w:r>
+    </w:p>
+    <w:p>
+      <w:pPr>
+        <w:spacing w:after="160" w:line="330"/>
+      </w:pPr>
+      <w:r>
+        <w:rPr>
+          <w:rFonts w:ascii="Yu Gothic" w:cs="Yu Gothic" w:eastAsia="Yu Gothic" w:hAnsi="Yu Gothic"/>
+        </w:rPr>
+        <w:t xml:space="preserve">一方、</w:t>
+      </w:r>
+      <w:r>
+        <w:rPr>
+          <w:rFonts w:ascii="Yu Gothic" w:cs="Yu Gothic" w:eastAsia="Yu Gothic" w:hAnsi="Yu Gothic"/>
+          <w:b/>
+          <w:bCs/>
+        </w:rPr>
+        <w:t xml:space="preserve">打った符号が無いときの </w:t>
+      </w:r>
+      <w:r>
+        <w:rPr>
+          <w:rFonts w:ascii="Consolas" w:cs="Consolas" w:eastAsia="Consolas" w:hAnsi="Consolas"/>
+          <w:b/>
+          <w:bCs/>
+          <w:shd w:fill="F2F2F2" w:val="clear"/>
+        </w:rPr>
+        <w:t xml:space="preserve">Esc</w:t>
+      </w:r>
+      <w:r>
+        <w:rPr>
+          <w:rFonts w:ascii="Yu Gothic" w:cs="Yu Gothic" w:eastAsia="Yu Gothic" w:hAnsi="Yu Gothic"/>
+          <w:b/>
+          <w:bCs/>
+        </w:rPr>
+        <w:t xml:space="preserve">（＝練習の終了）は、文字を打ち込んでいる最中には効きません。</w:t>
+      </w:r>
+      <w:r>
+        <w:rPr>
+          <w:rFonts w:ascii="Yu Gothic" w:cs="Yu Gothic" w:eastAsia="Yu Gothic" w:hAnsi="Yu Gothic"/>
+        </w:rPr>
+        <w:t xml:space="preserve"> 取り消しの利かない操作なので、書き取りの途中で誤って終わってしまわないようにしています。</w:t>
+      </w:r>
+    </w:p>
+    <w:p>
+      <w:pPr>
+        <w:spacing w:after="160" w:line="330"/>
+      </w:pPr>
       <w:r>
         <w:rPr>
           <w:rFonts w:ascii="Consolas" w:cs="Consolas" w:eastAsia="Consolas" w:hAnsi="Consolas"/>
           <w:shd w:fill="F2F2F2" w:val="clear"/>
         </w:rPr>
-        <w:t xml:space="preserve">Esc</w:t>
-      </w:r>
-      <w:r>
-        <w:rPr>
-          <w:rFonts w:ascii="Yu Gothic" w:cs="Yu Gothic" w:eastAsia="Yu Gothic" w:hAnsi="Yu Gothic"/>
-        </w:rPr>
-        <w:t xml:space="preserve"> はボタンに焦点があっても効きます。「打ち直す」をクリックしたあとそのまま打ち直せるようにするためです）。コンテスト運用ではこの 2 つのキーを別の用途（コールサイン補完・送信中止）に使っているため、キーボードショートカットは効きません。画面上部のボタンは使えます。</w:t>
+        <w:t xml:space="preserve">Space</w:t>
+      </w:r>
+      <w:r>
+        <w:rPr>
+          <w:rFonts w:ascii="Yu Gothic" w:cs="Yu Gothic" w:eastAsia="Yu Gothic" w:hAnsi="Yu Gothic"/>
+        </w:rPr>
+        <w:t xml:space="preserve"> は文字そのものなので、入力欄の上では効きません。ボタンを押す操作とも重なるため、ボタンに焦点があるときも効きません。コンテスト運用ではこの 2 つのキーを別の用途（コールサイン補完・送信中止）に使っているため、キーボードショートカットは効きません。画面上部のボタンは使えます。</w:t>
       </w:r>
     </w:p>
     <w:p>
@@ -17182,7 +17265,7 @@
               <w:rPr>
                 <w:rFonts w:ascii="Yu Gothic" w:cs="Yu Gothic" w:eastAsia="Yu Gothic" w:hAnsi="Yu Gothic"/>
               </w:rPr>
-              <w:t xml:space="preserve">打った符号があれば打ち直し、無ければ練習を終了（コンテスト運用を除く）</w:t>
+              <w:t xml:space="preserve">打った符号があれば打ち直し（焦点はどこでも可）、無ければ練習を終了（コンテスト運用を除く）</w:t>
             </w:r>
           </w:p>
         </w:tc>
@@ -19472,7 +19555,7 @@
         <w:spacing w:after="90" w:line="320"/>
         <w:ind w:left="640" w:hanging="300"/>
       </w:pPr>
-      <w:hyperlink w:history="1" r:id="rIdmbozp1k8scdxtpkn2bajx">
+      <w:hyperlink w:history="1" r:id="rIdeahavnnkdx4rmaqzbrf1o">
         <w:r>
           <w:rPr>
             <w:rFonts w:ascii="Yu Gothic" w:cs="Yu Gothic" w:eastAsia="Yu Gothic" w:hAnsi="Yu Gothic"/>
@@ -19499,7 +19582,7 @@
         <w:spacing w:after="90" w:line="320"/>
         <w:ind w:left="640" w:hanging="300"/>
       </w:pPr>
-      <w:hyperlink w:history="1" r:id="rIduzoxa6xnfh-7r0qcxzpf-">
+      <w:hyperlink w:history="1" r:id="rIdkj39ya_og0vgsmsehtvcd">
         <w:r>
           <w:rPr>
             <w:rFonts w:ascii="Yu Gothic" w:cs="Yu Gothic" w:eastAsia="Yu Gothic" w:hAnsi="Yu Gothic"/>

--- a/docs/CW交信トレーニング_使い方説明書.docx
+++ b/docs/CW交信トレーニング_使い方説明書.docx
@@ -13080,6 +13080,136 @@
           <w:rFonts w:ascii="Yu Gothic" w:cs="Yu Gothic" w:eastAsia="Yu Gothic" w:hAnsi="Yu Gothic"/>
         </w:rPr>
         <w:t xml:space="preserve">交信シミュレーターの実技モードや、ガイド付きの「パドルで打ってみる」も、同じこの欄で打ちます。</w:t>
+      </w:r>
+    </w:p>
+    <w:p>
+      <w:pPr>
+        <w:spacing w:after="160" w:line="330"/>
+      </w:pPr>
+      <w:r>
+        <w:rPr>
+          <w:rFonts w:ascii="Yu Gothic" w:cs="Yu Gothic" w:eastAsia="Yu Gothic" w:hAnsi="Yu Gothic"/>
+        </w:rPr>
+        <w:t xml:space="preserve">#### 打鍵が止まらなくなったら</w:t>
+      </w:r>
+    </w:p>
+    <w:p>
+      <w:pPr>
+        <w:spacing w:after="160" w:line="330"/>
+      </w:pPr>
+      <w:r>
+        <w:rPr>
+          <w:rFonts w:ascii="Yu Gothic" w:cs="Yu Gothic" w:eastAsia="Yu Gothic" w:hAnsi="Yu Gothic"/>
+        </w:rPr>
+        <w:t xml:space="preserve">パドルに触っていないのに短点（または長点）が入り続けることがありました。ブラウザに「離した」という合図が届かないと、キーヤーはレバーが握られたままだと思って出し続けます。次の場合に届きません。</w:t>
+      </w:r>
+    </w:p>
+    <w:p>
+      <w:pPr>
+        <w:pStyle w:val="ListParagraph"/>
+        <w:numPr>
+          <w:ilvl w:val="0"/>
+          <w:numId w:val="1"/>
+        </w:numPr>
+        <w:spacing w:after="90" w:line="320"/>
+        <w:ind w:left="640" w:hanging="300"/>
+      </w:pPr>
+      <w:r>
+        <w:rPr>
+          <w:rFonts w:ascii="Yu Gothic" w:cs="Yu Gothic" w:eastAsia="Yu Gothic" w:hAnsi="Yu Gothic"/>
+        </w:rPr>
+        <w:t xml:space="preserve">押したまま別のアプリに切り替えた、ブラウザの外でボタンを離した</w:t>
+      </w:r>
+    </w:p>
+    <w:p>
+      <w:pPr>
+        <w:pStyle w:val="ListParagraph"/>
+        <w:numPr>
+          <w:ilvl w:val="0"/>
+          <w:numId w:val="1"/>
+        </w:numPr>
+        <w:spacing w:after="90" w:line="320"/>
+        <w:ind w:left="640" w:hanging="300"/>
+      </w:pPr>
+      <w:r>
+        <w:rPr>
+          <w:rFonts w:ascii="Yu Gothic" w:cs="Yu Gothic" w:eastAsia="Yu Gothic" w:hAnsi="Yu Gothic"/>
+        </w:rPr>
+        <w:t xml:space="preserve">通知やダイアログに焦点を取られた</w:t>
+      </w:r>
+    </w:p>
+    <w:p>
+      <w:pPr>
+        <w:pStyle w:val="ListParagraph"/>
+        <w:numPr>
+          <w:ilvl w:val="0"/>
+          <w:numId w:val="1"/>
+        </w:numPr>
+        <w:spacing w:after="90" w:line="320"/>
+        <w:ind w:left="640" w:hanging="300"/>
+      </w:pPr>
+      <w:r>
+        <w:rPr>
+          <w:rFonts w:ascii="Yu Gothic" w:cs="Yu Gothic" w:eastAsia="Yu Gothic" w:hAnsi="Yu Gothic"/>
+        </w:rPr>
+        <w:t xml:space="preserve">タッチで、押した側と反対の半分まで指を滑らせて離した</w:t>
+      </w:r>
+    </w:p>
+    <w:p>
+      <w:pPr>
+        <w:spacing w:after="160" w:line="330"/>
+      </w:pPr>
+      <w:r>
+        <w:rPr>
+          <w:rFonts w:ascii="Yu Gothic" w:cs="Yu Gothic" w:eastAsia="Yu Gothic" w:hAnsi="Yu Gothic"/>
+          <w:b/>
+          <w:bCs/>
+        </w:rPr>
+        <w:t xml:space="preserve">ウィンドウが焦点を失った時点で、押されている扱いのレバーはすべて離します。</w:t>
+      </w:r>
+      <w:r>
+        <w:rPr>
+          <w:rFonts w:ascii="Yu Gothic" w:cs="Yu Gothic" w:eastAsia="Yu Gothic" w:hAnsi="Yu Gothic"/>
+        </w:rPr>
+        <w:t xml:space="preserve">タッチは押した場所で側を決め、離した場所では決め直しません。</w:t>
+      </w:r>
+    </w:p>
+    <w:p>
+      <w:pPr>
+        <w:spacing w:after="160" w:line="330"/>
+      </w:pPr>
+      <w:r>
+        <w:rPr>
+          <w:rFonts w:ascii="Yu Gothic" w:cs="Yu Gothic" w:eastAsia="Yu Gothic" w:hAnsi="Yu Gothic"/>
+        </w:rPr>
+        <w:t xml:space="preserve">塞ぎ忘れた経路が残っている場合に備えて、</w:t>
+      </w:r>
+      <w:r>
+        <w:rPr>
+          <w:rFonts w:ascii="Yu Gothic" w:cs="Yu Gothic" w:eastAsia="Yu Gothic" w:hAnsi="Yu Gothic"/>
+          <w:b/>
+          <w:bCs/>
+        </w:rPr>
+        <w:t xml:space="preserve">10 秒以上ずっと押されたままなら自動で止めます</w:t>
+      </w:r>
+      <w:r>
+        <w:rPr>
+          <w:rFonts w:ascii="Yu Gothic" w:cs="Yu Gothic" w:eastAsia="Yu Gothic" w:hAnsi="Yu Gothic"/>
+        </w:rPr>
+        <w:t xml:space="preserve">。いちばん遅い 5 WPM でも短点 40 個分にあたるので、ふつうの打鍵が切られることはありません。止めたときは打面の下に断り書きが出ます。余分に入った符号は「打ち直す」（</w:t>
+      </w:r>
+      <w:r>
+        <w:rPr>
+          <w:rFonts w:ascii="Consolas" w:cs="Consolas" w:eastAsia="Consolas" w:hAnsi="Consolas"/>
+          <w:shd w:fill="F2F2F2" w:val="clear"/>
+        </w:rPr>
+        <w:t xml:space="preserve">Esc</w:t>
+      </w:r>
+      <w:r>
+        <w:rPr>
+          <w:rFonts w:ascii="Yu Gothic" w:cs="Yu Gothic" w:eastAsia="Yu Gothic" w:hAnsi="Yu Gothic"/>
+        </w:rPr>
+        <w:t xml:space="preserve">）で消せます。</w:t>
       </w:r>
     </w:p>
     <w:p>
@@ -19555,7 +19685,7 @@
         <w:spacing w:after="90" w:line="320"/>
         <w:ind w:left="640" w:hanging="300"/>
       </w:pPr>
-      <w:hyperlink w:history="1" r:id="rIdeahavnnkdx4rmaqzbrf1o">
+      <w:hyperlink w:history="1" r:id="rIdefdtoqlxlbexag1khp6xv">
         <w:r>
           <w:rPr>
             <w:rFonts w:ascii="Yu Gothic" w:cs="Yu Gothic" w:eastAsia="Yu Gothic" w:hAnsi="Yu Gothic"/>
@@ -19582,7 +19712,7 @@
         <w:spacing w:after="90" w:line="320"/>
         <w:ind w:left="640" w:hanging="300"/>
       </w:pPr>
-      <w:hyperlink w:history="1" r:id="rIdkj39ya_og0vgsmsehtvcd">
+      <w:hyperlink w:history="1" r:id="rIdmqy-as935zdwtw3ikp7u5">
         <w:r>
           <w:rPr>
             <w:rFonts w:ascii="Yu Gothic" w:cs="Yu Gothic" w:eastAsia="Yu Gothic" w:hAnsi="Yu Gothic"/>

--- a/docs/CW交信トレーニング_使い方説明書.docx
+++ b/docs/CW交信トレーニング_使い方説明書.docx
@@ -3461,33 +3461,116 @@
         <w:rPr>
           <w:rFonts w:ascii="Yu Gothic" w:cs="Yu Gothic" w:eastAsia="Yu Gothic" w:hAnsi="Yu Gothic"/>
         </w:rPr>
-        <w:t xml:space="preserve"> で消せます（そのときドリルは終わりません）。入力欄に焦点があるときは、文字入力の邪魔をしないよう効きません。</w:t>
+        <w:t xml:space="preserve"> で消せます（そのときドリルは終わりません）。</w:t>
+      </w:r>
+    </w:p>
+    <w:p>
+      <w:pPr>
+        <w:spacing w:after="160" w:line="330"/>
+      </w:pPr>
+      <w:r>
+        <w:rPr>
+          <w:rFonts w:ascii="Yu Gothic" w:cs="Yu Gothic" w:eastAsia="Yu Gothic" w:hAnsi="Yu Gothic"/>
+          <w:b/>
+          <w:bCs/>
+        </w:rPr>
+        <w:t xml:space="preserve">打った符号を消す </w:t>
+      </w:r>
+      <w:r>
+        <w:rPr>
+          <w:rFonts w:ascii="Consolas" w:cs="Consolas" w:eastAsia="Consolas" w:hAnsi="Consolas"/>
+          <w:b/>
+          <w:bCs/>
+          <w:shd w:fill="F2F2F2" w:val="clear"/>
+        </w:rPr>
+        <w:t xml:space="preserve">Esc</w:t>
+      </w:r>
+      <w:r>
+        <w:rPr>
+          <w:rFonts w:ascii="Yu Gothic" w:cs="Yu Gothic" w:eastAsia="Yu Gothic" w:hAnsi="Yu Gothic"/>
+          <w:b/>
+          <w:bCs/>
+        </w:rPr>
+        <w:t xml:space="preserve"> は、焦点がどこにあっても効きます。</w:t>
+      </w:r>
+      <w:r>
+        <w:rPr>
+          <w:rFonts w:ascii="Yu Gothic" w:cs="Yu Gothic" w:eastAsia="Yu Gothic" w:hAnsi="Yu Gothic"/>
+        </w:rPr>
+        <w:t xml:space="preserve"> つまみを動かした直後でも、ボタンをクリックした直後でも、書き取り欄に文字を打ち込んでいる最中でも同じです。打面のすぐ下のボタンが「打ち直す（</w:t>
       </w:r>
       <w:r>
         <w:rPr>
           <w:rFonts w:ascii="Consolas" w:cs="Consolas" w:eastAsia="Consolas" w:hAnsi="Consolas"/>
           <w:shd w:fill="F2F2F2" w:val="clear"/>
         </w:rPr>
-        <w:t xml:space="preserve">Space</w:t>
-      </w:r>
-      <w:r>
-        <w:rPr>
-          <w:rFonts w:ascii="Yu Gothic" w:cs="Yu Gothic" w:eastAsia="Yu Gothic" w:hAnsi="Yu Gothic"/>
-        </w:rPr>
-        <w:t xml:space="preserve"> はボタンを押す操作と重なるため、ボタンに焦点があるときも効きません（</w:t>
-      </w:r>
+        <w:t xml:space="preserve">Esc</w:t>
+      </w:r>
+      <w:r>
+        <w:rPr>
+          <w:rFonts w:ascii="Yu Gothic" w:cs="Yu Gothic" w:eastAsia="Yu Gothic" w:hAnsi="Yu Gothic"/>
+        </w:rPr>
+        <w:t xml:space="preserve">）」と出している以上、効いたり効かなかったりしては困るためです。</w:t>
+      </w:r>
+    </w:p>
+    <w:p>
+      <w:pPr>
+        <w:spacing w:after="160" w:line="330"/>
+      </w:pPr>
+      <w:r>
+        <w:rPr>
+          <w:rFonts w:ascii="Yu Gothic" w:cs="Yu Gothic" w:eastAsia="Yu Gothic" w:hAnsi="Yu Gothic"/>
+        </w:rPr>
+        <w:t xml:space="preserve">一方、</w:t>
+      </w:r>
+      <w:r>
+        <w:rPr>
+          <w:rFonts w:ascii="Yu Gothic" w:cs="Yu Gothic" w:eastAsia="Yu Gothic" w:hAnsi="Yu Gothic"/>
+          <w:b/>
+          <w:bCs/>
+        </w:rPr>
+        <w:t xml:space="preserve">打った符号が無いときの </w:t>
+      </w:r>
+      <w:r>
+        <w:rPr>
+          <w:rFonts w:ascii="Consolas" w:cs="Consolas" w:eastAsia="Consolas" w:hAnsi="Consolas"/>
+          <w:b/>
+          <w:bCs/>
+          <w:shd w:fill="F2F2F2" w:val="clear"/>
+        </w:rPr>
+        <w:t xml:space="preserve">Esc</w:t>
+      </w:r>
+      <w:r>
+        <w:rPr>
+          <w:rFonts w:ascii="Yu Gothic" w:cs="Yu Gothic" w:eastAsia="Yu Gothic" w:hAnsi="Yu Gothic"/>
+          <w:b/>
+          <w:bCs/>
+        </w:rPr>
+        <w:t xml:space="preserve">（＝練習の終了）は、文字を打ち込んでいる最中には効きません。</w:t>
+      </w:r>
+      <w:r>
+        <w:rPr>
+          <w:rFonts w:ascii="Yu Gothic" w:cs="Yu Gothic" w:eastAsia="Yu Gothic" w:hAnsi="Yu Gothic"/>
+        </w:rPr>
+        <w:t xml:space="preserve"> 取り消しの利かない操作なので、書き取りの途中で誤って終わってしまわないようにしています。</w:t>
+      </w:r>
+    </w:p>
+    <w:p>
+      <w:pPr>
+        <w:spacing w:after="160" w:line="330"/>
+      </w:pPr>
       <w:r>
         <w:rPr>
           <w:rFonts w:ascii="Consolas" w:cs="Consolas" w:eastAsia="Consolas" w:hAnsi="Consolas"/>
           <w:shd w:fill="F2F2F2" w:val="clear"/>
         </w:rPr>
-        <w:t xml:space="preserve">Esc</w:t>
-      </w:r>
-      <w:r>
-        <w:rPr>
-          <w:rFonts w:ascii="Yu Gothic" w:cs="Yu Gothic" w:eastAsia="Yu Gothic" w:hAnsi="Yu Gothic"/>
-        </w:rPr>
-        <w:t xml:space="preserve"> はボタンに焦点があっても効きます。「打ち直す」をクリックしたあとそのまま打ち直せるようにするためです）。コンテスト運用ではこの 2 つのキーを別の用途（コールサイン補完・送信中止）に使っているため、キーボードショートカットは効きません。画面上部のボタンは使えます。</w:t>
+        <w:t xml:space="preserve">Space</w:t>
+      </w:r>
+      <w:r>
+        <w:rPr>
+          <w:rFonts w:ascii="Yu Gothic" w:cs="Yu Gothic" w:eastAsia="Yu Gothic" w:hAnsi="Yu Gothic"/>
+        </w:rPr>
+        <w:t xml:space="preserve"> は文字そのものなので、入力欄の上では効きません。ボタンを押す操作とも重なるため、ボタンに焦点があるときも効きません。コンテスト運用ではこの 2 つのキーを別の用途（コールサイン補完・送信中止）に使っているため、キーボードショートカットは効きません。画面上部のボタンは使えます。</w:t>
       </w:r>
     </w:p>
     <w:p>
@@ -12997,6 +13080,136 @@
           <w:rFonts w:ascii="Yu Gothic" w:cs="Yu Gothic" w:eastAsia="Yu Gothic" w:hAnsi="Yu Gothic"/>
         </w:rPr>
         <w:t xml:space="preserve">交信シミュレーターの実技モードや、ガイド付きの「パドルで打ってみる」も、同じこの欄で打ちます。</w:t>
+      </w:r>
+    </w:p>
+    <w:p>
+      <w:pPr>
+        <w:spacing w:after="160" w:line="330"/>
+      </w:pPr>
+      <w:r>
+        <w:rPr>
+          <w:rFonts w:ascii="Yu Gothic" w:cs="Yu Gothic" w:eastAsia="Yu Gothic" w:hAnsi="Yu Gothic"/>
+        </w:rPr>
+        <w:t xml:space="preserve">#### 打鍵が止まらなくなったら</w:t>
+      </w:r>
+    </w:p>
+    <w:p>
+      <w:pPr>
+        <w:spacing w:after="160" w:line="330"/>
+      </w:pPr>
+      <w:r>
+        <w:rPr>
+          <w:rFonts w:ascii="Yu Gothic" w:cs="Yu Gothic" w:eastAsia="Yu Gothic" w:hAnsi="Yu Gothic"/>
+        </w:rPr>
+        <w:t xml:space="preserve">パドルに触っていないのに短点（または長点）が入り続けることがありました。ブラウザに「離した」という合図が届かないと、キーヤーはレバーが握られたままだと思って出し続けます。次の場合に届きません。</w:t>
+      </w:r>
+    </w:p>
+    <w:p>
+      <w:pPr>
+        <w:pStyle w:val="ListParagraph"/>
+        <w:numPr>
+          <w:ilvl w:val="0"/>
+          <w:numId w:val="1"/>
+        </w:numPr>
+        <w:spacing w:after="90" w:line="320"/>
+        <w:ind w:left="640" w:hanging="300"/>
+      </w:pPr>
+      <w:r>
+        <w:rPr>
+          <w:rFonts w:ascii="Yu Gothic" w:cs="Yu Gothic" w:eastAsia="Yu Gothic" w:hAnsi="Yu Gothic"/>
+        </w:rPr>
+        <w:t xml:space="preserve">押したまま別のアプリに切り替えた、ブラウザの外でボタンを離した</w:t>
+      </w:r>
+    </w:p>
+    <w:p>
+      <w:pPr>
+        <w:pStyle w:val="ListParagraph"/>
+        <w:numPr>
+          <w:ilvl w:val="0"/>
+          <w:numId w:val="1"/>
+        </w:numPr>
+        <w:spacing w:after="90" w:line="320"/>
+        <w:ind w:left="640" w:hanging="300"/>
+      </w:pPr>
+      <w:r>
+        <w:rPr>
+          <w:rFonts w:ascii="Yu Gothic" w:cs="Yu Gothic" w:eastAsia="Yu Gothic" w:hAnsi="Yu Gothic"/>
+        </w:rPr>
+        <w:t xml:space="preserve">通知やダイアログに焦点を取られた</w:t>
+      </w:r>
+    </w:p>
+    <w:p>
+      <w:pPr>
+        <w:pStyle w:val="ListParagraph"/>
+        <w:numPr>
+          <w:ilvl w:val="0"/>
+          <w:numId w:val="1"/>
+        </w:numPr>
+        <w:spacing w:after="90" w:line="320"/>
+        <w:ind w:left="640" w:hanging="300"/>
+      </w:pPr>
+      <w:r>
+        <w:rPr>
+          <w:rFonts w:ascii="Yu Gothic" w:cs="Yu Gothic" w:eastAsia="Yu Gothic" w:hAnsi="Yu Gothic"/>
+        </w:rPr>
+        <w:t xml:space="preserve">タッチで、押した側と反対の半分まで指を滑らせて離した</w:t>
+      </w:r>
+    </w:p>
+    <w:p>
+      <w:pPr>
+        <w:spacing w:after="160" w:line="330"/>
+      </w:pPr>
+      <w:r>
+        <w:rPr>
+          <w:rFonts w:ascii="Yu Gothic" w:cs="Yu Gothic" w:eastAsia="Yu Gothic" w:hAnsi="Yu Gothic"/>
+          <w:b/>
+          <w:bCs/>
+        </w:rPr>
+        <w:t xml:space="preserve">ウィンドウが焦点を失った時点で、押されている扱いのレバーはすべて離します。</w:t>
+      </w:r>
+      <w:r>
+        <w:rPr>
+          <w:rFonts w:ascii="Yu Gothic" w:cs="Yu Gothic" w:eastAsia="Yu Gothic" w:hAnsi="Yu Gothic"/>
+        </w:rPr>
+        <w:t xml:space="preserve">タッチは押した場所で側を決め、離した場所では決め直しません。</w:t>
+      </w:r>
+    </w:p>
+    <w:p>
+      <w:pPr>
+        <w:spacing w:after="160" w:line="330"/>
+      </w:pPr>
+      <w:r>
+        <w:rPr>
+          <w:rFonts w:ascii="Yu Gothic" w:cs="Yu Gothic" w:eastAsia="Yu Gothic" w:hAnsi="Yu Gothic"/>
+        </w:rPr>
+        <w:t xml:space="preserve">塞ぎ忘れた経路が残っている場合に備えて、</w:t>
+      </w:r>
+      <w:r>
+        <w:rPr>
+          <w:rFonts w:ascii="Yu Gothic" w:cs="Yu Gothic" w:eastAsia="Yu Gothic" w:hAnsi="Yu Gothic"/>
+          <w:b/>
+          <w:bCs/>
+        </w:rPr>
+        <w:t xml:space="preserve">10 秒以上ずっと押されたままなら自動で止めます</w:t>
+      </w:r>
+      <w:r>
+        <w:rPr>
+          <w:rFonts w:ascii="Yu Gothic" w:cs="Yu Gothic" w:eastAsia="Yu Gothic" w:hAnsi="Yu Gothic"/>
+        </w:rPr>
+        <w:t xml:space="preserve">。いちばん遅い 5 WPM でも短点 40 個分にあたるので、ふつうの打鍵が切られることはありません。止めたときは打面の下に断り書きが出ます。余分に入った符号は「打ち直す」（</w:t>
+      </w:r>
+      <w:r>
+        <w:rPr>
+          <w:rFonts w:ascii="Consolas" w:cs="Consolas" w:eastAsia="Consolas" w:hAnsi="Consolas"/>
+          <w:shd w:fill="F2F2F2" w:val="clear"/>
+        </w:rPr>
+        <w:t xml:space="preserve">Esc</w:t>
+      </w:r>
+      <w:r>
+        <w:rPr>
+          <w:rFonts w:ascii="Yu Gothic" w:cs="Yu Gothic" w:eastAsia="Yu Gothic" w:hAnsi="Yu Gothic"/>
+        </w:rPr>
+        <w:t xml:space="preserve">）で消せます。</w:t>
       </w:r>
     </w:p>
     <w:p>
@@ -17182,7 +17395,7 @@
               <w:rPr>
                 <w:rFonts w:ascii="Yu Gothic" w:cs="Yu Gothic" w:eastAsia="Yu Gothic" w:hAnsi="Yu Gothic"/>
               </w:rPr>
-              <w:t xml:space="preserve">打った符号があれば打ち直し、無ければ練習を終了（コンテスト運用を除く）</w:t>
+              <w:t xml:space="preserve">打った符号があれば打ち直し（焦点はどこでも可）、無ければ練習を終了（コンテスト運用を除く）</w:t>
             </w:r>
           </w:p>
         </w:tc>
@@ -19472,7 +19685,7 @@
         <w:spacing w:after="90" w:line="320"/>
         <w:ind w:left="640" w:hanging="300"/>
       </w:pPr>
-      <w:hyperlink w:history="1" r:id="rIdmbozp1k8scdxtpkn2bajx">
+      <w:hyperlink w:history="1" r:id="rIdefdtoqlxlbexag1khp6xv">
         <w:r>
           <w:rPr>
             <w:rFonts w:ascii="Yu Gothic" w:cs="Yu Gothic" w:eastAsia="Yu Gothic" w:hAnsi="Yu Gothic"/>
@@ -19499,7 +19712,7 @@
         <w:spacing w:after="90" w:line="320"/>
         <w:ind w:left="640" w:hanging="300"/>
       </w:pPr>
-      <w:hyperlink w:history="1" r:id="rIduzoxa6xnfh-7r0qcxzpf-">
+      <w:hyperlink w:history="1" r:id="rIdmqy-as935zdwtw3ikp7u5">
         <w:r>
           <w:rPr>
             <w:rFonts w:ascii="Yu Gothic" w:cs="Yu Gothic" w:eastAsia="Yu Gothic" w:hAnsi="Yu Gothic"/>

--- a/docs/CW交信トレーニング_使い方説明書.docx
+++ b/docs/CW交信トレーニング_使い方説明書.docx
@@ -167,6 +167,22 @@
           <w:rFonts w:ascii="Yu Gothic" w:cs="Yu Gothic" w:eastAsia="Yu Gothic" w:hAnsi="Yu Gothic"/>
         </w:rPr>
         <w:t xml:space="preserve">パドル送信</w:t>
+      </w:r>
+    </w:p>
+    <w:p>
+      <w:pPr>
+        <w:pStyle w:val="ListParagraph"/>
+        <w:numPr>
+          <w:ilvl w:val="0"/>
+          <w:numId w:val="2"/>
+        </w:numPr>
+        <w:spacing w:after="90" w:line="320"/>
+      </w:pPr>
+      <w:r>
+        <w:rPr>
+          <w:rFonts w:ascii="Yu Gothic" w:cs="Yu Gothic" w:eastAsia="Yu Gothic" w:hAnsi="Yu Gothic"/>
+        </w:rPr>
+        <w:t xml:space="preserve">ログ帳</w:t>
       </w:r>
     </w:p>
     <w:p>
@@ -1441,7 +1457,7 @@
         <w:rPr>
           <w:rFonts w:ascii="Yu Gothic" w:cs="Yu Gothic" w:eastAsia="Yu Gothic" w:hAnsi="Yu Gothic"/>
         </w:rPr>
-        <w:t xml:space="preserve">14. 困ったとき</w:t>
+        <w:t xml:space="preserve">15. 困ったとき</w:t>
       </w:r>
       <w:r>
         <w:rPr>
@@ -1487,7 +1503,7 @@
         <w:rPr>
           <w:rFonts w:ascii="Yu Gothic" w:cs="Yu Gothic" w:eastAsia="Yu Gothic" w:hAnsi="Yu Gothic"/>
         </w:rPr>
-        <w:t xml:space="preserve">14. 困ったとき</w:t>
+        <w:t xml:space="preserve">15. 困ったとき</w:t>
       </w:r>
       <w:r>
         <w:rPr>
@@ -2290,7 +2306,7 @@
         <w:rPr>
           <w:rFonts w:ascii="Yu Gothic" w:cs="Yu Gothic" w:eastAsia="Yu Gothic" w:hAnsi="Yu Gothic"/>
         </w:rPr>
-        <w:t xml:space="preserve">12. 速度の考え方</w:t>
+        <w:t xml:space="preserve">13. 速度の考え方</w:t>
       </w:r>
       <w:r>
         <w:rPr>
@@ -15877,7 +15893,18 @@
         <w:rPr>
           <w:rFonts w:ascii="Yu Gothic" w:cs="Yu Gothic" w:eastAsia="Yu Gothic" w:hAnsi="Yu Gothic"/>
         </w:rPr>
-        <w:t xml:space="preserve">9. 変換・電鍵</w:t>
+        <w:t xml:space="preserve">9. ログ帳</w:t>
+      </w:r>
+    </w:p>
+    <w:p>
+      <w:pPr>
+        <w:spacing w:after="160" w:line="330"/>
+      </w:pPr>
+      <w:r>
+        <w:rPr>
+          <w:rFonts w:ascii="Yu Gothic" w:cs="Yu Gothic" w:eastAsia="Yu Gothic" w:hAnsi="Yu Gothic"/>
+        </w:rPr>
+        <w:t xml:space="preserve">実際の交信を記録する台帳です。練習の成績（設定・記録タブ）とは別に保存されます。</w:t>
       </w:r>
     </w:p>
     <w:p>
@@ -15889,7 +15916,7 @@
         <w:rPr>
           <w:rFonts w:ascii="Yu Gothic" w:cs="Yu Gothic" w:eastAsia="Yu Gothic" w:hAnsi="Yu Gothic"/>
         </w:rPr>
-        <w:t xml:space="preserve">文章をモールスで聞く</w:t>
+        <w:t xml:space="preserve">登録</w:t>
       </w:r>
     </w:p>
     <w:p>
@@ -15900,59 +15927,267 @@
         <w:rPr>
           <w:rFonts w:ascii="Yu Gothic" w:cs="Yu Gothic" w:eastAsia="Yu Gothic" w:hAnsi="Yu Gothic"/>
         </w:rPr>
-        <w:t xml:space="preserve">任意の文章を入力して再生できます。</w:t>
+        <w:t xml:space="preserve">日時・コールサイン・周波数・モード・RST・名前・QTH・JCC/JCG・QSL・備考を入れて「登録する」を押します。よく使う欄は入れやすくしてあります。</w:t>
+      </w:r>
+    </w:p>
+    <w:p>
+      <w:pPr>
+        <w:pStyle w:val="ListParagraph"/>
+        <w:numPr>
+          <w:ilvl w:val="0"/>
+          <w:numId w:val="1"/>
+        </w:numPr>
+        <w:spacing w:after="90" w:line="320"/>
+        <w:ind w:left="640" w:hanging="300"/>
+      </w:pPr>
+      <w:r>
+        <w:rPr>
+          <w:rFonts w:ascii="Yu Gothic" w:cs="Yu Gothic" w:eastAsia="Yu Gothic" w:hAnsi="Yu Gothic"/>
+          <w:b/>
+          <w:bCs/>
+        </w:rPr>
+        <w:t xml:space="preserve">日時</w:t>
+      </w:r>
+      <w:r>
+        <w:rPr>
+          <w:rFonts w:ascii="Yu Gothic" w:cs="Yu Gothic" w:eastAsia="Yu Gothic" w:hAnsi="Yu Gothic"/>
+        </w:rPr>
+        <w:t xml:space="preserve">は JST で入れます（保存は UTC で行い、ADIF もそのまま正しく出ます）。「今」を押せば現在時刻が入ります</w:t>
+      </w:r>
+    </w:p>
+    <w:p>
+      <w:pPr>
+        <w:pStyle w:val="ListParagraph"/>
+        <w:numPr>
+          <w:ilvl w:val="0"/>
+          <w:numId w:val="1"/>
+        </w:numPr>
+        <w:spacing w:after="90" w:line="320"/>
+        <w:ind w:left="640" w:hanging="300"/>
+      </w:pPr>
+      <w:r>
+        <w:rPr>
+          <w:rFonts w:ascii="Yu Gothic" w:cs="Yu Gothic" w:eastAsia="Yu Gothic" w:hAnsi="Yu Gothic"/>
+          <w:b/>
+          <w:bCs/>
+        </w:rPr>
+        <w:t xml:space="preserve">周波数</w:t>
+      </w:r>
+      <w:r>
+        <w:rPr>
+          <w:rFonts w:ascii="Yu Gothic" w:cs="Yu Gothic" w:eastAsia="Yu Gothic" w:hAnsi="Yu Gothic"/>
+        </w:rPr>
+        <w:t xml:space="preserve">を入れるとバンドが自動で決まります（7.010 → 7MHz）</w:t>
+      </w:r>
+    </w:p>
+    <w:p>
+      <w:pPr>
+        <w:pStyle w:val="ListParagraph"/>
+        <w:numPr>
+          <w:ilvl w:val="0"/>
+          <w:numId w:val="1"/>
+        </w:numPr>
+        <w:spacing w:after="90" w:line="320"/>
+        <w:ind w:left="640" w:hanging="300"/>
+      </w:pPr>
+      <w:r>
+        <w:rPr>
+          <w:rFonts w:ascii="Yu Gothic" w:cs="Yu Gothic" w:eastAsia="Yu Gothic" w:hAnsi="Yu Gothic"/>
+          <w:b/>
+          <w:bCs/>
+        </w:rPr>
+        <w:t xml:space="preserve">登録後も周波数・モード・RST は残ります。</w:t>
+      </w:r>
+      <w:r>
+        <w:rPr>
+          <w:rFonts w:ascii="Yu Gothic" w:cs="Yu Gothic" w:eastAsia="Yu Gothic" w:hAnsi="Yu Gothic"/>
+        </w:rPr>
+        <w:t xml:space="preserve"> 同じバンドで続けてログを付けるとき、入れ直さずに済むようにするためです</w:t>
+      </w:r>
+    </w:p>
+    <w:p>
+      <w:pPr>
+        <w:spacing w:after="160" w:line="330"/>
+      </w:pPr>
+      <w:r>
+        <w:rPr>
+          <w:rFonts w:ascii="Yu Gothic" w:cs="Yu Gothic" w:eastAsia="Yu Gothic" w:hAnsi="Yu Gothic"/>
+          <w:b/>
+          <w:bCs/>
+        </w:rPr>
+        <w:t xml:space="preserve">同じ局をもう一度呼ぶと、交信歴が出ます。</w:t>
+      </w:r>
+      <w:r>
+        <w:rPr>
+          <w:rFonts w:ascii="Yu Gothic" w:cs="Yu Gothic" w:eastAsia="Yu Gothic" w:hAnsi="Yu Gothic"/>
+        </w:rPr>
+        <w:t xml:space="preserve"> 「この局とは 3 回交信しています（前回 …）」のように表示され、名前・QTH・JCC が空欄なら前回の値で埋まります。</w:t>
+      </w:r>
+    </w:p>
+    <w:p>
+      <w:pPr>
+        <w:pStyle w:val="Heading2"/>
+        <w:spacing w:after="150" w:before="340"/>
+      </w:pPr>
+      <w:r>
+        <w:rPr>
+          <w:rFonts w:ascii="Yu Gothic" w:cs="Yu Gothic" w:eastAsia="Yu Gothic" w:hAnsi="Yu Gothic"/>
+        </w:rPr>
+        <w:t xml:space="preserve">JCC・JCG 検索</w:t>
+      </w:r>
+    </w:p>
+    <w:p>
+      <w:pPr>
+        <w:spacing w:after="160" w:line="330"/>
+      </w:pPr>
+      <w:r>
+        <w:rPr>
+          <w:rFonts w:ascii="Yu Gothic" w:cs="Yu Gothic" w:eastAsia="Yu Gothic" w:hAnsi="Yu Gothic"/>
+        </w:rPr>
+        <w:t xml:space="preserve">JARL の市郡区番号リスト（都道府県 47・市 765・郡 346・区 171 件）を収録しています。番号の前方一致でも、市郡区名（漢字・ローマ字）でも引けます。結果を選ぶと登録フォームの JCC 欄（QTH が空ならそちらにも）に入ります。</w:t>
+      </w:r>
+    </w:p>
+    <w:p>
+      <w:pPr>
+        <w:spacing w:after="160" w:line="330"/>
+      </w:pPr>
+      <w:r>
+        <w:rPr>
+          <w:rFonts w:ascii="Yu Gothic" w:cs="Yu Gothic" w:eastAsia="Yu Gothic" w:hAnsi="Yu Gothic"/>
+        </w:rPr>
+        <w:t xml:space="preserve">市町村合併で番号は変わっていくので、見つからない・合わないと感じたらJARL が公表している最新の市郡区番号リストと突き合わせてください。</w:t>
+      </w:r>
+    </w:p>
+    <w:p>
+      <w:pPr>
+        <w:pStyle w:val="Heading2"/>
+        <w:spacing w:after="150" w:before="340"/>
+      </w:pPr>
+      <w:r>
+        <w:rPr>
+          <w:rFonts w:ascii="Yu Gothic" w:cs="Yu Gothic" w:eastAsia="Yu Gothic" w:hAnsi="Yu Gothic"/>
+        </w:rPr>
+        <w:t xml:space="preserve">一覧・編集・削除</w:t>
+      </w:r>
+    </w:p>
+    <w:p>
+      <w:pPr>
+        <w:spacing w:after="160" w:line="330"/>
+      </w:pPr>
+      <w:r>
+        <w:rPr>
+          <w:rFonts w:ascii="Yu Gothic" w:cs="Yu Gothic" w:eastAsia="Yu Gothic" w:hAnsi="Yu Gothic"/>
+        </w:rPr>
+        <w:t xml:space="preserve">新しい順に並びます。検索欄はコール・名前・QTH・JCC・備考を横断して探し、バンドとモードでも絞り込めます。時刻表示は JST と UTC を切り替えられます。</w:t>
+      </w:r>
+    </w:p>
+    <w:p>
+      <w:pPr>
+        <w:spacing w:after="160" w:line="330"/>
+      </w:pPr>
+      <w:r>
+        <w:rPr>
+          <w:rFonts w:ascii="Yu Gothic" w:cs="Yu Gothic" w:eastAsia="Yu Gothic" w:hAnsi="Yu Gothic"/>
+        </w:rPr>
+        <w:t xml:space="preserve">「編集」で登録フォームに呼び出して直し、「削除」で消します。交信サポートで保存した交信記録がある行には「記録」ボタンが出て、受信・送信のやり取りをそのまま読み返せます。</w:t>
+      </w:r>
+    </w:p>
+    <w:p>
+      <w:pPr>
+        <w:pStyle w:val="Heading2"/>
+        <w:spacing w:after="150" w:before="340"/>
+      </w:pPr>
+      <w:r>
+        <w:rPr>
+          <w:rFonts w:ascii="Yu Gothic" w:cs="Yu Gothic" w:eastAsia="Yu Gothic" w:hAnsi="Yu Gothic"/>
+        </w:rPr>
+        <w:t xml:space="preserve">集計</w:t>
+      </w:r>
+    </w:p>
+    <w:p>
+      <w:pPr>
+        <w:spacing w:after="160" w:line="330"/>
+      </w:pPr>
+      <w:r>
+        <w:rPr>
+          <w:rFonts w:ascii="Yu Gothic" w:cs="Yu Gothic" w:eastAsia="Yu Gothic" w:hAnsi="Yu Gothic"/>
+        </w:rPr>
+        <w:t xml:space="preserve">総交信数・ユニーク局数・JCC / JCG ワークド数・QSL 受領数と、バンド別・モード別の内訳が出ます。区番号（6 桁）での交信はその市の JCC としても数えます。</w:t>
+      </w:r>
+    </w:p>
+    <w:p>
+      <w:pPr>
+        <w:pStyle w:val="Heading2"/>
+        <w:spacing w:after="150" w:before="340"/>
+      </w:pPr>
+      <w:r>
+        <w:rPr>
+          <w:rFonts w:ascii="Yu Gothic" w:cs="Yu Gothic" w:eastAsia="Yu Gothic" w:hAnsi="Yu Gothic"/>
+        </w:rPr>
+        <w:t xml:space="preserve">書き出し・取り込み</w:t>
+      </w:r>
+    </w:p>
+    <w:p>
+      <w:pPr>
+        <w:pStyle w:val="ListParagraph"/>
+        <w:numPr>
+          <w:ilvl w:val="0"/>
+          <w:numId w:val="1"/>
+        </w:numPr>
+        <w:spacing w:after="90" w:line="320"/>
+        <w:ind w:left="640" w:hanging="300"/>
+      </w:pPr>
+      <w:r>
+        <w:rPr>
+          <w:rFonts w:ascii="Yu Gothic" w:cs="Yu Gothic" w:eastAsia="Yu Gothic" w:hAnsi="Yu Gothic"/>
+          <w:b/>
+          <w:bCs/>
+        </w:rPr>
+        <w:t xml:space="preserve">ADIF</w:t>
+      </w:r>
+      <w:r>
+        <w:rPr>
+          <w:rFonts w:ascii="Yu Gothic" w:cs="Yu Gothic" w:eastAsia="Yu Gothic" w:hAnsi="Yu Gothic"/>
+        </w:rPr>
+        <w:t xml:space="preserve"> — ログソフト（HAMLOG・Logger32 など）や QSL 転送サービスとやり取りできる標準形式です。日時は UTC、バンドは 40m 表記で出ます。JCC は </w:t>
       </w:r>
       <w:r>
         <w:rPr>
           <w:rFonts w:ascii="Consolas" w:cs="Consolas" w:eastAsia="Consolas" w:hAnsi="Consolas"/>
           <w:shd w:fill="F2F2F2" w:val="clear"/>
         </w:rPr>
-        <w:t xml:space="preserve">&lt;AR&gt;</w:t>
-      </w:r>
-      <w:r>
-        <w:rPr>
-          <w:rFonts w:ascii="Yu Gothic" w:cs="Yu Gothic" w:eastAsia="Yu Gothic" w:hAnsi="Yu Gothic"/>
-        </w:rPr>
-        <w:t xml:space="preserve"> </w:t>
-      </w:r>
-      <w:r>
-        <w:rPr>
-          <w:rFonts w:ascii="Consolas" w:cs="Consolas" w:eastAsia="Consolas" w:hAnsi="Consolas"/>
-          <w:shd w:fill="F2F2F2" w:val="clear"/>
-        </w:rPr>
-        <w:t xml:space="preserve">&lt;SK&gt;</w:t>
-      </w:r>
-      <w:r>
-        <w:rPr>
-          <w:rFonts w:ascii="Yu Gothic" w:cs="Yu Gothic" w:eastAsia="Yu Gothic" w:hAnsi="Yu Gothic"/>
-        </w:rPr>
-        <w:t xml:space="preserve"> </w:t>
-      </w:r>
-      <w:r>
-        <w:rPr>
-          <w:rFonts w:ascii="Consolas" w:cs="Consolas" w:eastAsia="Consolas" w:hAnsi="Consolas"/>
-          <w:shd w:fill="F2F2F2" w:val="clear"/>
-        </w:rPr>
-        <w:t xml:space="preserve">&lt;BT&gt;</w:t>
-      </w:r>
-      <w:r>
-        <w:rPr>
-          <w:rFonts w:ascii="Yu Gothic" w:cs="Yu Gothic" w:eastAsia="Yu Gothic" w:hAnsi="Yu Gothic"/>
-        </w:rPr>
-        <w:t xml:space="preserve"> </w:t>
-      </w:r>
-      <w:r>
-        <w:rPr>
-          <w:rFonts w:ascii="Consolas" w:cs="Consolas" w:eastAsia="Consolas" w:hAnsi="Consolas"/>
-          <w:shd w:fill="F2F2F2" w:val="clear"/>
-        </w:rPr>
-        <w:t xml:space="preserve">&lt;KN&gt;</w:t>
-      </w:r>
-      <w:r>
-        <w:rPr>
-          <w:rFonts w:ascii="Yu Gothic" w:cs="Yu Gothic" w:eastAsia="Yu Gothic" w:hAnsi="Yu Gothic"/>
-        </w:rPr>
-        <w:t xml:space="preserve"> などのプロサインも使えます。所要時間の目安も表示されます。</w:t>
+        <w:t xml:space="preserve">APP_CWTRAINING_JCC</w:t>
+      </w:r>
+      <w:r>
+        <w:rPr>
+          <w:rFonts w:ascii="Yu Gothic" w:cs="Yu Gothic" w:eastAsia="Yu Gothic" w:hAnsi="Yu Gothic"/>
+        </w:rPr>
+        <w:t xml:space="preserve"> フィールドに入れてあります</w:t>
+      </w:r>
+    </w:p>
+    <w:p>
+      <w:pPr>
+        <w:pStyle w:val="ListParagraph"/>
+        <w:numPr>
+          <w:ilvl w:val="0"/>
+          <w:numId w:val="1"/>
+        </w:numPr>
+        <w:spacing w:after="90" w:line="320"/>
+        <w:ind w:left="640" w:hanging="300"/>
+      </w:pPr>
+      <w:r>
+        <w:rPr>
+          <w:rFonts w:ascii="Yu Gothic" w:cs="Yu Gothic" w:eastAsia="Yu Gothic" w:hAnsi="Yu Gothic"/>
+          <w:b/>
+          <w:bCs/>
+        </w:rPr>
+        <w:t xml:space="preserve">CSV</w:t>
+      </w:r>
+      <w:r>
+        <w:rPr>
+          <w:rFonts w:ascii="Yu Gothic" w:cs="Yu Gothic" w:eastAsia="Yu Gothic" w:hAnsi="Yu Gothic"/>
+        </w:rPr>
+        <w:t xml:space="preserve"> — 表計算ソフト向けです。交信サポートの交信記録も含めて往復できます</w:t>
       </w:r>
     </w:p>
     <w:p>
@@ -15963,61 +16198,15 @@
         <w:rPr>
           <w:rFonts w:ascii="Yu Gothic" w:cs="Yu Gothic" w:eastAsia="Yu Gothic" w:hAnsi="Yu Gothic"/>
         </w:rPr>
-        <w:t xml:space="preserve">「解説つき本文」では、Q 符号や略語が種類ごとに色分けされ、マウスを乗せると意味が出ます。初心者モードがオンなら、再生に合わせて送信中の語を順に解説します。</w:t>
-      </w:r>
-    </w:p>
-    <w:p>
-      <w:pPr>
-        <w:pStyle w:val="Heading2"/>
-        <w:spacing w:after="150" w:before="340"/>
-      </w:pPr>
-      <w:r>
-        <w:rPr>
-          <w:rFonts w:ascii="Yu Gothic" w:cs="Yu Gothic" w:eastAsia="Yu Gothic" w:hAnsi="Yu Gothic"/>
-        </w:rPr>
-        <w:t xml:space="preserve">電鍵の練習</w:t>
-      </w:r>
-    </w:p>
-    <w:p>
-      <w:pPr>
-        <w:spacing w:after="160" w:line="330"/>
-      </w:pPr>
-      <w:r>
-        <w:rPr>
-          <w:rFonts w:ascii="Yu Gothic" w:cs="Yu Gothic" w:eastAsia="Yu Gothic" w:hAnsi="Yu Gothic"/>
-        </w:rPr>
-        <w:t xml:space="preserve">ボタンを押している間、または </w:t>
-      </w:r>
-      <w:r>
-        <w:rPr>
-          <w:rFonts w:ascii="Consolas" w:cs="Consolas" w:eastAsia="Consolas" w:hAnsi="Consolas"/>
-          <w:shd w:fill="F2F2F2" w:val="clear"/>
-        </w:rPr>
-        <w:t xml:space="preserve">Space</w:t>
-      </w:r>
-      <w:r>
-        <w:rPr>
-          <w:rFonts w:ascii="Yu Gothic" w:cs="Yu Gothic" w:eastAsia="Yu Gothic" w:hAnsi="Yu Gothic"/>
-        </w:rPr>
-        <w:t xml:space="preserve"> キーを押している間だけ側音が鳴ります。エレクトロニックキーヤーと違い、長さは自分で作ります。短点 1 に対し長点 3 の長さが目安です。</w:t>
-      </w:r>
-    </w:p>
-    <w:p>
-      <w:pPr>
-        <w:spacing w:after="160" w:line="330"/>
-      </w:pPr>
-      <w:r>
-        <w:rPr>
-          <w:rFonts w:ascii="Consolas" w:cs="Consolas" w:eastAsia="Consolas" w:hAnsi="Consolas"/>
-          <w:shd w:fill="F2F2F2" w:val="clear"/>
-        </w:rPr>
-        <w:t xml:space="preserve">Space</w:t>
-      </w:r>
-      <w:r>
-        <w:rPr>
-          <w:rFonts w:ascii="Yu Gothic" w:cs="Yu Gothic" w:eastAsia="Yu Gothic" w:hAnsi="Yu Gothic"/>
-        </w:rPr>
-        <w:t xml:space="preserve"> キーはこのタブを開いている間だけ有効です。</w:t>
+        <w:t xml:space="preserve">ログはこの端末のブラウザ（localStorage）にだけ保存されます。</w:t>
+      </w:r>
+      <w:r>
+        <w:rPr>
+          <w:rFonts w:ascii="Yu Gothic" w:cs="Yu Gothic" w:eastAsia="Yu Gothic" w:hAnsi="Yu Gothic"/>
+          <w:b/>
+          <w:bCs/>
+        </w:rPr>
+        <w:t xml:space="preserve">ブラウザのデータを消すとログも消えるので、ときどき書き出して控えを取ってください。</w:t>
       </w:r>
     </w:p>
     <w:p>
@@ -16033,7 +16222,19 @@
         <w:rPr>
           <w:rFonts w:ascii="Yu Gothic" w:cs="Yu Gothic" w:eastAsia="Yu Gothic" w:hAnsi="Yu Gothic"/>
         </w:rPr>
-        <w:t xml:space="preserve">10. 略語集</w:t>
+        <w:t xml:space="preserve">10. 変換・電鍵</w:t>
+      </w:r>
+    </w:p>
+    <w:p>
+      <w:pPr>
+        <w:pStyle w:val="Heading2"/>
+        <w:spacing w:after="150" w:before="340"/>
+      </w:pPr>
+      <w:r>
+        <w:rPr>
+          <w:rFonts w:ascii="Yu Gothic" w:cs="Yu Gothic" w:eastAsia="Yu Gothic" w:hAnsi="Yu Gothic"/>
+        </w:rPr>
+        <w:t xml:space="preserve">文章をモールスで聞く</w:t>
       </w:r>
     </w:p>
     <w:p>
@@ -16044,33 +16245,59 @@
         <w:rPr>
           <w:rFonts w:ascii="Yu Gothic" w:cs="Yu Gothic" w:eastAsia="Yu Gothic" w:hAnsi="Yu Gothic"/>
         </w:rPr>
-        <w:t xml:space="preserve">Q 符号・略語 90 語に加え、記号とプロサイン 11 種の対訳です。行をクリックすると、その符号を音で確認できます。上の検索欄で、符号名（</w:t>
+        <w:t xml:space="preserve">任意の文章を入力して再生できます。</w:t>
       </w:r>
       <w:r>
         <w:rPr>
           <w:rFonts w:ascii="Consolas" w:cs="Consolas" w:eastAsia="Consolas" w:hAnsi="Consolas"/>
           <w:shd w:fill="F2F2F2" w:val="clear"/>
         </w:rPr>
-        <w:t xml:space="preserve">QT</w:t>
-      </w:r>
-      <w:r>
-        <w:rPr>
-          <w:rFonts w:ascii="Yu Gothic" w:cs="Yu Gothic" w:eastAsia="Yu Gothic" w:hAnsi="Yu Gothic"/>
-        </w:rPr>
-        <w:t xml:space="preserve">）でも日本語（</w:t>
+        <w:t xml:space="preserve">&lt;AR&gt;</w:t>
+      </w:r>
+      <w:r>
+        <w:rPr>
+          <w:rFonts w:ascii="Yu Gothic" w:cs="Yu Gothic" w:eastAsia="Yu Gothic" w:hAnsi="Yu Gothic"/>
+        </w:rPr>
+        <w:t xml:space="preserve"> </w:t>
       </w:r>
       <w:r>
         <w:rPr>
           <w:rFonts w:ascii="Consolas" w:cs="Consolas" w:eastAsia="Consolas" w:hAnsi="Consolas"/>
           <w:shd w:fill="F2F2F2" w:val="clear"/>
         </w:rPr>
-        <w:t xml:space="preserve">天気</w:t>
-      </w:r>
-      <w:r>
-        <w:rPr>
-          <w:rFonts w:ascii="Yu Gothic" w:cs="Yu Gothic" w:eastAsia="Yu Gothic" w:hAnsi="Yu Gothic"/>
-        </w:rPr>
-        <w:t xml:space="preserve">）でも絞り込めます。</w:t>
+        <w:t xml:space="preserve">&lt;SK&gt;</w:t>
+      </w:r>
+      <w:r>
+        <w:rPr>
+          <w:rFonts w:ascii="Yu Gothic" w:cs="Yu Gothic" w:eastAsia="Yu Gothic" w:hAnsi="Yu Gothic"/>
+        </w:rPr>
+        <w:t xml:space="preserve"> </w:t>
+      </w:r>
+      <w:r>
+        <w:rPr>
+          <w:rFonts w:ascii="Consolas" w:cs="Consolas" w:eastAsia="Consolas" w:hAnsi="Consolas"/>
+          <w:shd w:fill="F2F2F2" w:val="clear"/>
+        </w:rPr>
+        <w:t xml:space="preserve">&lt;BT&gt;</w:t>
+      </w:r>
+      <w:r>
+        <w:rPr>
+          <w:rFonts w:ascii="Yu Gothic" w:cs="Yu Gothic" w:eastAsia="Yu Gothic" w:hAnsi="Yu Gothic"/>
+        </w:rPr>
+        <w:t xml:space="preserve"> </w:t>
+      </w:r>
+      <w:r>
+        <w:rPr>
+          <w:rFonts w:ascii="Consolas" w:cs="Consolas" w:eastAsia="Consolas" w:hAnsi="Consolas"/>
+          <w:shd w:fill="F2F2F2" w:val="clear"/>
+        </w:rPr>
+        <w:t xml:space="preserve">&lt;KN&gt;</w:t>
+      </w:r>
+      <w:r>
+        <w:rPr>
+          <w:rFonts w:ascii="Yu Gothic" w:cs="Yu Gothic" w:eastAsia="Yu Gothic" w:hAnsi="Yu Gothic"/>
+        </w:rPr>
+        <w:t xml:space="preserve"> などのプロサインも使えます。所要時間の目安も表示されます。</w:t>
       </w:r>
     </w:p>
     <w:p>
@@ -16081,7 +16308,61 @@
         <w:rPr>
           <w:rFonts w:ascii="Yu Gothic" w:cs="Yu Gothic" w:eastAsia="Yu Gothic" w:hAnsi="Yu Gothic"/>
         </w:rPr>
-        <w:t xml:space="preserve">交信中に分からない略語が出てきたら、ここで調べてください。</w:t>
+        <w:t xml:space="preserve">「解説つき本文」では、Q 符号や略語が種類ごとに色分けされ、マウスを乗せると意味が出ます。初心者モードがオンなら、再生に合わせて送信中の語を順に解説します。</w:t>
+      </w:r>
+    </w:p>
+    <w:p>
+      <w:pPr>
+        <w:pStyle w:val="Heading2"/>
+        <w:spacing w:after="150" w:before="340"/>
+      </w:pPr>
+      <w:r>
+        <w:rPr>
+          <w:rFonts w:ascii="Yu Gothic" w:cs="Yu Gothic" w:eastAsia="Yu Gothic" w:hAnsi="Yu Gothic"/>
+        </w:rPr>
+        <w:t xml:space="preserve">電鍵の練習</w:t>
+      </w:r>
+    </w:p>
+    <w:p>
+      <w:pPr>
+        <w:spacing w:after="160" w:line="330"/>
+      </w:pPr>
+      <w:r>
+        <w:rPr>
+          <w:rFonts w:ascii="Yu Gothic" w:cs="Yu Gothic" w:eastAsia="Yu Gothic" w:hAnsi="Yu Gothic"/>
+        </w:rPr>
+        <w:t xml:space="preserve">ボタンを押している間、または </w:t>
+      </w:r>
+      <w:r>
+        <w:rPr>
+          <w:rFonts w:ascii="Consolas" w:cs="Consolas" w:eastAsia="Consolas" w:hAnsi="Consolas"/>
+          <w:shd w:fill="F2F2F2" w:val="clear"/>
+        </w:rPr>
+        <w:t xml:space="preserve">Space</w:t>
+      </w:r>
+      <w:r>
+        <w:rPr>
+          <w:rFonts w:ascii="Yu Gothic" w:cs="Yu Gothic" w:eastAsia="Yu Gothic" w:hAnsi="Yu Gothic"/>
+        </w:rPr>
+        <w:t xml:space="preserve"> キーを押している間だけ側音が鳴ります。エレクトロニックキーヤーと違い、長さは自分で作ります。短点 1 に対し長点 3 の長さが目安です。</w:t>
+      </w:r>
+    </w:p>
+    <w:p>
+      <w:pPr>
+        <w:spacing w:after="160" w:line="330"/>
+      </w:pPr>
+      <w:r>
+        <w:rPr>
+          <w:rFonts w:ascii="Consolas" w:cs="Consolas" w:eastAsia="Consolas" w:hAnsi="Consolas"/>
+          <w:shd w:fill="F2F2F2" w:val="clear"/>
+        </w:rPr>
+        <w:t xml:space="preserve">Space</w:t>
+      </w:r>
+      <w:r>
+        <w:rPr>
+          <w:rFonts w:ascii="Yu Gothic" w:cs="Yu Gothic" w:eastAsia="Yu Gothic" w:hAnsi="Yu Gothic"/>
+        </w:rPr>
+        <w:t xml:space="preserve"> キーはこのタブを開いている間だけ有効です。</w:t>
       </w:r>
     </w:p>
     <w:p>
@@ -16097,7 +16378,71 @@
         <w:rPr>
           <w:rFonts w:ascii="Yu Gothic" w:cs="Yu Gothic" w:eastAsia="Yu Gothic" w:hAnsi="Yu Gothic"/>
         </w:rPr>
-        <w:t xml:space="preserve">11. 設定・記録</w:t>
+        <w:t xml:space="preserve">11. 略語集</w:t>
+      </w:r>
+    </w:p>
+    <w:p>
+      <w:pPr>
+        <w:spacing w:after="160" w:line="330"/>
+      </w:pPr>
+      <w:r>
+        <w:rPr>
+          <w:rFonts w:ascii="Yu Gothic" w:cs="Yu Gothic" w:eastAsia="Yu Gothic" w:hAnsi="Yu Gothic"/>
+        </w:rPr>
+        <w:t xml:space="preserve">Q 符号・略語 90 語に加え、記号とプロサイン 11 種の対訳です。行をクリックすると、その符号を音で確認できます。上の検索欄で、符号名（</w:t>
+      </w:r>
+      <w:r>
+        <w:rPr>
+          <w:rFonts w:ascii="Consolas" w:cs="Consolas" w:eastAsia="Consolas" w:hAnsi="Consolas"/>
+          <w:shd w:fill="F2F2F2" w:val="clear"/>
+        </w:rPr>
+        <w:t xml:space="preserve">QT</w:t>
+      </w:r>
+      <w:r>
+        <w:rPr>
+          <w:rFonts w:ascii="Yu Gothic" w:cs="Yu Gothic" w:eastAsia="Yu Gothic" w:hAnsi="Yu Gothic"/>
+        </w:rPr>
+        <w:t xml:space="preserve">）でも日本語（</w:t>
+      </w:r>
+      <w:r>
+        <w:rPr>
+          <w:rFonts w:ascii="Consolas" w:cs="Consolas" w:eastAsia="Consolas" w:hAnsi="Consolas"/>
+          <w:shd w:fill="F2F2F2" w:val="clear"/>
+        </w:rPr>
+        <w:t xml:space="preserve">天気</w:t>
+      </w:r>
+      <w:r>
+        <w:rPr>
+          <w:rFonts w:ascii="Yu Gothic" w:cs="Yu Gothic" w:eastAsia="Yu Gothic" w:hAnsi="Yu Gothic"/>
+        </w:rPr>
+        <w:t xml:space="preserve">）でも絞り込めます。</w:t>
+      </w:r>
+    </w:p>
+    <w:p>
+      <w:pPr>
+        <w:spacing w:after="160" w:line="330"/>
+      </w:pPr>
+      <w:r>
+        <w:rPr>
+          <w:rFonts w:ascii="Yu Gothic" w:cs="Yu Gothic" w:eastAsia="Yu Gothic" w:hAnsi="Yu Gothic"/>
+        </w:rPr>
+        <w:t xml:space="preserve">交信中に分からない略語が出てきたら、ここで調べてください。</w:t>
+      </w:r>
+    </w:p>
+    <w:p>
+      <w:pPr>
+        <w:pStyle w:val="Heading1"/>
+        <w:pageBreakBefore/>
+        <w:pBdr>
+          <w:bottom w:val="single" w:color="BFBFBF" w:sz="6" w:space="6"/>
+        </w:pBdr>
+        <w:spacing w:after="240" w:before="0"/>
+      </w:pPr>
+      <w:r>
+        <w:rPr>
+          <w:rFonts w:ascii="Yu Gothic" w:cs="Yu Gothic" w:eastAsia="Yu Gothic" w:hAnsi="Yu Gothic"/>
+        </w:rPr>
+        <w:t xml:space="preserve">12. 設定・記録</w:t>
       </w:r>
     </w:p>
     <w:p>
@@ -16829,7 +17174,7 @@
         <w:rPr>
           <w:rFonts w:ascii="Yu Gothic" w:cs="Yu Gothic" w:eastAsia="Yu Gothic" w:hAnsi="Yu Gothic"/>
         </w:rPr>
-        <w:t xml:space="preserve">12. 速度の考え方</w:t>
+        <w:t xml:space="preserve">13. 速度の考え方</w:t>
       </w:r>
     </w:p>
     <w:p>
@@ -17125,7 +17470,7 @@
         <w:rPr>
           <w:rFonts w:ascii="Yu Gothic" w:cs="Yu Gothic" w:eastAsia="Yu Gothic" w:hAnsi="Yu Gothic"/>
         </w:rPr>
-        <w:t xml:space="preserve">13. キーボード操作の一覧</w:t>
+        <w:t xml:space="preserve">14. キーボード操作の一覧</w:t>
       </w:r>
     </w:p>
     <w:p>
@@ -18655,7 +19000,7 @@
         <w:rPr>
           <w:rFonts w:ascii="Yu Gothic" w:cs="Yu Gothic" w:eastAsia="Yu Gothic" w:hAnsi="Yu Gothic"/>
         </w:rPr>
-        <w:t xml:space="preserve">14. 困ったとき</w:t>
+        <w:t xml:space="preserve">15. 困ったとき</w:t>
       </w:r>
     </w:p>
     <w:p>
@@ -19018,7 +19363,7 @@
         <w:rPr>
           <w:rFonts w:ascii="Yu Gothic" w:cs="Yu Gothic" w:eastAsia="Yu Gothic" w:hAnsi="Yu Gothic"/>
         </w:rPr>
-        <w:t xml:space="preserve">12. 速度の考え方</w:t>
+        <w:t xml:space="preserve">13. 速度の考え方</w:t>
       </w:r>
       <w:r>
         <w:rPr>
@@ -19685,7 +20030,7 @@
         <w:spacing w:after="90" w:line="320"/>
         <w:ind w:left="640" w:hanging="300"/>
       </w:pPr>
-      <w:hyperlink w:history="1" r:id="rIdefdtoqlxlbexag1khp6xv">
+      <w:hyperlink w:history="1" r:id="rIdza9ylqev7rlwhbw3ndxkp">
         <w:r>
           <w:rPr>
             <w:rFonts w:ascii="Yu Gothic" w:cs="Yu Gothic" w:eastAsia="Yu Gothic" w:hAnsi="Yu Gothic"/>
@@ -19712,7 +20057,7 @@
         <w:spacing w:after="90" w:line="320"/>
         <w:ind w:left="640" w:hanging="300"/>
       </w:pPr>
-      <w:hyperlink w:history="1" r:id="rIdmqy-as935zdwtw3ikp7u5">
+      <w:hyperlink w:history="1" r:id="rIded0x8dzemdbyzz-dlht5p">
         <w:r>
           <w:rPr>
             <w:rFonts w:ascii="Yu Gothic" w:cs="Yu Gothic" w:eastAsia="Yu Gothic" w:hAnsi="Yu Gothic"/>

--- a/docs/CW交信トレーニング_使い方説明書.docx
+++ b/docs/CW交信トレーニング_使い方説明書.docx
@@ -167,6 +167,22 @@
           <w:rFonts w:ascii="Yu Gothic" w:cs="Yu Gothic" w:eastAsia="Yu Gothic" w:hAnsi="Yu Gothic"/>
         </w:rPr>
         <w:t xml:space="preserve">パドル送信</w:t>
+      </w:r>
+    </w:p>
+    <w:p>
+      <w:pPr>
+        <w:pStyle w:val="ListParagraph"/>
+        <w:numPr>
+          <w:ilvl w:val="0"/>
+          <w:numId w:val="2"/>
+        </w:numPr>
+        <w:spacing w:after="90" w:line="320"/>
+      </w:pPr>
+      <w:r>
+        <w:rPr>
+          <w:rFonts w:ascii="Yu Gothic" w:cs="Yu Gothic" w:eastAsia="Yu Gothic" w:hAnsi="Yu Gothic"/>
+        </w:rPr>
+        <w:t xml:space="preserve">CW 交信サポート</w:t>
       </w:r>
     </w:p>
     <w:p>
@@ -1457,7 +1473,7 @@
         <w:rPr>
           <w:rFonts w:ascii="Yu Gothic" w:cs="Yu Gothic" w:eastAsia="Yu Gothic" w:hAnsi="Yu Gothic"/>
         </w:rPr>
-        <w:t xml:space="preserve">15. 困ったとき</w:t>
+        <w:t xml:space="preserve">16. 困ったとき</w:t>
       </w:r>
       <w:r>
         <w:rPr>
@@ -1503,7 +1519,7 @@
         <w:rPr>
           <w:rFonts w:ascii="Yu Gothic" w:cs="Yu Gothic" w:eastAsia="Yu Gothic" w:hAnsi="Yu Gothic"/>
         </w:rPr>
-        <w:t xml:space="preserve">15. 困ったとき</w:t>
+        <w:t xml:space="preserve">16. 困ったとき</w:t>
       </w:r>
       <w:r>
         <w:rPr>
@@ -2306,7 +2322,7 @@
         <w:rPr>
           <w:rFonts w:ascii="Yu Gothic" w:cs="Yu Gothic" w:eastAsia="Yu Gothic" w:hAnsi="Yu Gothic"/>
         </w:rPr>
-        <w:t xml:space="preserve">13. 速度の考え方</w:t>
+        <w:t xml:space="preserve">14. 速度の考え方</w:t>
       </w:r>
       <w:r>
         <w:rPr>
@@ -15893,7 +15909,335 @@
         <w:rPr>
           <w:rFonts w:ascii="Yu Gothic" w:cs="Yu Gothic" w:eastAsia="Yu Gothic" w:hAnsi="Yu Gothic"/>
         </w:rPr>
-        <w:t xml:space="preserve">9. ログ帳</w:t>
+        <w:t xml:space="preserve">9. CW 交信サポート</w:t>
+      </w:r>
+    </w:p>
+    <w:p>
+      <w:pPr>
+        <w:spacing w:after="160" w:line="330"/>
+      </w:pPr>
+      <w:r>
+        <w:rPr>
+          <w:rFonts w:ascii="Yu Gothic" w:cs="Yu Gothic" w:eastAsia="Yu Gothic" w:hAnsi="Yu Gothic"/>
+        </w:rPr>
+        <w:t xml:space="preserve">無線機の受信音からモールスを解読し、相手の情報（コール・RST・名前・QTH）を拾って、次に送る文の候補を出します。取った内容はそのままログ帳へ登録でき、受信・送信のやり取りは交信記録として一緒に保存されます。</w:t>
+      </w:r>
+    </w:p>
+    <w:p>
+      <w:pPr>
+        <w:pStyle w:val="Heading2"/>
+        <w:spacing w:after="150" w:before="340"/>
+      </w:pPr>
+      <w:r>
+        <w:rPr>
+          <w:rFonts w:ascii="Yu Gothic" w:cs="Yu Gothic" w:eastAsia="Yu Gothic" w:hAnsi="Yu Gothic"/>
+        </w:rPr>
+        <w:t xml:space="preserve">つなぎ方</w:t>
+      </w:r>
+    </w:p>
+    <w:p>
+      <w:pPr>
+        <w:spacing w:after="160" w:line="330"/>
+      </w:pPr>
+      <w:r>
+        <w:rPr>
+          <w:rFonts w:ascii="Yu Gothic" w:cs="Yu Gothic" w:eastAsia="Yu Gothic" w:hAnsi="Yu Gothic"/>
+        </w:rPr>
+        <w:t xml:space="preserve">無線機の受信音を、この端末のマイクに聞かせるだけでも動きます。確実なのはオーディオケーブルやインターフェース（無線機のスピーカー出力・データ端子 → 端末のライン入力）です。</w:t>
+      </w:r>
+    </w:p>
+    <w:p>
+      <w:pPr>
+        <w:pStyle w:val="ListParagraph"/>
+        <w:numPr>
+          <w:ilvl w:val="0"/>
+          <w:numId w:val="9"/>
+        </w:numPr>
+        <w:spacing w:after="90" w:line="320"/>
+      </w:pPr>
+      <w:r>
+        <w:rPr>
+          <w:rFonts w:ascii="Yu Gothic" w:cs="Yu Gothic" w:eastAsia="Yu Gothic" w:hAnsi="Yu Gothic"/>
+        </w:rPr>
+        <w:t xml:space="preserve">「マイクを開く」を押して、ブラウザにマイクの使用を許可する</w:t>
+      </w:r>
+    </w:p>
+    <w:p>
+      <w:pPr>
+        <w:pStyle w:val="ListParagraph"/>
+        <w:numPr>
+          <w:ilvl w:val="0"/>
+          <w:numId w:val="9"/>
+        </w:numPr>
+        <w:spacing w:after="90" w:line="320"/>
+      </w:pPr>
+      <w:r>
+        <w:rPr>
+          <w:rFonts w:ascii="Yu Gothic" w:cs="Yu Gothic" w:eastAsia="Yu Gothic" w:hAnsi="Yu Gothic"/>
+        </w:rPr>
+        <w:t xml:space="preserve">相手の信号が鳴っているときに「いちばん強い音に合わせる」を押すと、トーン周波数が自動で合います（手でつまみを回しても構いません）</w:t>
+      </w:r>
+    </w:p>
+    <w:p>
+      <w:pPr>
+        <w:pStyle w:val="ListParagraph"/>
+        <w:numPr>
+          <w:ilvl w:val="0"/>
+          <w:numId w:val="9"/>
+        </w:numPr>
+        <w:spacing w:after="90" w:line="320"/>
+      </w:pPr>
+      <w:r>
+        <w:rPr>
+          <w:rFonts w:ascii="Yu Gothic" w:cs="Yu Gothic" w:eastAsia="Yu Gothic" w:hAnsi="Yu Gothic"/>
+        </w:rPr>
+        <w:t xml:space="preserve">解読された文字が受信欄に流れます。速度（WPM）は自動で追従します</w:t>
+      </w:r>
+    </w:p>
+    <w:p>
+      <w:pPr>
+        <w:pStyle w:val="Heading2"/>
+        <w:spacing w:after="150" w:before="340"/>
+      </w:pPr>
+      <w:r>
+        <w:rPr>
+          <w:rFonts w:ascii="Yu Gothic" w:cs="Yu Gothic" w:eastAsia="Yu Gothic" w:hAnsi="Yu Gothic"/>
+        </w:rPr>
+        <w:t xml:space="preserve">相手の情報と返答の候補</w:t>
+      </w:r>
+    </w:p>
+    <w:p>
+      <w:pPr>
+        <w:spacing w:after="160" w:line="330"/>
+      </w:pPr>
+      <w:r>
+        <w:rPr>
+          <w:rFonts w:ascii="Yu Gothic" w:cs="Yu Gothic" w:eastAsia="Yu Gothic" w:hAnsi="Yu Gothic"/>
+        </w:rPr>
+        <w:t xml:space="preserve">解読した内容から、相手のコールサイン（</w:t>
+      </w:r>
+      <w:r>
+        <w:rPr>
+          <w:rFonts w:ascii="Consolas" w:cs="Consolas" w:eastAsia="Consolas" w:hAnsi="Consolas"/>
+          <w:shd w:fill="F2F2F2" w:val="clear"/>
+        </w:rPr>
+        <w:t xml:space="preserve">DE</w:t>
+      </w:r>
+      <w:r>
+        <w:rPr>
+          <w:rFonts w:ascii="Yu Gothic" w:cs="Yu Gothic" w:eastAsia="Yu Gothic" w:hAnsi="Yu Gothic"/>
+        </w:rPr>
+        <w:t xml:space="preserve"> の次の語）・もらった RST（</w:t>
+      </w:r>
+      <w:r>
+        <w:rPr>
+          <w:rFonts w:ascii="Consolas" w:cs="Consolas" w:eastAsia="Consolas" w:hAnsi="Consolas"/>
+          <w:shd w:fill="F2F2F2" w:val="clear"/>
+        </w:rPr>
+        <w:t xml:space="preserve">UR 599</w:t>
+      </w:r>
+      <w:r>
+        <w:rPr>
+          <w:rFonts w:ascii="Yu Gothic" w:cs="Yu Gothic" w:eastAsia="Yu Gothic" w:hAnsi="Yu Gothic"/>
+        </w:rPr>
+        <w:t xml:space="preserve"> の 599。</w:t>
+      </w:r>
+      <w:r>
+        <w:rPr>
+          <w:rFonts w:ascii="Consolas" w:cs="Consolas" w:eastAsia="Consolas" w:hAnsi="Consolas"/>
+          <w:shd w:fill="F2F2F2" w:val="clear"/>
+        </w:rPr>
+        <w:t xml:space="preserve">5NN</w:t>
+      </w:r>
+      <w:r>
+        <w:rPr>
+          <w:rFonts w:ascii="Yu Gothic" w:cs="Yu Gothic" w:eastAsia="Yu Gothic" w:hAnsi="Yu Gothic"/>
+        </w:rPr>
+        <w:t xml:space="preserve"> は 599 に直します）・名前（</w:t>
+      </w:r>
+      <w:r>
+        <w:rPr>
+          <w:rFonts w:ascii="Consolas" w:cs="Consolas" w:eastAsia="Consolas" w:hAnsi="Consolas"/>
+          <w:shd w:fill="F2F2F2" w:val="clear"/>
+        </w:rPr>
+        <w:t xml:space="preserve">NAME</w:t>
+      </w:r>
+      <w:r>
+        <w:rPr>
+          <w:rFonts w:ascii="Yu Gothic" w:cs="Yu Gothic" w:eastAsia="Yu Gothic" w:hAnsi="Yu Gothic"/>
+        </w:rPr>
+        <w:t xml:space="preserve"> / </w:t>
+      </w:r>
+      <w:r>
+        <w:rPr>
+          <w:rFonts w:ascii="Consolas" w:cs="Consolas" w:eastAsia="Consolas" w:hAnsi="Consolas"/>
+          <w:shd w:fill="F2F2F2" w:val="clear"/>
+        </w:rPr>
+        <w:t xml:space="preserve">OP</w:t>
+      </w:r>
+      <w:r>
+        <w:rPr>
+          <w:rFonts w:ascii="Yu Gothic" w:cs="Yu Gothic" w:eastAsia="Yu Gothic" w:hAnsi="Yu Gothic"/>
+        </w:rPr>
+        <w:t xml:space="preserve"> の次）・QTH が自動で埋まります。取り違えたら手で直せて、直した値が登録に使われます。</w:t>
+      </w:r>
+    </w:p>
+    <w:p>
+      <w:pPr>
+        <w:spacing w:after="160" w:line="330"/>
+      </w:pPr>
+      <w:r>
+        <w:rPr>
+          <w:rFonts w:ascii="Yu Gothic" w:cs="Yu Gothic" w:eastAsia="Yu Gothic" w:hAnsi="Yu Gothic"/>
+        </w:rPr>
+        <w:t xml:space="preserve">交信の段階（CQ を聞いた → 呼ばれた → レポート交換 → 締め）を追いかけて、それに合った返答の候補を出します。候補を選ぶと送信欄に入り、直してから送れます。</w:t>
+      </w:r>
+    </w:p>
+    <w:p>
+      <w:pPr>
+        <w:pStyle w:val="Heading2"/>
+        <w:spacing w:after="150" w:before="340"/>
+      </w:pPr>
+      <w:r>
+        <w:rPr>
+          <w:rFonts w:ascii="Yu Gothic" w:cs="Yu Gothic" w:eastAsia="Yu Gothic" w:hAnsi="Yu Gothic"/>
+        </w:rPr>
+        <w:t xml:space="preserve">送信</w:t>
+      </w:r>
+    </w:p>
+    <w:p>
+      <w:pPr>
+        <w:spacing w:after="160" w:line="330"/>
+      </w:pPr>
+      <w:r>
+        <w:rPr>
+          <w:rFonts w:ascii="Yu Gothic" w:cs="Yu Gothic" w:eastAsia="Yu Gothic" w:hAnsi="Yu Gothic"/>
+        </w:rPr>
+        <w:t xml:space="preserve">「送信する」は、この端末から</w:t>
+      </w:r>
+      <w:r>
+        <w:rPr>
+          <w:rFonts w:ascii="Yu Gothic" w:cs="Yu Gothic" w:eastAsia="Yu Gothic" w:hAnsi="Yu Gothic"/>
+          <w:b/>
+          <w:bCs/>
+        </w:rPr>
+        <w:t xml:space="preserve">キーイングされたトーン音</w:t>
+      </w:r>
+      <w:r>
+        <w:rPr>
+          <w:rFonts w:ascii="Yu Gothic" w:cs="Yu Gothic" w:eastAsia="Yu Gothic" w:hAnsi="Yu Gothic"/>
+        </w:rPr>
+        <w:t xml:space="preserve">を出します。無線機のマイク端子・データ端子へ音声としてつなぐ（SSB モード＋VOX など）か、シリアルキーイング（下記）で電鍵端子を直接叩きます。速度はパドル欄の送信速度と同じです。</w:t>
+      </w:r>
+    </w:p>
+    <w:p>
+      <w:pPr>
+        <w:spacing w:after="160" w:line="330"/>
+      </w:pPr>
+      <w:r>
+        <w:rPr>
+          <w:rFonts w:ascii="Yu Gothic" w:cs="Yu Gothic" w:eastAsia="Yu Gothic" w:hAnsi="Yu Gothic"/>
+          <w:b/>
+          <w:bCs/>
+        </w:rPr>
+        <w:t xml:space="preserve">自動応答（実験的）</w:t>
+      </w:r>
+      <w:r>
+        <w:rPr>
+          <w:rFonts w:ascii="Yu Gothic" w:cs="Yu Gothic" w:eastAsia="Yu Gothic" w:hAnsi="Yu Gothic"/>
+        </w:rPr>
+        <w:t xml:space="preserve">は、相手が自分を呼んできたときに最初の候補を自動で送ります。送る前に 2 秒の予告が出て、その間にチェックを外せば止まります。既定はオフです。</w:t>
+      </w:r>
+    </w:p>
+    <w:p>
+      <w:pPr>
+        <w:pBdr>
+          <w:left w:val="single" w:color="8A5A00" w:sz="12" w:space="10"/>
+        </w:pBdr>
+        <w:spacing w:after="200" w:before="120" w:line="320"/>
+        <w:ind w:left="220"/>
+      </w:pPr>
+      <w:r>
+        <w:rPr>
+          <w:rFonts w:ascii="Yu Gothic" w:cs="Yu Gothic" w:eastAsia="Yu Gothic" w:hAnsi="Yu Gothic"/>
+          <w:b/>
+          <w:bCs/>
+          <w:i/>
+          <w:iCs/>
+          <w:color w:val="555555"/>
+        </w:rPr>
+        <w:t xml:space="preserve">電波を出す前に。</w:t>
+      </w:r>
+      <w:r>
+        <w:rPr>
+          <w:rFonts w:ascii="Yu Gothic" w:cs="Yu Gothic" w:eastAsia="Yu Gothic" w:hAnsi="Yu Gothic"/>
+          <w:i/>
+          <w:iCs/>
+          <w:color w:val="555555"/>
+        </w:rPr>
+        <w:t xml:space="preserve"> 送信は必ず免許の範囲で、監視しながら行ってください。自動応答も、オペレーターが付いていることが前提の補助機能です。</w:t>
+      </w:r>
+    </w:p>
+    <w:p>
+      <w:pPr>
+        <w:pStyle w:val="Heading2"/>
+        <w:spacing w:after="150" w:before="340"/>
+      </w:pPr>
+      <w:r>
+        <w:rPr>
+          <w:rFonts w:ascii="Yu Gothic" w:cs="Yu Gothic" w:eastAsia="Yu Gothic" w:hAnsi="Yu Gothic"/>
+        </w:rPr>
+        <w:t xml:space="preserve">シリアルキーイング（実験的）</w:t>
+      </w:r>
+    </w:p>
+    <w:p>
+      <w:pPr>
+        <w:spacing w:after="160" w:line="330"/>
+      </w:pPr>
+      <w:r>
+        <w:rPr>
+          <w:rFonts w:ascii="Yu Gothic" w:cs="Yu Gothic" w:eastAsia="Yu Gothic" w:hAnsi="Yu Gothic"/>
+        </w:rPr>
+        <w:t xml:space="preserve">USB シリアルの DTR / RTS を上げ下げして、キーイング回路（フォトカプラなど）ごしに無線機の電鍵端子を叩きます。昔からある「COM ポートキーイング」と同じ方式で、Chrome 系ブラウザだけが対応しています。接続すると「送信する」でトーン音と同時に電鍵も動きます。実機での検証はまだ行えていないため、実験的な扱いです。</w:t>
+      </w:r>
+    </w:p>
+    <w:p>
+      <w:pPr>
+        <w:pStyle w:val="Heading2"/>
+        <w:spacing w:after="150" w:before="340"/>
+      </w:pPr>
+      <w:r>
+        <w:rPr>
+          <w:rFonts w:ascii="Yu Gothic" w:cs="Yu Gothic" w:eastAsia="Yu Gothic" w:hAnsi="Yu Gothic"/>
+        </w:rPr>
+        <w:t xml:space="preserve">ログ帳への登録</w:t>
+      </w:r>
+    </w:p>
+    <w:p>
+      <w:pPr>
+        <w:spacing w:after="160" w:line="330"/>
+      </w:pPr>
+      <w:r>
+        <w:rPr>
+          <w:rFonts w:ascii="Yu Gothic" w:cs="Yu Gothic" w:eastAsia="Yu Gothic" w:hAnsi="Yu Gothic"/>
+        </w:rPr>
+        <w:t xml:space="preserve">「この交信をログ帳へ登録」で、拾った情報（コール・RST・名前・QTH・周波数）と交信記録がそのまま 1 件になります。「次の交信へ」で情報と記録をクリアして次の相手に備えます。</w:t>
+      </w:r>
+    </w:p>
+    <w:p>
+      <w:pPr>
+        <w:pStyle w:val="Heading1"/>
+        <w:pageBreakBefore/>
+        <w:pBdr>
+          <w:bottom w:val="single" w:color="BFBFBF" w:sz="6" w:space="6"/>
+        </w:pBdr>
+        <w:spacing w:after="240" w:before="0"/>
+      </w:pPr>
+      <w:r>
+        <w:rPr>
+          <w:rFonts w:ascii="Yu Gothic" w:cs="Yu Gothic" w:eastAsia="Yu Gothic" w:hAnsi="Yu Gothic"/>
+        </w:rPr>
+        <w:t xml:space="preserve">10. ログ帳</w:t>
       </w:r>
     </w:p>
     <w:p>
@@ -16222,7 +16566,7 @@
         <w:rPr>
           <w:rFonts w:ascii="Yu Gothic" w:cs="Yu Gothic" w:eastAsia="Yu Gothic" w:hAnsi="Yu Gothic"/>
         </w:rPr>
-        <w:t xml:space="preserve">10. 変換・電鍵</w:t>
+        <w:t xml:space="preserve">11. 変換・電鍵</w:t>
       </w:r>
     </w:p>
     <w:p>
@@ -16378,7 +16722,7 @@
         <w:rPr>
           <w:rFonts w:ascii="Yu Gothic" w:cs="Yu Gothic" w:eastAsia="Yu Gothic" w:hAnsi="Yu Gothic"/>
         </w:rPr>
-        <w:t xml:space="preserve">11. 略語集</w:t>
+        <w:t xml:space="preserve">12. 略語集</w:t>
       </w:r>
     </w:p>
     <w:p>
@@ -16442,7 +16786,7 @@
         <w:rPr>
           <w:rFonts w:ascii="Yu Gothic" w:cs="Yu Gothic" w:eastAsia="Yu Gothic" w:hAnsi="Yu Gothic"/>
         </w:rPr>
-        <w:t xml:space="preserve">12. 設定・記録</w:t>
+        <w:t xml:space="preserve">13. 設定・記録</w:t>
       </w:r>
     </w:p>
     <w:p>
@@ -17174,7 +17518,7 @@
         <w:rPr>
           <w:rFonts w:ascii="Yu Gothic" w:cs="Yu Gothic" w:eastAsia="Yu Gothic" w:hAnsi="Yu Gothic"/>
         </w:rPr>
-        <w:t xml:space="preserve">13. 速度の考え方</w:t>
+        <w:t xml:space="preserve">14. 速度の考え方</w:t>
       </w:r>
     </w:p>
     <w:p>
@@ -17373,7 +17717,7 @@
         <w:pStyle w:val="ListParagraph"/>
         <w:numPr>
           <w:ilvl w:val="0"/>
-          <w:numId w:val="9"/>
+          <w:numId w:val="10"/>
         </w:numPr>
         <w:spacing w:after="90" w:line="320"/>
       </w:pPr>
@@ -17403,7 +17747,7 @@
         <w:pStyle w:val="ListParagraph"/>
         <w:numPr>
           <w:ilvl w:val="0"/>
-          <w:numId w:val="9"/>
+          <w:numId w:val="10"/>
         </w:numPr>
         <w:spacing w:after="90" w:line="320"/>
       </w:pPr>
@@ -17419,7 +17763,7 @@
         <w:pStyle w:val="ListParagraph"/>
         <w:numPr>
           <w:ilvl w:val="0"/>
-          <w:numId w:val="9"/>
+          <w:numId w:val="10"/>
         </w:numPr>
         <w:spacing w:after="90" w:line="320"/>
       </w:pPr>
@@ -17435,7 +17779,7 @@
         <w:pStyle w:val="ListParagraph"/>
         <w:numPr>
           <w:ilvl w:val="0"/>
-          <w:numId w:val="9"/>
+          <w:numId w:val="10"/>
         </w:numPr>
         <w:spacing w:after="90" w:line="320"/>
       </w:pPr>
@@ -17470,7 +17814,7 @@
         <w:rPr>
           <w:rFonts w:ascii="Yu Gothic" w:cs="Yu Gothic" w:eastAsia="Yu Gothic" w:hAnsi="Yu Gothic"/>
         </w:rPr>
-        <w:t xml:space="preserve">14. キーボード操作の一覧</w:t>
+        <w:t xml:space="preserve">15. キーボード操作の一覧</w:t>
       </w:r>
     </w:p>
     <w:p>
@@ -19000,7 +19344,7 @@
         <w:rPr>
           <w:rFonts w:ascii="Yu Gothic" w:cs="Yu Gothic" w:eastAsia="Yu Gothic" w:hAnsi="Yu Gothic"/>
         </w:rPr>
-        <w:t xml:space="preserve">15. 困ったとき</w:t>
+        <w:t xml:space="preserve">16. 困ったとき</w:t>
       </w:r>
     </w:p>
     <w:p>
@@ -19363,7 +19707,7 @@
         <w:rPr>
           <w:rFonts w:ascii="Yu Gothic" w:cs="Yu Gothic" w:eastAsia="Yu Gothic" w:hAnsi="Yu Gothic"/>
         </w:rPr>
-        <w:t xml:space="preserve">13. 速度の考え方</w:t>
+        <w:t xml:space="preserve">14. 速度の考え方</w:t>
       </w:r>
       <w:r>
         <w:rPr>
@@ -20030,7 +20374,7 @@
         <w:spacing w:after="90" w:line="320"/>
         <w:ind w:left="640" w:hanging="300"/>
       </w:pPr>
-      <w:hyperlink w:history="1" r:id="rIdza9ylqev7rlwhbw3ndxkp">
+      <w:hyperlink w:history="1" r:id="rId6ckuld7uhhgvjko9oz69p">
         <w:r>
           <w:rPr>
             <w:rFonts w:ascii="Yu Gothic" w:cs="Yu Gothic" w:eastAsia="Yu Gothic" w:hAnsi="Yu Gothic"/>
@@ -20057,7 +20401,7 @@
         <w:spacing w:after="90" w:line="320"/>
         <w:ind w:left="640" w:hanging="300"/>
       </w:pPr>
-      <w:hyperlink w:history="1" r:id="rIded0x8dzemdbyzz-dlht5p">
+      <w:hyperlink w:history="1" r:id="rIdytgk_a5zorzegay4duxs8">
         <w:r>
           <w:rPr>
             <w:rFonts w:ascii="Yu Gothic" w:cs="Yu Gothic" w:eastAsia="Yu Gothic" w:hAnsi="Yu Gothic"/>
@@ -20343,6 +20687,12 @@
     </w:lvlOverride>
   </w:num>
   <w:num w:numId="9">
+    <w:abstractNumId w:val="2"/>
+    <w:lvlOverride w:ilvl="0">
+      <w:startOverride w:val="1"/>
+    </w:lvlOverride>
+  </w:num>
+  <w:num w:numId="10">
     <w:abstractNumId w:val="2"/>
     <w:lvlOverride w:ilvl="0">
       <w:startOverride w:val="1"/>

--- a/docs/CW交信トレーニング_使い方説明書.docx
+++ b/docs/CW交信トレーニング_使い方説明書.docx
@@ -16398,8 +16398,52 @@
       <w:r>
         <w:rPr>
           <w:rFonts w:ascii="Yu Gothic" w:cs="Yu Gothic" w:eastAsia="Yu Gothic" w:hAnsi="Yu Gothic"/>
-        </w:rPr>
-        <w:t xml:space="preserve">市町村合併で番号は変わっていくので、見つからない・合わないと感じたらJARL が公表している最新の市郡区番号リストと突き合わせてください。</w:t>
+          <w:b/>
+          <w:bCs/>
+        </w:rPr>
+        <w:t xml:space="preserve">「現在地から探す」</w:t>
+      </w:r>
+      <w:r>
+        <w:rPr>
+          <w:rFonts w:ascii="Yu Gothic" w:cs="Yu Gothic" w:eastAsia="Yu Gothic" w:hAnsi="Yu Gothic"/>
+        </w:rPr>
+        <w:t xml:space="preserve">を押すと、ブラウザの位置情報から近い市郡を距離順に並べます（許可を求められます）。移動運用先で自分の JCC / JCG を調べるのに便利です。政令指定都市が候補に出たときは、その市の区番号も一緒に並びます。</w:t>
+      </w:r>
+    </w:p>
+    <w:p>
+      <w:pPr>
+        <w:spacing w:after="160" w:line="330"/>
+      </w:pPr>
+      <w:r>
+        <w:rPr>
+          <w:rFonts w:ascii="Yu Gothic" w:cs="Yu Gothic" w:eastAsia="Yu Gothic" w:hAnsi="Yu Gothic"/>
+        </w:rPr>
+        <w:t xml:space="preserve">収録している座標は各市郡の代表点（GeoNames のデータと突き合わせて市 790・郡 340・東京特別区 23 件）なので、</w:t>
+      </w:r>
+      <w:r>
+        <w:rPr>
+          <w:rFonts w:ascii="Yu Gothic" w:cs="Yu Gothic" w:eastAsia="Yu Gothic" w:hAnsi="Yu Gothic"/>
+          <w:b/>
+          <w:bCs/>
+        </w:rPr>
+        <w:t xml:space="preserve">境界の近くでは隣の市郡が先に出ることがあります</w:t>
+      </w:r>
+      <w:r>
+        <w:rPr>
+          <w:rFonts w:ascii="Yu Gothic" w:cs="Yu Gothic" w:eastAsia="Yu Gothic" w:hAnsi="Yu Gothic"/>
+        </w:rPr>
+        <w:t xml:space="preserve">。「これで決まり」ではなく「近い候補から選ぶ」ための並びです。</w:t>
+      </w:r>
+    </w:p>
+    <w:p>
+      <w:pPr>
+        <w:spacing w:after="160" w:line="330"/>
+      </w:pPr>
+      <w:r>
+        <w:rPr>
+          <w:rFonts w:ascii="Yu Gothic" w:cs="Yu Gothic" w:eastAsia="Yu Gothic" w:hAnsi="Yu Gothic"/>
+        </w:rPr>
+        <w:t xml:space="preserve">消滅した市郡区の番号も収録しているので（「消滅」と表示）、古いログの番号も引けます。市町村合併で番号は変わっていくので、見つからない・合わないと感じたら JARL が公表している最新の市郡区番号リストと突き合わせてください。</w:t>
       </w:r>
     </w:p>
     <w:p>
@@ -20374,7 +20418,7 @@
         <w:spacing w:after="90" w:line="320"/>
         <w:ind w:left="640" w:hanging="300"/>
       </w:pPr>
-      <w:hyperlink w:history="1" r:id="rId6ckuld7uhhgvjko9oz69p">
+      <w:hyperlink w:history="1" r:id="rId4yz9atvvhcudw6wsieblt">
         <w:r>
           <w:rPr>
             <w:rFonts w:ascii="Yu Gothic" w:cs="Yu Gothic" w:eastAsia="Yu Gothic" w:hAnsi="Yu Gothic"/>
@@ -20401,7 +20445,7 @@
         <w:spacing w:after="90" w:line="320"/>
         <w:ind w:left="640" w:hanging="300"/>
       </w:pPr>
-      <w:hyperlink w:history="1" r:id="rIdytgk_a5zorzegay4duxs8">
+      <w:hyperlink w:history="1" r:id="rIdr3p_sgj1xd0kygqrv5o4p">
         <w:r>
           <w:rPr>
             <w:rFonts w:ascii="Yu Gothic" w:cs="Yu Gothic" w:eastAsia="Yu Gothic" w:hAnsi="Yu Gothic"/>

--- a/docs/CW交信トレーニング_使い方説明書.docx
+++ b/docs/CW交信トレーニング_使い方説明書.docx
@@ -16102,7 +16102,7 @@
         <w:rPr>
           <w:rFonts w:ascii="Yu Gothic" w:cs="Yu Gothic" w:eastAsia="Yu Gothic" w:hAnsi="Yu Gothic"/>
         </w:rPr>
-        <w:t xml:space="preserve">送信</w:t>
+        <w:t xml:space="preserve">送信 — まずは自分の電鍵で</w:t>
       </w:r>
     </w:p>
     <w:p>
@@ -16112,8 +16112,99 @@
       <w:r>
         <w:rPr>
           <w:rFonts w:ascii="Yu Gothic" w:cs="Yu Gothic" w:eastAsia="Yu Gothic" w:hAnsi="Yu Gothic"/>
-        </w:rPr>
-        <w:t xml:space="preserve">「送信する」は、この端末から</w:t>
+          <w:b/>
+          <w:bCs/>
+        </w:rPr>
+        <w:t xml:space="preserve">「自分のパドルで打つ」</w:t>
+      </w:r>
+      <w:r>
+        <w:rPr>
+          <w:rFonts w:ascii="Yu Gothic" w:cs="Yu Gothic" w:eastAsia="Yu Gothic" w:hAnsi="Yu Gothic"/>
+        </w:rPr>
+        <w:t xml:space="preserve">が基本の使い方です。候補を選ぶと手本とモールス表記が出るので、それを見ながら右のパドル欄（またはキーボードの </w:t>
+      </w:r>
+      <w:r>
+        <w:rPr>
+          <w:rFonts w:ascii="Consolas" w:cs="Consolas" w:eastAsia="Consolas" w:hAnsi="Consolas"/>
+          <w:shd w:fill="F2F2F2" w:val="clear"/>
+        </w:rPr>
+        <w:t xml:space="preserve">Z</w:t>
+      </w:r>
+      <w:r>
+        <w:rPr>
+          <w:rFonts w:ascii="Yu Gothic" w:cs="Yu Gothic" w:eastAsia="Yu Gothic" w:hAnsi="Yu Gothic"/>
+        </w:rPr>
+        <w:t xml:space="preserve"> / </w:t>
+      </w:r>
+      <w:r>
+        <w:rPr>
+          <w:rFonts w:ascii="Consolas" w:cs="Consolas" w:eastAsia="Consolas" w:hAnsi="Consolas"/>
+          <w:shd w:fill="F2F2F2" w:val="clear"/>
+        </w:rPr>
+        <w:t xml:space="preserve">X</w:t>
+      </w:r>
+      <w:r>
+        <w:rPr>
+          <w:rFonts w:ascii="Yu Gothic" w:cs="Yu Gothic" w:eastAsia="Yu Gothic" w:hAnsi="Yu Gothic"/>
+        </w:rPr>
+        <w:t xml:space="preserve">）で自分で打ちます。「照合して記録する」を押すと手本との差分が出て、</w:t>
+      </w:r>
+      <w:r>
+        <w:rPr>
+          <w:rFonts w:ascii="Yu Gothic" w:cs="Yu Gothic" w:eastAsia="Yu Gothic" w:hAnsi="Yu Gothic"/>
+          <w:b/>
+          <w:bCs/>
+        </w:rPr>
+        <w:t xml:space="preserve">実際に打った内容</w:t>
+      </w:r>
+      <w:r>
+        <w:rPr>
+          <w:rFonts w:ascii="Yu Gothic" w:cs="Yu Gothic" w:eastAsia="Yu Gothic" w:hAnsi="Yu Gothic"/>
+        </w:rPr>
+        <w:t xml:space="preserve">（手本ではありません）が交信記録に残ります。打ち直しは </w:t>
+      </w:r>
+      <w:r>
+        <w:rPr>
+          <w:rFonts w:ascii="Consolas" w:cs="Consolas" w:eastAsia="Consolas" w:hAnsi="Consolas"/>
+          <w:shd w:fill="F2F2F2" w:val="clear"/>
+        </w:rPr>
+        <w:t xml:space="preserve">Esc</w:t>
+      </w:r>
+      <w:r>
+        <w:rPr>
+          <w:rFonts w:ascii="Yu Gothic" w:cs="Yu Gothic" w:eastAsia="Yu Gothic" w:hAnsi="Yu Gothic"/>
+        </w:rPr>
+        <w:t xml:space="preserve"> です。パドルの側音はこの端末の音声出力から出るので、音声インターフェース（＋VOX）でつないでいれば、そのまま電波として乗ります。</w:t>
+      </w:r>
+    </w:p>
+    <w:p>
+      <w:pPr>
+        <w:spacing w:after="160" w:line="330"/>
+      </w:pPr>
+      <w:r>
+        <w:rPr>
+          <w:rFonts w:ascii="Yu Gothic" w:cs="Yu Gothic" w:eastAsia="Yu Gothic" w:hAnsi="Yu Gothic"/>
+        </w:rPr>
+        <w:t xml:space="preserve">慣れないうちは、返答の内容を考えることと符号を打つことを同時にやると手が止まりがちです。候補を目で追いながら打つことに集中できるので、実際の交信に出る不安を減らせます。</w:t>
+      </w:r>
+    </w:p>
+    <w:p>
+      <w:pPr>
+        <w:spacing w:after="160" w:line="330"/>
+      </w:pPr>
+      <w:r>
+        <w:rPr>
+          <w:rFonts w:ascii="Yu Gothic" w:cs="Yu Gothic" w:eastAsia="Yu Gothic" w:hAnsi="Yu Gothic"/>
+          <w:b/>
+          <w:bCs/>
+        </w:rPr>
+        <w:t xml:space="preserve">「自動送信」</w:t>
+      </w:r>
+      <w:r>
+        <w:rPr>
+          <w:rFonts w:ascii="Yu Gothic" w:cs="Yu Gothic" w:eastAsia="Yu Gothic" w:hAnsi="Yu Gothic"/>
+        </w:rPr>
+        <w:t xml:space="preserve">は、この端末から</w:t>
       </w:r>
       <w:r>
         <w:rPr>
@@ -16198,7 +16289,7 @@
         <w:rPr>
           <w:rFonts w:ascii="Yu Gothic" w:cs="Yu Gothic" w:eastAsia="Yu Gothic" w:hAnsi="Yu Gothic"/>
         </w:rPr>
-        <w:t xml:space="preserve">USB シリアルの DTR / RTS を上げ下げして、キーイング回路（フォトカプラなど）ごしに無線機の電鍵端子を叩きます。昔からある「COM ポートキーイング」と同じ方式で、Chrome 系ブラウザだけが対応しています。接続すると「送信する」でトーン音と同時に電鍵も動きます。実機での検証はまだ行えていないため、実験的な扱いです。</w:t>
+        <w:t xml:space="preserve">USB シリアルの DTR / RTS を上げ下げして、キーイング回路（フォトカプラなど）ごしに無線機の電鍵端子を叩きます。昔からある「COM ポートキーイング」と同じ方式で、Chrome 系ブラウザだけが対応しています。接続すると「自動送信」でトーン音と同時に電鍵も動きます。実機での検証はまだ行えていないため、実験的な扱いです。</w:t>
       </w:r>
     </w:p>
     <w:p>
@@ -20418,7 +20509,7 @@
         <w:spacing w:after="90" w:line="320"/>
         <w:ind w:left="640" w:hanging="300"/>
       </w:pPr>
-      <w:hyperlink w:history="1" r:id="rId4yz9atvvhcudw6wsieblt">
+      <w:hyperlink w:history="1" r:id="rIdtnftahp3deoiy76uoi_wv">
         <w:r>
           <w:rPr>
             <w:rFonts w:ascii="Yu Gothic" w:cs="Yu Gothic" w:eastAsia="Yu Gothic" w:hAnsi="Yu Gothic"/>
@@ -20445,7 +20536,7 @@
         <w:spacing w:after="90" w:line="320"/>
         <w:ind w:left="640" w:hanging="300"/>
       </w:pPr>
-      <w:hyperlink w:history="1" r:id="rIdr3p_sgj1xd0kygqrv5o4p">
+      <w:hyperlink w:history="1" r:id="rIdyqokjfmbgt0orcsjwzf_x">
         <w:r>
           <w:rPr>
             <w:rFonts w:ascii="Yu Gothic" w:cs="Yu Gothic" w:eastAsia="Yu Gothic" w:hAnsi="Yu Gothic"/>

--- a/docs/CW交信トレーニング_使い方説明書.docx
+++ b/docs/CW交信トレーニング_使い方説明書.docx
@@ -13100,7 +13100,7 @@
         <w:rPr>
           <w:rFonts w:ascii="Yu Gothic" w:cs="Yu Gothic" w:eastAsia="Yu Gothic" w:hAnsi="Yu Gothic"/>
         </w:rPr>
-        <w:t xml:space="preserve"> どのタブを開いていてもここで打てます。左半分が左ボタン、右半分が右ボタンに対応し、押している側が点灯します。今どちらのボタンがどちらの要素かは、それぞれの半面に書いてあります。迷ったらそこを見てください。</w:t>
+        <w:t xml:space="preserve"> どのタブを開いていてもここで打てます。左半分が左ボタン、右半分が右ボタンに対応し、押している側が点灯します。実物のパドルと同じく左右のレバーは接触していて、境界は中央の仕切り線と面の色の違いで見分けます。今どちらのボタンがどちらの要素かは、それぞれの半面に書いてあります。迷ったらそこを見てください。</w:t>
       </w:r>
     </w:p>
     <w:p>
@@ -20509,7 +20509,7 @@
         <w:spacing w:after="90" w:line="320"/>
         <w:ind w:left="640" w:hanging="300"/>
       </w:pPr>
-      <w:hyperlink w:history="1" r:id="rIdtnftahp3deoiy76uoi_wv">
+      <w:hyperlink w:history="1" r:id="rIdlp3ktphwpzre2lc0eqxnk">
         <w:r>
           <w:rPr>
             <w:rFonts w:ascii="Yu Gothic" w:cs="Yu Gothic" w:eastAsia="Yu Gothic" w:hAnsi="Yu Gothic"/>
@@ -20536,7 +20536,7 @@
         <w:spacing w:after="90" w:line="320"/>
         <w:ind w:left="640" w:hanging="300"/>
       </w:pPr>
-      <w:hyperlink w:history="1" r:id="rIdyqokjfmbgt0orcsjwzf_x">
+      <w:hyperlink w:history="1" r:id="rIdu0wisw915apsslp69jznh">
         <w:r>
           <w:rPr>
             <w:rFonts w:ascii="Yu Gothic" w:cs="Yu Gothic" w:eastAsia="Yu Gothic" w:hAnsi="Yu Gothic"/>

--- a/docs/CW交信トレーニング_使い方説明書.docx
+++ b/docs/CW交信トレーニング_使い方説明書.docx
@@ -8598,7 +8598,7 @@
         <w:rPr>
           <w:rFonts w:ascii="Yu Gothic" w:cs="Yu Gothic" w:eastAsia="Yu Gothic" w:hAnsi="Yu Gothic"/>
         </w:rPr>
-        <w:t xml:space="preserve">「設定・記録」タブの「苦手な文字」にある</w:t>
+        <w:t xml:space="preserve">「設定・記録」タブの「苦手な文字（聞き取り）」にある</w:t>
       </w:r>
       <w:r>
         <w:rPr>
@@ -17596,7 +17596,96 @@
         <w:rPr>
           <w:rFonts w:ascii="Yu Gothic" w:cs="Yu Gothic" w:eastAsia="Yu Gothic" w:hAnsi="Yu Gothic"/>
         </w:rPr>
-        <w:t xml:space="preserve"> には、5 回以上出題された文字のうち正答率の低いものが並びます。「この文字を集中練習する」を押すと、その場で重点ドリルが始まります。</w:t>
+        <w:t xml:space="preserve">は、</w:t>
+      </w:r>
+      <w:r>
+        <w:rPr>
+          <w:rFonts w:ascii="Yu Gothic" w:cs="Yu Gothic" w:eastAsia="Yu Gothic" w:hAnsi="Yu Gothic"/>
+          <w:b/>
+          <w:bCs/>
+        </w:rPr>
+        <w:t xml:space="preserve">聞き取り</w:t>
+      </w:r>
+      <w:r>
+        <w:rPr>
+          <w:rFonts w:ascii="Yu Gothic" w:cs="Yu Gothic" w:eastAsia="Yu Gothic" w:hAnsi="Yu Gothic"/>
+        </w:rPr>
+        <w:t xml:space="preserve">と</w:t>
+      </w:r>
+      <w:r>
+        <w:rPr>
+          <w:rFonts w:ascii="Yu Gothic" w:cs="Yu Gothic" w:eastAsia="Yu Gothic" w:hAnsi="Yu Gothic"/>
+          <w:b/>
+          <w:bCs/>
+        </w:rPr>
+        <w:t xml:space="preserve">パドル入力</w:t>
+      </w:r>
+      <w:r>
+        <w:rPr>
+          <w:rFonts w:ascii="Yu Gothic" w:cs="Yu Gothic" w:eastAsia="Yu Gothic" w:hAnsi="Yu Gothic"/>
+        </w:rPr>
+        <w:t xml:space="preserve">に分けて並びます。耳で取れない文字と手で打てない文字は別物だからです。それぞれ 5 回以上出てきた文字のうち正答率の低いものが並びます。</w:t>
+      </w:r>
+    </w:p>
+    <w:p>
+      <w:pPr>
+        <w:pStyle w:val="ListParagraph"/>
+        <w:numPr>
+          <w:ilvl w:val="0"/>
+          <w:numId w:val="1"/>
+        </w:numPr>
+        <w:spacing w:after="90" w:line="320"/>
+        <w:ind w:left="640" w:hanging="300"/>
+      </w:pPr>
+      <w:r>
+        <w:rPr>
+          <w:rFonts w:ascii="Yu Gothic" w:cs="Yu Gothic" w:eastAsia="Yu Gothic" w:hAnsi="Yu Gothic"/>
+          <w:b/>
+          <w:bCs/>
+        </w:rPr>
+        <w:t xml:space="preserve">聞き取り</w:t>
+      </w:r>
+      <w:r>
+        <w:rPr>
+          <w:rFonts w:ascii="Yu Gothic" w:cs="Yu Gothic" w:eastAsia="Yu Gothic" w:hAnsi="Yu Gothic"/>
+        </w:rPr>
+        <w:t xml:space="preserve"> — 聞き取りドリルの書き取りから数えます。「この文字を集中練習する」で、その文字を重点的に混ぜたドリルが始まります</w:t>
+      </w:r>
+    </w:p>
+    <w:p>
+      <w:pPr>
+        <w:pStyle w:val="ListParagraph"/>
+        <w:numPr>
+          <w:ilvl w:val="0"/>
+          <w:numId w:val="1"/>
+        </w:numPr>
+        <w:spacing w:after="90" w:line="320"/>
+        <w:ind w:left="640" w:hanging="300"/>
+      </w:pPr>
+      <w:r>
+        <w:rPr>
+          <w:rFonts w:ascii="Yu Gothic" w:cs="Yu Gothic" w:eastAsia="Yu Gothic" w:hAnsi="Yu Gothic"/>
+          <w:b/>
+          <w:bCs/>
+        </w:rPr>
+        <w:t xml:space="preserve">パドル入力</w:t>
+      </w:r>
+      <w:r>
+        <w:rPr>
+          <w:rFonts w:ascii="Yu Gothic" w:cs="Yu Gothic" w:eastAsia="Yu Gothic" w:hAnsi="Yu Gothic"/>
+        </w:rPr>
+        <w:t xml:space="preserve"> — パドル送信の採点と、交信シミュレーターの実技（「この内容で送信して次へ」で確定した打鍵）から数えます</w:t>
+      </w:r>
+    </w:p>
+    <w:p>
+      <w:pPr>
+        <w:spacing w:after="160" w:line="330"/>
+      </w:pPr>
+      <w:r>
+        <w:rPr>
+          <w:rFonts w:ascii="Yu Gothic" w:cs="Yu Gothic" w:eastAsia="Yu Gothic" w:hAnsi="Yu Gothic"/>
+        </w:rPr>
+        <w:t xml:space="preserve">「この文字を集中練習する」を押すと、その場で重点ドリルが始まります。</w:t>
       </w:r>
     </w:p>
     <w:p>
@@ -20509,7 +20598,7 @@
         <w:spacing w:after="90" w:line="320"/>
         <w:ind w:left="640" w:hanging="300"/>
       </w:pPr>
-      <w:hyperlink w:history="1" r:id="rIdlp3ktphwpzre2lc0eqxnk">
+      <w:hyperlink w:history="1" r:id="rIdxstxgu0kcproc7t76f--h">
         <w:r>
           <w:rPr>
             <w:rFonts w:ascii="Yu Gothic" w:cs="Yu Gothic" w:eastAsia="Yu Gothic" w:hAnsi="Yu Gothic"/>
@@ -20536,7 +20625,7 @@
         <w:spacing w:after="90" w:line="320"/>
         <w:ind w:left="640" w:hanging="300"/>
       </w:pPr>
-      <w:hyperlink w:history="1" r:id="rIdu0wisw915apsslp69jznh">
+      <w:hyperlink w:history="1" r:id="rIdqti2nsgrfr0tfymdos86l">
         <w:r>
           <w:rPr>
             <w:rFonts w:ascii="Yu Gothic" w:cs="Yu Gothic" w:eastAsia="Yu Gothic" w:hAnsi="Yu Gothic"/>

--- a/docs/CW交信トレーニング_使い方説明書.docx
+++ b/docs/CW交信トレーニング_使い方説明書.docx
@@ -2863,7 +2863,7 @@
               <w:rPr>
                 <w:rFonts w:ascii="Yu Gothic" w:cs="Yu Gothic" w:eastAsia="Yu Gothic" w:hAnsi="Yu Gothic"/>
               </w:rPr>
-              <w:t xml:space="preserve">一つ一つの文字を打つ速さ（5〜40 WPM）</w:t>
+              <w:t xml:space="preserve">一つ一つの文字を打つ速さ（5〜30 WPM）</w:t>
             </w:r>
           </w:p>
         </w:tc>
@@ -2912,7 +2912,7 @@
               <w:rPr>
                 <w:rFonts w:ascii="Yu Gothic" w:cs="Yu Gothic" w:eastAsia="Yu Gothic" w:hAnsi="Yu Gothic"/>
               </w:rPr>
-              <w:t xml:space="preserve">文字間・語間を含めた全体の速さ（5〜40 WPM）</w:t>
+              <w:t xml:space="preserve">文字間・語間を含めた全体の速さ（5〜30 WPM）</w:t>
             </w:r>
           </w:p>
         </w:tc>
@@ -20598,7 +20598,7 @@
         <w:spacing w:after="90" w:line="320"/>
         <w:ind w:left="640" w:hanging="300"/>
       </w:pPr>
-      <w:hyperlink w:history="1" r:id="rIdxstxgu0kcproc7t76f--h">
+      <w:hyperlink w:history="1" r:id="rIdnhg5p5ti_jyxjsigqnkjx">
         <w:r>
           <w:rPr>
             <w:rFonts w:ascii="Yu Gothic" w:cs="Yu Gothic" w:eastAsia="Yu Gothic" w:hAnsi="Yu Gothic"/>
@@ -20625,7 +20625,7 @@
         <w:spacing w:after="90" w:line="320"/>
         <w:ind w:left="640" w:hanging="300"/>
       </w:pPr>
-      <w:hyperlink w:history="1" r:id="rIdqti2nsgrfr0tfymdos86l">
+      <w:hyperlink w:history="1" r:id="rIdk4pemsu10vwjneq5wdrqg">
         <w:r>
           <w:rPr>
             <w:rFonts w:ascii="Yu Gothic" w:cs="Yu Gothic" w:eastAsia="Yu Gothic" w:hAnsi="Yu Gothic"/>

--- a/docs/CW交信トレーニング_使い方説明書.docx
+++ b/docs/CW交信トレーニング_使い方説明書.docx
@@ -14437,6 +14437,180 @@
         <w:rPr>
           <w:rFonts w:ascii="Yu Gothic" w:cs="Yu Gothic" w:eastAsia="Yu Gothic" w:hAnsi="Yu Gothic"/>
         </w:rPr>
+        <w:t xml:space="preserve">100点＋（間隔まで手本どおり）</w:t>
+      </w:r>
+    </w:p>
+    <w:p>
+      <w:pPr>
+        <w:spacing w:after="160" w:line="330"/>
+      </w:pPr>
+      <w:r>
+        <w:rPr>
+          <w:rFonts w:ascii="Yu Gothic" w:cs="Yu Gothic" w:eastAsia="Yu Gothic" w:hAnsi="Yu Gothic"/>
+        </w:rPr>
+        <w:t xml:space="preserve">文字の採点は</w:t>
+      </w:r>
+      <w:r>
+        <w:rPr>
+          <w:rFonts w:ascii="Yu Gothic" w:cs="Yu Gothic" w:eastAsia="Yu Gothic" w:hAnsi="Yu Gothic"/>
+          <w:b/>
+          <w:bCs/>
+        </w:rPr>
+        <w:t xml:space="preserve">語の切れ目を見ません</w:t>
+      </w:r>
+      <w:r>
+        <w:rPr>
+          <w:rFonts w:ascii="Yu Gothic" w:cs="Yu Gothic" w:eastAsia="Yu Gothic" w:hAnsi="Yu Gothic"/>
+        </w:rPr>
+        <w:t xml:space="preserve">。手が一瞬止まっただけで語間が入ってしまうので、そこまで採点すると符号そのものの正誤が見えなくなるためです。</w:t>
+      </w:r>
+    </w:p>
+    <w:p>
+      <w:pPr>
+        <w:spacing w:after="160" w:line="330"/>
+      </w:pPr>
+      <w:r>
+        <w:rPr>
+          <w:rFonts w:ascii="Yu Gothic" w:cs="Yu Gothic" w:eastAsia="Yu Gothic" w:hAnsi="Yu Gothic"/>
+        </w:rPr>
+        <w:t xml:space="preserve">そのうえで、</w:t>
+      </w:r>
+      <w:r>
+        <w:rPr>
+          <w:rFonts w:ascii="Yu Gothic" w:cs="Yu Gothic" w:eastAsia="Yu Gothic" w:hAnsi="Yu Gothic"/>
+          <w:b/>
+          <w:bCs/>
+        </w:rPr>
+        <w:t xml:space="preserve">語の切れ目まで手本どおりに打てたときは「100点＋」</w:t>
+      </w:r>
+      <w:r>
+        <w:rPr>
+          <w:rFonts w:ascii="Yu Gothic" w:cs="Yu Gothic" w:eastAsia="Yu Gothic" w:hAnsi="Yu Gothic"/>
+        </w:rPr>
+        <w:t xml:space="preserve">として別格に表示します。</w:t>
+      </w:r>
+      <w:r>
+        <w:rPr>
+          <w:rFonts w:ascii="Consolas" w:cs="Consolas" w:eastAsia="Consolas" w:hAnsi="Consolas"/>
+          <w:shd w:fill="F2F2F2" w:val="clear"/>
+        </w:rPr>
+        <w:t xml:space="preserve">CQ</w:t>
+      </w:r>
+      <w:r>
+        <w:rPr>
+          <w:rFonts w:ascii="Yu Gothic" w:cs="Yu Gothic" w:eastAsia="Yu Gothic" w:hAnsi="Yu Gothic"/>
+        </w:rPr>
+        <w:t xml:space="preserve"> が </w:t>
+      </w:r>
+      <w:r>
+        <w:rPr>
+          <w:rFonts w:ascii="Consolas" w:cs="Consolas" w:eastAsia="Consolas" w:hAnsi="Consolas"/>
+          <w:shd w:fill="F2F2F2" w:val="clear"/>
+        </w:rPr>
+        <w:t xml:space="preserve">C Q</w:t>
+      </w:r>
+      <w:r>
+        <w:rPr>
+          <w:rFonts w:ascii="Yu Gothic" w:cs="Yu Gothic" w:eastAsia="Yu Gothic" w:hAnsi="Yu Gothic"/>
+        </w:rPr>
+        <w:t xml:space="preserve"> に割れていなければ合格、という見方です。文字がすべて合っていても語の切れ目が違えば 100% どまりで、その旨が採点結果に出ます（「手本」と「あなたの符号」の 2 行を見比べてください）。</w:t>
+      </w:r>
+    </w:p>
+    <w:p>
+      <w:pPr>
+        <w:spacing w:after="160" w:line="330"/>
+      </w:pPr>
+      <w:r>
+        <w:rPr>
+          <w:rFonts w:ascii="Yu Gothic" w:cs="Yu Gothic" w:eastAsia="Yu Gothic" w:hAnsi="Yu Gothic"/>
+          <w:b/>
+          <w:bCs/>
+        </w:rPr>
+        <w:t xml:space="preserve">100点＋ が出るまでにかかった時間</w:t>
+      </w:r>
+      <w:r>
+        <w:rPr>
+          <w:rFonts w:ascii="Yu Gothic" w:cs="Yu Gothic" w:eastAsia="Yu Gothic" w:hAnsi="Yu Gothic"/>
+        </w:rPr>
+        <w:t xml:space="preserve">も一緒に表示します。計測は次の時点から始まります。</w:t>
+      </w:r>
+    </w:p>
+    <w:p>
+      <w:pPr>
+        <w:pStyle w:val="ListParagraph"/>
+        <w:numPr>
+          <w:ilvl w:val="0"/>
+          <w:numId w:val="1"/>
+        </w:numPr>
+        <w:spacing w:after="90" w:line="320"/>
+        <w:ind w:left="640" w:hanging="300"/>
+      </w:pPr>
+      <w:r>
+        <w:rPr>
+          <w:rFonts w:ascii="Yu Gothic" w:cs="Yu Gothic" w:eastAsia="Yu Gothic" w:hAnsi="Yu Gothic"/>
+        </w:rPr>
+        <w:t xml:space="preserve">課題が出た時点（1 回目）</w:t>
+      </w:r>
+    </w:p>
+    <w:p>
+      <w:pPr>
+        <w:pStyle w:val="ListParagraph"/>
+        <w:numPr>
+          <w:ilvl w:val="0"/>
+          <w:numId w:val="1"/>
+        </w:numPr>
+        <w:spacing w:after="90" w:line="320"/>
+        <w:ind w:left="640" w:hanging="300"/>
+      </w:pPr>
+      <w:r>
+        <w:rPr>
+          <w:rFonts w:ascii="Yu Gothic" w:cs="Yu Gothic" w:eastAsia="Yu Gothic" w:hAnsi="Yu Gothic"/>
+          <w:b/>
+          <w:bCs/>
+        </w:rPr>
+        <w:t xml:space="preserve">「打ち直す」を押した時点</w:t>
+      </w:r>
+      <w:r>
+        <w:rPr>
+          <w:rFonts w:ascii="Yu Gothic" w:cs="Yu Gothic" w:eastAsia="Yu Gothic" w:hAnsi="Yu Gothic"/>
+        </w:rPr>
+        <w:t xml:space="preserve">（2 回目以降）</w:t>
+      </w:r>
+    </w:p>
+    <w:p>
+      <w:pPr>
+        <w:spacing w:after="160" w:line="330"/>
+      </w:pPr>
+      <w:r>
+        <w:rPr>
+          <w:rFonts w:ascii="Yu Gothic" w:cs="Yu Gothic" w:eastAsia="Yu Gothic" w:hAnsi="Yu Gothic"/>
+        </w:rPr>
+        <w:t xml:space="preserve">記録は 1 つの課題につき </w:t>
+      </w:r>
+      <w:r>
+        <w:rPr>
+          <w:rFonts w:ascii="Yu Gothic" w:cs="Yu Gothic" w:eastAsia="Yu Gothic" w:hAnsi="Yu Gothic"/>
+          <w:b/>
+          <w:bCs/>
+        </w:rPr>
+        <w:t xml:space="preserve">5 回まで</w:t>
+      </w:r>
+      <w:r>
+        <w:rPr>
+          <w:rFonts w:ascii="Yu Gothic" w:cs="Yu Gothic" w:eastAsia="Yu Gothic" w:hAnsi="Yu Gothic"/>
+        </w:rPr>
+        <w:t xml:space="preserve">表に残り、いちばん速かった回が色付きになります。次の課題に進むと数え直します。同じ課題を繰り返して時間が縮んでいくかを見てください。</w:t>
+      </w:r>
+    </w:p>
+    <w:p>
+      <w:pPr>
+        <w:pStyle w:val="Heading2"/>
+        <w:spacing w:after="150" w:before="340"/>
+      </w:pPr>
+      <w:r>
+        <w:rPr>
+          <w:rFonts w:ascii="Yu Gothic" w:cs="Yu Gothic" w:eastAsia="Yu Gothic" w:hAnsi="Yu Gothic"/>
+        </w:rPr>
         <w:t xml:space="preserve">交信の定型文と話題</w:t>
       </w:r>
     </w:p>
@@ -20598,7 +20772,7 @@
         <w:spacing w:after="90" w:line="320"/>
         <w:ind w:left="640" w:hanging="300"/>
       </w:pPr>
-      <w:hyperlink w:history="1" r:id="rIdnhg5p5ti_jyxjsigqnkjx">
+      <w:hyperlink w:history="1" r:id="rIdtfxvr7m0e4gucmzmfs50t">
         <w:r>
           <w:rPr>
             <w:rFonts w:ascii="Yu Gothic" w:cs="Yu Gothic" w:eastAsia="Yu Gothic" w:hAnsi="Yu Gothic"/>
@@ -20625,7 +20799,7 @@
         <w:spacing w:after="90" w:line="320"/>
         <w:ind w:left="640" w:hanging="300"/>
       </w:pPr>
-      <w:hyperlink w:history="1" r:id="rIdk4pemsu10vwjneq5wdrqg">
+      <w:hyperlink w:history="1" r:id="rIdgbneclcgjwggc0bfiwt2w">
         <w:r>
           <w:rPr>
             <w:rFonts w:ascii="Yu Gothic" w:cs="Yu Gothic" w:eastAsia="Yu Gothic" w:hAnsi="Yu Gothic"/>

--- a/docs/CW交信トレーニング_使い方説明書.docx
+++ b/docs/CW交信トレーニング_使い方説明書.docx
@@ -14532,60 +14532,43 @@
         <w:rPr>
           <w:rFonts w:ascii="Yu Gothic" w:cs="Yu Gothic" w:eastAsia="Yu Gothic" w:hAnsi="Yu Gothic"/>
         </w:rPr>
-        <w:t xml:space="preserve">も一緒に表示します。計測は次の時点から始まります。</w:t>
-      </w:r>
-    </w:p>
-    <w:p>
-      <w:pPr>
-        <w:pStyle w:val="ListParagraph"/>
-        <w:numPr>
-          <w:ilvl w:val="0"/>
-          <w:numId w:val="1"/>
-        </w:numPr>
-        <w:spacing w:after="90" w:line="320"/>
-        <w:ind w:left="640" w:hanging="300"/>
-      </w:pPr>
-      <w:r>
-        <w:rPr>
-          <w:rFonts w:ascii="Yu Gothic" w:cs="Yu Gothic" w:eastAsia="Yu Gothic" w:hAnsi="Yu Gothic"/>
-        </w:rPr>
-        <w:t xml:space="preserve">課題が出た時点（1 回目）</w:t>
-      </w:r>
-    </w:p>
-    <w:p>
-      <w:pPr>
-        <w:pStyle w:val="ListParagraph"/>
-        <w:numPr>
-          <w:ilvl w:val="0"/>
-          <w:numId w:val="1"/>
-        </w:numPr>
-        <w:spacing w:after="90" w:line="320"/>
-        <w:ind w:left="640" w:hanging="300"/>
-      </w:pPr>
+        <w:t xml:space="preserve">も一緒に表示します。</w:t>
+      </w:r>
+    </w:p>
+    <w:p>
+      <w:pPr>
+        <w:spacing w:after="160" w:line="330"/>
+      </w:pPr>
+      <w:r>
+        <w:rPr>
+          <w:rFonts w:ascii="Yu Gothic" w:cs="Yu Gothic" w:eastAsia="Yu Gothic" w:hAnsi="Yu Gothic"/>
+        </w:rPr>
+        <w:t xml:space="preserve">#### 「かかった時間」の意味</w:t>
+      </w:r>
+    </w:p>
+    <w:p>
+      <w:pPr>
+        <w:spacing w:after="160" w:line="330"/>
+      </w:pPr>
+      <w:r>
+        <w:rPr>
+          <w:rFonts w:ascii="Yu Gothic" w:cs="Yu Gothic" w:eastAsia="Yu Gothic" w:hAnsi="Yu Gothic"/>
+        </w:rPr>
+        <w:t xml:space="preserve">計るのは </w:t>
+      </w:r>
       <w:r>
         <w:rPr>
           <w:rFonts w:ascii="Yu Gothic" w:cs="Yu Gothic" w:eastAsia="Yu Gothic" w:hAnsi="Yu Gothic"/>
           <w:b/>
           <w:bCs/>
         </w:rPr>
-        <w:t xml:space="preserve">「打ち直す」を押した時点</w:t>
-      </w:r>
-      <w:r>
-        <w:rPr>
-          <w:rFonts w:ascii="Yu Gothic" w:cs="Yu Gothic" w:eastAsia="Yu Gothic" w:hAnsi="Yu Gothic"/>
-        </w:rPr>
-        <w:t xml:space="preserve">（2 回目以降）</w:t>
-      </w:r>
-    </w:p>
-    <w:p>
-      <w:pPr>
-        <w:spacing w:after="160" w:line="330"/>
-      </w:pPr>
-      <w:r>
-        <w:rPr>
-          <w:rFonts w:ascii="Yu Gothic" w:cs="Yu Gothic" w:eastAsia="Yu Gothic" w:hAnsi="Yu Gothic"/>
-        </w:rPr>
-        <w:t xml:space="preserve">記録は 1 つの課題につき </w:t>
+        <w:t xml:space="preserve">1 回の打鍵にかかった時間ではありません</w:t>
+      </w:r>
+      <w:r>
+        <w:rPr>
+          <w:rFonts w:ascii="Yu Gothic" w:cs="Yu Gothic" w:eastAsia="Yu Gothic" w:hAnsi="Yu Gothic"/>
+        </w:rPr>
+        <w:t xml:space="preserve">。</w:t>
       </w:r>
       <w:r>
         <w:rPr>
@@ -14593,6 +14576,232 @@
           <w:b/>
           <w:bCs/>
         </w:rPr>
+        <w:t xml:space="preserve">その課題に挑み始めてから 100点＋ が出るまで</w:t>
+      </w:r>
+      <w:r>
+        <w:rPr>
+          <w:rFonts w:ascii="Yu Gothic" w:cs="Yu Gothic" w:eastAsia="Yu Gothic" w:hAnsi="Yu Gothic"/>
+        </w:rPr>
+        <w:t xml:space="preserve">の時間です。考えていた時間も、外してやり直した時間も、すべて含みます。</w:t>
+      </w:r>
+    </w:p>
+    <w:p>
+      <w:pPr>
+        <w:spacing w:after="160" w:line="330"/>
+      </w:pPr>
+      <w:r>
+        <w:rPr>
+          <w:rFonts w:ascii="Yu Gothic" w:cs="Yu Gothic" w:eastAsia="Yu Gothic" w:hAnsi="Yu Gothic"/>
+        </w:rPr>
+        <w:t xml:space="preserve">計測の起点は次のとおりです。</w:t>
+      </w:r>
+    </w:p>
+    <w:tbl>
+      <w:tblPr>
+        <w:tblW w:type="dxa" w:w="9638"/>
+        <w:tblBorders>
+          <w:top w:val="single" w:color="BFBFBF" w:sz="4"/>
+          <w:left w:val="single" w:color="BFBFBF" w:sz="4"/>
+          <w:bottom w:val="single" w:color="BFBFBF" w:sz="4"/>
+          <w:right w:val="single" w:color="BFBFBF" w:sz="4"/>
+          <w:insideH w:val="single" w:color="BFBFBF" w:sz="2"/>
+          <w:insideV w:val="single" w:color="BFBFBF" w:sz="2"/>
+        </w:tblBorders>
+      </w:tblPr>
+      <w:tblGrid>
+        <w:gridCol w:w="1662"/>
+        <w:gridCol w:w="7976"/>
+      </w:tblGrid>
+      <w:tr>
+        <w:trPr>
+          <w:tblHeader/>
+        </w:trPr>
+        <w:tc>
+          <w:tcPr>
+            <w:tcW w:type="dxa" w:w="1662"/>
+            <w:shd w:fill="EDE7DA" w:val="clear"/>
+            <w:tcMar>
+              <w:top w:type="dxa" w:w="60"/>
+              <w:left w:type="dxa" w:w="110"/>
+              <w:bottom w:type="dxa" w:w="60"/>
+              <w:right w:type="dxa" w:w="110"/>
+            </w:tcMar>
+          </w:tcPr>
+          <w:p>
+            <w:pPr>
+              <w:spacing w:after="0" w:before="0"/>
+            </w:pPr>
+          </w:p>
+        </w:tc>
+        <w:tc>
+          <w:tcPr>
+            <w:tcW w:type="dxa" w:w="7976"/>
+            <w:shd w:fill="EDE7DA" w:val="clear"/>
+            <w:tcMar>
+              <w:top w:type="dxa" w:w="60"/>
+              <w:left w:type="dxa" w:w="110"/>
+              <w:bottom w:type="dxa" w:w="60"/>
+              <w:right w:type="dxa" w:w="110"/>
+            </w:tcMar>
+          </w:tcPr>
+          <w:p>
+            <w:pPr>
+              <w:spacing w:after="0" w:before="0"/>
+            </w:pPr>
+            <w:r>
+              <w:rPr>
+                <w:rFonts w:ascii="Yu Gothic" w:cs="Yu Gothic" w:eastAsia="Yu Gothic" w:hAnsi="Yu Gothic"/>
+                <w:b/>
+                <w:bCs/>
+              </w:rPr>
+              <w:t xml:space="preserve">起点</w:t>
+            </w:r>
+          </w:p>
+        </w:tc>
+      </w:tr>
+      <w:tr>
+        <w:trPr>
+          <w:tblHeader w:val="false"/>
+        </w:trPr>
+        <w:tc>
+          <w:tcPr>
+            <w:tcW w:type="dxa" w:w="1662"/>
+            <w:tcMar>
+              <w:top w:type="dxa" w:w="60"/>
+              <w:left w:type="dxa" w:w="110"/>
+              <w:bottom w:type="dxa" w:w="60"/>
+              <w:right w:type="dxa" w:w="110"/>
+            </w:tcMar>
+          </w:tcPr>
+          <w:p>
+            <w:pPr>
+              <w:spacing w:after="0" w:before="0"/>
+            </w:pPr>
+            <w:r>
+              <w:rPr>
+                <w:rFonts w:ascii="Yu Gothic" w:cs="Yu Gothic" w:eastAsia="Yu Gothic" w:hAnsi="Yu Gothic"/>
+              </w:rPr>
+              <w:t xml:space="preserve">1 回目</w:t>
+            </w:r>
+          </w:p>
+        </w:tc>
+        <w:tc>
+          <w:tcPr>
+            <w:tcW w:type="dxa" w:w="7976"/>
+            <w:tcMar>
+              <w:top w:type="dxa" w:w="60"/>
+              <w:left w:type="dxa" w:w="110"/>
+              <w:bottom w:type="dxa" w:w="60"/>
+              <w:right w:type="dxa" w:w="110"/>
+            </w:tcMar>
+          </w:tcPr>
+          <w:p>
+            <w:pPr>
+              <w:spacing w:after="0" w:before="0"/>
+            </w:pPr>
+            <w:r>
+              <w:rPr>
+                <w:rFonts w:ascii="Yu Gothic" w:cs="Yu Gothic" w:eastAsia="Yu Gothic" w:hAnsi="Yu Gothic"/>
+                <w:b/>
+                <w:bCs/>
+              </w:rPr>
+              <w:t xml:space="preserve">課題が出た時点</w:t>
+            </w:r>
+          </w:p>
+        </w:tc>
+      </w:tr>
+      <w:tr>
+        <w:trPr>
+          <w:tblHeader w:val="false"/>
+        </w:trPr>
+        <w:tc>
+          <w:tcPr>
+            <w:tcW w:type="dxa" w:w="1662"/>
+            <w:tcMar>
+              <w:top w:type="dxa" w:w="60"/>
+              <w:left w:type="dxa" w:w="110"/>
+              <w:bottom w:type="dxa" w:w="60"/>
+              <w:right w:type="dxa" w:w="110"/>
+            </w:tcMar>
+          </w:tcPr>
+          <w:p>
+            <w:pPr>
+              <w:spacing w:after="0" w:before="0"/>
+            </w:pPr>
+            <w:r>
+              <w:rPr>
+                <w:rFonts w:ascii="Yu Gothic" w:cs="Yu Gothic" w:eastAsia="Yu Gothic" w:hAnsi="Yu Gothic"/>
+              </w:rPr>
+              <w:t xml:space="preserve">2 回目以降</w:t>
+            </w:r>
+          </w:p>
+        </w:tc>
+        <w:tc>
+          <w:tcPr>
+            <w:tcW w:type="dxa" w:w="7976"/>
+            <w:tcMar>
+              <w:top w:type="dxa" w:w="60"/>
+              <w:left w:type="dxa" w:w="110"/>
+              <w:bottom w:type="dxa" w:w="60"/>
+              <w:right w:type="dxa" w:w="110"/>
+            </w:tcMar>
+          </w:tcPr>
+          <w:p>
+            <w:pPr>
+              <w:spacing w:after="0" w:before="0"/>
+            </w:pPr>
+            <w:r>
+              <w:rPr>
+                <w:rFonts w:ascii="Yu Gothic" w:cs="Yu Gothic" w:eastAsia="Yu Gothic" w:hAnsi="Yu Gothic"/>
+                <w:b/>
+                <w:bCs/>
+              </w:rPr>
+              <w:t xml:space="preserve">100点＋ を出したあと、最初に「打ち直す」を押した時点</w:t>
+            </w:r>
+          </w:p>
+        </w:tc>
+      </w:tr>
+    </w:tbl>
+    <w:p>
+      <w:pPr>
+        <w:spacing w:after="220"/>
+      </w:pPr>
+    </w:p>
+    <w:p>
+      <w:pPr>
+        <w:spacing w:after="160" w:line="330"/>
+      </w:pPr>
+      <w:r>
+        <w:rPr>
+          <w:rFonts w:ascii="Yu Gothic" w:cs="Yu Gothic" w:eastAsia="Yu Gothic" w:hAnsi="Yu Gothic"/>
+          <w:b/>
+          <w:bCs/>
+        </w:rPr>
+        <w:t xml:space="preserve">途中で外しても、そこでは数え直しません。</w:t>
+      </w:r>
+      <w:r>
+        <w:rPr>
+          <w:rFonts w:ascii="Yu Gothic" w:cs="Yu Gothic" w:eastAsia="Yu Gothic" w:hAnsi="Yu Gothic"/>
+        </w:rPr>
+        <w:t xml:space="preserve"> たとえば 3 回外して 4 回目に100点＋ が出たなら、外した 3 回ぶんも含めた通算時間が記録されます。失敗のたびに 0 に戻していては、最後の 1 回ぶんしか計らないことになり、「挑み始めてからどれだけで出せたか」が分からなくなるためです。</w:t>
+      </w:r>
+    </w:p>
+    <w:p>
+      <w:pPr>
+        <w:spacing w:after="160" w:line="330"/>
+      </w:pPr>
+      <w:r>
+        <w:rPr>
+          <w:rFonts w:ascii="Yu Gothic" w:cs="Yu Gothic" w:eastAsia="Yu Gothic" w:hAnsi="Yu Gothic"/>
+        </w:rPr>
+        <w:t xml:space="preserve">記録は 1 つの課題につき </w:t>
+      </w:r>
+      <w:r>
+        <w:rPr>
+          <w:rFonts w:ascii="Yu Gothic" w:cs="Yu Gothic" w:eastAsia="Yu Gothic" w:hAnsi="Yu Gothic"/>
+          <w:b/>
+          <w:bCs/>
+        </w:rPr>
         <w:t xml:space="preserve">5 回まで</w:t>
       </w:r>
       <w:r>
@@ -14600,6 +14809,954 @@
           <w:rFonts w:ascii="Yu Gothic" w:cs="Yu Gothic" w:eastAsia="Yu Gothic" w:hAnsi="Yu Gothic"/>
         </w:rPr>
         <w:t xml:space="preserve">表に残り、いちばん速かった回が色付きになります。次の課題に進むと数え直します。同じ課題を繰り返して時間が縮んでいくかを見てください。</w:t>
+      </w:r>
+    </w:p>
+    <w:p>
+      <w:pPr>
+        <w:spacing w:after="160" w:line="330"/>
+      </w:pPr>
+      <w:r>
+        <w:rPr>
+          <w:rFonts w:ascii="Yu Gothic" w:cs="Yu Gothic" w:eastAsia="Yu Gothic" w:hAnsi="Yu Gothic"/>
+        </w:rPr>
+        <w:t xml:space="preserve">前の記録より速く出せたときは、</w:t>
+      </w:r>
+      <w:r>
+        <w:rPr>
+          <w:rFonts w:ascii="Yu Gothic" w:cs="Yu Gothic" w:eastAsia="Yu Gothic" w:hAnsi="Yu Gothic"/>
+          <w:b/>
+          <w:bCs/>
+        </w:rPr>
+        <w:t xml:space="preserve">「自己ベスト更新」</w:t>
+      </w:r>
+      <w:r>
+        <w:rPr>
+          <w:rFonts w:ascii="Yu Gothic" w:cs="Yu Gothic" w:eastAsia="Yu Gothic" w:hAnsi="Yu Gothic"/>
+        </w:rPr>
+        <w:t xml:space="preserve">の札が付きます（1 回目は比べる相手がいないので付きません）。</w:t>
+      </w:r>
+    </w:p>
+    <w:p>
+      <w:pPr>
+        <w:spacing w:after="160" w:line="330"/>
+      </w:pPr>
+      <w:r>
+        <w:rPr>
+          <w:rFonts w:ascii="Yu Gothic" w:cs="Yu Gothic" w:eastAsia="Yu Gothic" w:hAnsi="Yu Gothic"/>
+        </w:rPr>
+        <w:t xml:space="preserve">#### 出たときの祝い</w:t>
+      </w:r>
+    </w:p>
+    <w:p>
+      <w:pPr>
+        <w:spacing w:after="160" w:line="330"/>
+      </w:pPr>
+      <w:r>
+        <w:rPr>
+          <w:rFonts w:ascii="Yu Gothic" w:cs="Yu Gothic" w:eastAsia="Yu Gothic" w:hAnsi="Yu Gothic"/>
+        </w:rPr>
+        <w:t xml:space="preserve">間隔までそろうのは狙って出せるものではないので、出たときははっきり分かるようにしてあります。ファンファーレが鳴り、「100点＋」が跳ねて出て、記録表に加わった行が一瞬光ります。</w:t>
+      </w:r>
+    </w:p>
+    <w:p>
+      <w:pPr>
+        <w:spacing w:after="160" w:line="330"/>
+      </w:pPr>
+      <w:r>
+        <w:rPr>
+          <w:rFonts w:ascii="Yu Gothic" w:cs="Yu Gothic" w:eastAsia="Yu Gothic" w:hAnsi="Yu Gothic"/>
+        </w:rPr>
+        <w:t xml:space="preserve">祝い方は </w:t>
+      </w:r>
+      <w:r>
+        <w:rPr>
+          <w:rFonts w:ascii="Yu Gothic" w:cs="Yu Gothic" w:eastAsia="Yu Gothic" w:hAnsi="Yu Gothic"/>
+          <w:b/>
+          <w:bCs/>
+        </w:rPr>
+        <w:t xml:space="preserve">10 種類</w:t>
+      </w:r>
+      <w:r>
+        <w:rPr>
+          <w:rFonts w:ascii="Yu Gothic" w:cs="Yu Gothic" w:eastAsia="Yu Gothic" w:hAnsi="Yu Gothic"/>
+        </w:rPr>
+        <w:t xml:space="preserve">から選べます（</w:t>
+      </w:r>
+      <w:r>
+        <w:rPr>
+          <w:rFonts w:ascii="Yu Gothic" w:cs="Yu Gothic" w:eastAsia="Yu Gothic" w:hAnsi="Yu Gothic"/>
+          <w:b/>
+          <w:bCs/>
+        </w:rPr>
+        <w:t xml:space="preserve">設定・記録 →「100点＋ の祝い方」</w:t>
+      </w:r>
+      <w:r>
+        <w:rPr>
+          <w:rFonts w:ascii="Yu Gothic" w:cs="Yu Gothic" w:eastAsia="Yu Gothic" w:hAnsi="Yu Gothic"/>
+        </w:rPr>
+        <w:t xml:space="preserve">）。見た目も音も種類ごとに違います。「見本を見る」を押せば、100点＋ を出さずにその場で確かめられます。</w:t>
+      </w:r>
+    </w:p>
+    <w:tbl>
+      <w:tblPr>
+        <w:tblW w:type="dxa" w:w="9638"/>
+        <w:tblBorders>
+          <w:top w:val="single" w:color="BFBFBF" w:sz="4"/>
+          <w:left w:val="single" w:color="BFBFBF" w:sz="4"/>
+          <w:bottom w:val="single" w:color="BFBFBF" w:sz="4"/>
+          <w:right w:val="single" w:color="BFBFBF" w:sz="4"/>
+          <w:insideH w:val="single" w:color="BFBFBF" w:sz="2"/>
+          <w:insideV w:val="single" w:color="BFBFBF" w:sz="2"/>
+        </w:tblBorders>
+      </w:tblPr>
+      <w:tblGrid>
+        <w:gridCol w:w="803"/>
+        <w:gridCol w:w="2410"/>
+        <w:gridCol w:w="6425"/>
+      </w:tblGrid>
+      <w:tr>
+        <w:trPr>
+          <w:tblHeader/>
+        </w:trPr>
+        <w:tc>
+          <w:tcPr>
+            <w:tcW w:type="dxa" w:w="803"/>
+            <w:shd w:fill="EDE7DA" w:val="clear"/>
+            <w:tcMar>
+              <w:top w:type="dxa" w:w="60"/>
+              <w:left w:type="dxa" w:w="110"/>
+              <w:bottom w:type="dxa" w:w="60"/>
+              <w:right w:type="dxa" w:w="110"/>
+            </w:tcMar>
+          </w:tcPr>
+          <w:p>
+            <w:pPr>
+              <w:spacing w:after="0" w:before="0"/>
+            </w:pPr>
+          </w:p>
+        </w:tc>
+        <w:tc>
+          <w:tcPr>
+            <w:tcW w:type="dxa" w:w="2410"/>
+            <w:shd w:fill="EDE7DA" w:val="clear"/>
+            <w:tcMar>
+              <w:top w:type="dxa" w:w="60"/>
+              <w:left w:type="dxa" w:w="110"/>
+              <w:bottom w:type="dxa" w:w="60"/>
+              <w:right w:type="dxa" w:w="110"/>
+            </w:tcMar>
+          </w:tcPr>
+          <w:p>
+            <w:pPr>
+              <w:spacing w:after="0" w:before="0"/>
+            </w:pPr>
+            <w:r>
+              <w:rPr>
+                <w:rFonts w:ascii="Yu Gothic" w:cs="Yu Gothic" w:eastAsia="Yu Gothic" w:hAnsi="Yu Gothic"/>
+                <w:b/>
+                <w:bCs/>
+              </w:rPr>
+              <w:t xml:space="preserve">祝い方</w:t>
+            </w:r>
+          </w:p>
+        </w:tc>
+        <w:tc>
+          <w:tcPr>
+            <w:tcW w:type="dxa" w:w="6425"/>
+            <w:shd w:fill="EDE7DA" w:val="clear"/>
+            <w:tcMar>
+              <w:top w:type="dxa" w:w="60"/>
+              <w:left w:type="dxa" w:w="110"/>
+              <w:bottom w:type="dxa" w:w="60"/>
+              <w:right w:type="dxa" w:w="110"/>
+            </w:tcMar>
+          </w:tcPr>
+          <w:p>
+            <w:pPr>
+              <w:spacing w:after="0" w:before="0"/>
+            </w:pPr>
+            <w:r>
+              <w:rPr>
+                <w:rFonts w:ascii="Yu Gothic" w:cs="Yu Gothic" w:eastAsia="Yu Gothic" w:hAnsi="Yu Gothic"/>
+                <w:b/>
+                <w:bCs/>
+              </w:rPr>
+              <w:t xml:space="preserve">出るもの</w:t>
+            </w:r>
+          </w:p>
+        </w:tc>
+      </w:tr>
+      <w:tr>
+        <w:trPr>
+          <w:tblHeader w:val="false"/>
+        </w:trPr>
+        <w:tc>
+          <w:tcPr>
+            <w:tcW w:type="dxa" w:w="803"/>
+            <w:tcMar>
+              <w:top w:type="dxa" w:w="60"/>
+              <w:left w:type="dxa" w:w="110"/>
+              <w:bottom w:type="dxa" w:w="60"/>
+              <w:right w:type="dxa" w:w="110"/>
+            </w:tcMar>
+          </w:tcPr>
+          <w:p>
+            <w:pPr>
+              <w:spacing w:after="0" w:before="0"/>
+            </w:pPr>
+            <w:r>
+              <w:rPr>
+                <w:rFonts w:ascii="Yu Gothic" w:cs="Yu Gothic" w:eastAsia="Yu Gothic" w:hAnsi="Yu Gothic"/>
+              </w:rPr>
+              <w:t xml:space="preserve">1</w:t>
+            </w:r>
+          </w:p>
+        </w:tc>
+        <w:tc>
+          <w:tcPr>
+            <w:tcW w:type="dxa" w:w="2410"/>
+            <w:tcMar>
+              <w:top w:type="dxa" w:w="60"/>
+              <w:left w:type="dxa" w:w="110"/>
+              <w:bottom w:type="dxa" w:w="60"/>
+              <w:right w:type="dxa" w:w="110"/>
+            </w:tcMar>
+          </w:tcPr>
+          <w:p>
+            <w:pPr>
+              <w:spacing w:after="0" w:before="0"/>
+            </w:pPr>
+            <w:r>
+              <w:rPr>
+                <w:rFonts w:ascii="Yu Gothic" w:cs="Yu Gothic" w:eastAsia="Yu Gothic" w:hAnsi="Yu Gothic"/>
+              </w:rPr>
+              <w:t xml:space="preserve">紙吹雪</w:t>
+            </w:r>
+          </w:p>
+        </w:tc>
+        <w:tc>
+          <w:tcPr>
+            <w:tcW w:type="dxa" w:w="6425"/>
+            <w:tcMar>
+              <w:top w:type="dxa" w:w="60"/>
+              <w:left w:type="dxa" w:w="110"/>
+              <w:bottom w:type="dxa" w:w="60"/>
+              <w:right w:type="dxa" w:w="110"/>
+            </w:tcMar>
+          </w:tcPr>
+          <w:p>
+            <w:pPr>
+              <w:spacing w:after="0" w:before="0"/>
+            </w:pPr>
+            <w:r>
+              <w:rPr>
+                <w:rFonts w:ascii="Yu Gothic" w:cs="Yu Gothic" w:eastAsia="Yu Gothic" w:hAnsi="Yu Gothic"/>
+              </w:rPr>
+              <w:t xml:space="preserve">「100点＋」から色紙が扇形に散る</w:t>
+            </w:r>
+          </w:p>
+        </w:tc>
+      </w:tr>
+      <w:tr>
+        <w:trPr>
+          <w:tblHeader w:val="false"/>
+        </w:trPr>
+        <w:tc>
+          <w:tcPr>
+            <w:tcW w:type="dxa" w:w="803"/>
+            <w:tcMar>
+              <w:top w:type="dxa" w:w="60"/>
+              <w:left w:type="dxa" w:w="110"/>
+              <w:bottom w:type="dxa" w:w="60"/>
+              <w:right w:type="dxa" w:w="110"/>
+            </w:tcMar>
+          </w:tcPr>
+          <w:p>
+            <w:pPr>
+              <w:spacing w:after="0" w:before="0"/>
+            </w:pPr>
+            <w:r>
+              <w:rPr>
+                <w:rFonts w:ascii="Yu Gothic" w:cs="Yu Gothic" w:eastAsia="Yu Gothic" w:hAnsi="Yu Gothic"/>
+              </w:rPr>
+              <w:t xml:space="preserve">2</w:t>
+            </w:r>
+          </w:p>
+        </w:tc>
+        <w:tc>
+          <w:tcPr>
+            <w:tcW w:type="dxa" w:w="2410"/>
+            <w:tcMar>
+              <w:top w:type="dxa" w:w="60"/>
+              <w:left w:type="dxa" w:w="110"/>
+              <w:bottom w:type="dxa" w:w="60"/>
+              <w:right w:type="dxa" w:w="110"/>
+            </w:tcMar>
+          </w:tcPr>
+          <w:p>
+            <w:pPr>
+              <w:spacing w:after="0" w:before="0"/>
+            </w:pPr>
+            <w:r>
+              <w:rPr>
+                <w:rFonts w:ascii="Yu Gothic" w:cs="Yu Gothic" w:eastAsia="Yu Gothic" w:hAnsi="Yu Gothic"/>
+              </w:rPr>
+              <w:t xml:space="preserve">花火</w:t>
+            </w:r>
+          </w:p>
+        </w:tc>
+        <w:tc>
+          <w:tcPr>
+            <w:tcW w:type="dxa" w:w="6425"/>
+            <w:tcMar>
+              <w:top w:type="dxa" w:w="60"/>
+              <w:left w:type="dxa" w:w="110"/>
+              <w:bottom w:type="dxa" w:w="60"/>
+              <w:right w:type="dxa" w:w="110"/>
+            </w:tcMar>
+          </w:tcPr>
+          <w:p>
+            <w:pPr>
+              <w:spacing w:after="0" w:before="0"/>
+            </w:pPr>
+            <w:r>
+              <w:rPr>
+                <w:rFonts w:ascii="Yu Gothic" w:cs="Yu Gothic" w:eastAsia="Yu Gothic" w:hAnsi="Yu Gothic"/>
+              </w:rPr>
+              <w:t xml:space="preserve">三か所で時間差の光の玉が開く</w:t>
+            </w:r>
+          </w:p>
+        </w:tc>
+      </w:tr>
+      <w:tr>
+        <w:trPr>
+          <w:tblHeader w:val="false"/>
+        </w:trPr>
+        <w:tc>
+          <w:tcPr>
+            <w:tcW w:type="dxa" w:w="803"/>
+            <w:tcMar>
+              <w:top w:type="dxa" w:w="60"/>
+              <w:left w:type="dxa" w:w="110"/>
+              <w:bottom w:type="dxa" w:w="60"/>
+              <w:right w:type="dxa" w:w="110"/>
+            </w:tcMar>
+          </w:tcPr>
+          <w:p>
+            <w:pPr>
+              <w:spacing w:after="0" w:before="0"/>
+            </w:pPr>
+            <w:r>
+              <w:rPr>
+                <w:rFonts w:ascii="Yu Gothic" w:cs="Yu Gothic" w:eastAsia="Yu Gothic" w:hAnsi="Yu Gothic"/>
+              </w:rPr>
+              <w:t xml:space="preserve">3</w:t>
+            </w:r>
+          </w:p>
+        </w:tc>
+        <w:tc>
+          <w:tcPr>
+            <w:tcW w:type="dxa" w:w="2410"/>
+            <w:tcMar>
+              <w:top w:type="dxa" w:w="60"/>
+              <w:left w:type="dxa" w:w="110"/>
+              <w:bottom w:type="dxa" w:w="60"/>
+              <w:right w:type="dxa" w:w="110"/>
+            </w:tcMar>
+          </w:tcPr>
+          <w:p>
+            <w:pPr>
+              <w:spacing w:after="0" w:before="0"/>
+            </w:pPr>
+            <w:r>
+              <w:rPr>
+                <w:rFonts w:ascii="Yu Gothic" w:cs="Yu Gothic" w:eastAsia="Yu Gothic" w:hAnsi="Yu Gothic"/>
+              </w:rPr>
+              <w:t xml:space="preserve">合格スタンプ</w:t>
+            </w:r>
+          </w:p>
+        </w:tc>
+        <w:tc>
+          <w:tcPr>
+            <w:tcW w:type="dxa" w:w="6425"/>
+            <w:tcMar>
+              <w:top w:type="dxa" w:w="60"/>
+              <w:left w:type="dxa" w:w="110"/>
+              <w:bottom w:type="dxa" w:w="60"/>
+              <w:right w:type="dxa" w:w="110"/>
+            </w:tcMar>
+          </w:tcPr>
+          <w:p>
+            <w:pPr>
+              <w:spacing w:after="0" w:before="0"/>
+            </w:pPr>
+            <w:r>
+              <w:rPr>
+                <w:rFonts w:ascii="Yu Gothic" w:cs="Yu Gothic" w:eastAsia="Yu Gothic" w:hAnsi="Yu Gothic"/>
+              </w:rPr>
+              <w:t xml:space="preserve">「合格」の印が勢いよく捺され、採点欄が一度揺れる</w:t>
+            </w:r>
+          </w:p>
+        </w:tc>
+      </w:tr>
+      <w:tr>
+        <w:trPr>
+          <w:tblHeader w:val="false"/>
+        </w:trPr>
+        <w:tc>
+          <w:tcPr>
+            <w:tcW w:type="dxa" w:w="803"/>
+            <w:tcMar>
+              <w:top w:type="dxa" w:w="60"/>
+              <w:left w:type="dxa" w:w="110"/>
+              <w:bottom w:type="dxa" w:w="60"/>
+              <w:right w:type="dxa" w:w="110"/>
+            </w:tcMar>
+          </w:tcPr>
+          <w:p>
+            <w:pPr>
+              <w:spacing w:after="0" w:before="0"/>
+            </w:pPr>
+            <w:r>
+              <w:rPr>
+                <w:rFonts w:ascii="Yu Gothic" w:cs="Yu Gothic" w:eastAsia="Yu Gothic" w:hAnsi="Yu Gothic"/>
+              </w:rPr>
+              <w:t xml:space="preserve">4</w:t>
+            </w:r>
+          </w:p>
+        </w:tc>
+        <w:tc>
+          <w:tcPr>
+            <w:tcW w:type="dxa" w:w="2410"/>
+            <w:tcMar>
+              <w:top w:type="dxa" w:w="60"/>
+              <w:left w:type="dxa" w:w="110"/>
+              <w:bottom w:type="dxa" w:w="60"/>
+              <w:right w:type="dxa" w:w="110"/>
+            </w:tcMar>
+          </w:tcPr>
+          <w:p>
+            <w:pPr>
+              <w:spacing w:after="0" w:before="0"/>
+            </w:pPr>
+            <w:r>
+              <w:rPr>
+                <w:rFonts w:ascii="Yu Gothic" w:cs="Yu Gothic" w:eastAsia="Yu Gothic" w:hAnsi="Yu Gothic"/>
+              </w:rPr>
+              <w:t xml:space="preserve">表彰</w:t>
+            </w:r>
+          </w:p>
+        </w:tc>
+        <w:tc>
+          <w:tcPr>
+            <w:tcW w:type="dxa" w:w="6425"/>
+            <w:tcMar>
+              <w:top w:type="dxa" w:w="60"/>
+              <w:left w:type="dxa" w:w="110"/>
+              <w:bottom w:type="dxa" w:w="60"/>
+              <w:right w:type="dxa" w:w="110"/>
+            </w:tcMar>
+          </w:tcPr>
+          <w:p>
+            <w:pPr>
+              <w:spacing w:after="0" w:before="0"/>
+            </w:pPr>
+            <w:r>
+              <w:rPr>
+                <w:rFonts w:ascii="Yu Gothic" w:cs="Yu Gothic" w:eastAsia="Yu Gothic" w:hAnsi="Yu Gothic"/>
+              </w:rPr>
+              <w:t xml:space="preserve">金メダルがせり上がり、採点欄が金色の枠になる</w:t>
+            </w:r>
+          </w:p>
+        </w:tc>
+      </w:tr>
+      <w:tr>
+        <w:trPr>
+          <w:tblHeader w:val="false"/>
+        </w:trPr>
+        <w:tc>
+          <w:tcPr>
+            <w:tcW w:type="dxa" w:w="803"/>
+            <w:tcMar>
+              <w:top w:type="dxa" w:w="60"/>
+              <w:left w:type="dxa" w:w="110"/>
+              <w:bottom w:type="dxa" w:w="60"/>
+              <w:right w:type="dxa" w:w="110"/>
+            </w:tcMar>
+          </w:tcPr>
+          <w:p>
+            <w:pPr>
+              <w:spacing w:after="0" w:before="0"/>
+            </w:pPr>
+            <w:r>
+              <w:rPr>
+                <w:rFonts w:ascii="Yu Gothic" w:cs="Yu Gothic" w:eastAsia="Yu Gothic" w:hAnsi="Yu Gothic"/>
+              </w:rPr>
+              <w:t xml:space="preserve">5</w:t>
+            </w:r>
+          </w:p>
+        </w:tc>
+        <w:tc>
+          <w:tcPr>
+            <w:tcW w:type="dxa" w:w="2410"/>
+            <w:tcMar>
+              <w:top w:type="dxa" w:w="60"/>
+              <w:left w:type="dxa" w:w="110"/>
+              <w:bottom w:type="dxa" w:w="60"/>
+              <w:right w:type="dxa" w:w="110"/>
+            </w:tcMar>
+          </w:tcPr>
+          <w:p>
+            <w:pPr>
+              <w:spacing w:after="0" w:before="0"/>
+            </w:pPr>
+            <w:r>
+              <w:rPr>
+                <w:rFonts w:ascii="Yu Gothic" w:cs="Yu Gothic" w:eastAsia="Yu Gothic" w:hAnsi="Yu Gothic"/>
+              </w:rPr>
+              <w:t xml:space="preserve">電光掲示板</w:t>
+            </w:r>
+          </w:p>
+        </w:tc>
+        <w:tc>
+          <w:tcPr>
+            <w:tcW w:type="dxa" w:w="6425"/>
+            <w:tcMar>
+              <w:top w:type="dxa" w:w="60"/>
+              <w:left w:type="dxa" w:w="110"/>
+              <w:bottom w:type="dxa" w:w="60"/>
+              <w:right w:type="dxa" w:w="110"/>
+            </w:tcMar>
+          </w:tcPr>
+          <w:p>
+            <w:pPr>
+              <w:spacing w:after="0" w:before="0"/>
+            </w:pPr>
+            <w:r>
+              <w:rPr>
+                <w:rFonts w:ascii="Yu Gothic" w:cs="Yu Gothic" w:eastAsia="Yu Gothic" w:hAnsi="Yu Gothic"/>
+              </w:rPr>
+              <w:t xml:space="preserve">「100点＋」が一文字ずつ点灯し、枠を光が回る</w:t>
+            </w:r>
+          </w:p>
+        </w:tc>
+      </w:tr>
+      <w:tr>
+        <w:trPr>
+          <w:tblHeader w:val="false"/>
+        </w:trPr>
+        <w:tc>
+          <w:tcPr>
+            <w:tcW w:type="dxa" w:w="803"/>
+            <w:tcMar>
+              <w:top w:type="dxa" w:w="60"/>
+              <w:left w:type="dxa" w:w="110"/>
+              <w:bottom w:type="dxa" w:w="60"/>
+              <w:right w:type="dxa" w:w="110"/>
+            </w:tcMar>
+          </w:tcPr>
+          <w:p>
+            <w:pPr>
+              <w:spacing w:after="0" w:before="0"/>
+            </w:pPr>
+            <w:r>
+              <w:rPr>
+                <w:rFonts w:ascii="Yu Gothic" w:cs="Yu Gothic" w:eastAsia="Yu Gothic" w:hAnsi="Yu Gothic"/>
+              </w:rPr>
+              <w:t xml:space="preserve">6</w:t>
+            </w:r>
+          </w:p>
+        </w:tc>
+        <w:tc>
+          <w:tcPr>
+            <w:tcW w:type="dxa" w:w="2410"/>
+            <w:tcMar>
+              <w:top w:type="dxa" w:w="60"/>
+              <w:left w:type="dxa" w:w="110"/>
+              <w:bottom w:type="dxa" w:w="60"/>
+              <w:right w:type="dxa" w:w="110"/>
+            </w:tcMar>
+          </w:tcPr>
+          <w:p>
+            <w:pPr>
+              <w:spacing w:after="0" w:before="0"/>
+            </w:pPr>
+            <w:r>
+              <w:rPr>
+                <w:rFonts w:ascii="Yu Gothic" w:cs="Yu Gothic" w:eastAsia="Yu Gothic" w:hAnsi="Yu Gothic"/>
+              </w:rPr>
+              <w:t xml:space="preserve">モールスで祝う</w:t>
+            </w:r>
+          </w:p>
+        </w:tc>
+        <w:tc>
+          <w:tcPr>
+            <w:tcW w:type="dxa" w:w="6425"/>
+            <w:tcMar>
+              <w:top w:type="dxa" w:w="60"/>
+              <w:left w:type="dxa" w:w="110"/>
+              <w:bottom w:type="dxa" w:w="60"/>
+              <w:right w:type="dxa" w:w="110"/>
+            </w:tcMar>
+          </w:tcPr>
+          <w:p>
+            <w:pPr>
+              <w:spacing w:after="0" w:before="0"/>
+            </w:pPr>
+            <w:r>
+              <w:rPr>
+                <w:rFonts w:ascii="Consolas" w:cs="Consolas" w:eastAsia="Consolas" w:hAnsi="Consolas"/>
+                <w:shd w:fill="F2F2F2" w:val="clear"/>
+              </w:rPr>
+              <w:t xml:space="preserve">FB</w:t>
+            </w:r>
+            <w:r>
+              <w:rPr>
+                <w:rFonts w:ascii="Yu Gothic" w:cs="Yu Gothic" w:eastAsia="Yu Gothic" w:hAnsi="Yu Gothic"/>
+              </w:rPr>
+              <w:t xml:space="preserve">（素晴らしい）を符号で光らせ、符号の音で鳴らす</w:t>
+            </w:r>
+          </w:p>
+        </w:tc>
+      </w:tr>
+      <w:tr>
+        <w:trPr>
+          <w:tblHeader w:val="false"/>
+        </w:trPr>
+        <w:tc>
+          <w:tcPr>
+            <w:tcW w:type="dxa" w:w="803"/>
+            <w:tcMar>
+              <w:top w:type="dxa" w:w="60"/>
+              <w:left w:type="dxa" w:w="110"/>
+              <w:bottom w:type="dxa" w:w="60"/>
+              <w:right w:type="dxa" w:w="110"/>
+            </w:tcMar>
+          </w:tcPr>
+          <w:p>
+            <w:pPr>
+              <w:spacing w:after="0" w:before="0"/>
+            </w:pPr>
+            <w:r>
+              <w:rPr>
+                <w:rFonts w:ascii="Yu Gothic" w:cs="Yu Gothic" w:eastAsia="Yu Gothic" w:hAnsi="Yu Gothic"/>
+              </w:rPr>
+              <w:t xml:space="preserve">7</w:t>
+            </w:r>
+          </w:p>
+        </w:tc>
+        <w:tc>
+          <w:tcPr>
+            <w:tcW w:type="dxa" w:w="2410"/>
+            <w:tcMar>
+              <w:top w:type="dxa" w:w="60"/>
+              <w:left w:type="dxa" w:w="110"/>
+              <w:bottom w:type="dxa" w:w="60"/>
+              <w:right w:type="dxa" w:w="110"/>
+            </w:tcMar>
+          </w:tcPr>
+          <w:p>
+            <w:pPr>
+              <w:spacing w:after="0" w:before="0"/>
+            </w:pPr>
+            <w:r>
+              <w:rPr>
+                <w:rFonts w:ascii="Yu Gothic" w:cs="Yu Gothic" w:eastAsia="Yu Gothic" w:hAnsi="Yu Gothic"/>
+              </w:rPr>
+              <w:t xml:space="preserve">Ｓメーター振り切れ</w:t>
+            </w:r>
+          </w:p>
+        </w:tc>
+        <w:tc>
+          <w:tcPr>
+            <w:tcW w:type="dxa" w:w="6425"/>
+            <w:tcMar>
+              <w:top w:type="dxa" w:w="60"/>
+              <w:left w:type="dxa" w:w="110"/>
+              <w:bottom w:type="dxa" w:w="60"/>
+              <w:right w:type="dxa" w:w="110"/>
+            </w:tcMar>
+          </w:tcPr>
+          <w:p>
+            <w:pPr>
+              <w:spacing w:after="0" w:before="0"/>
+            </w:pPr>
+            <w:r>
+              <w:rPr>
+                <w:rFonts w:ascii="Yu Gothic" w:cs="Yu Gothic" w:eastAsia="Yu Gothic" w:hAnsi="Yu Gothic"/>
+              </w:rPr>
+              <w:t xml:space="preserve">針が一気に振り切れて S9+60 で止まる</w:t>
+            </w:r>
+          </w:p>
+        </w:tc>
+      </w:tr>
+      <w:tr>
+        <w:trPr>
+          <w:tblHeader w:val="false"/>
+        </w:trPr>
+        <w:tc>
+          <w:tcPr>
+            <w:tcW w:type="dxa" w:w="803"/>
+            <w:tcMar>
+              <w:top w:type="dxa" w:w="60"/>
+              <w:left w:type="dxa" w:w="110"/>
+              <w:bottom w:type="dxa" w:w="60"/>
+              <w:right w:type="dxa" w:w="110"/>
+            </w:tcMar>
+          </w:tcPr>
+          <w:p>
+            <w:pPr>
+              <w:spacing w:after="0" w:before="0"/>
+            </w:pPr>
+            <w:r>
+              <w:rPr>
+                <w:rFonts w:ascii="Yu Gothic" w:cs="Yu Gothic" w:eastAsia="Yu Gothic" w:hAnsi="Yu Gothic"/>
+              </w:rPr>
+              <w:t xml:space="preserve">8</w:t>
+            </w:r>
+          </w:p>
+        </w:tc>
+        <w:tc>
+          <w:tcPr>
+            <w:tcW w:type="dxa" w:w="2410"/>
+            <w:tcMar>
+              <w:top w:type="dxa" w:w="60"/>
+              <w:left w:type="dxa" w:w="110"/>
+              <w:bottom w:type="dxa" w:w="60"/>
+              <w:right w:type="dxa" w:w="110"/>
+            </w:tcMar>
+          </w:tcPr>
+          <w:p>
+            <w:pPr>
+              <w:spacing w:after="0" w:before="0"/>
+            </w:pPr>
+            <w:r>
+              <w:rPr>
+                <w:rFonts w:ascii="Yu Gothic" w:cs="Yu Gothic" w:eastAsia="Yu Gothic" w:hAnsi="Yu Gothic"/>
+              </w:rPr>
+              <w:t xml:space="preserve">桜と朱印</w:t>
+            </w:r>
+          </w:p>
+        </w:tc>
+        <w:tc>
+          <w:tcPr>
+            <w:tcW w:type="dxa" w:w="6425"/>
+            <w:tcMar>
+              <w:top w:type="dxa" w:w="60"/>
+              <w:left w:type="dxa" w:w="110"/>
+              <w:bottom w:type="dxa" w:w="60"/>
+              <w:right w:type="dxa" w:w="110"/>
+            </w:tcMar>
+          </w:tcPr>
+          <w:p>
+            <w:pPr>
+              <w:spacing w:after="0" w:before="0"/>
+            </w:pPr>
+            <w:r>
+              <w:rPr>
+                <w:rFonts w:ascii="Yu Gothic" w:cs="Yu Gothic" w:eastAsia="Yu Gothic" w:hAnsi="Yu Gothic"/>
+              </w:rPr>
+              <w:t xml:space="preserve">朱の丸印が捺され、花びらが舞い落ちる</w:t>
+            </w:r>
+          </w:p>
+        </w:tc>
+      </w:tr>
+      <w:tr>
+        <w:trPr>
+          <w:tblHeader w:val="false"/>
+        </w:trPr>
+        <w:tc>
+          <w:tcPr>
+            <w:tcW w:type="dxa" w:w="803"/>
+            <w:tcMar>
+              <w:top w:type="dxa" w:w="60"/>
+              <w:left w:type="dxa" w:w="110"/>
+              <w:bottom w:type="dxa" w:w="60"/>
+              <w:right w:type="dxa" w:w="110"/>
+            </w:tcMar>
+          </w:tcPr>
+          <w:p>
+            <w:pPr>
+              <w:spacing w:after="0" w:before="0"/>
+            </w:pPr>
+            <w:r>
+              <w:rPr>
+                <w:rFonts w:ascii="Yu Gothic" w:cs="Yu Gothic" w:eastAsia="Yu Gothic" w:hAnsi="Yu Gothic"/>
+              </w:rPr>
+              <w:t xml:space="preserve">9</w:t>
+            </w:r>
+          </w:p>
+        </w:tc>
+        <w:tc>
+          <w:tcPr>
+            <w:tcW w:type="dxa" w:w="2410"/>
+            <w:tcMar>
+              <w:top w:type="dxa" w:w="60"/>
+              <w:left w:type="dxa" w:w="110"/>
+              <w:bottom w:type="dxa" w:w="60"/>
+              <w:right w:type="dxa" w:w="110"/>
+            </w:tcMar>
+          </w:tcPr>
+          <w:p>
+            <w:pPr>
+              <w:spacing w:after="0" w:before="0"/>
+            </w:pPr>
+            <w:r>
+              <w:rPr>
+                <w:rFonts w:ascii="Yu Gothic" w:cs="Yu Gothic" w:eastAsia="Yu Gothic" w:hAnsi="Yu Gothic"/>
+              </w:rPr>
+              <w:t xml:space="preserve">レトロゲーム</w:t>
+            </w:r>
+          </w:p>
+        </w:tc>
+        <w:tc>
+          <w:tcPr>
+            <w:tcW w:type="dxa" w:w="6425"/>
+            <w:tcMar>
+              <w:top w:type="dxa" w:w="60"/>
+              <w:left w:type="dxa" w:w="110"/>
+              <w:bottom w:type="dxa" w:w="60"/>
+              <w:right w:type="dxa" w:w="110"/>
+            </w:tcMar>
+          </w:tcPr>
+          <w:p>
+            <w:pPr>
+              <w:spacing w:after="0" w:before="0"/>
+            </w:pPr>
+            <w:r>
+              <w:rPr>
+                <w:rFonts w:ascii="Yu Gothic" w:cs="Yu Gothic" w:eastAsia="Yu Gothic" w:hAnsi="Yu Gothic"/>
+              </w:rPr>
+              <w:t xml:space="preserve">「PERFECT!!」が飛び出し、画面が短く揺れる</w:t>
+            </w:r>
+          </w:p>
+        </w:tc>
+      </w:tr>
+      <w:tr>
+        <w:trPr>
+          <w:tblHeader w:val="false"/>
+        </w:trPr>
+        <w:tc>
+          <w:tcPr>
+            <w:tcW w:type="dxa" w:w="803"/>
+            <w:tcMar>
+              <w:top w:type="dxa" w:w="60"/>
+              <w:left w:type="dxa" w:w="110"/>
+              <w:bottom w:type="dxa" w:w="60"/>
+              <w:right w:type="dxa" w:w="110"/>
+            </w:tcMar>
+          </w:tcPr>
+          <w:p>
+            <w:pPr>
+              <w:spacing w:after="0" w:before="0"/>
+            </w:pPr>
+            <w:r>
+              <w:rPr>
+                <w:rFonts w:ascii="Yu Gothic" w:cs="Yu Gothic" w:eastAsia="Yu Gothic" w:hAnsi="Yu Gothic"/>
+              </w:rPr>
+              <w:t xml:space="preserve">10</w:t>
+            </w:r>
+          </w:p>
+        </w:tc>
+        <w:tc>
+          <w:tcPr>
+            <w:tcW w:type="dxa" w:w="2410"/>
+            <w:tcMar>
+              <w:top w:type="dxa" w:w="60"/>
+              <w:left w:type="dxa" w:w="110"/>
+              <w:bottom w:type="dxa" w:w="60"/>
+              <w:right w:type="dxa" w:w="110"/>
+            </w:tcMar>
+          </w:tcPr>
+          <w:p>
+            <w:pPr>
+              <w:spacing w:after="0" w:before="0"/>
+            </w:pPr>
+            <w:r>
+              <w:rPr>
+                <w:rFonts w:ascii="Yu Gothic" w:cs="Yu Gothic" w:eastAsia="Yu Gothic" w:hAnsi="Yu Gothic"/>
+              </w:rPr>
+              <w:t xml:space="preserve">静かに</w:t>
+            </w:r>
+          </w:p>
+        </w:tc>
+        <w:tc>
+          <w:tcPr>
+            <w:tcW w:type="dxa" w:w="6425"/>
+            <w:tcMar>
+              <w:top w:type="dxa" w:w="60"/>
+              <w:left w:type="dxa" w:w="110"/>
+              <w:bottom w:type="dxa" w:w="60"/>
+              <w:right w:type="dxa" w:w="110"/>
+            </w:tcMar>
+          </w:tcPr>
+          <w:p>
+            <w:pPr>
+              <w:spacing w:after="0" w:before="0"/>
+            </w:pPr>
+            <w:r>
+              <w:rPr>
+                <w:rFonts w:ascii="Yu Gothic" w:cs="Yu Gothic" w:eastAsia="Yu Gothic" w:hAnsi="Yu Gothic"/>
+              </w:rPr>
+              <w:t xml:space="preserve">光がゆっくり一度だけ横切る（粒も揺れも出しません）</w:t>
+            </w:r>
+          </w:p>
+        </w:tc>
+      </w:tr>
+    </w:tbl>
+    <w:p>
+      <w:pPr>
+        <w:spacing w:after="220"/>
+      </w:pPr>
+    </w:p>
+    <w:p>
+      <w:pPr>
+        <w:spacing w:after="160" w:line="330"/>
+      </w:pPr>
+      <w:r>
+        <w:rPr>
+          <w:rFonts w:ascii="Yu Gothic" w:cs="Yu Gothic" w:eastAsia="Yu Gothic" w:hAnsi="Yu Gothic"/>
+        </w:rPr>
+        <w:t xml:space="preserve">音の高さは</w:t>
+      </w:r>
+      <w:r>
+        <w:rPr>
+          <w:rFonts w:ascii="Yu Gothic" w:cs="Yu Gothic" w:eastAsia="Yu Gothic" w:hAnsi="Yu Gothic"/>
+          <w:b/>
+          <w:bCs/>
+        </w:rPr>
+        <w:t xml:space="preserve">打鍵側音を土台</w:t>
+      </w:r>
+      <w:r>
+        <w:rPr>
+          <w:rFonts w:ascii="Yu Gothic" w:cs="Yu Gothic" w:eastAsia="Yu Gothic" w:hAnsi="Yu Gothic"/>
+        </w:rPr>
+        <w:t xml:space="preserve">にしています。側音を 700 Hz から動かしている人でも、ファンファーレだけ調子が外れて聞こえないようにするためです。音量は画面の音量つまみに従います。</w:t>
+      </w:r>
+    </w:p>
+    <w:p>
+      <w:pPr>
+        <w:spacing w:after="160" w:line="330"/>
+      </w:pPr>
+      <w:r>
+        <w:rPr>
+          <w:rFonts w:ascii="Yu Gothic" w:cs="Yu Gothic" w:eastAsia="Yu Gothic" w:hAnsi="Yu Gothic"/>
+        </w:rPr>
+        <w:t xml:space="preserve">OS で「視差効果を減らす／アニメーションを減らす」を有効にしている場合は、</w:t>
+      </w:r>
+      <w:r>
+        <w:rPr>
+          <w:rFonts w:ascii="Yu Gothic" w:cs="Yu Gothic" w:eastAsia="Yu Gothic" w:hAnsi="Yu Gothic"/>
+          <w:b/>
+          <w:bCs/>
+        </w:rPr>
+        <w:t xml:space="preserve">飾りと動きは出さず</w:t>
+      </w:r>
+      <w:r>
+        <w:rPr>
+          <w:rFonts w:ascii="Yu Gothic" w:cs="Yu Gothic" w:eastAsia="Yu Gothic" w:hAnsi="Yu Gothic"/>
+        </w:rPr>
+        <w:t xml:space="preserve">、色と音だけで祝います。</w:t>
       </w:r>
     </w:p>
     <w:p>
@@ -20772,7 +21929,7 @@
         <w:spacing w:after="90" w:line="320"/>
         <w:ind w:left="640" w:hanging="300"/>
       </w:pPr>
-      <w:hyperlink w:history="1" r:id="rIdtfxvr7m0e4gucmzmfs50t">
+      <w:hyperlink w:history="1" r:id="rId98hz7fqfvdfrzvexgpbcd">
         <w:r>
           <w:rPr>
             <w:rFonts w:ascii="Yu Gothic" w:cs="Yu Gothic" w:eastAsia="Yu Gothic" w:hAnsi="Yu Gothic"/>
@@ -20799,7 +21956,7 @@
         <w:spacing w:after="90" w:line="320"/>
         <w:ind w:left="640" w:hanging="300"/>
       </w:pPr>
-      <w:hyperlink w:history="1" r:id="rIdgbneclcgjwggc0bfiwt2w">
+      <w:hyperlink w:history="1" r:id="rIdtwp6_uqdzx5flvv331y75">
         <w:r>
           <w:rPr>
             <w:rFonts w:ascii="Yu Gothic" w:cs="Yu Gothic" w:eastAsia="Yu Gothic" w:hAnsi="Yu Gothic"/>

--- a/docs/CW交信トレーニング_使い方説明書.docx
+++ b/docs/CW交信トレーニング_使い方説明書.docx
@@ -14880,7 +14880,7 @@
         <w:rPr>
           <w:rFonts w:ascii="Yu Gothic" w:cs="Yu Gothic" w:eastAsia="Yu Gothic" w:hAnsi="Yu Gothic"/>
         </w:rPr>
-        <w:t xml:space="preserve">から選べます（</w:t>
+        <w:t xml:space="preserve">あります（</w:t>
       </w:r>
       <w:r>
         <w:rPr>
@@ -14894,7 +14894,43 @@
         <w:rPr>
           <w:rFonts w:ascii="Yu Gothic" w:cs="Yu Gothic" w:eastAsia="Yu Gothic" w:hAnsi="Yu Gothic"/>
         </w:rPr>
-        <w:t xml:space="preserve">）。見た目も音も種類ごとに違います。「見本を見る」を押せば、100点＋ を出さずにその場で確かめられます。</w:t>
+        <w:t xml:space="preserve">）。見た目も音も種類ごとに違います。</w:t>
+      </w:r>
+    </w:p>
+    <w:p>
+      <w:pPr>
+        <w:spacing w:after="160" w:line="330"/>
+      </w:pPr>
+      <w:r>
+        <w:rPr>
+          <w:rFonts w:ascii="Yu Gothic" w:cs="Yu Gothic" w:eastAsia="Yu Gothic" w:hAnsi="Yu Gothic"/>
+        </w:rPr>
+        <w:t xml:space="preserve">初めの設定は</w:t>
+      </w:r>
+      <w:r>
+        <w:rPr>
+          <w:rFonts w:ascii="Yu Gothic" w:cs="Yu Gothic" w:eastAsia="Yu Gothic" w:hAnsi="Yu Gothic"/>
+          <w:b/>
+          <w:bCs/>
+        </w:rPr>
+        <w:t xml:space="preserve">「おまかせ」</w:t>
+      </w:r>
+      <w:r>
+        <w:rPr>
+          <w:rFonts w:ascii="Yu Gothic" w:cs="Yu Gothic" w:eastAsia="Yu Gothic" w:hAnsi="Yu Gothic"/>
+        </w:rPr>
+        <w:t xml:space="preserve">で、100点＋ が出るたびに 10 種類から選び直します。何が出るか分からないほうが飽きないためです。続けて同じものは出ません。決め打ちしたいときは、一覧から種類を選んでください。</w:t>
+      </w:r>
+    </w:p>
+    <w:p>
+      <w:pPr>
+        <w:spacing w:after="160" w:line="330"/>
+      </w:pPr>
+      <w:r>
+        <w:rPr>
+          <w:rFonts w:ascii="Yu Gothic" w:cs="Yu Gothic" w:eastAsia="Yu Gothic" w:hAnsi="Yu Gothic"/>
+        </w:rPr>
+        <w:t xml:space="preserve">「見本を見る」を押せば、100点＋ を出さずにその場で確かめられます。おまかせのときは、押すたびに違う祝い方が出て、どれが出たか名前が添えられます。</w:t>
       </w:r>
     </w:p>
     <w:tbl>
@@ -21929,7 +21965,7 @@
         <w:spacing w:after="90" w:line="320"/>
         <w:ind w:left="640" w:hanging="300"/>
       </w:pPr>
-      <w:hyperlink w:history="1" r:id="rId98hz7fqfvdfrzvexgpbcd">
+      <w:hyperlink w:history="1" r:id="rIdedvczmeez3wv1mldd9rga">
         <w:r>
           <w:rPr>
             <w:rFonts w:ascii="Yu Gothic" w:cs="Yu Gothic" w:eastAsia="Yu Gothic" w:hAnsi="Yu Gothic"/>
@@ -21956,7 +21992,7 @@
         <w:spacing w:after="90" w:line="320"/>
         <w:ind w:left="640" w:hanging="300"/>
       </w:pPr>
-      <w:hyperlink w:history="1" r:id="rIdtwp6_uqdzx5flvv331y75">
+      <w:hyperlink w:history="1" r:id="rIdqegkunk6azum3m8tqeuoa">
         <w:r>
           <w:rPr>
             <w:rFonts w:ascii="Yu Gothic" w:cs="Yu Gothic" w:eastAsia="Yu Gothic" w:hAnsi="Yu Gothic"/>

--- a/docs/CW交信トレーニング_使い方説明書.docx
+++ b/docs/CW交信トレーニング_使い方説明書.docx
@@ -14532,60 +14532,43 @@
         <w:rPr>
           <w:rFonts w:ascii="Yu Gothic" w:cs="Yu Gothic" w:eastAsia="Yu Gothic" w:hAnsi="Yu Gothic"/>
         </w:rPr>
-        <w:t xml:space="preserve">も一緒に表示します。計測は次の時点から始まります。</w:t>
-      </w:r>
-    </w:p>
-    <w:p>
-      <w:pPr>
-        <w:pStyle w:val="ListParagraph"/>
-        <w:numPr>
-          <w:ilvl w:val="0"/>
-          <w:numId w:val="1"/>
-        </w:numPr>
-        <w:spacing w:after="90" w:line="320"/>
-        <w:ind w:left="640" w:hanging="300"/>
-      </w:pPr>
-      <w:r>
-        <w:rPr>
-          <w:rFonts w:ascii="Yu Gothic" w:cs="Yu Gothic" w:eastAsia="Yu Gothic" w:hAnsi="Yu Gothic"/>
-        </w:rPr>
-        <w:t xml:space="preserve">課題が出た時点（1 回目）</w:t>
-      </w:r>
-    </w:p>
-    <w:p>
-      <w:pPr>
-        <w:pStyle w:val="ListParagraph"/>
-        <w:numPr>
-          <w:ilvl w:val="0"/>
-          <w:numId w:val="1"/>
-        </w:numPr>
-        <w:spacing w:after="90" w:line="320"/>
-        <w:ind w:left="640" w:hanging="300"/>
-      </w:pPr>
+        <w:t xml:space="preserve">も一緒に表示します。</w:t>
+      </w:r>
+    </w:p>
+    <w:p>
+      <w:pPr>
+        <w:spacing w:after="160" w:line="330"/>
+      </w:pPr>
+      <w:r>
+        <w:rPr>
+          <w:rFonts w:ascii="Yu Gothic" w:cs="Yu Gothic" w:eastAsia="Yu Gothic" w:hAnsi="Yu Gothic"/>
+        </w:rPr>
+        <w:t xml:space="preserve">#### 「かかった時間」の意味</w:t>
+      </w:r>
+    </w:p>
+    <w:p>
+      <w:pPr>
+        <w:spacing w:after="160" w:line="330"/>
+      </w:pPr>
+      <w:r>
+        <w:rPr>
+          <w:rFonts w:ascii="Yu Gothic" w:cs="Yu Gothic" w:eastAsia="Yu Gothic" w:hAnsi="Yu Gothic"/>
+        </w:rPr>
+        <w:t xml:space="preserve">計るのは </w:t>
+      </w:r>
       <w:r>
         <w:rPr>
           <w:rFonts w:ascii="Yu Gothic" w:cs="Yu Gothic" w:eastAsia="Yu Gothic" w:hAnsi="Yu Gothic"/>
           <w:b/>
           <w:bCs/>
         </w:rPr>
-        <w:t xml:space="preserve">「打ち直す」を押した時点</w:t>
-      </w:r>
-      <w:r>
-        <w:rPr>
-          <w:rFonts w:ascii="Yu Gothic" w:cs="Yu Gothic" w:eastAsia="Yu Gothic" w:hAnsi="Yu Gothic"/>
-        </w:rPr>
-        <w:t xml:space="preserve">（2 回目以降）</w:t>
-      </w:r>
-    </w:p>
-    <w:p>
-      <w:pPr>
-        <w:spacing w:after="160" w:line="330"/>
-      </w:pPr>
-      <w:r>
-        <w:rPr>
-          <w:rFonts w:ascii="Yu Gothic" w:cs="Yu Gothic" w:eastAsia="Yu Gothic" w:hAnsi="Yu Gothic"/>
-        </w:rPr>
-        <w:t xml:space="preserve">記録は 1 つの課題につき </w:t>
+        <w:t xml:space="preserve">1 回の打鍵にかかった時間ではありません</w:t>
+      </w:r>
+      <w:r>
+        <w:rPr>
+          <w:rFonts w:ascii="Yu Gothic" w:cs="Yu Gothic" w:eastAsia="Yu Gothic" w:hAnsi="Yu Gothic"/>
+        </w:rPr>
+        <w:t xml:space="preserve">。</w:t>
       </w:r>
       <w:r>
         <w:rPr>
@@ -14593,6 +14576,232 @@
           <w:b/>
           <w:bCs/>
         </w:rPr>
+        <w:t xml:space="preserve">その課題に挑み始めてから 100点＋ が出るまで</w:t>
+      </w:r>
+      <w:r>
+        <w:rPr>
+          <w:rFonts w:ascii="Yu Gothic" w:cs="Yu Gothic" w:eastAsia="Yu Gothic" w:hAnsi="Yu Gothic"/>
+        </w:rPr>
+        <w:t xml:space="preserve">の時間です。考えていた時間も、外してやり直した時間も、すべて含みます。</w:t>
+      </w:r>
+    </w:p>
+    <w:p>
+      <w:pPr>
+        <w:spacing w:after="160" w:line="330"/>
+      </w:pPr>
+      <w:r>
+        <w:rPr>
+          <w:rFonts w:ascii="Yu Gothic" w:cs="Yu Gothic" w:eastAsia="Yu Gothic" w:hAnsi="Yu Gothic"/>
+        </w:rPr>
+        <w:t xml:space="preserve">計測の起点は次のとおりです。</w:t>
+      </w:r>
+    </w:p>
+    <w:tbl>
+      <w:tblPr>
+        <w:tblW w:type="dxa" w:w="9638"/>
+        <w:tblBorders>
+          <w:top w:val="single" w:color="BFBFBF" w:sz="4"/>
+          <w:left w:val="single" w:color="BFBFBF" w:sz="4"/>
+          <w:bottom w:val="single" w:color="BFBFBF" w:sz="4"/>
+          <w:right w:val="single" w:color="BFBFBF" w:sz="4"/>
+          <w:insideH w:val="single" w:color="BFBFBF" w:sz="2"/>
+          <w:insideV w:val="single" w:color="BFBFBF" w:sz="2"/>
+        </w:tblBorders>
+      </w:tblPr>
+      <w:tblGrid>
+        <w:gridCol w:w="1662"/>
+        <w:gridCol w:w="7976"/>
+      </w:tblGrid>
+      <w:tr>
+        <w:trPr>
+          <w:tblHeader/>
+        </w:trPr>
+        <w:tc>
+          <w:tcPr>
+            <w:tcW w:type="dxa" w:w="1662"/>
+            <w:shd w:fill="EDE7DA" w:val="clear"/>
+            <w:tcMar>
+              <w:top w:type="dxa" w:w="60"/>
+              <w:left w:type="dxa" w:w="110"/>
+              <w:bottom w:type="dxa" w:w="60"/>
+              <w:right w:type="dxa" w:w="110"/>
+            </w:tcMar>
+          </w:tcPr>
+          <w:p>
+            <w:pPr>
+              <w:spacing w:after="0" w:before="0"/>
+            </w:pPr>
+          </w:p>
+        </w:tc>
+        <w:tc>
+          <w:tcPr>
+            <w:tcW w:type="dxa" w:w="7976"/>
+            <w:shd w:fill="EDE7DA" w:val="clear"/>
+            <w:tcMar>
+              <w:top w:type="dxa" w:w="60"/>
+              <w:left w:type="dxa" w:w="110"/>
+              <w:bottom w:type="dxa" w:w="60"/>
+              <w:right w:type="dxa" w:w="110"/>
+            </w:tcMar>
+          </w:tcPr>
+          <w:p>
+            <w:pPr>
+              <w:spacing w:after="0" w:before="0"/>
+            </w:pPr>
+            <w:r>
+              <w:rPr>
+                <w:rFonts w:ascii="Yu Gothic" w:cs="Yu Gothic" w:eastAsia="Yu Gothic" w:hAnsi="Yu Gothic"/>
+                <w:b/>
+                <w:bCs/>
+              </w:rPr>
+              <w:t xml:space="preserve">起点</w:t>
+            </w:r>
+          </w:p>
+        </w:tc>
+      </w:tr>
+      <w:tr>
+        <w:trPr>
+          <w:tblHeader w:val="false"/>
+        </w:trPr>
+        <w:tc>
+          <w:tcPr>
+            <w:tcW w:type="dxa" w:w="1662"/>
+            <w:tcMar>
+              <w:top w:type="dxa" w:w="60"/>
+              <w:left w:type="dxa" w:w="110"/>
+              <w:bottom w:type="dxa" w:w="60"/>
+              <w:right w:type="dxa" w:w="110"/>
+            </w:tcMar>
+          </w:tcPr>
+          <w:p>
+            <w:pPr>
+              <w:spacing w:after="0" w:before="0"/>
+            </w:pPr>
+            <w:r>
+              <w:rPr>
+                <w:rFonts w:ascii="Yu Gothic" w:cs="Yu Gothic" w:eastAsia="Yu Gothic" w:hAnsi="Yu Gothic"/>
+              </w:rPr>
+              <w:t xml:space="preserve">1 回目</w:t>
+            </w:r>
+          </w:p>
+        </w:tc>
+        <w:tc>
+          <w:tcPr>
+            <w:tcW w:type="dxa" w:w="7976"/>
+            <w:tcMar>
+              <w:top w:type="dxa" w:w="60"/>
+              <w:left w:type="dxa" w:w="110"/>
+              <w:bottom w:type="dxa" w:w="60"/>
+              <w:right w:type="dxa" w:w="110"/>
+            </w:tcMar>
+          </w:tcPr>
+          <w:p>
+            <w:pPr>
+              <w:spacing w:after="0" w:before="0"/>
+            </w:pPr>
+            <w:r>
+              <w:rPr>
+                <w:rFonts w:ascii="Yu Gothic" w:cs="Yu Gothic" w:eastAsia="Yu Gothic" w:hAnsi="Yu Gothic"/>
+                <w:b/>
+                <w:bCs/>
+              </w:rPr>
+              <w:t xml:space="preserve">課題が出た時点</w:t>
+            </w:r>
+          </w:p>
+        </w:tc>
+      </w:tr>
+      <w:tr>
+        <w:trPr>
+          <w:tblHeader w:val="false"/>
+        </w:trPr>
+        <w:tc>
+          <w:tcPr>
+            <w:tcW w:type="dxa" w:w="1662"/>
+            <w:tcMar>
+              <w:top w:type="dxa" w:w="60"/>
+              <w:left w:type="dxa" w:w="110"/>
+              <w:bottom w:type="dxa" w:w="60"/>
+              <w:right w:type="dxa" w:w="110"/>
+            </w:tcMar>
+          </w:tcPr>
+          <w:p>
+            <w:pPr>
+              <w:spacing w:after="0" w:before="0"/>
+            </w:pPr>
+            <w:r>
+              <w:rPr>
+                <w:rFonts w:ascii="Yu Gothic" w:cs="Yu Gothic" w:eastAsia="Yu Gothic" w:hAnsi="Yu Gothic"/>
+              </w:rPr>
+              <w:t xml:space="preserve">2 回目以降</w:t>
+            </w:r>
+          </w:p>
+        </w:tc>
+        <w:tc>
+          <w:tcPr>
+            <w:tcW w:type="dxa" w:w="7976"/>
+            <w:tcMar>
+              <w:top w:type="dxa" w:w="60"/>
+              <w:left w:type="dxa" w:w="110"/>
+              <w:bottom w:type="dxa" w:w="60"/>
+              <w:right w:type="dxa" w:w="110"/>
+            </w:tcMar>
+          </w:tcPr>
+          <w:p>
+            <w:pPr>
+              <w:spacing w:after="0" w:before="0"/>
+            </w:pPr>
+            <w:r>
+              <w:rPr>
+                <w:rFonts w:ascii="Yu Gothic" w:cs="Yu Gothic" w:eastAsia="Yu Gothic" w:hAnsi="Yu Gothic"/>
+                <w:b/>
+                <w:bCs/>
+              </w:rPr>
+              <w:t xml:space="preserve">100点＋ を出したあと、最初に「打ち直す」を押した時点</w:t>
+            </w:r>
+          </w:p>
+        </w:tc>
+      </w:tr>
+    </w:tbl>
+    <w:p>
+      <w:pPr>
+        <w:spacing w:after="220"/>
+      </w:pPr>
+    </w:p>
+    <w:p>
+      <w:pPr>
+        <w:spacing w:after="160" w:line="330"/>
+      </w:pPr>
+      <w:r>
+        <w:rPr>
+          <w:rFonts w:ascii="Yu Gothic" w:cs="Yu Gothic" w:eastAsia="Yu Gothic" w:hAnsi="Yu Gothic"/>
+          <w:b/>
+          <w:bCs/>
+        </w:rPr>
+        <w:t xml:space="preserve">途中で外しても、そこでは数え直しません。</w:t>
+      </w:r>
+      <w:r>
+        <w:rPr>
+          <w:rFonts w:ascii="Yu Gothic" w:cs="Yu Gothic" w:eastAsia="Yu Gothic" w:hAnsi="Yu Gothic"/>
+        </w:rPr>
+        <w:t xml:space="preserve"> たとえば 3 回外して 4 回目に100点＋ が出たなら、外した 3 回ぶんも含めた通算時間が記録されます。失敗のたびに 0 に戻していては、最後の 1 回ぶんしか計らないことになり、「挑み始めてからどれだけで出せたか」が分からなくなるためです。</w:t>
+      </w:r>
+    </w:p>
+    <w:p>
+      <w:pPr>
+        <w:spacing w:after="160" w:line="330"/>
+      </w:pPr>
+      <w:r>
+        <w:rPr>
+          <w:rFonts w:ascii="Yu Gothic" w:cs="Yu Gothic" w:eastAsia="Yu Gothic" w:hAnsi="Yu Gothic"/>
+        </w:rPr>
+        <w:t xml:space="preserve">記録は 1 つの課題につき </w:t>
+      </w:r>
+      <w:r>
+        <w:rPr>
+          <w:rFonts w:ascii="Yu Gothic" w:cs="Yu Gothic" w:eastAsia="Yu Gothic" w:hAnsi="Yu Gothic"/>
+          <w:b/>
+          <w:bCs/>
+        </w:rPr>
         <w:t xml:space="preserve">5 回まで</w:t>
       </w:r>
       <w:r>
@@ -14600,6 +14809,990 @@
           <w:rFonts w:ascii="Yu Gothic" w:cs="Yu Gothic" w:eastAsia="Yu Gothic" w:hAnsi="Yu Gothic"/>
         </w:rPr>
         <w:t xml:space="preserve">表に残り、いちばん速かった回が色付きになります。次の課題に進むと数え直します。同じ課題を繰り返して時間が縮んでいくかを見てください。</w:t>
+      </w:r>
+    </w:p>
+    <w:p>
+      <w:pPr>
+        <w:spacing w:after="160" w:line="330"/>
+      </w:pPr>
+      <w:r>
+        <w:rPr>
+          <w:rFonts w:ascii="Yu Gothic" w:cs="Yu Gothic" w:eastAsia="Yu Gothic" w:hAnsi="Yu Gothic"/>
+        </w:rPr>
+        <w:t xml:space="preserve">前の記録より速く出せたときは、</w:t>
+      </w:r>
+      <w:r>
+        <w:rPr>
+          <w:rFonts w:ascii="Yu Gothic" w:cs="Yu Gothic" w:eastAsia="Yu Gothic" w:hAnsi="Yu Gothic"/>
+          <w:b/>
+          <w:bCs/>
+        </w:rPr>
+        <w:t xml:space="preserve">「自己ベスト更新」</w:t>
+      </w:r>
+      <w:r>
+        <w:rPr>
+          <w:rFonts w:ascii="Yu Gothic" w:cs="Yu Gothic" w:eastAsia="Yu Gothic" w:hAnsi="Yu Gothic"/>
+        </w:rPr>
+        <w:t xml:space="preserve">の札が付きます（1 回目は比べる相手がいないので付きません）。</w:t>
+      </w:r>
+    </w:p>
+    <w:p>
+      <w:pPr>
+        <w:spacing w:after="160" w:line="330"/>
+      </w:pPr>
+      <w:r>
+        <w:rPr>
+          <w:rFonts w:ascii="Yu Gothic" w:cs="Yu Gothic" w:eastAsia="Yu Gothic" w:hAnsi="Yu Gothic"/>
+        </w:rPr>
+        <w:t xml:space="preserve">#### 出たときの祝い</w:t>
+      </w:r>
+    </w:p>
+    <w:p>
+      <w:pPr>
+        <w:spacing w:after="160" w:line="330"/>
+      </w:pPr>
+      <w:r>
+        <w:rPr>
+          <w:rFonts w:ascii="Yu Gothic" w:cs="Yu Gothic" w:eastAsia="Yu Gothic" w:hAnsi="Yu Gothic"/>
+        </w:rPr>
+        <w:t xml:space="preserve">間隔までそろうのは狙って出せるものではないので、出たときははっきり分かるようにしてあります。ファンファーレが鳴り、「100点＋」が跳ねて出て、記録表に加わった行が一瞬光ります。</w:t>
+      </w:r>
+    </w:p>
+    <w:p>
+      <w:pPr>
+        <w:spacing w:after="160" w:line="330"/>
+      </w:pPr>
+      <w:r>
+        <w:rPr>
+          <w:rFonts w:ascii="Yu Gothic" w:cs="Yu Gothic" w:eastAsia="Yu Gothic" w:hAnsi="Yu Gothic"/>
+        </w:rPr>
+        <w:t xml:space="preserve">祝い方は </w:t>
+      </w:r>
+      <w:r>
+        <w:rPr>
+          <w:rFonts w:ascii="Yu Gothic" w:cs="Yu Gothic" w:eastAsia="Yu Gothic" w:hAnsi="Yu Gothic"/>
+          <w:b/>
+          <w:bCs/>
+        </w:rPr>
+        <w:t xml:space="preserve">10 種類</w:t>
+      </w:r>
+      <w:r>
+        <w:rPr>
+          <w:rFonts w:ascii="Yu Gothic" w:cs="Yu Gothic" w:eastAsia="Yu Gothic" w:hAnsi="Yu Gothic"/>
+        </w:rPr>
+        <w:t xml:space="preserve">あります（</w:t>
+      </w:r>
+      <w:r>
+        <w:rPr>
+          <w:rFonts w:ascii="Yu Gothic" w:cs="Yu Gothic" w:eastAsia="Yu Gothic" w:hAnsi="Yu Gothic"/>
+          <w:b/>
+          <w:bCs/>
+        </w:rPr>
+        <w:t xml:space="preserve">設定・記録 →「100点＋ の祝い方」</w:t>
+      </w:r>
+      <w:r>
+        <w:rPr>
+          <w:rFonts w:ascii="Yu Gothic" w:cs="Yu Gothic" w:eastAsia="Yu Gothic" w:hAnsi="Yu Gothic"/>
+        </w:rPr>
+        <w:t xml:space="preserve">）。見た目も音も種類ごとに違います。</w:t>
+      </w:r>
+    </w:p>
+    <w:p>
+      <w:pPr>
+        <w:spacing w:after="160" w:line="330"/>
+      </w:pPr>
+      <w:r>
+        <w:rPr>
+          <w:rFonts w:ascii="Yu Gothic" w:cs="Yu Gothic" w:eastAsia="Yu Gothic" w:hAnsi="Yu Gothic"/>
+        </w:rPr>
+        <w:t xml:space="preserve">初めの設定は</w:t>
+      </w:r>
+      <w:r>
+        <w:rPr>
+          <w:rFonts w:ascii="Yu Gothic" w:cs="Yu Gothic" w:eastAsia="Yu Gothic" w:hAnsi="Yu Gothic"/>
+          <w:b/>
+          <w:bCs/>
+        </w:rPr>
+        <w:t xml:space="preserve">「おまかせ」</w:t>
+      </w:r>
+      <w:r>
+        <w:rPr>
+          <w:rFonts w:ascii="Yu Gothic" w:cs="Yu Gothic" w:eastAsia="Yu Gothic" w:hAnsi="Yu Gothic"/>
+        </w:rPr>
+        <w:t xml:space="preserve">で、100点＋ が出るたびに 10 種類から選び直します。何が出るか分からないほうが飽きないためです。続けて同じものは出ません。決め打ちしたいときは、一覧から種類を選んでください。</w:t>
+      </w:r>
+    </w:p>
+    <w:p>
+      <w:pPr>
+        <w:spacing w:after="160" w:line="330"/>
+      </w:pPr>
+      <w:r>
+        <w:rPr>
+          <w:rFonts w:ascii="Yu Gothic" w:cs="Yu Gothic" w:eastAsia="Yu Gothic" w:hAnsi="Yu Gothic"/>
+        </w:rPr>
+        <w:t xml:space="preserve">「見本を見る」を押せば、100点＋ を出さずにその場で確かめられます。おまかせのときは、押すたびに違う祝い方が出て、どれが出たか名前が添えられます。</w:t>
+      </w:r>
+    </w:p>
+    <w:tbl>
+      <w:tblPr>
+        <w:tblW w:type="dxa" w:w="9638"/>
+        <w:tblBorders>
+          <w:top w:val="single" w:color="BFBFBF" w:sz="4"/>
+          <w:left w:val="single" w:color="BFBFBF" w:sz="4"/>
+          <w:bottom w:val="single" w:color="BFBFBF" w:sz="4"/>
+          <w:right w:val="single" w:color="BFBFBF" w:sz="4"/>
+          <w:insideH w:val="single" w:color="BFBFBF" w:sz="2"/>
+          <w:insideV w:val="single" w:color="BFBFBF" w:sz="2"/>
+        </w:tblBorders>
+      </w:tblPr>
+      <w:tblGrid>
+        <w:gridCol w:w="803"/>
+        <w:gridCol w:w="2410"/>
+        <w:gridCol w:w="6425"/>
+      </w:tblGrid>
+      <w:tr>
+        <w:trPr>
+          <w:tblHeader/>
+        </w:trPr>
+        <w:tc>
+          <w:tcPr>
+            <w:tcW w:type="dxa" w:w="803"/>
+            <w:shd w:fill="EDE7DA" w:val="clear"/>
+            <w:tcMar>
+              <w:top w:type="dxa" w:w="60"/>
+              <w:left w:type="dxa" w:w="110"/>
+              <w:bottom w:type="dxa" w:w="60"/>
+              <w:right w:type="dxa" w:w="110"/>
+            </w:tcMar>
+          </w:tcPr>
+          <w:p>
+            <w:pPr>
+              <w:spacing w:after="0" w:before="0"/>
+            </w:pPr>
+          </w:p>
+        </w:tc>
+        <w:tc>
+          <w:tcPr>
+            <w:tcW w:type="dxa" w:w="2410"/>
+            <w:shd w:fill="EDE7DA" w:val="clear"/>
+            <w:tcMar>
+              <w:top w:type="dxa" w:w="60"/>
+              <w:left w:type="dxa" w:w="110"/>
+              <w:bottom w:type="dxa" w:w="60"/>
+              <w:right w:type="dxa" w:w="110"/>
+            </w:tcMar>
+          </w:tcPr>
+          <w:p>
+            <w:pPr>
+              <w:spacing w:after="0" w:before="0"/>
+            </w:pPr>
+            <w:r>
+              <w:rPr>
+                <w:rFonts w:ascii="Yu Gothic" w:cs="Yu Gothic" w:eastAsia="Yu Gothic" w:hAnsi="Yu Gothic"/>
+                <w:b/>
+                <w:bCs/>
+              </w:rPr>
+              <w:t xml:space="preserve">祝い方</w:t>
+            </w:r>
+          </w:p>
+        </w:tc>
+        <w:tc>
+          <w:tcPr>
+            <w:tcW w:type="dxa" w:w="6425"/>
+            <w:shd w:fill="EDE7DA" w:val="clear"/>
+            <w:tcMar>
+              <w:top w:type="dxa" w:w="60"/>
+              <w:left w:type="dxa" w:w="110"/>
+              <w:bottom w:type="dxa" w:w="60"/>
+              <w:right w:type="dxa" w:w="110"/>
+            </w:tcMar>
+          </w:tcPr>
+          <w:p>
+            <w:pPr>
+              <w:spacing w:after="0" w:before="0"/>
+            </w:pPr>
+            <w:r>
+              <w:rPr>
+                <w:rFonts w:ascii="Yu Gothic" w:cs="Yu Gothic" w:eastAsia="Yu Gothic" w:hAnsi="Yu Gothic"/>
+                <w:b/>
+                <w:bCs/>
+              </w:rPr>
+              <w:t xml:space="preserve">出るもの</w:t>
+            </w:r>
+          </w:p>
+        </w:tc>
+      </w:tr>
+      <w:tr>
+        <w:trPr>
+          <w:tblHeader w:val="false"/>
+        </w:trPr>
+        <w:tc>
+          <w:tcPr>
+            <w:tcW w:type="dxa" w:w="803"/>
+            <w:tcMar>
+              <w:top w:type="dxa" w:w="60"/>
+              <w:left w:type="dxa" w:w="110"/>
+              <w:bottom w:type="dxa" w:w="60"/>
+              <w:right w:type="dxa" w:w="110"/>
+            </w:tcMar>
+          </w:tcPr>
+          <w:p>
+            <w:pPr>
+              <w:spacing w:after="0" w:before="0"/>
+            </w:pPr>
+            <w:r>
+              <w:rPr>
+                <w:rFonts w:ascii="Yu Gothic" w:cs="Yu Gothic" w:eastAsia="Yu Gothic" w:hAnsi="Yu Gothic"/>
+              </w:rPr>
+              <w:t xml:space="preserve">1</w:t>
+            </w:r>
+          </w:p>
+        </w:tc>
+        <w:tc>
+          <w:tcPr>
+            <w:tcW w:type="dxa" w:w="2410"/>
+            <w:tcMar>
+              <w:top w:type="dxa" w:w="60"/>
+              <w:left w:type="dxa" w:w="110"/>
+              <w:bottom w:type="dxa" w:w="60"/>
+              <w:right w:type="dxa" w:w="110"/>
+            </w:tcMar>
+          </w:tcPr>
+          <w:p>
+            <w:pPr>
+              <w:spacing w:after="0" w:before="0"/>
+            </w:pPr>
+            <w:r>
+              <w:rPr>
+                <w:rFonts w:ascii="Yu Gothic" w:cs="Yu Gothic" w:eastAsia="Yu Gothic" w:hAnsi="Yu Gothic"/>
+              </w:rPr>
+              <w:t xml:space="preserve">紙吹雪</w:t>
+            </w:r>
+          </w:p>
+        </w:tc>
+        <w:tc>
+          <w:tcPr>
+            <w:tcW w:type="dxa" w:w="6425"/>
+            <w:tcMar>
+              <w:top w:type="dxa" w:w="60"/>
+              <w:left w:type="dxa" w:w="110"/>
+              <w:bottom w:type="dxa" w:w="60"/>
+              <w:right w:type="dxa" w:w="110"/>
+            </w:tcMar>
+          </w:tcPr>
+          <w:p>
+            <w:pPr>
+              <w:spacing w:after="0" w:before="0"/>
+            </w:pPr>
+            <w:r>
+              <w:rPr>
+                <w:rFonts w:ascii="Yu Gothic" w:cs="Yu Gothic" w:eastAsia="Yu Gothic" w:hAnsi="Yu Gothic"/>
+              </w:rPr>
+              <w:t xml:space="preserve">「100点＋」から色紙が扇形に散る</w:t>
+            </w:r>
+          </w:p>
+        </w:tc>
+      </w:tr>
+      <w:tr>
+        <w:trPr>
+          <w:tblHeader w:val="false"/>
+        </w:trPr>
+        <w:tc>
+          <w:tcPr>
+            <w:tcW w:type="dxa" w:w="803"/>
+            <w:tcMar>
+              <w:top w:type="dxa" w:w="60"/>
+              <w:left w:type="dxa" w:w="110"/>
+              <w:bottom w:type="dxa" w:w="60"/>
+              <w:right w:type="dxa" w:w="110"/>
+            </w:tcMar>
+          </w:tcPr>
+          <w:p>
+            <w:pPr>
+              <w:spacing w:after="0" w:before="0"/>
+            </w:pPr>
+            <w:r>
+              <w:rPr>
+                <w:rFonts w:ascii="Yu Gothic" w:cs="Yu Gothic" w:eastAsia="Yu Gothic" w:hAnsi="Yu Gothic"/>
+              </w:rPr>
+              <w:t xml:space="preserve">2</w:t>
+            </w:r>
+          </w:p>
+        </w:tc>
+        <w:tc>
+          <w:tcPr>
+            <w:tcW w:type="dxa" w:w="2410"/>
+            <w:tcMar>
+              <w:top w:type="dxa" w:w="60"/>
+              <w:left w:type="dxa" w:w="110"/>
+              <w:bottom w:type="dxa" w:w="60"/>
+              <w:right w:type="dxa" w:w="110"/>
+            </w:tcMar>
+          </w:tcPr>
+          <w:p>
+            <w:pPr>
+              <w:spacing w:after="0" w:before="0"/>
+            </w:pPr>
+            <w:r>
+              <w:rPr>
+                <w:rFonts w:ascii="Yu Gothic" w:cs="Yu Gothic" w:eastAsia="Yu Gothic" w:hAnsi="Yu Gothic"/>
+              </w:rPr>
+              <w:t xml:space="preserve">花火</w:t>
+            </w:r>
+          </w:p>
+        </w:tc>
+        <w:tc>
+          <w:tcPr>
+            <w:tcW w:type="dxa" w:w="6425"/>
+            <w:tcMar>
+              <w:top w:type="dxa" w:w="60"/>
+              <w:left w:type="dxa" w:w="110"/>
+              <w:bottom w:type="dxa" w:w="60"/>
+              <w:right w:type="dxa" w:w="110"/>
+            </w:tcMar>
+          </w:tcPr>
+          <w:p>
+            <w:pPr>
+              <w:spacing w:after="0" w:before="0"/>
+            </w:pPr>
+            <w:r>
+              <w:rPr>
+                <w:rFonts w:ascii="Yu Gothic" w:cs="Yu Gothic" w:eastAsia="Yu Gothic" w:hAnsi="Yu Gothic"/>
+              </w:rPr>
+              <w:t xml:space="preserve">三か所で時間差の光の玉が開く</w:t>
+            </w:r>
+          </w:p>
+        </w:tc>
+      </w:tr>
+      <w:tr>
+        <w:trPr>
+          <w:tblHeader w:val="false"/>
+        </w:trPr>
+        <w:tc>
+          <w:tcPr>
+            <w:tcW w:type="dxa" w:w="803"/>
+            <w:tcMar>
+              <w:top w:type="dxa" w:w="60"/>
+              <w:left w:type="dxa" w:w="110"/>
+              <w:bottom w:type="dxa" w:w="60"/>
+              <w:right w:type="dxa" w:w="110"/>
+            </w:tcMar>
+          </w:tcPr>
+          <w:p>
+            <w:pPr>
+              <w:spacing w:after="0" w:before="0"/>
+            </w:pPr>
+            <w:r>
+              <w:rPr>
+                <w:rFonts w:ascii="Yu Gothic" w:cs="Yu Gothic" w:eastAsia="Yu Gothic" w:hAnsi="Yu Gothic"/>
+              </w:rPr>
+              <w:t xml:space="preserve">3</w:t>
+            </w:r>
+          </w:p>
+        </w:tc>
+        <w:tc>
+          <w:tcPr>
+            <w:tcW w:type="dxa" w:w="2410"/>
+            <w:tcMar>
+              <w:top w:type="dxa" w:w="60"/>
+              <w:left w:type="dxa" w:w="110"/>
+              <w:bottom w:type="dxa" w:w="60"/>
+              <w:right w:type="dxa" w:w="110"/>
+            </w:tcMar>
+          </w:tcPr>
+          <w:p>
+            <w:pPr>
+              <w:spacing w:after="0" w:before="0"/>
+            </w:pPr>
+            <w:r>
+              <w:rPr>
+                <w:rFonts w:ascii="Yu Gothic" w:cs="Yu Gothic" w:eastAsia="Yu Gothic" w:hAnsi="Yu Gothic"/>
+              </w:rPr>
+              <w:t xml:space="preserve">合格スタンプ</w:t>
+            </w:r>
+          </w:p>
+        </w:tc>
+        <w:tc>
+          <w:tcPr>
+            <w:tcW w:type="dxa" w:w="6425"/>
+            <w:tcMar>
+              <w:top w:type="dxa" w:w="60"/>
+              <w:left w:type="dxa" w:w="110"/>
+              <w:bottom w:type="dxa" w:w="60"/>
+              <w:right w:type="dxa" w:w="110"/>
+            </w:tcMar>
+          </w:tcPr>
+          <w:p>
+            <w:pPr>
+              <w:spacing w:after="0" w:before="0"/>
+            </w:pPr>
+            <w:r>
+              <w:rPr>
+                <w:rFonts w:ascii="Yu Gothic" w:cs="Yu Gothic" w:eastAsia="Yu Gothic" w:hAnsi="Yu Gothic"/>
+              </w:rPr>
+              <w:t xml:space="preserve">「合格」の印が勢いよく捺され、採点欄が一度揺れる</w:t>
+            </w:r>
+          </w:p>
+        </w:tc>
+      </w:tr>
+      <w:tr>
+        <w:trPr>
+          <w:tblHeader w:val="false"/>
+        </w:trPr>
+        <w:tc>
+          <w:tcPr>
+            <w:tcW w:type="dxa" w:w="803"/>
+            <w:tcMar>
+              <w:top w:type="dxa" w:w="60"/>
+              <w:left w:type="dxa" w:w="110"/>
+              <w:bottom w:type="dxa" w:w="60"/>
+              <w:right w:type="dxa" w:w="110"/>
+            </w:tcMar>
+          </w:tcPr>
+          <w:p>
+            <w:pPr>
+              <w:spacing w:after="0" w:before="0"/>
+            </w:pPr>
+            <w:r>
+              <w:rPr>
+                <w:rFonts w:ascii="Yu Gothic" w:cs="Yu Gothic" w:eastAsia="Yu Gothic" w:hAnsi="Yu Gothic"/>
+              </w:rPr>
+              <w:t xml:space="preserve">4</w:t>
+            </w:r>
+          </w:p>
+        </w:tc>
+        <w:tc>
+          <w:tcPr>
+            <w:tcW w:type="dxa" w:w="2410"/>
+            <w:tcMar>
+              <w:top w:type="dxa" w:w="60"/>
+              <w:left w:type="dxa" w:w="110"/>
+              <w:bottom w:type="dxa" w:w="60"/>
+              <w:right w:type="dxa" w:w="110"/>
+            </w:tcMar>
+          </w:tcPr>
+          <w:p>
+            <w:pPr>
+              <w:spacing w:after="0" w:before="0"/>
+            </w:pPr>
+            <w:r>
+              <w:rPr>
+                <w:rFonts w:ascii="Yu Gothic" w:cs="Yu Gothic" w:eastAsia="Yu Gothic" w:hAnsi="Yu Gothic"/>
+              </w:rPr>
+              <w:t xml:space="preserve">表彰</w:t>
+            </w:r>
+          </w:p>
+        </w:tc>
+        <w:tc>
+          <w:tcPr>
+            <w:tcW w:type="dxa" w:w="6425"/>
+            <w:tcMar>
+              <w:top w:type="dxa" w:w="60"/>
+              <w:left w:type="dxa" w:w="110"/>
+              <w:bottom w:type="dxa" w:w="60"/>
+              <w:right w:type="dxa" w:w="110"/>
+            </w:tcMar>
+          </w:tcPr>
+          <w:p>
+            <w:pPr>
+              <w:spacing w:after="0" w:before="0"/>
+            </w:pPr>
+            <w:r>
+              <w:rPr>
+                <w:rFonts w:ascii="Yu Gothic" w:cs="Yu Gothic" w:eastAsia="Yu Gothic" w:hAnsi="Yu Gothic"/>
+              </w:rPr>
+              <w:t xml:space="preserve">金メダルがせり上がり、採点欄が金色の枠になる</w:t>
+            </w:r>
+          </w:p>
+        </w:tc>
+      </w:tr>
+      <w:tr>
+        <w:trPr>
+          <w:tblHeader w:val="false"/>
+        </w:trPr>
+        <w:tc>
+          <w:tcPr>
+            <w:tcW w:type="dxa" w:w="803"/>
+            <w:tcMar>
+              <w:top w:type="dxa" w:w="60"/>
+              <w:left w:type="dxa" w:w="110"/>
+              <w:bottom w:type="dxa" w:w="60"/>
+              <w:right w:type="dxa" w:w="110"/>
+            </w:tcMar>
+          </w:tcPr>
+          <w:p>
+            <w:pPr>
+              <w:spacing w:after="0" w:before="0"/>
+            </w:pPr>
+            <w:r>
+              <w:rPr>
+                <w:rFonts w:ascii="Yu Gothic" w:cs="Yu Gothic" w:eastAsia="Yu Gothic" w:hAnsi="Yu Gothic"/>
+              </w:rPr>
+              <w:t xml:space="preserve">5</w:t>
+            </w:r>
+          </w:p>
+        </w:tc>
+        <w:tc>
+          <w:tcPr>
+            <w:tcW w:type="dxa" w:w="2410"/>
+            <w:tcMar>
+              <w:top w:type="dxa" w:w="60"/>
+              <w:left w:type="dxa" w:w="110"/>
+              <w:bottom w:type="dxa" w:w="60"/>
+              <w:right w:type="dxa" w:w="110"/>
+            </w:tcMar>
+          </w:tcPr>
+          <w:p>
+            <w:pPr>
+              <w:spacing w:after="0" w:before="0"/>
+            </w:pPr>
+            <w:r>
+              <w:rPr>
+                <w:rFonts w:ascii="Yu Gothic" w:cs="Yu Gothic" w:eastAsia="Yu Gothic" w:hAnsi="Yu Gothic"/>
+              </w:rPr>
+              <w:t xml:space="preserve">電光掲示板</w:t>
+            </w:r>
+          </w:p>
+        </w:tc>
+        <w:tc>
+          <w:tcPr>
+            <w:tcW w:type="dxa" w:w="6425"/>
+            <w:tcMar>
+              <w:top w:type="dxa" w:w="60"/>
+              <w:left w:type="dxa" w:w="110"/>
+              <w:bottom w:type="dxa" w:w="60"/>
+              <w:right w:type="dxa" w:w="110"/>
+            </w:tcMar>
+          </w:tcPr>
+          <w:p>
+            <w:pPr>
+              <w:spacing w:after="0" w:before="0"/>
+            </w:pPr>
+            <w:r>
+              <w:rPr>
+                <w:rFonts w:ascii="Yu Gothic" w:cs="Yu Gothic" w:eastAsia="Yu Gothic" w:hAnsi="Yu Gothic"/>
+              </w:rPr>
+              <w:t xml:space="preserve">「100点＋」が一文字ずつ点灯し、枠を光が回る</w:t>
+            </w:r>
+          </w:p>
+        </w:tc>
+      </w:tr>
+      <w:tr>
+        <w:trPr>
+          <w:tblHeader w:val="false"/>
+        </w:trPr>
+        <w:tc>
+          <w:tcPr>
+            <w:tcW w:type="dxa" w:w="803"/>
+            <w:tcMar>
+              <w:top w:type="dxa" w:w="60"/>
+              <w:left w:type="dxa" w:w="110"/>
+              <w:bottom w:type="dxa" w:w="60"/>
+              <w:right w:type="dxa" w:w="110"/>
+            </w:tcMar>
+          </w:tcPr>
+          <w:p>
+            <w:pPr>
+              <w:spacing w:after="0" w:before="0"/>
+            </w:pPr>
+            <w:r>
+              <w:rPr>
+                <w:rFonts w:ascii="Yu Gothic" w:cs="Yu Gothic" w:eastAsia="Yu Gothic" w:hAnsi="Yu Gothic"/>
+              </w:rPr>
+              <w:t xml:space="preserve">6</w:t>
+            </w:r>
+          </w:p>
+        </w:tc>
+        <w:tc>
+          <w:tcPr>
+            <w:tcW w:type="dxa" w:w="2410"/>
+            <w:tcMar>
+              <w:top w:type="dxa" w:w="60"/>
+              <w:left w:type="dxa" w:w="110"/>
+              <w:bottom w:type="dxa" w:w="60"/>
+              <w:right w:type="dxa" w:w="110"/>
+            </w:tcMar>
+          </w:tcPr>
+          <w:p>
+            <w:pPr>
+              <w:spacing w:after="0" w:before="0"/>
+            </w:pPr>
+            <w:r>
+              <w:rPr>
+                <w:rFonts w:ascii="Yu Gothic" w:cs="Yu Gothic" w:eastAsia="Yu Gothic" w:hAnsi="Yu Gothic"/>
+              </w:rPr>
+              <w:t xml:space="preserve">モールスで祝う</w:t>
+            </w:r>
+          </w:p>
+        </w:tc>
+        <w:tc>
+          <w:tcPr>
+            <w:tcW w:type="dxa" w:w="6425"/>
+            <w:tcMar>
+              <w:top w:type="dxa" w:w="60"/>
+              <w:left w:type="dxa" w:w="110"/>
+              <w:bottom w:type="dxa" w:w="60"/>
+              <w:right w:type="dxa" w:w="110"/>
+            </w:tcMar>
+          </w:tcPr>
+          <w:p>
+            <w:pPr>
+              <w:spacing w:after="0" w:before="0"/>
+            </w:pPr>
+            <w:r>
+              <w:rPr>
+                <w:rFonts w:ascii="Consolas" w:cs="Consolas" w:eastAsia="Consolas" w:hAnsi="Consolas"/>
+                <w:shd w:fill="F2F2F2" w:val="clear"/>
+              </w:rPr>
+              <w:t xml:space="preserve">FB</w:t>
+            </w:r>
+            <w:r>
+              <w:rPr>
+                <w:rFonts w:ascii="Yu Gothic" w:cs="Yu Gothic" w:eastAsia="Yu Gothic" w:hAnsi="Yu Gothic"/>
+              </w:rPr>
+              <w:t xml:space="preserve">（素晴らしい）を符号で光らせ、符号の音で鳴らす</w:t>
+            </w:r>
+          </w:p>
+        </w:tc>
+      </w:tr>
+      <w:tr>
+        <w:trPr>
+          <w:tblHeader w:val="false"/>
+        </w:trPr>
+        <w:tc>
+          <w:tcPr>
+            <w:tcW w:type="dxa" w:w="803"/>
+            <w:tcMar>
+              <w:top w:type="dxa" w:w="60"/>
+              <w:left w:type="dxa" w:w="110"/>
+              <w:bottom w:type="dxa" w:w="60"/>
+              <w:right w:type="dxa" w:w="110"/>
+            </w:tcMar>
+          </w:tcPr>
+          <w:p>
+            <w:pPr>
+              <w:spacing w:after="0" w:before="0"/>
+            </w:pPr>
+            <w:r>
+              <w:rPr>
+                <w:rFonts w:ascii="Yu Gothic" w:cs="Yu Gothic" w:eastAsia="Yu Gothic" w:hAnsi="Yu Gothic"/>
+              </w:rPr>
+              <w:t xml:space="preserve">7</w:t>
+            </w:r>
+          </w:p>
+        </w:tc>
+        <w:tc>
+          <w:tcPr>
+            <w:tcW w:type="dxa" w:w="2410"/>
+            <w:tcMar>
+              <w:top w:type="dxa" w:w="60"/>
+              <w:left w:type="dxa" w:w="110"/>
+              <w:bottom w:type="dxa" w:w="60"/>
+              <w:right w:type="dxa" w:w="110"/>
+            </w:tcMar>
+          </w:tcPr>
+          <w:p>
+            <w:pPr>
+              <w:spacing w:after="0" w:before="0"/>
+            </w:pPr>
+            <w:r>
+              <w:rPr>
+                <w:rFonts w:ascii="Yu Gothic" w:cs="Yu Gothic" w:eastAsia="Yu Gothic" w:hAnsi="Yu Gothic"/>
+              </w:rPr>
+              <w:t xml:space="preserve">Ｓメーター振り切れ</w:t>
+            </w:r>
+          </w:p>
+        </w:tc>
+        <w:tc>
+          <w:tcPr>
+            <w:tcW w:type="dxa" w:w="6425"/>
+            <w:tcMar>
+              <w:top w:type="dxa" w:w="60"/>
+              <w:left w:type="dxa" w:w="110"/>
+              <w:bottom w:type="dxa" w:w="60"/>
+              <w:right w:type="dxa" w:w="110"/>
+            </w:tcMar>
+          </w:tcPr>
+          <w:p>
+            <w:pPr>
+              <w:spacing w:after="0" w:before="0"/>
+            </w:pPr>
+            <w:r>
+              <w:rPr>
+                <w:rFonts w:ascii="Yu Gothic" w:cs="Yu Gothic" w:eastAsia="Yu Gothic" w:hAnsi="Yu Gothic"/>
+              </w:rPr>
+              <w:t xml:space="preserve">針が一気に振り切れて S9+60 で止まる</w:t>
+            </w:r>
+          </w:p>
+        </w:tc>
+      </w:tr>
+      <w:tr>
+        <w:trPr>
+          <w:tblHeader w:val="false"/>
+        </w:trPr>
+        <w:tc>
+          <w:tcPr>
+            <w:tcW w:type="dxa" w:w="803"/>
+            <w:tcMar>
+              <w:top w:type="dxa" w:w="60"/>
+              <w:left w:type="dxa" w:w="110"/>
+              <w:bottom w:type="dxa" w:w="60"/>
+              <w:right w:type="dxa" w:w="110"/>
+            </w:tcMar>
+          </w:tcPr>
+          <w:p>
+            <w:pPr>
+              <w:spacing w:after="0" w:before="0"/>
+            </w:pPr>
+            <w:r>
+              <w:rPr>
+                <w:rFonts w:ascii="Yu Gothic" w:cs="Yu Gothic" w:eastAsia="Yu Gothic" w:hAnsi="Yu Gothic"/>
+              </w:rPr>
+              <w:t xml:space="preserve">8</w:t>
+            </w:r>
+          </w:p>
+        </w:tc>
+        <w:tc>
+          <w:tcPr>
+            <w:tcW w:type="dxa" w:w="2410"/>
+            <w:tcMar>
+              <w:top w:type="dxa" w:w="60"/>
+              <w:left w:type="dxa" w:w="110"/>
+              <w:bottom w:type="dxa" w:w="60"/>
+              <w:right w:type="dxa" w:w="110"/>
+            </w:tcMar>
+          </w:tcPr>
+          <w:p>
+            <w:pPr>
+              <w:spacing w:after="0" w:before="0"/>
+            </w:pPr>
+            <w:r>
+              <w:rPr>
+                <w:rFonts w:ascii="Yu Gothic" w:cs="Yu Gothic" w:eastAsia="Yu Gothic" w:hAnsi="Yu Gothic"/>
+              </w:rPr>
+              <w:t xml:space="preserve">桜と朱印</w:t>
+            </w:r>
+          </w:p>
+        </w:tc>
+        <w:tc>
+          <w:tcPr>
+            <w:tcW w:type="dxa" w:w="6425"/>
+            <w:tcMar>
+              <w:top w:type="dxa" w:w="60"/>
+              <w:left w:type="dxa" w:w="110"/>
+              <w:bottom w:type="dxa" w:w="60"/>
+              <w:right w:type="dxa" w:w="110"/>
+            </w:tcMar>
+          </w:tcPr>
+          <w:p>
+            <w:pPr>
+              <w:spacing w:after="0" w:before="0"/>
+            </w:pPr>
+            <w:r>
+              <w:rPr>
+                <w:rFonts w:ascii="Yu Gothic" w:cs="Yu Gothic" w:eastAsia="Yu Gothic" w:hAnsi="Yu Gothic"/>
+              </w:rPr>
+              <w:t xml:space="preserve">朱の丸印が捺され、花びらが舞い落ちる</w:t>
+            </w:r>
+          </w:p>
+        </w:tc>
+      </w:tr>
+      <w:tr>
+        <w:trPr>
+          <w:tblHeader w:val="false"/>
+        </w:trPr>
+        <w:tc>
+          <w:tcPr>
+            <w:tcW w:type="dxa" w:w="803"/>
+            <w:tcMar>
+              <w:top w:type="dxa" w:w="60"/>
+              <w:left w:type="dxa" w:w="110"/>
+              <w:bottom w:type="dxa" w:w="60"/>
+              <w:right w:type="dxa" w:w="110"/>
+            </w:tcMar>
+          </w:tcPr>
+          <w:p>
+            <w:pPr>
+              <w:spacing w:after="0" w:before="0"/>
+            </w:pPr>
+            <w:r>
+              <w:rPr>
+                <w:rFonts w:ascii="Yu Gothic" w:cs="Yu Gothic" w:eastAsia="Yu Gothic" w:hAnsi="Yu Gothic"/>
+              </w:rPr>
+              <w:t xml:space="preserve">9</w:t>
+            </w:r>
+          </w:p>
+        </w:tc>
+        <w:tc>
+          <w:tcPr>
+            <w:tcW w:type="dxa" w:w="2410"/>
+            <w:tcMar>
+              <w:top w:type="dxa" w:w="60"/>
+              <w:left w:type="dxa" w:w="110"/>
+              <w:bottom w:type="dxa" w:w="60"/>
+              <w:right w:type="dxa" w:w="110"/>
+            </w:tcMar>
+          </w:tcPr>
+          <w:p>
+            <w:pPr>
+              <w:spacing w:after="0" w:before="0"/>
+            </w:pPr>
+            <w:r>
+              <w:rPr>
+                <w:rFonts w:ascii="Yu Gothic" w:cs="Yu Gothic" w:eastAsia="Yu Gothic" w:hAnsi="Yu Gothic"/>
+              </w:rPr>
+              <w:t xml:space="preserve">レトロゲーム</w:t>
+            </w:r>
+          </w:p>
+        </w:tc>
+        <w:tc>
+          <w:tcPr>
+            <w:tcW w:type="dxa" w:w="6425"/>
+            <w:tcMar>
+              <w:top w:type="dxa" w:w="60"/>
+              <w:left w:type="dxa" w:w="110"/>
+              <w:bottom w:type="dxa" w:w="60"/>
+              <w:right w:type="dxa" w:w="110"/>
+            </w:tcMar>
+          </w:tcPr>
+          <w:p>
+            <w:pPr>
+              <w:spacing w:after="0" w:before="0"/>
+            </w:pPr>
+            <w:r>
+              <w:rPr>
+                <w:rFonts w:ascii="Yu Gothic" w:cs="Yu Gothic" w:eastAsia="Yu Gothic" w:hAnsi="Yu Gothic"/>
+              </w:rPr>
+              <w:t xml:space="preserve">「PERFECT!!」が飛び出し、画面が短く揺れる</w:t>
+            </w:r>
+          </w:p>
+        </w:tc>
+      </w:tr>
+      <w:tr>
+        <w:trPr>
+          <w:tblHeader w:val="false"/>
+        </w:trPr>
+        <w:tc>
+          <w:tcPr>
+            <w:tcW w:type="dxa" w:w="803"/>
+            <w:tcMar>
+              <w:top w:type="dxa" w:w="60"/>
+              <w:left w:type="dxa" w:w="110"/>
+              <w:bottom w:type="dxa" w:w="60"/>
+              <w:right w:type="dxa" w:w="110"/>
+            </w:tcMar>
+          </w:tcPr>
+          <w:p>
+            <w:pPr>
+              <w:spacing w:after="0" w:before="0"/>
+            </w:pPr>
+            <w:r>
+              <w:rPr>
+                <w:rFonts w:ascii="Yu Gothic" w:cs="Yu Gothic" w:eastAsia="Yu Gothic" w:hAnsi="Yu Gothic"/>
+              </w:rPr>
+              <w:t xml:space="preserve">10</w:t>
+            </w:r>
+          </w:p>
+        </w:tc>
+        <w:tc>
+          <w:tcPr>
+            <w:tcW w:type="dxa" w:w="2410"/>
+            <w:tcMar>
+              <w:top w:type="dxa" w:w="60"/>
+              <w:left w:type="dxa" w:w="110"/>
+              <w:bottom w:type="dxa" w:w="60"/>
+              <w:right w:type="dxa" w:w="110"/>
+            </w:tcMar>
+          </w:tcPr>
+          <w:p>
+            <w:pPr>
+              <w:spacing w:after="0" w:before="0"/>
+            </w:pPr>
+            <w:r>
+              <w:rPr>
+                <w:rFonts w:ascii="Yu Gothic" w:cs="Yu Gothic" w:eastAsia="Yu Gothic" w:hAnsi="Yu Gothic"/>
+              </w:rPr>
+              <w:t xml:space="preserve">静かに</w:t>
+            </w:r>
+          </w:p>
+        </w:tc>
+        <w:tc>
+          <w:tcPr>
+            <w:tcW w:type="dxa" w:w="6425"/>
+            <w:tcMar>
+              <w:top w:type="dxa" w:w="60"/>
+              <w:left w:type="dxa" w:w="110"/>
+              <w:bottom w:type="dxa" w:w="60"/>
+              <w:right w:type="dxa" w:w="110"/>
+            </w:tcMar>
+          </w:tcPr>
+          <w:p>
+            <w:pPr>
+              <w:spacing w:after="0" w:before="0"/>
+            </w:pPr>
+            <w:r>
+              <w:rPr>
+                <w:rFonts w:ascii="Yu Gothic" w:cs="Yu Gothic" w:eastAsia="Yu Gothic" w:hAnsi="Yu Gothic"/>
+              </w:rPr>
+              <w:t xml:space="preserve">光がゆっくり一度だけ横切る（粒も揺れも出しません）</w:t>
+            </w:r>
+          </w:p>
+        </w:tc>
+      </w:tr>
+    </w:tbl>
+    <w:p>
+      <w:pPr>
+        <w:spacing w:after="220"/>
+      </w:pPr>
+    </w:p>
+    <w:p>
+      <w:pPr>
+        <w:spacing w:after="160" w:line="330"/>
+      </w:pPr>
+      <w:r>
+        <w:rPr>
+          <w:rFonts w:ascii="Yu Gothic" w:cs="Yu Gothic" w:eastAsia="Yu Gothic" w:hAnsi="Yu Gothic"/>
+        </w:rPr>
+        <w:t xml:space="preserve">音の高さは</w:t>
+      </w:r>
+      <w:r>
+        <w:rPr>
+          <w:rFonts w:ascii="Yu Gothic" w:cs="Yu Gothic" w:eastAsia="Yu Gothic" w:hAnsi="Yu Gothic"/>
+          <w:b/>
+          <w:bCs/>
+        </w:rPr>
+        <w:t xml:space="preserve">打鍵側音を土台</w:t>
+      </w:r>
+      <w:r>
+        <w:rPr>
+          <w:rFonts w:ascii="Yu Gothic" w:cs="Yu Gothic" w:eastAsia="Yu Gothic" w:hAnsi="Yu Gothic"/>
+        </w:rPr>
+        <w:t xml:space="preserve">にしています。側音を 700 Hz から動かしている人でも、ファンファーレだけ調子が外れて聞こえないようにするためです。音量は画面の音量つまみに従います。</w:t>
+      </w:r>
+    </w:p>
+    <w:p>
+      <w:pPr>
+        <w:spacing w:after="160" w:line="330"/>
+      </w:pPr>
+      <w:r>
+        <w:rPr>
+          <w:rFonts w:ascii="Yu Gothic" w:cs="Yu Gothic" w:eastAsia="Yu Gothic" w:hAnsi="Yu Gothic"/>
+        </w:rPr>
+        <w:t xml:space="preserve">OS で「視差効果を減らす／アニメーションを減らす」を有効にしている場合は、</w:t>
+      </w:r>
+      <w:r>
+        <w:rPr>
+          <w:rFonts w:ascii="Yu Gothic" w:cs="Yu Gothic" w:eastAsia="Yu Gothic" w:hAnsi="Yu Gothic"/>
+          <w:b/>
+          <w:bCs/>
+        </w:rPr>
+        <w:t xml:space="preserve">飾りと動きは出さず</w:t>
+      </w:r>
+      <w:r>
+        <w:rPr>
+          <w:rFonts w:ascii="Yu Gothic" w:cs="Yu Gothic" w:eastAsia="Yu Gothic" w:hAnsi="Yu Gothic"/>
+        </w:rPr>
+        <w:t xml:space="preserve">、色と音だけで祝います。</w:t>
       </w:r>
     </w:p>
     <w:p>
@@ -20772,7 +21965,7 @@
         <w:spacing w:after="90" w:line="320"/>
         <w:ind w:left="640" w:hanging="300"/>
       </w:pPr>
-      <w:hyperlink w:history="1" r:id="rIdtfxvr7m0e4gucmzmfs50t">
+      <w:hyperlink w:history="1" r:id="rIdedvczmeez3wv1mldd9rga">
         <w:r>
           <w:rPr>
             <w:rFonts w:ascii="Yu Gothic" w:cs="Yu Gothic" w:eastAsia="Yu Gothic" w:hAnsi="Yu Gothic"/>
@@ -20799,7 +21992,7 @@
         <w:spacing w:after="90" w:line="320"/>
         <w:ind w:left="640" w:hanging="300"/>
       </w:pPr>
-      <w:hyperlink w:history="1" r:id="rIdgbneclcgjwggc0bfiwt2w">
+      <w:hyperlink w:history="1" r:id="rIdqegkunk6azum3m8tqeuoa">
         <w:r>
           <w:rPr>
             <w:rFonts w:ascii="Yu Gothic" w:cs="Yu Gothic" w:eastAsia="Yu Gothic" w:hAnsi="Yu Gothic"/>

--- a/docs/CW交信トレーニング_使い方説明書.docx
+++ b/docs/CW交信トレーニング_使い方説明書.docx
@@ -14513,7 +14513,281 @@
         <w:rPr>
           <w:rFonts w:ascii="Yu Gothic" w:cs="Yu Gothic" w:eastAsia="Yu Gothic" w:hAnsi="Yu Gothic"/>
         </w:rPr>
-        <w:t xml:space="preserve"> に割れていなければ合格、という見方です。文字がすべて合っていても語の切れ目が違えば 100% どまりで、その旨が採点結果に出ます（「手本」と「あなたの符号」の 2 行を見比べてください）。</w:t>
+        <w:t xml:space="preserve"> に割れていなければ合格、という見方です。文字がすべて合っていても語の切れ目が違えば 100% どまりです。</w:t>
+      </w:r>
+    </w:p>
+    <w:p>
+      <w:pPr>
+        <w:spacing w:after="160" w:line="330"/>
+      </w:pPr>
+      <w:r>
+        <w:rPr>
+          <w:rFonts w:ascii="Yu Gothic" w:cs="Yu Gothic" w:eastAsia="Yu Gothic" w:hAnsi="Yu Gothic"/>
+        </w:rPr>
+        <w:t xml:space="preserve">そのときは、</w:t>
+      </w:r>
+      <w:r>
+        <w:rPr>
+          <w:rFonts w:ascii="Yu Gothic" w:cs="Yu Gothic" w:eastAsia="Yu Gothic" w:hAnsi="Yu Gothic"/>
+          <w:b/>
+          <w:bCs/>
+        </w:rPr>
+        <w:t xml:space="preserve">どの語が割れた（つながった）のか</w:t>
+      </w:r>
+      <w:r>
+        <w:rPr>
+          <w:rFonts w:ascii="Yu Gothic" w:cs="Yu Gothic" w:eastAsia="Yu Gothic" w:hAnsi="Yu Gothic"/>
+        </w:rPr>
+        <w:t xml:space="preserve">を名指しします。たとえば</w:t>
+      </w:r>
+      <w:r>
+        <w:rPr>
+          <w:rFonts w:ascii="Consolas" w:cs="Consolas" w:eastAsia="Consolas" w:hAnsi="Consolas"/>
+          <w:shd w:fill="F2F2F2" w:val="clear"/>
+        </w:rPr>
+        <w:t xml:space="preserve">BEGINNER</w:t>
+      </w:r>
+      <w:r>
+        <w:rPr>
+          <w:rFonts w:ascii="Yu Gothic" w:cs="Yu Gothic" w:eastAsia="Yu Gothic" w:hAnsi="Yu Gothic"/>
+        </w:rPr>
+        <w:t xml:space="preserve"> を 2 語に分けて打ってしまったときは「</w:t>
+      </w:r>
+      <w:r>
+        <w:rPr>
+          <w:rFonts w:ascii="Consolas" w:cs="Consolas" w:eastAsia="Consolas" w:hAnsi="Consolas"/>
+          <w:shd w:fill="F2F2F2" w:val="clear"/>
+        </w:rPr>
+        <w:t xml:space="preserve">BEGINNER</w:t>
+      </w:r>
+      <w:r>
+        <w:rPr>
+          <w:rFonts w:ascii="Yu Gothic" w:cs="Yu Gothic" w:eastAsia="Yu Gothic" w:hAnsi="Yu Gothic"/>
+        </w:rPr>
+        <w:t xml:space="preserve"> を </w:t>
+      </w:r>
+      <w:r>
+        <w:rPr>
+          <w:rFonts w:ascii="Consolas" w:cs="Consolas" w:eastAsia="Consolas" w:hAnsi="Consolas"/>
+          <w:shd w:fill="F2F2F2" w:val="clear"/>
+        </w:rPr>
+        <w:t xml:space="preserve">BE</w:t>
+      </w:r>
+      <w:r>
+        <w:rPr>
+          <w:rFonts w:ascii="Yu Gothic" w:cs="Yu Gothic" w:eastAsia="Yu Gothic" w:hAnsi="Yu Gothic"/>
+        </w:rPr>
+        <w:t xml:space="preserve"> </w:t>
+      </w:r>
+      <w:r>
+        <w:rPr>
+          <w:rFonts w:ascii="Consolas" w:cs="Consolas" w:eastAsia="Consolas" w:hAnsi="Consolas"/>
+          <w:shd w:fill="F2F2F2" w:val="clear"/>
+        </w:rPr>
+        <w:t xml:space="preserve">GINNER</w:t>
+      </w:r>
+      <w:r>
+        <w:rPr>
+          <w:rFonts w:ascii="Yu Gothic" w:cs="Yu Gothic" w:eastAsia="Yu Gothic" w:hAnsi="Yu Gothic"/>
+        </w:rPr>
+        <w:t xml:space="preserve"> に割っています」と出て、その下に語ごとの突き合わせが並びます。割れた語だけに色が付き、切れ目の位置に縦棒が立つので、どこで間が空いたのかが分かります。</w:t>
+      </w:r>
+    </w:p>
+    <w:p>
+      <w:pPr>
+        <w:pBdr>
+          <w:left w:val="single" w:color="8A5A00" w:sz="12" w:space="10"/>
+        </w:pBdr>
+        <w:spacing w:after="200" w:before="120" w:line="320"/>
+        <w:ind w:left="220"/>
+      </w:pPr>
+      <w:r>
+        <w:rPr>
+          <w:rFonts w:ascii="Consolas" w:cs="Consolas" w:eastAsia="Consolas" w:hAnsi="Consolas"/>
+          <w:b/>
+          <w:bCs/>
+          <w:i/>
+          <w:iCs/>
+          <w:color w:val="555555"/>
+          <w:shd w:fill="F2F2F2" w:val="clear"/>
+        </w:rPr>
+        <w:t xml:space="preserve">=</w:t>
+      </w:r>
+      <w:r>
+        <w:rPr>
+          <w:rFonts w:ascii="Yu Gothic" w:cs="Yu Gothic" w:eastAsia="Yu Gothic" w:hAnsi="Yu Gothic"/>
+          <w:b/>
+          <w:bCs/>
+          <w:i/>
+          <w:iCs/>
+          <w:color w:val="555555"/>
+        </w:rPr>
+        <w:t xml:space="preserve"> と </w:t>
+      </w:r>
+      <w:r>
+        <w:rPr>
+          <w:rFonts w:ascii="Consolas" w:cs="Consolas" w:eastAsia="Consolas" w:hAnsi="Consolas"/>
+          <w:b/>
+          <w:bCs/>
+          <w:i/>
+          <w:iCs/>
+          <w:color w:val="555555"/>
+          <w:shd w:fill="F2F2F2" w:val="clear"/>
+        </w:rPr>
+        <w:t xml:space="preserve">&lt;BT&gt;</w:t>
+      </w:r>
+      <w:r>
+        <w:rPr>
+          <w:rFonts w:ascii="Yu Gothic" w:cs="Yu Gothic" w:eastAsia="Yu Gothic" w:hAnsi="Yu Gothic"/>
+          <w:b/>
+          <w:bCs/>
+          <w:i/>
+          <w:iCs/>
+          <w:color w:val="555555"/>
+        </w:rPr>
+        <w:t xml:space="preserve"> は同じ符号です。</w:t>
+      </w:r>
+      <w:r>
+        <w:rPr>
+          <w:rFonts w:ascii="Yu Gothic" w:cs="Yu Gothic" w:eastAsia="Yu Gothic" w:hAnsi="Yu Gothic"/>
+          <w:i/>
+          <w:iCs/>
+          <w:color w:val="555555"/>
+        </w:rPr>
+        <w:t xml:space="preserve"> どちらも </w:t>
+      </w:r>
+      <w:r>
+        <w:rPr>
+          <w:rFonts w:ascii="Consolas" w:cs="Consolas" w:eastAsia="Consolas" w:hAnsi="Consolas"/>
+          <w:i/>
+          <w:iCs/>
+          <w:color w:val="555555"/>
+          <w:shd w:fill="F2F2F2" w:val="clear"/>
+        </w:rPr>
+        <w:t xml:space="preserve">-...-</w:t>
+      </w:r>
+      <w:r>
+        <w:rPr>
+          <w:rFonts w:ascii="Yu Gothic" w:cs="Yu Gothic" w:eastAsia="Yu Gothic" w:hAnsi="Yu Gothic"/>
+          <w:i/>
+          <w:iCs/>
+          <w:color w:val="555555"/>
+        </w:rPr>
+        <w:t xml:space="preserve"> なので、手本の </w:t>
+      </w:r>
+      <w:r>
+        <w:rPr>
+          <w:rFonts w:ascii="Consolas" w:cs="Consolas" w:eastAsia="Consolas" w:hAnsi="Consolas"/>
+          <w:i/>
+          <w:iCs/>
+          <w:color w:val="555555"/>
+          <w:shd w:fill="F2F2F2" w:val="clear"/>
+        </w:rPr>
+        <w:t xml:space="preserve">=</w:t>
+      </w:r>
+      <w:r>
+        <w:rPr>
+          <w:rFonts w:ascii="Yu Gothic" w:cs="Yu Gothic" w:eastAsia="Yu Gothic" w:hAnsi="Yu Gothic"/>
+          <w:i/>
+          <w:iCs/>
+          <w:color w:val="555555"/>
+        </w:rPr>
+        <w:t xml:space="preserve"> を</w:t>
+      </w:r>
+      <w:r>
+        <w:rPr>
+          <w:rFonts w:ascii="Consolas" w:cs="Consolas" w:eastAsia="Consolas" w:hAnsi="Consolas"/>
+          <w:i/>
+          <w:iCs/>
+          <w:color w:val="555555"/>
+          <w:shd w:fill="F2F2F2" w:val="clear"/>
+        </w:rPr>
+        <w:t xml:space="preserve">&lt;BT&gt;</w:t>
+      </w:r>
+      <w:r>
+        <w:rPr>
+          <w:rFonts w:ascii="Yu Gothic" w:cs="Yu Gothic" w:eastAsia="Yu Gothic" w:hAnsi="Yu Gothic"/>
+          <w:i/>
+          <w:iCs/>
+          <w:color w:val="555555"/>
+        </w:rPr>
+        <w:t xml:space="preserve"> と解読しても差になりません（</w:t>
+      </w:r>
+      <w:r>
+        <w:rPr>
+          <w:rFonts w:ascii="Consolas" w:cs="Consolas" w:eastAsia="Consolas" w:hAnsi="Consolas"/>
+          <w:i/>
+          <w:iCs/>
+          <w:color w:val="555555"/>
+          <w:shd w:fill="F2F2F2" w:val="clear"/>
+        </w:rPr>
+        <w:t xml:space="preserve">+</w:t>
+      </w:r>
+      <w:r>
+        <w:rPr>
+          <w:rFonts w:ascii="Yu Gothic" w:cs="Yu Gothic" w:eastAsia="Yu Gothic" w:hAnsi="Yu Gothic"/>
+          <w:i/>
+          <w:iCs/>
+          <w:color w:val="555555"/>
+        </w:rPr>
+        <w:t xml:space="preserve"> と </w:t>
+      </w:r>
+      <w:r>
+        <w:rPr>
+          <w:rFonts w:ascii="Consolas" w:cs="Consolas" w:eastAsia="Consolas" w:hAnsi="Consolas"/>
+          <w:i/>
+          <w:iCs/>
+          <w:color w:val="555555"/>
+          <w:shd w:fill="F2F2F2" w:val="clear"/>
+        </w:rPr>
+        <w:t xml:space="preserve">&lt;AR&gt;</w:t>
+      </w:r>
+      <w:r>
+        <w:rPr>
+          <w:rFonts w:ascii="Yu Gothic" w:cs="Yu Gothic" w:eastAsia="Yu Gothic" w:hAnsi="Yu Gothic"/>
+          <w:i/>
+          <w:iCs/>
+          <w:color w:val="555555"/>
+        </w:rPr>
+        <w:t xml:space="preserve">、</w:t>
+      </w:r>
+      <w:r>
+        <w:rPr>
+          <w:rFonts w:ascii="Consolas" w:cs="Consolas" w:eastAsia="Consolas" w:hAnsi="Consolas"/>
+          <w:i/>
+          <w:iCs/>
+          <w:color w:val="555555"/>
+          <w:shd w:fill="F2F2F2" w:val="clear"/>
+        </w:rPr>
+        <w:t xml:space="preserve">(</w:t>
+      </w:r>
+      <w:r>
+        <w:rPr>
+          <w:rFonts w:ascii="Yu Gothic" w:cs="Yu Gothic" w:eastAsia="Yu Gothic" w:hAnsi="Yu Gothic"/>
+          <w:i/>
+          <w:iCs/>
+          <w:color w:val="555555"/>
+        </w:rPr>
+        <w:t xml:space="preserve"> と </w:t>
+      </w:r>
+      <w:r>
+        <w:rPr>
+          <w:rFonts w:ascii="Consolas" w:cs="Consolas" w:eastAsia="Consolas" w:hAnsi="Consolas"/>
+          <w:i/>
+          <w:iCs/>
+          <w:color w:val="555555"/>
+          <w:shd w:fill="F2F2F2" w:val="clear"/>
+        </w:rPr>
+        <w:t xml:space="preserve">&lt;KN&gt;</w:t>
+      </w:r>
+      <w:r>
+        <w:rPr>
+          <w:rFonts w:ascii="Yu Gothic" w:cs="Yu Gothic" w:eastAsia="Yu Gothic" w:hAnsi="Yu Gothic"/>
+          <w:i/>
+          <w:iCs/>
+          <w:color w:val="555555"/>
+        </w:rPr>
+        <w:t xml:space="preserve"> も同様）。文字がすべて合っているのに 100点＋ にならないときは、この表記の違いではなく語の切れ目が原因です。名指しされた語を見てください。</w:t>
       </w:r>
     </w:p>
     <w:p>
@@ -21965,7 +22239,7 @@
         <w:spacing w:after="90" w:line="320"/>
         <w:ind w:left="640" w:hanging="300"/>
       </w:pPr>
-      <w:hyperlink w:history="1" r:id="rIdedvczmeez3wv1mldd9rga">
+      <w:hyperlink w:history="1" r:id="rIdsmdl6wn76vt8ewiwa_slw">
         <w:r>
           <w:rPr>
             <w:rFonts w:ascii="Yu Gothic" w:cs="Yu Gothic" w:eastAsia="Yu Gothic" w:hAnsi="Yu Gothic"/>
@@ -21992,7 +22266,7 @@
         <w:spacing w:after="90" w:line="320"/>
         <w:ind w:left="640" w:hanging="300"/>
       </w:pPr>
-      <w:hyperlink w:history="1" r:id="rIdqegkunk6azum3m8tqeuoa">
+      <w:hyperlink w:history="1" r:id="rIdpwzzwofh2sriwepk03gkq">
         <w:r>
           <w:rPr>
             <w:rFonts w:ascii="Yu Gothic" w:cs="Yu Gothic" w:eastAsia="Yu Gothic" w:hAnsi="Yu Gothic"/>

--- a/docs/CW交信トレーニング_使い方説明書.docx
+++ b/docs/CW交信トレーニング_使い方説明書.docx
@@ -14817,6 +14817,36 @@
         <w:rPr>
           <w:rFonts w:ascii="Yu Gothic" w:cs="Yu Gothic" w:eastAsia="Yu Gothic" w:hAnsi="Yu Gothic"/>
         </w:rPr>
+        <w:t xml:space="preserve">#### 押さずに採点される</w:t>
+      </w:r>
+    </w:p>
+    <w:p>
+      <w:pPr>
+        <w:spacing w:after="160" w:line="330"/>
+      </w:pPr>
+      <w:r>
+        <w:rPr>
+          <w:rFonts w:ascii="Yu Gothic" w:cs="Yu Gothic" w:eastAsia="Yu Gothic" w:hAnsi="Yu Gothic"/>
+          <w:b/>
+          <w:bCs/>
+        </w:rPr>
+        <w:t xml:space="preserve">手本どおりに打ち切った時点で、「採点する」を押さなくても自動で採点します</w:t>
+      </w:r>
+      <w:r>
+        <w:rPr>
+          <w:rFonts w:ascii="Yu Gothic" w:cs="Yu Gothic" w:eastAsia="Yu Gothic" w:hAnsi="Yu Gothic"/>
+        </w:rPr>
+        <w:t xml:space="preserve">（解読結果の下のチェックで切れます）。照合が通るのは 100点＋ のときだけなので、途中で誤って採点が走ることはありません。外したときはこれまでどおり「採点する」を押してください。</w:t>
+      </w:r>
+    </w:p>
+    <w:p>
+      <w:pPr>
+        <w:spacing w:after="160" w:line="330"/>
+      </w:pPr>
+      <w:r>
+        <w:rPr>
+          <w:rFonts w:ascii="Yu Gothic" w:cs="Yu Gothic" w:eastAsia="Yu Gothic" w:hAnsi="Yu Gothic"/>
+        </w:rPr>
         <w:t xml:space="preserve">#### 「かかった時間」の意味</w:t>
       </w:r>
     </w:p>
@@ -15058,6 +15088,31 @@
           <w:rFonts w:ascii="Yu Gothic" w:cs="Yu Gothic" w:eastAsia="Yu Gothic" w:hAnsi="Yu Gothic"/>
         </w:rPr>
         <w:t xml:space="preserve"> たとえば 3 回外して 4 回目に100点＋ が出たなら、外した 3 回ぶんも含めた通算時間が記録されます。失敗のたびに 0 に戻していては、最後の 1 回ぶんしか計らないことになり、「挑み始めてからどれだけで出せたか」が分からなくなるためです。</w:t>
+      </w:r>
+    </w:p>
+    <w:p>
+      <w:pPr>
+        <w:spacing w:after="160" w:line="330"/>
+      </w:pPr>
+      <w:r>
+        <w:rPr>
+          <w:rFonts w:ascii="Yu Gothic" w:cs="Yu Gothic" w:eastAsia="Yu Gothic" w:hAnsi="Yu Gothic"/>
+        </w:rPr>
+        <w:t xml:space="preserve">計測が止まるのは</w:t>
+      </w:r>
+      <w:r>
+        <w:rPr>
+          <w:rFonts w:ascii="Yu Gothic" w:cs="Yu Gothic" w:eastAsia="Yu Gothic" w:hAnsi="Yu Gothic"/>
+          <w:b/>
+          <w:bCs/>
+        </w:rPr>
+        <w:t xml:space="preserve">打ち終わった瞬間</w:t>
+      </w:r>
+      <w:r>
+        <w:rPr>
+          <w:rFonts w:ascii="Yu Gothic" w:cs="Yu Gothic" w:eastAsia="Yu Gothic" w:hAnsi="Yu Gothic"/>
+        </w:rPr>
+        <w:t xml:space="preserve">です。解読が確定するのは最後の符号から文字間の長さ（短点 2.4 個分）が過ぎたあとで、「採点する」を押すのはさらにそのあとですが、その間は打鍵時間に含めません。自動採点でも手押しでも同じ物差しなので、記録表の数字はそのまま見比べられます。</w:t>
       </w:r>
     </w:p>
     <w:p>
@@ -22239,7 +22294,7 @@
         <w:spacing w:after="90" w:line="320"/>
         <w:ind w:left="640" w:hanging="300"/>
       </w:pPr>
-      <w:hyperlink w:history="1" r:id="rIdsmdl6wn76vt8ewiwa_slw">
+      <w:hyperlink w:history="1" r:id="rIderlisijeiezpwsg6y6e81">
         <w:r>
           <w:rPr>
             <w:rFonts w:ascii="Yu Gothic" w:cs="Yu Gothic" w:eastAsia="Yu Gothic" w:hAnsi="Yu Gothic"/>
@@ -22266,7 +22321,7 @@
         <w:spacing w:after="90" w:line="320"/>
         <w:ind w:left="640" w:hanging="300"/>
       </w:pPr>
-      <w:hyperlink w:history="1" r:id="rIdpwzzwofh2sriwepk03gkq">
+      <w:hyperlink w:history="1" r:id="rIdznhm__hr35ui911awpmk_">
         <w:r>
           <w:rPr>
             <w:rFonts w:ascii="Yu Gothic" w:cs="Yu Gothic" w:eastAsia="Yu Gothic" w:hAnsi="Yu Gothic"/>

--- a/docs/CW交信トレーニング_使い方説明書.docx
+++ b/docs/CW交信トレーニング_使い方説明書.docx
@@ -13279,6 +13279,25 @@
           <w:rFonts w:ascii="Yu Gothic" w:cs="Yu Gothic" w:eastAsia="Yu Gothic" w:hAnsi="Yu Gothic"/>
         </w:rPr>
         <w:t xml:space="preserve">があります。実際に打って条件を満たすと自動で次に進みます。</w:t>
+      </w:r>
+    </w:p>
+    <w:p>
+      <w:pPr>
+        <w:spacing w:after="160" w:line="330"/>
+      </w:pPr>
+      <w:r>
+        <w:rPr>
+          <w:rFonts w:ascii="Yu Gothic" w:cs="Yu Gothic" w:eastAsia="Yu Gothic" w:hAnsi="Yu Gothic"/>
+          <w:b/>
+          <w:bCs/>
+        </w:rPr>
+        <w:t xml:space="preserve">初めはたたんであります。</w:t>
+      </w:r>
+      <w:r>
+        <w:rPr>
+          <w:rFonts w:ascii="Yu Gothic" w:cs="Yu Gothic" w:eastAsia="Yu Gothic" w:hAnsi="Yu Gothic"/>
+        </w:rPr>
+        <w:t xml:space="preserve">「開く」を押してください。使い方が分かっている人に毎回 1 画面ぶん押しのけられては、課題まで届くのにスクロールが要るためです。</w:t>
       </w:r>
     </w:p>
     <w:p>
@@ -14396,13 +14415,13 @@
           <w:b/>
           <w:bCs/>
         </w:rPr>
-        <w:t xml:space="preserve">画面全体でパドル入力を受け付ける</w:t>
-      </w:r>
-      <w:r>
-        <w:rPr>
-          <w:rFonts w:ascii="Yu Gothic" w:cs="Yu Gothic" w:eastAsia="Yu Gothic" w:hAnsi="Yu Gothic"/>
-        </w:rPr>
-        <w:t xml:space="preserve"> — このタブを開いている間、パドル欄の外をクリックしても打電できます。ボタンや入力欄の上は通常のクリックとして動きます。</w:t>
+        <w:t xml:space="preserve">画面全体でパドル入力を受け付けます。</w:t>
+      </w:r>
+      <w:r>
+        <w:rPr>
+          <w:rFonts w:ascii="Yu Gothic" w:cs="Yu Gothic" w:eastAsia="Yu Gothic" w:hAnsi="Yu Gothic"/>
+        </w:rPr>
+        <w:t xml:space="preserve"> このタブを開いている間は、パドル欄の外をクリックしても打電できます（ボタン・入力欄・リンクの上は通常のクリックとして動きます）。設定ではなく、初めからそうなっています。打つたびに打面までマウスを運ばせるのでは練習にならないためです。他のタブを開いている間は、パドル欄の中だけが打面です。</w:t>
       </w:r>
     </w:p>
     <w:p>
@@ -14830,13 +14849,13 @@
           <w:b/>
           <w:bCs/>
         </w:rPr>
-        <w:t xml:space="preserve">手本どおりに打ち切った時点で、「採点する」を押さなくても自動で採点します</w:t>
-      </w:r>
-      <w:r>
-        <w:rPr>
-          <w:rFonts w:ascii="Yu Gothic" w:cs="Yu Gothic" w:eastAsia="Yu Gothic" w:hAnsi="Yu Gothic"/>
-        </w:rPr>
-        <w:t xml:space="preserve">（解読結果の下のチェックで切れます）。照合が通るのは 100点＋ のときだけなので、途中で誤って採点が走ることはありません。外したときはこれまでどおり「採点する」を押してください。</w:t>
+        <w:t xml:space="preserve">手本どおりに打ち切った時点で、「採点する」を押さなくても自動で採点します。</w:t>
+      </w:r>
+      <w:r>
+        <w:rPr>
+          <w:rFonts w:ascii="Yu Gothic" w:cs="Yu Gothic" w:eastAsia="Yu Gothic" w:hAnsi="Yu Gothic"/>
+        </w:rPr>
+        <w:t xml:space="preserve">設定ではなく、初めからそうなっています。照合が通るのは 100点＋ のときだけなので、途中で誤って採点が走ることはありません。外したときはこれまでどおり「採点する」を押してください。</w:t>
       </w:r>
     </w:p>
     <w:p>
@@ -21672,8 +21691,16 @@
       <w:r>
         <w:rPr>
           <w:rFonts w:ascii="Yu Gothic" w:cs="Yu Gothic" w:eastAsia="Yu Gothic" w:hAnsi="Yu Gothic"/>
-        </w:rPr>
-        <w:t xml:space="preserve">画面右のパドル欄の中をクリックしてください。ここが唯一の打面です</w:t>
+          <w:b/>
+          <w:bCs/>
+        </w:rPr>
+        <w:t xml:space="preserve">パドル送信</w:t>
+      </w:r>
+      <w:r>
+        <w:rPr>
+          <w:rFonts w:ascii="Yu Gothic" w:cs="Yu Gothic" w:eastAsia="Yu Gothic" w:hAnsi="Yu Gothic"/>
+        </w:rPr>
+        <w:t xml:space="preserve">タブを開いていれば、画面のどこでも打電できます（ボタンや入力欄の上を除く）</w:t>
       </w:r>
     </w:p>
     <w:p>
@@ -21690,7 +21717,7 @@
         <w:rPr>
           <w:rFonts w:ascii="Yu Gothic" w:cs="Yu Gothic" w:eastAsia="Yu Gothic" w:hAnsi="Yu Gothic"/>
         </w:rPr>
-        <w:t xml:space="preserve">欄の外でも打ちたい場合は、「パドル送信」タブの「画面全体でパドル入力を受け付ける」をオンにします</w:t>
+        <w:t xml:space="preserve">他のタブを開いているときは、画面右のパドル欄の中だけが打面です</w:t>
       </w:r>
     </w:p>
     <w:p>
@@ -21773,7 +21800,21 @@
         <w:rPr>
           <w:rFonts w:ascii="Yu Gothic" w:cs="Yu Gothic" w:eastAsia="Yu Gothic" w:hAnsi="Yu Gothic"/>
         </w:rPr>
-        <w:t xml:space="preserve">パドル欄の上では右クリックメニューを抑止しています。欄の外で右クリックした場合は通常どおりメニューが出ます。「画面全体でパドル入力を受け付ける」をオンにすると、画面全体で抑止されます。</w:t>
+        <w:t xml:space="preserve">パドル欄の上では右クリックメニューを抑止しています。</w:t>
+      </w:r>
+      <w:r>
+        <w:rPr>
+          <w:rFonts w:ascii="Yu Gothic" w:cs="Yu Gothic" w:eastAsia="Yu Gothic" w:hAnsi="Yu Gothic"/>
+          <w:b/>
+          <w:bCs/>
+        </w:rPr>
+        <w:t xml:space="preserve">パドル送信</w:t>
+      </w:r>
+      <w:r>
+        <w:rPr>
+          <w:rFonts w:ascii="Yu Gothic" w:cs="Yu Gothic" w:eastAsia="Yu Gothic" w:hAnsi="Yu Gothic"/>
+        </w:rPr>
+        <w:t xml:space="preserve">タブを開いている間は画面全体で抑止されます。他のタブでは、パドル欄の外で右クリックすると通常どおりメニューが出ます。</w:t>
       </w:r>
     </w:p>
     <w:p>
@@ -22294,7 +22335,7 @@
         <w:spacing w:after="90" w:line="320"/>
         <w:ind w:left="640" w:hanging="300"/>
       </w:pPr>
-      <w:hyperlink w:history="1" r:id="rIderlisijeiezpwsg6y6e81">
+      <w:hyperlink w:history="1" r:id="rIdoz32rr5yyzst7fhfqkfbv">
         <w:r>
           <w:rPr>
             <w:rFonts w:ascii="Yu Gothic" w:cs="Yu Gothic" w:eastAsia="Yu Gothic" w:hAnsi="Yu Gothic"/>
@@ -22321,7 +22362,7 @@
         <w:spacing w:after="90" w:line="320"/>
         <w:ind w:left="640" w:hanging="300"/>
       </w:pPr>
-      <w:hyperlink w:history="1" r:id="rIdznhm__hr35ui911awpmk_">
+      <w:hyperlink w:history="1" r:id="rIdd5ralurz48imu3d0yasol">
         <w:r>
           <w:rPr>
             <w:rFonts w:ascii="Yu Gothic" w:cs="Yu Gothic" w:eastAsia="Yu Gothic" w:hAnsi="Yu Gothic"/>

--- a/docs/CW交信トレーニング_使い方説明書.docx
+++ b/docs/CW交信トレーニング_使い方説明書.docx
@@ -18194,7 +18194,539 @@
         <w:rPr>
           <w:rFonts w:ascii="Yu Gothic" w:cs="Yu Gothic" w:eastAsia="Yu Gothic" w:hAnsi="Yu Gothic"/>
         </w:rPr>
-        <w:t xml:space="preserve">JARL の市郡区番号リスト（都道府県 47・市 765・郡 346・区 171 件）を収録しています。番号の前方一致でも、市郡区名（漢字・ローマ字）でも引けます。結果を選ぶと登録フォームの JCC 欄（QTH が空ならそちらにも）に入ります。</w:t>
+        <w:t xml:space="preserve">JARL の市郡区番号リスト（都道府県 47・市 890・郡 586・区 207 件、消滅済みを含む）を収録しています。番号の前方一致でも、市郡区名（漢字・ローマ字）でも引けます。</w:t>
+      </w:r>
+    </w:p>
+    <w:p>
+      <w:pPr>
+        <w:spacing w:after="160" w:line="330"/>
+      </w:pPr>
+      <w:r>
+        <w:rPr>
+          <w:rFonts w:ascii="Yu Gothic" w:cs="Yu Gothic" w:eastAsia="Yu Gothic" w:hAnsi="Yu Gothic"/>
+          <w:b/>
+          <w:bCs/>
+        </w:rPr>
+        <w:t xml:space="preserve">QTH は都道府県から書きます。</w:t>
+      </w:r>
+      <w:r>
+        <w:rPr>
+          <w:rFonts w:ascii="Yu Gothic" w:cs="Yu Gothic" w:eastAsia="Yu Gothic" w:hAnsi="Yu Gothic"/>
+        </w:rPr>
+        <w:t xml:space="preserve"> JARL の表は種類ごとに書き方が違い、市と郡は「札幌」「阿寒」のように素の名前だけ、区は「北海道札幌市中央区」と県から書いてあるものと「西」だけのものが混じっています。そのままログに入れるとどこの市区か分からなくなるので、次の形にそろえてから入れます。</w:t>
+      </w:r>
+    </w:p>
+    <w:tbl>
+      <w:tblPr>
+        <w:tblW w:type="dxa" w:w="9638"/>
+        <w:tblBorders>
+          <w:top w:val="single" w:color="BFBFBF" w:sz="4"/>
+          <w:left w:val="single" w:color="BFBFBF" w:sz="4"/>
+          <w:bottom w:val="single" w:color="BFBFBF" w:sz="4"/>
+          <w:right w:val="single" w:color="BFBFBF" w:sz="4"/>
+          <w:insideH w:val="single" w:color="BFBFBF" w:sz="2"/>
+          <w:insideV w:val="single" w:color="BFBFBF" w:sz="2"/>
+        </w:tblBorders>
+      </w:tblPr>
+      <w:tblGrid>
+        <w:gridCol w:w="1377"/>
+        <w:gridCol w:w="4131"/>
+        <w:gridCol w:w="4130"/>
+      </w:tblGrid>
+      <w:tr>
+        <w:trPr>
+          <w:tblHeader/>
+        </w:trPr>
+        <w:tc>
+          <w:tcPr>
+            <w:tcW w:type="dxa" w:w="1377"/>
+            <w:shd w:fill="EDE7DA" w:val="clear"/>
+            <w:tcMar>
+              <w:top w:type="dxa" w:w="60"/>
+              <w:left w:type="dxa" w:w="110"/>
+              <w:bottom w:type="dxa" w:w="60"/>
+              <w:right w:type="dxa" w:w="110"/>
+            </w:tcMar>
+          </w:tcPr>
+          <w:p>
+            <w:pPr>
+              <w:spacing w:after="0" w:before="0"/>
+            </w:pPr>
+            <w:r>
+              <w:rPr>
+                <w:rFonts w:ascii="Yu Gothic" w:cs="Yu Gothic" w:eastAsia="Yu Gothic" w:hAnsi="Yu Gothic"/>
+                <w:b/>
+                <w:bCs/>
+              </w:rPr>
+              <w:t xml:space="preserve">番号</w:t>
+            </w:r>
+          </w:p>
+        </w:tc>
+        <w:tc>
+          <w:tcPr>
+            <w:tcW w:type="dxa" w:w="4131"/>
+            <w:shd w:fill="EDE7DA" w:val="clear"/>
+            <w:tcMar>
+              <w:top w:type="dxa" w:w="60"/>
+              <w:left w:type="dxa" w:w="110"/>
+              <w:bottom w:type="dxa" w:w="60"/>
+              <w:right w:type="dxa" w:w="110"/>
+            </w:tcMar>
+          </w:tcPr>
+          <w:p>
+            <w:pPr>
+              <w:spacing w:after="0" w:before="0"/>
+            </w:pPr>
+            <w:r>
+              <w:rPr>
+                <w:rFonts w:ascii="Yu Gothic" w:cs="Yu Gothic" w:eastAsia="Yu Gothic" w:hAnsi="Yu Gothic"/>
+                <w:b/>
+                <w:bCs/>
+              </w:rPr>
+              <w:t xml:space="preserve">表の名前</w:t>
+            </w:r>
+          </w:p>
+        </w:tc>
+        <w:tc>
+          <w:tcPr>
+            <w:tcW w:type="dxa" w:w="4130"/>
+            <w:shd w:fill="EDE7DA" w:val="clear"/>
+            <w:tcMar>
+              <w:top w:type="dxa" w:w="60"/>
+              <w:left w:type="dxa" w:w="110"/>
+              <w:bottom w:type="dxa" w:w="60"/>
+              <w:right w:type="dxa" w:w="110"/>
+            </w:tcMar>
+          </w:tcPr>
+          <w:p>
+            <w:pPr>
+              <w:spacing w:after="0" w:before="0"/>
+            </w:pPr>
+            <w:r>
+              <w:rPr>
+                <w:rFonts w:ascii="Yu Gothic" w:cs="Yu Gothic" w:eastAsia="Yu Gothic" w:hAnsi="Yu Gothic"/>
+                <w:b/>
+                <w:bCs/>
+              </w:rPr>
+              <w:t xml:space="preserve">ログに入る形</w:t>
+            </w:r>
+          </w:p>
+        </w:tc>
+      </w:tr>
+      <w:tr>
+        <w:trPr>
+          <w:tblHeader w:val="false"/>
+        </w:trPr>
+        <w:tc>
+          <w:tcPr>
+            <w:tcW w:type="dxa" w:w="1377"/>
+            <w:tcMar>
+              <w:top w:type="dxa" w:w="60"/>
+              <w:left w:type="dxa" w:w="110"/>
+              <w:bottom w:type="dxa" w:w="60"/>
+              <w:right w:type="dxa" w:w="110"/>
+            </w:tcMar>
+          </w:tcPr>
+          <w:p>
+            <w:pPr>
+              <w:spacing w:after="0" w:before="0"/>
+            </w:pPr>
+            <w:r>
+              <w:rPr>
+                <w:rFonts w:ascii="Consolas" w:cs="Consolas" w:eastAsia="Consolas" w:hAnsi="Consolas"/>
+                <w:shd w:fill="F2F2F2" w:val="clear"/>
+              </w:rPr>
+              <w:t xml:space="preserve">0101</w:t>
+            </w:r>
+          </w:p>
+        </w:tc>
+        <w:tc>
+          <w:tcPr>
+            <w:tcW w:type="dxa" w:w="4131"/>
+            <w:tcMar>
+              <w:top w:type="dxa" w:w="60"/>
+              <w:left w:type="dxa" w:w="110"/>
+              <w:bottom w:type="dxa" w:w="60"/>
+              <w:right w:type="dxa" w:w="110"/>
+            </w:tcMar>
+          </w:tcPr>
+          <w:p>
+            <w:pPr>
+              <w:spacing w:after="0" w:before="0"/>
+            </w:pPr>
+            <w:r>
+              <w:rPr>
+                <w:rFonts w:ascii="Yu Gothic" w:cs="Yu Gothic" w:eastAsia="Yu Gothic" w:hAnsi="Yu Gothic"/>
+              </w:rPr>
+              <w:t xml:space="preserve">札幌</w:t>
+            </w:r>
+          </w:p>
+        </w:tc>
+        <w:tc>
+          <w:tcPr>
+            <w:tcW w:type="dxa" w:w="4130"/>
+            <w:tcMar>
+              <w:top w:type="dxa" w:w="60"/>
+              <w:left w:type="dxa" w:w="110"/>
+              <w:bottom w:type="dxa" w:w="60"/>
+              <w:right w:type="dxa" w:w="110"/>
+            </w:tcMar>
+          </w:tcPr>
+          <w:p>
+            <w:pPr>
+              <w:spacing w:after="0" w:before="0"/>
+            </w:pPr>
+            <w:r>
+              <w:rPr>
+                <w:rFonts w:ascii="Yu Gothic" w:cs="Yu Gothic" w:eastAsia="Yu Gothic" w:hAnsi="Yu Gothic"/>
+              </w:rPr>
+              <w:t xml:space="preserve">北海道札幌市</w:t>
+            </w:r>
+          </w:p>
+        </w:tc>
+      </w:tr>
+      <w:tr>
+        <w:trPr>
+          <w:tblHeader w:val="false"/>
+        </w:trPr>
+        <w:tc>
+          <w:tcPr>
+            <w:tcW w:type="dxa" w:w="1377"/>
+            <w:tcMar>
+              <w:top w:type="dxa" w:w="60"/>
+              <w:left w:type="dxa" w:w="110"/>
+              <w:bottom w:type="dxa" w:w="60"/>
+              <w:right w:type="dxa" w:w="110"/>
+            </w:tcMar>
+          </w:tcPr>
+          <w:p>
+            <w:pPr>
+              <w:spacing w:after="0" w:before="0"/>
+            </w:pPr>
+            <w:r>
+              <w:rPr>
+                <w:rFonts w:ascii="Consolas" w:cs="Consolas" w:eastAsia="Consolas" w:hAnsi="Consolas"/>
+                <w:shd w:fill="F2F2F2" w:val="clear"/>
+              </w:rPr>
+              <w:t xml:space="preserve">01001</w:t>
+            </w:r>
+          </w:p>
+        </w:tc>
+        <w:tc>
+          <w:tcPr>
+            <w:tcW w:type="dxa" w:w="4131"/>
+            <w:tcMar>
+              <w:top w:type="dxa" w:w="60"/>
+              <w:left w:type="dxa" w:w="110"/>
+              <w:bottom w:type="dxa" w:w="60"/>
+              <w:right w:type="dxa" w:w="110"/>
+            </w:tcMar>
+          </w:tcPr>
+          <w:p>
+            <w:pPr>
+              <w:spacing w:after="0" w:before="0"/>
+            </w:pPr>
+            <w:r>
+              <w:rPr>
+                <w:rFonts w:ascii="Yu Gothic" w:cs="Yu Gothic" w:eastAsia="Yu Gothic" w:hAnsi="Yu Gothic"/>
+              </w:rPr>
+              <w:t xml:space="preserve">阿寒</w:t>
+            </w:r>
+          </w:p>
+        </w:tc>
+        <w:tc>
+          <w:tcPr>
+            <w:tcW w:type="dxa" w:w="4130"/>
+            <w:tcMar>
+              <w:top w:type="dxa" w:w="60"/>
+              <w:left w:type="dxa" w:w="110"/>
+              <w:bottom w:type="dxa" w:w="60"/>
+              <w:right w:type="dxa" w:w="110"/>
+            </w:tcMar>
+          </w:tcPr>
+          <w:p>
+            <w:pPr>
+              <w:spacing w:after="0" w:before="0"/>
+            </w:pPr>
+            <w:r>
+              <w:rPr>
+                <w:rFonts w:ascii="Yu Gothic" w:cs="Yu Gothic" w:eastAsia="Yu Gothic" w:hAnsi="Yu Gothic"/>
+              </w:rPr>
+              <w:t xml:space="preserve">北海道阿寒郡</w:t>
+            </w:r>
+          </w:p>
+        </w:tc>
+      </w:tr>
+      <w:tr>
+        <w:trPr>
+          <w:tblHeader w:val="false"/>
+        </w:trPr>
+        <w:tc>
+          <w:tcPr>
+            <w:tcW w:type="dxa" w:w="1377"/>
+            <w:tcMar>
+              <w:top w:type="dxa" w:w="60"/>
+              <w:left w:type="dxa" w:w="110"/>
+              <w:bottom w:type="dxa" w:w="60"/>
+              <w:right w:type="dxa" w:w="110"/>
+            </w:tcMar>
+          </w:tcPr>
+          <w:p>
+            <w:pPr>
+              <w:spacing w:after="0" w:before="0"/>
+            </w:pPr>
+            <w:r>
+              <w:rPr>
+                <w:rFonts w:ascii="Consolas" w:cs="Consolas" w:eastAsia="Consolas" w:hAnsi="Consolas"/>
+                <w:shd w:fill="F2F2F2" w:val="clear"/>
+              </w:rPr>
+              <w:t xml:space="preserve">010101</w:t>
+            </w:r>
+          </w:p>
+        </w:tc>
+        <w:tc>
+          <w:tcPr>
+            <w:tcW w:type="dxa" w:w="4131"/>
+            <w:tcMar>
+              <w:top w:type="dxa" w:w="60"/>
+              <w:left w:type="dxa" w:w="110"/>
+              <w:bottom w:type="dxa" w:w="60"/>
+              <w:right w:type="dxa" w:w="110"/>
+            </w:tcMar>
+          </w:tcPr>
+          <w:p>
+            <w:pPr>
+              <w:spacing w:after="0" w:before="0"/>
+            </w:pPr>
+            <w:r>
+              <w:rPr>
+                <w:rFonts w:ascii="Yu Gothic" w:cs="Yu Gothic" w:eastAsia="Yu Gothic" w:hAnsi="Yu Gothic"/>
+              </w:rPr>
+              <w:t xml:space="preserve">北海道札幌市中央区</w:t>
+            </w:r>
+          </w:p>
+        </w:tc>
+        <w:tc>
+          <w:tcPr>
+            <w:tcW w:type="dxa" w:w="4130"/>
+            <w:tcMar>
+              <w:top w:type="dxa" w:w="60"/>
+              <w:left w:type="dxa" w:w="110"/>
+              <w:bottom w:type="dxa" w:w="60"/>
+              <w:right w:type="dxa" w:w="110"/>
+            </w:tcMar>
+          </w:tcPr>
+          <w:p>
+            <w:pPr>
+              <w:spacing w:after="0" w:before="0"/>
+            </w:pPr>
+            <w:r>
+              <w:rPr>
+                <w:rFonts w:ascii="Yu Gothic" w:cs="Yu Gothic" w:eastAsia="Yu Gothic" w:hAnsi="Yu Gothic"/>
+              </w:rPr>
+              <w:t xml:space="preserve">北海道札幌市中央区</w:t>
+            </w:r>
+          </w:p>
+        </w:tc>
+      </w:tr>
+      <w:tr>
+        <w:trPr>
+          <w:tblHeader w:val="false"/>
+        </w:trPr>
+        <w:tc>
+          <w:tcPr>
+            <w:tcW w:type="dxa" w:w="1377"/>
+            <w:tcMar>
+              <w:top w:type="dxa" w:w="60"/>
+              <w:left w:type="dxa" w:w="110"/>
+              <w:bottom w:type="dxa" w:w="60"/>
+              <w:right w:type="dxa" w:w="110"/>
+            </w:tcMar>
+          </w:tcPr>
+          <w:p>
+            <w:pPr>
+              <w:spacing w:after="0" w:before="0"/>
+            </w:pPr>
+            <w:r>
+              <w:rPr>
+                <w:rFonts w:ascii="Consolas" w:cs="Consolas" w:eastAsia="Consolas" w:hAnsi="Consolas"/>
+                <w:shd w:fill="F2F2F2" w:val="clear"/>
+              </w:rPr>
+              <w:t xml:space="preserve">430103</w:t>
+            </w:r>
+          </w:p>
+        </w:tc>
+        <w:tc>
+          <w:tcPr>
+            <w:tcW w:type="dxa" w:w="4131"/>
+            <w:tcMar>
+              <w:top w:type="dxa" w:w="60"/>
+              <w:left w:type="dxa" w:w="110"/>
+              <w:bottom w:type="dxa" w:w="60"/>
+              <w:right w:type="dxa" w:w="110"/>
+            </w:tcMar>
+          </w:tcPr>
+          <w:p>
+            <w:pPr>
+              <w:spacing w:after="0" w:before="0"/>
+            </w:pPr>
+            <w:r>
+              <w:rPr>
+                <w:rFonts w:ascii="Yu Gothic" w:cs="Yu Gothic" w:eastAsia="Yu Gothic" w:hAnsi="Yu Gothic"/>
+              </w:rPr>
+              <w:t xml:space="preserve">西</w:t>
+            </w:r>
+          </w:p>
+        </w:tc>
+        <w:tc>
+          <w:tcPr>
+            <w:tcW w:type="dxa" w:w="4130"/>
+            <w:tcMar>
+              <w:top w:type="dxa" w:w="60"/>
+              <w:left w:type="dxa" w:w="110"/>
+              <w:bottom w:type="dxa" w:w="60"/>
+              <w:right w:type="dxa" w:w="110"/>
+            </w:tcMar>
+          </w:tcPr>
+          <w:p>
+            <w:pPr>
+              <w:spacing w:after="0" w:before="0"/>
+            </w:pPr>
+            <w:r>
+              <w:rPr>
+                <w:rFonts w:ascii="Yu Gothic" w:cs="Yu Gothic" w:eastAsia="Yu Gothic" w:hAnsi="Yu Gothic"/>
+              </w:rPr>
+              <w:t xml:space="preserve">熊本県熊本市西区</w:t>
+            </w:r>
+          </w:p>
+        </w:tc>
+      </w:tr>
+      <w:tr>
+        <w:trPr>
+          <w:tblHeader w:val="false"/>
+        </w:trPr>
+        <w:tc>
+          <w:tcPr>
+            <w:tcW w:type="dxa" w:w="1377"/>
+            <w:tcMar>
+              <w:top w:type="dxa" w:w="60"/>
+              <w:left w:type="dxa" w:w="110"/>
+              <w:bottom w:type="dxa" w:w="60"/>
+              <w:right w:type="dxa" w:w="110"/>
+            </w:tcMar>
+          </w:tcPr>
+          <w:p>
+            <w:pPr>
+              <w:spacing w:after="0" w:before="0"/>
+            </w:pPr>
+            <w:r>
+              <w:rPr>
+                <w:rFonts w:ascii="Consolas" w:cs="Consolas" w:eastAsia="Consolas" w:hAnsi="Consolas"/>
+                <w:shd w:fill="F2F2F2" w:val="clear"/>
+              </w:rPr>
+              <w:t xml:space="preserve">2102</w:t>
+            </w:r>
+          </w:p>
+        </w:tc>
+        <w:tc>
+          <w:tcPr>
+            <w:tcW w:type="dxa" w:w="4131"/>
+            <w:tcMar>
+              <w:top w:type="dxa" w:w="60"/>
+              <w:left w:type="dxa" w:w="110"/>
+              <w:bottom w:type="dxa" w:w="60"/>
+              <w:right w:type="dxa" w:w="110"/>
+            </w:tcMar>
+          </w:tcPr>
+          <w:p>
+            <w:pPr>
+              <w:spacing w:after="0" w:before="0"/>
+            </w:pPr>
+            <w:r>
+              <w:rPr>
+                <w:rFonts w:ascii="Yu Gothic" w:cs="Yu Gothic" w:eastAsia="Yu Gothic" w:hAnsi="Yu Gothic"/>
+              </w:rPr>
+              <w:t xml:space="preserve">四日市</w:t>
+            </w:r>
+          </w:p>
+        </w:tc>
+        <w:tc>
+          <w:tcPr>
+            <w:tcW w:type="dxa" w:w="4130"/>
+            <w:tcMar>
+              <w:top w:type="dxa" w:w="60"/>
+              <w:left w:type="dxa" w:w="110"/>
+              <w:bottom w:type="dxa" w:w="60"/>
+              <w:right w:type="dxa" w:w="110"/>
+            </w:tcMar>
+          </w:tcPr>
+          <w:p>
+            <w:pPr>
+              <w:spacing w:after="0" w:before="0"/>
+            </w:pPr>
+            <w:r>
+              <w:rPr>
+                <w:rFonts w:ascii="Yu Gothic" w:cs="Yu Gothic" w:eastAsia="Yu Gothic" w:hAnsi="Yu Gothic"/>
+              </w:rPr>
+              <w:t xml:space="preserve">三重県四日市市</w:t>
+            </w:r>
+          </w:p>
+        </w:tc>
+      </w:tr>
+    </w:tbl>
+    <w:p>
+      <w:pPr>
+        <w:spacing w:after="220"/>
+      </w:pPr>
+    </w:p>
+    <w:p>
+      <w:pPr>
+        <w:spacing w:after="160" w:line="330"/>
+      </w:pPr>
+      <w:r>
+        <w:rPr>
+          <w:rFonts w:ascii="Yu Gothic" w:cs="Yu Gothic" w:eastAsia="Yu Gothic" w:hAnsi="Yu Gothic"/>
+        </w:rPr>
+        <w:t xml:space="preserve">検索結果もこの形で出るので、</w:t>
+      </w:r>
+      <w:r>
+        <w:rPr>
+          <w:rFonts w:ascii="Yu Gothic" w:cs="Yu Gothic" w:eastAsia="Yu Gothic" w:hAnsi="Yu Gothic"/>
+          <w:b/>
+          <w:bCs/>
+        </w:rPr>
+        <w:t xml:space="preserve">「熊本市」「北海道」のように都道府県や市の名前でも引けます</w:t>
+      </w:r>
+      <w:r>
+        <w:rPr>
+          <w:rFonts w:ascii="Yu Gothic" w:cs="Yu Gothic" w:eastAsia="Yu Gothic" w:hAnsi="Yu Gothic"/>
+        </w:rPr>
+        <w:t xml:space="preserve">。</w:t>
+      </w:r>
+    </w:p>
+    <w:p>
+      <w:pPr>
+        <w:spacing w:after="160" w:line="330"/>
+      </w:pPr>
+      <w:r>
+        <w:rPr>
+          <w:rFonts w:ascii="Yu Gothic" w:cs="Yu Gothic" w:eastAsia="Yu Gothic" w:hAnsi="Yu Gothic"/>
+        </w:rPr>
+        <w:t xml:space="preserve">結果を選ぶと、登録フォームの </w:t>
+      </w:r>
+      <w:r>
+        <w:rPr>
+          <w:rFonts w:ascii="Yu Gothic" w:cs="Yu Gothic" w:eastAsia="Yu Gothic" w:hAnsi="Yu Gothic"/>
+          <w:b/>
+          <w:bCs/>
+        </w:rPr>
+        <w:t xml:space="preserve">JCC 欄と QTH 欄の両方</w:t>
+      </w:r>
+      <w:r>
+        <w:rPr>
+          <w:rFonts w:ascii="Yu Gothic" w:cs="Yu Gothic" w:eastAsia="Yu Gothic" w:hAnsi="Yu Gothic"/>
+        </w:rPr>
+        <w:t xml:space="preserve">に入ります。QTH に何か書いてあっても置き換えます。選び直したのに前の地名が残っていては、直したつもりで直っていないログができてしまうためです。</w:t>
       </w:r>
     </w:p>
     <w:p>
@@ -22335,7 +22867,7 @@
         <w:spacing w:after="90" w:line="320"/>
         <w:ind w:left="640" w:hanging="300"/>
       </w:pPr>
-      <w:hyperlink w:history="1" r:id="rIdoz32rr5yyzst7fhfqkfbv">
+      <w:hyperlink w:history="1" r:id="rId68els9liuxp8uz86g7x31">
         <w:r>
           <w:rPr>
             <w:rFonts w:ascii="Yu Gothic" w:cs="Yu Gothic" w:eastAsia="Yu Gothic" w:hAnsi="Yu Gothic"/>
@@ -22362,7 +22894,7 @@
         <w:spacing w:after="90" w:line="320"/>
         <w:ind w:left="640" w:hanging="300"/>
       </w:pPr>
-      <w:hyperlink w:history="1" r:id="rIdd5ralurz48imu3d0yasol">
+      <w:hyperlink w:history="1" r:id="rIdmtkkru4xdeem-8rhontfr">
         <w:r>
           <w:rPr>
             <w:rFonts w:ascii="Yu Gothic" w:cs="Yu Gothic" w:eastAsia="Yu Gothic" w:hAnsi="Yu Gothic"/>

--- a/docs/CW交信トレーニング_使い方説明書.docx
+++ b/docs/CW交信トレーニング_使い方説明書.docx
@@ -16177,7 +16177,7 @@
         <w:rPr>
           <w:rFonts w:ascii="Yu Gothic" w:cs="Yu Gothic" w:eastAsia="Yu Gothic" w:hAnsi="Yu Gothic"/>
         </w:rPr>
-        <w:t xml:space="preserve">を選ぶと、隣に「話題」が出ます。実際の交信で打たれる言い回しを話題ごとにまとめてあり、全部で 69 文あります。</w:t>
+        <w:t xml:space="preserve">を選ぶと、隣に「話題」が出ます。実際の交信で打たれる言い回しを話題ごとにまとめてあり、全部で 111 文あります。</w:t>
       </w:r>
     </w:p>
     <w:tbl>
@@ -16323,7 +16323,7 @@
               <w:rPr>
                 <w:rFonts w:ascii="Yu Gothic" w:cs="Yu Gothic" w:eastAsia="Yu Gothic" w:hAnsi="Yu Gothic"/>
               </w:rPr>
-              <w:t xml:space="preserve">基本の交換（RST・名前・QTH）</w:t>
+              <w:t xml:space="preserve">あいさつ・気持ちを伝える</w:t>
             </w:r>
           </w:p>
         </w:tc>
@@ -16346,7 +16346,7 @@
                 <w:rFonts w:ascii="Consolas" w:cs="Consolas" w:eastAsia="Consolas" w:hAnsi="Consolas"/>
                 <w:shd w:fill="F2F2F2" w:val="clear"/>
               </w:rPr>
-              <w:t xml:space="preserve">UR RST 599 599 = NAME TARO TARO</w:t>
+              <w:t xml:space="preserve">GE DR OM = GLD TO WRK U</w:t>
             </w:r>
           </w:p>
         </w:tc>
@@ -16373,7 +16373,7 @@
               <w:rPr>
                 <w:rFonts w:ascii="Yu Gothic" w:cs="Yu Gothic" w:eastAsia="Yu Gothic" w:hAnsi="Yu Gothic"/>
               </w:rPr>
-              <w:t xml:space="preserve">天気</w:t>
+              <w:t xml:space="preserve">基本の交換（RST・名前・QTH）</w:t>
             </w:r>
           </w:p>
         </w:tc>
@@ -16396,7 +16396,57 @@
                 <w:rFonts w:ascii="Consolas" w:cs="Consolas" w:eastAsia="Consolas" w:hAnsi="Consolas"/>
                 <w:shd w:fill="F2F2F2" w:val="clear"/>
               </w:rPr>
-              <w:t xml:space="preserve">WX HR CLDY = TEMP 12C ES QRN</w:t>
+              <w:t xml:space="preserve">UR RST 599 599 = NAME TARO TARO</w:t>
+            </w:r>
+          </w:p>
+        </w:tc>
+      </w:tr>
+      <w:tr>
+        <w:trPr>
+          <w:tblHeader w:val="false"/>
+        </w:trPr>
+        <w:tc>
+          <w:tcPr>
+            <w:tcW w:type="dxa" w:w="4284"/>
+            <w:tcMar>
+              <w:top w:type="dxa" w:w="60"/>
+              <w:left w:type="dxa" w:w="110"/>
+              <w:bottom w:type="dxa" w:w="60"/>
+              <w:right w:type="dxa" w:w="110"/>
+            </w:tcMar>
+          </w:tcPr>
+          <w:p>
+            <w:pPr>
+              <w:spacing w:after="0" w:before="0"/>
+            </w:pPr>
+            <w:r>
+              <w:rPr>
+                <w:rFonts w:ascii="Yu Gothic" w:cs="Yu Gothic" w:eastAsia="Yu Gothic" w:hAnsi="Yu Gothic"/>
+              </w:rPr>
+              <w:t xml:space="preserve">天気</w:t>
+            </w:r>
+          </w:p>
+        </w:tc>
+        <w:tc>
+          <w:tcPr>
+            <w:tcW w:type="dxa" w:w="5354"/>
+            <w:tcMar>
+              <w:top w:type="dxa" w:w="60"/>
+              <w:left w:type="dxa" w:w="110"/>
+              <w:bottom w:type="dxa" w:w="60"/>
+              <w:right w:type="dxa" w:w="110"/>
+            </w:tcMar>
+          </w:tcPr>
+          <w:p>
+            <w:pPr>
+              <w:spacing w:after="0" w:before="0"/>
+            </w:pPr>
+            <w:r>
+              <w:rPr>
+                <w:rFonts w:ascii="Consolas" w:cs="Consolas" w:eastAsia="Consolas" w:hAnsi="Consolas"/>
+                <w:shd w:fill="F2F2F2" w:val="clear"/>
+              </w:rPr>
+              <w:t xml:space="preserve">WX MOSTLY SUNNY = TEMP ABT 22 C</w:t>
             </w:r>
           </w:p>
         </w:tc>
@@ -20575,6 +20625,2839 @@
         <w:rPr>
           <w:rFonts w:ascii="Yu Gothic" w:cs="Yu Gothic" w:eastAsia="Yu Gothic" w:hAnsi="Yu Gothic"/>
         </w:rPr>
+        <w:t xml:space="preserve">ラバースタンプの言い回し</w:t>
+      </w:r>
+    </w:p>
+    <w:p>
+      <w:pPr>
+        <w:spacing w:after="160" w:line="330"/>
+      </w:pPr>
+      <w:r>
+        <w:rPr>
+          <w:rFonts w:ascii="Yu Gothic" w:cs="Yu Gothic" w:eastAsia="Yu Gothic" w:hAnsi="Yu Gothic"/>
+        </w:rPr>
+        <w:t xml:space="preserve">型どおりの交換を並べるだけでは、決まり文句の羅列になってしまいます。実際の交信では、次のような語を挟んで会話らしくします。台本にもこれらが混ざるので、</w:t>
+      </w:r>
+      <w:r>
+        <w:rPr>
+          <w:rFonts w:ascii="Yu Gothic" w:cs="Yu Gothic" w:eastAsia="Yu Gothic" w:hAnsi="Yu Gothic"/>
+          <w:b/>
+          <w:bCs/>
+        </w:rPr>
+        <w:t xml:space="preserve">聞いて慣れることができます</w:t>
+      </w:r>
+      <w:r>
+        <w:rPr>
+          <w:rFonts w:ascii="Yu Gothic" w:cs="Yu Gothic" w:eastAsia="Yu Gothic" w:hAnsi="Yu Gothic"/>
+        </w:rPr>
+        <w:t xml:space="preserve">。意味はどれも略語集で引けます。</w:t>
+      </w:r>
+    </w:p>
+    <w:p>
+      <w:pPr>
+        <w:spacing w:after="160" w:line="330"/>
+      </w:pPr>
+      <w:r>
+        <w:rPr>
+          <w:rFonts w:ascii="Yu Gothic" w:cs="Yu Gothic" w:eastAsia="Yu Gothic" w:hAnsi="Yu Gothic"/>
+          <w:b/>
+          <w:bCs/>
+        </w:rPr>
+        <w:t xml:space="preserve">あいさつ・気持ち</w:t>
+      </w:r>
+    </w:p>
+    <w:tbl>
+      <w:tblPr>
+        <w:tblW w:type="dxa" w:w="9638"/>
+        <w:tblBorders>
+          <w:top w:val="single" w:color="BFBFBF" w:sz="4"/>
+          <w:left w:val="single" w:color="BFBFBF" w:sz="4"/>
+          <w:bottom w:val="single" w:color="BFBFBF" w:sz="4"/>
+          <w:right w:val="single" w:color="BFBFBF" w:sz="4"/>
+          <w:insideH w:val="single" w:color="BFBFBF" w:sz="2"/>
+          <w:insideV w:val="single" w:color="BFBFBF" w:sz="2"/>
+        </w:tblBorders>
+      </w:tblPr>
+      <w:tblGrid>
+        <w:gridCol w:w="1314"/>
+        <w:gridCol w:w="4965"/>
+        <w:gridCol w:w="3359"/>
+      </w:tblGrid>
+      <w:tr>
+        <w:trPr>
+          <w:tblHeader/>
+        </w:trPr>
+        <w:tc>
+          <w:tcPr>
+            <w:tcW w:type="dxa" w:w="1314"/>
+            <w:shd w:fill="EDE7DA" w:val="clear"/>
+            <w:tcMar>
+              <w:top w:type="dxa" w:w="60"/>
+              <w:left w:type="dxa" w:w="110"/>
+              <w:bottom w:type="dxa" w:w="60"/>
+              <w:right w:type="dxa" w:w="110"/>
+            </w:tcMar>
+          </w:tcPr>
+          <w:p>
+            <w:pPr>
+              <w:spacing w:after="0" w:before="0"/>
+            </w:pPr>
+            <w:r>
+              <w:rPr>
+                <w:rFonts w:ascii="Yu Gothic" w:cs="Yu Gothic" w:eastAsia="Yu Gothic" w:hAnsi="Yu Gothic"/>
+                <w:b/>
+                <w:bCs/>
+              </w:rPr>
+              <w:t xml:space="preserve">語</w:t>
+            </w:r>
+          </w:p>
+        </w:tc>
+        <w:tc>
+          <w:tcPr>
+            <w:tcW w:type="dxa" w:w="4965"/>
+            <w:shd w:fill="EDE7DA" w:val="clear"/>
+            <w:tcMar>
+              <w:top w:type="dxa" w:w="60"/>
+              <w:left w:type="dxa" w:w="110"/>
+              <w:bottom w:type="dxa" w:w="60"/>
+              <w:right w:type="dxa" w:w="110"/>
+            </w:tcMar>
+          </w:tcPr>
+          <w:p>
+            <w:pPr>
+              <w:spacing w:after="0" w:before="0"/>
+            </w:pPr>
+            <w:r>
+              <w:rPr>
+                <w:rFonts w:ascii="Yu Gothic" w:cs="Yu Gothic" w:eastAsia="Yu Gothic" w:hAnsi="Yu Gothic"/>
+                <w:b/>
+                <w:bCs/>
+              </w:rPr>
+              <w:t xml:space="preserve">意味</w:t>
+            </w:r>
+          </w:p>
+        </w:tc>
+        <w:tc>
+          <w:tcPr>
+            <w:tcW w:type="dxa" w:w="3359"/>
+            <w:shd w:fill="EDE7DA" w:val="clear"/>
+            <w:tcMar>
+              <w:top w:type="dxa" w:w="60"/>
+              <w:left w:type="dxa" w:w="110"/>
+              <w:bottom w:type="dxa" w:w="60"/>
+              <w:right w:type="dxa" w:w="110"/>
+            </w:tcMar>
+          </w:tcPr>
+          <w:p>
+            <w:pPr>
+              <w:spacing w:after="0" w:before="0"/>
+            </w:pPr>
+            <w:r>
+              <w:rPr>
+                <w:rFonts w:ascii="Yu Gothic" w:cs="Yu Gothic" w:eastAsia="Yu Gothic" w:hAnsi="Yu Gothic"/>
+                <w:b/>
+                <w:bCs/>
+              </w:rPr>
+              <w:t xml:space="preserve">使い方</w:t>
+            </w:r>
+          </w:p>
+        </w:tc>
+      </w:tr>
+      <w:tr>
+        <w:trPr>
+          <w:tblHeader w:val="false"/>
+        </w:trPr>
+        <w:tc>
+          <w:tcPr>
+            <w:tcW w:type="dxa" w:w="1314"/>
+            <w:tcMar>
+              <w:top w:type="dxa" w:w="60"/>
+              <w:left w:type="dxa" w:w="110"/>
+              <w:bottom w:type="dxa" w:w="60"/>
+              <w:right w:type="dxa" w:w="110"/>
+            </w:tcMar>
+          </w:tcPr>
+          <w:p>
+            <w:pPr>
+              <w:spacing w:after="0" w:before="0"/>
+            </w:pPr>
+            <w:r>
+              <w:rPr>
+                <w:rFonts w:ascii="Consolas" w:cs="Consolas" w:eastAsia="Consolas" w:hAnsi="Consolas"/>
+                <w:shd w:fill="F2F2F2" w:val="clear"/>
+              </w:rPr>
+              <w:t xml:space="preserve">DR</w:t>
+            </w:r>
+            <w:r>
+              <w:rPr>
+                <w:rFonts w:ascii="Yu Gothic" w:cs="Yu Gothic" w:eastAsia="Yu Gothic" w:hAnsi="Yu Gothic"/>
+              </w:rPr>
+              <w:t xml:space="preserve"> / </w:t>
+            </w:r>
+            <w:r>
+              <w:rPr>
+                <w:rFonts w:ascii="Consolas" w:cs="Consolas" w:eastAsia="Consolas" w:hAnsi="Consolas"/>
+                <w:shd w:fill="F2F2F2" w:val="clear"/>
+              </w:rPr>
+              <w:t xml:space="preserve">OM</w:t>
+            </w:r>
+          </w:p>
+        </w:tc>
+        <w:tc>
+          <w:tcPr>
+            <w:tcW w:type="dxa" w:w="4965"/>
+            <w:tcMar>
+              <w:top w:type="dxa" w:w="60"/>
+              <w:left w:type="dxa" w:w="110"/>
+              <w:bottom w:type="dxa" w:w="60"/>
+              <w:right w:type="dxa" w:w="110"/>
+            </w:tcMar>
+          </w:tcPr>
+          <w:p>
+            <w:pPr>
+              <w:spacing w:after="0" w:before="0"/>
+            </w:pPr>
+            <w:r>
+              <w:rPr>
+                <w:rFonts w:ascii="Yu Gothic" w:cs="Yu Gothic" w:eastAsia="Yu Gothic" w:hAnsi="Yu Gothic"/>
+              </w:rPr>
+              <w:t xml:space="preserve">親愛なる／相手への敬称</w:t>
+            </w:r>
+          </w:p>
+        </w:tc>
+        <w:tc>
+          <w:tcPr>
+            <w:tcW w:type="dxa" w:w="3359"/>
+            <w:tcMar>
+              <w:top w:type="dxa" w:w="60"/>
+              <w:left w:type="dxa" w:w="110"/>
+              <w:bottom w:type="dxa" w:w="60"/>
+              <w:right w:type="dxa" w:w="110"/>
+            </w:tcMar>
+          </w:tcPr>
+          <w:p>
+            <w:pPr>
+              <w:spacing w:after="0" w:before="0"/>
+            </w:pPr>
+            <w:r>
+              <w:rPr>
+                <w:rFonts w:ascii="Consolas" w:cs="Consolas" w:eastAsia="Consolas" w:hAnsi="Consolas"/>
+                <w:shd w:fill="F2F2F2" w:val="clear"/>
+              </w:rPr>
+              <w:t xml:space="preserve">GE DR OM</w:t>
+            </w:r>
+          </w:p>
+        </w:tc>
+      </w:tr>
+      <w:tr>
+        <w:trPr>
+          <w:tblHeader w:val="false"/>
+        </w:trPr>
+        <w:tc>
+          <w:tcPr>
+            <w:tcW w:type="dxa" w:w="1314"/>
+            <w:tcMar>
+              <w:top w:type="dxa" w:w="60"/>
+              <w:left w:type="dxa" w:w="110"/>
+              <w:bottom w:type="dxa" w:w="60"/>
+              <w:right w:type="dxa" w:w="110"/>
+            </w:tcMar>
+          </w:tcPr>
+          <w:p>
+            <w:pPr>
+              <w:spacing w:after="0" w:before="0"/>
+            </w:pPr>
+            <w:r>
+              <w:rPr>
+                <w:rFonts w:ascii="Consolas" w:cs="Consolas" w:eastAsia="Consolas" w:hAnsi="Consolas"/>
+                <w:shd w:fill="F2F2F2" w:val="clear"/>
+              </w:rPr>
+              <w:t xml:space="preserve">GLD</w:t>
+            </w:r>
+          </w:p>
+        </w:tc>
+        <w:tc>
+          <w:tcPr>
+            <w:tcW w:type="dxa" w:w="4965"/>
+            <w:tcMar>
+              <w:top w:type="dxa" w:w="60"/>
+              <w:left w:type="dxa" w:w="110"/>
+              <w:bottom w:type="dxa" w:w="60"/>
+              <w:right w:type="dxa" w:w="110"/>
+            </w:tcMar>
+          </w:tcPr>
+          <w:p>
+            <w:pPr>
+              <w:spacing w:after="0" w:before="0"/>
+            </w:pPr>
+            <w:r>
+              <w:rPr>
+                <w:rFonts w:ascii="Yu Gothic" w:cs="Yu Gothic" w:eastAsia="Yu Gothic" w:hAnsi="Yu Gothic"/>
+              </w:rPr>
+              <w:t xml:space="preserve">嬉しい</w:t>
+            </w:r>
+          </w:p>
+        </w:tc>
+        <w:tc>
+          <w:tcPr>
+            <w:tcW w:type="dxa" w:w="3359"/>
+            <w:tcMar>
+              <w:top w:type="dxa" w:w="60"/>
+              <w:left w:type="dxa" w:w="110"/>
+              <w:bottom w:type="dxa" w:w="60"/>
+              <w:right w:type="dxa" w:w="110"/>
+            </w:tcMar>
+          </w:tcPr>
+          <w:p>
+            <w:pPr>
+              <w:spacing w:after="0" w:before="0"/>
+            </w:pPr>
+            <w:r>
+              <w:rPr>
+                <w:rFonts w:ascii="Consolas" w:cs="Consolas" w:eastAsia="Consolas" w:hAnsi="Consolas"/>
+                <w:shd w:fill="F2F2F2" w:val="clear"/>
+              </w:rPr>
+              <w:t xml:space="preserve">GLD TO WRK U</w:t>
+            </w:r>
+          </w:p>
+        </w:tc>
+      </w:tr>
+      <w:tr>
+        <w:trPr>
+          <w:tblHeader w:val="false"/>
+        </w:trPr>
+        <w:tc>
+          <w:tcPr>
+            <w:tcW w:type="dxa" w:w="1314"/>
+            <w:tcMar>
+              <w:top w:type="dxa" w:w="60"/>
+              <w:left w:type="dxa" w:w="110"/>
+              <w:bottom w:type="dxa" w:w="60"/>
+              <w:right w:type="dxa" w:w="110"/>
+            </w:tcMar>
+          </w:tcPr>
+          <w:p>
+            <w:pPr>
+              <w:spacing w:after="0" w:before="0"/>
+            </w:pPr>
+            <w:r>
+              <w:rPr>
+                <w:rFonts w:ascii="Consolas" w:cs="Consolas" w:eastAsia="Consolas" w:hAnsi="Consolas"/>
+                <w:shd w:fill="F2F2F2" w:val="clear"/>
+              </w:rPr>
+              <w:t xml:space="preserve">PSED</w:t>
+            </w:r>
+          </w:p>
+        </w:tc>
+        <w:tc>
+          <w:tcPr>
+            <w:tcW w:type="dxa" w:w="4965"/>
+            <w:tcMar>
+              <w:top w:type="dxa" w:w="60"/>
+              <w:left w:type="dxa" w:w="110"/>
+              <w:bottom w:type="dxa" w:w="60"/>
+              <w:right w:type="dxa" w:w="110"/>
+            </w:tcMar>
+          </w:tcPr>
+          <w:p>
+            <w:pPr>
+              <w:spacing w:after="0" w:before="0"/>
+            </w:pPr>
+            <w:r>
+              <w:rPr>
+                <w:rFonts w:ascii="Yu Gothic" w:cs="Yu Gothic" w:eastAsia="Yu Gothic" w:hAnsi="Yu Gothic"/>
+              </w:rPr>
+              <w:t xml:space="preserve">嬉しい</w:t>
+            </w:r>
+          </w:p>
+        </w:tc>
+        <w:tc>
+          <w:tcPr>
+            <w:tcW w:type="dxa" w:w="3359"/>
+            <w:tcMar>
+              <w:top w:type="dxa" w:w="60"/>
+              <w:left w:type="dxa" w:w="110"/>
+              <w:bottom w:type="dxa" w:w="60"/>
+              <w:right w:type="dxa" w:w="110"/>
+            </w:tcMar>
+          </w:tcPr>
+          <w:p>
+            <w:pPr>
+              <w:spacing w:after="0" w:before="0"/>
+            </w:pPr>
+            <w:r>
+              <w:rPr>
+                <w:rFonts w:ascii="Consolas" w:cs="Consolas" w:eastAsia="Consolas" w:hAnsi="Consolas"/>
+                <w:shd w:fill="F2F2F2" w:val="clear"/>
+              </w:rPr>
+              <w:t xml:space="preserve">AM VY PSED TO SU</w:t>
+            </w:r>
+          </w:p>
+        </w:tc>
+      </w:tr>
+      <w:tr>
+        <w:trPr>
+          <w:tblHeader w:val="false"/>
+        </w:trPr>
+        <w:tc>
+          <w:tcPr>
+            <w:tcW w:type="dxa" w:w="1314"/>
+            <w:tcMar>
+              <w:top w:type="dxa" w:w="60"/>
+              <w:left w:type="dxa" w:w="110"/>
+              <w:bottom w:type="dxa" w:w="60"/>
+              <w:right w:type="dxa" w:w="110"/>
+            </w:tcMar>
+          </w:tcPr>
+          <w:p>
+            <w:pPr>
+              <w:spacing w:after="0" w:before="0"/>
+            </w:pPr>
+            <w:r>
+              <w:rPr>
+                <w:rFonts w:ascii="Consolas" w:cs="Consolas" w:eastAsia="Consolas" w:hAnsi="Consolas"/>
+                <w:shd w:fill="F2F2F2" w:val="clear"/>
+              </w:rPr>
+              <w:t xml:space="preserve">UFB</w:t>
+            </w:r>
+            <w:r>
+              <w:rPr>
+                <w:rFonts w:ascii="Yu Gothic" w:cs="Yu Gothic" w:eastAsia="Yu Gothic" w:hAnsi="Yu Gothic"/>
+              </w:rPr>
+              <w:t xml:space="preserve"> / </w:t>
+            </w:r>
+            <w:r>
+              <w:rPr>
+                <w:rFonts w:ascii="Consolas" w:cs="Consolas" w:eastAsia="Consolas" w:hAnsi="Consolas"/>
+                <w:shd w:fill="F2F2F2" w:val="clear"/>
+              </w:rPr>
+              <w:t xml:space="preserve">VFB</w:t>
+            </w:r>
+          </w:p>
+        </w:tc>
+        <w:tc>
+          <w:tcPr>
+            <w:tcW w:type="dxa" w:w="4965"/>
+            <w:tcMar>
+              <w:top w:type="dxa" w:w="60"/>
+              <w:left w:type="dxa" w:w="110"/>
+              <w:bottom w:type="dxa" w:w="60"/>
+              <w:right w:type="dxa" w:w="110"/>
+            </w:tcMar>
+          </w:tcPr>
+          <w:p>
+            <w:pPr>
+              <w:spacing w:after="0" w:before="0"/>
+            </w:pPr>
+            <w:r>
+              <w:rPr>
+                <w:rFonts w:ascii="Yu Gothic" w:cs="Yu Gothic" w:eastAsia="Yu Gothic" w:hAnsi="Yu Gothic"/>
+              </w:rPr>
+              <w:t xml:space="preserve">この上なく／たいへん素晴らしい</w:t>
+            </w:r>
+          </w:p>
+        </w:tc>
+        <w:tc>
+          <w:tcPr>
+            <w:tcW w:type="dxa" w:w="3359"/>
+            <w:tcMar>
+              <w:top w:type="dxa" w:w="60"/>
+              <w:left w:type="dxa" w:w="110"/>
+              <w:bottom w:type="dxa" w:w="60"/>
+              <w:right w:type="dxa" w:w="110"/>
+            </w:tcMar>
+          </w:tcPr>
+          <w:p>
+            <w:pPr>
+              <w:spacing w:after="0" w:before="0"/>
+            </w:pPr>
+            <w:r>
+              <w:rPr>
+                <w:rFonts w:ascii="Consolas" w:cs="Consolas" w:eastAsia="Consolas" w:hAnsi="Consolas"/>
+                <w:shd w:fill="F2F2F2" w:val="clear"/>
+              </w:rPr>
+              <w:t xml:space="preserve">UR SIG UFB HR</w:t>
+            </w:r>
+          </w:p>
+        </w:tc>
+      </w:tr>
+      <w:tr>
+        <w:trPr>
+          <w:tblHeader w:val="false"/>
+        </w:trPr>
+        <w:tc>
+          <w:tcPr>
+            <w:tcW w:type="dxa" w:w="1314"/>
+            <w:tcMar>
+              <w:top w:type="dxa" w:w="60"/>
+              <w:left w:type="dxa" w:w="110"/>
+              <w:bottom w:type="dxa" w:w="60"/>
+              <w:right w:type="dxa" w:w="110"/>
+            </w:tcMar>
+          </w:tcPr>
+          <w:p>
+            <w:pPr>
+              <w:spacing w:after="0" w:before="0"/>
+            </w:pPr>
+            <w:r>
+              <w:rPr>
+                <w:rFonts w:ascii="Consolas" w:cs="Consolas" w:eastAsia="Consolas" w:hAnsi="Consolas"/>
+                <w:shd w:fill="F2F2F2" w:val="clear"/>
+              </w:rPr>
+              <w:t xml:space="preserve">BTW</w:t>
+            </w:r>
+          </w:p>
+        </w:tc>
+        <w:tc>
+          <w:tcPr>
+            <w:tcW w:type="dxa" w:w="4965"/>
+            <w:tcMar>
+              <w:top w:type="dxa" w:w="60"/>
+              <w:left w:type="dxa" w:w="110"/>
+              <w:bottom w:type="dxa" w:w="60"/>
+              <w:right w:type="dxa" w:w="110"/>
+            </w:tcMar>
+          </w:tcPr>
+          <w:p>
+            <w:pPr>
+              <w:spacing w:after="0" w:before="0"/>
+            </w:pPr>
+            <w:r>
+              <w:rPr>
+                <w:rFonts w:ascii="Yu Gothic" w:cs="Yu Gothic" w:eastAsia="Yu Gothic" w:hAnsi="Yu Gothic"/>
+              </w:rPr>
+              <w:t xml:space="preserve">ところで</w:t>
+            </w:r>
+          </w:p>
+        </w:tc>
+        <w:tc>
+          <w:tcPr>
+            <w:tcW w:type="dxa" w:w="3359"/>
+            <w:tcMar>
+              <w:top w:type="dxa" w:w="60"/>
+              <w:left w:type="dxa" w:w="110"/>
+              <w:bottom w:type="dxa" w:w="60"/>
+              <w:right w:type="dxa" w:w="110"/>
+            </w:tcMar>
+          </w:tcPr>
+          <w:p>
+            <w:pPr>
+              <w:spacing w:after="0" w:before="0"/>
+            </w:pPr>
+            <w:r>
+              <w:rPr>
+                <w:rFonts w:ascii="Consolas" w:cs="Consolas" w:eastAsia="Consolas" w:hAnsi="Consolas"/>
+                <w:shd w:fill="F2F2F2" w:val="clear"/>
+              </w:rPr>
+              <w:t xml:space="preserve">BTW = UR SIG FB</w:t>
+            </w:r>
+          </w:p>
+        </w:tc>
+      </w:tr>
+      <w:tr>
+        <w:trPr>
+          <w:tblHeader w:val="false"/>
+        </w:trPr>
+        <w:tc>
+          <w:tcPr>
+            <w:tcW w:type="dxa" w:w="1314"/>
+            <w:tcMar>
+              <w:top w:type="dxa" w:w="60"/>
+              <w:left w:type="dxa" w:w="110"/>
+              <w:bottom w:type="dxa" w:w="60"/>
+              <w:right w:type="dxa" w:w="110"/>
+            </w:tcMar>
+          </w:tcPr>
+          <w:p>
+            <w:pPr>
+              <w:spacing w:after="0" w:before="0"/>
+            </w:pPr>
+            <w:r>
+              <w:rPr>
+                <w:rFonts w:ascii="Consolas" w:cs="Consolas" w:eastAsia="Consolas" w:hAnsi="Consolas"/>
+                <w:shd w:fill="F2F2F2" w:val="clear"/>
+              </w:rPr>
+              <w:t xml:space="preserve">SA</w:t>
+            </w:r>
+          </w:p>
+        </w:tc>
+        <w:tc>
+          <w:tcPr>
+            <w:tcW w:type="dxa" w:w="4965"/>
+            <w:tcMar>
+              <w:top w:type="dxa" w:w="60"/>
+              <w:left w:type="dxa" w:w="110"/>
+              <w:bottom w:type="dxa" w:w="60"/>
+              <w:right w:type="dxa" w:w="110"/>
+            </w:tcMar>
+          </w:tcPr>
+          <w:p>
+            <w:pPr>
+              <w:spacing w:after="0" w:before="0"/>
+            </w:pPr>
+            <w:r>
+              <w:rPr>
+                <w:rFonts w:ascii="Yu Gothic" w:cs="Yu Gothic" w:eastAsia="Yu Gothic" w:hAnsi="Yu Gothic"/>
+              </w:rPr>
+              <w:t xml:space="preserve">ねえ・それでは</w:t>
+            </w:r>
+          </w:p>
+        </w:tc>
+        <w:tc>
+          <w:tcPr>
+            <w:tcW w:type="dxa" w:w="3359"/>
+            <w:tcMar>
+              <w:top w:type="dxa" w:w="60"/>
+              <w:left w:type="dxa" w:w="110"/>
+              <w:bottom w:type="dxa" w:w="60"/>
+              <w:right w:type="dxa" w:w="110"/>
+            </w:tcMar>
+          </w:tcPr>
+          <w:p>
+            <w:pPr>
+              <w:spacing w:after="0" w:before="0"/>
+            </w:pPr>
+            <w:r>
+              <w:rPr>
+                <w:rFonts w:ascii="Consolas" w:cs="Consolas" w:eastAsia="Consolas" w:hAnsi="Consolas"/>
+                <w:shd w:fill="F2F2F2" w:val="clear"/>
+              </w:rPr>
+              <w:t xml:space="preserve">NW QRU SA 73 SK</w:t>
+            </w:r>
+          </w:p>
+        </w:tc>
+      </w:tr>
+      <w:tr>
+        <w:trPr>
+          <w:tblHeader w:val="false"/>
+        </w:trPr>
+        <w:tc>
+          <w:tcPr>
+            <w:tcW w:type="dxa" w:w="1314"/>
+            <w:tcMar>
+              <w:top w:type="dxa" w:w="60"/>
+              <w:left w:type="dxa" w:w="110"/>
+              <w:bottom w:type="dxa" w:w="60"/>
+              <w:right w:type="dxa" w:w="110"/>
+            </w:tcMar>
+          </w:tcPr>
+          <w:p>
+            <w:pPr>
+              <w:spacing w:after="0" w:before="0"/>
+            </w:pPr>
+            <w:r>
+              <w:rPr>
+                <w:rFonts w:ascii="Consolas" w:cs="Consolas" w:eastAsia="Consolas" w:hAnsi="Consolas"/>
+                <w:shd w:fill="F2F2F2" w:val="clear"/>
+              </w:rPr>
+              <w:t xml:space="preserve">WL</w:t>
+            </w:r>
+          </w:p>
+        </w:tc>
+        <w:tc>
+          <w:tcPr>
+            <w:tcW w:type="dxa" w:w="4965"/>
+            <w:tcMar>
+              <w:top w:type="dxa" w:w="60"/>
+              <w:left w:type="dxa" w:w="110"/>
+              <w:bottom w:type="dxa" w:w="60"/>
+              <w:right w:type="dxa" w:w="110"/>
+            </w:tcMar>
+          </w:tcPr>
+          <w:p>
+            <w:pPr>
+              <w:spacing w:after="0" w:before="0"/>
+            </w:pPr>
+            <w:r>
+              <w:rPr>
+                <w:rFonts w:ascii="Yu Gothic" w:cs="Yu Gothic" w:eastAsia="Yu Gothic" w:hAnsi="Yu Gothic"/>
+              </w:rPr>
+              <w:t xml:space="preserve">では・さて（話の切り替え）</w:t>
+            </w:r>
+          </w:p>
+        </w:tc>
+        <w:tc>
+          <w:tcPr>
+            <w:tcW w:type="dxa" w:w="3359"/>
+            <w:tcMar>
+              <w:top w:type="dxa" w:w="60"/>
+              <w:left w:type="dxa" w:w="110"/>
+              <w:bottom w:type="dxa" w:w="60"/>
+              <w:right w:type="dxa" w:w="110"/>
+            </w:tcMar>
+          </w:tcPr>
+          <w:p>
+            <w:pPr>
+              <w:spacing w:after="0" w:before="0"/>
+            </w:pPr>
+            <w:r>
+              <w:rPr>
+                <w:rFonts w:ascii="Consolas" w:cs="Consolas" w:eastAsia="Consolas" w:hAnsi="Consolas"/>
+                <w:shd w:fill="F2F2F2" w:val="clear"/>
+              </w:rPr>
+              <w:t xml:space="preserve">WL = ITS TIME TO QRT</w:t>
+            </w:r>
+          </w:p>
+        </w:tc>
+      </w:tr>
+      <w:tr>
+        <w:trPr>
+          <w:tblHeader w:val="false"/>
+        </w:trPr>
+        <w:tc>
+          <w:tcPr>
+            <w:tcW w:type="dxa" w:w="1314"/>
+            <w:tcMar>
+              <w:top w:type="dxa" w:w="60"/>
+              <w:left w:type="dxa" w:w="110"/>
+              <w:bottom w:type="dxa" w:w="60"/>
+              <w:right w:type="dxa" w:w="110"/>
+            </w:tcMar>
+          </w:tcPr>
+          <w:p>
+            <w:pPr>
+              <w:spacing w:after="0" w:before="0"/>
+            </w:pPr>
+            <w:r>
+              <w:rPr>
+                <w:rFonts w:ascii="Consolas" w:cs="Consolas" w:eastAsia="Consolas" w:hAnsi="Consolas"/>
+                <w:shd w:fill="F2F2F2" w:val="clear"/>
+              </w:rPr>
+              <w:t xml:space="preserve">WUD</w:t>
+            </w:r>
+          </w:p>
+        </w:tc>
+        <w:tc>
+          <w:tcPr>
+            <w:tcW w:type="dxa" w:w="4965"/>
+            <w:tcMar>
+              <w:top w:type="dxa" w:w="60"/>
+              <w:left w:type="dxa" w:w="110"/>
+              <w:bottom w:type="dxa" w:w="60"/>
+              <w:right w:type="dxa" w:w="110"/>
+            </w:tcMar>
+          </w:tcPr>
+          <w:p>
+            <w:pPr>
+              <w:spacing w:after="0" w:before="0"/>
+            </w:pPr>
+            <w:r>
+              <w:rPr>
+                <w:rFonts w:ascii="Yu Gothic" w:cs="Yu Gothic" w:eastAsia="Yu Gothic" w:hAnsi="Yu Gothic"/>
+              </w:rPr>
+              <w:t xml:space="preserve">〜したいのですが</w:t>
+            </w:r>
+          </w:p>
+        </w:tc>
+        <w:tc>
+          <w:tcPr>
+            <w:tcW w:type="dxa" w:w="3359"/>
+            <w:tcMar>
+              <w:top w:type="dxa" w:w="60"/>
+              <w:left w:type="dxa" w:w="110"/>
+              <w:bottom w:type="dxa" w:w="60"/>
+              <w:right w:type="dxa" w:w="110"/>
+            </w:tcMar>
+          </w:tcPr>
+          <w:p>
+            <w:pPr>
+              <w:spacing w:after="0" w:before="0"/>
+            </w:pPr>
+            <w:r>
+              <w:rPr>
+                <w:rFonts w:ascii="Consolas" w:cs="Consolas" w:eastAsia="Consolas" w:hAnsi="Consolas"/>
+                <w:shd w:fill="F2F2F2" w:val="clear"/>
+              </w:rPr>
+              <w:t xml:space="preserve">I WUD LIKE TO WRK U AGN</w:t>
+            </w:r>
+          </w:p>
+        </w:tc>
+      </w:tr>
+      <w:tr>
+        <w:trPr>
+          <w:tblHeader w:val="false"/>
+        </w:trPr>
+        <w:tc>
+          <w:tcPr>
+            <w:tcW w:type="dxa" w:w="1314"/>
+            <w:tcMar>
+              <w:top w:type="dxa" w:w="60"/>
+              <w:left w:type="dxa" w:w="110"/>
+              <w:bottom w:type="dxa" w:w="60"/>
+              <w:right w:type="dxa" w:w="110"/>
+            </w:tcMar>
+          </w:tcPr>
+          <w:p>
+            <w:pPr>
+              <w:spacing w:after="0" w:before="0"/>
+            </w:pPr>
+            <w:r>
+              <w:rPr>
+                <w:rFonts w:ascii="Consolas" w:cs="Consolas" w:eastAsia="Consolas" w:hAnsi="Consolas"/>
+                <w:shd w:fill="F2F2F2" w:val="clear"/>
+              </w:rPr>
+              <w:t xml:space="preserve">C</w:t>
+            </w:r>
+          </w:p>
+        </w:tc>
+        <w:tc>
+          <w:tcPr>
+            <w:tcW w:type="dxa" w:w="4965"/>
+            <w:tcMar>
+              <w:top w:type="dxa" w:w="60"/>
+              <w:left w:type="dxa" w:w="110"/>
+              <w:bottom w:type="dxa" w:w="60"/>
+              <w:right w:type="dxa" w:w="110"/>
+            </w:tcMar>
+          </w:tcPr>
+          <w:p>
+            <w:pPr>
+              <w:spacing w:after="0" w:before="0"/>
+            </w:pPr>
+            <w:r>
+              <w:rPr>
+                <w:rFonts w:ascii="Yu Gothic" w:cs="Yu Gothic" w:eastAsia="Yu Gothic" w:hAnsi="Yu Gothic"/>
+              </w:rPr>
+              <w:t xml:space="preserve">はい・そのとおり</w:t>
+            </w:r>
+          </w:p>
+        </w:tc>
+        <w:tc>
+          <w:tcPr>
+            <w:tcW w:type="dxa" w:w="3359"/>
+            <w:tcMar>
+              <w:top w:type="dxa" w:w="60"/>
+              <w:left w:type="dxa" w:w="110"/>
+              <w:bottom w:type="dxa" w:w="60"/>
+              <w:right w:type="dxa" w:w="110"/>
+            </w:tcMar>
+          </w:tcPr>
+          <w:p>
+            <w:pPr>
+              <w:spacing w:after="0" w:before="0"/>
+            </w:pPr>
+            <w:r>
+              <w:rPr>
+                <w:rFonts w:ascii="Consolas" w:cs="Consolas" w:eastAsia="Consolas" w:hAnsi="Consolas"/>
+                <w:shd w:fill="F2F2F2" w:val="clear"/>
+              </w:rPr>
+              <w:t xml:space="preserve">C BK</w:t>
+            </w:r>
+          </w:p>
+        </w:tc>
+      </w:tr>
+      <w:tr>
+        <w:trPr>
+          <w:tblHeader w:val="false"/>
+        </w:trPr>
+        <w:tc>
+          <w:tcPr>
+            <w:tcW w:type="dxa" w:w="1314"/>
+            <w:tcMar>
+              <w:top w:type="dxa" w:w="60"/>
+              <w:left w:type="dxa" w:w="110"/>
+              <w:bottom w:type="dxa" w:w="60"/>
+              <w:right w:type="dxa" w:w="110"/>
+            </w:tcMar>
+          </w:tcPr>
+          <w:p>
+            <w:pPr>
+              <w:spacing w:after="0" w:before="0"/>
+            </w:pPr>
+            <w:r>
+              <w:rPr>
+                <w:rFonts w:ascii="Consolas" w:cs="Consolas" w:eastAsia="Consolas" w:hAnsi="Consolas"/>
+                <w:shd w:fill="F2F2F2" w:val="clear"/>
+              </w:rPr>
+              <w:t xml:space="preserve">MOM</w:t>
+            </w:r>
+            <w:r>
+              <w:rPr>
+                <w:rFonts w:ascii="Yu Gothic" w:cs="Yu Gothic" w:eastAsia="Yu Gothic" w:hAnsi="Yu Gothic"/>
+              </w:rPr>
+              <w:t xml:space="preserve"> / </w:t>
+            </w:r>
+            <w:r>
+              <w:rPr>
+                <w:rFonts w:ascii="Consolas" w:cs="Consolas" w:eastAsia="Consolas" w:hAnsi="Consolas"/>
+                <w:shd w:fill="F2F2F2" w:val="clear"/>
+              </w:rPr>
+              <w:t xml:space="preserve">AS</w:t>
+            </w:r>
+          </w:p>
+        </w:tc>
+        <w:tc>
+          <w:tcPr>
+            <w:tcW w:type="dxa" w:w="4965"/>
+            <w:tcMar>
+              <w:top w:type="dxa" w:w="60"/>
+              <w:left w:type="dxa" w:w="110"/>
+              <w:bottom w:type="dxa" w:w="60"/>
+              <w:right w:type="dxa" w:w="110"/>
+            </w:tcMar>
+          </w:tcPr>
+          <w:p>
+            <w:pPr>
+              <w:spacing w:after="0" w:before="0"/>
+            </w:pPr>
+            <w:r>
+              <w:rPr>
+                <w:rFonts w:ascii="Yu Gothic" w:cs="Yu Gothic" w:eastAsia="Yu Gothic" w:hAnsi="Yu Gothic"/>
+              </w:rPr>
+              <w:t xml:space="preserve">少しお待ちください</w:t>
+            </w:r>
+          </w:p>
+        </w:tc>
+        <w:tc>
+          <w:tcPr>
+            <w:tcW w:type="dxa" w:w="3359"/>
+            <w:tcMar>
+              <w:top w:type="dxa" w:w="60"/>
+              <w:left w:type="dxa" w:w="110"/>
+              <w:bottom w:type="dxa" w:w="60"/>
+              <w:right w:type="dxa" w:w="110"/>
+            </w:tcMar>
+          </w:tcPr>
+          <w:p>
+            <w:pPr>
+              <w:spacing w:after="0" w:before="0"/>
+            </w:pPr>
+            <w:r>
+              <w:rPr>
+                <w:rFonts w:ascii="Consolas" w:cs="Consolas" w:eastAsia="Consolas" w:hAnsi="Consolas"/>
+                <w:shd w:fill="F2F2F2" w:val="clear"/>
+              </w:rPr>
+              <w:t xml:space="preserve">MOM PSE</w:t>
+            </w:r>
+          </w:p>
+        </w:tc>
+      </w:tr>
+      <w:tr>
+        <w:trPr>
+          <w:tblHeader w:val="false"/>
+        </w:trPr>
+        <w:tc>
+          <w:tcPr>
+            <w:tcW w:type="dxa" w:w="1314"/>
+            <w:tcMar>
+              <w:top w:type="dxa" w:w="60"/>
+              <w:left w:type="dxa" w:w="110"/>
+              <w:bottom w:type="dxa" w:w="60"/>
+              <w:right w:type="dxa" w:w="110"/>
+            </w:tcMar>
+          </w:tcPr>
+          <w:p>
+            <w:pPr>
+              <w:spacing w:after="0" w:before="0"/>
+            </w:pPr>
+            <w:r>
+              <w:rPr>
+                <w:rFonts w:ascii="Consolas" w:cs="Consolas" w:eastAsia="Consolas" w:hAnsi="Consolas"/>
+                <w:shd w:fill="F2F2F2" w:val="clear"/>
+              </w:rPr>
+              <w:t xml:space="preserve">BTU</w:t>
+            </w:r>
+          </w:p>
+        </w:tc>
+        <w:tc>
+          <w:tcPr>
+            <w:tcW w:type="dxa" w:w="4965"/>
+            <w:tcMar>
+              <w:top w:type="dxa" w:w="60"/>
+              <w:left w:type="dxa" w:w="110"/>
+              <w:bottom w:type="dxa" w:w="60"/>
+              <w:right w:type="dxa" w:w="110"/>
+            </w:tcMar>
+          </w:tcPr>
+          <w:p>
+            <w:pPr>
+              <w:spacing w:after="0" w:before="0"/>
+            </w:pPr>
+            <w:r>
+              <w:rPr>
+                <w:rFonts w:ascii="Yu Gothic" w:cs="Yu Gothic" w:eastAsia="Yu Gothic" w:hAnsi="Yu Gothic"/>
+              </w:rPr>
+              <w:t xml:space="preserve">あなたにお返しします</w:t>
+            </w:r>
+          </w:p>
+        </w:tc>
+        <w:tc>
+          <w:tcPr>
+            <w:tcW w:type="dxa" w:w="3359"/>
+            <w:tcMar>
+              <w:top w:type="dxa" w:w="60"/>
+              <w:left w:type="dxa" w:w="110"/>
+              <w:bottom w:type="dxa" w:w="60"/>
+              <w:right w:type="dxa" w:w="110"/>
+            </w:tcMar>
+          </w:tcPr>
+          <w:p>
+            <w:pPr>
+              <w:spacing w:after="0" w:before="0"/>
+            </w:pPr>
+            <w:r>
+              <w:rPr>
+                <w:rFonts w:ascii="Consolas" w:cs="Consolas" w:eastAsia="Consolas" w:hAnsi="Consolas"/>
+                <w:shd w:fill="F2F2F2" w:val="clear"/>
+              </w:rPr>
+              <w:t xml:space="preserve">BTU JA1ABC DE JH1XYZ KN</w:t>
+            </w:r>
+          </w:p>
+        </w:tc>
+      </w:tr>
+      <w:tr>
+        <w:trPr>
+          <w:tblHeader w:val="false"/>
+        </w:trPr>
+        <w:tc>
+          <w:tcPr>
+            <w:tcW w:type="dxa" w:w="1314"/>
+            <w:tcMar>
+              <w:top w:type="dxa" w:w="60"/>
+              <w:left w:type="dxa" w:w="110"/>
+              <w:bottom w:type="dxa" w:w="60"/>
+              <w:right w:type="dxa" w:w="110"/>
+            </w:tcMar>
+          </w:tcPr>
+          <w:p>
+            <w:pPr>
+              <w:spacing w:after="0" w:before="0"/>
+            </w:pPr>
+            <w:r>
+              <w:rPr>
+                <w:rFonts w:ascii="Consolas" w:cs="Consolas" w:eastAsia="Consolas" w:hAnsi="Consolas"/>
+                <w:shd w:fill="F2F2F2" w:val="clear"/>
+              </w:rPr>
+              <w:t xml:space="preserve">CFM</w:t>
+            </w:r>
+          </w:p>
+        </w:tc>
+        <w:tc>
+          <w:tcPr>
+            <w:tcW w:type="dxa" w:w="4965"/>
+            <w:tcMar>
+              <w:top w:type="dxa" w:w="60"/>
+              <w:left w:type="dxa" w:w="110"/>
+              <w:bottom w:type="dxa" w:w="60"/>
+              <w:right w:type="dxa" w:w="110"/>
+            </w:tcMar>
+          </w:tcPr>
+          <w:p>
+            <w:pPr>
+              <w:spacing w:after="0" w:before="0"/>
+            </w:pPr>
+            <w:r>
+              <w:rPr>
+                <w:rFonts w:ascii="Yu Gothic" w:cs="Yu Gothic" w:eastAsia="Yu Gothic" w:hAnsi="Yu Gothic"/>
+              </w:rPr>
+              <w:t xml:space="preserve">確認してください</w:t>
+            </w:r>
+          </w:p>
+        </w:tc>
+        <w:tc>
+          <w:tcPr>
+            <w:tcW w:type="dxa" w:w="3359"/>
+            <w:tcMar>
+              <w:top w:type="dxa" w:w="60"/>
+              <w:left w:type="dxa" w:w="110"/>
+              <w:bottom w:type="dxa" w:w="60"/>
+              <w:right w:type="dxa" w:w="110"/>
+            </w:tcMar>
+          </w:tcPr>
+          <w:p>
+            <w:pPr>
+              <w:spacing w:after="0" w:before="0"/>
+            </w:pPr>
+            <w:r>
+              <w:rPr>
+                <w:rFonts w:ascii="Consolas" w:cs="Consolas" w:eastAsia="Consolas" w:hAnsi="Consolas"/>
+                <w:shd w:fill="F2F2F2" w:val="clear"/>
+              </w:rPr>
+              <w:t xml:space="preserve">PSE CFM MI CALL</w:t>
+            </w:r>
+          </w:p>
+        </w:tc>
+      </w:tr>
+      <w:tr>
+        <w:trPr>
+          <w:tblHeader w:val="false"/>
+        </w:trPr>
+        <w:tc>
+          <w:tcPr>
+            <w:tcW w:type="dxa" w:w="1314"/>
+            <w:tcMar>
+              <w:top w:type="dxa" w:w="60"/>
+              <w:left w:type="dxa" w:w="110"/>
+              <w:bottom w:type="dxa" w:w="60"/>
+              <w:right w:type="dxa" w:w="110"/>
+            </w:tcMar>
+          </w:tcPr>
+          <w:p>
+            <w:pPr>
+              <w:spacing w:after="0" w:before="0"/>
+            </w:pPr>
+            <w:r>
+              <w:rPr>
+                <w:rFonts w:ascii="Consolas" w:cs="Consolas" w:eastAsia="Consolas" w:hAnsi="Consolas"/>
+                <w:shd w:fill="F2F2F2" w:val="clear"/>
+              </w:rPr>
+              <w:t xml:space="preserve">CL</w:t>
+            </w:r>
+          </w:p>
+        </w:tc>
+        <w:tc>
+          <w:tcPr>
+            <w:tcW w:type="dxa" w:w="4965"/>
+            <w:tcMar>
+              <w:top w:type="dxa" w:w="60"/>
+              <w:left w:type="dxa" w:w="110"/>
+              <w:bottom w:type="dxa" w:w="60"/>
+              <w:right w:type="dxa" w:w="110"/>
+            </w:tcMar>
+          </w:tcPr>
+          <w:p>
+            <w:pPr>
+              <w:spacing w:after="0" w:before="0"/>
+            </w:pPr>
+            <w:r>
+              <w:rPr>
+                <w:rFonts w:ascii="Yu Gothic" w:cs="Yu Gothic" w:eastAsia="Yu Gothic" w:hAnsi="Yu Gothic"/>
+              </w:rPr>
+              <w:t xml:space="preserve">閉局します（もう呼ばないでほしい）</w:t>
+            </w:r>
+          </w:p>
+        </w:tc>
+        <w:tc>
+          <w:tcPr>
+            <w:tcW w:type="dxa" w:w="3359"/>
+            <w:tcMar>
+              <w:top w:type="dxa" w:w="60"/>
+              <w:left w:type="dxa" w:w="110"/>
+              <w:bottom w:type="dxa" w:w="60"/>
+              <w:right w:type="dxa" w:w="110"/>
+            </w:tcMar>
+          </w:tcPr>
+          <w:p>
+            <w:pPr>
+              <w:spacing w:after="0" w:before="0"/>
+            </w:pPr>
+            <w:r>
+              <w:rPr>
+                <w:rFonts w:ascii="Consolas" w:cs="Consolas" w:eastAsia="Consolas" w:hAnsi="Consolas"/>
+                <w:shd w:fill="F2F2F2" w:val="clear"/>
+              </w:rPr>
+              <w:t xml:space="preserve">73 &lt;SK&gt; DE JA1ABC CL</w:t>
+            </w:r>
+          </w:p>
+        </w:tc>
+      </w:tr>
+      <w:tr>
+        <w:trPr>
+          <w:tblHeader w:val="false"/>
+        </w:trPr>
+        <w:tc>
+          <w:tcPr>
+            <w:tcW w:type="dxa" w:w="1314"/>
+            <w:tcMar>
+              <w:top w:type="dxa" w:w="60"/>
+              <w:left w:type="dxa" w:w="110"/>
+              <w:bottom w:type="dxa" w:w="60"/>
+              <w:right w:type="dxa" w:w="110"/>
+            </w:tcMar>
+          </w:tcPr>
+          <w:p>
+            <w:pPr>
+              <w:spacing w:after="0" w:before="0"/>
+            </w:pPr>
+            <w:r>
+              <w:rPr>
+                <w:rFonts w:ascii="Consolas" w:cs="Consolas" w:eastAsia="Consolas" w:hAnsi="Consolas"/>
+                <w:shd w:fill="F2F2F2" w:val="clear"/>
+              </w:rPr>
+              <w:t xml:space="preserve">BCNU</w:t>
+            </w:r>
+          </w:p>
+        </w:tc>
+        <w:tc>
+          <w:tcPr>
+            <w:tcW w:type="dxa" w:w="4965"/>
+            <w:tcMar>
+              <w:top w:type="dxa" w:w="60"/>
+              <w:left w:type="dxa" w:w="110"/>
+              <w:bottom w:type="dxa" w:w="60"/>
+              <w:right w:type="dxa" w:w="110"/>
+            </w:tcMar>
+          </w:tcPr>
+          <w:p>
+            <w:pPr>
+              <w:spacing w:after="0" w:before="0"/>
+            </w:pPr>
+            <w:r>
+              <w:rPr>
+                <w:rFonts w:ascii="Yu Gothic" w:cs="Yu Gothic" w:eastAsia="Yu Gothic" w:hAnsi="Yu Gothic"/>
+              </w:rPr>
+              <w:t xml:space="preserve">またお会いしましょう</w:t>
+            </w:r>
+          </w:p>
+        </w:tc>
+        <w:tc>
+          <w:tcPr>
+            <w:tcW w:type="dxa" w:w="3359"/>
+            <w:tcMar>
+              <w:top w:type="dxa" w:w="60"/>
+              <w:left w:type="dxa" w:w="110"/>
+              <w:bottom w:type="dxa" w:w="60"/>
+              <w:right w:type="dxa" w:w="110"/>
+            </w:tcMar>
+          </w:tcPr>
+          <w:p>
+            <w:pPr>
+              <w:spacing w:after="0" w:before="0"/>
+            </w:pPr>
+            <w:r>
+              <w:rPr>
+                <w:rFonts w:ascii="Consolas" w:cs="Consolas" w:eastAsia="Consolas" w:hAnsi="Consolas"/>
+                <w:shd w:fill="F2F2F2" w:val="clear"/>
+              </w:rPr>
+              <w:t xml:space="preserve">73 ES BCNU</w:t>
+            </w:r>
+          </w:p>
+        </w:tc>
+      </w:tr>
+      <w:tr>
+        <w:trPr>
+          <w:tblHeader w:val="false"/>
+        </w:trPr>
+        <w:tc>
+          <w:tcPr>
+            <w:tcW w:type="dxa" w:w="1314"/>
+            <w:tcMar>
+              <w:top w:type="dxa" w:w="60"/>
+              <w:left w:type="dxa" w:w="110"/>
+              <w:bottom w:type="dxa" w:w="60"/>
+              <w:right w:type="dxa" w:w="110"/>
+            </w:tcMar>
+          </w:tcPr>
+          <w:p>
+            <w:pPr>
+              <w:spacing w:after="0" w:before="0"/>
+            </w:pPr>
+            <w:r>
+              <w:rPr>
+                <w:rFonts w:ascii="Consolas" w:cs="Consolas" w:eastAsia="Consolas" w:hAnsi="Consolas"/>
+                <w:shd w:fill="F2F2F2" w:val="clear"/>
+              </w:rPr>
+              <w:t xml:space="preserve">SN</w:t>
+            </w:r>
+          </w:p>
+        </w:tc>
+        <w:tc>
+          <w:tcPr>
+            <w:tcW w:type="dxa" w:w="4965"/>
+            <w:tcMar>
+              <w:top w:type="dxa" w:w="60"/>
+              <w:left w:type="dxa" w:w="110"/>
+              <w:bottom w:type="dxa" w:w="60"/>
+              <w:right w:type="dxa" w:w="110"/>
+            </w:tcMar>
+          </w:tcPr>
+          <w:p>
+            <w:pPr>
+              <w:spacing w:after="0" w:before="0"/>
+            </w:pPr>
+            <w:r>
+              <w:rPr>
+                <w:rFonts w:ascii="Yu Gothic" w:cs="Yu Gothic" w:eastAsia="Yu Gothic" w:hAnsi="Yu Gothic"/>
+              </w:rPr>
+              <w:t xml:space="preserve">まもなく</w:t>
+            </w:r>
+          </w:p>
+        </w:tc>
+        <w:tc>
+          <w:tcPr>
+            <w:tcW w:type="dxa" w:w="3359"/>
+            <w:tcMar>
+              <w:top w:type="dxa" w:w="60"/>
+              <w:left w:type="dxa" w:w="110"/>
+              <w:bottom w:type="dxa" w:w="60"/>
+              <w:right w:type="dxa" w:w="110"/>
+            </w:tcMar>
+          </w:tcPr>
+          <w:p>
+            <w:pPr>
+              <w:spacing w:after="0" w:before="0"/>
+            </w:pPr>
+            <w:r>
+              <w:rPr>
+                <w:rFonts w:ascii="Consolas" w:cs="Consolas" w:eastAsia="Consolas" w:hAnsi="Consolas"/>
+                <w:shd w:fill="F2F2F2" w:val="clear"/>
+              </w:rPr>
+              <w:t xml:space="preserve">I WL CU VY SN</w:t>
+            </w:r>
+          </w:p>
+        </w:tc>
+      </w:tr>
+    </w:tbl>
+    <w:p>
+      <w:pPr>
+        <w:spacing w:after="220"/>
+      </w:pPr>
+    </w:p>
+    <w:p>
+      <w:pPr>
+        <w:spacing w:after="160" w:line="330"/>
+      </w:pPr>
+      <w:r>
+        <w:rPr>
+          <w:rFonts w:ascii="Yu Gothic" w:cs="Yu Gothic" w:eastAsia="Yu Gothic" w:hAnsi="Yu Gothic"/>
+          <w:b/>
+          <w:bCs/>
+        </w:rPr>
+        <w:t xml:space="preserve">「完全に取れた」と伝える</w:t>
+      </w:r>
+    </w:p>
+    <w:p>
+      <w:pPr>
+        <w:spacing w:after="160" w:line="330"/>
+      </w:pPr>
+      <w:r>
+        <w:rPr>
+          <w:rFonts w:ascii="Consolas" w:cs="Consolas" w:eastAsia="Consolas" w:hAnsi="Consolas"/>
+          <w:shd w:fill="F2F2F2" w:val="clear"/>
+        </w:rPr>
+        <w:t xml:space="preserve">R</w:t>
+      </w:r>
+      <w:r>
+        <w:rPr>
+          <w:rFonts w:ascii="Yu Gothic" w:cs="Yu Gothic" w:eastAsia="Yu Gothic" w:hAnsi="Yu Gothic"/>
+        </w:rPr>
+        <w:t xml:space="preserve">（了解）の一歩先で、</w:t>
+      </w:r>
+      <w:r>
+        <w:rPr>
+          <w:rFonts w:ascii="Yu Gothic" w:cs="Yu Gothic" w:eastAsia="Yu Gothic" w:hAnsi="Yu Gothic"/>
+          <w:b/>
+          <w:bCs/>
+        </w:rPr>
+        <w:t xml:space="preserve">どのくらい取れたか</w:t>
+      </w:r>
+      <w:r>
+        <w:rPr>
+          <w:rFonts w:ascii="Yu Gothic" w:cs="Yu Gothic" w:eastAsia="Yu Gothic" w:hAnsi="Yu Gothic"/>
+        </w:rPr>
+        <w:t xml:space="preserve">まで伝えられます。</w:t>
+      </w:r>
+    </w:p>
+    <w:tbl>
+      <w:tblPr>
+        <w:tblW w:type="dxa" w:w="9638"/>
+        <w:tblBorders>
+          <w:top w:val="single" w:color="BFBFBF" w:sz="4"/>
+          <w:left w:val="single" w:color="BFBFBF" w:sz="4"/>
+          <w:bottom w:val="single" w:color="BFBFBF" w:sz="4"/>
+          <w:right w:val="single" w:color="BFBFBF" w:sz="4"/>
+          <w:insideH w:val="single" w:color="BFBFBF" w:sz="2"/>
+          <w:insideV w:val="single" w:color="BFBFBF" w:sz="2"/>
+        </w:tblBorders>
+      </w:tblPr>
+      <w:tblGrid>
+        <w:gridCol w:w="3988"/>
+        <w:gridCol w:w="5650"/>
+      </w:tblGrid>
+      <w:tr>
+        <w:trPr>
+          <w:tblHeader/>
+        </w:trPr>
+        <w:tc>
+          <w:tcPr>
+            <w:tcW w:type="dxa" w:w="3988"/>
+            <w:shd w:fill="EDE7DA" w:val="clear"/>
+            <w:tcMar>
+              <w:top w:type="dxa" w:w="60"/>
+              <w:left w:type="dxa" w:w="110"/>
+              <w:bottom w:type="dxa" w:w="60"/>
+              <w:right w:type="dxa" w:w="110"/>
+            </w:tcMar>
+          </w:tcPr>
+          <w:p>
+            <w:pPr>
+              <w:spacing w:after="0" w:before="0"/>
+            </w:pPr>
+            <w:r>
+              <w:rPr>
+                <w:rFonts w:ascii="Yu Gothic" w:cs="Yu Gothic" w:eastAsia="Yu Gothic" w:hAnsi="Yu Gothic"/>
+                <w:b/>
+                <w:bCs/>
+              </w:rPr>
+              <w:t xml:space="preserve">言い方</w:t>
+            </w:r>
+          </w:p>
+        </w:tc>
+        <w:tc>
+          <w:tcPr>
+            <w:tcW w:type="dxa" w:w="5650"/>
+            <w:shd w:fill="EDE7DA" w:val="clear"/>
+            <w:tcMar>
+              <w:top w:type="dxa" w:w="60"/>
+              <w:left w:type="dxa" w:w="110"/>
+              <w:bottom w:type="dxa" w:w="60"/>
+              <w:right w:type="dxa" w:w="110"/>
+            </w:tcMar>
+          </w:tcPr>
+          <w:p>
+            <w:pPr>
+              <w:spacing w:after="0" w:before="0"/>
+            </w:pPr>
+            <w:r>
+              <w:rPr>
+                <w:rFonts w:ascii="Yu Gothic" w:cs="Yu Gothic" w:eastAsia="Yu Gothic" w:hAnsi="Yu Gothic"/>
+                <w:b/>
+                <w:bCs/>
+              </w:rPr>
+              <w:t xml:space="preserve">意味</w:t>
+            </w:r>
+          </w:p>
+        </w:tc>
+      </w:tr>
+      <w:tr>
+        <w:trPr>
+          <w:tblHeader w:val="false"/>
+        </w:trPr>
+        <w:tc>
+          <w:tcPr>
+            <w:tcW w:type="dxa" w:w="3988"/>
+            <w:tcMar>
+              <w:top w:type="dxa" w:w="60"/>
+              <w:left w:type="dxa" w:w="110"/>
+              <w:bottom w:type="dxa" w:w="60"/>
+              <w:right w:type="dxa" w:w="110"/>
+            </w:tcMar>
+          </w:tcPr>
+          <w:p>
+            <w:pPr>
+              <w:spacing w:after="0" w:before="0"/>
+            </w:pPr>
+            <w:r>
+              <w:rPr>
+                <w:rFonts w:ascii="Consolas" w:cs="Consolas" w:eastAsia="Consolas" w:hAnsi="Consolas"/>
+                <w:shd w:fill="F2F2F2" w:val="clear"/>
+              </w:rPr>
+              <w:t xml:space="preserve">SOLID CPI</w:t>
+            </w:r>
+            <w:r>
+              <w:rPr>
+                <w:rFonts w:ascii="Yu Gothic" w:cs="Yu Gothic" w:eastAsia="Yu Gothic" w:hAnsi="Yu Gothic"/>
+              </w:rPr>
+              <w:t xml:space="preserve"> / </w:t>
+            </w:r>
+            <w:r>
+              <w:rPr>
+                <w:rFonts w:ascii="Consolas" w:cs="Consolas" w:eastAsia="Consolas" w:hAnsi="Consolas"/>
+                <w:shd w:fill="F2F2F2" w:val="clear"/>
+              </w:rPr>
+              <w:t xml:space="preserve">SOLID CPI NW</w:t>
+            </w:r>
+          </w:p>
+        </w:tc>
+        <w:tc>
+          <w:tcPr>
+            <w:tcW w:type="dxa" w:w="5650"/>
+            <w:tcMar>
+              <w:top w:type="dxa" w:w="60"/>
+              <w:left w:type="dxa" w:w="110"/>
+              <w:bottom w:type="dxa" w:w="60"/>
+              <w:right w:type="dxa" w:w="110"/>
+            </w:tcMar>
+          </w:tcPr>
+          <w:p>
+            <w:pPr>
+              <w:spacing w:after="0" w:before="0"/>
+            </w:pPr>
+            <w:r>
+              <w:rPr>
+                <w:rFonts w:ascii="Yu Gothic" w:cs="Yu Gothic" w:eastAsia="Yu Gothic" w:hAnsi="Yu Gothic"/>
+              </w:rPr>
+              <w:t xml:space="preserve">完全にコピーできています</w:t>
+            </w:r>
+          </w:p>
+        </w:tc>
+      </w:tr>
+      <w:tr>
+        <w:trPr>
+          <w:tblHeader w:val="false"/>
+        </w:trPr>
+        <w:tc>
+          <w:tcPr>
+            <w:tcW w:type="dxa" w:w="3988"/>
+            <w:tcMar>
+              <w:top w:type="dxa" w:w="60"/>
+              <w:left w:type="dxa" w:w="110"/>
+              <w:bottom w:type="dxa" w:w="60"/>
+              <w:right w:type="dxa" w:w="110"/>
+            </w:tcMar>
+          </w:tcPr>
+          <w:p>
+            <w:pPr>
+              <w:spacing w:after="0" w:before="0"/>
+            </w:pPr>
+            <w:r>
+              <w:rPr>
+                <w:rFonts w:ascii="Consolas" w:cs="Consolas" w:eastAsia="Consolas" w:hAnsi="Consolas"/>
+                <w:shd w:fill="F2F2F2" w:val="clear"/>
+              </w:rPr>
+              <w:t xml:space="preserve">GUD CPI AGN</w:t>
+            </w:r>
+          </w:p>
+        </w:tc>
+        <w:tc>
+          <w:tcPr>
+            <w:tcW w:type="dxa" w:w="5650"/>
+            <w:tcMar>
+              <w:top w:type="dxa" w:w="60"/>
+              <w:left w:type="dxa" w:w="110"/>
+              <w:bottom w:type="dxa" w:w="60"/>
+              <w:right w:type="dxa" w:w="110"/>
+            </w:tcMar>
+          </w:tcPr>
+          <w:p>
+            <w:pPr>
+              <w:spacing w:after="0" w:before="0"/>
+            </w:pPr>
+            <w:r>
+              <w:rPr>
+                <w:rFonts w:ascii="Yu Gothic" w:cs="Yu Gothic" w:eastAsia="Yu Gothic" w:hAnsi="Yu Gothic"/>
+              </w:rPr>
+              <w:t xml:space="preserve">今回も良好に取れています</w:t>
+            </w:r>
+          </w:p>
+        </w:tc>
+      </w:tr>
+      <w:tr>
+        <w:trPr>
+          <w:tblHeader w:val="false"/>
+        </w:trPr>
+        <w:tc>
+          <w:tcPr>
+            <w:tcW w:type="dxa" w:w="3988"/>
+            <w:tcMar>
+              <w:top w:type="dxa" w:w="60"/>
+              <w:left w:type="dxa" w:w="110"/>
+              <w:bottom w:type="dxa" w:w="60"/>
+              <w:right w:type="dxa" w:w="110"/>
+            </w:tcMar>
+          </w:tcPr>
+          <w:p>
+            <w:pPr>
+              <w:spacing w:after="0" w:before="0"/>
+            </w:pPr>
+            <w:r>
+              <w:rPr>
+                <w:rFonts w:ascii="Consolas" w:cs="Consolas" w:eastAsia="Consolas" w:hAnsi="Consolas"/>
+                <w:shd w:fill="F2F2F2" w:val="clear"/>
+              </w:rPr>
+              <w:t xml:space="preserve">UR SIG LOUD ES CLR</w:t>
+            </w:r>
+          </w:p>
+        </w:tc>
+        <w:tc>
+          <w:tcPr>
+            <w:tcW w:type="dxa" w:w="5650"/>
+            <w:tcMar>
+              <w:top w:type="dxa" w:w="60"/>
+              <w:left w:type="dxa" w:w="110"/>
+              <w:bottom w:type="dxa" w:w="60"/>
+              <w:right w:type="dxa" w:w="110"/>
+            </w:tcMar>
+          </w:tcPr>
+          <w:p>
+            <w:pPr>
+              <w:spacing w:after="0" w:before="0"/>
+            </w:pPr>
+            <w:r>
+              <w:rPr>
+                <w:rFonts w:ascii="Yu Gothic" w:cs="Yu Gothic" w:eastAsia="Yu Gothic" w:hAnsi="Yu Gothic"/>
+              </w:rPr>
+              <w:t xml:space="preserve">非常に強く、かつ明瞭に届いています</w:t>
+            </w:r>
+          </w:p>
+        </w:tc>
+      </w:tr>
+      <w:tr>
+        <w:trPr>
+          <w:tblHeader w:val="false"/>
+        </w:trPr>
+        <w:tc>
+          <w:tcPr>
+            <w:tcW w:type="dxa" w:w="3988"/>
+            <w:tcMar>
+              <w:top w:type="dxa" w:w="60"/>
+              <w:left w:type="dxa" w:w="110"/>
+              <w:bottom w:type="dxa" w:w="60"/>
+              <w:right w:type="dxa" w:w="110"/>
+            </w:tcMar>
+          </w:tcPr>
+          <w:p>
+            <w:pPr>
+              <w:spacing w:after="0" w:before="0"/>
+            </w:pPr>
+            <w:r>
+              <w:rPr>
+                <w:rFonts w:ascii="Consolas" w:cs="Consolas" w:eastAsia="Consolas" w:hAnsi="Consolas"/>
+                <w:shd w:fill="F2F2F2" w:val="clear"/>
+              </w:rPr>
+              <w:t xml:space="preserve">CUTTING THRU QRM</w:t>
+            </w:r>
+          </w:p>
+        </w:tc>
+        <w:tc>
+          <w:tcPr>
+            <w:tcW w:type="dxa" w:w="5650"/>
+            <w:tcMar>
+              <w:top w:type="dxa" w:w="60"/>
+              <w:left w:type="dxa" w:w="110"/>
+              <w:bottom w:type="dxa" w:w="60"/>
+              <w:right w:type="dxa" w:w="110"/>
+            </w:tcMar>
+          </w:tcPr>
+          <w:p>
+            <w:pPr>
+              <w:spacing w:after="0" w:before="0"/>
+            </w:pPr>
+            <w:r>
+              <w:rPr>
+                <w:rFonts w:ascii="Yu Gothic" w:cs="Yu Gothic" w:eastAsia="Yu Gothic" w:hAnsi="Yu Gothic"/>
+              </w:rPr>
+              <w:t xml:space="preserve">混信を突き抜けて届いています</w:t>
+            </w:r>
+          </w:p>
+        </w:tc>
+      </w:tr>
+    </w:tbl>
+    <w:p>
+      <w:pPr>
+        <w:spacing w:after="220"/>
+      </w:pPr>
+    </w:p>
+    <w:p>
+      <w:pPr>
+        <w:spacing w:after="160" w:line="330"/>
+      </w:pPr>
+      <w:r>
+        <w:rPr>
+          <w:rFonts w:ascii="Yu Gothic" w:cs="Yu Gothic" w:eastAsia="Yu Gothic" w:hAnsi="Yu Gothic"/>
+        </w:rPr>
+        <w:t xml:space="preserve">台本では</w:t>
+      </w:r>
+      <w:r>
+        <w:rPr>
+          <w:rFonts w:ascii="Yu Gothic" w:cs="Yu Gothic" w:eastAsia="Yu Gothic" w:hAnsi="Yu Gothic"/>
+          <w:b/>
+          <w:bCs/>
+        </w:rPr>
+        <w:t xml:space="preserve">自分が出したレポートと辻褄が合う</w:t>
+      </w:r>
+      <w:r>
+        <w:rPr>
+          <w:rFonts w:ascii="Yu Gothic" w:cs="Yu Gothic" w:eastAsia="Yu Gothic" w:hAnsi="Yu Gothic"/>
+        </w:rPr>
+        <w:t xml:space="preserve">ものだけを選びます。599 を送っておいて「混信を突き抜けて」では話が合わないためです。</w:t>
+      </w:r>
+    </w:p>
+    <w:p>
+      <w:pPr>
+        <w:spacing w:after="160" w:line="330"/>
+      </w:pPr>
+      <w:r>
+        <w:rPr>
+          <w:rFonts w:ascii="Yu Gothic" w:cs="Yu Gothic" w:eastAsia="Yu Gothic" w:hAnsi="Yu Gothic"/>
+          <w:b/>
+          <w:bCs/>
+        </w:rPr>
+        <w:t xml:space="preserve">設備の紹介</w:t>
+      </w:r>
+    </w:p>
+    <w:tbl>
+      <w:tblPr>
+        <w:tblW w:type="dxa" w:w="9638"/>
+        <w:tblBorders>
+          <w:top w:val="single" w:color="BFBFBF" w:sz="4"/>
+          <w:left w:val="single" w:color="BFBFBF" w:sz="4"/>
+          <w:bottom w:val="single" w:color="BFBFBF" w:sz="4"/>
+          <w:right w:val="single" w:color="BFBFBF" w:sz="4"/>
+          <w:insideH w:val="single" w:color="BFBFBF" w:sz="2"/>
+          <w:insideV w:val="single" w:color="BFBFBF" w:sz="2"/>
+        </w:tblBorders>
+      </w:tblPr>
+      <w:tblGrid>
+        <w:gridCol w:w="3347"/>
+        <w:gridCol w:w="3213"/>
+        <w:gridCol w:w="3078"/>
+      </w:tblGrid>
+      <w:tr>
+        <w:trPr>
+          <w:tblHeader/>
+        </w:trPr>
+        <w:tc>
+          <w:tcPr>
+            <w:tcW w:type="dxa" w:w="3347"/>
+            <w:shd w:fill="EDE7DA" w:val="clear"/>
+            <w:tcMar>
+              <w:top w:type="dxa" w:w="60"/>
+              <w:left w:type="dxa" w:w="110"/>
+              <w:bottom w:type="dxa" w:w="60"/>
+              <w:right w:type="dxa" w:w="110"/>
+            </w:tcMar>
+          </w:tcPr>
+          <w:p>
+            <w:pPr>
+              <w:spacing w:after="0" w:before="0"/>
+            </w:pPr>
+            <w:r>
+              <w:rPr>
+                <w:rFonts w:ascii="Yu Gothic" w:cs="Yu Gothic" w:eastAsia="Yu Gothic" w:hAnsi="Yu Gothic"/>
+                <w:b/>
+                <w:bCs/>
+              </w:rPr>
+              <w:t xml:space="preserve">語</w:t>
+            </w:r>
+          </w:p>
+        </w:tc>
+        <w:tc>
+          <w:tcPr>
+            <w:tcW w:type="dxa" w:w="3213"/>
+            <w:shd w:fill="EDE7DA" w:val="clear"/>
+            <w:tcMar>
+              <w:top w:type="dxa" w:w="60"/>
+              <w:left w:type="dxa" w:w="110"/>
+              <w:bottom w:type="dxa" w:w="60"/>
+              <w:right w:type="dxa" w:w="110"/>
+            </w:tcMar>
+          </w:tcPr>
+          <w:p>
+            <w:pPr>
+              <w:spacing w:after="0" w:before="0"/>
+            </w:pPr>
+            <w:r>
+              <w:rPr>
+                <w:rFonts w:ascii="Yu Gothic" w:cs="Yu Gothic" w:eastAsia="Yu Gothic" w:hAnsi="Yu Gothic"/>
+                <w:b/>
+                <w:bCs/>
+              </w:rPr>
+              <w:t xml:space="preserve">意味</w:t>
+            </w:r>
+          </w:p>
+        </w:tc>
+        <w:tc>
+          <w:tcPr>
+            <w:tcW w:type="dxa" w:w="3078"/>
+            <w:shd w:fill="EDE7DA" w:val="clear"/>
+            <w:tcMar>
+              <w:top w:type="dxa" w:w="60"/>
+              <w:left w:type="dxa" w:w="110"/>
+              <w:bottom w:type="dxa" w:w="60"/>
+              <w:right w:type="dxa" w:w="110"/>
+            </w:tcMar>
+          </w:tcPr>
+          <w:p>
+            <w:pPr>
+              <w:spacing w:after="0" w:before="0"/>
+            </w:pPr>
+            <w:r>
+              <w:rPr>
+                <w:rFonts w:ascii="Yu Gothic" w:cs="Yu Gothic" w:eastAsia="Yu Gothic" w:hAnsi="Yu Gothic"/>
+                <w:b/>
+                <w:bCs/>
+              </w:rPr>
+              <w:t xml:space="preserve">使い方</w:t>
+            </w:r>
+          </w:p>
+        </w:tc>
+      </w:tr>
+      <w:tr>
+        <w:trPr>
+          <w:tblHeader w:val="false"/>
+        </w:trPr>
+        <w:tc>
+          <w:tcPr>
+            <w:tcW w:type="dxa" w:w="3347"/>
+            <w:tcMar>
+              <w:top w:type="dxa" w:w="60"/>
+              <w:left w:type="dxa" w:w="110"/>
+              <w:bottom w:type="dxa" w:w="60"/>
+              <w:right w:type="dxa" w:w="110"/>
+            </w:tcMar>
+          </w:tcPr>
+          <w:p>
+            <w:pPr>
+              <w:spacing w:after="0" w:before="0"/>
+            </w:pPr>
+            <w:r>
+              <w:rPr>
+                <w:rFonts w:ascii="Consolas" w:cs="Consolas" w:eastAsia="Consolas" w:hAnsi="Consolas"/>
+                <w:shd w:fill="F2F2F2" w:val="clear"/>
+              </w:rPr>
+              <w:t xml:space="preserve">RNG</w:t>
+            </w:r>
+          </w:p>
+        </w:tc>
+        <w:tc>
+          <w:tcPr>
+            <w:tcW w:type="dxa" w:w="3213"/>
+            <w:tcMar>
+              <w:top w:type="dxa" w:w="60"/>
+              <w:left w:type="dxa" w:w="110"/>
+              <w:bottom w:type="dxa" w:w="60"/>
+              <w:right w:type="dxa" w:w="110"/>
+            </w:tcMar>
+          </w:tcPr>
+          <w:p>
+            <w:pPr>
+              <w:spacing w:after="0" w:before="0"/>
+            </w:pPr>
+            <w:r>
+              <w:rPr>
+                <w:rFonts w:ascii="Yu Gothic" w:cs="Yu Gothic" w:eastAsia="Yu Gothic" w:hAnsi="Yu Gothic"/>
+              </w:rPr>
+              <w:t xml:space="preserve">運用中 (running)</w:t>
+            </w:r>
+          </w:p>
+        </w:tc>
+        <w:tc>
+          <w:tcPr>
+            <w:tcW w:type="dxa" w:w="3078"/>
+            <w:tcMar>
+              <w:top w:type="dxa" w:w="60"/>
+              <w:left w:type="dxa" w:w="110"/>
+              <w:bottom w:type="dxa" w:w="60"/>
+              <w:right w:type="dxa" w:w="110"/>
+            </w:tcMar>
+          </w:tcPr>
+          <w:p>
+            <w:pPr>
+              <w:spacing w:after="0" w:before="0"/>
+            </w:pPr>
+            <w:r>
+              <w:rPr>
+                <w:rFonts w:ascii="Consolas" w:cs="Consolas" w:eastAsia="Consolas" w:hAnsi="Consolas"/>
+                <w:shd w:fill="F2F2F2" w:val="clear"/>
+              </w:rPr>
+              <w:t xml:space="preserve">AM RNG 5W INTO GP</w:t>
+            </w:r>
+          </w:p>
+        </w:tc>
+      </w:tr>
+      <w:tr>
+        <w:trPr>
+          <w:tblHeader w:val="false"/>
+        </w:trPr>
+        <w:tc>
+          <w:tcPr>
+            <w:tcW w:type="dxa" w:w="3347"/>
+            <w:tcMar>
+              <w:top w:type="dxa" w:w="60"/>
+              <w:left w:type="dxa" w:w="110"/>
+              <w:bottom w:type="dxa" w:w="60"/>
+              <w:right w:type="dxa" w:w="110"/>
+            </w:tcMar>
+          </w:tcPr>
+          <w:p>
+            <w:pPr>
+              <w:spacing w:after="0" w:before="0"/>
+            </w:pPr>
+            <w:r>
+              <w:rPr>
+                <w:rFonts w:ascii="Consolas" w:cs="Consolas" w:eastAsia="Consolas" w:hAnsi="Consolas"/>
+                <w:shd w:fill="F2F2F2" w:val="clear"/>
+              </w:rPr>
+              <w:t xml:space="preserve">BAREFOOT</w:t>
+            </w:r>
+          </w:p>
+        </w:tc>
+        <w:tc>
+          <w:tcPr>
+            <w:tcW w:type="dxa" w:w="3213"/>
+            <w:tcMar>
+              <w:top w:type="dxa" w:w="60"/>
+              <w:left w:type="dxa" w:w="110"/>
+              <w:bottom w:type="dxa" w:w="60"/>
+              <w:right w:type="dxa" w:w="110"/>
+            </w:tcMar>
+          </w:tcPr>
+          <w:p>
+            <w:pPr>
+              <w:spacing w:after="0" w:before="0"/>
+            </w:pPr>
+            <w:r>
+              <w:rPr>
+                <w:rFonts w:ascii="Yu Gothic" w:cs="Yu Gothic" w:eastAsia="Yu Gothic" w:hAnsi="Yu Gothic"/>
+              </w:rPr>
+              <w:t xml:space="preserve">リニアを付けない素の出力</w:t>
+            </w:r>
+          </w:p>
+        </w:tc>
+        <w:tc>
+          <w:tcPr>
+            <w:tcW w:type="dxa" w:w="3078"/>
+            <w:tcMar>
+              <w:top w:type="dxa" w:w="60"/>
+              <w:left w:type="dxa" w:w="110"/>
+              <w:bottom w:type="dxa" w:w="60"/>
+              <w:right w:type="dxa" w:w="110"/>
+            </w:tcMar>
+          </w:tcPr>
+          <w:p>
+            <w:pPr>
+              <w:spacing w:after="0" w:before="0"/>
+            </w:pPr>
+            <w:r>
+              <w:rPr>
+                <w:rFonts w:ascii="Consolas" w:cs="Consolas" w:eastAsia="Consolas" w:hAnsi="Consolas"/>
+                <w:shd w:fill="F2F2F2" w:val="clear"/>
+              </w:rPr>
+              <w:t xml:space="preserve">AM RNG BAREFOOT</w:t>
+            </w:r>
+          </w:p>
+        </w:tc>
+      </w:tr>
+      <w:tr>
+        <w:trPr>
+          <w:tblHeader w:val="false"/>
+        </w:trPr>
+        <w:tc>
+          <w:tcPr>
+            <w:tcW w:type="dxa" w:w="3347"/>
+            <w:tcMar>
+              <w:top w:type="dxa" w:w="60"/>
+              <w:left w:type="dxa" w:w="110"/>
+              <w:bottom w:type="dxa" w:w="60"/>
+              <w:right w:type="dxa" w:w="110"/>
+            </w:tcMar>
+          </w:tcPr>
+          <w:p>
+            <w:pPr>
+              <w:spacing w:after="0" w:before="0"/>
+            </w:pPr>
+            <w:r>
+              <w:rPr>
+                <w:rFonts w:ascii="Consolas" w:cs="Consolas" w:eastAsia="Consolas" w:hAnsi="Consolas"/>
+                <w:shd w:fill="F2F2F2" w:val="clear"/>
+              </w:rPr>
+              <w:t xml:space="preserve">UP GND</w:t>
+            </w:r>
+            <w:r>
+              <w:rPr>
+                <w:rFonts w:ascii="Yu Gothic" w:cs="Yu Gothic" w:eastAsia="Yu Gothic" w:hAnsi="Yu Gothic"/>
+              </w:rPr>
+              <w:t xml:space="preserve"> / </w:t>
+            </w:r>
+            <w:r>
+              <w:rPr>
+                <w:rFonts w:ascii="Consolas" w:cs="Consolas" w:eastAsia="Consolas" w:hAnsi="Consolas"/>
+                <w:shd w:fill="F2F2F2" w:val="clear"/>
+              </w:rPr>
+              <w:t xml:space="preserve">MTRS</w:t>
+            </w:r>
+          </w:p>
+        </w:tc>
+        <w:tc>
+          <w:tcPr>
+            <w:tcW w:type="dxa" w:w="3213"/>
+            <w:tcMar>
+              <w:top w:type="dxa" w:w="60"/>
+              <w:left w:type="dxa" w:w="110"/>
+              <w:bottom w:type="dxa" w:w="60"/>
+              <w:right w:type="dxa" w:w="110"/>
+            </w:tcMar>
+          </w:tcPr>
+          <w:p>
+            <w:pPr>
+              <w:spacing w:after="0" w:before="0"/>
+            </w:pPr>
+            <w:r>
+              <w:rPr>
+                <w:rFonts w:ascii="Yu Gothic" w:cs="Yu Gothic" w:eastAsia="Yu Gothic" w:hAnsi="Yu Gothic"/>
+              </w:rPr>
+              <w:t xml:space="preserve">地上高／メートル</w:t>
+            </w:r>
+          </w:p>
+        </w:tc>
+        <w:tc>
+          <w:tcPr>
+            <w:tcW w:type="dxa" w:w="3078"/>
+            <w:tcMar>
+              <w:top w:type="dxa" w:w="60"/>
+              <w:left w:type="dxa" w:w="110"/>
+              <w:bottom w:type="dxa" w:w="60"/>
+              <w:right w:type="dxa" w:w="110"/>
+            </w:tcMar>
+          </w:tcPr>
+          <w:p>
+            <w:pPr>
+              <w:spacing w:after="0" w:before="0"/>
+            </w:pPr>
+            <w:r>
+              <w:rPr>
+                <w:rFonts w:ascii="Consolas" w:cs="Consolas" w:eastAsia="Consolas" w:hAnsi="Consolas"/>
+                <w:shd w:fill="F2F2F2" w:val="clear"/>
+              </w:rPr>
+              <w:t xml:space="preserve">ANT DP = 15 MTRS UP GND</w:t>
+            </w:r>
+          </w:p>
+        </w:tc>
+      </w:tr>
+      <w:tr>
+        <w:trPr>
+          <w:tblHeader w:val="false"/>
+        </w:trPr>
+        <w:tc>
+          <w:tcPr>
+            <w:tcW w:type="dxa" w:w="3347"/>
+            <w:tcMar>
+              <w:top w:type="dxa" w:w="60"/>
+              <w:left w:type="dxa" w:w="110"/>
+              <w:bottom w:type="dxa" w:w="60"/>
+              <w:right w:type="dxa" w:w="110"/>
+            </w:tcMar>
+          </w:tcPr>
+          <w:p>
+            <w:pPr>
+              <w:spacing w:after="0" w:before="0"/>
+            </w:pPr>
+            <w:r>
+              <w:rPr>
+                <w:rFonts w:ascii="Consolas" w:cs="Consolas" w:eastAsia="Consolas" w:hAnsi="Consolas"/>
+                <w:shd w:fill="F2F2F2" w:val="clear"/>
+              </w:rPr>
+              <w:t xml:space="preserve">DP</w:t>
+            </w:r>
+            <w:r>
+              <w:rPr>
+                <w:rFonts w:ascii="Yu Gothic" w:cs="Yu Gothic" w:eastAsia="Yu Gothic" w:hAnsi="Yu Gothic"/>
+              </w:rPr>
+              <w:t xml:space="preserve"> </w:t>
+            </w:r>
+            <w:r>
+              <w:rPr>
+                <w:rFonts w:ascii="Consolas" w:cs="Consolas" w:eastAsia="Consolas" w:hAnsi="Consolas"/>
+                <w:shd w:fill="F2F2F2" w:val="clear"/>
+              </w:rPr>
+              <w:t xml:space="preserve">DIPOLE</w:t>
+            </w:r>
+            <w:r>
+              <w:rPr>
+                <w:rFonts w:ascii="Yu Gothic" w:cs="Yu Gothic" w:eastAsia="Yu Gothic" w:hAnsi="Yu Gothic"/>
+              </w:rPr>
+              <w:t xml:space="preserve"> </w:t>
+            </w:r>
+            <w:r>
+              <w:rPr>
+                <w:rFonts w:ascii="Consolas" w:cs="Consolas" w:eastAsia="Consolas" w:hAnsi="Consolas"/>
+                <w:shd w:fill="F2F2F2" w:val="clear"/>
+              </w:rPr>
+              <w:t xml:space="preserve">YAGI</w:t>
+            </w:r>
+            <w:r>
+              <w:rPr>
+                <w:rFonts w:ascii="Yu Gothic" w:cs="Yu Gothic" w:eastAsia="Yu Gothic" w:hAnsi="Yu Gothic"/>
+              </w:rPr>
+              <w:t xml:space="preserve"> </w:t>
+            </w:r>
+            <w:r>
+              <w:rPr>
+                <w:rFonts w:ascii="Consolas" w:cs="Consolas" w:eastAsia="Consolas" w:hAnsi="Consolas"/>
+                <w:shd w:fill="F2F2F2" w:val="clear"/>
+              </w:rPr>
+              <w:t xml:space="preserve">VERT</w:t>
+            </w:r>
+            <w:r>
+              <w:rPr>
+                <w:rFonts w:ascii="Yu Gothic" w:cs="Yu Gothic" w:eastAsia="Yu Gothic" w:hAnsi="Yu Gothic"/>
+              </w:rPr>
+              <w:t xml:space="preserve"> </w:t>
+            </w:r>
+            <w:r>
+              <w:rPr>
+                <w:rFonts w:ascii="Consolas" w:cs="Consolas" w:eastAsia="Consolas" w:hAnsi="Consolas"/>
+                <w:shd w:fill="F2F2F2" w:val="clear"/>
+              </w:rPr>
+              <w:t xml:space="preserve">GP</w:t>
+            </w:r>
+            <w:r>
+              <w:rPr>
+                <w:rFonts w:ascii="Yu Gothic" w:cs="Yu Gothic" w:eastAsia="Yu Gothic" w:hAnsi="Yu Gothic"/>
+              </w:rPr>
+              <w:t xml:space="preserve"> </w:t>
+            </w:r>
+            <w:r>
+              <w:rPr>
+                <w:rFonts w:ascii="Consolas" w:cs="Consolas" w:eastAsia="Consolas" w:hAnsi="Consolas"/>
+                <w:shd w:fill="F2F2F2" w:val="clear"/>
+              </w:rPr>
+              <w:t xml:space="preserve">LW</w:t>
+            </w:r>
+          </w:p>
+        </w:tc>
+        <w:tc>
+          <w:tcPr>
+            <w:tcW w:type="dxa" w:w="3213"/>
+            <w:tcMar>
+              <w:top w:type="dxa" w:w="60"/>
+              <w:left w:type="dxa" w:w="110"/>
+              <w:bottom w:type="dxa" w:w="60"/>
+              <w:right w:type="dxa" w:w="110"/>
+            </w:tcMar>
+          </w:tcPr>
+          <w:p>
+            <w:pPr>
+              <w:spacing w:after="0" w:before="0"/>
+            </w:pPr>
+            <w:r>
+              <w:rPr>
+                <w:rFonts w:ascii="Yu Gothic" w:cs="Yu Gothic" w:eastAsia="Yu Gothic" w:hAnsi="Yu Gothic"/>
+              </w:rPr>
+              <w:t xml:space="preserve">アンテナの種類</w:t>
+            </w:r>
+          </w:p>
+        </w:tc>
+        <w:tc>
+          <w:tcPr>
+            <w:tcW w:type="dxa" w:w="3078"/>
+            <w:tcMar>
+              <w:top w:type="dxa" w:w="60"/>
+              <w:left w:type="dxa" w:w="110"/>
+              <w:bottom w:type="dxa" w:w="60"/>
+              <w:right w:type="dxa" w:w="110"/>
+            </w:tcMar>
+          </w:tcPr>
+          <w:p>
+            <w:pPr>
+              <w:spacing w:after="0" w:before="0"/>
+            </w:pPr>
+            <w:r>
+              <w:rPr>
+                <w:rFonts w:ascii="Consolas" w:cs="Consolas" w:eastAsia="Consolas" w:hAnsi="Consolas"/>
+                <w:shd w:fill="F2F2F2" w:val="clear"/>
+              </w:rPr>
+              <w:t xml:space="preserve">ANT 3 ELE YAGI</w:t>
+            </w:r>
+          </w:p>
+        </w:tc>
+      </w:tr>
+    </w:tbl>
+    <w:p>
+      <w:pPr>
+        <w:spacing w:after="220"/>
+      </w:pPr>
+    </w:p>
+    <w:p>
+      <w:pPr>
+        <w:spacing w:after="160" w:line="330"/>
+      </w:pPr>
+      <w:r>
+        <w:rPr>
+          <w:rFonts w:ascii="Yu Gothic" w:cs="Yu Gothic" w:eastAsia="Yu Gothic" w:hAnsi="Yu Gothic"/>
+          <w:b/>
+          <w:bCs/>
+        </w:rPr>
+        <w:t xml:space="preserve">天気</w:t>
+      </w:r>
+    </w:p>
+    <w:p>
+      <w:pPr>
+        <w:spacing w:after="160" w:line="330"/>
+      </w:pPr>
+      <w:r>
+        <w:rPr>
+          <w:rFonts w:ascii="Consolas" w:cs="Consolas" w:eastAsia="Consolas" w:hAnsi="Consolas"/>
+          <w:shd w:fill="F2F2F2" w:val="clear"/>
+        </w:rPr>
+        <w:t xml:space="preserve">FINE</w:t>
+      </w:r>
+      <w:r>
+        <w:rPr>
+          <w:rFonts w:ascii="Yu Gothic" w:cs="Yu Gothic" w:eastAsia="Yu Gothic" w:hAnsi="Yu Gothic"/>
+        </w:rPr>
+        <w:t xml:space="preserve"> 一辺倒から離れ、海外局が実際に言ってくる語を入れてあります。</w:t>
+      </w:r>
+    </w:p>
+    <w:tbl>
+      <w:tblPr>
+        <w:tblW w:type="dxa" w:w="9638"/>
+        <w:tblBorders>
+          <w:top w:val="single" w:color="BFBFBF" w:sz="4"/>
+          <w:left w:val="single" w:color="BFBFBF" w:sz="4"/>
+          <w:bottom w:val="single" w:color="BFBFBF" w:sz="4"/>
+          <w:right w:val="single" w:color="BFBFBF" w:sz="4"/>
+          <w:insideH w:val="single" w:color="BFBFBF" w:sz="2"/>
+          <w:insideV w:val="single" w:color="BFBFBF" w:sz="2"/>
+        </w:tblBorders>
+      </w:tblPr>
+      <w:tblGrid>
+        <w:gridCol w:w="1662"/>
+        <w:gridCol w:w="7976"/>
+      </w:tblGrid>
+      <w:tr>
+        <w:trPr>
+          <w:tblHeader/>
+        </w:trPr>
+        <w:tc>
+          <w:tcPr>
+            <w:tcW w:type="dxa" w:w="1662"/>
+            <w:shd w:fill="EDE7DA" w:val="clear"/>
+            <w:tcMar>
+              <w:top w:type="dxa" w:w="60"/>
+              <w:left w:type="dxa" w:w="110"/>
+              <w:bottom w:type="dxa" w:w="60"/>
+              <w:right w:type="dxa" w:w="110"/>
+            </w:tcMar>
+          </w:tcPr>
+          <w:p>
+            <w:pPr>
+              <w:spacing w:after="0" w:before="0"/>
+            </w:pPr>
+            <w:r>
+              <w:rPr>
+                <w:rFonts w:ascii="Yu Gothic" w:cs="Yu Gothic" w:eastAsia="Yu Gothic" w:hAnsi="Yu Gothic"/>
+                <w:b/>
+                <w:bCs/>
+              </w:rPr>
+              <w:t xml:space="preserve">空模様</w:t>
+            </w:r>
+          </w:p>
+        </w:tc>
+        <w:tc>
+          <w:tcPr>
+            <w:tcW w:type="dxa" w:w="7976"/>
+            <w:shd w:fill="EDE7DA" w:val="clear"/>
+            <w:tcMar>
+              <w:top w:type="dxa" w:w="60"/>
+              <w:left w:type="dxa" w:w="110"/>
+              <w:bottom w:type="dxa" w:w="60"/>
+              <w:right w:type="dxa" w:w="110"/>
+            </w:tcMar>
+          </w:tcPr>
+          <w:p>
+            <w:pPr>
+              <w:spacing w:after="0" w:before="0"/>
+            </w:pPr>
+            <w:r>
+              <w:rPr>
+                <w:rFonts w:ascii="Yu Gothic" w:cs="Yu Gothic" w:eastAsia="Yu Gothic" w:hAnsi="Yu Gothic"/>
+                <w:b/>
+                <w:bCs/>
+              </w:rPr>
+              <w:t xml:space="preserve">語</w:t>
+            </w:r>
+          </w:p>
+        </w:tc>
+      </w:tr>
+      <w:tr>
+        <w:trPr>
+          <w:tblHeader w:val="false"/>
+        </w:trPr>
+        <w:tc>
+          <w:tcPr>
+            <w:tcW w:type="dxa" w:w="1662"/>
+            <w:tcMar>
+              <w:top w:type="dxa" w:w="60"/>
+              <w:left w:type="dxa" w:w="110"/>
+              <w:bottom w:type="dxa" w:w="60"/>
+              <w:right w:type="dxa" w:w="110"/>
+            </w:tcMar>
+          </w:tcPr>
+          <w:p>
+            <w:pPr>
+              <w:spacing w:after="0" w:before="0"/>
+            </w:pPr>
+            <w:r>
+              <w:rPr>
+                <w:rFonts w:ascii="Yu Gothic" w:cs="Yu Gothic" w:eastAsia="Yu Gothic" w:hAnsi="Yu Gothic"/>
+              </w:rPr>
+              <w:t xml:space="preserve">晴れ</w:t>
+            </w:r>
+          </w:p>
+        </w:tc>
+        <w:tc>
+          <w:tcPr>
+            <w:tcW w:type="dxa" w:w="7976"/>
+            <w:tcMar>
+              <w:top w:type="dxa" w:w="60"/>
+              <w:left w:type="dxa" w:w="110"/>
+              <w:bottom w:type="dxa" w:w="60"/>
+              <w:right w:type="dxa" w:w="110"/>
+            </w:tcMar>
+          </w:tcPr>
+          <w:p>
+            <w:pPr>
+              <w:spacing w:after="0" w:before="0"/>
+            </w:pPr>
+            <w:r>
+              <w:rPr>
+                <w:rFonts w:ascii="Consolas" w:cs="Consolas" w:eastAsia="Consolas" w:hAnsi="Consolas"/>
+                <w:shd w:fill="F2F2F2" w:val="clear"/>
+              </w:rPr>
+              <w:t xml:space="preserve">SUNNY</w:t>
+            </w:r>
+            <w:r>
+              <w:rPr>
+                <w:rFonts w:ascii="Yu Gothic" w:cs="Yu Gothic" w:eastAsia="Yu Gothic" w:hAnsi="Yu Gothic"/>
+              </w:rPr>
+              <w:t xml:space="preserve"> </w:t>
+            </w:r>
+            <w:r>
+              <w:rPr>
+                <w:rFonts w:ascii="Consolas" w:cs="Consolas" w:eastAsia="Consolas" w:hAnsi="Consolas"/>
+                <w:shd w:fill="F2F2F2" w:val="clear"/>
+              </w:rPr>
+              <w:t xml:space="preserve">MOSTLY SUNNY</w:t>
+            </w:r>
+            <w:r>
+              <w:rPr>
+                <w:rFonts w:ascii="Yu Gothic" w:cs="Yu Gothic" w:eastAsia="Yu Gothic" w:hAnsi="Yu Gothic"/>
+              </w:rPr>
+              <w:t xml:space="preserve"> </w:t>
+            </w:r>
+            <w:r>
+              <w:rPr>
+                <w:rFonts w:ascii="Consolas" w:cs="Consolas" w:eastAsia="Consolas" w:hAnsi="Consolas"/>
+                <w:shd w:fill="F2F2F2" w:val="clear"/>
+              </w:rPr>
+              <w:t xml:space="preserve">PARTLY SUNNY</w:t>
+            </w:r>
+            <w:r>
+              <w:rPr>
+                <w:rFonts w:ascii="Yu Gothic" w:cs="Yu Gothic" w:eastAsia="Yu Gothic" w:hAnsi="Yu Gothic"/>
+              </w:rPr>
+              <w:t xml:space="preserve"> </w:t>
+            </w:r>
+            <w:r>
+              <w:rPr>
+                <w:rFonts w:ascii="Consolas" w:cs="Consolas" w:eastAsia="Consolas" w:hAnsi="Consolas"/>
+                <w:shd w:fill="F2F2F2" w:val="clear"/>
+              </w:rPr>
+              <w:t xml:space="preserve">CLEAR</w:t>
+            </w:r>
+            <w:r>
+              <w:rPr>
+                <w:rFonts w:ascii="Yu Gothic" w:cs="Yu Gothic" w:eastAsia="Yu Gothic" w:hAnsi="Yu Gothic"/>
+              </w:rPr>
+              <w:t xml:space="preserve"> </w:t>
+            </w:r>
+            <w:r>
+              <w:rPr>
+                <w:rFonts w:ascii="Consolas" w:cs="Consolas" w:eastAsia="Consolas" w:hAnsi="Consolas"/>
+                <w:shd w:fill="F2F2F2" w:val="clear"/>
+              </w:rPr>
+              <w:t xml:space="preserve">FAIR</w:t>
+            </w:r>
+          </w:p>
+        </w:tc>
+      </w:tr>
+      <w:tr>
+        <w:trPr>
+          <w:tblHeader w:val="false"/>
+        </w:trPr>
+        <w:tc>
+          <w:tcPr>
+            <w:tcW w:type="dxa" w:w="1662"/>
+            <w:tcMar>
+              <w:top w:type="dxa" w:w="60"/>
+              <w:left w:type="dxa" w:w="110"/>
+              <w:bottom w:type="dxa" w:w="60"/>
+              <w:right w:type="dxa" w:w="110"/>
+            </w:tcMar>
+          </w:tcPr>
+          <w:p>
+            <w:pPr>
+              <w:spacing w:after="0" w:before="0"/>
+            </w:pPr>
+            <w:r>
+              <w:rPr>
+                <w:rFonts w:ascii="Yu Gothic" w:cs="Yu Gothic" w:eastAsia="Yu Gothic" w:hAnsi="Yu Gothic"/>
+              </w:rPr>
+              <w:t xml:space="preserve">曇り</w:t>
+            </w:r>
+          </w:p>
+        </w:tc>
+        <w:tc>
+          <w:tcPr>
+            <w:tcW w:type="dxa" w:w="7976"/>
+            <w:tcMar>
+              <w:top w:type="dxa" w:w="60"/>
+              <w:left w:type="dxa" w:w="110"/>
+              <w:bottom w:type="dxa" w:w="60"/>
+              <w:right w:type="dxa" w:w="110"/>
+            </w:tcMar>
+          </w:tcPr>
+          <w:p>
+            <w:pPr>
+              <w:spacing w:after="0" w:before="0"/>
+            </w:pPr>
+            <w:r>
+              <w:rPr>
+                <w:rFonts w:ascii="Consolas" w:cs="Consolas" w:eastAsia="Consolas" w:hAnsi="Consolas"/>
+                <w:shd w:fill="F2F2F2" w:val="clear"/>
+              </w:rPr>
+              <w:t xml:space="preserve">CLOUDY</w:t>
+            </w:r>
+            <w:r>
+              <w:rPr>
+                <w:rFonts w:ascii="Yu Gothic" w:cs="Yu Gothic" w:eastAsia="Yu Gothic" w:hAnsi="Yu Gothic"/>
+              </w:rPr>
+              <w:t xml:space="preserve"> </w:t>
+            </w:r>
+            <w:r>
+              <w:rPr>
+                <w:rFonts w:ascii="Consolas" w:cs="Consolas" w:eastAsia="Consolas" w:hAnsi="Consolas"/>
+                <w:shd w:fill="F2F2F2" w:val="clear"/>
+              </w:rPr>
+              <w:t xml:space="preserve">OVERCAST</w:t>
+            </w:r>
+            <w:r>
+              <w:rPr>
+                <w:rFonts w:ascii="Yu Gothic" w:cs="Yu Gothic" w:eastAsia="Yu Gothic" w:hAnsi="Yu Gothic"/>
+              </w:rPr>
+              <w:t xml:space="preserve"> </w:t>
+            </w:r>
+            <w:r>
+              <w:rPr>
+                <w:rFonts w:ascii="Consolas" w:cs="Consolas" w:eastAsia="Consolas" w:hAnsi="Consolas"/>
+                <w:shd w:fill="F2F2F2" w:val="clear"/>
+              </w:rPr>
+              <w:t xml:space="preserve">DULL</w:t>
+            </w:r>
+          </w:p>
+        </w:tc>
+      </w:tr>
+      <w:tr>
+        <w:trPr>
+          <w:tblHeader w:val="false"/>
+        </w:trPr>
+        <w:tc>
+          <w:tcPr>
+            <w:tcW w:type="dxa" w:w="1662"/>
+            <w:tcMar>
+              <w:top w:type="dxa" w:w="60"/>
+              <w:left w:type="dxa" w:w="110"/>
+              <w:bottom w:type="dxa" w:w="60"/>
+              <w:right w:type="dxa" w:w="110"/>
+            </w:tcMar>
+          </w:tcPr>
+          <w:p>
+            <w:pPr>
+              <w:spacing w:after="0" w:before="0"/>
+            </w:pPr>
+            <w:r>
+              <w:rPr>
+                <w:rFonts w:ascii="Yu Gothic" w:cs="Yu Gothic" w:eastAsia="Yu Gothic" w:hAnsi="Yu Gothic"/>
+              </w:rPr>
+              <w:t xml:space="preserve">雨・雪</w:t>
+            </w:r>
+          </w:p>
+        </w:tc>
+        <w:tc>
+          <w:tcPr>
+            <w:tcW w:type="dxa" w:w="7976"/>
+            <w:tcMar>
+              <w:top w:type="dxa" w:w="60"/>
+              <w:left w:type="dxa" w:w="110"/>
+              <w:bottom w:type="dxa" w:w="60"/>
+              <w:right w:type="dxa" w:w="110"/>
+            </w:tcMar>
+          </w:tcPr>
+          <w:p>
+            <w:pPr>
+              <w:spacing w:after="0" w:before="0"/>
+            </w:pPr>
+            <w:r>
+              <w:rPr>
+                <w:rFonts w:ascii="Consolas" w:cs="Consolas" w:eastAsia="Consolas" w:hAnsi="Consolas"/>
+                <w:shd w:fill="F2F2F2" w:val="clear"/>
+              </w:rPr>
+              <w:t xml:space="preserve">LIGHT RAIN</w:t>
+            </w:r>
+            <w:r>
+              <w:rPr>
+                <w:rFonts w:ascii="Yu Gothic" w:cs="Yu Gothic" w:eastAsia="Yu Gothic" w:hAnsi="Yu Gothic"/>
+              </w:rPr>
+              <w:t xml:space="preserve"> </w:t>
+            </w:r>
+            <w:r>
+              <w:rPr>
+                <w:rFonts w:ascii="Consolas" w:cs="Consolas" w:eastAsia="Consolas" w:hAnsi="Consolas"/>
+                <w:shd w:fill="F2F2F2" w:val="clear"/>
+              </w:rPr>
+              <w:t xml:space="preserve">SHOWER</w:t>
+            </w:r>
+            <w:r>
+              <w:rPr>
+                <w:rFonts w:ascii="Yu Gothic" w:cs="Yu Gothic" w:eastAsia="Yu Gothic" w:hAnsi="Yu Gothic"/>
+              </w:rPr>
+              <w:t xml:space="preserve"> </w:t>
+            </w:r>
+            <w:r>
+              <w:rPr>
+                <w:rFonts w:ascii="Consolas" w:cs="Consolas" w:eastAsia="Consolas" w:hAnsi="Consolas"/>
+                <w:shd w:fill="F2F2F2" w:val="clear"/>
+              </w:rPr>
+              <w:t xml:space="preserve">HAIL</w:t>
+            </w:r>
+            <w:r>
+              <w:rPr>
+                <w:rFonts w:ascii="Yu Gothic" w:cs="Yu Gothic" w:eastAsia="Yu Gothic" w:hAnsi="Yu Gothic"/>
+              </w:rPr>
+              <w:t xml:space="preserve"> </w:t>
+            </w:r>
+            <w:r>
+              <w:rPr>
+                <w:rFonts w:ascii="Consolas" w:cs="Consolas" w:eastAsia="Consolas" w:hAnsi="Consolas"/>
+                <w:shd w:fill="F2F2F2" w:val="clear"/>
+              </w:rPr>
+              <w:t xml:space="preserve">SLEET</w:t>
+            </w:r>
+            <w:r>
+              <w:rPr>
+                <w:rFonts w:ascii="Yu Gothic" w:cs="Yu Gothic" w:eastAsia="Yu Gothic" w:hAnsi="Yu Gothic"/>
+              </w:rPr>
+              <w:t xml:space="preserve"> </w:t>
+            </w:r>
+            <w:r>
+              <w:rPr>
+                <w:rFonts w:ascii="Consolas" w:cs="Consolas" w:eastAsia="Consolas" w:hAnsi="Consolas"/>
+                <w:shd w:fill="F2F2F2" w:val="clear"/>
+              </w:rPr>
+              <w:t xml:space="preserve">BLIZZARD</w:t>
+            </w:r>
+            <w:r>
+              <w:rPr>
+                <w:rFonts w:ascii="Yu Gothic" w:cs="Yu Gothic" w:eastAsia="Yu Gothic" w:hAnsi="Yu Gothic"/>
+              </w:rPr>
+              <w:t xml:space="preserve"> </w:t>
+            </w:r>
+            <w:r>
+              <w:rPr>
+                <w:rFonts w:ascii="Consolas" w:cs="Consolas" w:eastAsia="Consolas" w:hAnsi="Consolas"/>
+                <w:shd w:fill="F2F2F2" w:val="clear"/>
+              </w:rPr>
+              <w:t xml:space="preserve">STORMY</w:t>
+            </w:r>
+          </w:p>
+        </w:tc>
+      </w:tr>
+      <w:tr>
+        <w:trPr>
+          <w:tblHeader w:val="false"/>
+        </w:trPr>
+        <w:tc>
+          <w:tcPr>
+            <w:tcW w:type="dxa" w:w="1662"/>
+            <w:tcMar>
+              <w:top w:type="dxa" w:w="60"/>
+              <w:left w:type="dxa" w:w="110"/>
+              <w:bottom w:type="dxa" w:w="60"/>
+              <w:right w:type="dxa" w:w="110"/>
+            </w:tcMar>
+          </w:tcPr>
+          <w:p>
+            <w:pPr>
+              <w:spacing w:after="0" w:before="0"/>
+            </w:pPr>
+            <w:r>
+              <w:rPr>
+                <w:rFonts w:ascii="Yu Gothic" w:cs="Yu Gothic" w:eastAsia="Yu Gothic" w:hAnsi="Yu Gothic"/>
+              </w:rPr>
+              <w:t xml:space="preserve">かすみ・霧</w:t>
+            </w:r>
+          </w:p>
+        </w:tc>
+        <w:tc>
+          <w:tcPr>
+            <w:tcW w:type="dxa" w:w="7976"/>
+            <w:tcMar>
+              <w:top w:type="dxa" w:w="60"/>
+              <w:left w:type="dxa" w:w="110"/>
+              <w:bottom w:type="dxa" w:w="60"/>
+              <w:right w:type="dxa" w:w="110"/>
+            </w:tcMar>
+          </w:tcPr>
+          <w:p>
+            <w:pPr>
+              <w:spacing w:after="0" w:before="0"/>
+            </w:pPr>
+            <w:r>
+              <w:rPr>
+                <w:rFonts w:ascii="Consolas" w:cs="Consolas" w:eastAsia="Consolas" w:hAnsi="Consolas"/>
+                <w:shd w:fill="F2F2F2" w:val="clear"/>
+              </w:rPr>
+              <w:t xml:space="preserve">HAZE</w:t>
+            </w:r>
+            <w:r>
+              <w:rPr>
+                <w:rFonts w:ascii="Yu Gothic" w:cs="Yu Gothic" w:eastAsia="Yu Gothic" w:hAnsi="Yu Gothic"/>
+              </w:rPr>
+              <w:t xml:space="preserve"> </w:t>
+            </w:r>
+            <w:r>
+              <w:rPr>
+                <w:rFonts w:ascii="Consolas" w:cs="Consolas" w:eastAsia="Consolas" w:hAnsi="Consolas"/>
+                <w:shd w:fill="F2F2F2" w:val="clear"/>
+              </w:rPr>
+              <w:t xml:space="preserve">HAZY</w:t>
+            </w:r>
+            <w:r>
+              <w:rPr>
+                <w:rFonts w:ascii="Yu Gothic" w:cs="Yu Gothic" w:eastAsia="Yu Gothic" w:hAnsi="Yu Gothic"/>
+              </w:rPr>
+              <w:t xml:space="preserve"> </w:t>
+            </w:r>
+            <w:r>
+              <w:rPr>
+                <w:rFonts w:ascii="Consolas" w:cs="Consolas" w:eastAsia="Consolas" w:hAnsi="Consolas"/>
+                <w:shd w:fill="F2F2F2" w:val="clear"/>
+              </w:rPr>
+              <w:t xml:space="preserve">FOGGY</w:t>
+            </w:r>
+          </w:p>
+        </w:tc>
+      </w:tr>
+      <w:tr>
+        <w:trPr>
+          <w:tblHeader w:val="false"/>
+        </w:trPr>
+        <w:tc>
+          <w:tcPr>
+            <w:tcW w:type="dxa" w:w="1662"/>
+            <w:tcMar>
+              <w:top w:type="dxa" w:w="60"/>
+              <w:left w:type="dxa" w:w="110"/>
+              <w:bottom w:type="dxa" w:w="60"/>
+              <w:right w:type="dxa" w:w="110"/>
+            </w:tcMar>
+          </w:tcPr>
+          <w:p>
+            <w:pPr>
+              <w:spacing w:after="0" w:before="0"/>
+            </w:pPr>
+            <w:r>
+              <w:rPr>
+                <w:rFonts w:ascii="Yu Gothic" w:cs="Yu Gothic" w:eastAsia="Yu Gothic" w:hAnsi="Yu Gothic"/>
+              </w:rPr>
+              <w:t xml:space="preserve">体感</w:t>
+            </w:r>
+          </w:p>
+        </w:tc>
+        <w:tc>
+          <w:tcPr>
+            <w:tcW w:type="dxa" w:w="7976"/>
+            <w:tcMar>
+              <w:top w:type="dxa" w:w="60"/>
+              <w:left w:type="dxa" w:w="110"/>
+              <w:bottom w:type="dxa" w:w="60"/>
+              <w:right w:type="dxa" w:w="110"/>
+            </w:tcMar>
+          </w:tcPr>
+          <w:p>
+            <w:pPr>
+              <w:spacing w:after="0" w:before="0"/>
+            </w:pPr>
+            <w:r>
+              <w:rPr>
+                <w:rFonts w:ascii="Consolas" w:cs="Consolas" w:eastAsia="Consolas" w:hAnsi="Consolas"/>
+                <w:shd w:fill="F2F2F2" w:val="clear"/>
+              </w:rPr>
+              <w:t xml:space="preserve">MUGGY</w:t>
+            </w:r>
+            <w:r>
+              <w:rPr>
+                <w:rFonts w:ascii="Yu Gothic" w:cs="Yu Gothic" w:eastAsia="Yu Gothic" w:hAnsi="Yu Gothic"/>
+              </w:rPr>
+              <w:t xml:space="preserve"> </w:t>
+            </w:r>
+            <w:r>
+              <w:rPr>
+                <w:rFonts w:ascii="Consolas" w:cs="Consolas" w:eastAsia="Consolas" w:hAnsi="Consolas"/>
+                <w:shd w:fill="F2F2F2" w:val="clear"/>
+              </w:rPr>
+              <w:t xml:space="preserve">STICKY</w:t>
+            </w:r>
+            <w:r>
+              <w:rPr>
+                <w:rFonts w:ascii="Yu Gothic" w:cs="Yu Gothic" w:eastAsia="Yu Gothic" w:hAnsi="Yu Gothic"/>
+              </w:rPr>
+              <w:t xml:space="preserve"> </w:t>
+            </w:r>
+            <w:r>
+              <w:rPr>
+                <w:rFonts w:ascii="Consolas" w:cs="Consolas" w:eastAsia="Consolas" w:hAnsi="Consolas"/>
+                <w:shd w:fill="F2F2F2" w:val="clear"/>
+              </w:rPr>
+              <w:t xml:space="preserve">HUMID</w:t>
+            </w:r>
+            <w:r>
+              <w:rPr>
+                <w:rFonts w:ascii="Yu Gothic" w:cs="Yu Gothic" w:eastAsia="Yu Gothic" w:hAnsi="Yu Gothic"/>
+              </w:rPr>
+              <w:t xml:space="preserve"> </w:t>
+            </w:r>
+            <w:r>
+              <w:rPr>
+                <w:rFonts w:ascii="Consolas" w:cs="Consolas" w:eastAsia="Consolas" w:hAnsi="Consolas"/>
+                <w:shd w:fill="F2F2F2" w:val="clear"/>
+              </w:rPr>
+              <w:t xml:space="preserve">CHILLY</w:t>
+            </w:r>
+            <w:r>
+              <w:rPr>
+                <w:rFonts w:ascii="Yu Gothic" w:cs="Yu Gothic" w:eastAsia="Yu Gothic" w:hAnsi="Yu Gothic"/>
+              </w:rPr>
+              <w:t xml:space="preserve"> </w:t>
+            </w:r>
+            <w:r>
+              <w:rPr>
+                <w:rFonts w:ascii="Consolas" w:cs="Consolas" w:eastAsia="Consolas" w:hAnsi="Consolas"/>
+                <w:shd w:fill="F2F2F2" w:val="clear"/>
+              </w:rPr>
+              <w:t xml:space="preserve">CALM</w:t>
+            </w:r>
+            <w:r>
+              <w:rPr>
+                <w:rFonts w:ascii="Yu Gothic" w:cs="Yu Gothic" w:eastAsia="Yu Gothic" w:hAnsi="Yu Gothic"/>
+              </w:rPr>
+              <w:t xml:space="preserve"> </w:t>
+            </w:r>
+            <w:r>
+              <w:rPr>
+                <w:rFonts w:ascii="Consolas" w:cs="Consolas" w:eastAsia="Consolas" w:hAnsi="Consolas"/>
+                <w:shd w:fill="F2F2F2" w:val="clear"/>
+              </w:rPr>
+              <w:t xml:space="preserve">MILD</w:t>
+            </w:r>
+            <w:r>
+              <w:rPr>
+                <w:rFonts w:ascii="Yu Gothic" w:cs="Yu Gothic" w:eastAsia="Yu Gothic" w:hAnsi="Yu Gothic"/>
+              </w:rPr>
+              <w:t xml:space="preserve"> </w:t>
+            </w:r>
+            <w:r>
+              <w:rPr>
+                <w:rFonts w:ascii="Consolas" w:cs="Consolas" w:eastAsia="Consolas" w:hAnsi="Consolas"/>
+                <w:shd w:fill="F2F2F2" w:val="clear"/>
+              </w:rPr>
+              <w:t xml:space="preserve">BREEZY</w:t>
+            </w:r>
+            <w:r>
+              <w:rPr>
+                <w:rFonts w:ascii="Yu Gothic" w:cs="Yu Gothic" w:eastAsia="Yu Gothic" w:hAnsi="Yu Gothic"/>
+              </w:rPr>
+              <w:t xml:space="preserve"> </w:t>
+            </w:r>
+            <w:r>
+              <w:rPr>
+                <w:rFonts w:ascii="Consolas" w:cs="Consolas" w:eastAsia="Consolas" w:hAnsi="Consolas"/>
+                <w:shd w:fill="F2F2F2" w:val="clear"/>
+              </w:rPr>
+              <w:t xml:space="preserve">WINDY</w:t>
+            </w:r>
+          </w:p>
+        </w:tc>
+      </w:tr>
+    </w:tbl>
+    <w:p>
+      <w:pPr>
+        <w:spacing w:after="220"/>
+      </w:pPr>
+    </w:p>
+    <w:p>
+      <w:pPr>
+        <w:spacing w:after="160" w:line="330"/>
+      </w:pPr>
+      <w:r>
+        <w:rPr>
+          <w:rFonts w:ascii="Consolas" w:cs="Consolas" w:eastAsia="Consolas" w:hAnsi="Consolas"/>
+          <w:shd w:fill="F2F2F2" w:val="clear"/>
+        </w:rPr>
+        <w:t xml:space="preserve">FINE</w:t>
+      </w:r>
+      <w:r>
+        <w:rPr>
+          <w:rFonts w:ascii="Yu Gothic" w:cs="Yu Gothic" w:eastAsia="Yu Gothic" w:hAnsi="Yu Gothic"/>
+        </w:rPr>
+        <w:t xml:space="preserve"> は日本の局の定番ですが、英語圏では「まずまずの陽気」の含みがあり、天候そのものにはあまり使われません。</w:t>
+      </w:r>
+    </w:p>
+    <w:p>
+      <w:pPr>
+        <w:spacing w:after="160" w:line="330"/>
+      </w:pPr>
+      <w:r>
+        <w:rPr>
+          <w:rFonts w:ascii="Yu Gothic" w:cs="Yu Gothic" w:eastAsia="Yu Gothic" w:hAnsi="Yu Gothic"/>
+        </w:rPr>
+        <w:t xml:space="preserve">気温は </w:t>
+      </w:r>
+      <w:r>
+        <w:rPr>
+          <w:rFonts w:ascii="Consolas" w:cs="Consolas" w:eastAsia="Consolas" w:hAnsi="Consolas"/>
+          <w:shd w:fill="F2F2F2" w:val="clear"/>
+        </w:rPr>
+        <w:t xml:space="preserve">ABT</w:t>
+      </w:r>
+      <w:r>
+        <w:rPr>
+          <w:rFonts w:ascii="Yu Gothic" w:cs="Yu Gothic" w:eastAsia="Yu Gothic" w:hAnsi="Yu Gothic"/>
+        </w:rPr>
+        <w:t xml:space="preserve">（およそ）を添えて </w:t>
+      </w:r>
+      <w:r>
+        <w:rPr>
+          <w:rFonts w:ascii="Consolas" w:cs="Consolas" w:eastAsia="Consolas" w:hAnsi="Consolas"/>
+          <w:shd w:fill="F2F2F2" w:val="clear"/>
+        </w:rPr>
+        <w:t xml:space="preserve">TEMP ABT 22 C</w:t>
+      </w:r>
+      <w:r>
+        <w:rPr>
+          <w:rFonts w:ascii="Yu Gothic" w:cs="Yu Gothic" w:eastAsia="Yu Gothic" w:hAnsi="Yu Gothic"/>
+        </w:rPr>
+        <w:t xml:space="preserve">、氷点下は</w:t>
+      </w:r>
+      <w:r>
+        <w:rPr>
+          <w:rFonts w:ascii="Consolas" w:cs="Consolas" w:eastAsia="Consolas" w:hAnsi="Consolas"/>
+          <w:shd w:fill="F2F2F2" w:val="clear"/>
+        </w:rPr>
+        <w:t xml:space="preserve">TEMP MINUS 5 DEG C</w:t>
+      </w:r>
+      <w:r>
+        <w:rPr>
+          <w:rFonts w:ascii="Yu Gothic" w:cs="Yu Gothic" w:eastAsia="Yu Gothic" w:hAnsi="Yu Gothic"/>
+        </w:rPr>
+        <w:t xml:space="preserve"> のように送ります。</w:t>
+      </w:r>
+      <w:r>
+        <w:rPr>
+          <w:rFonts w:ascii="Yu Gothic" w:cs="Yu Gothic" w:eastAsia="Yu Gothic" w:hAnsi="Yu Gothic"/>
+          <w:b/>
+          <w:bCs/>
+        </w:rPr>
+        <w:t xml:space="preserve">天気に見合う気温</w:t>
+      </w:r>
+      <w:r>
+        <w:rPr>
+          <w:rFonts w:ascii="Yu Gothic" w:cs="Yu Gothic" w:eastAsia="Yu Gothic" w:hAnsi="Yu Gothic"/>
+        </w:rPr>
+        <w:t xml:space="preserve">を出すので、「雪なのに 26 度」のような台本にはなりません。</w:t>
+      </w:r>
+    </w:p>
+    <w:p>
+      <w:pPr>
+        <w:pStyle w:val="Heading2"/>
+        <w:spacing w:after="150" w:before="340"/>
+      </w:pPr>
+      <w:r>
+        <w:rPr>
+          <w:rFonts w:ascii="Yu Gothic" w:cs="Yu Gothic" w:eastAsia="Yu Gothic" w:hAnsi="Yu Gothic"/>
+        </w:rPr>
         <w:t xml:space="preserve">聞き取りドリル</w:t>
       </w:r>
     </w:p>
@@ -22867,7 +25750,7 @@
         <w:spacing w:after="90" w:line="320"/>
         <w:ind w:left="640" w:hanging="300"/>
       </w:pPr>
-      <w:hyperlink w:history="1" r:id="rId68els9liuxp8uz86g7x31">
+      <w:hyperlink w:history="1" r:id="rId6r8iiyemhwj38yxmuctgh">
         <w:r>
           <w:rPr>
             <w:rFonts w:ascii="Yu Gothic" w:cs="Yu Gothic" w:eastAsia="Yu Gothic" w:hAnsi="Yu Gothic"/>
@@ -22894,7 +25777,7 @@
         <w:spacing w:after="90" w:line="320"/>
         <w:ind w:left="640" w:hanging="300"/>
       </w:pPr>
-      <w:hyperlink w:history="1" r:id="rIdmtkkru4xdeem-8rhontfr">
+      <w:hyperlink w:history="1" r:id="rIdtf8753jhdiqitdxfkvaog">
         <w:r>
           <w:rPr>
             <w:rFonts w:ascii="Yu Gothic" w:cs="Yu Gothic" w:eastAsia="Yu Gothic" w:hAnsi="Yu Gothic"/>

--- a/docs/CW交信トレーニング_使い方説明書.docx
+++ b/docs/CW交信トレーニング_使い方説明書.docx
@@ -23451,6 +23451,750 @@
     </w:p>
     <w:p>
       <w:pPr>
+        <w:spacing w:after="160" w:line="330"/>
+      </w:pPr>
+      <w:r>
+        <w:rPr>
+          <w:rFonts w:ascii="Yu Gothic" w:cs="Yu Gothic" w:eastAsia="Yu Gothic" w:hAnsi="Yu Gothic"/>
+          <w:b/>
+          <w:bCs/>
+        </w:rPr>
+        <w:t xml:space="preserve">これらは聞き取りドリルとパドル送信でも練習できます。</w:t>
+      </w:r>
+      <w:r>
+        <w:rPr>
+          <w:rFonts w:ascii="Yu Gothic" w:cs="Yu Gothic" w:eastAsia="Yu Gothic" w:hAnsi="Yu Gothic"/>
+        </w:rPr>
+        <w:t xml:space="preserve"> 台本に出るだけでは聞き取れるようにも打てるようにもならないので、狙って繰り返せる場所を用意してあります。</w:t>
+      </w:r>
+    </w:p>
+    <w:tbl>
+      <w:tblPr>
+        <w:tblW w:type="dxa" w:w="9638"/>
+        <w:tblBorders>
+          <w:top w:val="single" w:color="BFBFBF" w:sz="4"/>
+          <w:left w:val="single" w:color="BFBFBF" w:sz="4"/>
+          <w:bottom w:val="single" w:color="BFBFBF" w:sz="4"/>
+          <w:right w:val="single" w:color="BFBFBF" w:sz="4"/>
+          <w:insideH w:val="single" w:color="BFBFBF" w:sz="2"/>
+          <w:insideV w:val="single" w:color="BFBFBF" w:sz="2"/>
+        </w:tblBorders>
+      </w:tblPr>
+      <w:tblGrid>
+        <w:gridCol w:w="1606"/>
+        <w:gridCol w:w="2524"/>
+        <w:gridCol w:w="5508"/>
+      </w:tblGrid>
+      <w:tr>
+        <w:trPr>
+          <w:tblHeader/>
+        </w:trPr>
+        <w:tc>
+          <w:tcPr>
+            <w:tcW w:type="dxa" w:w="1606"/>
+            <w:shd w:fill="EDE7DA" w:val="clear"/>
+            <w:tcMar>
+              <w:top w:type="dxa" w:w="60"/>
+              <w:left w:type="dxa" w:w="110"/>
+              <w:bottom w:type="dxa" w:w="60"/>
+              <w:right w:type="dxa" w:w="110"/>
+            </w:tcMar>
+          </w:tcPr>
+          <w:p>
+            <w:pPr>
+              <w:spacing w:after="0" w:before="0"/>
+            </w:pPr>
+            <w:r>
+              <w:rPr>
+                <w:rFonts w:ascii="Yu Gothic" w:cs="Yu Gothic" w:eastAsia="Yu Gothic" w:hAnsi="Yu Gothic"/>
+                <w:b/>
+                <w:bCs/>
+              </w:rPr>
+              <w:t xml:space="preserve">練習</w:t>
+            </w:r>
+          </w:p>
+        </w:tc>
+        <w:tc>
+          <w:tcPr>
+            <w:tcW w:type="dxa" w:w="2524"/>
+            <w:shd w:fill="EDE7DA" w:val="clear"/>
+            <w:tcMar>
+              <w:top w:type="dxa" w:w="60"/>
+              <w:left w:type="dxa" w:w="110"/>
+              <w:bottom w:type="dxa" w:w="60"/>
+              <w:right w:type="dxa" w:w="110"/>
+            </w:tcMar>
+          </w:tcPr>
+          <w:p>
+            <w:pPr>
+              <w:spacing w:after="0" w:before="0"/>
+            </w:pPr>
+            <w:r>
+              <w:rPr>
+                <w:rFonts w:ascii="Yu Gothic" w:cs="Yu Gothic" w:eastAsia="Yu Gothic" w:hAnsi="Yu Gothic"/>
+                <w:b/>
+                <w:bCs/>
+              </w:rPr>
+              <w:t xml:space="preserve">種類</w:t>
+            </w:r>
+          </w:p>
+        </w:tc>
+        <w:tc>
+          <w:tcPr>
+            <w:tcW w:type="dxa" w:w="5508"/>
+            <w:shd w:fill="EDE7DA" w:val="clear"/>
+            <w:tcMar>
+              <w:top w:type="dxa" w:w="60"/>
+              <w:left w:type="dxa" w:w="110"/>
+              <w:bottom w:type="dxa" w:w="60"/>
+              <w:right w:type="dxa" w:w="110"/>
+            </w:tcMar>
+          </w:tcPr>
+          <w:p>
+            <w:pPr>
+              <w:spacing w:after="0" w:before="0"/>
+            </w:pPr>
+            <w:r>
+              <w:rPr>
+                <w:rFonts w:ascii="Yu Gothic" w:cs="Yu Gothic" w:eastAsia="Yu Gothic" w:hAnsi="Yu Gothic"/>
+                <w:b/>
+                <w:bCs/>
+              </w:rPr>
+              <w:t xml:space="preserve">中身</w:t>
+            </w:r>
+          </w:p>
+        </w:tc>
+      </w:tr>
+      <w:tr>
+        <w:trPr>
+          <w:tblHeader w:val="false"/>
+        </w:trPr>
+        <w:tc>
+          <w:tcPr>
+            <w:tcW w:type="dxa" w:w="1606"/>
+            <w:tcMar>
+              <w:top w:type="dxa" w:w="60"/>
+              <w:left w:type="dxa" w:w="110"/>
+              <w:bottom w:type="dxa" w:w="60"/>
+              <w:right w:type="dxa" w:w="110"/>
+            </w:tcMar>
+          </w:tcPr>
+          <w:p>
+            <w:pPr>
+              <w:spacing w:after="0" w:before="0"/>
+            </w:pPr>
+            <w:r>
+              <w:rPr>
+                <w:rFonts w:ascii="Yu Gothic" w:cs="Yu Gothic" w:eastAsia="Yu Gothic" w:hAnsi="Yu Gothic"/>
+              </w:rPr>
+              <w:t xml:space="preserve">聞き取りドリル</w:t>
+            </w:r>
+          </w:p>
+        </w:tc>
+        <w:tc>
+          <w:tcPr>
+            <w:tcW w:type="dxa" w:w="2524"/>
+            <w:tcMar>
+              <w:top w:type="dxa" w:w="60"/>
+              <w:left w:type="dxa" w:w="110"/>
+              <w:bottom w:type="dxa" w:w="60"/>
+              <w:right w:type="dxa" w:w="110"/>
+            </w:tcMar>
+          </w:tcPr>
+          <w:p>
+            <w:pPr>
+              <w:spacing w:after="0" w:before="0"/>
+            </w:pPr>
+            <w:r>
+              <w:rPr>
+                <w:rFonts w:ascii="Yu Gothic" w:cs="Yu Gothic" w:eastAsia="Yu Gothic" w:hAnsi="Yu Gothic"/>
+              </w:rPr>
+              <w:t xml:space="preserve">天気（WX）</w:t>
+            </w:r>
+          </w:p>
+        </w:tc>
+        <w:tc>
+          <w:tcPr>
+            <w:tcW w:type="dxa" w:w="5508"/>
+            <w:tcMar>
+              <w:top w:type="dxa" w:w="60"/>
+              <w:left w:type="dxa" w:w="110"/>
+              <w:bottom w:type="dxa" w:w="60"/>
+              <w:right w:type="dxa" w:w="110"/>
+            </w:tcMar>
+          </w:tcPr>
+          <w:p>
+            <w:pPr>
+              <w:spacing w:after="0" w:before="0"/>
+            </w:pPr>
+            <w:r>
+              <w:rPr>
+                <w:rFonts w:ascii="Consolas" w:cs="Consolas" w:eastAsia="Consolas" w:hAnsi="Consolas"/>
+                <w:shd w:fill="F2F2F2" w:val="clear"/>
+              </w:rPr>
+              <w:t xml:space="preserve">OVERCAST</w:t>
+            </w:r>
+            <w:r>
+              <w:rPr>
+                <w:rFonts w:ascii="Yu Gothic" w:cs="Yu Gothic" w:eastAsia="Yu Gothic" w:hAnsi="Yu Gothic"/>
+              </w:rPr>
+              <w:t xml:space="preserve"> </w:t>
+            </w:r>
+            <w:r>
+              <w:rPr>
+                <w:rFonts w:ascii="Consolas" w:cs="Consolas" w:eastAsia="Consolas" w:hAnsi="Consolas"/>
+                <w:shd w:fill="F2F2F2" w:val="clear"/>
+              </w:rPr>
+              <w:t xml:space="preserve">MUGGY</w:t>
+            </w:r>
+            <w:r>
+              <w:rPr>
+                <w:rFonts w:ascii="Yu Gothic" w:cs="Yu Gothic" w:eastAsia="Yu Gothic" w:hAnsi="Yu Gothic"/>
+              </w:rPr>
+              <w:t xml:space="preserve"> </w:t>
+            </w:r>
+            <w:r>
+              <w:rPr>
+                <w:rFonts w:ascii="Consolas" w:cs="Consolas" w:eastAsia="Consolas" w:hAnsi="Consolas"/>
+                <w:shd w:fill="F2F2F2" w:val="clear"/>
+              </w:rPr>
+              <w:t xml:space="preserve">MOSTLY SUNNY</w:t>
+            </w:r>
+            <w:r>
+              <w:rPr>
+                <w:rFonts w:ascii="Yu Gothic" w:cs="Yu Gothic" w:eastAsia="Yu Gothic" w:hAnsi="Yu Gothic"/>
+              </w:rPr>
+              <w:t xml:space="preserve"> など 34 通り。答え合わせで意味も出ます</w:t>
+            </w:r>
+          </w:p>
+        </w:tc>
+      </w:tr>
+      <w:tr>
+        <w:trPr>
+          <w:tblHeader w:val="false"/>
+        </w:trPr>
+        <w:tc>
+          <w:tcPr>
+            <w:tcW w:type="dxa" w:w="1606"/>
+            <w:tcMar>
+              <w:top w:type="dxa" w:w="60"/>
+              <w:left w:type="dxa" w:w="110"/>
+              <w:bottom w:type="dxa" w:w="60"/>
+              <w:right w:type="dxa" w:w="110"/>
+            </w:tcMar>
+          </w:tcPr>
+          <w:p>
+            <w:pPr>
+              <w:spacing w:after="0" w:before="0"/>
+            </w:pPr>
+            <w:r>
+              <w:rPr>
+                <w:rFonts w:ascii="Yu Gothic" w:cs="Yu Gothic" w:eastAsia="Yu Gothic" w:hAnsi="Yu Gothic"/>
+              </w:rPr>
+              <w:t xml:space="preserve">聞き取りドリル</w:t>
+            </w:r>
+          </w:p>
+        </w:tc>
+        <w:tc>
+          <w:tcPr>
+            <w:tcW w:type="dxa" w:w="2524"/>
+            <w:tcMar>
+              <w:top w:type="dxa" w:w="60"/>
+              <w:left w:type="dxa" w:w="110"/>
+              <w:bottom w:type="dxa" w:w="60"/>
+              <w:right w:type="dxa" w:w="110"/>
+            </w:tcMar>
+          </w:tcPr>
+          <w:p>
+            <w:pPr>
+              <w:spacing w:after="0" w:before="0"/>
+            </w:pPr>
+            <w:r>
+              <w:rPr>
+                <w:rFonts w:ascii="Yu Gothic" w:cs="Yu Gothic" w:eastAsia="Yu Gothic" w:hAnsi="Yu Gothic"/>
+              </w:rPr>
+              <w:t xml:space="preserve">略語・Q 符号</w:t>
+            </w:r>
+          </w:p>
+        </w:tc>
+        <w:tc>
+          <w:tcPr>
+            <w:tcW w:type="dxa" w:w="5508"/>
+            <w:tcMar>
+              <w:top w:type="dxa" w:w="60"/>
+              <w:left w:type="dxa" w:w="110"/>
+              <w:bottom w:type="dxa" w:w="60"/>
+              <w:right w:type="dxa" w:w="110"/>
+            </w:tcMar>
+          </w:tcPr>
+          <w:p>
+            <w:pPr>
+              <w:spacing w:after="0" w:before="0"/>
+            </w:pPr>
+            <w:r>
+              <w:rPr>
+                <w:rFonts w:ascii="Yu Gothic" w:cs="Yu Gothic" w:eastAsia="Yu Gothic" w:hAnsi="Yu Gothic"/>
+              </w:rPr>
+              <w:t xml:space="preserve">149 語。</w:t>
+            </w:r>
+            <w:r>
+              <w:rPr>
+                <w:rFonts w:ascii="Consolas" w:cs="Consolas" w:eastAsia="Consolas" w:hAnsi="Consolas"/>
+                <w:shd w:fill="F2F2F2" w:val="clear"/>
+              </w:rPr>
+              <w:t xml:space="preserve">GLD</w:t>
+            </w:r>
+            <w:r>
+              <w:rPr>
+                <w:rFonts w:ascii="Yu Gothic" w:cs="Yu Gothic" w:eastAsia="Yu Gothic" w:hAnsi="Yu Gothic"/>
+              </w:rPr>
+              <w:t xml:space="preserve"> </w:t>
+            </w:r>
+            <w:r>
+              <w:rPr>
+                <w:rFonts w:ascii="Consolas" w:cs="Consolas" w:eastAsia="Consolas" w:hAnsi="Consolas"/>
+                <w:shd w:fill="F2F2F2" w:val="clear"/>
+              </w:rPr>
+              <w:t xml:space="preserve">PSED</w:t>
+            </w:r>
+            <w:r>
+              <w:rPr>
+                <w:rFonts w:ascii="Yu Gothic" w:cs="Yu Gothic" w:eastAsia="Yu Gothic" w:hAnsi="Yu Gothic"/>
+              </w:rPr>
+              <w:t xml:space="preserve"> </w:t>
+            </w:r>
+            <w:r>
+              <w:rPr>
+                <w:rFonts w:ascii="Consolas" w:cs="Consolas" w:eastAsia="Consolas" w:hAnsi="Consolas"/>
+                <w:shd w:fill="F2F2F2" w:val="clear"/>
+              </w:rPr>
+              <w:t xml:space="preserve">UFB</w:t>
+            </w:r>
+            <w:r>
+              <w:rPr>
+                <w:rFonts w:ascii="Yu Gothic" w:cs="Yu Gothic" w:eastAsia="Yu Gothic" w:hAnsi="Yu Gothic"/>
+              </w:rPr>
+              <w:t xml:space="preserve"> </w:t>
+            </w:r>
+            <w:r>
+              <w:rPr>
+                <w:rFonts w:ascii="Consolas" w:cs="Consolas" w:eastAsia="Consolas" w:hAnsi="Consolas"/>
+                <w:shd w:fill="F2F2F2" w:val="clear"/>
+              </w:rPr>
+              <w:t xml:space="preserve">SOLID</w:t>
+            </w:r>
+            <w:r>
+              <w:rPr>
+                <w:rFonts w:ascii="Yu Gothic" w:cs="Yu Gothic" w:eastAsia="Yu Gothic" w:hAnsi="Yu Gothic"/>
+              </w:rPr>
+              <w:t xml:space="preserve"> </w:t>
+            </w:r>
+            <w:r>
+              <w:rPr>
+                <w:rFonts w:ascii="Consolas" w:cs="Consolas" w:eastAsia="Consolas" w:hAnsi="Consolas"/>
+                <w:shd w:fill="F2F2F2" w:val="clear"/>
+              </w:rPr>
+              <w:t xml:space="preserve">CPI</w:t>
+            </w:r>
+            <w:r>
+              <w:rPr>
+                <w:rFonts w:ascii="Yu Gothic" w:cs="Yu Gothic" w:eastAsia="Yu Gothic" w:hAnsi="Yu Gothic"/>
+              </w:rPr>
+              <w:t xml:space="preserve"> </w:t>
+            </w:r>
+            <w:r>
+              <w:rPr>
+                <w:rFonts w:ascii="Consolas" w:cs="Consolas" w:eastAsia="Consolas" w:hAnsi="Consolas"/>
+                <w:shd w:fill="F2F2F2" w:val="clear"/>
+              </w:rPr>
+              <w:t xml:space="preserve">RNG</w:t>
+            </w:r>
+            <w:r>
+              <w:rPr>
+                <w:rFonts w:ascii="Yu Gothic" w:cs="Yu Gothic" w:eastAsia="Yu Gothic" w:hAnsi="Yu Gothic"/>
+              </w:rPr>
+              <w:t xml:space="preserve"> なども出ます</w:t>
+            </w:r>
+          </w:p>
+        </w:tc>
+      </w:tr>
+      <w:tr>
+        <w:trPr>
+          <w:tblHeader w:val="false"/>
+        </w:trPr>
+        <w:tc>
+          <w:tcPr>
+            <w:tcW w:type="dxa" w:w="1606"/>
+            <w:tcMar>
+              <w:top w:type="dxa" w:w="60"/>
+              <w:left w:type="dxa" w:w="110"/>
+              <w:bottom w:type="dxa" w:w="60"/>
+              <w:right w:type="dxa" w:w="110"/>
+            </w:tcMar>
+          </w:tcPr>
+          <w:p>
+            <w:pPr>
+              <w:spacing w:after="0" w:before="0"/>
+            </w:pPr>
+            <w:r>
+              <w:rPr>
+                <w:rFonts w:ascii="Yu Gothic" w:cs="Yu Gothic" w:eastAsia="Yu Gothic" w:hAnsi="Yu Gothic"/>
+              </w:rPr>
+              <w:t xml:space="preserve">聞き取りドリル</w:t>
+            </w:r>
+          </w:p>
+        </w:tc>
+        <w:tc>
+          <w:tcPr>
+            <w:tcW w:type="dxa" w:w="2524"/>
+            <w:tcMar>
+              <w:top w:type="dxa" w:w="60"/>
+              <w:left w:type="dxa" w:w="110"/>
+              <w:bottom w:type="dxa" w:w="60"/>
+              <w:right w:type="dxa" w:w="110"/>
+            </w:tcMar>
+          </w:tcPr>
+          <w:p>
+            <w:pPr>
+              <w:spacing w:after="0" w:before="0"/>
+            </w:pPr>
+            <w:r>
+              <w:rPr>
+                <w:rFonts w:ascii="Yu Gothic" w:cs="Yu Gothic" w:eastAsia="Yu Gothic" w:hAnsi="Yu Gothic"/>
+              </w:rPr>
+              <w:t xml:space="preserve">頻出単語</w:t>
+            </w:r>
+          </w:p>
+        </w:tc>
+        <w:tc>
+          <w:tcPr>
+            <w:tcW w:type="dxa" w:w="5508"/>
+            <w:tcMar>
+              <w:top w:type="dxa" w:w="60"/>
+              <w:left w:type="dxa" w:w="110"/>
+              <w:bottom w:type="dxa" w:w="60"/>
+              <w:right w:type="dxa" w:w="110"/>
+            </w:tcMar>
+          </w:tcPr>
+          <w:p>
+            <w:pPr>
+              <w:spacing w:after="0" w:before="0"/>
+            </w:pPr>
+            <w:r>
+              <w:rPr>
+                <w:rFonts w:ascii="Yu Gothic" w:cs="Yu Gothic" w:eastAsia="Yu Gothic" w:hAnsi="Yu Gothic"/>
+              </w:rPr>
+              <w:t xml:space="preserve">会話らしい語（</w:t>
+            </w:r>
+            <w:r>
+              <w:rPr>
+                <w:rFonts w:ascii="Consolas" w:cs="Consolas" w:eastAsia="Consolas" w:hAnsi="Consolas"/>
+                <w:shd w:fill="F2F2F2" w:val="clear"/>
+              </w:rPr>
+              <w:t xml:space="preserve">ABT</w:t>
+            </w:r>
+            <w:r>
+              <w:rPr>
+                <w:rFonts w:ascii="Yu Gothic" w:cs="Yu Gothic" w:eastAsia="Yu Gothic" w:hAnsi="Yu Gothic"/>
+              </w:rPr>
+              <w:t xml:space="preserve"> </w:t>
+            </w:r>
+            <w:r>
+              <w:rPr>
+                <w:rFonts w:ascii="Consolas" w:cs="Consolas" w:eastAsia="Consolas" w:hAnsi="Consolas"/>
+                <w:shd w:fill="F2F2F2" w:val="clear"/>
+              </w:rPr>
+              <w:t xml:space="preserve">DR</w:t>
+            </w:r>
+            <w:r>
+              <w:rPr>
+                <w:rFonts w:ascii="Yu Gothic" w:cs="Yu Gothic" w:eastAsia="Yu Gothic" w:hAnsi="Yu Gothic"/>
+              </w:rPr>
+              <w:t xml:space="preserve"> </w:t>
+            </w:r>
+            <w:r>
+              <w:rPr>
+                <w:rFonts w:ascii="Consolas" w:cs="Consolas" w:eastAsia="Consolas" w:hAnsi="Consolas"/>
+                <w:shd w:fill="F2F2F2" w:val="clear"/>
+              </w:rPr>
+              <w:t xml:space="preserve">BCNU</w:t>
+            </w:r>
+            <w:r>
+              <w:rPr>
+                <w:rFonts w:ascii="Yu Gothic" w:cs="Yu Gothic" w:eastAsia="Yu Gothic" w:hAnsi="Yu Gothic"/>
+              </w:rPr>
+              <w:t xml:space="preserve"> </w:t>
+            </w:r>
+            <w:r>
+              <w:rPr>
+                <w:rFonts w:ascii="Consolas" w:cs="Consolas" w:eastAsia="Consolas" w:hAnsi="Consolas"/>
+                <w:shd w:fill="F2F2F2" w:val="clear"/>
+              </w:rPr>
+              <w:t xml:space="preserve">QRU</w:t>
+            </w:r>
+            <w:r>
+              <w:rPr>
+                <w:rFonts w:ascii="Yu Gothic" w:cs="Yu Gothic" w:eastAsia="Yu Gothic" w:hAnsi="Yu Gothic"/>
+              </w:rPr>
+              <w:t xml:space="preserve"> など）を足してあります</w:t>
+            </w:r>
+          </w:p>
+        </w:tc>
+      </w:tr>
+      <w:tr>
+        <w:trPr>
+          <w:tblHeader w:val="false"/>
+        </w:trPr>
+        <w:tc>
+          <w:tcPr>
+            <w:tcW w:type="dxa" w:w="1606"/>
+            <w:tcMar>
+              <w:top w:type="dxa" w:w="60"/>
+              <w:left w:type="dxa" w:w="110"/>
+              <w:bottom w:type="dxa" w:w="60"/>
+              <w:right w:type="dxa" w:w="110"/>
+            </w:tcMar>
+          </w:tcPr>
+          <w:p>
+            <w:pPr>
+              <w:spacing w:after="0" w:before="0"/>
+            </w:pPr>
+            <w:r>
+              <w:rPr>
+                <w:rFonts w:ascii="Yu Gothic" w:cs="Yu Gothic" w:eastAsia="Yu Gothic" w:hAnsi="Yu Gothic"/>
+              </w:rPr>
+              <w:t xml:space="preserve">パドル送信</w:t>
+            </w:r>
+          </w:p>
+        </w:tc>
+        <w:tc>
+          <w:tcPr>
+            <w:tcW w:type="dxa" w:w="2524"/>
+            <w:tcMar>
+              <w:top w:type="dxa" w:w="60"/>
+              <w:left w:type="dxa" w:w="110"/>
+              <w:bottom w:type="dxa" w:w="60"/>
+              <w:right w:type="dxa" w:w="110"/>
+            </w:tcMar>
+          </w:tcPr>
+          <w:p>
+            <w:pPr>
+              <w:spacing w:after="0" w:before="0"/>
+            </w:pPr>
+            <w:r>
+              <w:rPr>
+                <w:rFonts w:ascii="Yu Gothic" w:cs="Yu Gothic" w:eastAsia="Yu Gothic" w:hAnsi="Yu Gothic"/>
+              </w:rPr>
+              <w:t xml:space="preserve">天気（WX）</w:t>
+            </w:r>
+          </w:p>
+        </w:tc>
+        <w:tc>
+          <w:tcPr>
+            <w:tcW w:type="dxa" w:w="5508"/>
+            <w:tcMar>
+              <w:top w:type="dxa" w:w="60"/>
+              <w:left w:type="dxa" w:w="110"/>
+              <w:bottom w:type="dxa" w:w="60"/>
+              <w:right w:type="dxa" w:w="110"/>
+            </w:tcMar>
+          </w:tcPr>
+          <w:p>
+            <w:pPr>
+              <w:spacing w:after="0" w:before="0"/>
+            </w:pPr>
+            <w:r>
+              <w:rPr>
+                <w:rFonts w:ascii="Yu Gothic" w:cs="Yu Gothic" w:eastAsia="Yu Gothic" w:hAnsi="Yu Gothic"/>
+              </w:rPr>
+              <w:t xml:space="preserve">同じ 34 通りを打つ練習。手本の下に意味が並びます</w:t>
+            </w:r>
+          </w:p>
+        </w:tc>
+      </w:tr>
+      <w:tr>
+        <w:trPr>
+          <w:tblHeader w:val="false"/>
+        </w:trPr>
+        <w:tc>
+          <w:tcPr>
+            <w:tcW w:type="dxa" w:w="1606"/>
+            <w:tcMar>
+              <w:top w:type="dxa" w:w="60"/>
+              <w:left w:type="dxa" w:w="110"/>
+              <w:bottom w:type="dxa" w:w="60"/>
+              <w:right w:type="dxa" w:w="110"/>
+            </w:tcMar>
+          </w:tcPr>
+          <w:p>
+            <w:pPr>
+              <w:spacing w:after="0" w:before="0"/>
+            </w:pPr>
+            <w:r>
+              <w:rPr>
+                <w:rFonts w:ascii="Yu Gothic" w:cs="Yu Gothic" w:eastAsia="Yu Gothic" w:hAnsi="Yu Gothic"/>
+              </w:rPr>
+              <w:t xml:space="preserve">パドル送信</w:t>
+            </w:r>
+          </w:p>
+        </w:tc>
+        <w:tc>
+          <w:tcPr>
+            <w:tcW w:type="dxa" w:w="2524"/>
+            <w:tcMar>
+              <w:top w:type="dxa" w:w="60"/>
+              <w:left w:type="dxa" w:w="110"/>
+              <w:bottom w:type="dxa" w:w="60"/>
+              <w:right w:type="dxa" w:w="110"/>
+            </w:tcMar>
+          </w:tcPr>
+          <w:p>
+            <w:pPr>
+              <w:spacing w:after="0" w:before="0"/>
+            </w:pPr>
+            <w:r>
+              <w:rPr>
+                <w:rFonts w:ascii="Yu Gothic" w:cs="Yu Gothic" w:eastAsia="Yu Gothic" w:hAnsi="Yu Gothic"/>
+              </w:rPr>
+              <w:t xml:space="preserve">設備（RIG・ANT・出力）</w:t>
+            </w:r>
+          </w:p>
+        </w:tc>
+        <w:tc>
+          <w:tcPr>
+            <w:tcW w:type="dxa" w:w="5508"/>
+            <w:tcMar>
+              <w:top w:type="dxa" w:w="60"/>
+              <w:left w:type="dxa" w:w="110"/>
+              <w:bottom w:type="dxa" w:w="60"/>
+              <w:right w:type="dxa" w:w="110"/>
+            </w:tcMar>
+          </w:tcPr>
+          <w:p>
+            <w:pPr>
+              <w:spacing w:after="0" w:before="0"/>
+            </w:pPr>
+            <w:r>
+              <w:rPr>
+                <w:rFonts w:ascii="Consolas" w:cs="Consolas" w:eastAsia="Consolas" w:hAnsi="Consolas"/>
+                <w:shd w:fill="F2F2F2" w:val="clear"/>
+              </w:rPr>
+              <w:t xml:space="preserve">3ELE YAGI</w:t>
+            </w:r>
+            <w:r>
+              <w:rPr>
+                <w:rFonts w:ascii="Yu Gothic" w:cs="Yu Gothic" w:eastAsia="Yu Gothic" w:hAnsi="Yu Gothic"/>
+              </w:rPr>
+              <w:t xml:space="preserve"> </w:t>
+            </w:r>
+            <w:r>
+              <w:rPr>
+                <w:rFonts w:ascii="Consolas" w:cs="Consolas" w:eastAsia="Consolas" w:hAnsi="Consolas"/>
+                <w:shd w:fill="F2F2F2" w:val="clear"/>
+              </w:rPr>
+              <w:t xml:space="preserve">VERTICAL</w:t>
+            </w:r>
+            <w:r>
+              <w:rPr>
+                <w:rFonts w:ascii="Yu Gothic" w:cs="Yu Gothic" w:eastAsia="Yu Gothic" w:hAnsi="Yu Gothic"/>
+              </w:rPr>
+              <w:t xml:space="preserve"> </w:t>
+            </w:r>
+            <w:r>
+              <w:rPr>
+                <w:rFonts w:ascii="Consolas" w:cs="Consolas" w:eastAsia="Consolas" w:hAnsi="Consolas"/>
+                <w:shd w:fill="F2F2F2" w:val="clear"/>
+              </w:rPr>
+              <w:t xml:space="preserve">500MW</w:t>
+            </w:r>
+            <w:r>
+              <w:rPr>
+                <w:rFonts w:ascii="Yu Gothic" w:cs="Yu Gothic" w:eastAsia="Yu Gothic" w:hAnsi="Yu Gothic"/>
+              </w:rPr>
+              <w:t xml:space="preserve"> など 24 通り</w:t>
+            </w:r>
+          </w:p>
+        </w:tc>
+      </w:tr>
+      <w:tr>
+        <w:trPr>
+          <w:tblHeader w:val="false"/>
+        </w:trPr>
+        <w:tc>
+          <w:tcPr>
+            <w:tcW w:type="dxa" w:w="1606"/>
+            <w:tcMar>
+              <w:top w:type="dxa" w:w="60"/>
+              <w:left w:type="dxa" w:w="110"/>
+              <w:bottom w:type="dxa" w:w="60"/>
+              <w:right w:type="dxa" w:w="110"/>
+            </w:tcMar>
+          </w:tcPr>
+          <w:p>
+            <w:pPr>
+              <w:spacing w:after="0" w:before="0"/>
+            </w:pPr>
+            <w:r>
+              <w:rPr>
+                <w:rFonts w:ascii="Yu Gothic" w:cs="Yu Gothic" w:eastAsia="Yu Gothic" w:hAnsi="Yu Gothic"/>
+              </w:rPr>
+              <w:t xml:space="preserve">パドル送信</w:t>
+            </w:r>
+          </w:p>
+        </w:tc>
+        <w:tc>
+          <w:tcPr>
+            <w:tcW w:type="dxa" w:w="2524"/>
+            <w:tcMar>
+              <w:top w:type="dxa" w:w="60"/>
+              <w:left w:type="dxa" w:w="110"/>
+              <w:bottom w:type="dxa" w:w="60"/>
+              <w:right w:type="dxa" w:w="110"/>
+            </w:tcMar>
+          </w:tcPr>
+          <w:p>
+            <w:pPr>
+              <w:spacing w:after="0" w:before="0"/>
+            </w:pPr>
+            <w:r>
+              <w:rPr>
+                <w:rFonts w:ascii="Yu Gothic" w:cs="Yu Gothic" w:eastAsia="Yu Gothic" w:hAnsi="Yu Gothic"/>
+              </w:rPr>
+              <w:t xml:space="preserve">交信の定型文</w:t>
+            </w:r>
+          </w:p>
+        </w:tc>
+        <w:tc>
+          <w:tcPr>
+            <w:tcW w:type="dxa" w:w="5508"/>
+            <w:tcMar>
+              <w:top w:type="dxa" w:w="60"/>
+              <w:left w:type="dxa" w:w="110"/>
+              <w:bottom w:type="dxa" w:w="60"/>
+              <w:right w:type="dxa" w:w="110"/>
+            </w:tcMar>
+          </w:tcPr>
+          <w:p>
+            <w:pPr>
+              <w:spacing w:after="0" w:before="0"/>
+            </w:pPr>
+            <w:r>
+              <w:rPr>
+                <w:rFonts w:ascii="Yu Gothic" w:cs="Yu Gothic" w:eastAsia="Yu Gothic" w:hAnsi="Yu Gothic"/>
+              </w:rPr>
+              <w:t xml:space="preserve">話題「あいさつ・気持ちを伝える」を含む 111 文</w:t>
+            </w:r>
+          </w:p>
+        </w:tc>
+      </w:tr>
+    </w:tbl>
+    <w:p>
+      <w:pPr>
+        <w:spacing w:after="220"/>
+      </w:pPr>
+    </w:p>
+    <w:p>
+      <w:pPr>
         <w:pStyle w:val="Heading2"/>
         <w:spacing w:after="150" w:before="340"/>
       </w:pPr>
@@ -25750,7 +26494,7 @@
         <w:spacing w:after="90" w:line="320"/>
         <w:ind w:left="640" w:hanging="300"/>
       </w:pPr>
-      <w:hyperlink w:history="1" r:id="rId6r8iiyemhwj38yxmuctgh">
+      <w:hyperlink w:history="1" r:id="rIdt5lf5bsthfuobvoj1b6gk">
         <w:r>
           <w:rPr>
             <w:rFonts w:ascii="Yu Gothic" w:cs="Yu Gothic" w:eastAsia="Yu Gothic" w:hAnsi="Yu Gothic"/>
@@ -25777,7 +26521,7 @@
         <w:spacing w:after="90" w:line="320"/>
         <w:ind w:left="640" w:hanging="300"/>
       </w:pPr>
-      <w:hyperlink w:history="1" r:id="rIdtf8753jhdiqitdxfkvaog">
+      <w:hyperlink w:history="1" r:id="rIdd2nd9rtkj1-rh3k2pkal2">
         <w:r>
           <w:rPr>
             <w:rFonts w:ascii="Yu Gothic" w:cs="Yu Gothic" w:eastAsia="Yu Gothic" w:hAnsi="Yu Gothic"/>

--- a/docs/CW交信トレーニング_使い方説明書.docx
+++ b/docs/CW交信トレーニング_使い方説明書.docx
@@ -25834,6 +25834,61 @@
         <w:rPr>
           <w:rFonts w:ascii="Yu Gothic" w:cs="Yu Gothic" w:eastAsia="Yu Gothic" w:hAnsi="Yu Gothic"/>
         </w:rPr>
+        <w:t xml:space="preserve">正しく書けているのに 0 点になる</w:t>
+      </w:r>
+    </w:p>
+    <w:p>
+      <w:pPr>
+        <w:spacing w:after="160" w:line="330"/>
+      </w:pPr>
+      <w:r>
+        <w:rPr>
+          <w:rFonts w:ascii="Yu Gothic" w:cs="Yu Gothic" w:eastAsia="Yu Gothic" w:hAnsi="Yu Gothic"/>
+          <w:b/>
+          <w:bCs/>
+        </w:rPr>
+        <w:t xml:space="preserve">日本語入力が全角のままでも採点できます。</w:t>
+      </w:r>
+      <w:r>
+        <w:rPr>
+          <w:rFonts w:ascii="Yu Gothic" w:cs="Yu Gothic" w:eastAsia="Yu Gothic" w:hAnsi="Yu Gothic"/>
+        </w:rPr>
+        <w:t xml:space="preserve"> 全角英数（</w:t>
+      </w:r>
+      <w:r>
+        <w:rPr>
+          <w:rFonts w:ascii="Consolas" w:cs="Consolas" w:eastAsia="Consolas" w:hAnsi="Consolas"/>
+          <w:shd w:fill="F2F2F2" w:val="clear"/>
+        </w:rPr>
+        <w:t xml:space="preserve">ＯＪＪＷＷ</w:t>
+      </w:r>
+      <w:r>
+        <w:rPr>
+          <w:rFonts w:ascii="Yu Gothic" w:cs="Yu Gothic" w:eastAsia="Yu Gothic" w:hAnsi="Yu Gothic"/>
+        </w:rPr>
+        <w:t xml:space="preserve">）で書き取っても、半角に直してから照合します。全角スペースも空白として扱います。聞き取りドリル・聞き取り練習のログシート・コンテストのログ、いずれも同じです。</w:t>
+      </w:r>
+    </w:p>
+    <w:p>
+      <w:pPr>
+        <w:spacing w:after="160" w:line="330"/>
+      </w:pPr>
+      <w:r>
+        <w:rPr>
+          <w:rFonts w:ascii="Yu Gothic" w:cs="Yu Gothic" w:eastAsia="Yu Gothic" w:hAnsi="Yu Gothic"/>
+        </w:rPr>
+        <w:t xml:space="preserve">以前は全角で書くと 1 文字も一致せず 0 点になっていました。見た目はほとんど同じでも、全角英数は半角とは別の文字だからです。</w:t>
+      </w:r>
+    </w:p>
+    <w:p>
+      <w:pPr>
+        <w:pStyle w:val="Heading2"/>
+        <w:spacing w:after="150" w:before="340"/>
+      </w:pPr>
+      <w:r>
+        <w:rPr>
+          <w:rFonts w:ascii="Yu Gothic" w:cs="Yu Gothic" w:eastAsia="Yu Gothic" w:hAnsi="Yu Gothic"/>
+        </w:rPr>
         <w:t xml:space="preserve">パドル（マウス）が反応しない</w:t>
       </w:r>
     </w:p>
@@ -26494,7 +26549,7 @@
         <w:spacing w:after="90" w:line="320"/>
         <w:ind w:left="640" w:hanging="300"/>
       </w:pPr>
-      <w:hyperlink w:history="1" r:id="rIdt5lf5bsthfuobvoj1b6gk">
+      <w:hyperlink w:history="1" r:id="rIdruksr01hjpypc2mdcab-c">
         <w:r>
           <w:rPr>
             <w:rFonts w:ascii="Yu Gothic" w:cs="Yu Gothic" w:eastAsia="Yu Gothic" w:hAnsi="Yu Gothic"/>
@@ -26521,7 +26576,7 @@
         <w:spacing w:after="90" w:line="320"/>
         <w:ind w:left="640" w:hanging="300"/>
       </w:pPr>
-      <w:hyperlink w:history="1" r:id="rIdd2nd9rtkj1-rh3k2pkal2">
+      <w:hyperlink w:history="1" r:id="rIdadzw33cupxogp-z6f9mml">
         <w:r>
           <w:rPr>
             <w:rFonts w:ascii="Yu Gothic" w:cs="Yu Gothic" w:eastAsia="Yu Gothic" w:hAnsi="Yu Gothic"/>
